--- a/Project_Project-Sep2026.docx
+++ b/Project_Project-Sep2026.docx
@@ -5,6 +5,52 @@
     <w:p>
       <w:pPr>
         <w:pStyle w:val="Heading2"/>
+        <w:jc w:val="center"/>
+        <w:rPr>
+          <w:u w:val="single"/>
+          <w:lang w:val="en-US"/>
+        </w:rPr>
+      </w:pPr>
+      <w:r>
+        <w:rPr>
+          <w:u w:val="single"/>
+          <w:lang w:val="en-US"/>
+        </w:rPr>
+        <w:t>Social</w:t>
+      </w:r>
+      <w:r>
+        <w:rPr>
+          <w:u w:val="single"/>
+          <w:lang w:val="en-US"/>
+        </w:rPr>
+        <w:t xml:space="preserve"> impact by Chronic Diseases</w:t>
+      </w:r>
+    </w:p>
+    <w:p>
+      <w:pPr>
+        <w:pStyle w:val="Heading2"/>
+        <w:rPr>
+          <w:lang w:val="en-US"/>
+        </w:rPr>
+      </w:pPr>
+    </w:p>
+    <w:p>
+      <w:pPr>
+        <w:rPr>
+          <w:lang w:val="en-US"/>
+        </w:rPr>
+      </w:pPr>
+    </w:p>
+    <w:p>
+      <w:pPr>
+        <w:rPr>
+          <w:lang w:val="en-US"/>
+        </w:rPr>
+      </w:pPr>
+    </w:p>
+    <w:p>
+      <w:pPr>
+        <w:pStyle w:val="Heading2"/>
         <w:rPr>
           <w:lang w:val="en-US"/>
         </w:rPr>
@@ -39,20 +85,6 @@
     </w:p>
     <w:p>
       <w:pPr>
-        <w:rPr>
-          <w:lang w:val="en-US"/>
-        </w:rPr>
-      </w:pPr>
-    </w:p>
-    <w:p>
-      <w:pPr>
-        <w:rPr>
-          <w:lang w:val="en-US"/>
-        </w:rPr>
-      </w:pPr>
-    </w:p>
-    <w:p>
-      <w:pPr>
         <w:pStyle w:val="Heading3"/>
         <w:rPr>
           <w:rFonts w:ascii="Trebuchet MS" w:hAnsi="Trebuchet MS" w:cs="Times New Roman"/>
@@ -168,7 +200,7 @@
         <w:rPr>
           <w:rFonts w:asciiTheme="minorHAnsi" w:hAnsiTheme="minorHAnsi" w:cstheme="minorHAnsi"/>
         </w:rPr>
-        <w:t>6</w:t>
+        <w:t>5</w:t>
       </w:r>
     </w:p>
     <w:p>
@@ -454,27 +486,6 @@
     </w:p>
     <w:p>
       <w:pPr>
-        <w:rPr>
-          <w:lang w:val="en-US"/>
-        </w:rPr>
-      </w:pPr>
-    </w:p>
-    <w:p>
-      <w:pPr>
-        <w:rPr>
-          <w:lang w:val="en-US"/>
-        </w:rPr>
-      </w:pPr>
-    </w:p>
-    <w:p>
-      <w:pPr>
-        <w:rPr>
-          <w:lang w:val="en-US"/>
-        </w:rPr>
-      </w:pPr>
-    </w:p>
-    <w:p>
-      <w:pPr>
         <w:pStyle w:val="Heading2"/>
         <w:rPr>
           <w:lang w:val="en-US"/>
@@ -507,23 +518,15 @@
       <w:pPr>
         <w:rPr>
           <w:rFonts w:asciiTheme="minorHAnsi" w:hAnsiTheme="minorHAnsi" w:cstheme="minorHAnsi"/>
-          <w:lang w:val="en-US"/>
-        </w:rPr>
-      </w:pPr>
-      <w:r>
-        <w:rPr>
-          <w:rFonts w:asciiTheme="minorHAnsi" w:hAnsiTheme="minorHAnsi" w:cstheme="minorHAnsi"/>
-          <w:lang w:val="en-US"/>
-        </w:rPr>
-        <w:t xml:space="preserve">  </w:t>
-      </w:r>
+        </w:rPr>
+      </w:pPr>
       <w:r>
         <w:rPr>
           <w:rFonts w:asciiTheme="minorHAnsi" w:hAnsiTheme="minorHAnsi" w:cstheme="minorHAnsi"/>
         </w:rPr>
         <w:t>The Chronic Disease Indicators (CDI) web tool (</w:t>
       </w:r>
-      <w:hyperlink r:id="rId5" w:tgtFrame="_blank" w:history="1">
+      <w:hyperlink r:id="rId6" w:tgtFrame="_blank" w:history="1">
         <w:r>
           <w:rPr>
             <w:rStyle w:val="Hyperlink"/>
@@ -546,26 +549,42 @@
           <w:lang w:val="en-US"/>
         </w:rPr>
       </w:pPr>
-      <w:r>
-        <w:rPr>
-          <w:rFonts w:asciiTheme="minorHAnsi" w:hAnsiTheme="minorHAnsi" w:cstheme="minorHAnsi"/>
-          <w:lang w:val="en-US"/>
-        </w:rPr>
-        <w:t xml:space="preserve">  That moment you can be asking “Do I have a chronic disease?”; “What is it?”; “Does it contagious?”. Do not worry, for this reason you are here to understand which kind of disease are considered chronic and what is it means.</w:t>
-      </w:r>
-    </w:p>
-    <w:p>
-      <w:pPr>
-        <w:rPr>
-          <w:rFonts w:asciiTheme="minorHAnsi" w:hAnsiTheme="minorHAnsi" w:cstheme="minorHAnsi"/>
-        </w:rPr>
-      </w:pPr>
-      <w:r>
-        <w:rPr>
-          <w:rFonts w:asciiTheme="minorHAnsi" w:hAnsiTheme="minorHAnsi" w:cstheme="minorHAnsi"/>
-          <w:lang w:val="en-US"/>
-        </w:rPr>
-        <w:t xml:space="preserve">  Basically, among the most popular Chronic diseases are </w:t>
+    </w:p>
+    <w:p>
+      <w:pPr>
+        <w:rPr>
+          <w:rFonts w:asciiTheme="minorHAnsi" w:hAnsiTheme="minorHAnsi" w:cstheme="minorHAnsi"/>
+          <w:lang w:val="en-US"/>
+        </w:rPr>
+      </w:pPr>
+      <w:r>
+        <w:rPr>
+          <w:rFonts w:asciiTheme="minorHAnsi" w:hAnsiTheme="minorHAnsi" w:cstheme="minorHAnsi"/>
+          <w:lang w:val="en-US"/>
+        </w:rPr>
+        <w:t>That moment you can be asking “Do I have a chronic disease?”; “What is it?”; “Does it contagious?”. Do not worry, for this reason you are here to understand which kind of disease are considered chronic and what is it means.</w:t>
+      </w:r>
+    </w:p>
+    <w:p>
+      <w:pPr>
+        <w:rPr>
+          <w:rFonts w:asciiTheme="minorHAnsi" w:hAnsiTheme="minorHAnsi" w:cstheme="minorHAnsi"/>
+          <w:lang w:val="en-US"/>
+        </w:rPr>
+      </w:pPr>
+    </w:p>
+    <w:p>
+      <w:pPr>
+        <w:rPr>
+          <w:rFonts w:asciiTheme="minorHAnsi" w:hAnsiTheme="minorHAnsi" w:cstheme="minorHAnsi"/>
+        </w:rPr>
+      </w:pPr>
+      <w:r>
+        <w:rPr>
+          <w:rFonts w:asciiTheme="minorHAnsi" w:hAnsiTheme="minorHAnsi" w:cstheme="minorHAnsi"/>
+          <w:lang w:val="en-US"/>
+        </w:rPr>
+        <w:t xml:space="preserve">Basically, among the most popular Chronic diseases are </w:t>
       </w:r>
       <w:r>
         <w:rPr>
@@ -638,16 +657,16 @@
       <w:pPr>
         <w:rPr>
           <w:rFonts w:asciiTheme="minorHAnsi" w:hAnsiTheme="minorHAnsi" w:cstheme="minorHAnsi"/>
-          <w:lang w:val="en-US"/>
-        </w:rPr>
-      </w:pPr>
-      <w:r>
-        <w:rPr>
-          <w:rFonts w:asciiTheme="minorHAnsi" w:hAnsiTheme="minorHAnsi" w:cstheme="minorHAnsi"/>
-          <w:lang w:val="en-US"/>
-        </w:rPr>
-        <w:t xml:space="preserve">  </w:t>
-      </w:r>
+        </w:rPr>
+      </w:pPr>
+    </w:p>
+    <w:p>
+      <w:pPr>
+        <w:rPr>
+          <w:rFonts w:asciiTheme="minorHAnsi" w:hAnsiTheme="minorHAnsi" w:cstheme="minorHAnsi"/>
+          <w:lang w:val="en-US"/>
+        </w:rPr>
+      </w:pPr>
       <w:r>
         <w:rPr>
           <w:rFonts w:asciiTheme="minorHAnsi" w:hAnsiTheme="minorHAnsi" w:cstheme="minorHAnsi"/>
@@ -723,8 +742,155 @@
           <w:rFonts w:asciiTheme="minorHAnsi" w:hAnsiTheme="minorHAnsi" w:cstheme="minorHAnsi"/>
           <w:lang w:val="en-US"/>
         </w:rPr>
-        <w:t xml:space="preserve"> factors.</w:t>
-      </w:r>
+        <w:t xml:space="preserve"> factors. </w:t>
+      </w:r>
+    </w:p>
+    <w:p>
+      <w:pPr>
+        <w:rPr>
+          <w:rFonts w:asciiTheme="minorHAnsi" w:hAnsiTheme="minorHAnsi" w:cstheme="minorHAnsi"/>
+          <w:lang w:val="en-US"/>
+        </w:rPr>
+      </w:pPr>
+    </w:p>
+    <w:p>
+      <w:pPr>
+        <w:rPr>
+          <w:rFonts w:asciiTheme="minorHAnsi" w:hAnsiTheme="minorHAnsi" w:cstheme="minorHAnsi"/>
+          <w:lang w:val="en-US"/>
+        </w:rPr>
+      </w:pPr>
+      <w:r>
+        <w:rPr>
+          <w:rFonts w:asciiTheme="minorHAnsi" w:hAnsiTheme="minorHAnsi" w:cstheme="minorHAnsi"/>
+          <w:lang w:val="en-US"/>
+        </w:rPr>
+        <w:t>T</w:t>
+      </w:r>
+      <w:r>
+        <w:rPr>
+          <w:rFonts w:asciiTheme="minorHAnsi" w:hAnsiTheme="minorHAnsi" w:cstheme="minorHAnsi"/>
+          <w:lang w:val="en-US"/>
+        </w:rPr>
+        <w:t xml:space="preserve">his project will </w:t>
+      </w:r>
+      <w:r>
+        <w:rPr>
+          <w:rFonts w:asciiTheme="minorHAnsi" w:hAnsiTheme="minorHAnsi" w:cstheme="minorHAnsi"/>
+          <w:lang w:val="en-US"/>
+        </w:rPr>
+        <w:t>explain</w:t>
+      </w:r>
+      <w:r>
+        <w:rPr>
+          <w:rFonts w:asciiTheme="minorHAnsi" w:hAnsiTheme="minorHAnsi" w:cstheme="minorHAnsi"/>
+          <w:lang w:val="en-US"/>
+        </w:rPr>
+        <w:t xml:space="preserve"> the simplest </w:t>
+      </w:r>
+      <w:r>
+        <w:rPr>
+          <w:rFonts w:asciiTheme="minorHAnsi" w:hAnsiTheme="minorHAnsi" w:cstheme="minorHAnsi"/>
+          <w:lang w:val="en-US"/>
+        </w:rPr>
+        <w:t>terms possible,</w:t>
+      </w:r>
+      <w:r>
+        <w:rPr>
+          <w:rFonts w:asciiTheme="minorHAnsi" w:hAnsiTheme="minorHAnsi" w:cstheme="minorHAnsi"/>
+          <w:lang w:val="en-US"/>
+        </w:rPr>
+        <w:t xml:space="preserve"> the </w:t>
+      </w:r>
+      <w:r>
+        <w:rPr>
+          <w:rFonts w:asciiTheme="minorHAnsi" w:hAnsiTheme="minorHAnsi" w:cstheme="minorHAnsi"/>
+          <w:lang w:val="en-US"/>
+        </w:rPr>
+        <w:t xml:space="preserve">importance of this data collection for society in general and how it can affect individuals; It will also highlight why prevention is essential in </w:t>
+      </w:r>
+      <w:r>
+        <w:rPr>
+          <w:rFonts w:asciiTheme="minorHAnsi" w:hAnsiTheme="minorHAnsi" w:cstheme="minorHAnsi"/>
+          <w:lang w:val="en-US"/>
+        </w:rPr>
+        <w:t>this</w:t>
+      </w:r>
+      <w:r>
+        <w:rPr>
+          <w:rFonts w:asciiTheme="minorHAnsi" w:hAnsiTheme="minorHAnsi" w:cstheme="minorHAnsi"/>
+          <w:lang w:val="en-US"/>
+        </w:rPr>
+        <w:t xml:space="preserve"> process in which the government must be proactive, effective, and sufficient manner.</w:t>
+      </w:r>
+    </w:p>
+    <w:p>
+      <w:pPr>
+        <w:rPr>
+          <w:rFonts w:asciiTheme="minorHAnsi" w:hAnsiTheme="minorHAnsi" w:cstheme="minorHAnsi"/>
+          <w:lang w:val="en-US"/>
+        </w:rPr>
+      </w:pPr>
+    </w:p>
+    <w:p>
+      <w:pPr>
+        <w:rPr>
+          <w:rFonts w:asciiTheme="minorHAnsi" w:hAnsiTheme="minorHAnsi" w:cstheme="minorHAnsi"/>
+          <w:lang w:val="en-US"/>
+        </w:rPr>
+      </w:pPr>
+      <w:r>
+        <w:rPr>
+          <w:rFonts w:asciiTheme="minorHAnsi" w:hAnsiTheme="minorHAnsi" w:cstheme="minorHAnsi"/>
+          <w:lang w:val="en-US"/>
+        </w:rPr>
+        <w:t>You are invited</w:t>
+      </w:r>
+      <w:r>
+        <w:rPr>
+          <w:rFonts w:asciiTheme="minorHAnsi" w:hAnsiTheme="minorHAnsi" w:cstheme="minorHAnsi"/>
+          <w:lang w:val="en-US"/>
+        </w:rPr>
+        <w:t xml:space="preserve"> to </w:t>
+      </w:r>
+      <w:r>
+        <w:rPr>
+          <w:rFonts w:asciiTheme="minorHAnsi" w:hAnsiTheme="minorHAnsi" w:cstheme="minorHAnsi"/>
+          <w:lang w:val="en-US"/>
+        </w:rPr>
+        <w:t>join this journey of knowledge and discovery of human body and a sample of its diseases, to understand little bit more how the prevention works and how the style life changes can improve or harm your life outcome as human being.</w:t>
+      </w:r>
+    </w:p>
+    <w:p>
+      <w:pPr>
+        <w:rPr>
+          <w:rFonts w:asciiTheme="minorHAnsi" w:hAnsiTheme="minorHAnsi" w:cstheme="minorHAnsi"/>
+          <w:lang w:val="en-US"/>
+        </w:rPr>
+      </w:pPr>
+    </w:p>
+    <w:p>
+      <w:pPr>
+        <w:rPr>
+          <w:rFonts w:asciiTheme="minorHAnsi" w:hAnsiTheme="minorHAnsi" w:cstheme="minorHAnsi"/>
+          <w:lang w:val="en-US"/>
+        </w:rPr>
+      </w:pPr>
+      <w:r>
+        <w:rPr>
+          <w:rFonts w:asciiTheme="minorHAnsi" w:hAnsiTheme="minorHAnsi" w:cstheme="minorHAnsi"/>
+          <w:lang w:val="en-US"/>
+        </w:rPr>
+        <w:t>If you come closer, you will be able to see such interesting and important value of this subject and perhaps one day you can help someone or yourself.</w:t>
+      </w:r>
+    </w:p>
+    <w:p>
+      <w:pPr>
+        <w:rPr>
+          <w:rFonts w:asciiTheme="minorHAnsi" w:hAnsiTheme="minorHAnsi" w:cstheme="minorHAnsi"/>
+          <w:lang w:val="en-US"/>
+        </w:rPr>
+      </w:pPr>
       <w:r>
         <w:rPr>
           <w:rFonts w:asciiTheme="minorHAnsi" w:hAnsiTheme="minorHAnsi" w:cstheme="minorHAnsi"/>
@@ -737,199 +903,6 @@
       <w:pPr>
         <w:rPr>
           <w:rFonts w:asciiTheme="minorHAnsi" w:hAnsiTheme="minorHAnsi" w:cstheme="minorHAnsi"/>
-          <w:lang w:val="en-US"/>
-        </w:rPr>
-      </w:pPr>
-      <w:r>
-        <w:rPr>
-          <w:rFonts w:asciiTheme="minorHAnsi" w:hAnsiTheme="minorHAnsi" w:cstheme="minorHAnsi"/>
-          <w:lang w:val="en-US"/>
-        </w:rPr>
-        <w:t xml:space="preserve"> </w:t>
-      </w:r>
-      <w:r>
-        <w:rPr>
-          <w:rFonts w:asciiTheme="minorHAnsi" w:hAnsiTheme="minorHAnsi" w:cstheme="minorHAnsi"/>
-          <w:lang w:val="en-US"/>
-        </w:rPr>
-        <w:t>T</w:t>
-      </w:r>
-      <w:r>
-        <w:rPr>
-          <w:rFonts w:asciiTheme="minorHAnsi" w:hAnsiTheme="minorHAnsi" w:cstheme="minorHAnsi"/>
-          <w:lang w:val="en-US"/>
-        </w:rPr>
-        <w:t xml:space="preserve">his project will </w:t>
-      </w:r>
-      <w:r>
-        <w:rPr>
-          <w:rFonts w:asciiTheme="minorHAnsi" w:hAnsiTheme="minorHAnsi" w:cstheme="minorHAnsi"/>
-          <w:lang w:val="en-US"/>
-        </w:rPr>
-        <w:t>explain</w:t>
-      </w:r>
-      <w:r>
-        <w:rPr>
-          <w:rFonts w:asciiTheme="minorHAnsi" w:hAnsiTheme="minorHAnsi" w:cstheme="minorHAnsi"/>
-          <w:lang w:val="en-US"/>
-        </w:rPr>
-        <w:t xml:space="preserve"> the simplest </w:t>
-      </w:r>
-      <w:r>
-        <w:rPr>
-          <w:rFonts w:asciiTheme="minorHAnsi" w:hAnsiTheme="minorHAnsi" w:cstheme="minorHAnsi"/>
-          <w:lang w:val="en-US"/>
-        </w:rPr>
-        <w:t>terms possible,</w:t>
-      </w:r>
-      <w:r>
-        <w:rPr>
-          <w:rFonts w:asciiTheme="minorHAnsi" w:hAnsiTheme="minorHAnsi" w:cstheme="minorHAnsi"/>
-          <w:lang w:val="en-US"/>
-        </w:rPr>
-        <w:t xml:space="preserve"> the </w:t>
-      </w:r>
-      <w:r>
-        <w:rPr>
-          <w:rFonts w:asciiTheme="minorHAnsi" w:hAnsiTheme="minorHAnsi" w:cstheme="minorHAnsi"/>
-          <w:lang w:val="en-US"/>
-        </w:rPr>
-        <w:t xml:space="preserve">importance of this data collection for society in general and how it can affect individuals; It will also highlight why prevention is essential in </w:t>
-      </w:r>
-      <w:r>
-        <w:rPr>
-          <w:rFonts w:asciiTheme="minorHAnsi" w:hAnsiTheme="minorHAnsi" w:cstheme="minorHAnsi"/>
-          <w:lang w:val="en-US"/>
-        </w:rPr>
-        <w:t>this</w:t>
-      </w:r>
-      <w:r>
-        <w:rPr>
-          <w:rFonts w:asciiTheme="minorHAnsi" w:hAnsiTheme="minorHAnsi" w:cstheme="minorHAnsi"/>
-          <w:lang w:val="en-US"/>
-        </w:rPr>
-        <w:t xml:space="preserve"> process in which the government must be proactive, effective, and sufficient manner.</w:t>
-      </w:r>
-    </w:p>
-    <w:p>
-      <w:pPr>
-        <w:rPr>
-          <w:rFonts w:asciiTheme="minorHAnsi" w:hAnsiTheme="minorHAnsi" w:cstheme="minorHAnsi"/>
-          <w:lang w:val="en-US"/>
-        </w:rPr>
-      </w:pPr>
-      <w:r>
-        <w:rPr>
-          <w:rFonts w:asciiTheme="minorHAnsi" w:hAnsiTheme="minorHAnsi" w:cstheme="minorHAnsi"/>
-          <w:lang w:val="en-US"/>
-        </w:rPr>
-        <w:t xml:space="preserve"> </w:t>
-      </w:r>
-      <w:r>
-        <w:rPr>
-          <w:rFonts w:asciiTheme="minorHAnsi" w:hAnsiTheme="minorHAnsi" w:cstheme="minorHAnsi"/>
-          <w:lang w:val="en-US"/>
-        </w:rPr>
-        <w:t>You are invited</w:t>
-      </w:r>
-      <w:r>
-        <w:rPr>
-          <w:rFonts w:asciiTheme="minorHAnsi" w:hAnsiTheme="minorHAnsi" w:cstheme="minorHAnsi"/>
-          <w:lang w:val="en-US"/>
-        </w:rPr>
-        <w:t xml:space="preserve"> to </w:t>
-      </w:r>
-      <w:r>
-        <w:rPr>
-          <w:rFonts w:asciiTheme="minorHAnsi" w:hAnsiTheme="minorHAnsi" w:cstheme="minorHAnsi"/>
-          <w:lang w:val="en-US"/>
-        </w:rPr>
-        <w:t>join this journey of knowledge and discovery of human body and a sample of its diseases, to understand little bit more how the prevention works and how the style life changes can improve or harm your life outcome as human being.</w:t>
-      </w:r>
-    </w:p>
-    <w:p>
-      <w:pPr>
-        <w:rPr>
-          <w:rFonts w:asciiTheme="minorHAnsi" w:hAnsiTheme="minorHAnsi" w:cstheme="minorHAnsi"/>
-          <w:lang w:val="en-US"/>
-        </w:rPr>
-      </w:pPr>
-      <w:r>
-        <w:rPr>
-          <w:rFonts w:asciiTheme="minorHAnsi" w:hAnsiTheme="minorHAnsi" w:cstheme="minorHAnsi"/>
-          <w:lang w:val="en-US"/>
-        </w:rPr>
-        <w:t xml:space="preserve">  If you come closer, you will be able to see such interesting and important value of this subject and perhaps one day you can help someone or yourself.</w:t>
-      </w:r>
-    </w:p>
-    <w:p>
-      <w:pPr>
-        <w:rPr>
-          <w:rFonts w:asciiTheme="minorHAnsi" w:hAnsiTheme="minorHAnsi" w:cstheme="minorHAnsi"/>
-          <w:lang w:val="en-US"/>
-        </w:rPr>
-      </w:pPr>
-      <w:r>
-        <w:rPr>
-          <w:rFonts w:asciiTheme="minorHAnsi" w:hAnsiTheme="minorHAnsi" w:cstheme="minorHAnsi"/>
-          <w:lang w:val="en-US"/>
-        </w:rPr>
-        <w:t xml:space="preserve"> </w:t>
-      </w:r>
-    </w:p>
-    <w:p>
-      <w:pPr>
-        <w:rPr>
-          <w:rFonts w:asciiTheme="minorHAnsi" w:hAnsiTheme="minorHAnsi" w:cstheme="minorHAnsi"/>
-          <w:lang w:val="en-US"/>
-        </w:rPr>
-      </w:pPr>
-    </w:p>
-    <w:p>
-      <w:pPr>
-        <w:rPr>
-          <w:lang w:val="en-US"/>
-        </w:rPr>
-      </w:pPr>
-    </w:p>
-    <w:p>
-      <w:pPr>
-        <w:rPr>
-          <w:lang w:val="en-US"/>
-        </w:rPr>
-      </w:pPr>
-    </w:p>
-    <w:p>
-      <w:pPr>
-        <w:rPr>
-          <w:lang w:val="en-US"/>
-        </w:rPr>
-      </w:pPr>
-    </w:p>
-    <w:p>
-      <w:pPr>
-        <w:rPr>
-          <w:lang w:val="en-US"/>
-        </w:rPr>
-      </w:pPr>
-    </w:p>
-    <w:p>
-      <w:pPr>
-        <w:rPr>
-          <w:lang w:val="en-US"/>
-        </w:rPr>
-      </w:pPr>
-    </w:p>
-    <w:p>
-      <w:pPr>
-        <w:rPr>
-          <w:lang w:val="en-US"/>
-        </w:rPr>
-      </w:pPr>
-    </w:p>
-    <w:p>
-      <w:pPr>
-        <w:rPr>
           <w:lang w:val="en-US"/>
         </w:rPr>
       </w:pPr>
@@ -1059,7 +1032,7 @@
     <w:p>
       <w:pPr>
         <w:rPr>
-          <w:rFonts w:asciiTheme="minorHAnsi" w:hAnsiTheme="minorHAnsi" w:cstheme="minorHAnsi"/>
+          <w:lang w:val="en-US"/>
         </w:rPr>
       </w:pPr>
       <w:r>
@@ -1068,17 +1041,18 @@
         </w:rPr>
         <w:t xml:space="preserve"> </w:t>
       </w:r>
-      <w:r>
-        <w:rPr>
-          <w:rFonts w:asciiTheme="minorHAnsi" w:hAnsiTheme="minorHAnsi" w:cstheme="minorHAnsi"/>
-        </w:rPr>
-        <w:t>In 1999 the first indicators were developed by</w:t>
-      </w:r>
-      <w:r>
-        <w:rPr>
-          <w:rFonts w:asciiTheme="minorHAnsi" w:hAnsiTheme="minorHAnsi" w:cstheme="minorHAnsi"/>
-        </w:rPr>
-        <w:t xml:space="preserve"> CDC, the Council of State and Territorial Epidemiologists (CSTE), and the Association of State and Territorial Chronic Disease Program Directors</w:t>
+    </w:p>
+    <w:p>
+      <w:pPr>
+        <w:rPr>
+          <w:rFonts w:asciiTheme="minorHAnsi" w:hAnsiTheme="minorHAnsi" w:cstheme="minorHAnsi"/>
+        </w:rPr>
+      </w:pPr>
+      <w:r>
+        <w:rPr>
+          <w:rFonts w:asciiTheme="minorHAnsi" w:hAnsiTheme="minorHAnsi" w:cstheme="minorHAnsi"/>
+        </w:rPr>
+        <w:t>In 1999 the first indicators were developed by CDC, the Council of State and Territorial Epidemiologists (CSTE), and the Association of State and Territorial Chronic Disease Program Directors</w:t>
       </w:r>
       <w:r>
         <w:rPr>
@@ -1093,11 +1067,18 @@
           <w:rFonts w:asciiTheme="minorHAnsi" w:hAnsiTheme="minorHAnsi" w:cstheme="minorHAnsi"/>
         </w:rPr>
       </w:pPr>
-      <w:r>
-        <w:rPr>
-          <w:rFonts w:asciiTheme="minorHAnsi" w:hAnsiTheme="minorHAnsi" w:cstheme="minorHAnsi"/>
-        </w:rPr>
-        <w:t xml:space="preserve">  After three years (2002) those indicators were revised and expanded to 92 and then in 2012-2013</w:t>
+    </w:p>
+    <w:p>
+      <w:pPr>
+        <w:rPr>
+          <w:rFonts w:asciiTheme="minorHAnsi" w:hAnsiTheme="minorHAnsi" w:cstheme="minorHAnsi"/>
+        </w:rPr>
+      </w:pPr>
+      <w:r>
+        <w:rPr>
+          <w:rFonts w:asciiTheme="minorHAnsi" w:hAnsiTheme="minorHAnsi" w:cstheme="minorHAnsi"/>
+        </w:rPr>
+        <w:t>After three years (2002) those indicators were revised and expanded to 92 and then in 2012-2013</w:t>
       </w:r>
       <w:r>
         <w:rPr>
@@ -1166,11 +1147,18 @@
           <w:rFonts w:asciiTheme="minorHAnsi" w:hAnsiTheme="minorHAnsi" w:cstheme="minorHAnsi"/>
         </w:rPr>
       </w:pPr>
-      <w:r>
-        <w:rPr>
-          <w:rFonts w:asciiTheme="minorHAnsi" w:hAnsiTheme="minorHAnsi" w:cstheme="minorHAnsi"/>
-        </w:rPr>
-        <w:t xml:space="preserve">  The mean objective </w:t>
+    </w:p>
+    <w:p>
+      <w:pPr>
+        <w:rPr>
+          <w:rFonts w:asciiTheme="minorHAnsi" w:hAnsiTheme="minorHAnsi" w:cstheme="minorHAnsi"/>
+        </w:rPr>
+      </w:pPr>
+      <w:r>
+        <w:rPr>
+          <w:rFonts w:asciiTheme="minorHAnsi" w:hAnsiTheme="minorHAnsi" w:cstheme="minorHAnsi"/>
+        </w:rPr>
+        <w:t xml:space="preserve">The mean objective </w:t>
       </w:r>
       <w:r>
         <w:rPr>
@@ -1209,12 +1197,13 @@
           <w:rFonts w:asciiTheme="minorHAnsi" w:hAnsiTheme="minorHAnsi" w:cstheme="minorHAnsi"/>
         </w:rPr>
       </w:pPr>
-      <w:r>
-        <w:rPr>
-          <w:rFonts w:asciiTheme="minorHAnsi" w:hAnsiTheme="minorHAnsi" w:cstheme="minorHAnsi"/>
-        </w:rPr>
-        <w:t xml:space="preserve">  </w:t>
-      </w:r>
+    </w:p>
+    <w:p>
+      <w:pPr>
+        <w:rPr>
+          <w:rFonts w:asciiTheme="minorHAnsi" w:hAnsiTheme="minorHAnsi" w:cstheme="minorHAnsi"/>
+        </w:rPr>
+      </w:pPr>
       <w:r>
         <w:rPr>
           <w:rFonts w:asciiTheme="minorHAnsi" w:hAnsiTheme="minorHAnsi" w:cstheme="minorHAnsi"/>
@@ -1233,20 +1222,86 @@
         </w:rPr>
         <w:t xml:space="preserve"> The result of this was a drop down to 113</w:t>
       </w:r>
-    </w:p>
-    <w:p>
-      <w:pPr>
-        <w:rPr>
-          <w:rFonts w:asciiTheme="minorHAnsi" w:hAnsiTheme="minorHAnsi" w:cstheme="minorHAnsi"/>
-        </w:rPr>
-      </w:pPr>
-      <w:r>
-        <w:rPr>
-          <w:rFonts w:asciiTheme="minorHAnsi" w:hAnsiTheme="minorHAnsi" w:cstheme="minorHAnsi"/>
-        </w:rPr>
-        <w:t xml:space="preserve">  Based on this information above the dataset chose to be used on this project was extracted from </w:t>
-      </w:r>
-      <w:hyperlink r:id="rId6" w:history="1">
+      <w:r>
+        <w:rPr>
+          <w:rFonts w:asciiTheme="minorHAnsi" w:hAnsiTheme="minorHAnsi" w:cstheme="minorHAnsi"/>
+        </w:rPr>
+        <w:t>.</w:t>
+      </w:r>
+    </w:p>
+    <w:p>
+      <w:pPr>
+        <w:rPr>
+          <w:rFonts w:asciiTheme="minorHAnsi" w:hAnsiTheme="minorHAnsi" w:cstheme="minorHAnsi"/>
+        </w:rPr>
+      </w:pPr>
+    </w:p>
+    <w:p>
+      <w:pPr>
+        <w:rPr>
+          <w:rFonts w:asciiTheme="minorHAnsi" w:hAnsiTheme="minorHAnsi" w:cstheme="minorHAnsi"/>
+        </w:rPr>
+      </w:pPr>
+      <w:r>
+        <w:rPr>
+          <w:rFonts w:asciiTheme="minorHAnsi" w:hAnsiTheme="minorHAnsi" w:cstheme="minorHAnsi"/>
+        </w:rPr>
+        <w:t xml:space="preserve">Why this subject to work on? </w:t>
+      </w:r>
+      <w:r>
+        <w:rPr>
+          <w:rFonts w:asciiTheme="minorHAnsi" w:hAnsiTheme="minorHAnsi" w:cstheme="minorHAnsi"/>
+        </w:rPr>
+        <w:t xml:space="preserve">Over years, </w:t>
+      </w:r>
+      <w:r>
+        <w:rPr>
+          <w:rFonts w:asciiTheme="minorHAnsi" w:hAnsiTheme="minorHAnsi" w:cstheme="minorHAnsi"/>
+        </w:rPr>
+        <w:t>all these surveys and studies have had an impact on public health and the lives of families; however, this is not enough to solve the problems faced by people living with a medical condition</w:t>
+      </w:r>
+      <w:r>
+        <w:rPr>
+          <w:rFonts w:asciiTheme="minorHAnsi" w:hAnsiTheme="minorHAnsi" w:cstheme="minorHAnsi"/>
+        </w:rPr>
+        <w:t>.</w:t>
+      </w:r>
+      <w:r>
+        <w:t xml:space="preserve"> </w:t>
+      </w:r>
+      <w:r>
+        <w:rPr>
+          <w:rFonts w:asciiTheme="minorHAnsi" w:hAnsiTheme="minorHAnsi" w:cstheme="minorHAnsi"/>
+        </w:rPr>
+        <w:t>On the other hand, data collection facilitates the monitoring of these indicators—whether by encouraging the adoption of a healthier lifestyle or, at the very least, by raising individual awareness.</w:t>
+      </w:r>
+      <w:r>
+        <w:rPr>
+          <w:rFonts w:asciiTheme="minorHAnsi" w:hAnsiTheme="minorHAnsi" w:cstheme="minorHAnsi"/>
+        </w:rPr>
+        <w:t xml:space="preserve"> </w:t>
+      </w:r>
+    </w:p>
+    <w:p>
+      <w:pPr>
+        <w:rPr>
+          <w:rFonts w:asciiTheme="minorHAnsi" w:hAnsiTheme="minorHAnsi" w:cstheme="minorHAnsi"/>
+        </w:rPr>
+      </w:pPr>
+    </w:p>
+    <w:p>
+      <w:pPr>
+        <w:rPr>
+          <w:rFonts w:asciiTheme="minorHAnsi" w:hAnsiTheme="minorHAnsi" w:cstheme="minorHAnsi"/>
+        </w:rPr>
+      </w:pPr>
+      <w:r>
+        <w:rPr>
+          <w:rFonts w:asciiTheme="minorHAnsi" w:hAnsiTheme="minorHAnsi" w:cstheme="minorHAnsi"/>
+        </w:rPr>
+        <w:t xml:space="preserve">Based on this information above the dataset chose to be used on this project was extracted from </w:t>
+      </w:r>
+      <w:hyperlink r:id="rId7" w:history="1">
         <w:r>
           <w:rPr>
             <w:rStyle w:val="Hyperlink"/>
@@ -1265,7 +1320,55 @@
         <w:rPr>
           <w:rFonts w:asciiTheme="minorHAnsi" w:hAnsiTheme="minorHAnsi" w:cstheme="minorHAnsi"/>
         </w:rPr>
-        <w:t>and the indicators will be explored to present the strategic thinking methodology and how it will work during the process.</w:t>
+        <w:t>and the indicators will be explored</w:t>
+      </w:r>
+      <w:r>
+        <w:rPr>
+          <w:rFonts w:asciiTheme="minorHAnsi" w:hAnsiTheme="minorHAnsi" w:cstheme="minorHAnsi"/>
+        </w:rPr>
+        <w:t>, d</w:t>
+      </w:r>
+      <w:r>
+        <w:rPr>
+          <w:rFonts w:asciiTheme="minorHAnsi" w:hAnsiTheme="minorHAnsi" w:cstheme="minorHAnsi"/>
+        </w:rPr>
+        <w:t>etecting any lack or misinformation</w:t>
+      </w:r>
+      <w:r>
+        <w:rPr>
+          <w:rFonts w:asciiTheme="minorHAnsi" w:hAnsiTheme="minorHAnsi" w:cstheme="minorHAnsi"/>
+        </w:rPr>
+        <w:t>, fixing errors if necessary, and practicing</w:t>
+      </w:r>
+      <w:r>
+        <w:rPr>
+          <w:rFonts w:asciiTheme="minorHAnsi" w:hAnsiTheme="minorHAnsi" w:cstheme="minorHAnsi"/>
+        </w:rPr>
+        <w:t xml:space="preserve"> the strategic thinking</w:t>
+      </w:r>
+      <w:r>
+        <w:rPr>
+          <w:rFonts w:asciiTheme="minorHAnsi" w:hAnsiTheme="minorHAnsi" w:cstheme="minorHAnsi"/>
+        </w:rPr>
+        <w:t>, Machine learning</w:t>
+      </w:r>
+      <w:r>
+        <w:rPr>
+          <w:rFonts w:asciiTheme="minorHAnsi" w:hAnsiTheme="minorHAnsi" w:cstheme="minorHAnsi"/>
+        </w:rPr>
+        <w:t xml:space="preserve"> methodology and how it will work during the process</w:t>
+      </w:r>
+      <w:r>
+        <w:rPr>
+          <w:rFonts w:asciiTheme="minorHAnsi" w:hAnsiTheme="minorHAnsi" w:cstheme="minorHAnsi"/>
+        </w:rPr>
+        <w:t>.</w:t>
+      </w:r>
+      <w:r>
+        <w:rPr>
+          <w:rFonts w:asciiTheme="minorHAnsi" w:hAnsiTheme="minorHAnsi" w:cstheme="minorHAnsi"/>
+        </w:rPr>
+        <w:t xml:space="preserve"> </w:t>
       </w:r>
     </w:p>
     <w:p>
@@ -1370,122 +1473,475 @@
     <w:p>
       <w:pPr>
         <w:rPr>
-          <w:lang w:val="en-US"/>
-        </w:rPr>
-      </w:pPr>
-    </w:p>
-    <w:p>
-      <w:pPr>
-        <w:rPr>
-          <w:lang w:val="en-US"/>
-        </w:rPr>
-      </w:pPr>
-    </w:p>
-    <w:p>
-      <w:pPr>
-        <w:rPr>
-          <w:lang w:val="en-US"/>
-        </w:rPr>
-      </w:pPr>
-    </w:p>
-    <w:p>
-      <w:pPr>
-        <w:rPr>
-          <w:lang w:val="en-US"/>
-        </w:rPr>
-      </w:pPr>
-    </w:p>
-    <w:p>
-      <w:pPr>
-        <w:rPr>
-          <w:lang w:val="en-US"/>
-        </w:rPr>
-      </w:pPr>
-    </w:p>
-    <w:p>
-      <w:pPr>
-        <w:rPr>
-          <w:lang w:val="en-US"/>
-        </w:rPr>
-      </w:pPr>
-    </w:p>
-    <w:p>
-      <w:pPr>
-        <w:rPr>
-          <w:lang w:val="en-US"/>
-        </w:rPr>
-      </w:pPr>
-    </w:p>
-    <w:p>
-      <w:pPr>
-        <w:rPr>
-          <w:lang w:val="en-US"/>
-        </w:rPr>
-      </w:pPr>
-    </w:p>
-    <w:p>
-      <w:pPr>
-        <w:rPr>
-          <w:lang w:val="en-US"/>
-        </w:rPr>
-      </w:pPr>
-    </w:p>
-    <w:p>
-      <w:pPr>
-        <w:rPr>
-          <w:lang w:val="en-US"/>
-        </w:rPr>
-      </w:pPr>
-    </w:p>
-    <w:p>
-      <w:pPr>
-        <w:rPr>
-          <w:lang w:val="en-US"/>
-        </w:rPr>
-      </w:pPr>
-    </w:p>
-    <w:p>
-      <w:pPr>
-        <w:rPr>
-          <w:lang w:val="en-US"/>
-        </w:rPr>
-      </w:pPr>
-    </w:p>
-    <w:p>
-      <w:pPr>
-        <w:rPr>
-          <w:lang w:val="en-US"/>
-        </w:rPr>
-      </w:pPr>
-    </w:p>
-    <w:p>
-      <w:pPr>
-        <w:rPr>
-          <w:rFonts w:asciiTheme="minorHAnsi" w:hAnsiTheme="minorHAnsi" w:cstheme="minorHAnsi"/>
-          <w:lang w:val="en-US"/>
-        </w:rPr>
-      </w:pPr>
-      <w:r>
-        <w:rPr>
-          <w:rFonts w:asciiTheme="minorHAnsi" w:hAnsiTheme="minorHAnsi" w:cstheme="minorHAnsi"/>
-          <w:lang w:val="en-US"/>
+          <w:rFonts w:asciiTheme="minorHAnsi" w:hAnsiTheme="minorHAnsi" w:cstheme="minorHAnsi"/>
+          <w:lang w:val="en-US"/>
+        </w:rPr>
+      </w:pPr>
+      <w:r>
+        <w:rPr>
+          <w:rFonts w:asciiTheme="minorHAnsi" w:hAnsiTheme="minorHAnsi" w:cstheme="minorHAnsi"/>
+          <w:lang w:val="en-US"/>
+        </w:rPr>
+        <w:t xml:space="preserve">                                                                                                                                                                              </w:t>
+      </w:r>
+    </w:p>
+    <w:p>
+      <w:pPr>
+        <w:rPr>
+          <w:rFonts w:asciiTheme="minorHAnsi" w:hAnsiTheme="minorHAnsi" w:cstheme="minorHAnsi"/>
+          <w:lang w:val="en-US"/>
+        </w:rPr>
+      </w:pPr>
+      <w:r>
+        <w:rPr>
+          <w:rFonts w:asciiTheme="minorHAnsi" w:hAnsiTheme="minorHAnsi" w:cstheme="minorHAnsi"/>
+          <w:lang w:val="en-US"/>
+        </w:rPr>
+        <w:t xml:space="preserve">                                                                                                                                                                                      </w:t>
+      </w:r>
+      <w:r>
+        <w:rPr>
+          <w:rFonts w:asciiTheme="minorHAnsi" w:hAnsiTheme="minorHAnsi" w:cstheme="minorHAnsi"/>
+          <w:lang w:val="en-US"/>
+        </w:rPr>
+        <w:t xml:space="preserve">   4</w:t>
+      </w:r>
+    </w:p>
+    <w:p>
+      <w:pPr>
+        <w:pStyle w:val="Heading2"/>
+        <w:rPr>
+          <w:i/>
+          <w:iCs/>
+          <w:lang w:val="en-US"/>
+        </w:rPr>
+      </w:pPr>
+      <w:r>
+        <w:rPr>
+          <w:i/>
+          <w:iCs/>
+          <w:lang w:val="en-US"/>
+        </w:rPr>
+        <w:lastRenderedPageBreak/>
+        <w:t>Aim and Objectives</w:t>
+      </w:r>
+    </w:p>
+    <w:p>
+      <w:pPr>
+        <w:rPr>
+          <w:lang w:val="en-US"/>
+        </w:rPr>
+      </w:pPr>
+    </w:p>
+    <w:p>
+      <w:pPr>
+        <w:rPr>
+          <w:lang w:val="en-US"/>
+        </w:rPr>
+      </w:pPr>
+    </w:p>
+    <w:p>
+      <w:pPr>
+        <w:rPr>
+          <w:rFonts w:asciiTheme="minorHAnsi" w:hAnsiTheme="minorHAnsi" w:cstheme="minorHAnsi"/>
+        </w:rPr>
+      </w:pPr>
+      <w:r>
+        <w:rPr>
+          <w:rFonts w:asciiTheme="minorHAnsi" w:hAnsiTheme="minorHAnsi" w:cstheme="minorHAnsi"/>
+        </w:rPr>
+        <w:t xml:space="preserve">The aim of this project is to provide </w:t>
+      </w:r>
+      <w:r>
+        <w:rPr>
+          <w:rFonts w:asciiTheme="minorHAnsi" w:hAnsiTheme="minorHAnsi" w:cstheme="minorHAnsi"/>
+        </w:rPr>
+        <w:t xml:space="preserve">full </w:t>
+      </w:r>
+      <w:r>
+        <w:rPr>
+          <w:rFonts w:asciiTheme="minorHAnsi" w:hAnsiTheme="minorHAnsi" w:cstheme="minorHAnsi"/>
+        </w:rPr>
+        <w:t>study</w:t>
+      </w:r>
+      <w:r>
+        <w:rPr>
+          <w:rFonts w:asciiTheme="minorHAnsi" w:hAnsiTheme="minorHAnsi" w:cstheme="minorHAnsi"/>
         </w:rPr>
         <w:t xml:space="preserve"> </w:t>
       </w:r>
       <w:r>
         <w:rPr>
           <w:rFonts w:asciiTheme="minorHAnsi" w:hAnsiTheme="minorHAnsi" w:cstheme="minorHAnsi"/>
-          <w:lang w:val="en-US"/>
-        </w:rPr>
-        <w:t xml:space="preserve">  </w:t>
-      </w:r>
-      <w:r>
-        <w:rPr>
-          <w:rFonts w:asciiTheme="minorHAnsi" w:hAnsiTheme="minorHAnsi" w:cstheme="minorHAnsi"/>
-          <w:lang w:val="en-US"/>
-        </w:rPr>
-        <w:t xml:space="preserve">                                                                                                                                                                                     4</w:t>
-      </w:r>
+        </w:rPr>
+        <w:t xml:space="preserve">of Data, since </w:t>
+      </w:r>
+      <w:r>
+        <w:rPr>
+          <w:rFonts w:asciiTheme="minorHAnsi" w:hAnsiTheme="minorHAnsi" w:cstheme="minorHAnsi"/>
+        </w:rPr>
+        <w:t>collection until analyses of current data and predicting trends and/or outcomes</w:t>
+      </w:r>
+      <w:r>
+        <w:rPr>
+          <w:rFonts w:asciiTheme="minorHAnsi" w:hAnsiTheme="minorHAnsi" w:cstheme="minorHAnsi"/>
+        </w:rPr>
+        <w:t xml:space="preserve"> for business purposes to make decision</w:t>
+      </w:r>
+      <w:r>
+        <w:rPr>
+          <w:rFonts w:asciiTheme="minorHAnsi" w:hAnsiTheme="minorHAnsi" w:cstheme="minorHAnsi"/>
+        </w:rPr>
+        <w:t xml:space="preserve">, it will happen </w:t>
+      </w:r>
+      <w:r>
+        <w:rPr>
+          <w:rFonts w:asciiTheme="minorHAnsi" w:hAnsiTheme="minorHAnsi" w:cstheme="minorHAnsi"/>
+        </w:rPr>
+        <w:t>through Machine Learning (ML)</w:t>
+      </w:r>
+      <w:r>
+        <w:rPr>
+          <w:rFonts w:asciiTheme="minorHAnsi" w:hAnsiTheme="minorHAnsi" w:cstheme="minorHAnsi"/>
+        </w:rPr>
+        <w:t xml:space="preserve"> process, where algorithms will be used to learn patterns and make predictions.</w:t>
+      </w:r>
+    </w:p>
+    <w:p>
+      <w:pPr>
+        <w:rPr>
+          <w:rFonts w:asciiTheme="minorHAnsi" w:hAnsiTheme="minorHAnsi" w:cstheme="minorHAnsi"/>
+        </w:rPr>
+      </w:pPr>
+    </w:p>
+    <w:p>
+      <w:pPr>
+        <w:rPr>
+          <w:rFonts w:asciiTheme="minorHAnsi" w:hAnsiTheme="minorHAnsi" w:cstheme="minorHAnsi"/>
+        </w:rPr>
+      </w:pPr>
+      <w:r>
+        <w:rPr>
+          <w:rFonts w:asciiTheme="minorHAnsi" w:hAnsiTheme="minorHAnsi" w:cstheme="minorHAnsi"/>
+        </w:rPr>
+        <w:t xml:space="preserve">The </w:t>
+      </w:r>
+      <w:r>
+        <w:rPr>
+          <w:rFonts w:asciiTheme="minorHAnsi" w:hAnsiTheme="minorHAnsi" w:cstheme="minorHAnsi"/>
+        </w:rPr>
+        <w:t xml:space="preserve">objective of the </w:t>
+      </w:r>
+      <w:r>
+        <w:rPr>
+          <w:rFonts w:asciiTheme="minorHAnsi" w:hAnsiTheme="minorHAnsi" w:cstheme="minorHAnsi"/>
+        </w:rPr>
+        <w:t xml:space="preserve">project will </w:t>
+      </w:r>
+      <w:r>
+        <w:rPr>
+          <w:rFonts w:asciiTheme="minorHAnsi" w:hAnsiTheme="minorHAnsi" w:cstheme="minorHAnsi"/>
+        </w:rPr>
+        <w:t>be facing</w:t>
+      </w:r>
+      <w:r>
+        <w:rPr>
+          <w:rFonts w:asciiTheme="minorHAnsi" w:hAnsiTheme="minorHAnsi" w:cstheme="minorHAnsi"/>
+        </w:rPr>
+        <w:t xml:space="preserve"> different </w:t>
+      </w:r>
+      <w:r>
+        <w:rPr>
+          <w:rFonts w:asciiTheme="minorHAnsi" w:hAnsiTheme="minorHAnsi" w:cstheme="minorHAnsi"/>
+        </w:rPr>
+        <w:t xml:space="preserve">analysis tools and </w:t>
+      </w:r>
+      <w:r>
+        <w:rPr>
+          <w:rFonts w:asciiTheme="minorHAnsi" w:hAnsiTheme="minorHAnsi" w:cstheme="minorHAnsi"/>
+        </w:rPr>
+        <w:t xml:space="preserve">techniques based on the project stage, such </w:t>
+      </w:r>
+      <w:r>
+        <w:rPr>
+          <w:rFonts w:asciiTheme="minorHAnsi" w:hAnsiTheme="minorHAnsi" w:cstheme="minorHAnsi"/>
+        </w:rPr>
+        <w:t>as:</w:t>
+      </w:r>
+    </w:p>
+    <w:p>
+      <w:pPr>
+        <w:pStyle w:val="ListParagraph"/>
+        <w:numPr>
+          <w:ilvl w:val="0"/>
+          <w:numId w:val="2"/>
+        </w:numPr>
+        <w:rPr>
+          <w:rFonts w:asciiTheme="minorHAnsi" w:eastAsiaTheme="minorHAnsi" w:hAnsiTheme="minorHAnsi" w:cstheme="minorHAnsi"/>
+        </w:rPr>
+      </w:pPr>
+      <w:r>
+        <w:rPr>
+          <w:rFonts w:asciiTheme="minorHAnsi" w:eastAsiaTheme="minorHAnsi" w:hAnsiTheme="minorHAnsi" w:cstheme="minorHAnsi"/>
+        </w:rPr>
+        <w:t xml:space="preserve">supervised and unsupervised learning (Classification, Regression, </w:t>
+      </w:r>
+      <w:r>
+        <w:rPr>
+          <w:rFonts w:asciiTheme="minorHAnsi" w:eastAsiaTheme="minorHAnsi" w:hAnsiTheme="minorHAnsi" w:cstheme="minorHAnsi"/>
+        </w:rPr>
+        <w:t xml:space="preserve">Forecasting, </w:t>
+      </w:r>
+      <w:r>
+        <w:rPr>
+          <w:rFonts w:asciiTheme="minorHAnsi" w:eastAsiaTheme="minorHAnsi" w:hAnsiTheme="minorHAnsi" w:cstheme="minorHAnsi"/>
+        </w:rPr>
+        <w:t>Clustering)</w:t>
+      </w:r>
+      <w:r>
+        <w:rPr>
+          <w:rFonts w:asciiTheme="minorHAnsi" w:eastAsiaTheme="minorHAnsi" w:hAnsiTheme="minorHAnsi" w:cstheme="minorHAnsi"/>
+        </w:rPr>
+        <w:t>.</w:t>
+      </w:r>
+      <w:r>
+        <w:rPr>
+          <w:rFonts w:asciiTheme="minorHAnsi" w:eastAsiaTheme="minorHAnsi" w:hAnsiTheme="minorHAnsi" w:cstheme="minorHAnsi"/>
+        </w:rPr>
+        <w:t xml:space="preserve"> </w:t>
+      </w:r>
+    </w:p>
+    <w:p>
+      <w:pPr>
+        <w:pStyle w:val="ListParagraph"/>
+        <w:numPr>
+          <w:ilvl w:val="0"/>
+          <w:numId w:val="2"/>
+        </w:numPr>
+        <w:rPr>
+          <w:rFonts w:asciiTheme="minorHAnsi" w:eastAsiaTheme="minorHAnsi" w:hAnsiTheme="minorHAnsi" w:cstheme="minorHAnsi"/>
+        </w:rPr>
+      </w:pPr>
+      <w:r>
+        <w:rPr>
+          <w:rFonts w:asciiTheme="minorHAnsi" w:eastAsiaTheme="minorHAnsi" w:hAnsiTheme="minorHAnsi" w:cstheme="minorHAnsi"/>
+        </w:rPr>
+        <w:t>M</w:t>
+      </w:r>
+      <w:r>
+        <w:rPr>
+          <w:rFonts w:asciiTheme="minorHAnsi" w:eastAsiaTheme="minorHAnsi" w:hAnsiTheme="minorHAnsi" w:cstheme="minorHAnsi"/>
+        </w:rPr>
+        <w:t>odelling (Train, Test)</w:t>
+      </w:r>
+      <w:r>
+        <w:rPr>
+          <w:rFonts w:asciiTheme="minorHAnsi" w:eastAsiaTheme="minorHAnsi" w:hAnsiTheme="minorHAnsi" w:cstheme="minorHAnsi"/>
+        </w:rPr>
+        <w:t>.</w:t>
+      </w:r>
+    </w:p>
+    <w:p>
+      <w:pPr>
+        <w:pStyle w:val="ListParagraph"/>
+        <w:numPr>
+          <w:ilvl w:val="0"/>
+          <w:numId w:val="2"/>
+        </w:numPr>
+        <w:rPr>
+          <w:rFonts w:asciiTheme="minorHAnsi" w:eastAsiaTheme="minorHAnsi" w:hAnsiTheme="minorHAnsi" w:cstheme="minorHAnsi"/>
+        </w:rPr>
+      </w:pPr>
+      <w:r>
+        <w:rPr>
+          <w:rFonts w:asciiTheme="minorHAnsi" w:eastAsiaTheme="minorHAnsi" w:hAnsiTheme="minorHAnsi" w:cstheme="minorHAnsi"/>
+        </w:rPr>
+        <w:t>Evaluation Metric (Accuracy, Precision, Recall).</w:t>
+      </w:r>
+    </w:p>
+    <w:p>
+      <w:pPr>
+        <w:pStyle w:val="ListParagraph"/>
+        <w:numPr>
+          <w:ilvl w:val="0"/>
+          <w:numId w:val="2"/>
+        </w:numPr>
+        <w:rPr>
+          <w:rFonts w:asciiTheme="minorHAnsi" w:eastAsiaTheme="minorHAnsi" w:hAnsiTheme="minorHAnsi" w:cstheme="minorHAnsi"/>
+        </w:rPr>
+      </w:pPr>
+      <w:r>
+        <w:rPr>
+          <w:rFonts w:asciiTheme="minorHAnsi" w:eastAsiaTheme="minorHAnsi" w:hAnsiTheme="minorHAnsi" w:cstheme="minorHAnsi"/>
+        </w:rPr>
+        <w:t>Decision Tree (Potential decisions options).</w:t>
+      </w:r>
+    </w:p>
+    <w:p>
+      <w:pPr>
+        <w:rPr>
+          <w:lang w:val="en-US"/>
+        </w:rPr>
+      </w:pPr>
+    </w:p>
+    <w:p>
+      <w:pPr>
+        <w:rPr>
+          <w:lang w:val="en-US"/>
+        </w:rPr>
+      </w:pPr>
+    </w:p>
+    <w:p>
+      <w:pPr>
+        <w:rPr>
+          <w:rFonts w:asciiTheme="minorHAnsi" w:hAnsiTheme="minorHAnsi" w:cstheme="minorHAnsi"/>
+          <w:lang w:val="en-US"/>
+        </w:rPr>
+      </w:pPr>
+      <w:r>
+        <w:rPr>
+          <w:rFonts w:asciiTheme="minorHAnsi" w:hAnsiTheme="minorHAnsi" w:cstheme="minorHAnsi"/>
+          <w:lang w:val="en-US"/>
+        </w:rPr>
+        <w:t xml:space="preserve">All these results will be important to a new overview of panoramic pictures, if the analysis have </w:t>
+      </w:r>
+      <w:r>
+        <w:rPr>
+          <w:rFonts w:asciiTheme="minorHAnsi" w:hAnsiTheme="minorHAnsi" w:cstheme="minorHAnsi"/>
+          <w:lang w:val="en-US"/>
+        </w:rPr>
+        <w:t>been</w:t>
+      </w:r>
+      <w:r>
+        <w:rPr>
+          <w:rFonts w:asciiTheme="minorHAnsi" w:hAnsiTheme="minorHAnsi" w:cstheme="minorHAnsi"/>
+          <w:lang w:val="en-US"/>
+        </w:rPr>
+        <w:t xml:space="preserve"> efficient and with positive impact, or if will be necessary other database refresh with some modification, exclusion or inclusion of risk indicators</w:t>
+      </w:r>
+      <w:r>
+        <w:rPr>
+          <w:rFonts w:asciiTheme="minorHAnsi" w:hAnsiTheme="minorHAnsi" w:cstheme="minorHAnsi"/>
+          <w:lang w:val="en-US"/>
+        </w:rPr>
+        <w:t>, surveys questions, fields, sources basis</w:t>
+      </w:r>
+      <w:r>
+        <w:rPr>
+          <w:rFonts w:asciiTheme="minorHAnsi" w:hAnsiTheme="minorHAnsi" w:cstheme="minorHAnsi"/>
+          <w:lang w:val="en-US"/>
+        </w:rPr>
+        <w:t>.</w:t>
+      </w:r>
+    </w:p>
+    <w:p>
+      <w:pPr>
+        <w:rPr>
+          <w:lang w:val="en-US"/>
+        </w:rPr>
+      </w:pPr>
+    </w:p>
+    <w:p>
+      <w:pPr>
+        <w:rPr>
+          <w:lang w:val="en-US"/>
+        </w:rPr>
+      </w:pPr>
+    </w:p>
+    <w:p>
+      <w:pPr>
+        <w:rPr>
+          <w:lang w:val="en-US"/>
+        </w:rPr>
+      </w:pPr>
+    </w:p>
+    <w:p>
+      <w:pPr>
+        <w:rPr>
+          <w:lang w:val="en-US"/>
+        </w:rPr>
+      </w:pPr>
+    </w:p>
+    <w:p>
+      <w:pPr>
+        <w:rPr>
+          <w:lang w:val="en-US"/>
+        </w:rPr>
+      </w:pPr>
+    </w:p>
+    <w:p>
+      <w:pPr>
+        <w:rPr>
+          <w:rFonts w:asciiTheme="majorHAnsi" w:eastAsiaTheme="majorEastAsia" w:hAnsiTheme="majorHAnsi" w:cstheme="majorBidi"/>
+          <w:b/>
+          <w:bCs/>
+          <w:i/>
+          <w:iCs/>
+          <w:color w:val="4F81BD" w:themeColor="accent1"/>
+          <w:sz w:val="26"/>
+          <w:szCs w:val="26"/>
+          <w:lang w:val="en-US"/>
+        </w:rPr>
+      </w:pPr>
+      <w:r>
+        <w:rPr>
+          <w:rFonts w:asciiTheme="majorHAnsi" w:eastAsiaTheme="majorEastAsia" w:hAnsiTheme="majorHAnsi" w:cstheme="majorBidi"/>
+          <w:b/>
+          <w:bCs/>
+          <w:i/>
+          <w:iCs/>
+          <w:color w:val="4F81BD" w:themeColor="accent1"/>
+          <w:sz w:val="26"/>
+          <w:szCs w:val="26"/>
+          <w:lang w:val="en-US"/>
+        </w:rPr>
+        <w:t>Scope</w:t>
+      </w:r>
+    </w:p>
+    <w:p>
+      <w:pPr>
+        <w:rPr>
+          <w:rFonts w:asciiTheme="majorHAnsi" w:eastAsiaTheme="majorEastAsia" w:hAnsiTheme="majorHAnsi" w:cstheme="majorBidi"/>
+          <w:b/>
+          <w:bCs/>
+          <w:i/>
+          <w:iCs/>
+          <w:color w:val="4F81BD" w:themeColor="accent1"/>
+          <w:sz w:val="26"/>
+          <w:szCs w:val="26"/>
+          <w:lang w:val="en-US"/>
+        </w:rPr>
+      </w:pPr>
+    </w:p>
+    <w:p>
+      <w:pPr>
+        <w:rPr>
+          <w:rFonts w:asciiTheme="majorHAnsi" w:eastAsiaTheme="majorEastAsia" w:hAnsiTheme="majorHAnsi" w:cstheme="majorBidi"/>
+          <w:b/>
+          <w:bCs/>
+          <w:i/>
+          <w:iCs/>
+          <w:color w:val="4F81BD" w:themeColor="accent1"/>
+          <w:sz w:val="26"/>
+          <w:szCs w:val="26"/>
+          <w:lang w:val="en-US"/>
+        </w:rPr>
+      </w:pPr>
+    </w:p>
+    <w:p>
+      <w:pPr>
+        <w:rPr>
+          <w:rFonts w:asciiTheme="majorHAnsi" w:eastAsiaTheme="majorEastAsia" w:hAnsiTheme="majorHAnsi" w:cstheme="majorBidi"/>
+          <w:b/>
+          <w:bCs/>
+          <w:i/>
+          <w:iCs/>
+          <w:color w:val="4F81BD" w:themeColor="accent1"/>
+          <w:sz w:val="26"/>
+          <w:szCs w:val="26"/>
+          <w:lang w:val="en-US"/>
+        </w:rPr>
+      </w:pPr>
     </w:p>
     <w:sectPr>
       <w:pgSz w:w="12240" w:h="15840"/>
@@ -1585,8 +2041,123 @@
       </w:pPr>
     </w:lvl>
   </w:abstractNum>
+  <w:abstractNum w:abstractNumId="1" w15:restartNumberingAfterBreak="0">
+    <w:nsid w:val="7E9912BC"/>
+    <w:multiLevelType w:val="hybridMultilevel"/>
+    <w:tmpl w:val="E57C80BC"/>
+    <w:lvl w:ilvl="0" w:tplc="AE543B28">
+      <w:numFmt w:val="bullet"/>
+      <w:lvlText w:val=""/>
+      <w:lvlJc w:val="left"/>
+      <w:pPr>
+        <w:ind w:left="720" w:hanging="360"/>
+      </w:pPr>
+      <w:rPr>
+        <w:rFonts w:ascii="Symbol" w:eastAsiaTheme="minorHAnsi" w:hAnsi="Symbol" w:cstheme="minorBidi" w:hint="default"/>
+      </w:rPr>
+    </w:lvl>
+    <w:lvl w:ilvl="1" w:tplc="08090003" w:tentative="1">
+      <w:start w:val="1"/>
+      <w:numFmt w:val="bullet"/>
+      <w:lvlText w:val="o"/>
+      <w:lvlJc w:val="left"/>
+      <w:pPr>
+        <w:ind w:left="1440" w:hanging="360"/>
+      </w:pPr>
+      <w:rPr>
+        <w:rFonts w:ascii="Courier New" w:hAnsi="Courier New" w:cs="Courier New" w:hint="default"/>
+      </w:rPr>
+    </w:lvl>
+    <w:lvl w:ilvl="2" w:tplc="08090005" w:tentative="1">
+      <w:start w:val="1"/>
+      <w:numFmt w:val="bullet"/>
+      <w:lvlText w:val=""/>
+      <w:lvlJc w:val="left"/>
+      <w:pPr>
+        <w:ind w:left="2160" w:hanging="360"/>
+      </w:pPr>
+      <w:rPr>
+        <w:rFonts w:ascii="Wingdings" w:hAnsi="Wingdings" w:hint="default"/>
+      </w:rPr>
+    </w:lvl>
+    <w:lvl w:ilvl="3" w:tplc="08090001" w:tentative="1">
+      <w:start w:val="1"/>
+      <w:numFmt w:val="bullet"/>
+      <w:lvlText w:val=""/>
+      <w:lvlJc w:val="left"/>
+      <w:pPr>
+        <w:ind w:left="2880" w:hanging="360"/>
+      </w:pPr>
+      <w:rPr>
+        <w:rFonts w:ascii="Symbol" w:hAnsi="Symbol" w:hint="default"/>
+      </w:rPr>
+    </w:lvl>
+    <w:lvl w:ilvl="4" w:tplc="08090003" w:tentative="1">
+      <w:start w:val="1"/>
+      <w:numFmt w:val="bullet"/>
+      <w:lvlText w:val="o"/>
+      <w:lvlJc w:val="left"/>
+      <w:pPr>
+        <w:ind w:left="3600" w:hanging="360"/>
+      </w:pPr>
+      <w:rPr>
+        <w:rFonts w:ascii="Courier New" w:hAnsi="Courier New" w:cs="Courier New" w:hint="default"/>
+      </w:rPr>
+    </w:lvl>
+    <w:lvl w:ilvl="5" w:tplc="08090005" w:tentative="1">
+      <w:start w:val="1"/>
+      <w:numFmt w:val="bullet"/>
+      <w:lvlText w:val=""/>
+      <w:lvlJc w:val="left"/>
+      <w:pPr>
+        <w:ind w:left="4320" w:hanging="360"/>
+      </w:pPr>
+      <w:rPr>
+        <w:rFonts w:ascii="Wingdings" w:hAnsi="Wingdings" w:hint="default"/>
+      </w:rPr>
+    </w:lvl>
+    <w:lvl w:ilvl="6" w:tplc="08090001" w:tentative="1">
+      <w:start w:val="1"/>
+      <w:numFmt w:val="bullet"/>
+      <w:lvlText w:val=""/>
+      <w:lvlJc w:val="left"/>
+      <w:pPr>
+        <w:ind w:left="5040" w:hanging="360"/>
+      </w:pPr>
+      <w:rPr>
+        <w:rFonts w:ascii="Symbol" w:hAnsi="Symbol" w:hint="default"/>
+      </w:rPr>
+    </w:lvl>
+    <w:lvl w:ilvl="7" w:tplc="08090003" w:tentative="1">
+      <w:start w:val="1"/>
+      <w:numFmt w:val="bullet"/>
+      <w:lvlText w:val="o"/>
+      <w:lvlJc w:val="left"/>
+      <w:pPr>
+        <w:ind w:left="5760" w:hanging="360"/>
+      </w:pPr>
+      <w:rPr>
+        <w:rFonts w:ascii="Courier New" w:hAnsi="Courier New" w:cs="Courier New" w:hint="default"/>
+      </w:rPr>
+    </w:lvl>
+    <w:lvl w:ilvl="8" w:tplc="08090005" w:tentative="1">
+      <w:start w:val="1"/>
+      <w:numFmt w:val="bullet"/>
+      <w:lvlText w:val=""/>
+      <w:lvlJc w:val="left"/>
+      <w:pPr>
+        <w:ind w:left="6480" w:hanging="360"/>
+      </w:pPr>
+      <w:rPr>
+        <w:rFonts w:ascii="Wingdings" w:hAnsi="Wingdings" w:hint="default"/>
+      </w:rPr>
+    </w:lvl>
+  </w:abstractNum>
   <w:num w:numId="1" w16cid:durableId="1305966707">
     <w:abstractNumId w:val="0"/>
+  </w:num>
+  <w:num w:numId="2" w16cid:durableId="1954897734">
+    <w:abstractNumId w:val="1"/>
   </w:num>
 </w:numbering>
 </file>
@@ -2070,6 +2641,7 @@
   <w:style w:type="character" w:default="1" w:styleId="DefaultParagraphFont">
     <w:name w:val="Default Paragraph Font"/>
     <w:uiPriority w:val="1"/>
+    <w:semiHidden/>
     <w:unhideWhenUsed/>
   </w:style>
   <w:style w:type="table" w:default="1" w:styleId="TableNormal">
@@ -2580,4 +3152,16 @@
   <a:objectDefaults/>
   <a:extraClrSchemeLst/>
 </a:theme>
+</file>
+
+<file path=customXml/item1.xml><?xml version="1.0" encoding="utf-8"?>
+<b:Sources xmlns:b="http://schemas.openxmlformats.org/officeDocument/2006/bibliography" xmlns="http://schemas.openxmlformats.org/officeDocument/2006/bibliography" SelectedStyle="\APASixthEditionOfficeOnline.xsl" StyleName="APA" Version="6"/>
+</file>
+
+<file path=customXml/itemProps1.xml><?xml version="1.0" encoding="utf-8"?>
+<ds:datastoreItem xmlns:ds="http://schemas.openxmlformats.org/officeDocument/2006/customXml" ds:itemID="{B35FC724-B8CF-4D47-A51B-957BB488B587}">
+  <ds:schemaRefs>
+    <ds:schemaRef ds:uri="http://schemas.openxmlformats.org/officeDocument/2006/bibliography"/>
+  </ds:schemaRefs>
+</ds:datastoreItem>
 </file>
--- a/Project_Project-Sep2026.docx
+++ b/Project_Project-Sep2026.docx
@@ -221,7 +221,13 @@
         <w:rPr>
           <w:rFonts w:asciiTheme="minorHAnsi" w:hAnsiTheme="minorHAnsi" w:cstheme="minorHAnsi"/>
         </w:rPr>
-        <w:t xml:space="preserve"> ..................................................................................................................... 7</w:t>
+        <w:t xml:space="preserve"> ..................................................................................................................... </w:t>
+      </w:r>
+      <w:r>
+        <w:rPr>
+          <w:rFonts w:asciiTheme="minorHAnsi" w:hAnsiTheme="minorHAnsi" w:cstheme="minorHAnsi"/>
+        </w:rPr>
+        <w:t>6</w:t>
       </w:r>
     </w:p>
     <w:p>
@@ -242,7 +248,13 @@
         <w:rPr>
           <w:rFonts w:asciiTheme="minorHAnsi" w:hAnsiTheme="minorHAnsi" w:cstheme="minorHAnsi"/>
         </w:rPr>
-        <w:t xml:space="preserve"> ...................................................................................................................... 8</w:t>
+        <w:t xml:space="preserve"> ...................................................................................................................... </w:t>
+      </w:r>
+      <w:r>
+        <w:rPr>
+          <w:rFonts w:asciiTheme="minorHAnsi" w:hAnsiTheme="minorHAnsi" w:cstheme="minorHAnsi"/>
+        </w:rPr>
+        <w:t>8</w:t>
       </w:r>
     </w:p>
     <w:p>
@@ -707,14 +719,30 @@
           <w:rFonts w:asciiTheme="minorHAnsi" w:hAnsiTheme="minorHAnsi" w:cstheme="minorHAnsi"/>
           <w:lang w:val="en-US"/>
         </w:rPr>
-        <w:t xml:space="preserve"> Indicators (CDI) </w:t>
-      </w:r>
-      <w:r>
-        <w:rPr>
-          <w:rFonts w:asciiTheme="minorHAnsi" w:hAnsiTheme="minorHAnsi" w:cstheme="minorHAnsi"/>
-          <w:lang w:val="en-US"/>
-        </w:rPr>
-        <w:t xml:space="preserve">, based on and measured through datasets captured by </w:t>
+        <w:t xml:space="preserve"> Indicators (CDI</w:t>
+      </w:r>
+      <w:proofErr w:type="gramStart"/>
+      <w:r>
+        <w:rPr>
+          <w:rFonts w:asciiTheme="minorHAnsi" w:hAnsiTheme="minorHAnsi" w:cstheme="minorHAnsi"/>
+          <w:lang w:val="en-US"/>
+        </w:rPr>
+        <w:t xml:space="preserve">) </w:t>
+      </w:r>
+      <w:r>
+        <w:rPr>
+          <w:rFonts w:asciiTheme="minorHAnsi" w:hAnsiTheme="minorHAnsi" w:cstheme="minorHAnsi"/>
+          <w:lang w:val="en-US"/>
+        </w:rPr>
+        <w:t>,</w:t>
+      </w:r>
+      <w:proofErr w:type="gramEnd"/>
+      <w:r>
+        <w:rPr>
+          <w:rFonts w:asciiTheme="minorHAnsi" w:hAnsiTheme="minorHAnsi" w:cstheme="minorHAnsi"/>
+          <w:lang w:val="en-US"/>
+        </w:rPr>
+        <w:t xml:space="preserve"> based on and measured through datasets captured by </w:t>
       </w:r>
       <w:r>
         <w:rPr>
@@ -1803,7 +1831,23 @@
           <w:rFonts w:asciiTheme="minorHAnsi" w:hAnsiTheme="minorHAnsi" w:cstheme="minorHAnsi"/>
           <w:lang w:val="en-US"/>
         </w:rPr>
-        <w:t xml:space="preserve">All these results will be important to a new overview of panoramic pictures, if the analysis have </w:t>
+        <w:t xml:space="preserve">All these results will be important to a new overview of panoramic pictures, if the analysis </w:t>
+      </w:r>
+      <w:proofErr w:type="gramStart"/>
+      <w:r>
+        <w:rPr>
+          <w:rFonts w:asciiTheme="minorHAnsi" w:hAnsiTheme="minorHAnsi" w:cstheme="minorHAnsi"/>
+          <w:lang w:val="en-US"/>
+        </w:rPr>
+        <w:t>have</w:t>
+      </w:r>
+      <w:proofErr w:type="gramEnd"/>
+      <w:r>
+        <w:rPr>
+          <w:rFonts w:asciiTheme="minorHAnsi" w:hAnsiTheme="minorHAnsi" w:cstheme="minorHAnsi"/>
+          <w:lang w:val="en-US"/>
+        </w:rPr>
+        <w:t xml:space="preserve"> </w:t>
       </w:r>
       <w:r>
         <w:rPr>
@@ -1916,6 +1960,303 @@
     <w:p>
       <w:pPr>
         <w:rPr>
+          <w:rFonts w:asciiTheme="minorHAnsi" w:hAnsiTheme="minorHAnsi" w:cstheme="minorHAnsi"/>
+          <w:lang w:val="en-US"/>
+        </w:rPr>
+      </w:pPr>
+      <w:r>
+        <w:rPr>
+          <w:rFonts w:asciiTheme="minorHAnsi" w:hAnsiTheme="minorHAnsi" w:cstheme="minorHAnsi"/>
+          <w:lang w:val="en-US"/>
+        </w:rPr>
+        <w:t xml:space="preserve">The data selected is double </w:t>
+      </w:r>
+      <w:r>
+        <w:rPr>
+          <w:rFonts w:asciiTheme="minorHAnsi" w:hAnsiTheme="minorHAnsi" w:cstheme="minorHAnsi"/>
+          <w:lang w:val="en-US"/>
+        </w:rPr>
+        <w:t>the size</w:t>
+      </w:r>
+      <w:r>
+        <w:rPr>
+          <w:rFonts w:asciiTheme="minorHAnsi" w:hAnsiTheme="minorHAnsi" w:cstheme="minorHAnsi"/>
+          <w:lang w:val="en-US"/>
+        </w:rPr>
+        <w:t xml:space="preserve"> requested </w:t>
+      </w:r>
+      <w:r>
+        <w:rPr>
+          <w:rFonts w:asciiTheme="minorHAnsi" w:hAnsiTheme="minorHAnsi" w:cstheme="minorHAnsi"/>
+          <w:lang w:val="en-US"/>
+        </w:rPr>
+        <w:t>for the project, that was</w:t>
+      </w:r>
+      <w:r>
+        <w:rPr>
+          <w:rFonts w:asciiTheme="minorHAnsi" w:hAnsiTheme="minorHAnsi" w:cstheme="minorHAnsi"/>
+          <w:lang w:val="en-US"/>
+        </w:rPr>
+        <w:t xml:space="preserve"> &gt;20k</w:t>
+      </w:r>
+      <w:r>
+        <w:rPr>
+          <w:rFonts w:asciiTheme="minorHAnsi" w:hAnsiTheme="minorHAnsi" w:cstheme="minorHAnsi"/>
+          <w:lang w:val="en-US"/>
+        </w:rPr>
+        <w:t>, it will provide source enough to support each stage of this learning journey during the two semesters.</w:t>
+      </w:r>
+    </w:p>
+    <w:p>
+      <w:pPr>
+        <w:rPr>
+          <w:rFonts w:asciiTheme="minorHAnsi" w:hAnsiTheme="minorHAnsi" w:cstheme="minorHAnsi"/>
+          <w:lang w:val="en-US"/>
+        </w:rPr>
+      </w:pPr>
+    </w:p>
+    <w:p>
+      <w:pPr>
+        <w:rPr>
+          <w:rFonts w:asciiTheme="minorHAnsi" w:hAnsiTheme="minorHAnsi" w:cstheme="minorHAnsi"/>
+          <w:lang w:val="en-US"/>
+        </w:rPr>
+      </w:pPr>
+      <w:r>
+        <w:rPr>
+          <w:rFonts w:asciiTheme="minorHAnsi" w:hAnsiTheme="minorHAnsi" w:cstheme="minorHAnsi"/>
+          <w:lang w:val="en-US"/>
+        </w:rPr>
+        <w:t>Included:</w:t>
+      </w:r>
+    </w:p>
+    <w:p>
+      <w:pPr>
+        <w:rPr>
+          <w:rFonts w:asciiTheme="minorHAnsi" w:hAnsiTheme="minorHAnsi" w:cstheme="minorHAnsi"/>
+          <w:lang w:val="en-US"/>
+        </w:rPr>
+      </w:pPr>
+    </w:p>
+    <w:p>
+      <w:pPr>
+        <w:pStyle w:val="ListParagraph"/>
+        <w:numPr>
+          <w:ilvl w:val="0"/>
+          <w:numId w:val="3"/>
+        </w:numPr>
+        <w:rPr>
+          <w:rFonts w:asciiTheme="minorHAnsi" w:hAnsiTheme="minorHAnsi" w:cstheme="minorHAnsi"/>
+          <w:lang w:val="en-US"/>
+        </w:rPr>
+      </w:pPr>
+      <w:r>
+        <w:rPr>
+          <w:rFonts w:asciiTheme="minorHAnsi" w:hAnsiTheme="minorHAnsi" w:cstheme="minorHAnsi"/>
+          <w:lang w:val="en-US"/>
+        </w:rPr>
+        <w:t>Surveys and data from 2018 to 2023</w:t>
+      </w:r>
+      <w:r>
+        <w:rPr>
+          <w:rFonts w:asciiTheme="minorHAnsi" w:hAnsiTheme="minorHAnsi" w:cstheme="minorHAnsi"/>
+          <w:lang w:val="en-US"/>
+        </w:rPr>
+        <w:t>.</w:t>
+      </w:r>
+    </w:p>
+    <w:p>
+      <w:pPr>
+        <w:pStyle w:val="ListParagraph"/>
+        <w:numPr>
+          <w:ilvl w:val="0"/>
+          <w:numId w:val="3"/>
+        </w:numPr>
+        <w:rPr>
+          <w:rFonts w:asciiTheme="minorHAnsi" w:hAnsiTheme="minorHAnsi" w:cstheme="minorHAnsi"/>
+          <w:lang w:val="en-US"/>
+        </w:rPr>
+      </w:pPr>
+      <w:r>
+        <w:rPr>
+          <w:rFonts w:asciiTheme="minorHAnsi" w:hAnsiTheme="minorHAnsi" w:cstheme="minorHAnsi"/>
+          <w:lang w:val="en-US"/>
+        </w:rPr>
+        <w:t>7 topics related to lifestyle and habits</w:t>
+      </w:r>
+      <w:r>
+        <w:rPr>
+          <w:rFonts w:asciiTheme="minorHAnsi" w:hAnsiTheme="minorHAnsi" w:cstheme="minorHAnsi"/>
+          <w:lang w:val="en-US"/>
+        </w:rPr>
+        <w:t>.</w:t>
+      </w:r>
+    </w:p>
+    <w:p>
+      <w:pPr>
+        <w:pStyle w:val="ListParagraph"/>
+        <w:numPr>
+          <w:ilvl w:val="0"/>
+          <w:numId w:val="3"/>
+        </w:numPr>
+        <w:rPr>
+          <w:rFonts w:asciiTheme="minorHAnsi" w:hAnsiTheme="minorHAnsi" w:cstheme="minorHAnsi"/>
+          <w:lang w:val="en-US"/>
+        </w:rPr>
+      </w:pPr>
+      <w:r>
+        <w:rPr>
+          <w:rFonts w:asciiTheme="minorHAnsi" w:hAnsiTheme="minorHAnsi" w:cstheme="minorHAnsi"/>
+          <w:lang w:val="en-US"/>
+        </w:rPr>
+        <w:t>Location</w:t>
+      </w:r>
+      <w:r>
+        <w:rPr>
+          <w:rFonts w:asciiTheme="minorHAnsi" w:hAnsiTheme="minorHAnsi" w:cstheme="minorHAnsi"/>
+          <w:lang w:val="en-US"/>
+        </w:rPr>
+        <w:t>.</w:t>
+      </w:r>
+    </w:p>
+    <w:p>
+      <w:pPr>
+        <w:pStyle w:val="ListParagraph"/>
+        <w:numPr>
+          <w:ilvl w:val="0"/>
+          <w:numId w:val="3"/>
+        </w:numPr>
+        <w:rPr>
+          <w:rFonts w:asciiTheme="minorHAnsi" w:hAnsiTheme="minorHAnsi" w:cstheme="minorHAnsi"/>
+          <w:lang w:val="en-US"/>
+        </w:rPr>
+      </w:pPr>
+      <w:r>
+        <w:rPr>
+          <w:rFonts w:asciiTheme="minorHAnsi" w:hAnsiTheme="minorHAnsi" w:cstheme="minorHAnsi"/>
+          <w:lang w:val="en-US"/>
+        </w:rPr>
+        <w:t>Age</w:t>
+      </w:r>
+      <w:r>
+        <w:rPr>
+          <w:rFonts w:asciiTheme="minorHAnsi" w:hAnsiTheme="minorHAnsi" w:cstheme="minorHAnsi"/>
+          <w:lang w:val="en-US"/>
+        </w:rPr>
+        <w:t>.</w:t>
+      </w:r>
+    </w:p>
+    <w:p>
+      <w:pPr>
+        <w:pStyle w:val="ListParagraph"/>
+        <w:numPr>
+          <w:ilvl w:val="0"/>
+          <w:numId w:val="3"/>
+        </w:numPr>
+        <w:rPr>
+          <w:rFonts w:asciiTheme="minorHAnsi" w:hAnsiTheme="minorHAnsi" w:cstheme="minorHAnsi"/>
+          <w:lang w:val="en-US"/>
+        </w:rPr>
+      </w:pPr>
+      <w:r>
+        <w:rPr>
+          <w:rFonts w:asciiTheme="minorHAnsi" w:hAnsiTheme="minorHAnsi" w:cstheme="minorHAnsi"/>
+          <w:lang w:val="en-US"/>
+        </w:rPr>
+        <w:t>Race</w:t>
+      </w:r>
+      <w:r>
+        <w:rPr>
+          <w:rFonts w:asciiTheme="minorHAnsi" w:hAnsiTheme="minorHAnsi" w:cstheme="minorHAnsi"/>
+          <w:lang w:val="en-US"/>
+        </w:rPr>
+        <w:t>.</w:t>
+      </w:r>
+    </w:p>
+    <w:p>
+      <w:pPr>
+        <w:pStyle w:val="ListParagraph"/>
+        <w:numPr>
+          <w:ilvl w:val="0"/>
+          <w:numId w:val="3"/>
+        </w:numPr>
+        <w:rPr>
+          <w:rFonts w:asciiTheme="minorHAnsi" w:hAnsiTheme="minorHAnsi" w:cstheme="minorHAnsi"/>
+          <w:lang w:val="en-US"/>
+        </w:rPr>
+      </w:pPr>
+      <w:r>
+        <w:rPr>
+          <w:rFonts w:asciiTheme="minorHAnsi" w:hAnsiTheme="minorHAnsi" w:cstheme="minorHAnsi"/>
+          <w:lang w:val="en-US"/>
+        </w:rPr>
+        <w:t>Gender</w:t>
+      </w:r>
+      <w:r>
+        <w:rPr>
+          <w:rFonts w:asciiTheme="minorHAnsi" w:hAnsiTheme="minorHAnsi" w:cstheme="minorHAnsi"/>
+          <w:lang w:val="en-US"/>
+        </w:rPr>
+        <w:t>.</w:t>
+      </w:r>
+    </w:p>
+    <w:p>
+      <w:pPr>
+        <w:pStyle w:val="ListParagraph"/>
+        <w:numPr>
+          <w:ilvl w:val="0"/>
+          <w:numId w:val="3"/>
+        </w:numPr>
+        <w:rPr>
+          <w:rFonts w:asciiTheme="minorHAnsi" w:hAnsiTheme="minorHAnsi" w:cstheme="minorHAnsi"/>
+          <w:lang w:val="en-US"/>
+        </w:rPr>
+      </w:pPr>
+      <w:r>
+        <w:rPr>
+          <w:rFonts w:asciiTheme="minorHAnsi" w:hAnsiTheme="minorHAnsi" w:cstheme="minorHAnsi"/>
+          <w:lang w:val="en-US"/>
+        </w:rPr>
+        <w:t>Question</w:t>
+      </w:r>
+      <w:r>
+        <w:rPr>
+          <w:rFonts w:asciiTheme="minorHAnsi" w:hAnsiTheme="minorHAnsi" w:cstheme="minorHAnsi"/>
+          <w:lang w:val="en-US"/>
+        </w:rPr>
+        <w:t>.</w:t>
+      </w:r>
+    </w:p>
+    <w:p>
+      <w:pPr>
+        <w:pStyle w:val="ListParagraph"/>
+        <w:numPr>
+          <w:ilvl w:val="0"/>
+          <w:numId w:val="3"/>
+        </w:numPr>
+        <w:rPr>
+          <w:rFonts w:asciiTheme="minorHAnsi" w:eastAsiaTheme="minorHAnsi" w:hAnsiTheme="minorHAnsi" w:cstheme="minorHAnsi"/>
+          <w:lang w:val="en-US"/>
+        </w:rPr>
+      </w:pPr>
+      <w:r>
+        <w:rPr>
+          <w:rFonts w:asciiTheme="minorHAnsi" w:hAnsiTheme="minorHAnsi" w:cstheme="minorHAnsi"/>
+          <w:lang w:val="en-US"/>
+        </w:rPr>
+        <w:t>Year of survey</w:t>
+      </w:r>
+      <w:r>
+        <w:rPr>
+          <w:rFonts w:asciiTheme="minorHAnsi" w:hAnsiTheme="minorHAnsi" w:cstheme="minorHAnsi"/>
+          <w:lang w:val="en-US"/>
+        </w:rPr>
+        <w:t>.</w:t>
+      </w:r>
+    </w:p>
+    <w:p>
+      <w:pPr>
+        <w:rPr>
           <w:rFonts w:asciiTheme="majorHAnsi" w:eastAsiaTheme="majorEastAsia" w:hAnsiTheme="majorHAnsi" w:cstheme="majorBidi"/>
           <w:b/>
           <w:bCs/>
@@ -1931,6 +2272,108 @@
     <w:p>
       <w:pPr>
         <w:rPr>
+          <w:rFonts w:asciiTheme="minorHAnsi" w:hAnsiTheme="minorHAnsi" w:cstheme="minorHAnsi"/>
+          <w:lang w:val="en-US"/>
+        </w:rPr>
+      </w:pPr>
+      <w:r>
+        <w:rPr>
+          <w:rFonts w:asciiTheme="minorHAnsi" w:hAnsiTheme="minorHAnsi" w:cstheme="minorHAnsi"/>
+          <w:lang w:val="en-US"/>
+        </w:rPr>
+        <w:t>Excluded:</w:t>
+      </w:r>
+    </w:p>
+    <w:p>
+      <w:pPr>
+        <w:rPr>
+          <w:rFonts w:asciiTheme="minorHAnsi" w:eastAsiaTheme="majorEastAsia" w:hAnsiTheme="minorHAnsi" w:cstheme="minorHAnsi"/>
+          <w:color w:val="4F81BD" w:themeColor="accent1"/>
+          <w:sz w:val="26"/>
+          <w:szCs w:val="26"/>
+          <w:lang w:val="en-US"/>
+        </w:rPr>
+      </w:pPr>
+    </w:p>
+    <w:p>
+      <w:pPr>
+        <w:pStyle w:val="ListParagraph"/>
+        <w:numPr>
+          <w:ilvl w:val="0"/>
+          <w:numId w:val="3"/>
+        </w:numPr>
+        <w:rPr>
+          <w:rFonts w:asciiTheme="minorHAnsi" w:hAnsiTheme="minorHAnsi" w:cstheme="minorHAnsi"/>
+          <w:lang w:val="en-US"/>
+        </w:rPr>
+      </w:pPr>
+      <w:r>
+        <w:rPr>
+          <w:rFonts w:asciiTheme="minorHAnsi" w:hAnsiTheme="minorHAnsi" w:cstheme="minorHAnsi"/>
+          <w:lang w:val="en-US"/>
+        </w:rPr>
+        <w:t>Surveys and data from 201</w:t>
+      </w:r>
+      <w:r>
+        <w:rPr>
+          <w:rFonts w:asciiTheme="minorHAnsi" w:hAnsiTheme="minorHAnsi" w:cstheme="minorHAnsi"/>
+          <w:lang w:val="en-US"/>
+        </w:rPr>
+        <w:t>5</w:t>
+      </w:r>
+      <w:r>
+        <w:rPr>
+          <w:rFonts w:asciiTheme="minorHAnsi" w:hAnsiTheme="minorHAnsi" w:cstheme="minorHAnsi"/>
+          <w:lang w:val="en-US"/>
+        </w:rPr>
+        <w:t xml:space="preserve"> to 20</w:t>
+      </w:r>
+      <w:r>
+        <w:rPr>
+          <w:rFonts w:asciiTheme="minorHAnsi" w:hAnsiTheme="minorHAnsi" w:cstheme="minorHAnsi"/>
+          <w:lang w:val="en-US"/>
+        </w:rPr>
+        <w:t>17.</w:t>
+      </w:r>
+    </w:p>
+    <w:p>
+      <w:pPr>
+        <w:pStyle w:val="ListParagraph"/>
+        <w:numPr>
+          <w:ilvl w:val="0"/>
+          <w:numId w:val="3"/>
+        </w:numPr>
+        <w:rPr>
+          <w:rFonts w:asciiTheme="minorHAnsi" w:hAnsiTheme="minorHAnsi" w:cstheme="minorHAnsi"/>
+          <w:lang w:val="en-US"/>
+        </w:rPr>
+      </w:pPr>
+      <w:r>
+        <w:rPr>
+          <w:rFonts w:asciiTheme="minorHAnsi" w:hAnsiTheme="minorHAnsi" w:cstheme="minorHAnsi"/>
+          <w:lang w:val="en-US"/>
+        </w:rPr>
+        <w:t xml:space="preserve">12 topics related to </w:t>
+      </w:r>
+      <w:r>
+        <w:rPr>
+          <w:rFonts w:asciiTheme="minorHAnsi" w:hAnsiTheme="minorHAnsi" w:cstheme="minorHAnsi"/>
+          <w:lang w:val="en-US"/>
+        </w:rPr>
+        <w:t>diseases already developed or acquired</w:t>
+      </w:r>
+      <w:r>
+        <w:rPr>
+          <w:rFonts w:asciiTheme="minorHAnsi" w:hAnsiTheme="minorHAnsi" w:cstheme="minorHAnsi"/>
+          <w:lang w:val="en-US"/>
+        </w:rPr>
+        <w:t>.</w:t>
+      </w:r>
+    </w:p>
+    <w:p>
+      <w:pPr>
+        <w:pStyle w:val="ListParagraph"/>
+        <w:rPr>
           <w:rFonts w:asciiTheme="majorHAnsi" w:eastAsiaTheme="majorEastAsia" w:hAnsiTheme="majorHAnsi" w:cstheme="majorBidi"/>
           <w:b/>
           <w:bCs/>
@@ -1942,6 +2385,1471 @@
           <w:lang w:val="en-US"/>
         </w:rPr>
       </w:pPr>
+    </w:p>
+    <w:p>
+      <w:pPr>
+        <w:pStyle w:val="ListParagraph"/>
+        <w:rPr>
+          <w:rFonts w:asciiTheme="majorHAnsi" w:eastAsiaTheme="majorEastAsia" w:hAnsiTheme="majorHAnsi" w:cstheme="majorBidi"/>
+          <w:b/>
+          <w:bCs/>
+          <w:i/>
+          <w:iCs/>
+          <w:color w:val="4F81BD" w:themeColor="accent1"/>
+          <w:sz w:val="26"/>
+          <w:szCs w:val="26"/>
+          <w:lang w:val="en-US"/>
+        </w:rPr>
+      </w:pPr>
+    </w:p>
+    <w:p>
+      <w:pPr>
+        <w:pStyle w:val="ListParagraph"/>
+        <w:rPr>
+          <w:rFonts w:asciiTheme="majorHAnsi" w:eastAsiaTheme="majorEastAsia" w:hAnsiTheme="majorHAnsi" w:cstheme="majorBidi"/>
+          <w:b/>
+          <w:bCs/>
+          <w:i/>
+          <w:iCs/>
+          <w:color w:val="4F81BD" w:themeColor="accent1"/>
+          <w:sz w:val="26"/>
+          <w:szCs w:val="26"/>
+          <w:lang w:val="en-US"/>
+        </w:rPr>
+      </w:pPr>
+    </w:p>
+    <w:p>
+      <w:pPr>
+        <w:rPr>
+          <w:rFonts w:asciiTheme="minorHAnsi" w:hAnsiTheme="minorHAnsi" w:cstheme="minorHAnsi"/>
+          <w:lang w:val="en-US"/>
+        </w:rPr>
+      </w:pPr>
+      <w:r>
+        <w:rPr>
+          <w:rFonts w:asciiTheme="minorHAnsi" w:eastAsiaTheme="majorEastAsia" w:hAnsiTheme="minorHAnsi" w:cstheme="minorHAnsi"/>
+          <w:color w:val="4F81BD" w:themeColor="accent1"/>
+          <w:sz w:val="26"/>
+          <w:szCs w:val="26"/>
+          <w:lang w:val="en-US"/>
+        </w:rPr>
+        <w:t xml:space="preserve">                                                                                                                                                             </w:t>
+      </w:r>
+      <w:r>
+        <w:rPr>
+          <w:rFonts w:asciiTheme="minorHAnsi" w:hAnsiTheme="minorHAnsi" w:cstheme="minorHAnsi"/>
+          <w:lang w:val="en-US"/>
+        </w:rPr>
+        <w:t>5</w:t>
+      </w:r>
+    </w:p>
+    <w:p>
+      <w:pPr>
+        <w:rPr>
+          <w:rFonts w:asciiTheme="majorHAnsi" w:eastAsiaTheme="majorEastAsia" w:hAnsiTheme="majorHAnsi" w:cstheme="majorBidi"/>
+          <w:b/>
+          <w:bCs/>
+          <w:i/>
+          <w:iCs/>
+          <w:color w:val="4F81BD" w:themeColor="accent1"/>
+          <w:sz w:val="26"/>
+          <w:szCs w:val="26"/>
+          <w:lang w:val="en-US"/>
+        </w:rPr>
+      </w:pPr>
+      <w:r>
+        <w:rPr>
+          <w:rFonts w:asciiTheme="majorHAnsi" w:eastAsiaTheme="majorEastAsia" w:hAnsiTheme="majorHAnsi" w:cstheme="majorBidi"/>
+          <w:b/>
+          <w:bCs/>
+          <w:i/>
+          <w:iCs/>
+          <w:color w:val="4F81BD" w:themeColor="accent1"/>
+          <w:sz w:val="26"/>
+          <w:szCs w:val="26"/>
+          <w:lang w:val="en-US"/>
+        </w:rPr>
+        <w:lastRenderedPageBreak/>
+        <w:t>Methodology</w:t>
+      </w:r>
+    </w:p>
+    <w:p>
+      <w:pPr>
+        <w:rPr>
+          <w:rFonts w:asciiTheme="majorHAnsi" w:eastAsiaTheme="majorEastAsia" w:hAnsiTheme="majorHAnsi" w:cstheme="majorBidi"/>
+          <w:b/>
+          <w:bCs/>
+          <w:i/>
+          <w:iCs/>
+          <w:color w:val="4F81BD" w:themeColor="accent1"/>
+          <w:sz w:val="26"/>
+          <w:szCs w:val="26"/>
+          <w:lang w:val="en-US"/>
+        </w:rPr>
+      </w:pPr>
+    </w:p>
+    <w:p>
+      <w:pPr>
+        <w:rPr>
+          <w:rFonts w:asciiTheme="minorHAnsi" w:hAnsiTheme="minorHAnsi" w:cstheme="minorHAnsi"/>
+          <w:lang w:val="en-US"/>
+        </w:rPr>
+      </w:pPr>
+    </w:p>
+    <w:p>
+      <w:pPr>
+        <w:rPr>
+          <w:rFonts w:asciiTheme="minorHAnsi" w:hAnsiTheme="minorHAnsi" w:cstheme="minorHAnsi"/>
+          <w:b/>
+          <w:bCs/>
+          <w:lang w:val="en-US"/>
+        </w:rPr>
+      </w:pPr>
+      <w:r>
+        <w:rPr>
+          <w:rFonts w:asciiTheme="minorHAnsi" w:hAnsiTheme="minorHAnsi" w:cstheme="minorHAnsi"/>
+          <w:b/>
+          <w:bCs/>
+          <w:lang w:val="en-US"/>
+        </w:rPr>
+        <w:t xml:space="preserve">Stage 1 </w:t>
+      </w:r>
+    </w:p>
+    <w:p>
+      <w:pPr>
+        <w:rPr>
+          <w:rFonts w:asciiTheme="minorHAnsi" w:hAnsiTheme="minorHAnsi" w:cstheme="minorHAnsi"/>
+          <w:lang w:val="en-US"/>
+        </w:rPr>
+      </w:pPr>
+    </w:p>
+    <w:p>
+      <w:pPr>
+        <w:rPr>
+          <w:rFonts w:asciiTheme="minorHAnsi" w:hAnsiTheme="minorHAnsi" w:cstheme="minorHAnsi"/>
+          <w:lang w:val="en-US"/>
+        </w:rPr>
+      </w:pPr>
+      <w:r>
+        <w:rPr>
+          <w:rFonts w:asciiTheme="minorHAnsi" w:hAnsiTheme="minorHAnsi" w:cstheme="minorHAnsi"/>
+          <w:lang w:val="en-US"/>
+        </w:rPr>
+        <w:t>Data Collection:</w:t>
+      </w:r>
+    </w:p>
+    <w:p>
+      <w:pPr>
+        <w:rPr>
+          <w:rFonts w:asciiTheme="minorHAnsi" w:hAnsiTheme="minorHAnsi" w:cstheme="minorHAnsi"/>
+          <w:lang w:val="en-US"/>
+        </w:rPr>
+      </w:pPr>
+    </w:p>
+    <w:p>
+      <w:pPr>
+        <w:rPr>
+          <w:rFonts w:asciiTheme="minorHAnsi" w:hAnsiTheme="minorHAnsi" w:cstheme="minorHAnsi"/>
+          <w:lang w:val="en-US"/>
+        </w:rPr>
+      </w:pPr>
+      <w:r>
+        <w:rPr>
+          <w:rFonts w:asciiTheme="minorHAnsi" w:hAnsiTheme="minorHAnsi" w:cstheme="minorHAnsi"/>
+          <w:lang w:val="en-US"/>
+        </w:rPr>
+        <w:t xml:space="preserve">The sources </w:t>
+      </w:r>
+      <w:r>
+        <w:rPr>
+          <w:rFonts w:asciiTheme="minorHAnsi" w:hAnsiTheme="minorHAnsi" w:cstheme="minorHAnsi"/>
+          <w:lang w:val="en-US"/>
+        </w:rPr>
+        <w:t xml:space="preserve">found </w:t>
+      </w:r>
+      <w:r>
+        <w:rPr>
+          <w:rFonts w:asciiTheme="minorHAnsi" w:hAnsiTheme="minorHAnsi" w:cstheme="minorHAnsi"/>
+          <w:lang w:val="en-US"/>
+        </w:rPr>
+        <w:t xml:space="preserve">providing information used by </w:t>
+      </w:r>
+      <w:r>
+        <w:rPr>
+          <w:rFonts w:asciiTheme="minorHAnsi" w:hAnsiTheme="minorHAnsi" w:cstheme="minorHAnsi"/>
+          <w:lang w:val="en-US"/>
+        </w:rPr>
+        <w:t>government</w:t>
+      </w:r>
+      <w:r>
+        <w:rPr>
+          <w:rFonts w:asciiTheme="minorHAnsi" w:hAnsiTheme="minorHAnsi" w:cstheme="minorHAnsi"/>
+          <w:lang w:val="en-US"/>
+        </w:rPr>
+        <w:t xml:space="preserve"> to support the public healthcare strategy and </w:t>
+      </w:r>
+      <w:r>
+        <w:rPr>
+          <w:rFonts w:asciiTheme="minorHAnsi" w:hAnsiTheme="minorHAnsi" w:cstheme="minorHAnsi"/>
+          <w:lang w:val="en-US"/>
+        </w:rPr>
+        <w:t xml:space="preserve">diseases </w:t>
+      </w:r>
+      <w:r>
+        <w:rPr>
+          <w:rFonts w:asciiTheme="minorHAnsi" w:hAnsiTheme="minorHAnsi" w:cstheme="minorHAnsi"/>
+          <w:lang w:val="en-US"/>
+        </w:rPr>
+        <w:t>control from 2015 until 2023.</w:t>
+      </w:r>
+      <w:r>
+        <w:rPr>
+          <w:rFonts w:asciiTheme="minorHAnsi" w:hAnsiTheme="minorHAnsi" w:cstheme="minorHAnsi"/>
+          <w:lang w:val="en-US"/>
+        </w:rPr>
+        <w:t xml:space="preserve"> For this reason, the dataset contains massive location and information in different timelines of the individuals, being possible to see the behavior of the population according </w:t>
+      </w:r>
+      <w:r>
+        <w:rPr>
+          <w:rFonts w:asciiTheme="minorHAnsi" w:hAnsiTheme="minorHAnsi" w:cstheme="minorHAnsi"/>
+          <w:lang w:val="en-US"/>
+        </w:rPr>
+        <w:t>to</w:t>
+      </w:r>
+      <w:r>
+        <w:rPr>
+          <w:rFonts w:asciiTheme="minorHAnsi" w:hAnsiTheme="minorHAnsi" w:cstheme="minorHAnsi"/>
+          <w:lang w:val="en-US"/>
+        </w:rPr>
+        <w:t xml:space="preserve"> the age an</w:t>
+      </w:r>
+      <w:r>
+        <w:rPr>
+          <w:rFonts w:asciiTheme="minorHAnsi" w:hAnsiTheme="minorHAnsi" w:cstheme="minorHAnsi"/>
+          <w:lang w:val="en-US"/>
+        </w:rPr>
+        <w:t>d lifestyle</w:t>
+      </w:r>
+      <w:r>
+        <w:rPr>
+          <w:rFonts w:asciiTheme="minorHAnsi" w:hAnsiTheme="minorHAnsi" w:cstheme="minorHAnsi"/>
+          <w:lang w:val="en-US"/>
+        </w:rPr>
+        <w:t xml:space="preserve"> choices</w:t>
+      </w:r>
+      <w:r>
+        <w:rPr>
+          <w:rFonts w:asciiTheme="minorHAnsi" w:hAnsiTheme="minorHAnsi" w:cstheme="minorHAnsi"/>
+          <w:lang w:val="en-US"/>
+        </w:rPr>
+        <w:t>.</w:t>
+      </w:r>
+    </w:p>
+    <w:p>
+      <w:pPr>
+        <w:rPr>
+          <w:rFonts w:asciiTheme="minorHAnsi" w:hAnsiTheme="minorHAnsi" w:cstheme="minorHAnsi"/>
+          <w:lang w:val="en-US"/>
+        </w:rPr>
+      </w:pPr>
+    </w:p>
+    <w:p>
+      <w:pPr>
+        <w:rPr>
+          <w:rFonts w:asciiTheme="minorHAnsi" w:hAnsiTheme="minorHAnsi" w:cstheme="minorHAnsi"/>
+          <w:b/>
+          <w:bCs/>
+          <w:lang w:val="en-US"/>
+        </w:rPr>
+      </w:pPr>
+      <w:r>
+        <w:rPr>
+          <w:rFonts w:asciiTheme="minorHAnsi" w:hAnsiTheme="minorHAnsi" w:cstheme="minorHAnsi"/>
+          <w:b/>
+          <w:bCs/>
+          <w:lang w:val="en-US"/>
+        </w:rPr>
+        <w:t>Stage 2</w:t>
+      </w:r>
+    </w:p>
+    <w:p>
+      <w:pPr>
+        <w:rPr>
+          <w:rFonts w:asciiTheme="minorHAnsi" w:hAnsiTheme="minorHAnsi" w:cstheme="minorHAnsi"/>
+          <w:lang w:val="en-US"/>
+        </w:rPr>
+      </w:pPr>
+    </w:p>
+    <w:p>
+      <w:pPr>
+        <w:rPr>
+          <w:rFonts w:asciiTheme="minorHAnsi" w:hAnsiTheme="minorHAnsi" w:cstheme="minorHAnsi"/>
+        </w:rPr>
+      </w:pPr>
+      <w:r>
+        <w:rPr>
+          <w:rFonts w:asciiTheme="minorHAnsi" w:hAnsiTheme="minorHAnsi" w:cstheme="minorHAnsi"/>
+        </w:rPr>
+        <w:t>T</w:t>
+      </w:r>
+      <w:r>
+        <w:rPr>
+          <w:rFonts w:asciiTheme="minorHAnsi" w:hAnsiTheme="minorHAnsi" w:cstheme="minorHAnsi"/>
+        </w:rPr>
+        <w:t>he dataset chose to be used on this project was extracted from</w:t>
+      </w:r>
+      <w:r>
+        <w:rPr>
+          <w:rFonts w:asciiTheme="minorHAnsi" w:hAnsiTheme="minorHAnsi" w:cstheme="minorHAnsi"/>
+        </w:rPr>
+        <w:t>:</w:t>
+      </w:r>
+    </w:p>
+    <w:p>
+      <w:pPr>
+        <w:rPr>
+          <w:rFonts w:asciiTheme="minorHAnsi" w:hAnsiTheme="minorHAnsi" w:cstheme="minorHAnsi"/>
+        </w:rPr>
+      </w:pPr>
+    </w:p>
+    <w:p>
+      <w:hyperlink r:id="rId8" w:history="1">
+        <w:r>
+          <w:rPr>
+            <w:rStyle w:val="Hyperlink"/>
+            <w:rFonts w:asciiTheme="minorHAnsi" w:hAnsiTheme="minorHAnsi" w:cstheme="minorHAnsi"/>
+          </w:rPr>
+          <w:t>U.S. Department of Health &amp; Human Services - U.S. Chronic Disease Indicators</w:t>
+        </w:r>
+      </w:hyperlink>
+    </w:p>
+    <w:p/>
+    <w:p>
+      <w:pPr>
+        <w:rPr>
+          <w:rFonts w:asciiTheme="minorHAnsi" w:hAnsiTheme="minorHAnsi" w:cstheme="minorHAnsi"/>
+          <w:lang w:val="en-US"/>
+        </w:rPr>
+      </w:pPr>
+      <w:r>
+        <w:rPr>
+          <w:rFonts w:asciiTheme="minorHAnsi" w:hAnsiTheme="minorHAnsi" w:cstheme="minorHAnsi"/>
+          <w:lang w:val="en-US"/>
+        </w:rPr>
+        <w:t>Due to the size of the data, I will filter or create new csv using just the data necessary to work on during the process</w:t>
+      </w:r>
+      <w:r>
+        <w:rPr>
+          <w:rFonts w:asciiTheme="minorHAnsi" w:hAnsiTheme="minorHAnsi" w:cstheme="minorHAnsi"/>
+          <w:lang w:val="en-US"/>
+        </w:rPr>
+        <w:t xml:space="preserve">, it will depend </w:t>
+      </w:r>
+      <w:r>
+        <w:rPr>
+          <w:rFonts w:asciiTheme="minorHAnsi" w:hAnsiTheme="minorHAnsi" w:cstheme="minorHAnsi"/>
+          <w:lang w:val="en-US"/>
+        </w:rPr>
+        <w:t>on</w:t>
+      </w:r>
+      <w:r>
+        <w:rPr>
+          <w:rFonts w:asciiTheme="minorHAnsi" w:hAnsiTheme="minorHAnsi" w:cstheme="minorHAnsi"/>
+          <w:lang w:val="en-US"/>
+        </w:rPr>
+        <w:t xml:space="preserve"> the teacher indication and my knowledge related data analysis</w:t>
+      </w:r>
+      <w:r>
+        <w:rPr>
+          <w:rFonts w:asciiTheme="minorHAnsi" w:hAnsiTheme="minorHAnsi" w:cstheme="minorHAnsi"/>
+          <w:lang w:val="en-US"/>
+        </w:rPr>
+        <w:t xml:space="preserve"> because</w:t>
+      </w:r>
+      <w:r>
+        <w:rPr>
+          <w:rFonts w:asciiTheme="minorHAnsi" w:hAnsiTheme="minorHAnsi" w:cstheme="minorHAnsi"/>
+          <w:lang w:val="en-US"/>
+        </w:rPr>
+        <w:t xml:space="preserve"> that the moment I am not certain what is the best approach yet.</w:t>
+      </w:r>
+    </w:p>
+    <w:p>
+      <w:pPr>
+        <w:rPr>
+          <w:rFonts w:asciiTheme="minorHAnsi" w:hAnsiTheme="minorHAnsi" w:cstheme="minorHAnsi"/>
+          <w:lang w:val="en-US"/>
+        </w:rPr>
+      </w:pPr>
+    </w:p>
+    <w:p>
+      <w:pPr>
+        <w:rPr>
+          <w:rFonts w:asciiTheme="minorHAnsi" w:hAnsiTheme="minorHAnsi" w:cstheme="minorHAnsi"/>
+          <w:b/>
+          <w:bCs/>
+          <w:lang w:val="en-US"/>
+        </w:rPr>
+      </w:pPr>
+      <w:r>
+        <w:rPr>
+          <w:rFonts w:asciiTheme="minorHAnsi" w:hAnsiTheme="minorHAnsi" w:cstheme="minorHAnsi"/>
+          <w:b/>
+          <w:bCs/>
+          <w:lang w:val="en-US"/>
+        </w:rPr>
+        <w:t>Stage 3</w:t>
+      </w:r>
+    </w:p>
+    <w:p>
+      <w:pPr>
+        <w:rPr>
+          <w:rFonts w:asciiTheme="minorHAnsi" w:hAnsiTheme="minorHAnsi" w:cstheme="minorHAnsi"/>
+          <w:lang w:val="en-US"/>
+        </w:rPr>
+      </w:pPr>
+    </w:p>
+    <w:p>
+      <w:pPr>
+        <w:rPr>
+          <w:rFonts w:asciiTheme="minorHAnsi" w:hAnsiTheme="minorHAnsi" w:cstheme="minorHAnsi"/>
+          <w:lang w:val="en-US"/>
+        </w:rPr>
+      </w:pPr>
+      <w:r>
+        <w:rPr>
+          <w:rFonts w:asciiTheme="minorHAnsi" w:hAnsiTheme="minorHAnsi" w:cstheme="minorHAnsi"/>
+          <w:lang w:val="en-US"/>
+        </w:rPr>
+        <w:t xml:space="preserve">Data preparation will be applied to provide the basic level of learning patterns, identification of what I am looking for into the data, how to develop a framework based on that, </w:t>
+      </w:r>
+      <w:r>
+        <w:rPr>
+          <w:rFonts w:asciiTheme="minorHAnsi" w:hAnsiTheme="minorHAnsi" w:cstheme="minorHAnsi"/>
+          <w:lang w:val="en-US"/>
+        </w:rPr>
+        <w:t>such</w:t>
+      </w:r>
+      <w:r>
+        <w:rPr>
+          <w:rFonts w:asciiTheme="minorHAnsi" w:hAnsiTheme="minorHAnsi" w:cstheme="minorHAnsi"/>
+          <w:lang w:val="en-US"/>
+        </w:rPr>
+        <w:t xml:space="preserve"> as, category, numbers prediction, </w:t>
+      </w:r>
+      <w:r>
+        <w:rPr>
+          <w:rFonts w:asciiTheme="minorHAnsi" w:hAnsiTheme="minorHAnsi" w:cstheme="minorHAnsi"/>
+          <w:lang w:val="en-US"/>
+        </w:rPr>
+        <w:t>random groups, etc.</w:t>
+      </w:r>
+    </w:p>
+    <w:p>
+      <w:pPr>
+        <w:rPr>
+          <w:rFonts w:asciiTheme="minorHAnsi" w:hAnsiTheme="minorHAnsi" w:cstheme="minorHAnsi"/>
+          <w:lang w:val="en-US"/>
+        </w:rPr>
+      </w:pPr>
+    </w:p>
+    <w:p>
+      <w:pPr>
+        <w:rPr>
+          <w:rFonts w:asciiTheme="minorHAnsi" w:hAnsiTheme="minorHAnsi" w:cstheme="minorHAnsi"/>
+          <w:b/>
+          <w:bCs/>
+          <w:lang w:val="en-US"/>
+        </w:rPr>
+      </w:pPr>
+      <w:r>
+        <w:rPr>
+          <w:rFonts w:asciiTheme="minorHAnsi" w:hAnsiTheme="minorHAnsi" w:cstheme="minorHAnsi"/>
+          <w:lang w:val="en-US"/>
+        </w:rPr>
+        <w:t xml:space="preserve"> </w:t>
+      </w:r>
+      <w:r>
+        <w:rPr>
+          <w:rFonts w:asciiTheme="minorHAnsi" w:hAnsiTheme="minorHAnsi" w:cstheme="minorHAnsi"/>
+          <w:b/>
+          <w:bCs/>
+          <w:lang w:val="en-US"/>
+        </w:rPr>
+        <w:t>Stage 4</w:t>
+      </w:r>
+    </w:p>
+    <w:p>
+      <w:pPr>
+        <w:rPr>
+          <w:rFonts w:asciiTheme="minorHAnsi" w:hAnsiTheme="minorHAnsi" w:cstheme="minorHAnsi"/>
+          <w:lang w:val="en-US"/>
+        </w:rPr>
+      </w:pPr>
+    </w:p>
+    <w:p>
+      <w:pPr>
+        <w:rPr>
+          <w:rFonts w:asciiTheme="minorHAnsi" w:hAnsiTheme="minorHAnsi" w:cstheme="minorHAnsi"/>
+          <w:lang w:val="en-US"/>
+        </w:rPr>
+      </w:pPr>
+      <w:r>
+        <w:rPr>
+          <w:rFonts w:asciiTheme="minorHAnsi" w:hAnsiTheme="minorHAnsi" w:cstheme="minorHAnsi"/>
+          <w:lang w:val="en-US"/>
+        </w:rPr>
+        <w:t xml:space="preserve">After figuring out what I will start work on, Python will be used to rename columns, modify titles, remove information not required, </w:t>
+      </w:r>
+      <w:r>
+        <w:rPr>
+          <w:rFonts w:asciiTheme="minorHAnsi" w:hAnsiTheme="minorHAnsi" w:cstheme="minorHAnsi"/>
+          <w:lang w:val="en-US"/>
+        </w:rPr>
+        <w:t>try</w:t>
+      </w:r>
+      <w:r>
+        <w:rPr>
+          <w:rFonts w:asciiTheme="minorHAnsi" w:hAnsiTheme="minorHAnsi" w:cstheme="minorHAnsi"/>
+          <w:lang w:val="en-US"/>
+        </w:rPr>
+        <w:t xml:space="preserve"> to understand each information and how it will be useful for my studies.</w:t>
+      </w:r>
+    </w:p>
+    <w:p>
+      <w:pPr>
+        <w:rPr>
+          <w:rFonts w:asciiTheme="minorHAnsi" w:hAnsiTheme="minorHAnsi" w:cstheme="minorHAnsi"/>
+          <w:lang w:val="en-US"/>
+        </w:rPr>
+      </w:pPr>
+    </w:p>
+    <w:p>
+      <w:pPr>
+        <w:rPr>
+          <w:rFonts w:asciiTheme="minorHAnsi" w:hAnsiTheme="minorHAnsi" w:cstheme="minorHAnsi"/>
+          <w:b/>
+          <w:bCs/>
+          <w:lang w:val="en-US"/>
+        </w:rPr>
+      </w:pPr>
+      <w:r>
+        <w:rPr>
+          <w:rFonts w:asciiTheme="minorHAnsi" w:hAnsiTheme="minorHAnsi" w:cstheme="minorHAnsi"/>
+          <w:b/>
+          <w:bCs/>
+          <w:lang w:val="en-US"/>
+        </w:rPr>
+        <w:t xml:space="preserve">Stage 5 </w:t>
+      </w:r>
+    </w:p>
+    <w:p>
+      <w:pPr>
+        <w:rPr>
+          <w:rFonts w:asciiTheme="minorHAnsi" w:hAnsiTheme="minorHAnsi" w:cstheme="minorHAnsi"/>
+          <w:lang w:val="en-US"/>
+        </w:rPr>
+      </w:pPr>
+    </w:p>
+    <w:p>
+      <w:pPr>
+        <w:rPr>
+          <w:rFonts w:asciiTheme="minorHAnsi" w:hAnsiTheme="minorHAnsi" w:cstheme="minorHAnsi"/>
+          <w:lang w:val="en-US"/>
+        </w:rPr>
+      </w:pPr>
+      <w:r>
+        <w:rPr>
+          <w:rFonts w:asciiTheme="minorHAnsi" w:hAnsiTheme="minorHAnsi" w:cstheme="minorHAnsi"/>
+          <w:lang w:val="en-US"/>
+        </w:rPr>
+        <w:t xml:space="preserve">I will apply the most suitable machine learning model to my goals, for example I want classify the women alcohol consume between certain age, I need to apply the classification and </w:t>
+      </w:r>
+      <w:r>
+        <w:rPr>
+          <w:rFonts w:asciiTheme="minorHAnsi" w:hAnsiTheme="minorHAnsi" w:cstheme="minorHAnsi"/>
+          <w:lang w:val="en-US"/>
+        </w:rPr>
+        <w:t xml:space="preserve">modelling to </w:t>
+      </w:r>
+      <w:r>
+        <w:rPr>
+          <w:rFonts w:asciiTheme="minorHAnsi" w:hAnsiTheme="minorHAnsi" w:cstheme="minorHAnsi"/>
+          <w:lang w:val="en-US"/>
+        </w:rPr>
+        <w:t>check the train and test for this data information, calculate the accuracy and recall if it will be necessary</w:t>
+      </w:r>
+      <w:r>
+        <w:rPr>
+          <w:rFonts w:asciiTheme="minorHAnsi" w:hAnsiTheme="minorHAnsi" w:cstheme="minorHAnsi"/>
+          <w:lang w:val="en-US"/>
+        </w:rPr>
+        <w:t xml:space="preserve"> among other scenarios.</w:t>
+      </w:r>
+    </w:p>
+    <w:p>
+      <w:pPr>
+        <w:rPr>
+          <w:rFonts w:asciiTheme="minorHAnsi" w:hAnsiTheme="minorHAnsi" w:cstheme="minorHAnsi"/>
+          <w:lang w:val="en-US"/>
+        </w:rPr>
+      </w:pPr>
+    </w:p>
+    <w:p>
+      <w:pPr>
+        <w:rPr>
+          <w:rFonts w:asciiTheme="minorHAnsi" w:hAnsiTheme="minorHAnsi" w:cstheme="minorHAnsi"/>
+          <w:b/>
+          <w:bCs/>
+          <w:lang w:val="en-US"/>
+        </w:rPr>
+      </w:pPr>
+      <w:r>
+        <w:rPr>
+          <w:rFonts w:asciiTheme="minorHAnsi" w:hAnsiTheme="minorHAnsi" w:cstheme="minorHAnsi"/>
+          <w:b/>
+          <w:bCs/>
+          <w:lang w:val="en-US"/>
+        </w:rPr>
+        <w:t>Stage 6</w:t>
+      </w:r>
+    </w:p>
+    <w:p>
+      <w:pPr>
+        <w:rPr>
+          <w:rFonts w:asciiTheme="minorHAnsi" w:hAnsiTheme="minorHAnsi" w:cstheme="minorHAnsi"/>
+          <w:lang w:val="en-US"/>
+        </w:rPr>
+      </w:pPr>
+    </w:p>
+    <w:p>
+      <w:pPr>
+        <w:rPr>
+          <w:rFonts w:asciiTheme="minorHAnsi" w:hAnsiTheme="minorHAnsi" w:cstheme="minorHAnsi"/>
+          <w:lang w:val="en-US"/>
+        </w:rPr>
+      </w:pPr>
+      <w:r>
+        <w:rPr>
+          <w:rFonts w:asciiTheme="minorHAnsi" w:hAnsiTheme="minorHAnsi" w:cstheme="minorHAnsi"/>
+          <w:lang w:val="en-US"/>
+        </w:rPr>
+        <w:t>Using Data analysis tools, will m</w:t>
+      </w:r>
+      <w:r>
+        <w:rPr>
+          <w:rFonts w:asciiTheme="minorHAnsi" w:hAnsiTheme="minorHAnsi" w:cstheme="minorHAnsi"/>
+          <w:lang w:val="en-US"/>
+        </w:rPr>
+        <w:t xml:space="preserve">ake decision related to this result obtained by my project process, analyze and check the viability to continuous indicators or do some modification on that. Presenting how it can be helpful for the best practice in healthcare and government decisions make. </w:t>
+      </w:r>
+    </w:p>
+    <w:p>
+      <w:pPr>
+        <w:rPr>
+          <w:rFonts w:asciiTheme="minorHAnsi" w:hAnsiTheme="minorHAnsi" w:cstheme="minorHAnsi"/>
+          <w:lang w:val="en-US"/>
+        </w:rPr>
+      </w:pPr>
+      <w:r>
+        <w:rPr>
+          <w:rFonts w:asciiTheme="minorHAnsi" w:hAnsiTheme="minorHAnsi" w:cstheme="minorHAnsi"/>
+          <w:lang w:val="en-US"/>
+        </w:rPr>
+        <w:t xml:space="preserve">                                                                                                                                                                       </w:t>
+      </w:r>
+    </w:p>
+    <w:p>
+      <w:pPr>
+        <w:rPr>
+          <w:rFonts w:asciiTheme="minorHAnsi" w:hAnsiTheme="minorHAnsi" w:cstheme="minorHAnsi"/>
+          <w:lang w:val="en-US"/>
+        </w:rPr>
+      </w:pPr>
+      <w:r>
+        <w:rPr>
+          <w:rFonts w:asciiTheme="minorHAnsi" w:hAnsiTheme="minorHAnsi" w:cstheme="minorHAnsi"/>
+          <w:lang w:val="en-US"/>
+        </w:rPr>
+        <w:t xml:space="preserve">                                                                                                                                                                       </w:t>
+      </w:r>
+      <w:r>
+        <w:rPr>
+          <w:rFonts w:asciiTheme="minorHAnsi" w:hAnsiTheme="minorHAnsi" w:cstheme="minorHAnsi"/>
+          <w:lang w:val="en-US"/>
+        </w:rPr>
+        <w:t xml:space="preserve">                  6</w:t>
+      </w:r>
+    </w:p>
+    <w:p>
+      <w:pPr>
+        <w:rPr>
+          <w:rFonts w:asciiTheme="majorHAnsi" w:eastAsiaTheme="majorEastAsia" w:hAnsiTheme="majorHAnsi" w:cstheme="majorBidi"/>
+          <w:b/>
+          <w:bCs/>
+          <w:i/>
+          <w:iCs/>
+          <w:color w:val="4F81BD" w:themeColor="accent1"/>
+          <w:sz w:val="26"/>
+          <w:szCs w:val="26"/>
+          <w:lang w:val="en-US"/>
+        </w:rPr>
+      </w:pPr>
+      <w:r>
+        <w:rPr>
+          <w:rFonts w:asciiTheme="majorHAnsi" w:eastAsiaTheme="majorEastAsia" w:hAnsiTheme="majorHAnsi" w:cstheme="majorBidi"/>
+          <w:b/>
+          <w:bCs/>
+          <w:i/>
+          <w:iCs/>
+          <w:color w:val="4F81BD" w:themeColor="accent1"/>
+          <w:sz w:val="26"/>
+          <w:szCs w:val="26"/>
+          <w:lang w:val="en-US"/>
+        </w:rPr>
+        <w:lastRenderedPageBreak/>
+        <w:t>H</w:t>
+      </w:r>
+      <w:r>
+        <w:rPr>
+          <w:rFonts w:asciiTheme="majorHAnsi" w:eastAsiaTheme="majorEastAsia" w:hAnsiTheme="majorHAnsi" w:cstheme="majorBidi"/>
+          <w:b/>
+          <w:bCs/>
+          <w:i/>
+          <w:iCs/>
+          <w:color w:val="4F81BD" w:themeColor="accent1"/>
+          <w:sz w:val="26"/>
+          <w:szCs w:val="26"/>
+          <w:lang w:val="en-US"/>
+        </w:rPr>
+        <w:t>igh-level architectural diagram</w:t>
+      </w:r>
+    </w:p>
+    <w:p>
+      <w:pPr>
+        <w:rPr>
+          <w:rFonts w:asciiTheme="minorHAnsi" w:hAnsiTheme="minorHAnsi" w:cstheme="minorHAnsi"/>
+          <w:lang w:val="en-US"/>
+        </w:rPr>
+      </w:pPr>
+    </w:p>
+    <w:p>
+      <w:pPr>
+        <w:rPr>
+          <w:rFonts w:asciiTheme="minorHAnsi" w:hAnsiTheme="minorHAnsi" w:cstheme="minorHAnsi"/>
+          <w:lang w:val="en-US"/>
+        </w:rPr>
+      </w:pPr>
+    </w:p>
+    <w:p>
+      <w:pPr>
+        <w:rPr>
+          <w:rFonts w:asciiTheme="minorHAnsi" w:hAnsiTheme="minorHAnsi" w:cstheme="minorHAnsi"/>
+          <w:lang w:val="en-US"/>
+        </w:rPr>
+      </w:pPr>
+    </w:p>
+    <w:p>
+      <w:pPr>
+        <w:rPr>
+          <w:rFonts w:asciiTheme="minorHAnsi" w:hAnsiTheme="minorHAnsi" w:cstheme="minorHAnsi"/>
+          <w:lang w:val="en-US"/>
+        </w:rPr>
+      </w:pPr>
+    </w:p>
+    <w:p>
+      <w:pPr>
+        <w:rPr>
+          <w:rFonts w:asciiTheme="minorHAnsi" w:hAnsiTheme="minorHAnsi" w:cstheme="minorHAnsi"/>
+          <w:lang w:val="en-US"/>
+        </w:rPr>
+      </w:pPr>
+    </w:p>
+    <w:p>
+      <w:pPr>
+        <w:rPr>
+          <w:rFonts w:asciiTheme="minorHAnsi" w:hAnsiTheme="minorHAnsi" w:cstheme="minorHAnsi"/>
+          <w:lang w:val="en-US"/>
+        </w:rPr>
+      </w:pPr>
+    </w:p>
+    <w:p>
+      <w:pPr>
+        <w:rPr>
+          <w:rFonts w:asciiTheme="minorHAnsi" w:hAnsiTheme="minorHAnsi" w:cstheme="minorHAnsi"/>
+          <w:lang w:val="en-US"/>
+        </w:rPr>
+      </w:pPr>
+      <w:r>
+        <w:rPr>
+          <w:rFonts w:asciiTheme="minorHAnsi" w:hAnsiTheme="minorHAnsi" w:cstheme="minorHAnsi"/>
+          <w:lang w:val="en-US"/>
+        </w:rPr>
+        <w:t xml:space="preserve">                  </w:t>
+      </w:r>
+      <w:r>
+        <w:rPr>
+          <w:noProof/>
+        </w:rPr>
+        <w:drawing>
+          <wp:inline distT="0" distB="0" distL="0" distR="0" wp14:anchorId="27C39276" wp14:editId="3E6669CF">
+            <wp:extent cx="4572000" cy="2743200"/>
+            <wp:effectExtent l="38100" t="0" r="57150" b="0"/>
+            <wp:docPr id="1345453236" name="Diagram 1">
+              <a:extLst xmlns:a="http://schemas.openxmlformats.org/drawingml/2006/main">
+                <a:ext uri="{FF2B5EF4-FFF2-40B4-BE49-F238E27FC236}">
+                  <a16:creationId xmlns:a16="http://schemas.microsoft.com/office/drawing/2014/main" id="{3A23F819-3CFD-C36A-2594-BD738F3812AE}"/>
+                </a:ext>
+              </a:extLst>
+            </wp:docPr>
+            <wp:cNvGraphicFramePr/>
+            <a:graphic xmlns:a="http://schemas.openxmlformats.org/drawingml/2006/main">
+              <a:graphicData uri="http://schemas.openxmlformats.org/drawingml/2006/diagram">
+                <dgm:relIds xmlns:dgm="http://schemas.openxmlformats.org/drawingml/2006/diagram" xmlns:r="http://schemas.openxmlformats.org/officeDocument/2006/relationships" r:dm="rId9" r:lo="rId10" r:qs="rId11" r:cs="rId12"/>
+              </a:graphicData>
+            </a:graphic>
+          </wp:inline>
+        </w:drawing>
+      </w:r>
+    </w:p>
+    <w:p>
+      <w:pPr>
+        <w:rPr>
+          <w:rFonts w:asciiTheme="minorHAnsi" w:hAnsiTheme="minorHAnsi" w:cstheme="minorHAnsi"/>
+          <w:lang w:val="en-US"/>
+        </w:rPr>
+      </w:pPr>
+    </w:p>
+    <w:p>
+      <w:pPr>
+        <w:rPr>
+          <w:rFonts w:asciiTheme="minorHAnsi" w:hAnsiTheme="minorHAnsi" w:cstheme="minorHAnsi"/>
+        </w:rPr>
+      </w:pPr>
+    </w:p>
+    <w:p>
+      <w:pPr>
+        <w:rPr>
+          <w:rFonts w:asciiTheme="minorHAnsi" w:hAnsiTheme="minorHAnsi" w:cstheme="minorHAnsi"/>
+          <w:lang w:val="en-US"/>
+        </w:rPr>
+      </w:pPr>
+    </w:p>
+    <w:p>
+      <w:pPr>
+        <w:rPr>
+          <w:rFonts w:asciiTheme="minorHAnsi" w:hAnsiTheme="minorHAnsi" w:cstheme="minorHAnsi"/>
+          <w:lang w:val="en-US"/>
+        </w:rPr>
+      </w:pPr>
+    </w:p>
+    <w:p>
+      <w:pPr>
+        <w:rPr>
+          <w:rFonts w:asciiTheme="minorHAnsi" w:hAnsiTheme="minorHAnsi" w:cstheme="minorHAnsi"/>
+          <w:lang w:val="en-US"/>
+        </w:rPr>
+      </w:pPr>
+    </w:p>
+    <w:p>
+      <w:pPr>
+        <w:rPr>
+          <w:rFonts w:asciiTheme="minorHAnsi" w:hAnsiTheme="minorHAnsi" w:cstheme="minorHAnsi"/>
+          <w:lang w:val="en-US"/>
+        </w:rPr>
+      </w:pPr>
+    </w:p>
+    <w:p>
+      <w:pPr>
+        <w:rPr>
+          <w:rFonts w:asciiTheme="minorHAnsi" w:hAnsiTheme="minorHAnsi" w:cstheme="minorHAnsi"/>
+          <w:lang w:val="en-US"/>
+        </w:rPr>
+      </w:pPr>
+    </w:p>
+    <w:p>
+      <w:pPr>
+        <w:rPr>
+          <w:rFonts w:asciiTheme="minorHAnsi" w:hAnsiTheme="minorHAnsi" w:cstheme="minorHAnsi"/>
+          <w:lang w:val="en-US"/>
+        </w:rPr>
+      </w:pPr>
+    </w:p>
+    <w:p>
+      <w:pPr>
+        <w:rPr>
+          <w:rFonts w:asciiTheme="minorHAnsi" w:hAnsiTheme="minorHAnsi" w:cstheme="minorHAnsi"/>
+          <w:lang w:val="en-US"/>
+        </w:rPr>
+      </w:pPr>
+    </w:p>
+    <w:p>
+      <w:pPr>
+        <w:rPr>
+          <w:rFonts w:asciiTheme="minorHAnsi" w:hAnsiTheme="minorHAnsi" w:cstheme="minorHAnsi"/>
+          <w:lang w:val="en-US"/>
+        </w:rPr>
+      </w:pPr>
+    </w:p>
+    <w:p>
+      <w:pPr>
+        <w:rPr>
+          <w:rFonts w:asciiTheme="minorHAnsi" w:hAnsiTheme="minorHAnsi" w:cstheme="minorHAnsi"/>
+          <w:lang w:val="en-US"/>
+        </w:rPr>
+      </w:pPr>
+    </w:p>
+    <w:p>
+      <w:pPr>
+        <w:rPr>
+          <w:rFonts w:asciiTheme="minorHAnsi" w:hAnsiTheme="minorHAnsi" w:cstheme="minorHAnsi"/>
+          <w:lang w:val="en-US"/>
+        </w:rPr>
+      </w:pPr>
+    </w:p>
+    <w:p>
+      <w:pPr>
+        <w:rPr>
+          <w:rFonts w:asciiTheme="minorHAnsi" w:hAnsiTheme="minorHAnsi" w:cstheme="minorHAnsi"/>
+          <w:lang w:val="en-US"/>
+        </w:rPr>
+      </w:pPr>
+    </w:p>
+    <w:p>
+      <w:pPr>
+        <w:rPr>
+          <w:rFonts w:asciiTheme="minorHAnsi" w:hAnsiTheme="minorHAnsi" w:cstheme="minorHAnsi"/>
+          <w:lang w:val="en-US"/>
+        </w:rPr>
+      </w:pPr>
+    </w:p>
+    <w:p>
+      <w:pPr>
+        <w:rPr>
+          <w:rFonts w:asciiTheme="minorHAnsi" w:hAnsiTheme="minorHAnsi" w:cstheme="minorHAnsi"/>
+          <w:lang w:val="en-US"/>
+        </w:rPr>
+      </w:pPr>
+    </w:p>
+    <w:p>
+      <w:pPr>
+        <w:rPr>
+          <w:rFonts w:asciiTheme="minorHAnsi" w:hAnsiTheme="minorHAnsi" w:cstheme="minorHAnsi"/>
+          <w:lang w:val="en-US"/>
+        </w:rPr>
+      </w:pPr>
+    </w:p>
+    <w:p>
+      <w:pPr>
+        <w:rPr>
+          <w:rFonts w:asciiTheme="minorHAnsi" w:hAnsiTheme="minorHAnsi" w:cstheme="minorHAnsi"/>
+          <w:lang w:val="en-US"/>
+        </w:rPr>
+      </w:pPr>
+    </w:p>
+    <w:p>
+      <w:pPr>
+        <w:rPr>
+          <w:rFonts w:asciiTheme="minorHAnsi" w:hAnsiTheme="minorHAnsi" w:cstheme="minorHAnsi"/>
+          <w:lang w:val="en-US"/>
+        </w:rPr>
+      </w:pPr>
+    </w:p>
+    <w:p>
+      <w:pPr>
+        <w:rPr>
+          <w:rFonts w:asciiTheme="minorHAnsi" w:hAnsiTheme="minorHAnsi" w:cstheme="minorHAnsi"/>
+          <w:lang w:val="en-US"/>
+        </w:rPr>
+      </w:pPr>
+    </w:p>
+    <w:p>
+      <w:pPr>
+        <w:rPr>
+          <w:rFonts w:asciiTheme="minorHAnsi" w:hAnsiTheme="minorHAnsi" w:cstheme="minorHAnsi"/>
+          <w:lang w:val="en-US"/>
+        </w:rPr>
+      </w:pPr>
+    </w:p>
+    <w:p>
+      <w:pPr>
+        <w:rPr>
+          <w:rFonts w:asciiTheme="minorHAnsi" w:hAnsiTheme="minorHAnsi" w:cstheme="minorHAnsi"/>
+          <w:lang w:val="en-US"/>
+        </w:rPr>
+      </w:pPr>
+    </w:p>
+    <w:p>
+      <w:pPr>
+        <w:rPr>
+          <w:rFonts w:asciiTheme="minorHAnsi" w:hAnsiTheme="minorHAnsi" w:cstheme="minorHAnsi"/>
+          <w:lang w:val="en-US"/>
+        </w:rPr>
+      </w:pPr>
+    </w:p>
+    <w:p>
+      <w:pPr>
+        <w:rPr>
+          <w:rFonts w:asciiTheme="minorHAnsi" w:hAnsiTheme="minorHAnsi" w:cstheme="minorHAnsi"/>
+          <w:lang w:val="en-US"/>
+        </w:rPr>
+      </w:pPr>
+    </w:p>
+    <w:p>
+      <w:pPr>
+        <w:rPr>
+          <w:rFonts w:asciiTheme="minorHAnsi" w:hAnsiTheme="minorHAnsi" w:cstheme="minorHAnsi"/>
+          <w:lang w:val="en-US"/>
+        </w:rPr>
+      </w:pPr>
+    </w:p>
+    <w:p>
+      <w:pPr>
+        <w:rPr>
+          <w:rFonts w:asciiTheme="minorHAnsi" w:hAnsiTheme="minorHAnsi" w:cstheme="minorHAnsi"/>
+          <w:lang w:val="en-US"/>
+        </w:rPr>
+      </w:pPr>
+      <w:r>
+        <w:rPr>
+          <w:rFonts w:asciiTheme="minorHAnsi" w:hAnsiTheme="minorHAnsi" w:cstheme="minorHAnsi"/>
+          <w:lang w:val="en-US"/>
+        </w:rPr>
+        <w:t xml:space="preserve">                                                                                                                                                                                         7</w:t>
+      </w:r>
+    </w:p>
+    <w:p>
+      <w:pPr>
+        <w:rPr>
+          <w:rFonts w:asciiTheme="majorHAnsi" w:eastAsiaTheme="majorEastAsia" w:hAnsiTheme="majorHAnsi" w:cstheme="majorBidi"/>
+          <w:b/>
+          <w:bCs/>
+          <w:i/>
+          <w:iCs/>
+          <w:color w:val="4F81BD" w:themeColor="accent1"/>
+          <w:sz w:val="26"/>
+          <w:szCs w:val="26"/>
+          <w:lang w:val="en-US"/>
+        </w:rPr>
+      </w:pPr>
+      <w:r>
+        <w:rPr>
+          <w:rFonts w:asciiTheme="majorHAnsi" w:eastAsiaTheme="majorEastAsia" w:hAnsiTheme="majorHAnsi" w:cstheme="majorBidi"/>
+          <w:b/>
+          <w:bCs/>
+          <w:i/>
+          <w:iCs/>
+          <w:color w:val="4F81BD" w:themeColor="accent1"/>
+          <w:sz w:val="26"/>
+          <w:szCs w:val="26"/>
+          <w:lang w:val="en-US"/>
+        </w:rPr>
+        <w:lastRenderedPageBreak/>
+        <w:t>Data Sources</w:t>
+      </w:r>
+      <w:r>
+        <w:rPr>
+          <w:rFonts w:asciiTheme="majorHAnsi" w:eastAsiaTheme="majorEastAsia" w:hAnsiTheme="majorHAnsi" w:cstheme="majorBidi"/>
+          <w:b/>
+          <w:bCs/>
+          <w:i/>
+          <w:iCs/>
+          <w:color w:val="4F81BD" w:themeColor="accent1"/>
+          <w:sz w:val="26"/>
+          <w:szCs w:val="26"/>
+          <w:lang w:val="en-US"/>
+        </w:rPr>
+        <w:t>:</w:t>
+      </w:r>
+    </w:p>
+    <w:p>
+      <w:pPr>
+        <w:rPr>
+          <w:rFonts w:asciiTheme="minorHAnsi" w:hAnsiTheme="minorHAnsi" w:cstheme="minorHAnsi"/>
+        </w:rPr>
+      </w:pPr>
+    </w:p>
+    <w:p>
+      <w:pPr>
+        <w:rPr>
+          <w:rFonts w:asciiTheme="minorHAnsi" w:hAnsiTheme="minorHAnsi" w:cstheme="minorHAnsi"/>
+        </w:rPr>
+      </w:pPr>
+    </w:p>
+    <w:p>
+      <w:pPr>
+        <w:rPr>
+          <w:rFonts w:asciiTheme="minorHAnsi" w:hAnsiTheme="minorHAnsi" w:cstheme="minorHAnsi"/>
+        </w:rPr>
+      </w:pPr>
+      <w:r>
+        <w:rPr>
+          <w:rFonts w:asciiTheme="minorHAnsi" w:hAnsiTheme="minorHAnsi" w:cstheme="minorHAnsi"/>
+        </w:rPr>
+        <w:t xml:space="preserve">The primary data source was extracted from  </w:t>
+      </w:r>
+      <w:hyperlink r:id="rId14" w:history="1">
+        <w:r>
+          <w:rPr>
+            <w:rStyle w:val="Hyperlink"/>
+            <w:rFonts w:asciiTheme="minorHAnsi" w:hAnsiTheme="minorHAnsi" w:cstheme="minorHAnsi"/>
+          </w:rPr>
+          <w:t>U.S. Department of Health &amp; Human Services - U.S. Chronic Disease Indicators</w:t>
+        </w:r>
+      </w:hyperlink>
+    </w:p>
+    <w:p>
+      <w:pPr>
+        <w:rPr>
+          <w:rFonts w:asciiTheme="minorHAnsi" w:hAnsiTheme="minorHAnsi" w:cstheme="minorHAnsi"/>
+        </w:rPr>
+      </w:pPr>
+      <w:r>
+        <w:rPr>
+          <w:rFonts w:asciiTheme="minorHAnsi" w:hAnsiTheme="minorHAnsi" w:cstheme="minorHAnsi"/>
+        </w:rPr>
+        <w:t>Which is available for public resources with different format (CSV, JSON, KML, and others).</w:t>
+      </w:r>
+    </w:p>
+    <w:p>
+      <w:pPr>
+        <w:rPr>
+          <w:rFonts w:asciiTheme="minorHAnsi" w:hAnsiTheme="minorHAnsi" w:cstheme="minorHAnsi"/>
+        </w:rPr>
+      </w:pPr>
+    </w:p>
+    <w:p>
+      <w:pPr>
+        <w:rPr>
+          <w:rFonts w:asciiTheme="minorHAnsi" w:hAnsiTheme="minorHAnsi" w:cstheme="minorHAnsi"/>
+        </w:rPr>
+      </w:pPr>
+      <w:r>
+        <w:rPr>
+          <w:rFonts w:asciiTheme="minorHAnsi" w:hAnsiTheme="minorHAnsi" w:cstheme="minorHAnsi"/>
+        </w:rPr>
+        <w:t>Supportive sources related the subject were:</w:t>
+      </w:r>
+    </w:p>
+    <w:p>
+      <w:pPr>
+        <w:rPr>
+          <w:rFonts w:asciiTheme="minorHAnsi" w:hAnsiTheme="minorHAnsi" w:cstheme="minorHAnsi"/>
+        </w:rPr>
+      </w:pPr>
+    </w:p>
+    <w:p>
+      <w:pPr>
+        <w:rPr>
+          <w:rFonts w:asciiTheme="minorHAnsi" w:hAnsiTheme="minorHAnsi" w:cstheme="minorHAnsi"/>
+          <w:lang w:val="en-US"/>
+        </w:rPr>
+      </w:pPr>
+      <w:hyperlink r:id="rId15" w:history="1">
+        <w:r>
+          <w:rPr>
+            <w:rStyle w:val="Hyperlink"/>
+            <w:rFonts w:asciiTheme="minorHAnsi" w:hAnsiTheme="minorHAnsi" w:cstheme="minorHAnsi"/>
+          </w:rPr>
+          <w:t>Chronic Disease Indicators: 2022-2024 Refresh and Modernization of the Web Tool. - Abstract - Europe PMC</w:t>
+        </w:r>
+      </w:hyperlink>
+    </w:p>
+    <w:p>
+      <w:pPr>
+        <w:rPr>
+          <w:rFonts w:asciiTheme="minorHAnsi" w:hAnsiTheme="minorHAnsi" w:cstheme="minorHAnsi"/>
+          <w:lang w:val="en-US"/>
+        </w:rPr>
+      </w:pPr>
+    </w:p>
+    <w:p>
+      <w:pPr>
+        <w:rPr>
+          <w:rFonts w:asciiTheme="minorHAnsi" w:hAnsiTheme="minorHAnsi" w:cstheme="minorHAnsi"/>
+          <w:lang w:val="en-US"/>
+        </w:rPr>
+      </w:pPr>
+      <w:hyperlink r:id="rId16" w:history="1">
+        <w:r>
+          <w:rPr>
+            <w:rStyle w:val="Hyperlink"/>
+            <w:rFonts w:asciiTheme="minorHAnsi" w:hAnsiTheme="minorHAnsi" w:cstheme="minorHAnsi"/>
+          </w:rPr>
+          <w:t>2026 EU4Health Work Programme - Public Health - European Commission</w:t>
+        </w:r>
+      </w:hyperlink>
+    </w:p>
+    <w:p>
+      <w:pPr>
+        <w:rPr>
+          <w:rFonts w:asciiTheme="minorHAnsi" w:hAnsiTheme="minorHAnsi" w:cstheme="minorHAnsi"/>
+          <w:lang w:val="en-US"/>
+        </w:rPr>
+      </w:pPr>
+    </w:p>
+    <w:p>
+      <w:pPr>
+        <w:rPr>
+          <w:rFonts w:asciiTheme="minorHAnsi" w:hAnsiTheme="minorHAnsi" w:cstheme="minorHAnsi"/>
+        </w:rPr>
+      </w:pPr>
+      <w:hyperlink r:id="rId17" w:history="1">
+        <w:r>
+          <w:rPr>
+            <w:rStyle w:val="Hyperlink"/>
+            <w:rFonts w:asciiTheme="minorHAnsi" w:hAnsiTheme="minorHAnsi" w:cstheme="minorHAnsi"/>
+          </w:rPr>
+          <w:t>Chronic Disease Indicators (CDI) | DPH | CDC</w:t>
+        </w:r>
+      </w:hyperlink>
+    </w:p>
+    <w:p>
+      <w:pPr>
+        <w:rPr>
+          <w:rFonts w:asciiTheme="minorHAnsi" w:hAnsiTheme="minorHAnsi" w:cstheme="minorHAnsi"/>
+        </w:rPr>
+      </w:pPr>
+    </w:p>
+    <w:p>
+      <w:pPr>
+        <w:rPr>
+          <w:rFonts w:asciiTheme="minorHAnsi" w:hAnsiTheme="minorHAnsi" w:cstheme="minorHAnsi"/>
+        </w:rPr>
+      </w:pPr>
+      <w:hyperlink r:id="rId18" w:history="1">
+        <w:r>
+          <w:rPr>
+            <w:rStyle w:val="Hyperlink"/>
+            <w:rFonts w:asciiTheme="minorHAnsi" w:hAnsiTheme="minorHAnsi" w:cstheme="minorHAnsi"/>
+          </w:rPr>
+          <w:t>EU chronic diseases data and information - Public Health</w:t>
+        </w:r>
+      </w:hyperlink>
+    </w:p>
+    <w:p>
+      <w:pPr>
+        <w:rPr>
+          <w:rFonts w:asciiTheme="minorHAnsi" w:hAnsiTheme="minorHAnsi" w:cstheme="minorHAnsi"/>
+        </w:rPr>
+      </w:pPr>
+    </w:p>
+    <w:p>
+      <w:pPr>
+        <w:rPr>
+          <w:rFonts w:asciiTheme="minorHAnsi" w:hAnsiTheme="minorHAnsi" w:cstheme="minorHAnsi"/>
+        </w:rPr>
+      </w:pPr>
+    </w:p>
+    <w:p>
+      <w:pPr>
+        <w:rPr>
+          <w:rFonts w:asciiTheme="minorHAnsi" w:hAnsiTheme="minorHAnsi" w:cstheme="minorHAnsi"/>
+        </w:rPr>
+      </w:pPr>
+    </w:p>
+    <w:p>
+      <w:pPr>
+        <w:rPr>
+          <w:rFonts w:asciiTheme="minorHAnsi" w:hAnsiTheme="minorHAnsi" w:cstheme="minorHAnsi"/>
+        </w:rPr>
+      </w:pPr>
+    </w:p>
+    <w:p>
+      <w:pPr>
+        <w:rPr>
+          <w:rFonts w:asciiTheme="minorHAnsi" w:hAnsiTheme="minorHAnsi" w:cstheme="minorHAnsi"/>
+        </w:rPr>
+      </w:pPr>
+    </w:p>
+    <w:p>
+      <w:pPr>
+        <w:rPr>
+          <w:rFonts w:asciiTheme="minorHAnsi" w:hAnsiTheme="minorHAnsi" w:cstheme="minorHAnsi"/>
+        </w:rPr>
+      </w:pPr>
+    </w:p>
+    <w:p>
+      <w:pPr>
+        <w:rPr>
+          <w:rFonts w:asciiTheme="minorHAnsi" w:hAnsiTheme="minorHAnsi" w:cstheme="minorHAnsi"/>
+        </w:rPr>
+      </w:pPr>
+    </w:p>
+    <w:p>
+      <w:pPr>
+        <w:rPr>
+          <w:rFonts w:asciiTheme="minorHAnsi" w:hAnsiTheme="minorHAnsi" w:cstheme="minorHAnsi"/>
+        </w:rPr>
+      </w:pPr>
+    </w:p>
+    <w:p>
+      <w:pPr>
+        <w:rPr>
+          <w:rFonts w:asciiTheme="minorHAnsi" w:hAnsiTheme="minorHAnsi" w:cstheme="minorHAnsi"/>
+        </w:rPr>
+      </w:pPr>
+    </w:p>
+    <w:p>
+      <w:pPr>
+        <w:rPr>
+          <w:rFonts w:asciiTheme="minorHAnsi" w:hAnsiTheme="minorHAnsi" w:cstheme="minorHAnsi"/>
+        </w:rPr>
+      </w:pPr>
+    </w:p>
+    <w:p>
+      <w:pPr>
+        <w:rPr>
+          <w:rFonts w:asciiTheme="minorHAnsi" w:hAnsiTheme="minorHAnsi" w:cstheme="minorHAnsi"/>
+        </w:rPr>
+      </w:pPr>
+    </w:p>
+    <w:p>
+      <w:pPr>
+        <w:rPr>
+          <w:rFonts w:asciiTheme="minorHAnsi" w:hAnsiTheme="minorHAnsi" w:cstheme="minorHAnsi"/>
+        </w:rPr>
+      </w:pPr>
+    </w:p>
+    <w:p>
+      <w:pPr>
+        <w:rPr>
+          <w:rFonts w:asciiTheme="minorHAnsi" w:hAnsiTheme="minorHAnsi" w:cstheme="minorHAnsi"/>
+        </w:rPr>
+      </w:pPr>
+    </w:p>
+    <w:p>
+      <w:pPr>
+        <w:rPr>
+          <w:rFonts w:asciiTheme="minorHAnsi" w:hAnsiTheme="minorHAnsi" w:cstheme="minorHAnsi"/>
+        </w:rPr>
+      </w:pPr>
+    </w:p>
+    <w:p>
+      <w:pPr>
+        <w:rPr>
+          <w:rFonts w:asciiTheme="minorHAnsi" w:hAnsiTheme="minorHAnsi" w:cstheme="minorHAnsi"/>
+        </w:rPr>
+      </w:pPr>
+    </w:p>
+    <w:p>
+      <w:pPr>
+        <w:rPr>
+          <w:rFonts w:asciiTheme="minorHAnsi" w:hAnsiTheme="minorHAnsi" w:cstheme="minorHAnsi"/>
+        </w:rPr>
+      </w:pPr>
+    </w:p>
+    <w:p>
+      <w:pPr>
+        <w:rPr>
+          <w:rFonts w:asciiTheme="minorHAnsi" w:hAnsiTheme="minorHAnsi" w:cstheme="minorHAnsi"/>
+        </w:rPr>
+      </w:pPr>
+    </w:p>
+    <w:p>
+      <w:pPr>
+        <w:rPr>
+          <w:rFonts w:asciiTheme="minorHAnsi" w:hAnsiTheme="minorHAnsi" w:cstheme="minorHAnsi"/>
+        </w:rPr>
+      </w:pPr>
+    </w:p>
+    <w:p>
+      <w:pPr>
+        <w:rPr>
+          <w:rFonts w:asciiTheme="minorHAnsi" w:hAnsiTheme="minorHAnsi" w:cstheme="minorHAnsi"/>
+        </w:rPr>
+      </w:pPr>
+    </w:p>
+    <w:p>
+      <w:pPr>
+        <w:rPr>
+          <w:rFonts w:asciiTheme="minorHAnsi" w:hAnsiTheme="minorHAnsi" w:cstheme="minorHAnsi"/>
+        </w:rPr>
+      </w:pPr>
+    </w:p>
+    <w:p>
+      <w:pPr>
+        <w:rPr>
+          <w:rFonts w:asciiTheme="minorHAnsi" w:hAnsiTheme="minorHAnsi" w:cstheme="minorHAnsi"/>
+        </w:rPr>
+      </w:pPr>
+    </w:p>
+    <w:p>
+      <w:pPr>
+        <w:rPr>
+          <w:rFonts w:asciiTheme="minorHAnsi" w:hAnsiTheme="minorHAnsi" w:cstheme="minorHAnsi"/>
+        </w:rPr>
+      </w:pPr>
+    </w:p>
+    <w:p>
+      <w:pPr>
+        <w:rPr>
+          <w:rFonts w:asciiTheme="minorHAnsi" w:hAnsiTheme="minorHAnsi" w:cstheme="minorHAnsi"/>
+        </w:rPr>
+      </w:pPr>
+    </w:p>
+    <w:p>
+      <w:pPr>
+        <w:rPr>
+          <w:rFonts w:asciiTheme="minorHAnsi" w:hAnsiTheme="minorHAnsi" w:cstheme="minorHAnsi"/>
+        </w:rPr>
+      </w:pPr>
+    </w:p>
+    <w:p>
+      <w:pPr>
+        <w:rPr>
+          <w:rFonts w:asciiTheme="minorHAnsi" w:hAnsiTheme="minorHAnsi" w:cstheme="minorHAnsi"/>
+        </w:rPr>
+      </w:pPr>
+    </w:p>
+    <w:p>
+      <w:pPr>
+        <w:rPr>
+          <w:rFonts w:asciiTheme="minorHAnsi" w:hAnsiTheme="minorHAnsi" w:cstheme="minorHAnsi"/>
+        </w:rPr>
+      </w:pPr>
+    </w:p>
+    <w:p>
+      <w:pPr>
+        <w:rPr>
+          <w:rFonts w:asciiTheme="minorHAnsi" w:hAnsiTheme="minorHAnsi" w:cstheme="minorHAnsi"/>
+        </w:rPr>
+      </w:pPr>
+    </w:p>
+    <w:p>
+      <w:pPr>
+        <w:rPr>
+          <w:rFonts w:asciiTheme="minorHAnsi" w:hAnsiTheme="minorHAnsi" w:cstheme="minorHAnsi"/>
+        </w:rPr>
+      </w:pPr>
+    </w:p>
+    <w:p>
+      <w:pPr>
+        <w:rPr>
+          <w:rFonts w:asciiTheme="minorHAnsi" w:hAnsiTheme="minorHAnsi" w:cstheme="minorHAnsi"/>
+        </w:rPr>
+      </w:pPr>
+    </w:p>
+    <w:p>
+      <w:pPr>
+        <w:rPr>
+          <w:rFonts w:asciiTheme="minorHAnsi" w:hAnsiTheme="minorHAnsi" w:cstheme="minorHAnsi"/>
+        </w:rPr>
+      </w:pPr>
+    </w:p>
+    <w:p>
+      <w:pPr>
+        <w:rPr>
+          <w:rFonts w:asciiTheme="minorHAnsi" w:hAnsiTheme="minorHAnsi" w:cstheme="minorHAnsi"/>
+          <w:lang w:val="en-US"/>
+        </w:rPr>
+      </w:pPr>
+      <w:r>
+        <w:rPr>
+          <w:rFonts w:asciiTheme="minorHAnsi" w:hAnsiTheme="minorHAnsi" w:cstheme="minorHAnsi"/>
+        </w:rPr>
+        <w:t xml:space="preserve">                                                                                                                                                                                         8</w:t>
+      </w:r>
     </w:p>
     <w:sectPr>
       <w:pgSz w:w="12240" w:h="15840"/>
@@ -1956,6 +3864,119 @@
 <file path=word/numbering.xml><?xml version="1.0" encoding="utf-8"?>
 <w:numbering xmlns:wpc="http://schemas.microsoft.com/office/word/2010/wordprocessingCanvas" xmlns:cx="http://schemas.microsoft.com/office/drawing/2014/chartex" xmlns:cx1="http://schemas.microsoft.com/office/drawing/2015/9/8/chartex" xmlns:cx2="http://schemas.microsoft.com/office/drawing/2015/10/21/chartex" xmlns:cx3="http://schemas.microsoft.com/office/drawing/2016/5/9/chartex" xmlns:cx4="http://schemas.microsoft.com/office/drawing/2016/5/10/chartex" xmlns:cx5="http://schemas.microsoft.com/office/drawing/2016/5/11/chartex" xmlns:cx6="http://schemas.microsoft.com/office/drawing/2016/5/12/chartex" xmlns:cx7="http://schemas.microsoft.com/office/drawing/2016/5/13/chartex" xmlns:cx8="http://schemas.microsoft.com/office/drawing/2016/5/14/chartex" xmlns:mc="http://schemas.openxmlformats.org/markup-compatibility/2006" xmlns:aink="http://schemas.microsoft.com/office/drawing/2016/ink" xmlns:am3d="http://schemas.microsoft.com/office/drawing/2017/model3d" xmlns:o="urn:schemas-microsoft-com:office:office" xmlns:oel="http://schemas.microsoft.com/office/2019/extlst" xmlns:r="http://schemas.openxmlformats.org/officeDocument/2006/relationships" xmlns:m="http://schemas.openxmlformats.org/officeDocument/2006/math" xmlns:v="urn:schemas-microsoft-com:vml" xmlns:wp14="http://schemas.microsoft.com/office/word/2010/wordprocessingDrawing" xmlns:wp="http://schemas.openxmlformats.org/drawingml/2006/wordprocessingDrawing" xmlns:w10="urn:schemas-microsoft-com:office:word" xmlns:w="http://schemas.openxmlformats.org/wordprocessingml/2006/main" xmlns:w14="http://schemas.microsoft.com/office/word/2010/wordml" xmlns:w15="http://schemas.microsoft.com/office/word/2012/wordml" xmlns:w16cex="http://schemas.microsoft.com/office/word/2018/wordml/cex" xmlns:w16cid="http://schemas.microsoft.com/office/word/2016/wordml/cid" xmlns:w16="http://schemas.microsoft.com/office/word/2018/wordml" xmlns:w16du="http://schemas.microsoft.com/office/word/2023/wordml/word16du" xmlns:w16sdtdh="http://schemas.microsoft.com/office/word/2020/wordml/sdtdatahash" xmlns:w16sdtfl="http://schemas.microsoft.com/office/word/2024/wordml/sdtformatlock" xmlns:w16se="http://schemas.microsoft.com/office/word/2015/wordml/symex" xmlns:wpg="http://schemas.microsoft.com/office/word/2010/wordprocessingGroup" xmlns:wpi="http://schemas.microsoft.com/office/word/2010/wordprocessingInk" xmlns:wne="http://schemas.microsoft.com/office/word/2006/wordml" xmlns:wps="http://schemas.microsoft.com/office/word/2010/wordprocessingShape" mc:Ignorable="w14 w15 w16se w16cid w16 w16cex w16sdtdh w16sdtfl w16du wp14">
   <w:abstractNum w:abstractNumId="0" w15:restartNumberingAfterBreak="0">
+    <w:nsid w:val="25BB3E09"/>
+    <w:multiLevelType w:val="hybridMultilevel"/>
+    <w:tmpl w:val="5B52E470"/>
+    <w:lvl w:ilvl="0" w:tplc="977C00B4">
+      <w:start w:val="7"/>
+      <w:numFmt w:val="bullet"/>
+      <w:lvlText w:val="-"/>
+      <w:lvlJc w:val="left"/>
+      <w:pPr>
+        <w:ind w:left="720" w:hanging="360"/>
+      </w:pPr>
+      <w:rPr>
+        <w:rFonts w:ascii="Calibri" w:eastAsiaTheme="minorHAnsi" w:hAnsi="Calibri" w:cs="Calibri" w:hint="default"/>
+      </w:rPr>
+    </w:lvl>
+    <w:lvl w:ilvl="1" w:tplc="08090003" w:tentative="1">
+      <w:start w:val="1"/>
+      <w:numFmt w:val="bullet"/>
+      <w:lvlText w:val="o"/>
+      <w:lvlJc w:val="left"/>
+      <w:pPr>
+        <w:ind w:left="1440" w:hanging="360"/>
+      </w:pPr>
+      <w:rPr>
+        <w:rFonts w:ascii="Courier New" w:hAnsi="Courier New" w:cs="Courier New" w:hint="default"/>
+      </w:rPr>
+    </w:lvl>
+    <w:lvl w:ilvl="2" w:tplc="08090005" w:tentative="1">
+      <w:start w:val="1"/>
+      <w:numFmt w:val="bullet"/>
+      <w:lvlText w:val=""/>
+      <w:lvlJc w:val="left"/>
+      <w:pPr>
+        <w:ind w:left="2160" w:hanging="360"/>
+      </w:pPr>
+      <w:rPr>
+        <w:rFonts w:ascii="Wingdings" w:hAnsi="Wingdings" w:hint="default"/>
+      </w:rPr>
+    </w:lvl>
+    <w:lvl w:ilvl="3" w:tplc="08090001" w:tentative="1">
+      <w:start w:val="1"/>
+      <w:numFmt w:val="bullet"/>
+      <w:lvlText w:val=""/>
+      <w:lvlJc w:val="left"/>
+      <w:pPr>
+        <w:ind w:left="2880" w:hanging="360"/>
+      </w:pPr>
+      <w:rPr>
+        <w:rFonts w:ascii="Symbol" w:hAnsi="Symbol" w:hint="default"/>
+      </w:rPr>
+    </w:lvl>
+    <w:lvl w:ilvl="4" w:tplc="08090003" w:tentative="1">
+      <w:start w:val="1"/>
+      <w:numFmt w:val="bullet"/>
+      <w:lvlText w:val="o"/>
+      <w:lvlJc w:val="left"/>
+      <w:pPr>
+        <w:ind w:left="3600" w:hanging="360"/>
+      </w:pPr>
+      <w:rPr>
+        <w:rFonts w:ascii="Courier New" w:hAnsi="Courier New" w:cs="Courier New" w:hint="default"/>
+      </w:rPr>
+    </w:lvl>
+    <w:lvl w:ilvl="5" w:tplc="08090005" w:tentative="1">
+      <w:start w:val="1"/>
+      <w:numFmt w:val="bullet"/>
+      <w:lvlText w:val=""/>
+      <w:lvlJc w:val="left"/>
+      <w:pPr>
+        <w:ind w:left="4320" w:hanging="360"/>
+      </w:pPr>
+      <w:rPr>
+        <w:rFonts w:ascii="Wingdings" w:hAnsi="Wingdings" w:hint="default"/>
+      </w:rPr>
+    </w:lvl>
+    <w:lvl w:ilvl="6" w:tplc="08090001" w:tentative="1">
+      <w:start w:val="1"/>
+      <w:numFmt w:val="bullet"/>
+      <w:lvlText w:val=""/>
+      <w:lvlJc w:val="left"/>
+      <w:pPr>
+        <w:ind w:left="5040" w:hanging="360"/>
+      </w:pPr>
+      <w:rPr>
+        <w:rFonts w:ascii="Symbol" w:hAnsi="Symbol" w:hint="default"/>
+      </w:rPr>
+    </w:lvl>
+    <w:lvl w:ilvl="7" w:tplc="08090003" w:tentative="1">
+      <w:start w:val="1"/>
+      <w:numFmt w:val="bullet"/>
+      <w:lvlText w:val="o"/>
+      <w:lvlJc w:val="left"/>
+      <w:pPr>
+        <w:ind w:left="5760" w:hanging="360"/>
+      </w:pPr>
+      <w:rPr>
+        <w:rFonts w:ascii="Courier New" w:hAnsi="Courier New" w:cs="Courier New" w:hint="default"/>
+      </w:rPr>
+    </w:lvl>
+    <w:lvl w:ilvl="8" w:tplc="08090005" w:tentative="1">
+      <w:start w:val="1"/>
+      <w:numFmt w:val="bullet"/>
+      <w:lvlText w:val=""/>
+      <w:lvlJc w:val="left"/>
+      <w:pPr>
+        <w:ind w:left="6480" w:hanging="360"/>
+      </w:pPr>
+      <w:rPr>
+        <w:rFonts w:ascii="Wingdings" w:hAnsi="Wingdings" w:hint="default"/>
+      </w:rPr>
+    </w:lvl>
+  </w:abstractNum>
+  <w:abstractNum w:abstractNumId="1" w15:restartNumberingAfterBreak="0">
     <w:nsid w:val="53EC4981"/>
     <w:multiLevelType w:val="hybridMultilevel"/>
     <w:tmpl w:val="3E1AE1C2"/>
@@ -2041,7 +4062,147 @@
       </w:pPr>
     </w:lvl>
   </w:abstractNum>
-  <w:abstractNum w:abstractNumId="1" w15:restartNumberingAfterBreak="0">
+  <w:abstractNum w:abstractNumId="2" w15:restartNumberingAfterBreak="0">
+    <w:nsid w:val="54C96FF3"/>
+    <w:multiLevelType w:val="hybridMultilevel"/>
+    <w:tmpl w:val="F9F0309A"/>
+    <w:lvl w:ilvl="0" w:tplc="F962B758">
+      <w:start w:val="1"/>
+      <w:numFmt w:val="bullet"/>
+      <w:lvlText w:val="•"/>
+      <w:lvlJc w:val="left"/>
+      <w:pPr>
+        <w:tabs>
+          <w:tab w:val="num" w:pos="720"/>
+        </w:tabs>
+        <w:ind w:left="720" w:hanging="360"/>
+      </w:pPr>
+      <w:rPr>
+        <w:rFonts w:ascii="Times New Roman" w:hAnsi="Times New Roman" w:hint="default"/>
+      </w:rPr>
+    </w:lvl>
+    <w:lvl w:ilvl="1" w:tplc="38208DAA" w:tentative="1">
+      <w:start w:val="1"/>
+      <w:numFmt w:val="bullet"/>
+      <w:lvlText w:val="•"/>
+      <w:lvlJc w:val="left"/>
+      <w:pPr>
+        <w:tabs>
+          <w:tab w:val="num" w:pos="1440"/>
+        </w:tabs>
+        <w:ind w:left="1440" w:hanging="360"/>
+      </w:pPr>
+      <w:rPr>
+        <w:rFonts w:ascii="Times New Roman" w:hAnsi="Times New Roman" w:hint="default"/>
+      </w:rPr>
+    </w:lvl>
+    <w:lvl w:ilvl="2" w:tplc="1CECF1AE" w:tentative="1">
+      <w:start w:val="1"/>
+      <w:numFmt w:val="bullet"/>
+      <w:lvlText w:val="•"/>
+      <w:lvlJc w:val="left"/>
+      <w:pPr>
+        <w:tabs>
+          <w:tab w:val="num" w:pos="2160"/>
+        </w:tabs>
+        <w:ind w:left="2160" w:hanging="360"/>
+      </w:pPr>
+      <w:rPr>
+        <w:rFonts w:ascii="Times New Roman" w:hAnsi="Times New Roman" w:hint="default"/>
+      </w:rPr>
+    </w:lvl>
+    <w:lvl w:ilvl="3" w:tplc="330A8D6A" w:tentative="1">
+      <w:start w:val="1"/>
+      <w:numFmt w:val="bullet"/>
+      <w:lvlText w:val="•"/>
+      <w:lvlJc w:val="left"/>
+      <w:pPr>
+        <w:tabs>
+          <w:tab w:val="num" w:pos="2880"/>
+        </w:tabs>
+        <w:ind w:left="2880" w:hanging="360"/>
+      </w:pPr>
+      <w:rPr>
+        <w:rFonts w:ascii="Times New Roman" w:hAnsi="Times New Roman" w:hint="default"/>
+      </w:rPr>
+    </w:lvl>
+    <w:lvl w:ilvl="4" w:tplc="C1965318" w:tentative="1">
+      <w:start w:val="1"/>
+      <w:numFmt w:val="bullet"/>
+      <w:lvlText w:val="•"/>
+      <w:lvlJc w:val="left"/>
+      <w:pPr>
+        <w:tabs>
+          <w:tab w:val="num" w:pos="3600"/>
+        </w:tabs>
+        <w:ind w:left="3600" w:hanging="360"/>
+      </w:pPr>
+      <w:rPr>
+        <w:rFonts w:ascii="Times New Roman" w:hAnsi="Times New Roman" w:hint="default"/>
+      </w:rPr>
+    </w:lvl>
+    <w:lvl w:ilvl="5" w:tplc="1F8A5684" w:tentative="1">
+      <w:start w:val="1"/>
+      <w:numFmt w:val="bullet"/>
+      <w:lvlText w:val="•"/>
+      <w:lvlJc w:val="left"/>
+      <w:pPr>
+        <w:tabs>
+          <w:tab w:val="num" w:pos="4320"/>
+        </w:tabs>
+        <w:ind w:left="4320" w:hanging="360"/>
+      </w:pPr>
+      <w:rPr>
+        <w:rFonts w:ascii="Times New Roman" w:hAnsi="Times New Roman" w:hint="default"/>
+      </w:rPr>
+    </w:lvl>
+    <w:lvl w:ilvl="6" w:tplc="9124B956" w:tentative="1">
+      <w:start w:val="1"/>
+      <w:numFmt w:val="bullet"/>
+      <w:lvlText w:val="•"/>
+      <w:lvlJc w:val="left"/>
+      <w:pPr>
+        <w:tabs>
+          <w:tab w:val="num" w:pos="5040"/>
+        </w:tabs>
+        <w:ind w:left="5040" w:hanging="360"/>
+      </w:pPr>
+      <w:rPr>
+        <w:rFonts w:ascii="Times New Roman" w:hAnsi="Times New Roman" w:hint="default"/>
+      </w:rPr>
+    </w:lvl>
+    <w:lvl w:ilvl="7" w:tplc="B80067D8" w:tentative="1">
+      <w:start w:val="1"/>
+      <w:numFmt w:val="bullet"/>
+      <w:lvlText w:val="•"/>
+      <w:lvlJc w:val="left"/>
+      <w:pPr>
+        <w:tabs>
+          <w:tab w:val="num" w:pos="5760"/>
+        </w:tabs>
+        <w:ind w:left="5760" w:hanging="360"/>
+      </w:pPr>
+      <w:rPr>
+        <w:rFonts w:ascii="Times New Roman" w:hAnsi="Times New Roman" w:hint="default"/>
+      </w:rPr>
+    </w:lvl>
+    <w:lvl w:ilvl="8" w:tplc="5498DCC2" w:tentative="1">
+      <w:start w:val="1"/>
+      <w:numFmt w:val="bullet"/>
+      <w:lvlText w:val="•"/>
+      <w:lvlJc w:val="left"/>
+      <w:pPr>
+        <w:tabs>
+          <w:tab w:val="num" w:pos="6480"/>
+        </w:tabs>
+        <w:ind w:left="6480" w:hanging="360"/>
+      </w:pPr>
+      <w:rPr>
+        <w:rFonts w:ascii="Times New Roman" w:hAnsi="Times New Roman" w:hint="default"/>
+      </w:rPr>
+    </w:lvl>
+  </w:abstractNum>
+  <w:abstractNum w:abstractNumId="3" w15:restartNumberingAfterBreak="0">
     <w:nsid w:val="7E9912BC"/>
     <w:multiLevelType w:val="hybridMultilevel"/>
     <w:tmpl w:val="E57C80BC"/>
@@ -2154,10 +4315,16 @@
     </w:lvl>
   </w:abstractNum>
   <w:num w:numId="1" w16cid:durableId="1305966707">
+    <w:abstractNumId w:val="1"/>
+  </w:num>
+  <w:num w:numId="2" w16cid:durableId="1954897734">
+    <w:abstractNumId w:val="3"/>
+  </w:num>
+  <w:num w:numId="3" w16cid:durableId="442697990">
     <w:abstractNumId w:val="0"/>
   </w:num>
-  <w:num w:numId="2" w16cid:durableId="1954897734">
-    <w:abstractNumId w:val="1"/>
+  <w:num w:numId="4" w16cid:durableId="1196430468">
+    <w:abstractNumId w:val="2"/>
   </w:num>
 </w:numbering>
 </file>
@@ -2641,7 +4808,6 @@
   <w:style w:type="character" w:default="1" w:styleId="DefaultParagraphFont">
     <w:name w:val="Default Paragraph Font"/>
     <w:uiPriority w:val="1"/>
-    <w:semiHidden/>
     <w:unhideWhenUsed/>
   </w:style>
   <w:style w:type="table" w:default="1" w:styleId="TableNormal">
@@ -2866,7 +5032,3215 @@
       <w:shd w:val="clear" w:color="auto" w:fill="E1DFDD"/>
     </w:rPr>
   </w:style>
+  <w:style w:type="character" w:styleId="Strong">
+    <w:name w:val="Strong"/>
+    <w:basedOn w:val="DefaultParagraphFont"/>
+    <w:uiPriority w:val="22"/>
+    <w:qFormat/>
+    <w:rsid w:val="004F5FAD"/>
+    <w:rPr>
+      <w:b/>
+      <w:bCs/>
+    </w:rPr>
+  </w:style>
+  <w:style w:type="character" w:styleId="FollowedHyperlink">
+    <w:name w:val="FollowedHyperlink"/>
+    <w:basedOn w:val="DefaultParagraphFont"/>
+    <w:uiPriority w:val="99"/>
+    <w:semiHidden/>
+    <w:unhideWhenUsed/>
+    <w:rsid w:val="0060528E"/>
+    <w:rPr>
+      <w:color w:val="800080" w:themeColor="followedHyperlink"/>
+      <w:u w:val="single"/>
+    </w:rPr>
+  </w:style>
 </w:styles>
+</file>
+
+<file path=word/diagrams/colors1.xml><?xml version="1.0" encoding="utf-8"?>
+<dgm:colorsDef xmlns:dgm="http://schemas.openxmlformats.org/drawingml/2006/diagram" xmlns:a="http://schemas.openxmlformats.org/drawingml/2006/main" uniqueId="urn:microsoft.com/office/officeart/2005/8/colors/accent1_2">
+  <dgm:title val=""/>
+  <dgm:desc val=""/>
+  <dgm:catLst>
+    <dgm:cat type="accent1" pri="11200"/>
+  </dgm:catLst>
+  <dgm:styleLbl name="node0">
+    <dgm:fillClrLst meth="repeat">
+      <a:schemeClr val="accent1"/>
+    </dgm:fillClrLst>
+    <dgm:linClrLst meth="repeat">
+      <a:schemeClr val="lt1"/>
+    </dgm:linClrLst>
+    <dgm:effectClrLst/>
+    <dgm:txLinClrLst/>
+    <dgm:txFillClrLst/>
+    <dgm:txEffectClrLst/>
+  </dgm:styleLbl>
+  <dgm:styleLbl name="alignNode1">
+    <dgm:fillClrLst meth="repeat">
+      <a:schemeClr val="accent1"/>
+    </dgm:fillClrLst>
+    <dgm:linClrLst meth="repeat">
+      <a:schemeClr val="accent1"/>
+    </dgm:linClrLst>
+    <dgm:effectClrLst/>
+    <dgm:txLinClrLst/>
+    <dgm:txFillClrLst/>
+    <dgm:txEffectClrLst/>
+  </dgm:styleLbl>
+  <dgm:styleLbl name="node1">
+    <dgm:fillClrLst meth="repeat">
+      <a:schemeClr val="accent1"/>
+    </dgm:fillClrLst>
+    <dgm:linClrLst meth="repeat">
+      <a:schemeClr val="lt1"/>
+    </dgm:linClrLst>
+    <dgm:effectClrLst/>
+    <dgm:txLinClrLst/>
+    <dgm:txFillClrLst/>
+    <dgm:txEffectClrLst/>
+  </dgm:styleLbl>
+  <dgm:styleLbl name="lnNode1">
+    <dgm:fillClrLst meth="repeat">
+      <a:schemeClr val="accent1"/>
+    </dgm:fillClrLst>
+    <dgm:linClrLst meth="repeat">
+      <a:schemeClr val="lt1"/>
+    </dgm:linClrLst>
+    <dgm:effectClrLst/>
+    <dgm:txLinClrLst/>
+    <dgm:txFillClrLst/>
+    <dgm:txEffectClrLst/>
+  </dgm:styleLbl>
+  <dgm:styleLbl name="vennNode1">
+    <dgm:fillClrLst meth="repeat">
+      <a:schemeClr val="accent1">
+        <a:alpha val="50000"/>
+      </a:schemeClr>
+    </dgm:fillClrLst>
+    <dgm:linClrLst meth="repeat">
+      <a:schemeClr val="lt1"/>
+    </dgm:linClrLst>
+    <dgm:effectClrLst/>
+    <dgm:txLinClrLst/>
+    <dgm:txFillClrLst/>
+    <dgm:txEffectClrLst/>
+  </dgm:styleLbl>
+  <dgm:styleLbl name="node2">
+    <dgm:fillClrLst meth="repeat">
+      <a:schemeClr val="accent1"/>
+    </dgm:fillClrLst>
+    <dgm:linClrLst meth="repeat">
+      <a:schemeClr val="lt1"/>
+    </dgm:linClrLst>
+    <dgm:effectClrLst/>
+    <dgm:txLinClrLst/>
+    <dgm:txFillClrLst/>
+    <dgm:txEffectClrLst/>
+  </dgm:styleLbl>
+  <dgm:styleLbl name="node3">
+    <dgm:fillClrLst meth="repeat">
+      <a:schemeClr val="accent1"/>
+    </dgm:fillClrLst>
+    <dgm:linClrLst meth="repeat">
+      <a:schemeClr val="lt1"/>
+    </dgm:linClrLst>
+    <dgm:effectClrLst/>
+    <dgm:txLinClrLst/>
+    <dgm:txFillClrLst/>
+    <dgm:txEffectClrLst/>
+  </dgm:styleLbl>
+  <dgm:styleLbl name="node4">
+    <dgm:fillClrLst meth="repeat">
+      <a:schemeClr val="accent1"/>
+    </dgm:fillClrLst>
+    <dgm:linClrLst meth="repeat">
+      <a:schemeClr val="lt1"/>
+    </dgm:linClrLst>
+    <dgm:effectClrLst/>
+    <dgm:txLinClrLst/>
+    <dgm:txFillClrLst/>
+    <dgm:txEffectClrLst/>
+  </dgm:styleLbl>
+  <dgm:styleLbl name="fgImgPlace1">
+    <dgm:fillClrLst meth="repeat">
+      <a:schemeClr val="accent1">
+        <a:tint val="50000"/>
+      </a:schemeClr>
+    </dgm:fillClrLst>
+    <dgm:linClrLst meth="repeat">
+      <a:schemeClr val="lt1"/>
+    </dgm:linClrLst>
+    <dgm:effectClrLst/>
+    <dgm:txLinClrLst/>
+    <dgm:txFillClrLst meth="repeat">
+      <a:schemeClr val="lt1"/>
+    </dgm:txFillClrLst>
+    <dgm:txEffectClrLst/>
+  </dgm:styleLbl>
+  <dgm:styleLbl name="alignImgPlace1">
+    <dgm:fillClrLst meth="repeat">
+      <a:schemeClr val="accent1">
+        <a:tint val="50000"/>
+      </a:schemeClr>
+    </dgm:fillClrLst>
+    <dgm:linClrLst meth="repeat">
+      <a:schemeClr val="lt1"/>
+    </dgm:linClrLst>
+    <dgm:effectClrLst/>
+    <dgm:txLinClrLst/>
+    <dgm:txFillClrLst meth="repeat">
+      <a:schemeClr val="lt1"/>
+    </dgm:txFillClrLst>
+    <dgm:txEffectClrLst/>
+  </dgm:styleLbl>
+  <dgm:styleLbl name="bgImgPlace1">
+    <dgm:fillClrLst meth="repeat">
+      <a:schemeClr val="accent1">
+        <a:tint val="50000"/>
+      </a:schemeClr>
+    </dgm:fillClrLst>
+    <dgm:linClrLst meth="repeat">
+      <a:schemeClr val="lt1"/>
+    </dgm:linClrLst>
+    <dgm:effectClrLst/>
+    <dgm:txLinClrLst/>
+    <dgm:txFillClrLst meth="repeat">
+      <a:schemeClr val="lt1"/>
+    </dgm:txFillClrLst>
+    <dgm:txEffectClrLst/>
+  </dgm:styleLbl>
+  <dgm:styleLbl name="sibTrans2D1">
+    <dgm:fillClrLst meth="repeat">
+      <a:schemeClr val="accent1">
+        <a:tint val="60000"/>
+      </a:schemeClr>
+    </dgm:fillClrLst>
+    <dgm:linClrLst meth="repeat">
+      <a:schemeClr val="accent1">
+        <a:tint val="60000"/>
+      </a:schemeClr>
+    </dgm:linClrLst>
+    <dgm:effectClrLst/>
+    <dgm:txLinClrLst/>
+    <dgm:txFillClrLst/>
+    <dgm:txEffectClrLst/>
+  </dgm:styleLbl>
+  <dgm:styleLbl name="fgSibTrans2D1">
+    <dgm:fillClrLst meth="repeat">
+      <a:schemeClr val="accent1">
+        <a:tint val="60000"/>
+      </a:schemeClr>
+    </dgm:fillClrLst>
+    <dgm:linClrLst meth="repeat">
+      <a:schemeClr val="accent1">
+        <a:tint val="60000"/>
+      </a:schemeClr>
+    </dgm:linClrLst>
+    <dgm:effectClrLst/>
+    <dgm:txLinClrLst/>
+    <dgm:txFillClrLst/>
+    <dgm:txEffectClrLst/>
+  </dgm:styleLbl>
+  <dgm:styleLbl name="bgSibTrans2D1">
+    <dgm:fillClrLst meth="repeat">
+      <a:schemeClr val="accent1">
+        <a:tint val="60000"/>
+      </a:schemeClr>
+    </dgm:fillClrLst>
+    <dgm:linClrLst meth="repeat">
+      <a:schemeClr val="accent1">
+        <a:tint val="60000"/>
+      </a:schemeClr>
+    </dgm:linClrLst>
+    <dgm:effectClrLst/>
+    <dgm:txLinClrLst/>
+    <dgm:txFillClrLst/>
+    <dgm:txEffectClrLst/>
+  </dgm:styleLbl>
+  <dgm:styleLbl name="sibTrans1D1">
+    <dgm:fillClrLst meth="repeat">
+      <a:schemeClr val="accent1"/>
+    </dgm:fillClrLst>
+    <dgm:linClrLst meth="repeat">
+      <a:schemeClr val="accent1"/>
+    </dgm:linClrLst>
+    <dgm:effectClrLst/>
+    <dgm:txLinClrLst/>
+    <dgm:txFillClrLst meth="repeat">
+      <a:schemeClr val="tx1"/>
+    </dgm:txFillClrLst>
+    <dgm:txEffectClrLst/>
+  </dgm:styleLbl>
+  <dgm:styleLbl name="callout">
+    <dgm:fillClrLst meth="repeat">
+      <a:schemeClr val="accent1"/>
+    </dgm:fillClrLst>
+    <dgm:linClrLst meth="repeat">
+      <a:schemeClr val="accent1">
+        <a:tint val="50000"/>
+      </a:schemeClr>
+    </dgm:linClrLst>
+    <dgm:effectClrLst/>
+    <dgm:txLinClrLst/>
+    <dgm:txFillClrLst meth="repeat">
+      <a:schemeClr val="tx1"/>
+    </dgm:txFillClrLst>
+    <dgm:txEffectClrLst/>
+  </dgm:styleLbl>
+  <dgm:styleLbl name="asst0">
+    <dgm:fillClrLst meth="repeat">
+      <a:schemeClr val="accent1"/>
+    </dgm:fillClrLst>
+    <dgm:linClrLst meth="repeat">
+      <a:schemeClr val="lt1"/>
+    </dgm:linClrLst>
+    <dgm:effectClrLst/>
+    <dgm:txLinClrLst/>
+    <dgm:txFillClrLst/>
+    <dgm:txEffectClrLst/>
+  </dgm:styleLbl>
+  <dgm:styleLbl name="asst1">
+    <dgm:fillClrLst meth="repeat">
+      <a:schemeClr val="accent1"/>
+    </dgm:fillClrLst>
+    <dgm:linClrLst meth="repeat">
+      <a:schemeClr val="lt1"/>
+    </dgm:linClrLst>
+    <dgm:effectClrLst/>
+    <dgm:txLinClrLst/>
+    <dgm:txFillClrLst/>
+    <dgm:txEffectClrLst/>
+  </dgm:styleLbl>
+  <dgm:styleLbl name="asst2">
+    <dgm:fillClrLst meth="repeat">
+      <a:schemeClr val="accent1"/>
+    </dgm:fillClrLst>
+    <dgm:linClrLst meth="repeat">
+      <a:schemeClr val="lt1"/>
+    </dgm:linClrLst>
+    <dgm:effectClrLst/>
+    <dgm:txLinClrLst/>
+    <dgm:txFillClrLst/>
+    <dgm:txEffectClrLst/>
+  </dgm:styleLbl>
+  <dgm:styleLbl name="asst3">
+    <dgm:fillClrLst meth="repeat">
+      <a:schemeClr val="accent1"/>
+    </dgm:fillClrLst>
+    <dgm:linClrLst meth="repeat">
+      <a:schemeClr val="lt1"/>
+    </dgm:linClrLst>
+    <dgm:effectClrLst/>
+    <dgm:txLinClrLst/>
+    <dgm:txFillClrLst/>
+    <dgm:txEffectClrLst/>
+  </dgm:styleLbl>
+  <dgm:styleLbl name="asst4">
+    <dgm:fillClrLst meth="repeat">
+      <a:schemeClr val="accent1"/>
+    </dgm:fillClrLst>
+    <dgm:linClrLst meth="repeat">
+      <a:schemeClr val="lt1"/>
+    </dgm:linClrLst>
+    <dgm:effectClrLst/>
+    <dgm:txLinClrLst/>
+    <dgm:txFillClrLst/>
+    <dgm:txEffectClrLst/>
+  </dgm:styleLbl>
+  <dgm:styleLbl name="parChTrans2D1">
+    <dgm:fillClrLst meth="repeat">
+      <a:schemeClr val="accent1">
+        <a:tint val="60000"/>
+      </a:schemeClr>
+    </dgm:fillClrLst>
+    <dgm:linClrLst meth="repeat">
+      <a:schemeClr val="accent1">
+        <a:tint val="60000"/>
+      </a:schemeClr>
+    </dgm:linClrLst>
+    <dgm:effectClrLst/>
+    <dgm:txLinClrLst/>
+    <dgm:txFillClrLst meth="repeat">
+      <a:schemeClr val="lt1"/>
+    </dgm:txFillClrLst>
+    <dgm:txEffectClrLst/>
+  </dgm:styleLbl>
+  <dgm:styleLbl name="parChTrans2D2">
+    <dgm:fillClrLst meth="repeat">
+      <a:schemeClr val="accent1"/>
+    </dgm:fillClrLst>
+    <dgm:linClrLst meth="repeat">
+      <a:schemeClr val="accent1"/>
+    </dgm:linClrLst>
+    <dgm:effectClrLst/>
+    <dgm:txLinClrLst/>
+    <dgm:txFillClrLst meth="repeat">
+      <a:schemeClr val="lt1"/>
+    </dgm:txFillClrLst>
+    <dgm:txEffectClrLst/>
+  </dgm:styleLbl>
+  <dgm:styleLbl name="parChTrans2D3">
+    <dgm:fillClrLst meth="repeat">
+      <a:schemeClr val="accent1"/>
+    </dgm:fillClrLst>
+    <dgm:linClrLst meth="repeat">
+      <a:schemeClr val="accent1"/>
+    </dgm:linClrLst>
+    <dgm:effectClrLst/>
+    <dgm:txLinClrLst/>
+    <dgm:txFillClrLst meth="repeat">
+      <a:schemeClr val="lt1"/>
+    </dgm:txFillClrLst>
+    <dgm:txEffectClrLst/>
+  </dgm:styleLbl>
+  <dgm:styleLbl name="parChTrans2D4">
+    <dgm:fillClrLst meth="repeat">
+      <a:schemeClr val="accent1"/>
+    </dgm:fillClrLst>
+    <dgm:linClrLst meth="repeat">
+      <a:schemeClr val="accent1"/>
+    </dgm:linClrLst>
+    <dgm:effectClrLst/>
+    <dgm:txLinClrLst/>
+    <dgm:txFillClrLst meth="repeat">
+      <a:schemeClr val="lt1"/>
+    </dgm:txFillClrLst>
+    <dgm:txEffectClrLst/>
+  </dgm:styleLbl>
+  <dgm:styleLbl name="parChTrans1D1">
+    <dgm:fillClrLst meth="repeat">
+      <a:schemeClr val="accent1"/>
+    </dgm:fillClrLst>
+    <dgm:linClrLst meth="repeat">
+      <a:schemeClr val="accent1">
+        <a:shade val="60000"/>
+      </a:schemeClr>
+    </dgm:linClrLst>
+    <dgm:effectClrLst/>
+    <dgm:txLinClrLst/>
+    <dgm:txFillClrLst meth="repeat">
+      <a:schemeClr val="tx1"/>
+    </dgm:txFillClrLst>
+    <dgm:txEffectClrLst/>
+  </dgm:styleLbl>
+  <dgm:styleLbl name="parChTrans1D2">
+    <dgm:fillClrLst meth="repeat">
+      <a:schemeClr val="accent1"/>
+    </dgm:fillClrLst>
+    <dgm:linClrLst meth="repeat">
+      <a:schemeClr val="accent1">
+        <a:shade val="60000"/>
+      </a:schemeClr>
+    </dgm:linClrLst>
+    <dgm:effectClrLst/>
+    <dgm:txLinClrLst/>
+    <dgm:txFillClrLst meth="repeat">
+      <a:schemeClr val="tx1"/>
+    </dgm:txFillClrLst>
+    <dgm:txEffectClrLst/>
+  </dgm:styleLbl>
+  <dgm:styleLbl name="parChTrans1D3">
+    <dgm:fillClrLst meth="repeat">
+      <a:schemeClr val="accent1"/>
+    </dgm:fillClrLst>
+    <dgm:linClrLst meth="repeat">
+      <a:schemeClr val="accent1">
+        <a:shade val="80000"/>
+      </a:schemeClr>
+    </dgm:linClrLst>
+    <dgm:effectClrLst/>
+    <dgm:txLinClrLst/>
+    <dgm:txFillClrLst meth="repeat">
+      <a:schemeClr val="tx1"/>
+    </dgm:txFillClrLst>
+    <dgm:txEffectClrLst/>
+  </dgm:styleLbl>
+  <dgm:styleLbl name="parChTrans1D4">
+    <dgm:fillClrLst meth="repeat">
+      <a:schemeClr val="accent1"/>
+    </dgm:fillClrLst>
+    <dgm:linClrLst meth="repeat">
+      <a:schemeClr val="accent1">
+        <a:shade val="80000"/>
+      </a:schemeClr>
+    </dgm:linClrLst>
+    <dgm:effectClrLst/>
+    <dgm:txLinClrLst/>
+    <dgm:txFillClrLst meth="repeat">
+      <a:schemeClr val="tx1"/>
+    </dgm:txFillClrLst>
+    <dgm:txEffectClrLst/>
+  </dgm:styleLbl>
+  <dgm:styleLbl name="fgAcc1">
+    <dgm:fillClrLst meth="repeat">
+      <a:schemeClr val="lt1">
+        <a:alpha val="90000"/>
+      </a:schemeClr>
+    </dgm:fillClrLst>
+    <dgm:linClrLst meth="repeat">
+      <a:schemeClr val="accent1"/>
+    </dgm:linClrLst>
+    <dgm:effectClrLst/>
+    <dgm:txLinClrLst/>
+    <dgm:txFillClrLst meth="repeat">
+      <a:schemeClr val="dk1"/>
+    </dgm:txFillClrLst>
+    <dgm:txEffectClrLst/>
+  </dgm:styleLbl>
+  <dgm:styleLbl name="conFgAcc1">
+    <dgm:fillClrLst meth="repeat">
+      <a:schemeClr val="lt1">
+        <a:alpha val="90000"/>
+      </a:schemeClr>
+    </dgm:fillClrLst>
+    <dgm:linClrLst meth="repeat">
+      <a:schemeClr val="accent1"/>
+    </dgm:linClrLst>
+    <dgm:effectClrLst/>
+    <dgm:txLinClrLst/>
+    <dgm:txFillClrLst meth="repeat">
+      <a:schemeClr val="dk1"/>
+    </dgm:txFillClrLst>
+    <dgm:txEffectClrLst/>
+  </dgm:styleLbl>
+  <dgm:styleLbl name="alignAcc1">
+    <dgm:fillClrLst meth="repeat">
+      <a:schemeClr val="lt1">
+        <a:alpha val="90000"/>
+      </a:schemeClr>
+    </dgm:fillClrLst>
+    <dgm:linClrLst meth="repeat">
+      <a:schemeClr val="accent1"/>
+    </dgm:linClrLst>
+    <dgm:effectClrLst/>
+    <dgm:txLinClrLst/>
+    <dgm:txFillClrLst meth="repeat">
+      <a:schemeClr val="dk1"/>
+    </dgm:txFillClrLst>
+    <dgm:txEffectClrLst/>
+  </dgm:styleLbl>
+  <dgm:styleLbl name="trAlignAcc1">
+    <dgm:fillClrLst meth="repeat">
+      <a:schemeClr val="lt1">
+        <a:alpha val="40000"/>
+      </a:schemeClr>
+    </dgm:fillClrLst>
+    <dgm:linClrLst meth="repeat">
+      <a:schemeClr val="accent1"/>
+    </dgm:linClrLst>
+    <dgm:effectClrLst/>
+    <dgm:txLinClrLst/>
+    <dgm:txFillClrLst meth="repeat">
+      <a:schemeClr val="dk1"/>
+    </dgm:txFillClrLst>
+    <dgm:txEffectClrLst/>
+  </dgm:styleLbl>
+  <dgm:styleLbl name="bgAcc1">
+    <dgm:fillClrLst meth="repeat">
+      <a:schemeClr val="lt1">
+        <a:alpha val="90000"/>
+      </a:schemeClr>
+    </dgm:fillClrLst>
+    <dgm:linClrLst meth="repeat">
+      <a:schemeClr val="accent1"/>
+    </dgm:linClrLst>
+    <dgm:effectClrLst/>
+    <dgm:txLinClrLst/>
+    <dgm:txFillClrLst meth="repeat">
+      <a:schemeClr val="dk1"/>
+    </dgm:txFillClrLst>
+    <dgm:txEffectClrLst/>
+  </dgm:styleLbl>
+  <dgm:styleLbl name="solidFgAcc1">
+    <dgm:fillClrLst meth="repeat">
+      <a:schemeClr val="lt1"/>
+    </dgm:fillClrLst>
+    <dgm:linClrLst meth="repeat">
+      <a:schemeClr val="accent1"/>
+    </dgm:linClrLst>
+    <dgm:effectClrLst/>
+    <dgm:txLinClrLst/>
+    <dgm:txFillClrLst meth="repeat">
+      <a:schemeClr val="dk1"/>
+    </dgm:txFillClrLst>
+    <dgm:txEffectClrLst/>
+  </dgm:styleLbl>
+  <dgm:styleLbl name="solidAlignAcc1">
+    <dgm:fillClrLst meth="repeat">
+      <a:schemeClr val="lt1"/>
+    </dgm:fillClrLst>
+    <dgm:linClrLst meth="repeat">
+      <a:schemeClr val="accent1"/>
+    </dgm:linClrLst>
+    <dgm:effectClrLst/>
+    <dgm:txLinClrLst/>
+    <dgm:txFillClrLst meth="repeat">
+      <a:schemeClr val="dk1"/>
+    </dgm:txFillClrLst>
+    <dgm:txEffectClrLst/>
+  </dgm:styleLbl>
+  <dgm:styleLbl name="solidBgAcc1">
+    <dgm:fillClrLst meth="repeat">
+      <a:schemeClr val="lt1"/>
+    </dgm:fillClrLst>
+    <dgm:linClrLst meth="repeat">
+      <a:schemeClr val="accent1"/>
+    </dgm:linClrLst>
+    <dgm:effectClrLst/>
+    <dgm:txLinClrLst/>
+    <dgm:txFillClrLst meth="repeat">
+      <a:schemeClr val="dk1"/>
+    </dgm:txFillClrLst>
+    <dgm:txEffectClrLst/>
+  </dgm:styleLbl>
+  <dgm:styleLbl name="fgAccFollowNode1">
+    <dgm:fillClrLst meth="repeat">
+      <a:schemeClr val="accent1">
+        <a:alpha val="90000"/>
+        <a:tint val="40000"/>
+      </a:schemeClr>
+    </dgm:fillClrLst>
+    <dgm:linClrLst meth="repeat">
+      <a:schemeClr val="accent1">
+        <a:alpha val="90000"/>
+        <a:tint val="40000"/>
+      </a:schemeClr>
+    </dgm:linClrLst>
+    <dgm:effectClrLst/>
+    <dgm:txLinClrLst/>
+    <dgm:txFillClrLst meth="repeat">
+      <a:schemeClr val="dk1"/>
+    </dgm:txFillClrLst>
+    <dgm:txEffectClrLst/>
+  </dgm:styleLbl>
+  <dgm:styleLbl name="alignAccFollowNode1">
+    <dgm:fillClrLst meth="repeat">
+      <a:schemeClr val="accent1">
+        <a:alpha val="90000"/>
+        <a:tint val="40000"/>
+      </a:schemeClr>
+    </dgm:fillClrLst>
+    <dgm:linClrLst meth="repeat">
+      <a:schemeClr val="accent1">
+        <a:alpha val="90000"/>
+        <a:tint val="40000"/>
+      </a:schemeClr>
+    </dgm:linClrLst>
+    <dgm:effectClrLst/>
+    <dgm:txLinClrLst/>
+    <dgm:txFillClrLst meth="repeat">
+      <a:schemeClr val="dk1"/>
+    </dgm:txFillClrLst>
+    <dgm:txEffectClrLst/>
+  </dgm:styleLbl>
+  <dgm:styleLbl name="bgAccFollowNode1">
+    <dgm:fillClrLst meth="repeat">
+      <a:schemeClr val="accent1">
+        <a:alpha val="90000"/>
+        <a:tint val="40000"/>
+      </a:schemeClr>
+    </dgm:fillClrLst>
+    <dgm:linClrLst meth="repeat">
+      <a:schemeClr val="accent1">
+        <a:alpha val="90000"/>
+        <a:tint val="40000"/>
+      </a:schemeClr>
+    </dgm:linClrLst>
+    <dgm:effectClrLst/>
+    <dgm:txLinClrLst/>
+    <dgm:txFillClrLst meth="repeat">
+      <a:schemeClr val="dk1"/>
+    </dgm:txFillClrLst>
+    <dgm:txEffectClrLst/>
+  </dgm:styleLbl>
+  <dgm:styleLbl name="fgAcc0">
+    <dgm:fillClrLst meth="repeat">
+      <a:schemeClr val="lt1">
+        <a:alpha val="90000"/>
+      </a:schemeClr>
+    </dgm:fillClrLst>
+    <dgm:linClrLst meth="repeat">
+      <a:schemeClr val="accent1"/>
+    </dgm:linClrLst>
+    <dgm:effectClrLst/>
+    <dgm:txLinClrLst/>
+    <dgm:txFillClrLst meth="repeat">
+      <a:schemeClr val="dk1"/>
+    </dgm:txFillClrLst>
+    <dgm:txEffectClrLst/>
+  </dgm:styleLbl>
+  <dgm:styleLbl name="fgAcc2">
+    <dgm:fillClrLst meth="repeat">
+      <a:schemeClr val="lt1">
+        <a:alpha val="90000"/>
+      </a:schemeClr>
+    </dgm:fillClrLst>
+    <dgm:linClrLst meth="repeat">
+      <a:schemeClr val="accent1"/>
+    </dgm:linClrLst>
+    <dgm:effectClrLst/>
+    <dgm:txLinClrLst/>
+    <dgm:txFillClrLst meth="repeat">
+      <a:schemeClr val="dk1"/>
+    </dgm:txFillClrLst>
+    <dgm:txEffectClrLst/>
+  </dgm:styleLbl>
+  <dgm:styleLbl name="fgAcc3">
+    <dgm:fillClrLst meth="repeat">
+      <a:schemeClr val="lt1">
+        <a:alpha val="90000"/>
+      </a:schemeClr>
+    </dgm:fillClrLst>
+    <dgm:linClrLst meth="repeat">
+      <a:schemeClr val="accent1"/>
+    </dgm:linClrLst>
+    <dgm:effectClrLst/>
+    <dgm:txLinClrLst/>
+    <dgm:txFillClrLst meth="repeat">
+      <a:schemeClr val="dk1"/>
+    </dgm:txFillClrLst>
+    <dgm:txEffectClrLst/>
+  </dgm:styleLbl>
+  <dgm:styleLbl name="fgAcc4">
+    <dgm:fillClrLst meth="repeat">
+      <a:schemeClr val="lt1">
+        <a:alpha val="90000"/>
+      </a:schemeClr>
+    </dgm:fillClrLst>
+    <dgm:linClrLst meth="repeat">
+      <a:schemeClr val="accent1"/>
+    </dgm:linClrLst>
+    <dgm:effectClrLst/>
+    <dgm:txLinClrLst/>
+    <dgm:txFillClrLst meth="repeat">
+      <a:schemeClr val="dk1"/>
+    </dgm:txFillClrLst>
+    <dgm:txEffectClrLst/>
+  </dgm:styleLbl>
+  <dgm:styleLbl name="bgShp">
+    <dgm:fillClrLst meth="repeat">
+      <a:schemeClr val="accent1">
+        <a:tint val="40000"/>
+      </a:schemeClr>
+    </dgm:fillClrLst>
+    <dgm:linClrLst meth="repeat">
+      <a:schemeClr val="accent1"/>
+    </dgm:linClrLst>
+    <dgm:effectClrLst/>
+    <dgm:txLinClrLst/>
+    <dgm:txFillClrLst meth="repeat">
+      <a:schemeClr val="dk1"/>
+    </dgm:txFillClrLst>
+    <dgm:txEffectClrLst/>
+  </dgm:styleLbl>
+  <dgm:styleLbl name="dkBgShp">
+    <dgm:fillClrLst meth="repeat">
+      <a:schemeClr val="accent1">
+        <a:shade val="80000"/>
+      </a:schemeClr>
+    </dgm:fillClrLst>
+    <dgm:linClrLst meth="repeat">
+      <a:schemeClr val="accent1"/>
+    </dgm:linClrLst>
+    <dgm:effectClrLst/>
+    <dgm:txLinClrLst/>
+    <dgm:txFillClrLst meth="repeat">
+      <a:schemeClr val="lt1"/>
+    </dgm:txFillClrLst>
+    <dgm:txEffectClrLst/>
+  </dgm:styleLbl>
+  <dgm:styleLbl name="trBgShp">
+    <dgm:fillClrLst meth="repeat">
+      <a:schemeClr val="accent1">
+        <a:tint val="50000"/>
+        <a:alpha val="40000"/>
+      </a:schemeClr>
+    </dgm:fillClrLst>
+    <dgm:linClrLst meth="repeat">
+      <a:schemeClr val="accent1"/>
+    </dgm:linClrLst>
+    <dgm:effectClrLst/>
+    <dgm:txLinClrLst/>
+    <dgm:txFillClrLst meth="repeat">
+      <a:schemeClr val="lt1"/>
+    </dgm:txFillClrLst>
+    <dgm:txEffectClrLst/>
+  </dgm:styleLbl>
+  <dgm:styleLbl name="fgShp">
+    <dgm:fillClrLst meth="repeat">
+      <a:schemeClr val="accent1">
+        <a:tint val="60000"/>
+      </a:schemeClr>
+    </dgm:fillClrLst>
+    <dgm:linClrLst meth="repeat">
+      <a:schemeClr val="lt1"/>
+    </dgm:linClrLst>
+    <dgm:effectClrLst/>
+    <dgm:txLinClrLst/>
+    <dgm:txFillClrLst meth="repeat">
+      <a:schemeClr val="dk1"/>
+    </dgm:txFillClrLst>
+    <dgm:txEffectClrLst/>
+  </dgm:styleLbl>
+  <dgm:styleLbl name="revTx">
+    <dgm:fillClrLst meth="repeat">
+      <a:schemeClr val="lt1">
+        <a:alpha val="0"/>
+      </a:schemeClr>
+    </dgm:fillClrLst>
+    <dgm:linClrLst meth="repeat">
+      <a:schemeClr val="dk1">
+        <a:alpha val="0"/>
+      </a:schemeClr>
+    </dgm:linClrLst>
+    <dgm:effectClrLst/>
+    <dgm:txLinClrLst/>
+    <dgm:txFillClrLst meth="repeat">
+      <a:schemeClr val="tx1"/>
+    </dgm:txFillClrLst>
+    <dgm:txEffectClrLst/>
+  </dgm:styleLbl>
+</dgm:colorsDef>
+</file>
+
+<file path=word/diagrams/data1.xml><?xml version="1.0" encoding="utf-8"?>
+<dgm:dataModel xmlns:dgm="http://schemas.openxmlformats.org/drawingml/2006/diagram" xmlns:a="http://schemas.openxmlformats.org/drawingml/2006/main">
+  <dgm:ptLst>
+    <dgm:pt modelId="{9873477B-AE6D-4637-8BC3-F56110A08677}" type="doc">
+      <dgm:prSet loTypeId="urn:microsoft.com/office/officeart/2005/8/layout/process5" loCatId="process" qsTypeId="urn:microsoft.com/office/officeart/2005/8/quickstyle/simple1" qsCatId="simple" csTypeId="urn:microsoft.com/office/officeart/2005/8/colors/accent1_2" csCatId="accent1" phldr="1"/>
+      <dgm:spPr/>
+      <dgm:t>
+        <a:bodyPr/>
+        <a:lstStyle/>
+        <a:p>
+          <a:endParaRPr lang="en-GB"/>
+        </a:p>
+      </dgm:t>
+    </dgm:pt>
+    <dgm:pt modelId="{4CC0DF7C-A330-4829-9EB3-5C1E4A297ACA}">
+      <dgm:prSet phldrT="[Text]"/>
+      <dgm:spPr/>
+      <dgm:t>
+        <a:bodyPr/>
+        <a:lstStyle/>
+        <a:p>
+          <a:pPr algn="ctr"/>
+          <a:r>
+            <a:rPr lang="en-GB"/>
+            <a:t>Data Collection</a:t>
+          </a:r>
+        </a:p>
+      </dgm:t>
+    </dgm:pt>
+    <dgm:pt modelId="{0FE5152A-9683-4AAC-8163-0647ADEFC382}" type="parTrans" cxnId="{517B6AB9-4833-4BDC-A99A-7BBECE2EEA4B}">
+      <dgm:prSet/>
+      <dgm:spPr/>
+      <dgm:t>
+        <a:bodyPr/>
+        <a:lstStyle/>
+        <a:p>
+          <a:pPr algn="ctr"/>
+          <a:endParaRPr lang="en-GB"/>
+        </a:p>
+      </dgm:t>
+    </dgm:pt>
+    <dgm:pt modelId="{EEC22124-BD6B-4424-803A-C32EF258BB95}" type="sibTrans" cxnId="{517B6AB9-4833-4BDC-A99A-7BBECE2EEA4B}">
+      <dgm:prSet/>
+      <dgm:spPr/>
+      <dgm:t>
+        <a:bodyPr/>
+        <a:lstStyle/>
+        <a:p>
+          <a:pPr algn="ctr"/>
+          <a:endParaRPr lang="en-GB"/>
+        </a:p>
+      </dgm:t>
+    </dgm:pt>
+    <dgm:pt modelId="{FC404883-C124-41D0-A1A1-999936B2AD9C}">
+      <dgm:prSet phldrT="[Text]"/>
+      <dgm:spPr/>
+      <dgm:t>
+        <a:bodyPr/>
+        <a:lstStyle/>
+        <a:p>
+          <a:pPr algn="ctr"/>
+          <a:r>
+            <a:rPr lang="en-GB"/>
+            <a:t>Create new csv with suitable features</a:t>
+          </a:r>
+        </a:p>
+      </dgm:t>
+    </dgm:pt>
+    <dgm:pt modelId="{94AC50FC-153B-40BD-B74C-EEE45A161F1F}" type="parTrans" cxnId="{C17A4066-E895-47C3-A204-3A75DA6C76F8}">
+      <dgm:prSet/>
+      <dgm:spPr/>
+      <dgm:t>
+        <a:bodyPr/>
+        <a:lstStyle/>
+        <a:p>
+          <a:pPr algn="ctr"/>
+          <a:endParaRPr lang="en-GB"/>
+        </a:p>
+      </dgm:t>
+    </dgm:pt>
+    <dgm:pt modelId="{4A55DB9A-672A-4CB6-860F-FB97F944A395}" type="sibTrans" cxnId="{C17A4066-E895-47C3-A204-3A75DA6C76F8}">
+      <dgm:prSet/>
+      <dgm:spPr/>
+      <dgm:t>
+        <a:bodyPr/>
+        <a:lstStyle/>
+        <a:p>
+          <a:pPr algn="ctr"/>
+          <a:endParaRPr lang="en-GB"/>
+        </a:p>
+      </dgm:t>
+    </dgm:pt>
+    <dgm:pt modelId="{B857CB61-8325-4E7B-9439-A97AC8BBDC43}">
+      <dgm:prSet phldrT="[Text]"/>
+      <dgm:spPr/>
+      <dgm:t>
+        <a:bodyPr/>
+        <a:lstStyle/>
+        <a:p>
+          <a:pPr algn="ctr"/>
+          <a:r>
+            <a:rPr lang="en-GB"/>
+            <a:t>Data Preparation</a:t>
+          </a:r>
+        </a:p>
+      </dgm:t>
+    </dgm:pt>
+    <dgm:pt modelId="{FF168172-DAF8-402B-A448-B8AEB1090A3A}" type="parTrans" cxnId="{25262CD8-1253-4714-83EF-C1EE2093D6AE}">
+      <dgm:prSet/>
+      <dgm:spPr/>
+      <dgm:t>
+        <a:bodyPr/>
+        <a:lstStyle/>
+        <a:p>
+          <a:pPr algn="ctr"/>
+          <a:endParaRPr lang="en-GB"/>
+        </a:p>
+      </dgm:t>
+    </dgm:pt>
+    <dgm:pt modelId="{4E16A727-0D92-4359-8CD0-6F40190ADA5E}" type="sibTrans" cxnId="{25262CD8-1253-4714-83EF-C1EE2093D6AE}">
+      <dgm:prSet/>
+      <dgm:spPr/>
+      <dgm:t>
+        <a:bodyPr/>
+        <a:lstStyle/>
+        <a:p>
+          <a:pPr algn="ctr"/>
+          <a:endParaRPr lang="en-GB"/>
+        </a:p>
+      </dgm:t>
+    </dgm:pt>
+    <dgm:pt modelId="{AD1F7DD5-0DEB-44CD-8555-3B55CD458333}">
+      <dgm:prSet phldrT="[Text]"/>
+      <dgm:spPr/>
+      <dgm:t>
+        <a:bodyPr/>
+        <a:lstStyle/>
+        <a:p>
+          <a:pPr algn="ctr"/>
+          <a:r>
+            <a:rPr lang="en-GB"/>
+            <a:t>Apply  Python to modify and create features</a:t>
+          </a:r>
+        </a:p>
+      </dgm:t>
+    </dgm:pt>
+    <dgm:pt modelId="{CB898E47-3044-44C6-B36B-3861AE32808B}" type="parTrans" cxnId="{978EFECF-6D78-4E80-A9C2-6D1CA5406378}">
+      <dgm:prSet/>
+      <dgm:spPr/>
+      <dgm:t>
+        <a:bodyPr/>
+        <a:lstStyle/>
+        <a:p>
+          <a:pPr algn="ctr"/>
+          <a:endParaRPr lang="en-GB"/>
+        </a:p>
+      </dgm:t>
+    </dgm:pt>
+    <dgm:pt modelId="{2862297D-29C1-4E24-BFA4-0CA21864E130}" type="sibTrans" cxnId="{978EFECF-6D78-4E80-A9C2-6D1CA5406378}">
+      <dgm:prSet/>
+      <dgm:spPr/>
+      <dgm:t>
+        <a:bodyPr/>
+        <a:lstStyle/>
+        <a:p>
+          <a:pPr algn="ctr"/>
+          <a:endParaRPr lang="en-GB"/>
+        </a:p>
+      </dgm:t>
+    </dgm:pt>
+    <dgm:pt modelId="{CC75EDC8-1097-4697-A688-F39BAAF98515}">
+      <dgm:prSet phldrT="[Text]"/>
+      <dgm:spPr/>
+      <dgm:t>
+        <a:bodyPr/>
+        <a:lstStyle/>
+        <a:p>
+          <a:pPr algn="ctr"/>
+          <a:r>
+            <a:rPr lang="en-GB"/>
+            <a:t>Data Analysis tools - Make decision</a:t>
+          </a:r>
+        </a:p>
+      </dgm:t>
+    </dgm:pt>
+    <dgm:pt modelId="{E0B656D0-B26C-49FA-BF96-A0463FDAD038}" type="parTrans" cxnId="{5B2BD418-C211-4A6A-82F2-D7573C6318C2}">
+      <dgm:prSet/>
+      <dgm:spPr/>
+      <dgm:t>
+        <a:bodyPr/>
+        <a:lstStyle/>
+        <a:p>
+          <a:pPr algn="ctr"/>
+          <a:endParaRPr lang="en-GB"/>
+        </a:p>
+      </dgm:t>
+    </dgm:pt>
+    <dgm:pt modelId="{F9510025-CCA1-4D93-ABD6-EDAF28BC9E82}" type="sibTrans" cxnId="{5B2BD418-C211-4A6A-82F2-D7573C6318C2}">
+      <dgm:prSet/>
+      <dgm:spPr/>
+      <dgm:t>
+        <a:bodyPr/>
+        <a:lstStyle/>
+        <a:p>
+          <a:pPr algn="ctr"/>
+          <a:endParaRPr lang="en-GB"/>
+        </a:p>
+      </dgm:t>
+    </dgm:pt>
+    <dgm:pt modelId="{33003C4D-5645-451B-AA23-AAAD20168CF7}">
+      <dgm:prSet phldrT="[Text]"/>
+      <dgm:spPr/>
+      <dgm:t>
+        <a:bodyPr/>
+        <a:lstStyle/>
+        <a:p>
+          <a:pPr algn="ctr"/>
+          <a:r>
+            <a:rPr lang="en-GB"/>
+            <a:t>Apply Machine Learning based on the goal</a:t>
+          </a:r>
+        </a:p>
+      </dgm:t>
+    </dgm:pt>
+    <dgm:pt modelId="{D4903BE0-2217-4570-9CF2-FB09437222A6}" type="parTrans" cxnId="{9CE767F8-4300-434F-9F06-E9E0DD63E5A5}">
+      <dgm:prSet/>
+      <dgm:spPr/>
+      <dgm:t>
+        <a:bodyPr/>
+        <a:lstStyle/>
+        <a:p>
+          <a:pPr algn="ctr"/>
+          <a:endParaRPr lang="en-GB"/>
+        </a:p>
+      </dgm:t>
+    </dgm:pt>
+    <dgm:pt modelId="{1472F09D-417A-48E1-ACF4-5C17D3C34462}" type="sibTrans" cxnId="{9CE767F8-4300-434F-9F06-E9E0DD63E5A5}">
+      <dgm:prSet/>
+      <dgm:spPr/>
+      <dgm:t>
+        <a:bodyPr/>
+        <a:lstStyle/>
+        <a:p>
+          <a:pPr algn="ctr"/>
+          <a:endParaRPr lang="en-GB"/>
+        </a:p>
+      </dgm:t>
+    </dgm:pt>
+    <dgm:pt modelId="{EFA3FE53-E283-425D-83D1-A1CF4558DDAD}" type="pres">
+      <dgm:prSet presAssocID="{9873477B-AE6D-4637-8BC3-F56110A08677}" presName="diagram" presStyleCnt="0">
+        <dgm:presLayoutVars>
+          <dgm:dir/>
+          <dgm:resizeHandles val="exact"/>
+        </dgm:presLayoutVars>
+      </dgm:prSet>
+      <dgm:spPr/>
+    </dgm:pt>
+    <dgm:pt modelId="{50036EBE-4AB8-43E9-801A-D91FEE9FDAF0}" type="pres">
+      <dgm:prSet presAssocID="{4CC0DF7C-A330-4829-9EB3-5C1E4A297ACA}" presName="node" presStyleLbl="node1" presStyleIdx="0" presStyleCnt="6">
+        <dgm:presLayoutVars>
+          <dgm:bulletEnabled val="1"/>
+        </dgm:presLayoutVars>
+      </dgm:prSet>
+      <dgm:spPr/>
+    </dgm:pt>
+    <dgm:pt modelId="{9C0F1074-F47E-4512-86EB-CE6C77CB8F3D}" type="pres">
+      <dgm:prSet presAssocID="{EEC22124-BD6B-4424-803A-C32EF258BB95}" presName="sibTrans" presStyleLbl="sibTrans2D1" presStyleIdx="0" presStyleCnt="5"/>
+      <dgm:spPr/>
+    </dgm:pt>
+    <dgm:pt modelId="{0BD9B186-3BFA-4F77-9FB9-85432B39D19A}" type="pres">
+      <dgm:prSet presAssocID="{EEC22124-BD6B-4424-803A-C32EF258BB95}" presName="connectorText" presStyleLbl="sibTrans2D1" presStyleIdx="0" presStyleCnt="5"/>
+      <dgm:spPr/>
+    </dgm:pt>
+    <dgm:pt modelId="{82E146DD-483E-43FE-9AF9-F3DA6FA95D00}" type="pres">
+      <dgm:prSet presAssocID="{FC404883-C124-41D0-A1A1-999936B2AD9C}" presName="node" presStyleLbl="node1" presStyleIdx="1" presStyleCnt="6">
+        <dgm:presLayoutVars>
+          <dgm:bulletEnabled val="1"/>
+        </dgm:presLayoutVars>
+      </dgm:prSet>
+      <dgm:spPr/>
+    </dgm:pt>
+    <dgm:pt modelId="{B99B0B89-2A23-4373-878B-9A5E18D37E76}" type="pres">
+      <dgm:prSet presAssocID="{4A55DB9A-672A-4CB6-860F-FB97F944A395}" presName="sibTrans" presStyleLbl="sibTrans2D1" presStyleIdx="1" presStyleCnt="5"/>
+      <dgm:spPr/>
+    </dgm:pt>
+    <dgm:pt modelId="{EDB75DD5-7F63-423C-B39F-CB9469B3029A}" type="pres">
+      <dgm:prSet presAssocID="{4A55DB9A-672A-4CB6-860F-FB97F944A395}" presName="connectorText" presStyleLbl="sibTrans2D1" presStyleIdx="1" presStyleCnt="5"/>
+      <dgm:spPr/>
+    </dgm:pt>
+    <dgm:pt modelId="{3542EF40-B617-4FB8-B71D-B48BC4A8CDAD}" type="pres">
+      <dgm:prSet presAssocID="{B857CB61-8325-4E7B-9439-A97AC8BBDC43}" presName="node" presStyleLbl="node1" presStyleIdx="2" presStyleCnt="6" custLinFactNeighborX="4776" custLinFactNeighborY="2115">
+        <dgm:presLayoutVars>
+          <dgm:bulletEnabled val="1"/>
+        </dgm:presLayoutVars>
+      </dgm:prSet>
+      <dgm:spPr/>
+    </dgm:pt>
+    <dgm:pt modelId="{C07EE0A6-DC5B-4DE1-8643-437976526774}" type="pres">
+      <dgm:prSet presAssocID="{4E16A727-0D92-4359-8CD0-6F40190ADA5E}" presName="sibTrans" presStyleLbl="sibTrans2D1" presStyleIdx="2" presStyleCnt="5"/>
+      <dgm:spPr/>
+    </dgm:pt>
+    <dgm:pt modelId="{3DA04688-A47D-44A8-9347-5D602B51BCD9}" type="pres">
+      <dgm:prSet presAssocID="{4E16A727-0D92-4359-8CD0-6F40190ADA5E}" presName="connectorText" presStyleLbl="sibTrans2D1" presStyleIdx="2" presStyleCnt="5"/>
+      <dgm:spPr/>
+    </dgm:pt>
+    <dgm:pt modelId="{2C50E6AF-8C0C-4FF5-9A03-F3AD31F5BB6F}" type="pres">
+      <dgm:prSet presAssocID="{AD1F7DD5-0DEB-44CD-8555-3B55CD458333}" presName="node" presStyleLbl="node1" presStyleIdx="3" presStyleCnt="6" custLinFactNeighborX="3172" custLinFactNeighborY="1057">
+        <dgm:presLayoutVars>
+          <dgm:bulletEnabled val="1"/>
+        </dgm:presLayoutVars>
+      </dgm:prSet>
+      <dgm:spPr/>
+    </dgm:pt>
+    <dgm:pt modelId="{473EF1DF-53DF-4FA7-8E64-FFB0614BE86D}" type="pres">
+      <dgm:prSet presAssocID="{2862297D-29C1-4E24-BFA4-0CA21864E130}" presName="sibTrans" presStyleLbl="sibTrans2D1" presStyleIdx="3" presStyleCnt="5"/>
+      <dgm:spPr/>
+    </dgm:pt>
+    <dgm:pt modelId="{7DA6A47E-6390-4830-8EB8-2FAF1512DC76}" type="pres">
+      <dgm:prSet presAssocID="{2862297D-29C1-4E24-BFA4-0CA21864E130}" presName="connectorText" presStyleLbl="sibTrans2D1" presStyleIdx="3" presStyleCnt="5"/>
+      <dgm:spPr/>
+    </dgm:pt>
+    <dgm:pt modelId="{C7C448B9-42DF-4D40-92CF-2DB8CA7494FA}" type="pres">
+      <dgm:prSet presAssocID="{33003C4D-5645-451B-AA23-AAAD20168CF7}" presName="node" presStyleLbl="node1" presStyleIdx="4" presStyleCnt="6">
+        <dgm:presLayoutVars>
+          <dgm:bulletEnabled val="1"/>
+        </dgm:presLayoutVars>
+      </dgm:prSet>
+      <dgm:spPr/>
+    </dgm:pt>
+    <dgm:pt modelId="{DB47D3B9-22CD-4B71-9F51-E2F72018A990}" type="pres">
+      <dgm:prSet presAssocID="{1472F09D-417A-48E1-ACF4-5C17D3C34462}" presName="sibTrans" presStyleLbl="sibTrans2D1" presStyleIdx="4" presStyleCnt="5"/>
+      <dgm:spPr/>
+    </dgm:pt>
+    <dgm:pt modelId="{B4DC9C9C-2F87-4045-945D-2EB8D52B1021}" type="pres">
+      <dgm:prSet presAssocID="{1472F09D-417A-48E1-ACF4-5C17D3C34462}" presName="connectorText" presStyleLbl="sibTrans2D1" presStyleIdx="4" presStyleCnt="5"/>
+      <dgm:spPr/>
+    </dgm:pt>
+    <dgm:pt modelId="{1C3A4B74-C0CB-48C3-A093-B9E3C6771CD3}" type="pres">
+      <dgm:prSet presAssocID="{CC75EDC8-1097-4697-A688-F39BAAF98515}" presName="node" presStyleLbl="node1" presStyleIdx="5" presStyleCnt="6">
+        <dgm:presLayoutVars>
+          <dgm:bulletEnabled val="1"/>
+        </dgm:presLayoutVars>
+      </dgm:prSet>
+      <dgm:spPr/>
+    </dgm:pt>
+  </dgm:ptLst>
+  <dgm:cxnLst>
+    <dgm:cxn modelId="{6C245005-CF6F-4A34-9134-E595D5E1A4EC}" type="presOf" srcId="{4E16A727-0D92-4359-8CD0-6F40190ADA5E}" destId="{C07EE0A6-DC5B-4DE1-8643-437976526774}" srcOrd="0" destOrd="0" presId="urn:microsoft.com/office/officeart/2005/8/layout/process5"/>
+    <dgm:cxn modelId="{A89BC709-CA0C-46C8-A895-02B436EE6610}" type="presOf" srcId="{2862297D-29C1-4E24-BFA4-0CA21864E130}" destId="{7DA6A47E-6390-4830-8EB8-2FAF1512DC76}" srcOrd="1" destOrd="0" presId="urn:microsoft.com/office/officeart/2005/8/layout/process5"/>
+    <dgm:cxn modelId="{32B8ED0B-B4D6-4ECC-80C2-942964E79C0E}" type="presOf" srcId="{4E16A727-0D92-4359-8CD0-6F40190ADA5E}" destId="{3DA04688-A47D-44A8-9347-5D602B51BCD9}" srcOrd="1" destOrd="0" presId="urn:microsoft.com/office/officeart/2005/8/layout/process5"/>
+    <dgm:cxn modelId="{5B2BD418-C211-4A6A-82F2-D7573C6318C2}" srcId="{9873477B-AE6D-4637-8BC3-F56110A08677}" destId="{CC75EDC8-1097-4697-A688-F39BAAF98515}" srcOrd="5" destOrd="0" parTransId="{E0B656D0-B26C-49FA-BF96-A0463FDAD038}" sibTransId="{F9510025-CCA1-4D93-ABD6-EDAF28BC9E82}"/>
+    <dgm:cxn modelId="{6473F231-8803-460D-AA43-CB2A32BAE5D8}" type="presOf" srcId="{EEC22124-BD6B-4424-803A-C32EF258BB95}" destId="{0BD9B186-3BFA-4F77-9FB9-85432B39D19A}" srcOrd="1" destOrd="0" presId="urn:microsoft.com/office/officeart/2005/8/layout/process5"/>
+    <dgm:cxn modelId="{6A8EFC3E-9BFC-4E6A-BD13-4880CDDB824E}" type="presOf" srcId="{EEC22124-BD6B-4424-803A-C32EF258BB95}" destId="{9C0F1074-F47E-4512-86EB-CE6C77CB8F3D}" srcOrd="0" destOrd="0" presId="urn:microsoft.com/office/officeart/2005/8/layout/process5"/>
+    <dgm:cxn modelId="{E5A24B60-5855-4162-A78E-1F07DEB39074}" type="presOf" srcId="{33003C4D-5645-451B-AA23-AAAD20168CF7}" destId="{C7C448B9-42DF-4D40-92CF-2DB8CA7494FA}" srcOrd="0" destOrd="0" presId="urn:microsoft.com/office/officeart/2005/8/layout/process5"/>
+    <dgm:cxn modelId="{C17A4066-E895-47C3-A204-3A75DA6C76F8}" srcId="{9873477B-AE6D-4637-8BC3-F56110A08677}" destId="{FC404883-C124-41D0-A1A1-999936B2AD9C}" srcOrd="1" destOrd="0" parTransId="{94AC50FC-153B-40BD-B74C-EEE45A161F1F}" sibTransId="{4A55DB9A-672A-4CB6-860F-FB97F944A395}"/>
+    <dgm:cxn modelId="{212B8677-4DF6-4DAA-BFB7-89F738EDC0CF}" type="presOf" srcId="{9873477B-AE6D-4637-8BC3-F56110A08677}" destId="{EFA3FE53-E283-425D-83D1-A1CF4558DDAD}" srcOrd="0" destOrd="0" presId="urn:microsoft.com/office/officeart/2005/8/layout/process5"/>
+    <dgm:cxn modelId="{8BCF6798-E716-4B52-B2C4-1E776CAC7F50}" type="presOf" srcId="{2862297D-29C1-4E24-BFA4-0CA21864E130}" destId="{473EF1DF-53DF-4FA7-8E64-FFB0614BE86D}" srcOrd="0" destOrd="0" presId="urn:microsoft.com/office/officeart/2005/8/layout/process5"/>
+    <dgm:cxn modelId="{F256B1AC-B0FE-4C19-A4A1-73CE7E3E75B7}" type="presOf" srcId="{FC404883-C124-41D0-A1A1-999936B2AD9C}" destId="{82E146DD-483E-43FE-9AF9-F3DA6FA95D00}" srcOrd="0" destOrd="0" presId="urn:microsoft.com/office/officeart/2005/8/layout/process5"/>
+    <dgm:cxn modelId="{BFEF9AB8-D1F4-42D8-A19F-A455C7F6A1F1}" type="presOf" srcId="{1472F09D-417A-48E1-ACF4-5C17D3C34462}" destId="{DB47D3B9-22CD-4B71-9F51-E2F72018A990}" srcOrd="0" destOrd="0" presId="urn:microsoft.com/office/officeart/2005/8/layout/process5"/>
+    <dgm:cxn modelId="{517B6AB9-4833-4BDC-A99A-7BBECE2EEA4B}" srcId="{9873477B-AE6D-4637-8BC3-F56110A08677}" destId="{4CC0DF7C-A330-4829-9EB3-5C1E4A297ACA}" srcOrd="0" destOrd="0" parTransId="{0FE5152A-9683-4AAC-8163-0647ADEFC382}" sibTransId="{EEC22124-BD6B-4424-803A-C32EF258BB95}"/>
+    <dgm:cxn modelId="{DAA6C2C1-B550-4BFF-AC1E-8D5ECFE0248C}" type="presOf" srcId="{CC75EDC8-1097-4697-A688-F39BAAF98515}" destId="{1C3A4B74-C0CB-48C3-A093-B9E3C6771CD3}" srcOrd="0" destOrd="0" presId="urn:microsoft.com/office/officeart/2005/8/layout/process5"/>
+    <dgm:cxn modelId="{F4E190CD-8BA8-4B00-82FE-45A9184687DF}" type="presOf" srcId="{4A55DB9A-672A-4CB6-860F-FB97F944A395}" destId="{EDB75DD5-7F63-423C-B39F-CB9469B3029A}" srcOrd="1" destOrd="0" presId="urn:microsoft.com/office/officeart/2005/8/layout/process5"/>
+    <dgm:cxn modelId="{978EFECF-6D78-4E80-A9C2-6D1CA5406378}" srcId="{9873477B-AE6D-4637-8BC3-F56110A08677}" destId="{AD1F7DD5-0DEB-44CD-8555-3B55CD458333}" srcOrd="3" destOrd="0" parTransId="{CB898E47-3044-44C6-B36B-3861AE32808B}" sibTransId="{2862297D-29C1-4E24-BFA4-0CA21864E130}"/>
+    <dgm:cxn modelId="{924B6DD0-2A22-4714-92B9-9C3A94904AA7}" type="presOf" srcId="{1472F09D-417A-48E1-ACF4-5C17D3C34462}" destId="{B4DC9C9C-2F87-4045-945D-2EB8D52B1021}" srcOrd="1" destOrd="0" presId="urn:microsoft.com/office/officeart/2005/8/layout/process5"/>
+    <dgm:cxn modelId="{4F3210D4-B7B1-4683-A80A-77ACC09D22DD}" type="presOf" srcId="{B857CB61-8325-4E7B-9439-A97AC8BBDC43}" destId="{3542EF40-B617-4FB8-B71D-B48BC4A8CDAD}" srcOrd="0" destOrd="0" presId="urn:microsoft.com/office/officeart/2005/8/layout/process5"/>
+    <dgm:cxn modelId="{25262CD8-1253-4714-83EF-C1EE2093D6AE}" srcId="{9873477B-AE6D-4637-8BC3-F56110A08677}" destId="{B857CB61-8325-4E7B-9439-A97AC8BBDC43}" srcOrd="2" destOrd="0" parTransId="{FF168172-DAF8-402B-A448-B8AEB1090A3A}" sibTransId="{4E16A727-0D92-4359-8CD0-6F40190ADA5E}"/>
+    <dgm:cxn modelId="{5623D0EC-AA0D-4931-AABC-BBE741EB32D2}" type="presOf" srcId="{4A55DB9A-672A-4CB6-860F-FB97F944A395}" destId="{B99B0B89-2A23-4373-878B-9A5E18D37E76}" srcOrd="0" destOrd="0" presId="urn:microsoft.com/office/officeart/2005/8/layout/process5"/>
+    <dgm:cxn modelId="{9CE767F8-4300-434F-9F06-E9E0DD63E5A5}" srcId="{9873477B-AE6D-4637-8BC3-F56110A08677}" destId="{33003C4D-5645-451B-AA23-AAAD20168CF7}" srcOrd="4" destOrd="0" parTransId="{D4903BE0-2217-4570-9CF2-FB09437222A6}" sibTransId="{1472F09D-417A-48E1-ACF4-5C17D3C34462}"/>
+    <dgm:cxn modelId="{8628B1FD-3E0A-4549-9706-8CCB45BAFE2B}" type="presOf" srcId="{AD1F7DD5-0DEB-44CD-8555-3B55CD458333}" destId="{2C50E6AF-8C0C-4FF5-9A03-F3AD31F5BB6F}" srcOrd="0" destOrd="0" presId="urn:microsoft.com/office/officeart/2005/8/layout/process5"/>
+    <dgm:cxn modelId="{CABF82FE-F315-4054-B9C8-3B79205B33F0}" type="presOf" srcId="{4CC0DF7C-A330-4829-9EB3-5C1E4A297ACA}" destId="{50036EBE-4AB8-43E9-801A-D91FEE9FDAF0}" srcOrd="0" destOrd="0" presId="urn:microsoft.com/office/officeart/2005/8/layout/process5"/>
+    <dgm:cxn modelId="{3F1B140E-A4A2-4442-9DF1-01C0CAD5C76F}" type="presParOf" srcId="{EFA3FE53-E283-425D-83D1-A1CF4558DDAD}" destId="{50036EBE-4AB8-43E9-801A-D91FEE9FDAF0}" srcOrd="0" destOrd="0" presId="urn:microsoft.com/office/officeart/2005/8/layout/process5"/>
+    <dgm:cxn modelId="{C63BFFC2-9799-42E5-A3EF-99D4D2B00D29}" type="presParOf" srcId="{EFA3FE53-E283-425D-83D1-A1CF4558DDAD}" destId="{9C0F1074-F47E-4512-86EB-CE6C77CB8F3D}" srcOrd="1" destOrd="0" presId="urn:microsoft.com/office/officeart/2005/8/layout/process5"/>
+    <dgm:cxn modelId="{3EFAAC13-5E88-4187-9F42-35398607A2B6}" type="presParOf" srcId="{9C0F1074-F47E-4512-86EB-CE6C77CB8F3D}" destId="{0BD9B186-3BFA-4F77-9FB9-85432B39D19A}" srcOrd="0" destOrd="0" presId="urn:microsoft.com/office/officeart/2005/8/layout/process5"/>
+    <dgm:cxn modelId="{6B8DE538-F76A-4869-B4D3-996A617665A1}" type="presParOf" srcId="{EFA3FE53-E283-425D-83D1-A1CF4558DDAD}" destId="{82E146DD-483E-43FE-9AF9-F3DA6FA95D00}" srcOrd="2" destOrd="0" presId="urn:microsoft.com/office/officeart/2005/8/layout/process5"/>
+    <dgm:cxn modelId="{A34EA317-2280-49D3-AB93-CE138031D3C7}" type="presParOf" srcId="{EFA3FE53-E283-425D-83D1-A1CF4558DDAD}" destId="{B99B0B89-2A23-4373-878B-9A5E18D37E76}" srcOrd="3" destOrd="0" presId="urn:microsoft.com/office/officeart/2005/8/layout/process5"/>
+    <dgm:cxn modelId="{93C5261B-ED98-4E68-A14F-86704D426936}" type="presParOf" srcId="{B99B0B89-2A23-4373-878B-9A5E18D37E76}" destId="{EDB75DD5-7F63-423C-B39F-CB9469B3029A}" srcOrd="0" destOrd="0" presId="urn:microsoft.com/office/officeart/2005/8/layout/process5"/>
+    <dgm:cxn modelId="{6DD0F86D-4BAC-4E3F-8D2D-43509AAF83D1}" type="presParOf" srcId="{EFA3FE53-E283-425D-83D1-A1CF4558DDAD}" destId="{3542EF40-B617-4FB8-B71D-B48BC4A8CDAD}" srcOrd="4" destOrd="0" presId="urn:microsoft.com/office/officeart/2005/8/layout/process5"/>
+    <dgm:cxn modelId="{84C76F8C-9F13-4493-8317-02B8AC8F8C69}" type="presParOf" srcId="{EFA3FE53-E283-425D-83D1-A1CF4558DDAD}" destId="{C07EE0A6-DC5B-4DE1-8643-437976526774}" srcOrd="5" destOrd="0" presId="urn:microsoft.com/office/officeart/2005/8/layout/process5"/>
+    <dgm:cxn modelId="{A6B6919B-926F-4F32-B858-EDF5764634F9}" type="presParOf" srcId="{C07EE0A6-DC5B-4DE1-8643-437976526774}" destId="{3DA04688-A47D-44A8-9347-5D602B51BCD9}" srcOrd="0" destOrd="0" presId="urn:microsoft.com/office/officeart/2005/8/layout/process5"/>
+    <dgm:cxn modelId="{C7D50EE3-9EDF-43D8-83AD-3FC585CD9F02}" type="presParOf" srcId="{EFA3FE53-E283-425D-83D1-A1CF4558DDAD}" destId="{2C50E6AF-8C0C-4FF5-9A03-F3AD31F5BB6F}" srcOrd="6" destOrd="0" presId="urn:microsoft.com/office/officeart/2005/8/layout/process5"/>
+    <dgm:cxn modelId="{13DA0FB6-BD45-47EC-858E-6E39FA459966}" type="presParOf" srcId="{EFA3FE53-E283-425D-83D1-A1CF4558DDAD}" destId="{473EF1DF-53DF-4FA7-8E64-FFB0614BE86D}" srcOrd="7" destOrd="0" presId="urn:microsoft.com/office/officeart/2005/8/layout/process5"/>
+    <dgm:cxn modelId="{47ACABC8-6BCC-43D0-8533-B67E6AA71F9F}" type="presParOf" srcId="{473EF1DF-53DF-4FA7-8E64-FFB0614BE86D}" destId="{7DA6A47E-6390-4830-8EB8-2FAF1512DC76}" srcOrd="0" destOrd="0" presId="urn:microsoft.com/office/officeart/2005/8/layout/process5"/>
+    <dgm:cxn modelId="{9E3FBCEC-38A5-4011-BEF1-489B8A7C739E}" type="presParOf" srcId="{EFA3FE53-E283-425D-83D1-A1CF4558DDAD}" destId="{C7C448B9-42DF-4D40-92CF-2DB8CA7494FA}" srcOrd="8" destOrd="0" presId="urn:microsoft.com/office/officeart/2005/8/layout/process5"/>
+    <dgm:cxn modelId="{C937DFB0-5E6D-49A2-8E05-143EE5EB5C89}" type="presParOf" srcId="{EFA3FE53-E283-425D-83D1-A1CF4558DDAD}" destId="{DB47D3B9-22CD-4B71-9F51-E2F72018A990}" srcOrd="9" destOrd="0" presId="urn:microsoft.com/office/officeart/2005/8/layout/process5"/>
+    <dgm:cxn modelId="{31B04C95-D270-4660-B93A-88CD87E73101}" type="presParOf" srcId="{DB47D3B9-22CD-4B71-9F51-E2F72018A990}" destId="{B4DC9C9C-2F87-4045-945D-2EB8D52B1021}" srcOrd="0" destOrd="0" presId="urn:microsoft.com/office/officeart/2005/8/layout/process5"/>
+    <dgm:cxn modelId="{228BF1B6-F67C-47A5-A760-87A30DDEE4B7}" type="presParOf" srcId="{EFA3FE53-E283-425D-83D1-A1CF4558DDAD}" destId="{1C3A4B74-C0CB-48C3-A093-B9E3C6771CD3}" srcOrd="10" destOrd="0" presId="urn:microsoft.com/office/officeart/2005/8/layout/process5"/>
+  </dgm:cxnLst>
+  <dgm:bg/>
+  <dgm:whole/>
+  <dgm:extLst>
+    <a:ext uri="http://schemas.microsoft.com/office/drawing/2008/diagram">
+      <dsp:dataModelExt xmlns:dsp="http://schemas.microsoft.com/office/drawing/2008/diagram" relId="rId13" minVer="http://schemas.openxmlformats.org/drawingml/2006/diagram"/>
+    </a:ext>
+  </dgm:extLst>
+</dgm:dataModel>
+</file>
+
+<file path=word/diagrams/drawing1.xml><?xml version="1.0" encoding="utf-8"?>
+<dsp:drawing xmlns:dgm="http://schemas.openxmlformats.org/drawingml/2006/diagram" xmlns:dsp="http://schemas.microsoft.com/office/drawing/2008/diagram" xmlns:a="http://schemas.openxmlformats.org/drawingml/2006/main">
+  <dsp:spTree>
+    <dsp:nvGrpSpPr>
+      <dsp:cNvPr id="0" name=""/>
+      <dsp:cNvGrpSpPr/>
+    </dsp:nvGrpSpPr>
+    <dsp:grpSpPr/>
+    <dsp:sp modelId="{50036EBE-4AB8-43E9-801A-D91FEE9FDAF0}">
+      <dsp:nvSpPr>
+        <dsp:cNvPr id="0" name=""/>
+        <dsp:cNvSpPr/>
+      </dsp:nvSpPr>
+      <dsp:spPr>
+        <a:xfrm>
+          <a:off x="4018" y="410765"/>
+          <a:ext cx="1201042" cy="720625"/>
+        </a:xfrm>
+        <a:prstGeom prst="roundRect">
+          <a:avLst>
+            <a:gd name="adj" fmla="val 10000"/>
+          </a:avLst>
+        </a:prstGeom>
+        <a:solidFill>
+          <a:schemeClr val="accent1">
+            <a:hueOff val="0"/>
+            <a:satOff val="0"/>
+            <a:lumOff val="0"/>
+            <a:alphaOff val="0"/>
+          </a:schemeClr>
+        </a:solidFill>
+        <a:ln w="25400" cap="flat" cmpd="sng" algn="ctr">
+          <a:solidFill>
+            <a:schemeClr val="lt1">
+              <a:hueOff val="0"/>
+              <a:satOff val="0"/>
+              <a:lumOff val="0"/>
+              <a:alphaOff val="0"/>
+            </a:schemeClr>
+          </a:solidFill>
+          <a:prstDash val="solid"/>
+        </a:ln>
+        <a:effectLst/>
+      </dsp:spPr>
+      <dsp:style>
+        <a:lnRef idx="2">
+          <a:scrgbClr r="0" g="0" b="0"/>
+        </a:lnRef>
+        <a:fillRef idx="1">
+          <a:scrgbClr r="0" g="0" b="0"/>
+        </a:fillRef>
+        <a:effectRef idx="0">
+          <a:scrgbClr r="0" g="0" b="0"/>
+        </a:effectRef>
+        <a:fontRef idx="minor">
+          <a:schemeClr val="lt1"/>
+        </a:fontRef>
+      </dsp:style>
+      <dsp:txBody>
+        <a:bodyPr spcFirstLastPara="0" vert="horz" wrap="square" lIns="49530" tIns="49530" rIns="49530" bIns="49530" numCol="1" spcCol="1270" anchor="ctr" anchorCtr="0">
+          <a:noAutofit/>
+        </a:bodyPr>
+        <a:lstStyle/>
+        <a:p>
+          <a:pPr marL="0" lvl="0" indent="0" algn="ctr" defTabSz="577850">
+            <a:lnSpc>
+              <a:spcPct val="90000"/>
+            </a:lnSpc>
+            <a:spcBef>
+              <a:spcPct val="0"/>
+            </a:spcBef>
+            <a:spcAft>
+              <a:spcPct val="35000"/>
+            </a:spcAft>
+            <a:buNone/>
+          </a:pPr>
+          <a:r>
+            <a:rPr lang="en-GB" sz="1300" kern="1200"/>
+            <a:t>Data Collection</a:t>
+          </a:r>
+        </a:p>
+      </dsp:txBody>
+      <dsp:txXfrm>
+        <a:off x="25124" y="431871"/>
+        <a:ext cx="1158830" cy="678413"/>
+      </dsp:txXfrm>
+    </dsp:sp>
+    <dsp:sp modelId="{9C0F1074-F47E-4512-86EB-CE6C77CB8F3D}">
+      <dsp:nvSpPr>
+        <dsp:cNvPr id="0" name=""/>
+        <dsp:cNvSpPr/>
+      </dsp:nvSpPr>
+      <dsp:spPr>
+        <a:xfrm>
+          <a:off x="1310753" y="622149"/>
+          <a:ext cx="254621" cy="297858"/>
+        </a:xfrm>
+        <a:prstGeom prst="rightArrow">
+          <a:avLst>
+            <a:gd name="adj1" fmla="val 60000"/>
+            <a:gd name="adj2" fmla="val 50000"/>
+          </a:avLst>
+        </a:prstGeom>
+        <a:solidFill>
+          <a:schemeClr val="accent1">
+            <a:tint val="60000"/>
+            <a:hueOff val="0"/>
+            <a:satOff val="0"/>
+            <a:lumOff val="0"/>
+            <a:alphaOff val="0"/>
+          </a:schemeClr>
+        </a:solidFill>
+        <a:ln>
+          <a:noFill/>
+        </a:ln>
+        <a:effectLst/>
+      </dsp:spPr>
+      <dsp:style>
+        <a:lnRef idx="0">
+          <a:scrgbClr r="0" g="0" b="0"/>
+        </a:lnRef>
+        <a:fillRef idx="1">
+          <a:scrgbClr r="0" g="0" b="0"/>
+        </a:fillRef>
+        <a:effectRef idx="0">
+          <a:scrgbClr r="0" g="0" b="0"/>
+        </a:effectRef>
+        <a:fontRef idx="minor">
+          <a:schemeClr val="lt1"/>
+        </a:fontRef>
+      </dsp:style>
+      <dsp:txBody>
+        <a:bodyPr spcFirstLastPara="0" vert="horz" wrap="square" lIns="0" tIns="0" rIns="0" bIns="0" numCol="1" spcCol="1270" anchor="ctr" anchorCtr="0">
+          <a:noAutofit/>
+        </a:bodyPr>
+        <a:lstStyle/>
+        <a:p>
+          <a:pPr marL="0" lvl="0" indent="0" algn="ctr" defTabSz="444500">
+            <a:lnSpc>
+              <a:spcPct val="90000"/>
+            </a:lnSpc>
+            <a:spcBef>
+              <a:spcPct val="0"/>
+            </a:spcBef>
+            <a:spcAft>
+              <a:spcPct val="35000"/>
+            </a:spcAft>
+            <a:buNone/>
+          </a:pPr>
+          <a:endParaRPr lang="en-GB" sz="1000" kern="1200"/>
+        </a:p>
+      </dsp:txBody>
+      <dsp:txXfrm>
+        <a:off x="1310753" y="681721"/>
+        <a:ext cx="178235" cy="178714"/>
+      </dsp:txXfrm>
+    </dsp:sp>
+    <dsp:sp modelId="{82E146DD-483E-43FE-9AF9-F3DA6FA95D00}">
+      <dsp:nvSpPr>
+        <dsp:cNvPr id="0" name=""/>
+        <dsp:cNvSpPr/>
+      </dsp:nvSpPr>
+      <dsp:spPr>
+        <a:xfrm>
+          <a:off x="1685478" y="410765"/>
+          <a:ext cx="1201042" cy="720625"/>
+        </a:xfrm>
+        <a:prstGeom prst="roundRect">
+          <a:avLst>
+            <a:gd name="adj" fmla="val 10000"/>
+          </a:avLst>
+        </a:prstGeom>
+        <a:solidFill>
+          <a:schemeClr val="accent1">
+            <a:hueOff val="0"/>
+            <a:satOff val="0"/>
+            <a:lumOff val="0"/>
+            <a:alphaOff val="0"/>
+          </a:schemeClr>
+        </a:solidFill>
+        <a:ln w="25400" cap="flat" cmpd="sng" algn="ctr">
+          <a:solidFill>
+            <a:schemeClr val="lt1">
+              <a:hueOff val="0"/>
+              <a:satOff val="0"/>
+              <a:lumOff val="0"/>
+              <a:alphaOff val="0"/>
+            </a:schemeClr>
+          </a:solidFill>
+          <a:prstDash val="solid"/>
+        </a:ln>
+        <a:effectLst/>
+      </dsp:spPr>
+      <dsp:style>
+        <a:lnRef idx="2">
+          <a:scrgbClr r="0" g="0" b="0"/>
+        </a:lnRef>
+        <a:fillRef idx="1">
+          <a:scrgbClr r="0" g="0" b="0"/>
+        </a:fillRef>
+        <a:effectRef idx="0">
+          <a:scrgbClr r="0" g="0" b="0"/>
+        </a:effectRef>
+        <a:fontRef idx="minor">
+          <a:schemeClr val="lt1"/>
+        </a:fontRef>
+      </dsp:style>
+      <dsp:txBody>
+        <a:bodyPr spcFirstLastPara="0" vert="horz" wrap="square" lIns="49530" tIns="49530" rIns="49530" bIns="49530" numCol="1" spcCol="1270" anchor="ctr" anchorCtr="0">
+          <a:noAutofit/>
+        </a:bodyPr>
+        <a:lstStyle/>
+        <a:p>
+          <a:pPr marL="0" lvl="0" indent="0" algn="ctr" defTabSz="577850">
+            <a:lnSpc>
+              <a:spcPct val="90000"/>
+            </a:lnSpc>
+            <a:spcBef>
+              <a:spcPct val="0"/>
+            </a:spcBef>
+            <a:spcAft>
+              <a:spcPct val="35000"/>
+            </a:spcAft>
+            <a:buNone/>
+          </a:pPr>
+          <a:r>
+            <a:rPr lang="en-GB" sz="1300" kern="1200"/>
+            <a:t>Create new csv with suitable features</a:t>
+          </a:r>
+        </a:p>
+      </dsp:txBody>
+      <dsp:txXfrm>
+        <a:off x="1706584" y="431871"/>
+        <a:ext cx="1158830" cy="678413"/>
+      </dsp:txXfrm>
+    </dsp:sp>
+    <dsp:sp modelId="{B99B0B89-2A23-4373-878B-9A5E18D37E76}">
+      <dsp:nvSpPr>
+        <dsp:cNvPr id="0" name=""/>
+        <dsp:cNvSpPr/>
+      </dsp:nvSpPr>
+      <dsp:spPr>
+        <a:xfrm rot="31086">
+          <a:off x="2993092" y="629704"/>
+          <a:ext cx="256761" cy="297858"/>
+        </a:xfrm>
+        <a:prstGeom prst="rightArrow">
+          <a:avLst>
+            <a:gd name="adj1" fmla="val 60000"/>
+            <a:gd name="adj2" fmla="val 50000"/>
+          </a:avLst>
+        </a:prstGeom>
+        <a:solidFill>
+          <a:schemeClr val="accent1">
+            <a:tint val="60000"/>
+            <a:hueOff val="0"/>
+            <a:satOff val="0"/>
+            <a:lumOff val="0"/>
+            <a:alphaOff val="0"/>
+          </a:schemeClr>
+        </a:solidFill>
+        <a:ln>
+          <a:noFill/>
+        </a:ln>
+        <a:effectLst/>
+      </dsp:spPr>
+      <dsp:style>
+        <a:lnRef idx="0">
+          <a:scrgbClr r="0" g="0" b="0"/>
+        </a:lnRef>
+        <a:fillRef idx="1">
+          <a:scrgbClr r="0" g="0" b="0"/>
+        </a:fillRef>
+        <a:effectRef idx="0">
+          <a:scrgbClr r="0" g="0" b="0"/>
+        </a:effectRef>
+        <a:fontRef idx="minor">
+          <a:schemeClr val="lt1"/>
+        </a:fontRef>
+      </dsp:style>
+      <dsp:txBody>
+        <a:bodyPr spcFirstLastPara="0" vert="horz" wrap="square" lIns="0" tIns="0" rIns="0" bIns="0" numCol="1" spcCol="1270" anchor="ctr" anchorCtr="0">
+          <a:noAutofit/>
+        </a:bodyPr>
+        <a:lstStyle/>
+        <a:p>
+          <a:pPr marL="0" lvl="0" indent="0" algn="ctr" defTabSz="444500">
+            <a:lnSpc>
+              <a:spcPct val="90000"/>
+            </a:lnSpc>
+            <a:spcBef>
+              <a:spcPct val="0"/>
+            </a:spcBef>
+            <a:spcAft>
+              <a:spcPct val="35000"/>
+            </a:spcAft>
+            <a:buNone/>
+          </a:pPr>
+          <a:endParaRPr lang="en-GB" sz="1000" kern="1200"/>
+        </a:p>
+      </dsp:txBody>
+      <dsp:txXfrm>
+        <a:off x="2993094" y="688928"/>
+        <a:ext cx="179733" cy="178714"/>
+      </dsp:txXfrm>
+    </dsp:sp>
+    <dsp:sp modelId="{3542EF40-B617-4FB8-B71D-B48BC4A8CDAD}">
+      <dsp:nvSpPr>
+        <dsp:cNvPr id="0" name=""/>
+        <dsp:cNvSpPr/>
+      </dsp:nvSpPr>
+      <dsp:spPr>
+        <a:xfrm>
+          <a:off x="3370957" y="426006"/>
+          <a:ext cx="1201042" cy="720625"/>
+        </a:xfrm>
+        <a:prstGeom prst="roundRect">
+          <a:avLst>
+            <a:gd name="adj" fmla="val 10000"/>
+          </a:avLst>
+        </a:prstGeom>
+        <a:solidFill>
+          <a:schemeClr val="accent1">
+            <a:hueOff val="0"/>
+            <a:satOff val="0"/>
+            <a:lumOff val="0"/>
+            <a:alphaOff val="0"/>
+          </a:schemeClr>
+        </a:solidFill>
+        <a:ln w="25400" cap="flat" cmpd="sng" algn="ctr">
+          <a:solidFill>
+            <a:schemeClr val="lt1">
+              <a:hueOff val="0"/>
+              <a:satOff val="0"/>
+              <a:lumOff val="0"/>
+              <a:alphaOff val="0"/>
+            </a:schemeClr>
+          </a:solidFill>
+          <a:prstDash val="solid"/>
+        </a:ln>
+        <a:effectLst/>
+      </dsp:spPr>
+      <dsp:style>
+        <a:lnRef idx="2">
+          <a:scrgbClr r="0" g="0" b="0"/>
+        </a:lnRef>
+        <a:fillRef idx="1">
+          <a:scrgbClr r="0" g="0" b="0"/>
+        </a:fillRef>
+        <a:effectRef idx="0">
+          <a:scrgbClr r="0" g="0" b="0"/>
+        </a:effectRef>
+        <a:fontRef idx="minor">
+          <a:schemeClr val="lt1"/>
+        </a:fontRef>
+      </dsp:style>
+      <dsp:txBody>
+        <a:bodyPr spcFirstLastPara="0" vert="horz" wrap="square" lIns="49530" tIns="49530" rIns="49530" bIns="49530" numCol="1" spcCol="1270" anchor="ctr" anchorCtr="0">
+          <a:noAutofit/>
+        </a:bodyPr>
+        <a:lstStyle/>
+        <a:p>
+          <a:pPr marL="0" lvl="0" indent="0" algn="ctr" defTabSz="577850">
+            <a:lnSpc>
+              <a:spcPct val="90000"/>
+            </a:lnSpc>
+            <a:spcBef>
+              <a:spcPct val="0"/>
+            </a:spcBef>
+            <a:spcAft>
+              <a:spcPct val="35000"/>
+            </a:spcAft>
+            <a:buNone/>
+          </a:pPr>
+          <a:r>
+            <a:rPr lang="en-GB" sz="1300" kern="1200"/>
+            <a:t>Data Preparation</a:t>
+          </a:r>
+        </a:p>
+      </dsp:txBody>
+      <dsp:txXfrm>
+        <a:off x="3392063" y="447112"/>
+        <a:ext cx="1158830" cy="678413"/>
+      </dsp:txXfrm>
+    </dsp:sp>
+    <dsp:sp modelId="{C07EE0A6-DC5B-4DE1-8643-437976526774}">
+      <dsp:nvSpPr>
+        <dsp:cNvPr id="0" name=""/>
+        <dsp:cNvSpPr/>
+      </dsp:nvSpPr>
+      <dsp:spPr>
+        <a:xfrm rot="5400000">
+          <a:off x="3846188" y="1227007"/>
+          <a:ext cx="250580" cy="297858"/>
+        </a:xfrm>
+        <a:prstGeom prst="rightArrow">
+          <a:avLst>
+            <a:gd name="adj1" fmla="val 60000"/>
+            <a:gd name="adj2" fmla="val 50000"/>
+          </a:avLst>
+        </a:prstGeom>
+        <a:solidFill>
+          <a:schemeClr val="accent1">
+            <a:tint val="60000"/>
+            <a:hueOff val="0"/>
+            <a:satOff val="0"/>
+            <a:lumOff val="0"/>
+            <a:alphaOff val="0"/>
+          </a:schemeClr>
+        </a:solidFill>
+        <a:ln>
+          <a:noFill/>
+        </a:ln>
+        <a:effectLst/>
+      </dsp:spPr>
+      <dsp:style>
+        <a:lnRef idx="0">
+          <a:scrgbClr r="0" g="0" b="0"/>
+        </a:lnRef>
+        <a:fillRef idx="1">
+          <a:scrgbClr r="0" g="0" b="0"/>
+        </a:fillRef>
+        <a:effectRef idx="0">
+          <a:scrgbClr r="0" g="0" b="0"/>
+        </a:effectRef>
+        <a:fontRef idx="minor">
+          <a:schemeClr val="lt1"/>
+        </a:fontRef>
+      </dsp:style>
+      <dsp:txBody>
+        <a:bodyPr spcFirstLastPara="0" vert="horz" wrap="square" lIns="0" tIns="0" rIns="0" bIns="0" numCol="1" spcCol="1270" anchor="ctr" anchorCtr="0">
+          <a:noAutofit/>
+        </a:bodyPr>
+        <a:lstStyle/>
+        <a:p>
+          <a:pPr marL="0" lvl="0" indent="0" algn="ctr" defTabSz="444500">
+            <a:lnSpc>
+              <a:spcPct val="90000"/>
+            </a:lnSpc>
+            <a:spcBef>
+              <a:spcPct val="0"/>
+            </a:spcBef>
+            <a:spcAft>
+              <a:spcPct val="35000"/>
+            </a:spcAft>
+            <a:buNone/>
+          </a:pPr>
+          <a:endParaRPr lang="en-GB" sz="1000" kern="1200"/>
+        </a:p>
+      </dsp:txBody>
+      <dsp:txXfrm rot="-5400000">
+        <a:off x="3882121" y="1250646"/>
+        <a:ext cx="178714" cy="175406"/>
+      </dsp:txXfrm>
+    </dsp:sp>
+    <dsp:sp modelId="{2C50E6AF-8C0C-4FF5-9A03-F3AD31F5BB6F}">
+      <dsp:nvSpPr>
+        <dsp:cNvPr id="0" name=""/>
+        <dsp:cNvSpPr/>
+      </dsp:nvSpPr>
+      <dsp:spPr>
+        <a:xfrm>
+          <a:off x="3370957" y="1619425"/>
+          <a:ext cx="1201042" cy="720625"/>
+        </a:xfrm>
+        <a:prstGeom prst="roundRect">
+          <a:avLst>
+            <a:gd name="adj" fmla="val 10000"/>
+          </a:avLst>
+        </a:prstGeom>
+        <a:solidFill>
+          <a:schemeClr val="accent1">
+            <a:hueOff val="0"/>
+            <a:satOff val="0"/>
+            <a:lumOff val="0"/>
+            <a:alphaOff val="0"/>
+          </a:schemeClr>
+        </a:solidFill>
+        <a:ln w="25400" cap="flat" cmpd="sng" algn="ctr">
+          <a:solidFill>
+            <a:schemeClr val="lt1">
+              <a:hueOff val="0"/>
+              <a:satOff val="0"/>
+              <a:lumOff val="0"/>
+              <a:alphaOff val="0"/>
+            </a:schemeClr>
+          </a:solidFill>
+          <a:prstDash val="solid"/>
+        </a:ln>
+        <a:effectLst/>
+      </dsp:spPr>
+      <dsp:style>
+        <a:lnRef idx="2">
+          <a:scrgbClr r="0" g="0" b="0"/>
+        </a:lnRef>
+        <a:fillRef idx="1">
+          <a:scrgbClr r="0" g="0" b="0"/>
+        </a:fillRef>
+        <a:effectRef idx="0">
+          <a:scrgbClr r="0" g="0" b="0"/>
+        </a:effectRef>
+        <a:fontRef idx="minor">
+          <a:schemeClr val="lt1"/>
+        </a:fontRef>
+      </dsp:style>
+      <dsp:txBody>
+        <a:bodyPr spcFirstLastPara="0" vert="horz" wrap="square" lIns="49530" tIns="49530" rIns="49530" bIns="49530" numCol="1" spcCol="1270" anchor="ctr" anchorCtr="0">
+          <a:noAutofit/>
+        </a:bodyPr>
+        <a:lstStyle/>
+        <a:p>
+          <a:pPr marL="0" lvl="0" indent="0" algn="ctr" defTabSz="577850">
+            <a:lnSpc>
+              <a:spcPct val="90000"/>
+            </a:lnSpc>
+            <a:spcBef>
+              <a:spcPct val="0"/>
+            </a:spcBef>
+            <a:spcAft>
+              <a:spcPct val="35000"/>
+            </a:spcAft>
+            <a:buNone/>
+          </a:pPr>
+          <a:r>
+            <a:rPr lang="en-GB" sz="1300" kern="1200"/>
+            <a:t>Apply  Python to modify and create features</a:t>
+          </a:r>
+        </a:p>
+      </dsp:txBody>
+      <dsp:txXfrm>
+        <a:off x="3392063" y="1640531"/>
+        <a:ext cx="1158830" cy="678413"/>
+      </dsp:txXfrm>
+    </dsp:sp>
+    <dsp:sp modelId="{473EF1DF-53DF-4FA7-8E64-FFB0614BE86D}">
+      <dsp:nvSpPr>
+        <dsp:cNvPr id="0" name=""/>
+        <dsp:cNvSpPr/>
+      </dsp:nvSpPr>
+      <dsp:spPr>
+        <a:xfrm rot="10815536">
+          <a:off x="3007629" y="1827033"/>
+          <a:ext cx="256753" cy="297858"/>
+        </a:xfrm>
+        <a:prstGeom prst="rightArrow">
+          <a:avLst>
+            <a:gd name="adj1" fmla="val 60000"/>
+            <a:gd name="adj2" fmla="val 50000"/>
+          </a:avLst>
+        </a:prstGeom>
+        <a:solidFill>
+          <a:schemeClr val="accent1">
+            <a:tint val="60000"/>
+            <a:hueOff val="0"/>
+            <a:satOff val="0"/>
+            <a:lumOff val="0"/>
+            <a:alphaOff val="0"/>
+          </a:schemeClr>
+        </a:solidFill>
+        <a:ln>
+          <a:noFill/>
+        </a:ln>
+        <a:effectLst/>
+      </dsp:spPr>
+      <dsp:style>
+        <a:lnRef idx="0">
+          <a:scrgbClr r="0" g="0" b="0"/>
+        </a:lnRef>
+        <a:fillRef idx="1">
+          <a:scrgbClr r="0" g="0" b="0"/>
+        </a:fillRef>
+        <a:effectRef idx="0">
+          <a:scrgbClr r="0" g="0" b="0"/>
+        </a:effectRef>
+        <a:fontRef idx="minor">
+          <a:schemeClr val="lt1"/>
+        </a:fontRef>
+      </dsp:style>
+      <dsp:txBody>
+        <a:bodyPr spcFirstLastPara="0" vert="horz" wrap="square" lIns="0" tIns="0" rIns="0" bIns="0" numCol="1" spcCol="1270" anchor="ctr" anchorCtr="0">
+          <a:noAutofit/>
+        </a:bodyPr>
+        <a:lstStyle/>
+        <a:p>
+          <a:pPr marL="0" lvl="0" indent="0" algn="ctr" defTabSz="444500">
+            <a:lnSpc>
+              <a:spcPct val="90000"/>
+            </a:lnSpc>
+            <a:spcBef>
+              <a:spcPct val="0"/>
+            </a:spcBef>
+            <a:spcAft>
+              <a:spcPct val="35000"/>
+            </a:spcAft>
+            <a:buNone/>
+          </a:pPr>
+          <a:endParaRPr lang="en-GB" sz="1000" kern="1200"/>
+        </a:p>
+      </dsp:txBody>
+      <dsp:txXfrm rot="10800000">
+        <a:off x="3084655" y="1886779"/>
+        <a:ext cx="179727" cy="178714"/>
+      </dsp:txXfrm>
+    </dsp:sp>
+    <dsp:sp modelId="{C7C448B9-42DF-4D40-92CF-2DB8CA7494FA}">
+      <dsp:nvSpPr>
+        <dsp:cNvPr id="0" name=""/>
+        <dsp:cNvSpPr/>
+      </dsp:nvSpPr>
+      <dsp:spPr>
+        <a:xfrm>
+          <a:off x="1685478" y="1611808"/>
+          <a:ext cx="1201042" cy="720625"/>
+        </a:xfrm>
+        <a:prstGeom prst="roundRect">
+          <a:avLst>
+            <a:gd name="adj" fmla="val 10000"/>
+          </a:avLst>
+        </a:prstGeom>
+        <a:solidFill>
+          <a:schemeClr val="accent1">
+            <a:hueOff val="0"/>
+            <a:satOff val="0"/>
+            <a:lumOff val="0"/>
+            <a:alphaOff val="0"/>
+          </a:schemeClr>
+        </a:solidFill>
+        <a:ln w="25400" cap="flat" cmpd="sng" algn="ctr">
+          <a:solidFill>
+            <a:schemeClr val="lt1">
+              <a:hueOff val="0"/>
+              <a:satOff val="0"/>
+              <a:lumOff val="0"/>
+              <a:alphaOff val="0"/>
+            </a:schemeClr>
+          </a:solidFill>
+          <a:prstDash val="solid"/>
+        </a:ln>
+        <a:effectLst/>
+      </dsp:spPr>
+      <dsp:style>
+        <a:lnRef idx="2">
+          <a:scrgbClr r="0" g="0" b="0"/>
+        </a:lnRef>
+        <a:fillRef idx="1">
+          <a:scrgbClr r="0" g="0" b="0"/>
+        </a:fillRef>
+        <a:effectRef idx="0">
+          <a:scrgbClr r="0" g="0" b="0"/>
+        </a:effectRef>
+        <a:fontRef idx="minor">
+          <a:schemeClr val="lt1"/>
+        </a:fontRef>
+      </dsp:style>
+      <dsp:txBody>
+        <a:bodyPr spcFirstLastPara="0" vert="horz" wrap="square" lIns="49530" tIns="49530" rIns="49530" bIns="49530" numCol="1" spcCol="1270" anchor="ctr" anchorCtr="0">
+          <a:noAutofit/>
+        </a:bodyPr>
+        <a:lstStyle/>
+        <a:p>
+          <a:pPr marL="0" lvl="0" indent="0" algn="ctr" defTabSz="577850">
+            <a:lnSpc>
+              <a:spcPct val="90000"/>
+            </a:lnSpc>
+            <a:spcBef>
+              <a:spcPct val="0"/>
+            </a:spcBef>
+            <a:spcAft>
+              <a:spcPct val="35000"/>
+            </a:spcAft>
+            <a:buNone/>
+          </a:pPr>
+          <a:r>
+            <a:rPr lang="en-GB" sz="1300" kern="1200"/>
+            <a:t>Apply Machine Learning based on the goal</a:t>
+          </a:r>
+        </a:p>
+      </dsp:txBody>
+      <dsp:txXfrm>
+        <a:off x="1706584" y="1632914"/>
+        <a:ext cx="1158830" cy="678413"/>
+      </dsp:txXfrm>
+    </dsp:sp>
+    <dsp:sp modelId="{DB47D3B9-22CD-4B71-9F51-E2F72018A990}">
+      <dsp:nvSpPr>
+        <dsp:cNvPr id="0" name=""/>
+        <dsp:cNvSpPr/>
+      </dsp:nvSpPr>
+      <dsp:spPr>
+        <a:xfrm rot="10800000">
+          <a:off x="1325165" y="1823192"/>
+          <a:ext cx="254621" cy="297858"/>
+        </a:xfrm>
+        <a:prstGeom prst="rightArrow">
+          <a:avLst>
+            <a:gd name="adj1" fmla="val 60000"/>
+            <a:gd name="adj2" fmla="val 50000"/>
+          </a:avLst>
+        </a:prstGeom>
+        <a:solidFill>
+          <a:schemeClr val="accent1">
+            <a:tint val="60000"/>
+            <a:hueOff val="0"/>
+            <a:satOff val="0"/>
+            <a:lumOff val="0"/>
+            <a:alphaOff val="0"/>
+          </a:schemeClr>
+        </a:solidFill>
+        <a:ln>
+          <a:noFill/>
+        </a:ln>
+        <a:effectLst/>
+      </dsp:spPr>
+      <dsp:style>
+        <a:lnRef idx="0">
+          <a:scrgbClr r="0" g="0" b="0"/>
+        </a:lnRef>
+        <a:fillRef idx="1">
+          <a:scrgbClr r="0" g="0" b="0"/>
+        </a:fillRef>
+        <a:effectRef idx="0">
+          <a:scrgbClr r="0" g="0" b="0"/>
+        </a:effectRef>
+        <a:fontRef idx="minor">
+          <a:schemeClr val="lt1"/>
+        </a:fontRef>
+      </dsp:style>
+      <dsp:txBody>
+        <a:bodyPr spcFirstLastPara="0" vert="horz" wrap="square" lIns="0" tIns="0" rIns="0" bIns="0" numCol="1" spcCol="1270" anchor="ctr" anchorCtr="0">
+          <a:noAutofit/>
+        </a:bodyPr>
+        <a:lstStyle/>
+        <a:p>
+          <a:pPr marL="0" lvl="0" indent="0" algn="ctr" defTabSz="444500">
+            <a:lnSpc>
+              <a:spcPct val="90000"/>
+            </a:lnSpc>
+            <a:spcBef>
+              <a:spcPct val="0"/>
+            </a:spcBef>
+            <a:spcAft>
+              <a:spcPct val="35000"/>
+            </a:spcAft>
+            <a:buNone/>
+          </a:pPr>
+          <a:endParaRPr lang="en-GB" sz="1000" kern="1200"/>
+        </a:p>
+      </dsp:txBody>
+      <dsp:txXfrm rot="10800000">
+        <a:off x="1401551" y="1882764"/>
+        <a:ext cx="178235" cy="178714"/>
+      </dsp:txXfrm>
+    </dsp:sp>
+    <dsp:sp modelId="{1C3A4B74-C0CB-48C3-A093-B9E3C6771CD3}">
+      <dsp:nvSpPr>
+        <dsp:cNvPr id="0" name=""/>
+        <dsp:cNvSpPr/>
+      </dsp:nvSpPr>
+      <dsp:spPr>
+        <a:xfrm>
+          <a:off x="4018" y="1611808"/>
+          <a:ext cx="1201042" cy="720625"/>
+        </a:xfrm>
+        <a:prstGeom prst="roundRect">
+          <a:avLst>
+            <a:gd name="adj" fmla="val 10000"/>
+          </a:avLst>
+        </a:prstGeom>
+        <a:solidFill>
+          <a:schemeClr val="accent1">
+            <a:hueOff val="0"/>
+            <a:satOff val="0"/>
+            <a:lumOff val="0"/>
+            <a:alphaOff val="0"/>
+          </a:schemeClr>
+        </a:solidFill>
+        <a:ln w="25400" cap="flat" cmpd="sng" algn="ctr">
+          <a:solidFill>
+            <a:schemeClr val="lt1">
+              <a:hueOff val="0"/>
+              <a:satOff val="0"/>
+              <a:lumOff val="0"/>
+              <a:alphaOff val="0"/>
+            </a:schemeClr>
+          </a:solidFill>
+          <a:prstDash val="solid"/>
+        </a:ln>
+        <a:effectLst/>
+      </dsp:spPr>
+      <dsp:style>
+        <a:lnRef idx="2">
+          <a:scrgbClr r="0" g="0" b="0"/>
+        </a:lnRef>
+        <a:fillRef idx="1">
+          <a:scrgbClr r="0" g="0" b="0"/>
+        </a:fillRef>
+        <a:effectRef idx="0">
+          <a:scrgbClr r="0" g="0" b="0"/>
+        </a:effectRef>
+        <a:fontRef idx="minor">
+          <a:schemeClr val="lt1"/>
+        </a:fontRef>
+      </dsp:style>
+      <dsp:txBody>
+        <a:bodyPr spcFirstLastPara="0" vert="horz" wrap="square" lIns="49530" tIns="49530" rIns="49530" bIns="49530" numCol="1" spcCol="1270" anchor="ctr" anchorCtr="0">
+          <a:noAutofit/>
+        </a:bodyPr>
+        <a:lstStyle/>
+        <a:p>
+          <a:pPr marL="0" lvl="0" indent="0" algn="ctr" defTabSz="577850">
+            <a:lnSpc>
+              <a:spcPct val="90000"/>
+            </a:lnSpc>
+            <a:spcBef>
+              <a:spcPct val="0"/>
+            </a:spcBef>
+            <a:spcAft>
+              <a:spcPct val="35000"/>
+            </a:spcAft>
+            <a:buNone/>
+          </a:pPr>
+          <a:r>
+            <a:rPr lang="en-GB" sz="1300" kern="1200"/>
+            <a:t>Data Analysis tools - Make decision</a:t>
+          </a:r>
+        </a:p>
+      </dsp:txBody>
+      <dsp:txXfrm>
+        <a:off x="25124" y="1632914"/>
+        <a:ext cx="1158830" cy="678413"/>
+      </dsp:txXfrm>
+    </dsp:sp>
+  </dsp:spTree>
+</dsp:drawing>
+</file>
+
+<file path=word/diagrams/layout1.xml><?xml version="1.0" encoding="utf-8"?>
+<dgm:layoutDef xmlns:dgm="http://schemas.openxmlformats.org/drawingml/2006/diagram" xmlns:a="http://schemas.openxmlformats.org/drawingml/2006/main" uniqueId="urn:microsoft.com/office/officeart/2005/8/layout/process5">
+  <dgm:title val=""/>
+  <dgm:desc val=""/>
+  <dgm:catLst>
+    <dgm:cat type="process" pri="17000"/>
+  </dgm:catLst>
+  <dgm:sampData>
+    <dgm:dataModel>
+      <dgm:ptLst>
+        <dgm:pt modelId="0" type="doc"/>
+        <dgm:pt modelId="1">
+          <dgm:prSet phldr="1"/>
+        </dgm:pt>
+        <dgm:pt modelId="2">
+          <dgm:prSet phldr="1"/>
+        </dgm:pt>
+        <dgm:pt modelId="3">
+          <dgm:prSet phldr="1"/>
+        </dgm:pt>
+        <dgm:pt modelId="4">
+          <dgm:prSet phldr="1"/>
+        </dgm:pt>
+        <dgm:pt modelId="5">
+          <dgm:prSet phldr="1"/>
+        </dgm:pt>
+      </dgm:ptLst>
+      <dgm:cxnLst>
+        <dgm:cxn modelId="7" srcId="0" destId="1" srcOrd="0" destOrd="0"/>
+        <dgm:cxn modelId="8" srcId="0" destId="2" srcOrd="1" destOrd="0"/>
+        <dgm:cxn modelId="9" srcId="0" destId="3" srcOrd="2" destOrd="0"/>
+        <dgm:cxn modelId="10" srcId="0" destId="4" srcOrd="3" destOrd="0"/>
+        <dgm:cxn modelId="11" srcId="0" destId="5" srcOrd="4" destOrd="0"/>
+      </dgm:cxnLst>
+      <dgm:bg/>
+      <dgm:whole/>
+    </dgm:dataModel>
+  </dgm:sampData>
+  <dgm:styleData>
+    <dgm:dataModel>
+      <dgm:ptLst>
+        <dgm:pt modelId="0" type="doc"/>
+        <dgm:pt modelId="1"/>
+        <dgm:pt modelId="2"/>
+      </dgm:ptLst>
+      <dgm:cxnLst>
+        <dgm:cxn modelId="3" srcId="0" destId="1" srcOrd="0" destOrd="0"/>
+        <dgm:cxn modelId="4" srcId="0" destId="2" srcOrd="1" destOrd="0"/>
+      </dgm:cxnLst>
+      <dgm:bg/>
+      <dgm:whole/>
+    </dgm:dataModel>
+  </dgm:styleData>
+  <dgm:clrData>
+    <dgm:dataModel>
+      <dgm:ptLst>
+        <dgm:pt modelId="0" type="doc"/>
+        <dgm:pt modelId="1"/>
+        <dgm:pt modelId="2"/>
+        <dgm:pt modelId="3"/>
+        <dgm:pt modelId="4"/>
+      </dgm:ptLst>
+      <dgm:cxnLst>
+        <dgm:cxn modelId="5" srcId="0" destId="1" srcOrd="0" destOrd="0"/>
+        <dgm:cxn modelId="6" srcId="0" destId="2" srcOrd="1" destOrd="0"/>
+        <dgm:cxn modelId="7" srcId="0" destId="3" srcOrd="2" destOrd="0"/>
+        <dgm:cxn modelId="8" srcId="0" destId="4" srcOrd="3" destOrd="0"/>
+      </dgm:cxnLst>
+      <dgm:bg/>
+      <dgm:whole/>
+    </dgm:dataModel>
+  </dgm:clrData>
+  <dgm:layoutNode name="diagram">
+    <dgm:varLst>
+      <dgm:dir/>
+      <dgm:resizeHandles val="exact"/>
+    </dgm:varLst>
+    <dgm:choose name="Name0">
+      <dgm:if name="Name1" axis="self" func="var" arg="dir" op="equ" val="norm">
+        <dgm:alg type="snake">
+          <dgm:param type="grDir" val="tL"/>
+          <dgm:param type="flowDir" val="row"/>
+          <dgm:param type="contDir" val="revDir"/>
+          <dgm:param type="bkpt" val="endCnv"/>
+        </dgm:alg>
+      </dgm:if>
+      <dgm:else name="Name2">
+        <dgm:alg type="snake">
+          <dgm:param type="grDir" val="tR"/>
+          <dgm:param type="flowDir" val="row"/>
+          <dgm:param type="contDir" val="revDir"/>
+          <dgm:param type="bkpt" val="endCnv"/>
+        </dgm:alg>
+      </dgm:else>
+    </dgm:choose>
+    <dgm:shape xmlns:r="http://schemas.openxmlformats.org/officeDocument/2006/relationships" r:blip="">
+      <dgm:adjLst/>
+    </dgm:shape>
+    <dgm:presOf/>
+    <dgm:constrLst>
+      <dgm:constr type="w" for="ch" ptType="node" refType="w"/>
+      <dgm:constr type="w" for="ch" forName="sibTrans" refType="w" refFor="ch" refPtType="node" op="equ" fact="0.4"/>
+      <dgm:constr type="sp" refType="w" refFor="ch" refForName="sibTrans" op="equ"/>
+      <dgm:constr type="primFontSz" for="ch" ptType="node" op="equ" val="65"/>
+      <dgm:constr type="primFontSz" for="des" forName="connectorText" op="equ" val="55"/>
+      <dgm:constr type="primFontSz" for="des" forName="connectorText" refType="primFontSz" refFor="ch" refPtType="node" op="lte" fact="0.8"/>
+    </dgm:constrLst>
+    <dgm:ruleLst/>
+    <dgm:forEach name="nodesForEach" axis="ch" ptType="node">
+      <dgm:layoutNode name="node">
+        <dgm:varLst>
+          <dgm:bulletEnabled val="1"/>
+        </dgm:varLst>
+        <dgm:alg type="tx"/>
+        <dgm:shape xmlns:r="http://schemas.openxmlformats.org/officeDocument/2006/relationships" type="roundRect" r:blip="">
+          <dgm:adjLst>
+            <dgm:adj idx="1" val="0.1"/>
+          </dgm:adjLst>
+        </dgm:shape>
+        <dgm:presOf axis="desOrSelf" ptType="node"/>
+        <dgm:constrLst>
+          <dgm:constr type="h" refType="w" fact="0.6"/>
+          <dgm:constr type="tMarg" refType="primFontSz" fact="0.3"/>
+          <dgm:constr type="bMarg" refType="primFontSz" fact="0.3"/>
+          <dgm:constr type="lMarg" refType="primFontSz" fact="0.3"/>
+          <dgm:constr type="rMarg" refType="primFontSz" fact="0.3"/>
+        </dgm:constrLst>
+        <dgm:ruleLst>
+          <dgm:rule type="primFontSz" val="5" fact="NaN" max="NaN"/>
+        </dgm:ruleLst>
+      </dgm:layoutNode>
+      <dgm:forEach name="sibTransForEach" axis="followSib" ptType="sibTrans" cnt="1">
+        <dgm:layoutNode name="sibTrans">
+          <dgm:alg type="conn">
+            <dgm:param type="begPts" val="auto"/>
+            <dgm:param type="endPts" val="auto"/>
+          </dgm:alg>
+          <dgm:shape xmlns:r="http://schemas.openxmlformats.org/officeDocument/2006/relationships" type="conn" r:blip="">
+            <dgm:adjLst/>
+          </dgm:shape>
+          <dgm:presOf axis="self"/>
+          <dgm:constrLst>
+            <dgm:constr type="h" refType="w" fact="0.62"/>
+            <dgm:constr type="connDist"/>
+          </dgm:constrLst>
+          <dgm:ruleLst/>
+          <dgm:layoutNode name="connectorText">
+            <dgm:alg type="tx">
+              <dgm:param type="autoTxRot" val="upr"/>
+            </dgm:alg>
+            <dgm:shape xmlns:r="http://schemas.openxmlformats.org/officeDocument/2006/relationships" type="conn" r:blip="" hideGeom="1">
+              <dgm:adjLst/>
+            </dgm:shape>
+            <dgm:presOf axis="self"/>
+            <dgm:constrLst>
+              <dgm:constr type="lMarg"/>
+              <dgm:constr type="rMarg"/>
+              <dgm:constr type="tMarg"/>
+              <dgm:constr type="bMarg"/>
+            </dgm:constrLst>
+            <dgm:ruleLst>
+              <dgm:rule type="primFontSz" val="5" fact="NaN" max="NaN"/>
+            </dgm:ruleLst>
+          </dgm:layoutNode>
+        </dgm:layoutNode>
+      </dgm:forEach>
+    </dgm:forEach>
+  </dgm:layoutNode>
+</dgm:layoutDef>
+</file>
+
+<file path=word/diagrams/quickStyle1.xml><?xml version="1.0" encoding="utf-8"?>
+<dgm:styleDef xmlns:dgm="http://schemas.openxmlformats.org/drawingml/2006/diagram" xmlns:a="http://schemas.openxmlformats.org/drawingml/2006/main" uniqueId="urn:microsoft.com/office/officeart/2005/8/quickstyle/simple1">
+  <dgm:title val=""/>
+  <dgm:desc val=""/>
+  <dgm:catLst>
+    <dgm:cat type="simple" pri="10100"/>
+  </dgm:catLst>
+  <dgm:scene3d>
+    <a:camera prst="orthographicFront"/>
+    <a:lightRig rig="threePt" dir="t"/>
+  </dgm:scene3d>
+  <dgm:styleLbl name="node0">
+    <dgm:scene3d>
+      <a:camera prst="orthographicFront"/>
+      <a:lightRig rig="threePt" dir="t"/>
+    </dgm:scene3d>
+    <dgm:sp3d/>
+    <dgm:txPr/>
+    <dgm:style>
+      <a:lnRef idx="2">
+        <a:scrgbClr r="0" g="0" b="0"/>
+      </a:lnRef>
+      <a:fillRef idx="1">
+        <a:scrgbClr r="0" g="0" b="0"/>
+      </a:fillRef>
+      <a:effectRef idx="0">
+        <a:scrgbClr r="0" g="0" b="0"/>
+      </a:effectRef>
+      <a:fontRef idx="minor">
+        <a:schemeClr val="lt1"/>
+      </a:fontRef>
+    </dgm:style>
+  </dgm:styleLbl>
+  <dgm:styleLbl name="lnNode1">
+    <dgm:scene3d>
+      <a:camera prst="orthographicFront"/>
+      <a:lightRig rig="threePt" dir="t"/>
+    </dgm:scene3d>
+    <dgm:sp3d/>
+    <dgm:txPr/>
+    <dgm:style>
+      <a:lnRef idx="2">
+        <a:scrgbClr r="0" g="0" b="0"/>
+      </a:lnRef>
+      <a:fillRef idx="1">
+        <a:scrgbClr r="0" g="0" b="0"/>
+      </a:fillRef>
+      <a:effectRef idx="0">
+        <a:scrgbClr r="0" g="0" b="0"/>
+      </a:effectRef>
+      <a:fontRef idx="minor">
+        <a:schemeClr val="lt1"/>
+      </a:fontRef>
+    </dgm:style>
+  </dgm:styleLbl>
+  <dgm:styleLbl name="vennNode1">
+    <dgm:scene3d>
+      <a:camera prst="orthographicFront"/>
+      <a:lightRig rig="threePt" dir="t"/>
+    </dgm:scene3d>
+    <dgm:sp3d/>
+    <dgm:txPr/>
+    <dgm:style>
+      <a:lnRef idx="2">
+        <a:scrgbClr r="0" g="0" b="0"/>
+      </a:lnRef>
+      <a:fillRef idx="1">
+        <a:scrgbClr r="0" g="0" b="0"/>
+      </a:fillRef>
+      <a:effectRef idx="0">
+        <a:scrgbClr r="0" g="0" b="0"/>
+      </a:effectRef>
+      <a:fontRef idx="minor">
+        <a:schemeClr val="tx1"/>
+      </a:fontRef>
+    </dgm:style>
+  </dgm:styleLbl>
+  <dgm:styleLbl name="alignNode1">
+    <dgm:scene3d>
+      <a:camera prst="orthographicFront"/>
+      <a:lightRig rig="threePt" dir="t"/>
+    </dgm:scene3d>
+    <dgm:sp3d/>
+    <dgm:txPr/>
+    <dgm:style>
+      <a:lnRef idx="2">
+        <a:scrgbClr r="0" g="0" b="0"/>
+      </a:lnRef>
+      <a:fillRef idx="1">
+        <a:scrgbClr r="0" g="0" b="0"/>
+      </a:fillRef>
+      <a:effectRef idx="0">
+        <a:scrgbClr r="0" g="0" b="0"/>
+      </a:effectRef>
+      <a:fontRef idx="minor">
+        <a:schemeClr val="lt1"/>
+      </a:fontRef>
+    </dgm:style>
+  </dgm:styleLbl>
+  <dgm:styleLbl name="node1">
+    <dgm:scene3d>
+      <a:camera prst="orthographicFront"/>
+      <a:lightRig rig="threePt" dir="t"/>
+    </dgm:scene3d>
+    <dgm:sp3d/>
+    <dgm:txPr/>
+    <dgm:style>
+      <a:lnRef idx="2">
+        <a:scrgbClr r="0" g="0" b="0"/>
+      </a:lnRef>
+      <a:fillRef idx="1">
+        <a:scrgbClr r="0" g="0" b="0"/>
+      </a:fillRef>
+      <a:effectRef idx="0">
+        <a:scrgbClr r="0" g="0" b="0"/>
+      </a:effectRef>
+      <a:fontRef idx="minor">
+        <a:schemeClr val="lt1"/>
+      </a:fontRef>
+    </dgm:style>
+  </dgm:styleLbl>
+  <dgm:styleLbl name="node2">
+    <dgm:scene3d>
+      <a:camera prst="orthographicFront"/>
+      <a:lightRig rig="threePt" dir="t"/>
+    </dgm:scene3d>
+    <dgm:sp3d/>
+    <dgm:txPr/>
+    <dgm:style>
+      <a:lnRef idx="2">
+        <a:scrgbClr r="0" g="0" b="0"/>
+      </a:lnRef>
+      <a:fillRef idx="1">
+        <a:scrgbClr r="0" g="0" b="0"/>
+      </a:fillRef>
+      <a:effectRef idx="0">
+        <a:scrgbClr r="0" g="0" b="0"/>
+      </a:effectRef>
+      <a:fontRef idx="minor">
+        <a:schemeClr val="lt1"/>
+      </a:fontRef>
+    </dgm:style>
+  </dgm:styleLbl>
+  <dgm:styleLbl name="node3">
+    <dgm:scene3d>
+      <a:camera prst="orthographicFront"/>
+      <a:lightRig rig="threePt" dir="t"/>
+    </dgm:scene3d>
+    <dgm:sp3d/>
+    <dgm:txPr/>
+    <dgm:style>
+      <a:lnRef idx="2">
+        <a:scrgbClr r="0" g="0" b="0"/>
+      </a:lnRef>
+      <a:fillRef idx="1">
+        <a:scrgbClr r="0" g="0" b="0"/>
+      </a:fillRef>
+      <a:effectRef idx="0">
+        <a:scrgbClr r="0" g="0" b="0"/>
+      </a:effectRef>
+      <a:fontRef idx="minor">
+        <a:schemeClr val="lt1"/>
+      </a:fontRef>
+    </dgm:style>
+  </dgm:styleLbl>
+  <dgm:styleLbl name="node4">
+    <dgm:scene3d>
+      <a:camera prst="orthographicFront"/>
+      <a:lightRig rig="threePt" dir="t"/>
+    </dgm:scene3d>
+    <dgm:sp3d/>
+    <dgm:txPr/>
+    <dgm:style>
+      <a:lnRef idx="2">
+        <a:scrgbClr r="0" g="0" b="0"/>
+      </a:lnRef>
+      <a:fillRef idx="1">
+        <a:scrgbClr r="0" g="0" b="0"/>
+      </a:fillRef>
+      <a:effectRef idx="0">
+        <a:scrgbClr r="0" g="0" b="0"/>
+      </a:effectRef>
+      <a:fontRef idx="minor">
+        <a:schemeClr val="lt1"/>
+      </a:fontRef>
+    </dgm:style>
+  </dgm:styleLbl>
+  <dgm:styleLbl name="fgImgPlace1">
+    <dgm:scene3d>
+      <a:camera prst="orthographicFront"/>
+      <a:lightRig rig="threePt" dir="t"/>
+    </dgm:scene3d>
+    <dgm:sp3d/>
+    <dgm:txPr/>
+    <dgm:style>
+      <a:lnRef idx="2">
+        <a:scrgbClr r="0" g="0" b="0"/>
+      </a:lnRef>
+      <a:fillRef idx="1">
+        <a:scrgbClr r="0" g="0" b="0"/>
+      </a:fillRef>
+      <a:effectRef idx="0">
+        <a:scrgbClr r="0" g="0" b="0"/>
+      </a:effectRef>
+      <a:fontRef idx="minor"/>
+    </dgm:style>
+  </dgm:styleLbl>
+  <dgm:styleLbl name="alignImgPlace1">
+    <dgm:scene3d>
+      <a:camera prst="orthographicFront"/>
+      <a:lightRig rig="threePt" dir="t"/>
+    </dgm:scene3d>
+    <dgm:sp3d/>
+    <dgm:txPr/>
+    <dgm:style>
+      <a:lnRef idx="2">
+        <a:scrgbClr r="0" g="0" b="0"/>
+      </a:lnRef>
+      <a:fillRef idx="1">
+        <a:scrgbClr r="0" g="0" b="0"/>
+      </a:fillRef>
+      <a:effectRef idx="0">
+        <a:scrgbClr r="0" g="0" b="0"/>
+      </a:effectRef>
+      <a:fontRef idx="minor"/>
+    </dgm:style>
+  </dgm:styleLbl>
+  <dgm:styleLbl name="bgImgPlace1">
+    <dgm:scene3d>
+      <a:camera prst="orthographicFront"/>
+      <a:lightRig rig="threePt" dir="t"/>
+    </dgm:scene3d>
+    <dgm:sp3d/>
+    <dgm:txPr/>
+    <dgm:style>
+      <a:lnRef idx="2">
+        <a:scrgbClr r="0" g="0" b="0"/>
+      </a:lnRef>
+      <a:fillRef idx="1">
+        <a:scrgbClr r="0" g="0" b="0"/>
+      </a:fillRef>
+      <a:effectRef idx="0">
+        <a:scrgbClr r="0" g="0" b="0"/>
+      </a:effectRef>
+      <a:fontRef idx="minor"/>
+    </dgm:style>
+  </dgm:styleLbl>
+  <dgm:styleLbl name="sibTrans2D1">
+    <dgm:scene3d>
+      <a:camera prst="orthographicFront"/>
+      <a:lightRig rig="threePt" dir="t"/>
+    </dgm:scene3d>
+    <dgm:sp3d/>
+    <dgm:txPr/>
+    <dgm:style>
+      <a:lnRef idx="0">
+        <a:scrgbClr r="0" g="0" b="0"/>
+      </a:lnRef>
+      <a:fillRef idx="1">
+        <a:scrgbClr r="0" g="0" b="0"/>
+      </a:fillRef>
+      <a:effectRef idx="0">
+        <a:scrgbClr r="0" g="0" b="0"/>
+      </a:effectRef>
+      <a:fontRef idx="minor">
+        <a:schemeClr val="lt1"/>
+      </a:fontRef>
+    </dgm:style>
+  </dgm:styleLbl>
+  <dgm:styleLbl name="fgSibTrans2D1">
+    <dgm:scene3d>
+      <a:camera prst="orthographicFront"/>
+      <a:lightRig rig="threePt" dir="t"/>
+    </dgm:scene3d>
+    <dgm:sp3d/>
+    <dgm:txPr/>
+    <dgm:style>
+      <a:lnRef idx="0">
+        <a:scrgbClr r="0" g="0" b="0"/>
+      </a:lnRef>
+      <a:fillRef idx="1">
+        <a:scrgbClr r="0" g="0" b="0"/>
+      </a:fillRef>
+      <a:effectRef idx="0">
+        <a:scrgbClr r="0" g="0" b="0"/>
+      </a:effectRef>
+      <a:fontRef idx="minor">
+        <a:schemeClr val="lt1"/>
+      </a:fontRef>
+    </dgm:style>
+  </dgm:styleLbl>
+  <dgm:styleLbl name="bgSibTrans2D1">
+    <dgm:scene3d>
+      <a:camera prst="orthographicFront"/>
+      <a:lightRig rig="threePt" dir="t"/>
+    </dgm:scene3d>
+    <dgm:sp3d/>
+    <dgm:txPr/>
+    <dgm:style>
+      <a:lnRef idx="0">
+        <a:scrgbClr r="0" g="0" b="0"/>
+      </a:lnRef>
+      <a:fillRef idx="1">
+        <a:scrgbClr r="0" g="0" b="0"/>
+      </a:fillRef>
+      <a:effectRef idx="0">
+        <a:scrgbClr r="0" g="0" b="0"/>
+      </a:effectRef>
+      <a:fontRef idx="minor">
+        <a:schemeClr val="lt1"/>
+      </a:fontRef>
+    </dgm:style>
+  </dgm:styleLbl>
+  <dgm:styleLbl name="sibTrans1D1">
+    <dgm:scene3d>
+      <a:camera prst="orthographicFront"/>
+      <a:lightRig rig="threePt" dir="t"/>
+    </dgm:scene3d>
+    <dgm:sp3d/>
+    <dgm:txPr/>
+    <dgm:style>
+      <a:lnRef idx="1">
+        <a:scrgbClr r="0" g="0" b="0"/>
+      </a:lnRef>
+      <a:fillRef idx="0">
+        <a:scrgbClr r="0" g="0" b="0"/>
+      </a:fillRef>
+      <a:effectRef idx="0">
+        <a:scrgbClr r="0" g="0" b="0"/>
+      </a:effectRef>
+      <a:fontRef idx="minor"/>
+    </dgm:style>
+  </dgm:styleLbl>
+  <dgm:styleLbl name="callout">
+    <dgm:scene3d>
+      <a:camera prst="orthographicFront"/>
+      <a:lightRig rig="threePt" dir="t"/>
+    </dgm:scene3d>
+    <dgm:sp3d/>
+    <dgm:txPr/>
+    <dgm:style>
+      <a:lnRef idx="2">
+        <a:scrgbClr r="0" g="0" b="0"/>
+      </a:lnRef>
+      <a:fillRef idx="1">
+        <a:scrgbClr r="0" g="0" b="0"/>
+      </a:fillRef>
+      <a:effectRef idx="0">
+        <a:scrgbClr r="0" g="0" b="0"/>
+      </a:effectRef>
+      <a:fontRef idx="minor"/>
+    </dgm:style>
+  </dgm:styleLbl>
+  <dgm:styleLbl name="asst0">
+    <dgm:scene3d>
+      <a:camera prst="orthographicFront"/>
+      <a:lightRig rig="threePt" dir="t"/>
+    </dgm:scene3d>
+    <dgm:sp3d/>
+    <dgm:txPr/>
+    <dgm:style>
+      <a:lnRef idx="2">
+        <a:scrgbClr r="0" g="0" b="0"/>
+      </a:lnRef>
+      <a:fillRef idx="1">
+        <a:scrgbClr r="0" g="0" b="0"/>
+      </a:fillRef>
+      <a:effectRef idx="0">
+        <a:scrgbClr r="0" g="0" b="0"/>
+      </a:effectRef>
+      <a:fontRef idx="minor">
+        <a:schemeClr val="lt1"/>
+      </a:fontRef>
+    </dgm:style>
+  </dgm:styleLbl>
+  <dgm:styleLbl name="asst1">
+    <dgm:scene3d>
+      <a:camera prst="orthographicFront"/>
+      <a:lightRig rig="threePt" dir="t"/>
+    </dgm:scene3d>
+    <dgm:sp3d/>
+    <dgm:txPr/>
+    <dgm:style>
+      <a:lnRef idx="2">
+        <a:scrgbClr r="0" g="0" b="0"/>
+      </a:lnRef>
+      <a:fillRef idx="1">
+        <a:scrgbClr r="0" g="0" b="0"/>
+      </a:fillRef>
+      <a:effectRef idx="0">
+        <a:scrgbClr r="0" g="0" b="0"/>
+      </a:effectRef>
+      <a:fontRef idx="minor">
+        <a:schemeClr val="lt1"/>
+      </a:fontRef>
+    </dgm:style>
+  </dgm:styleLbl>
+  <dgm:styleLbl name="asst2">
+    <dgm:scene3d>
+      <a:camera prst="orthographicFront"/>
+      <a:lightRig rig="threePt" dir="t"/>
+    </dgm:scene3d>
+    <dgm:sp3d/>
+    <dgm:txPr/>
+    <dgm:style>
+      <a:lnRef idx="2">
+        <a:scrgbClr r="0" g="0" b="0"/>
+      </a:lnRef>
+      <a:fillRef idx="1">
+        <a:scrgbClr r="0" g="0" b="0"/>
+      </a:fillRef>
+      <a:effectRef idx="0">
+        <a:scrgbClr r="0" g="0" b="0"/>
+      </a:effectRef>
+      <a:fontRef idx="minor">
+        <a:schemeClr val="lt1"/>
+      </a:fontRef>
+    </dgm:style>
+  </dgm:styleLbl>
+  <dgm:styleLbl name="asst3">
+    <dgm:scene3d>
+      <a:camera prst="orthographicFront"/>
+      <a:lightRig rig="threePt" dir="t"/>
+    </dgm:scene3d>
+    <dgm:sp3d/>
+    <dgm:txPr/>
+    <dgm:style>
+      <a:lnRef idx="2">
+        <a:scrgbClr r="0" g="0" b="0"/>
+      </a:lnRef>
+      <a:fillRef idx="1">
+        <a:scrgbClr r="0" g="0" b="0"/>
+      </a:fillRef>
+      <a:effectRef idx="0">
+        <a:scrgbClr r="0" g="0" b="0"/>
+      </a:effectRef>
+      <a:fontRef idx="minor">
+        <a:schemeClr val="lt1"/>
+      </a:fontRef>
+    </dgm:style>
+  </dgm:styleLbl>
+  <dgm:styleLbl name="asst4">
+    <dgm:scene3d>
+      <a:camera prst="orthographicFront"/>
+      <a:lightRig rig="threePt" dir="t"/>
+    </dgm:scene3d>
+    <dgm:sp3d/>
+    <dgm:txPr/>
+    <dgm:style>
+      <a:lnRef idx="2">
+        <a:scrgbClr r="0" g="0" b="0"/>
+      </a:lnRef>
+      <a:fillRef idx="1">
+        <a:scrgbClr r="0" g="0" b="0"/>
+      </a:fillRef>
+      <a:effectRef idx="0">
+        <a:scrgbClr r="0" g="0" b="0"/>
+      </a:effectRef>
+      <a:fontRef idx="minor">
+        <a:schemeClr val="lt1"/>
+      </a:fontRef>
+    </dgm:style>
+  </dgm:styleLbl>
+  <dgm:styleLbl name="parChTrans2D1">
+    <dgm:scene3d>
+      <a:camera prst="orthographicFront"/>
+      <a:lightRig rig="threePt" dir="t"/>
+    </dgm:scene3d>
+    <dgm:sp3d/>
+    <dgm:txPr/>
+    <dgm:style>
+      <a:lnRef idx="2">
+        <a:scrgbClr r="0" g="0" b="0"/>
+      </a:lnRef>
+      <a:fillRef idx="1">
+        <a:scrgbClr r="0" g="0" b="0"/>
+      </a:fillRef>
+      <a:effectRef idx="0">
+        <a:scrgbClr r="0" g="0" b="0"/>
+      </a:effectRef>
+      <a:fontRef idx="minor">
+        <a:schemeClr val="lt1"/>
+      </a:fontRef>
+    </dgm:style>
+  </dgm:styleLbl>
+  <dgm:styleLbl name="parChTrans2D2">
+    <dgm:scene3d>
+      <a:camera prst="orthographicFront"/>
+      <a:lightRig rig="threePt" dir="t"/>
+    </dgm:scene3d>
+    <dgm:sp3d/>
+    <dgm:txPr/>
+    <dgm:style>
+      <a:lnRef idx="2">
+        <a:scrgbClr r="0" g="0" b="0"/>
+      </a:lnRef>
+      <a:fillRef idx="1">
+        <a:scrgbClr r="0" g="0" b="0"/>
+      </a:fillRef>
+      <a:effectRef idx="0">
+        <a:scrgbClr r="0" g="0" b="0"/>
+      </a:effectRef>
+      <a:fontRef idx="minor">
+        <a:schemeClr val="lt1"/>
+      </a:fontRef>
+    </dgm:style>
+  </dgm:styleLbl>
+  <dgm:styleLbl name="parChTrans2D3">
+    <dgm:scene3d>
+      <a:camera prst="orthographicFront"/>
+      <a:lightRig rig="threePt" dir="t"/>
+    </dgm:scene3d>
+    <dgm:sp3d/>
+    <dgm:txPr/>
+    <dgm:style>
+      <a:lnRef idx="2">
+        <a:scrgbClr r="0" g="0" b="0"/>
+      </a:lnRef>
+      <a:fillRef idx="1">
+        <a:scrgbClr r="0" g="0" b="0"/>
+      </a:fillRef>
+      <a:effectRef idx="0">
+        <a:scrgbClr r="0" g="0" b="0"/>
+      </a:effectRef>
+      <a:fontRef idx="minor">
+        <a:schemeClr val="lt1"/>
+      </a:fontRef>
+    </dgm:style>
+  </dgm:styleLbl>
+  <dgm:styleLbl name="parChTrans2D4">
+    <dgm:scene3d>
+      <a:camera prst="orthographicFront"/>
+      <a:lightRig rig="threePt" dir="t"/>
+    </dgm:scene3d>
+    <dgm:sp3d/>
+    <dgm:txPr/>
+    <dgm:style>
+      <a:lnRef idx="2">
+        <a:scrgbClr r="0" g="0" b="0"/>
+      </a:lnRef>
+      <a:fillRef idx="1">
+        <a:scrgbClr r="0" g="0" b="0"/>
+      </a:fillRef>
+      <a:effectRef idx="0">
+        <a:scrgbClr r="0" g="0" b="0"/>
+      </a:effectRef>
+      <a:fontRef idx="minor">
+        <a:schemeClr val="lt1"/>
+      </a:fontRef>
+    </dgm:style>
+  </dgm:styleLbl>
+  <dgm:styleLbl name="parChTrans1D1">
+    <dgm:scene3d>
+      <a:camera prst="orthographicFront"/>
+      <a:lightRig rig="threePt" dir="t"/>
+    </dgm:scene3d>
+    <dgm:sp3d/>
+    <dgm:txPr/>
+    <dgm:style>
+      <a:lnRef idx="2">
+        <a:scrgbClr r="0" g="0" b="0"/>
+      </a:lnRef>
+      <a:fillRef idx="0">
+        <a:scrgbClr r="0" g="0" b="0"/>
+      </a:fillRef>
+      <a:effectRef idx="0">
+        <a:scrgbClr r="0" g="0" b="0"/>
+      </a:effectRef>
+      <a:fontRef idx="minor"/>
+    </dgm:style>
+  </dgm:styleLbl>
+  <dgm:styleLbl name="parChTrans1D2">
+    <dgm:scene3d>
+      <a:camera prst="orthographicFront"/>
+      <a:lightRig rig="threePt" dir="t"/>
+    </dgm:scene3d>
+    <dgm:sp3d/>
+    <dgm:txPr/>
+    <dgm:style>
+      <a:lnRef idx="2">
+        <a:scrgbClr r="0" g="0" b="0"/>
+      </a:lnRef>
+      <a:fillRef idx="0">
+        <a:scrgbClr r="0" g="0" b="0"/>
+      </a:fillRef>
+      <a:effectRef idx="0">
+        <a:scrgbClr r="0" g="0" b="0"/>
+      </a:effectRef>
+      <a:fontRef idx="minor"/>
+    </dgm:style>
+  </dgm:styleLbl>
+  <dgm:styleLbl name="parChTrans1D3">
+    <dgm:scene3d>
+      <a:camera prst="orthographicFront"/>
+      <a:lightRig rig="threePt" dir="t"/>
+    </dgm:scene3d>
+    <dgm:sp3d/>
+    <dgm:txPr/>
+    <dgm:style>
+      <a:lnRef idx="2">
+        <a:scrgbClr r="0" g="0" b="0"/>
+      </a:lnRef>
+      <a:fillRef idx="0">
+        <a:scrgbClr r="0" g="0" b="0"/>
+      </a:fillRef>
+      <a:effectRef idx="0">
+        <a:scrgbClr r="0" g="0" b="0"/>
+      </a:effectRef>
+      <a:fontRef idx="minor"/>
+    </dgm:style>
+  </dgm:styleLbl>
+  <dgm:styleLbl name="parChTrans1D4">
+    <dgm:scene3d>
+      <a:camera prst="orthographicFront"/>
+      <a:lightRig rig="threePt" dir="t"/>
+    </dgm:scene3d>
+    <dgm:sp3d/>
+    <dgm:txPr/>
+    <dgm:style>
+      <a:lnRef idx="2">
+        <a:scrgbClr r="0" g="0" b="0"/>
+      </a:lnRef>
+      <a:fillRef idx="0">
+        <a:scrgbClr r="0" g="0" b="0"/>
+      </a:fillRef>
+      <a:effectRef idx="0">
+        <a:scrgbClr r="0" g="0" b="0"/>
+      </a:effectRef>
+      <a:fontRef idx="minor"/>
+    </dgm:style>
+  </dgm:styleLbl>
+  <dgm:styleLbl name="fgAcc1">
+    <dgm:scene3d>
+      <a:camera prst="orthographicFront"/>
+      <a:lightRig rig="threePt" dir="t"/>
+    </dgm:scene3d>
+    <dgm:sp3d/>
+    <dgm:txPr/>
+    <dgm:style>
+      <a:lnRef idx="2">
+        <a:scrgbClr r="0" g="0" b="0"/>
+      </a:lnRef>
+      <a:fillRef idx="1">
+        <a:scrgbClr r="0" g="0" b="0"/>
+      </a:fillRef>
+      <a:effectRef idx="0">
+        <a:scrgbClr r="0" g="0" b="0"/>
+      </a:effectRef>
+      <a:fontRef idx="minor"/>
+    </dgm:style>
+  </dgm:styleLbl>
+  <dgm:styleLbl name="conFgAcc1">
+    <dgm:scene3d>
+      <a:camera prst="orthographicFront"/>
+      <a:lightRig rig="threePt" dir="t"/>
+    </dgm:scene3d>
+    <dgm:sp3d/>
+    <dgm:txPr/>
+    <dgm:style>
+      <a:lnRef idx="2">
+        <a:scrgbClr r="0" g="0" b="0"/>
+      </a:lnRef>
+      <a:fillRef idx="1">
+        <a:scrgbClr r="0" g="0" b="0"/>
+      </a:fillRef>
+      <a:effectRef idx="0">
+        <a:scrgbClr r="0" g="0" b="0"/>
+      </a:effectRef>
+      <a:fontRef idx="minor"/>
+    </dgm:style>
+  </dgm:styleLbl>
+  <dgm:styleLbl name="alignAcc1">
+    <dgm:scene3d>
+      <a:camera prst="orthographicFront"/>
+      <a:lightRig rig="threePt" dir="t"/>
+    </dgm:scene3d>
+    <dgm:sp3d/>
+    <dgm:txPr/>
+    <dgm:style>
+      <a:lnRef idx="2">
+        <a:scrgbClr r="0" g="0" b="0"/>
+      </a:lnRef>
+      <a:fillRef idx="1">
+        <a:scrgbClr r="0" g="0" b="0"/>
+      </a:fillRef>
+      <a:effectRef idx="0">
+        <a:scrgbClr r="0" g="0" b="0"/>
+      </a:effectRef>
+      <a:fontRef idx="minor"/>
+    </dgm:style>
+  </dgm:styleLbl>
+  <dgm:styleLbl name="trAlignAcc1">
+    <dgm:scene3d>
+      <a:camera prst="orthographicFront"/>
+      <a:lightRig rig="threePt" dir="t"/>
+    </dgm:scene3d>
+    <dgm:sp3d/>
+    <dgm:txPr/>
+    <dgm:style>
+      <a:lnRef idx="1">
+        <a:scrgbClr r="0" g="0" b="0"/>
+      </a:lnRef>
+      <a:fillRef idx="1">
+        <a:scrgbClr r="0" g="0" b="0"/>
+      </a:fillRef>
+      <a:effectRef idx="0">
+        <a:scrgbClr r="0" g="0" b="0"/>
+      </a:effectRef>
+      <a:fontRef idx="minor"/>
+    </dgm:style>
+  </dgm:styleLbl>
+  <dgm:styleLbl name="bgAcc1">
+    <dgm:scene3d>
+      <a:camera prst="orthographicFront"/>
+      <a:lightRig rig="threePt" dir="t"/>
+    </dgm:scene3d>
+    <dgm:sp3d/>
+    <dgm:txPr/>
+    <dgm:style>
+      <a:lnRef idx="2">
+        <a:scrgbClr r="0" g="0" b="0"/>
+      </a:lnRef>
+      <a:fillRef idx="1">
+        <a:scrgbClr r="0" g="0" b="0"/>
+      </a:fillRef>
+      <a:effectRef idx="0">
+        <a:scrgbClr r="0" g="0" b="0"/>
+      </a:effectRef>
+      <a:fontRef idx="minor"/>
+    </dgm:style>
+  </dgm:styleLbl>
+  <dgm:styleLbl name="solidFgAcc1">
+    <dgm:scene3d>
+      <a:camera prst="orthographicFront"/>
+      <a:lightRig rig="threePt" dir="t"/>
+    </dgm:scene3d>
+    <dgm:sp3d/>
+    <dgm:txPr/>
+    <dgm:style>
+      <a:lnRef idx="2">
+        <a:scrgbClr r="0" g="0" b="0"/>
+      </a:lnRef>
+      <a:fillRef idx="1">
+        <a:scrgbClr r="0" g="0" b="0"/>
+      </a:fillRef>
+      <a:effectRef idx="0">
+        <a:scrgbClr r="0" g="0" b="0"/>
+      </a:effectRef>
+      <a:fontRef idx="minor"/>
+    </dgm:style>
+  </dgm:styleLbl>
+  <dgm:styleLbl name="solidAlignAcc1">
+    <dgm:scene3d>
+      <a:camera prst="orthographicFront"/>
+      <a:lightRig rig="threePt" dir="t"/>
+    </dgm:scene3d>
+    <dgm:sp3d/>
+    <dgm:txPr/>
+    <dgm:style>
+      <a:lnRef idx="2">
+        <a:scrgbClr r="0" g="0" b="0"/>
+      </a:lnRef>
+      <a:fillRef idx="1">
+        <a:scrgbClr r="0" g="0" b="0"/>
+      </a:fillRef>
+      <a:effectRef idx="0">
+        <a:scrgbClr r="0" g="0" b="0"/>
+      </a:effectRef>
+      <a:fontRef idx="minor"/>
+    </dgm:style>
+  </dgm:styleLbl>
+  <dgm:styleLbl name="solidBgAcc1">
+    <dgm:scene3d>
+      <a:camera prst="orthographicFront"/>
+      <a:lightRig rig="threePt" dir="t"/>
+    </dgm:scene3d>
+    <dgm:sp3d/>
+    <dgm:txPr/>
+    <dgm:style>
+      <a:lnRef idx="2">
+        <a:scrgbClr r="0" g="0" b="0"/>
+      </a:lnRef>
+      <a:fillRef idx="1">
+        <a:scrgbClr r="0" g="0" b="0"/>
+      </a:fillRef>
+      <a:effectRef idx="0">
+        <a:scrgbClr r="0" g="0" b="0"/>
+      </a:effectRef>
+      <a:fontRef idx="minor"/>
+    </dgm:style>
+  </dgm:styleLbl>
+  <dgm:styleLbl name="fgAccFollowNode1">
+    <dgm:scene3d>
+      <a:camera prst="orthographicFront"/>
+      <a:lightRig rig="threePt" dir="t"/>
+    </dgm:scene3d>
+    <dgm:sp3d/>
+    <dgm:txPr/>
+    <dgm:style>
+      <a:lnRef idx="2">
+        <a:scrgbClr r="0" g="0" b="0"/>
+      </a:lnRef>
+      <a:fillRef idx="1">
+        <a:scrgbClr r="0" g="0" b="0"/>
+      </a:fillRef>
+      <a:effectRef idx="0">
+        <a:scrgbClr r="0" g="0" b="0"/>
+      </a:effectRef>
+      <a:fontRef idx="minor"/>
+    </dgm:style>
+  </dgm:styleLbl>
+  <dgm:styleLbl name="alignAccFollowNode1">
+    <dgm:scene3d>
+      <a:camera prst="orthographicFront"/>
+      <a:lightRig rig="threePt" dir="t"/>
+    </dgm:scene3d>
+    <dgm:sp3d/>
+    <dgm:txPr/>
+    <dgm:style>
+      <a:lnRef idx="2">
+        <a:scrgbClr r="0" g="0" b="0"/>
+      </a:lnRef>
+      <a:fillRef idx="1">
+        <a:scrgbClr r="0" g="0" b="0"/>
+      </a:fillRef>
+      <a:effectRef idx="0">
+        <a:scrgbClr r="0" g="0" b="0"/>
+      </a:effectRef>
+      <a:fontRef idx="minor"/>
+    </dgm:style>
+  </dgm:styleLbl>
+  <dgm:styleLbl name="bgAccFollowNode1">
+    <dgm:scene3d>
+      <a:camera prst="orthographicFront"/>
+      <a:lightRig rig="threePt" dir="t"/>
+    </dgm:scene3d>
+    <dgm:sp3d/>
+    <dgm:txPr/>
+    <dgm:style>
+      <a:lnRef idx="2">
+        <a:scrgbClr r="0" g="0" b="0"/>
+      </a:lnRef>
+      <a:fillRef idx="1">
+        <a:scrgbClr r="0" g="0" b="0"/>
+      </a:fillRef>
+      <a:effectRef idx="0">
+        <a:scrgbClr r="0" g="0" b="0"/>
+      </a:effectRef>
+      <a:fontRef idx="minor"/>
+    </dgm:style>
+  </dgm:styleLbl>
+  <dgm:styleLbl name="fgAcc0">
+    <dgm:scene3d>
+      <a:camera prst="orthographicFront"/>
+      <a:lightRig rig="threePt" dir="t"/>
+    </dgm:scene3d>
+    <dgm:sp3d/>
+    <dgm:txPr/>
+    <dgm:style>
+      <a:lnRef idx="2">
+        <a:scrgbClr r="0" g="0" b="0"/>
+      </a:lnRef>
+      <a:fillRef idx="1">
+        <a:scrgbClr r="0" g="0" b="0"/>
+      </a:fillRef>
+      <a:effectRef idx="0">
+        <a:scrgbClr r="0" g="0" b="0"/>
+      </a:effectRef>
+      <a:fontRef idx="minor"/>
+    </dgm:style>
+  </dgm:styleLbl>
+  <dgm:styleLbl name="fgAcc2">
+    <dgm:scene3d>
+      <a:camera prst="orthographicFront"/>
+      <a:lightRig rig="threePt" dir="t"/>
+    </dgm:scene3d>
+    <dgm:sp3d/>
+    <dgm:txPr/>
+    <dgm:style>
+      <a:lnRef idx="2">
+        <a:scrgbClr r="0" g="0" b="0"/>
+      </a:lnRef>
+      <a:fillRef idx="1">
+        <a:scrgbClr r="0" g="0" b="0"/>
+      </a:fillRef>
+      <a:effectRef idx="0">
+        <a:scrgbClr r="0" g="0" b="0"/>
+      </a:effectRef>
+      <a:fontRef idx="minor"/>
+    </dgm:style>
+  </dgm:styleLbl>
+  <dgm:styleLbl name="fgAcc3">
+    <dgm:scene3d>
+      <a:camera prst="orthographicFront"/>
+      <a:lightRig rig="threePt" dir="t"/>
+    </dgm:scene3d>
+    <dgm:sp3d/>
+    <dgm:txPr/>
+    <dgm:style>
+      <a:lnRef idx="2">
+        <a:scrgbClr r="0" g="0" b="0"/>
+      </a:lnRef>
+      <a:fillRef idx="1">
+        <a:scrgbClr r="0" g="0" b="0"/>
+      </a:fillRef>
+      <a:effectRef idx="0">
+        <a:scrgbClr r="0" g="0" b="0"/>
+      </a:effectRef>
+      <a:fontRef idx="minor"/>
+    </dgm:style>
+  </dgm:styleLbl>
+  <dgm:styleLbl name="fgAcc4">
+    <dgm:scene3d>
+      <a:camera prst="orthographicFront"/>
+      <a:lightRig rig="threePt" dir="t"/>
+    </dgm:scene3d>
+    <dgm:sp3d/>
+    <dgm:txPr/>
+    <dgm:style>
+      <a:lnRef idx="2">
+        <a:scrgbClr r="0" g="0" b="0"/>
+      </a:lnRef>
+      <a:fillRef idx="1">
+        <a:scrgbClr r="0" g="0" b="0"/>
+      </a:fillRef>
+      <a:effectRef idx="0">
+        <a:scrgbClr r="0" g="0" b="0"/>
+      </a:effectRef>
+      <a:fontRef idx="minor"/>
+    </dgm:style>
+  </dgm:styleLbl>
+  <dgm:styleLbl name="bgShp">
+    <dgm:scene3d>
+      <a:camera prst="orthographicFront"/>
+      <a:lightRig rig="threePt" dir="t"/>
+    </dgm:scene3d>
+    <dgm:sp3d/>
+    <dgm:txPr/>
+    <dgm:style>
+      <a:lnRef idx="0">
+        <a:scrgbClr r="0" g="0" b="0"/>
+      </a:lnRef>
+      <a:fillRef idx="1">
+        <a:scrgbClr r="0" g="0" b="0"/>
+      </a:fillRef>
+      <a:effectRef idx="0">
+        <a:scrgbClr r="0" g="0" b="0"/>
+      </a:effectRef>
+      <a:fontRef idx="minor"/>
+    </dgm:style>
+  </dgm:styleLbl>
+  <dgm:styleLbl name="dkBgShp">
+    <dgm:scene3d>
+      <a:camera prst="orthographicFront"/>
+      <a:lightRig rig="threePt" dir="t"/>
+    </dgm:scene3d>
+    <dgm:sp3d/>
+    <dgm:txPr/>
+    <dgm:style>
+      <a:lnRef idx="0">
+        <a:scrgbClr r="0" g="0" b="0"/>
+      </a:lnRef>
+      <a:fillRef idx="1">
+        <a:scrgbClr r="0" g="0" b="0"/>
+      </a:fillRef>
+      <a:effectRef idx="0">
+        <a:scrgbClr r="0" g="0" b="0"/>
+      </a:effectRef>
+      <a:fontRef idx="minor"/>
+    </dgm:style>
+  </dgm:styleLbl>
+  <dgm:styleLbl name="trBgShp">
+    <dgm:scene3d>
+      <a:camera prst="orthographicFront"/>
+      <a:lightRig rig="threePt" dir="t"/>
+    </dgm:scene3d>
+    <dgm:sp3d/>
+    <dgm:txPr/>
+    <dgm:style>
+      <a:lnRef idx="0">
+        <a:scrgbClr r="0" g="0" b="0"/>
+      </a:lnRef>
+      <a:fillRef idx="1">
+        <a:scrgbClr r="0" g="0" b="0"/>
+      </a:fillRef>
+      <a:effectRef idx="0">
+        <a:scrgbClr r="0" g="0" b="0"/>
+      </a:effectRef>
+      <a:fontRef idx="minor"/>
+    </dgm:style>
+  </dgm:styleLbl>
+  <dgm:styleLbl name="fgShp">
+    <dgm:scene3d>
+      <a:camera prst="orthographicFront"/>
+      <a:lightRig rig="threePt" dir="t"/>
+    </dgm:scene3d>
+    <dgm:sp3d/>
+    <dgm:txPr/>
+    <dgm:style>
+      <a:lnRef idx="2">
+        <a:scrgbClr r="0" g="0" b="0"/>
+      </a:lnRef>
+      <a:fillRef idx="1">
+        <a:scrgbClr r="0" g="0" b="0"/>
+      </a:fillRef>
+      <a:effectRef idx="0">
+        <a:scrgbClr r="0" g="0" b="0"/>
+      </a:effectRef>
+      <a:fontRef idx="minor"/>
+    </dgm:style>
+  </dgm:styleLbl>
+  <dgm:styleLbl name="revTx">
+    <dgm:scene3d>
+      <a:camera prst="orthographicFront"/>
+      <a:lightRig rig="threePt" dir="t"/>
+    </dgm:scene3d>
+    <dgm:sp3d/>
+    <dgm:txPr/>
+    <dgm:style>
+      <a:lnRef idx="0">
+        <a:scrgbClr r="0" g="0" b="0"/>
+      </a:lnRef>
+      <a:fillRef idx="0">
+        <a:scrgbClr r="0" g="0" b="0"/>
+      </a:fillRef>
+      <a:effectRef idx="0">
+        <a:scrgbClr r="0" g="0" b="0"/>
+      </a:effectRef>
+      <a:fontRef idx="minor"/>
+    </dgm:style>
+  </dgm:styleLbl>
+</dgm:styleDef>
 </file>
 
 <file path=word/theme/theme1.xml><?xml version="1.0" encoding="utf-8"?>

--- a/Project_Project-Sep2026.docx
+++ b/Project_Project-Sep2026.docx
@@ -296,7 +296,13 @@
         <w:rPr>
           <w:rFonts w:asciiTheme="minorHAnsi" w:hAnsiTheme="minorHAnsi" w:cstheme="minorHAnsi"/>
         </w:rPr>
-        <w:t xml:space="preserve"> ................................................................................................................. 10</w:t>
+        <w:t xml:space="preserve"> ................................................................................................................. </w:t>
+      </w:r>
+      <w:r>
+        <w:rPr>
+          <w:rFonts w:asciiTheme="minorHAnsi" w:hAnsiTheme="minorHAnsi" w:cstheme="minorHAnsi"/>
+        </w:rPr>
+        <w:t>9</w:t>
       </w:r>
     </w:p>
     <w:p>
@@ -317,7 +323,13 @@
         <w:rPr>
           <w:rFonts w:asciiTheme="minorHAnsi" w:hAnsiTheme="minorHAnsi" w:cstheme="minorHAnsi"/>
         </w:rPr>
-        <w:t xml:space="preserve"> ........................................................................................ 11</w:t>
+        <w:t xml:space="preserve"> ........................................................................................ 1</w:t>
+      </w:r>
+      <w:r>
+        <w:rPr>
+          <w:rFonts w:asciiTheme="minorHAnsi" w:hAnsiTheme="minorHAnsi" w:cstheme="minorHAnsi"/>
+        </w:rPr>
+        <w:t>0</w:t>
       </w:r>
     </w:p>
     <w:p>
@@ -1015,14 +1027,22 @@
     <w:p>
       <w:pPr>
         <w:rPr>
-          <w:lang w:val="en-US"/>
-        </w:rPr>
-      </w:pPr>
-      <w:r>
-        <w:rPr>
-          <w:lang w:val="en-US"/>
-        </w:rPr>
-        <w:t xml:space="preserve">                                                                                                                                           3</w:t>
+          <w:rFonts w:asciiTheme="minorHAnsi" w:hAnsiTheme="minorHAnsi" w:cstheme="minorHAnsi"/>
+          <w:lang w:val="en-US"/>
+        </w:rPr>
+      </w:pPr>
+      <w:r>
+        <w:rPr>
+          <w:lang w:val="en-US"/>
+        </w:rPr>
+        <w:t xml:space="preserve">                                                                                                                                        </w:t>
+      </w:r>
+      <w:r>
+        <w:rPr>
+          <w:rFonts w:asciiTheme="minorHAnsi" w:hAnsiTheme="minorHAnsi" w:cstheme="minorHAnsi"/>
+          <w:lang w:val="en-US"/>
+        </w:rPr>
+        <w:t xml:space="preserve">   3</w:t>
       </w:r>
     </w:p>
     <w:p>
@@ -3841,7 +3861,6 @@
       <w:pPr>
         <w:rPr>
           <w:rFonts w:asciiTheme="minorHAnsi" w:hAnsiTheme="minorHAnsi" w:cstheme="minorHAnsi"/>
-          <w:lang w:val="en-US"/>
         </w:rPr>
       </w:pPr>
       <w:r>
@@ -3850,6 +3869,654 @@
         </w:rPr>
         <w:t xml:space="preserve">                                                                                                                                                                                         8</w:t>
       </w:r>
+    </w:p>
+    <w:p>
+      <w:pPr>
+        <w:rPr>
+          <w:rFonts w:asciiTheme="majorHAnsi" w:eastAsiaTheme="majorEastAsia" w:hAnsiTheme="majorHAnsi" w:cstheme="majorBidi"/>
+          <w:b/>
+          <w:bCs/>
+          <w:i/>
+          <w:iCs/>
+          <w:color w:val="4F81BD" w:themeColor="accent1"/>
+          <w:sz w:val="26"/>
+          <w:szCs w:val="26"/>
+          <w:lang w:val="en-US"/>
+        </w:rPr>
+      </w:pPr>
+      <w:r>
+        <w:rPr>
+          <w:rFonts w:asciiTheme="majorHAnsi" w:eastAsiaTheme="majorEastAsia" w:hAnsiTheme="majorHAnsi" w:cstheme="majorBidi"/>
+          <w:b/>
+          <w:bCs/>
+          <w:i/>
+          <w:iCs/>
+          <w:color w:val="4F81BD" w:themeColor="accent1"/>
+          <w:sz w:val="26"/>
+          <w:szCs w:val="26"/>
+          <w:lang w:val="en-US"/>
+        </w:rPr>
+        <w:lastRenderedPageBreak/>
+        <w:t>Expected Deliverables</w:t>
+      </w:r>
+    </w:p>
+    <w:p>
+      <w:pPr>
+        <w:rPr>
+          <w:rFonts w:asciiTheme="majorHAnsi" w:eastAsiaTheme="majorEastAsia" w:hAnsiTheme="majorHAnsi" w:cstheme="majorBidi"/>
+          <w:b/>
+          <w:bCs/>
+          <w:i/>
+          <w:iCs/>
+          <w:color w:val="4F81BD" w:themeColor="accent1"/>
+          <w:sz w:val="26"/>
+          <w:szCs w:val="26"/>
+          <w:lang w:val="en-US"/>
+        </w:rPr>
+      </w:pPr>
+    </w:p>
+    <w:p>
+      <w:pPr>
+        <w:rPr>
+          <w:rFonts w:asciiTheme="minorHAnsi" w:hAnsiTheme="minorHAnsi" w:cstheme="minorHAnsi"/>
+          <w:lang w:val="en-US"/>
+        </w:rPr>
+      </w:pPr>
+      <w:r>
+        <w:rPr>
+          <w:rFonts w:asciiTheme="minorHAnsi" w:hAnsiTheme="minorHAnsi" w:cstheme="minorHAnsi"/>
+          <w:lang w:val="en-US"/>
+        </w:rPr>
+        <w:t xml:space="preserve">As it is my first Data Analytics project I expect </w:t>
+      </w:r>
+      <w:r>
+        <w:rPr>
+          <w:rFonts w:asciiTheme="minorHAnsi" w:hAnsiTheme="minorHAnsi" w:cstheme="minorHAnsi"/>
+          <w:lang w:val="en-US"/>
+        </w:rPr>
+        <w:t>to develop</w:t>
+      </w:r>
+      <w:r>
+        <w:rPr>
+          <w:rFonts w:asciiTheme="minorHAnsi" w:hAnsiTheme="minorHAnsi" w:cstheme="minorHAnsi"/>
+          <w:lang w:val="en-US"/>
+        </w:rPr>
+        <w:t xml:space="preserve"> and learn a lot about this subject, understand the process and when I can apply the best techniques and tools available to run a good result.</w:t>
+      </w:r>
+    </w:p>
+    <w:p>
+      <w:pPr>
+        <w:rPr>
+          <w:rFonts w:asciiTheme="minorHAnsi" w:hAnsiTheme="minorHAnsi" w:cstheme="minorHAnsi"/>
+          <w:lang w:val="en-US"/>
+        </w:rPr>
+      </w:pPr>
+    </w:p>
+    <w:p>
+      <w:pPr>
+        <w:rPr>
+          <w:rFonts w:asciiTheme="minorHAnsi" w:hAnsiTheme="minorHAnsi" w:cstheme="minorHAnsi"/>
+          <w:lang w:val="en-US"/>
+        </w:rPr>
+      </w:pPr>
+      <w:r>
+        <w:rPr>
+          <w:rFonts w:asciiTheme="minorHAnsi" w:hAnsiTheme="minorHAnsi" w:cstheme="minorHAnsi"/>
+          <w:lang w:val="en-US"/>
+        </w:rPr>
+        <w:t xml:space="preserve">Each step is essential, such as the Dataset choice up to reviewing the relevant information to amend, modify or remove information to a new csv file created by Python tool using the classification, collection and Division, Evaluation, and after all of these steps, closure of the </w:t>
+      </w:r>
+      <w:r>
+        <w:rPr>
+          <w:rFonts w:asciiTheme="minorHAnsi" w:hAnsiTheme="minorHAnsi" w:cstheme="minorHAnsi"/>
+          <w:lang w:val="en-US"/>
+        </w:rPr>
+        <w:t>study</w:t>
+      </w:r>
+      <w:r>
+        <w:rPr>
+          <w:rFonts w:asciiTheme="minorHAnsi" w:hAnsiTheme="minorHAnsi" w:cstheme="minorHAnsi"/>
+          <w:lang w:val="en-US"/>
+        </w:rPr>
+        <w:t xml:space="preserve"> with a </w:t>
+      </w:r>
+      <w:r>
+        <w:rPr>
+          <w:rFonts w:asciiTheme="minorHAnsi" w:hAnsiTheme="minorHAnsi" w:cstheme="minorHAnsi"/>
+          <w:lang w:val="en-US"/>
+        </w:rPr>
+        <w:t xml:space="preserve">best </w:t>
+      </w:r>
+      <w:r>
+        <w:rPr>
+          <w:rFonts w:asciiTheme="minorHAnsi" w:hAnsiTheme="minorHAnsi" w:cstheme="minorHAnsi"/>
+          <w:lang w:val="en-US"/>
+        </w:rPr>
+        <w:t>decision</w:t>
+      </w:r>
+      <w:r>
+        <w:rPr>
+          <w:rFonts w:asciiTheme="minorHAnsi" w:hAnsiTheme="minorHAnsi" w:cstheme="minorHAnsi"/>
+          <w:lang w:val="en-US"/>
+        </w:rPr>
+        <w:t xml:space="preserve"> taken</w:t>
+      </w:r>
+      <w:r>
+        <w:rPr>
+          <w:rFonts w:asciiTheme="minorHAnsi" w:hAnsiTheme="minorHAnsi" w:cstheme="minorHAnsi"/>
+          <w:lang w:val="en-US"/>
+        </w:rPr>
+        <w:t>.</w:t>
+      </w:r>
+    </w:p>
+    <w:p>
+      <w:pPr>
+        <w:rPr>
+          <w:rFonts w:asciiTheme="minorHAnsi" w:hAnsiTheme="minorHAnsi" w:cstheme="minorHAnsi"/>
+          <w:lang w:val="en-US"/>
+        </w:rPr>
+      </w:pPr>
+    </w:p>
+    <w:p>
+      <w:pPr>
+        <w:rPr>
+          <w:rFonts w:asciiTheme="minorHAnsi" w:hAnsiTheme="minorHAnsi" w:cstheme="minorHAnsi"/>
+          <w:lang w:val="en-US"/>
+        </w:rPr>
+      </w:pPr>
+      <w:r>
+        <w:rPr>
+          <w:rFonts w:asciiTheme="minorHAnsi" w:hAnsiTheme="minorHAnsi" w:cstheme="minorHAnsi"/>
+          <w:lang w:val="en-US"/>
+        </w:rPr>
+        <w:t>Given that</w:t>
+      </w:r>
+      <w:r>
+        <w:rPr>
+          <w:rFonts w:asciiTheme="minorHAnsi" w:hAnsiTheme="minorHAnsi" w:cstheme="minorHAnsi"/>
+          <w:lang w:val="en-US"/>
+        </w:rPr>
+        <w:t xml:space="preserve"> Machine learning skills will be </w:t>
+      </w:r>
+      <w:r>
+        <w:rPr>
+          <w:rFonts w:asciiTheme="minorHAnsi" w:hAnsiTheme="minorHAnsi" w:cstheme="minorHAnsi"/>
+          <w:lang w:val="en-US"/>
+        </w:rPr>
+        <w:t>central</w:t>
+      </w:r>
+      <w:r>
+        <w:rPr>
+          <w:rFonts w:asciiTheme="minorHAnsi" w:hAnsiTheme="minorHAnsi" w:cstheme="minorHAnsi"/>
+          <w:lang w:val="en-US"/>
+        </w:rPr>
+        <w:t xml:space="preserve"> on this project, I believe </w:t>
+      </w:r>
+      <w:r>
+        <w:rPr>
+          <w:rFonts w:asciiTheme="minorHAnsi" w:hAnsiTheme="minorHAnsi" w:cstheme="minorHAnsi"/>
+          <w:lang w:val="en-US"/>
+        </w:rPr>
+        <w:t>that by</w:t>
+      </w:r>
+      <w:r>
+        <w:rPr>
+          <w:rFonts w:asciiTheme="minorHAnsi" w:hAnsiTheme="minorHAnsi" w:cstheme="minorHAnsi"/>
+          <w:lang w:val="en-US"/>
+        </w:rPr>
+        <w:t xml:space="preserve"> the end of this study</w:t>
+      </w:r>
+      <w:r>
+        <w:rPr>
+          <w:rFonts w:asciiTheme="minorHAnsi" w:hAnsiTheme="minorHAnsi" w:cstheme="minorHAnsi"/>
+          <w:lang w:val="en-US"/>
+        </w:rPr>
+        <w:t xml:space="preserve">, </w:t>
+      </w:r>
+      <w:r>
+        <w:rPr>
+          <w:rFonts w:asciiTheme="minorHAnsi" w:hAnsiTheme="minorHAnsi" w:cstheme="minorHAnsi"/>
+          <w:lang w:val="en-US"/>
+        </w:rPr>
+        <w:t xml:space="preserve">I </w:t>
+      </w:r>
+      <w:r>
+        <w:rPr>
+          <w:rFonts w:asciiTheme="minorHAnsi" w:hAnsiTheme="minorHAnsi" w:cstheme="minorHAnsi"/>
+          <w:lang w:val="en-US"/>
+        </w:rPr>
+        <w:t>will be able to work effectively</w:t>
+      </w:r>
+      <w:r>
+        <w:rPr>
+          <w:rFonts w:asciiTheme="minorHAnsi" w:hAnsiTheme="minorHAnsi" w:cstheme="minorHAnsi"/>
+          <w:lang w:val="en-US"/>
+        </w:rPr>
+        <w:t xml:space="preserve"> as Data Analyst</w:t>
+      </w:r>
+      <w:r>
+        <w:rPr>
+          <w:rFonts w:asciiTheme="minorHAnsi" w:hAnsiTheme="minorHAnsi" w:cstheme="minorHAnsi"/>
+          <w:lang w:val="en-US"/>
+        </w:rPr>
+        <w:t>. Strategic</w:t>
+      </w:r>
+      <w:r>
+        <w:rPr>
+          <w:rFonts w:asciiTheme="minorHAnsi" w:hAnsiTheme="minorHAnsi" w:cstheme="minorHAnsi"/>
+          <w:lang w:val="en-US"/>
+        </w:rPr>
+        <w:t xml:space="preserve"> </w:t>
+      </w:r>
+      <w:r>
+        <w:rPr>
+          <w:rFonts w:asciiTheme="minorHAnsi" w:hAnsiTheme="minorHAnsi" w:cstheme="minorHAnsi"/>
+          <w:lang w:val="en-US"/>
+        </w:rPr>
+        <w:t>T</w:t>
+      </w:r>
+      <w:r>
+        <w:rPr>
+          <w:rFonts w:asciiTheme="minorHAnsi" w:hAnsiTheme="minorHAnsi" w:cstheme="minorHAnsi"/>
+          <w:lang w:val="en-US"/>
+        </w:rPr>
+        <w:t xml:space="preserve">hinking will </w:t>
+      </w:r>
+      <w:r>
+        <w:rPr>
+          <w:rFonts w:asciiTheme="minorHAnsi" w:hAnsiTheme="minorHAnsi" w:cstheme="minorHAnsi"/>
+          <w:lang w:val="en-US"/>
+        </w:rPr>
+        <w:t xml:space="preserve">also be essential to </w:t>
+      </w:r>
+      <w:r>
+        <w:rPr>
+          <w:rFonts w:asciiTheme="minorHAnsi" w:hAnsiTheme="minorHAnsi" w:cstheme="minorHAnsi"/>
+          <w:lang w:val="en-US"/>
+        </w:rPr>
+        <w:t>support me during this journe</w:t>
+      </w:r>
+      <w:r>
+        <w:rPr>
+          <w:rFonts w:asciiTheme="minorHAnsi" w:hAnsiTheme="minorHAnsi" w:cstheme="minorHAnsi"/>
+          <w:lang w:val="en-US"/>
+        </w:rPr>
+        <w:t>y</w:t>
+      </w:r>
+      <w:r>
+        <w:rPr>
+          <w:rFonts w:asciiTheme="minorHAnsi" w:hAnsiTheme="minorHAnsi" w:cstheme="minorHAnsi"/>
+          <w:lang w:val="en-US"/>
+        </w:rPr>
+        <w:t xml:space="preserve"> after all, these elements are interdependent:</w:t>
+      </w:r>
+      <w:r>
+        <w:rPr>
+          <w:rFonts w:asciiTheme="minorHAnsi" w:hAnsiTheme="minorHAnsi" w:cstheme="minorHAnsi"/>
+          <w:lang w:val="en-US"/>
+        </w:rPr>
+        <w:t xml:space="preserve"> I need to understand what I am looking for</w:t>
+      </w:r>
+      <w:r>
+        <w:rPr>
+          <w:rFonts w:asciiTheme="minorHAnsi" w:hAnsiTheme="minorHAnsi" w:cstheme="minorHAnsi"/>
+          <w:lang w:val="en-US"/>
+        </w:rPr>
+        <w:t>,</w:t>
+      </w:r>
+      <w:r>
+        <w:rPr>
+          <w:rFonts w:asciiTheme="minorHAnsi" w:hAnsiTheme="minorHAnsi" w:cstheme="minorHAnsi"/>
+          <w:lang w:val="en-US"/>
+        </w:rPr>
+        <w:t xml:space="preserve"> how </w:t>
+      </w:r>
+      <w:r>
+        <w:rPr>
+          <w:rFonts w:asciiTheme="minorHAnsi" w:hAnsiTheme="minorHAnsi" w:cstheme="minorHAnsi"/>
+          <w:lang w:val="en-US"/>
+        </w:rPr>
+        <w:t xml:space="preserve">to reach that goal, </w:t>
+      </w:r>
+      <w:r>
+        <w:rPr>
+          <w:rFonts w:asciiTheme="minorHAnsi" w:hAnsiTheme="minorHAnsi" w:cstheme="minorHAnsi"/>
+          <w:lang w:val="en-US"/>
+        </w:rPr>
+        <w:t xml:space="preserve">and what </w:t>
+      </w:r>
+      <w:r>
+        <w:rPr>
+          <w:rFonts w:asciiTheme="minorHAnsi" w:hAnsiTheme="minorHAnsi" w:cstheme="minorHAnsi"/>
+          <w:lang w:val="en-US"/>
+        </w:rPr>
+        <w:t xml:space="preserve">the impact </w:t>
+      </w:r>
+      <w:r>
+        <w:rPr>
+          <w:rFonts w:asciiTheme="minorHAnsi" w:hAnsiTheme="minorHAnsi" w:cstheme="minorHAnsi"/>
+          <w:lang w:val="en-US"/>
+        </w:rPr>
+        <w:t>will bring to the business</w:t>
+      </w:r>
+      <w:r>
+        <w:rPr>
+          <w:rFonts w:asciiTheme="minorHAnsi" w:hAnsiTheme="minorHAnsi" w:cstheme="minorHAnsi"/>
+          <w:lang w:val="en-US"/>
+        </w:rPr>
+        <w:t xml:space="preserve">, thereby supporting the </w:t>
+      </w:r>
+      <w:r>
+        <w:rPr>
+          <w:rFonts w:asciiTheme="minorHAnsi" w:hAnsiTheme="minorHAnsi" w:cstheme="minorHAnsi"/>
+          <w:lang w:val="en-US"/>
+        </w:rPr>
+        <w:t>decision making</w:t>
+      </w:r>
+      <w:r>
+        <w:rPr>
+          <w:rFonts w:asciiTheme="minorHAnsi" w:hAnsiTheme="minorHAnsi" w:cstheme="minorHAnsi"/>
+          <w:lang w:val="en-US"/>
+        </w:rPr>
+        <w:t xml:space="preserve"> process.</w:t>
+      </w:r>
+    </w:p>
+    <w:p>
+      <w:pPr>
+        <w:rPr>
+          <w:rFonts w:asciiTheme="minorHAnsi" w:hAnsiTheme="minorHAnsi" w:cstheme="minorHAnsi"/>
+          <w:lang w:val="en-US"/>
+        </w:rPr>
+      </w:pPr>
+    </w:p>
+    <w:p>
+      <w:pPr>
+        <w:rPr>
+          <w:rFonts w:asciiTheme="minorHAnsi" w:hAnsiTheme="minorHAnsi" w:cstheme="minorHAnsi"/>
+          <w:lang w:val="en-US"/>
+        </w:rPr>
+      </w:pPr>
+    </w:p>
+    <w:p>
+      <w:pPr>
+        <w:rPr>
+          <w:rFonts w:asciiTheme="minorHAnsi" w:hAnsiTheme="minorHAnsi" w:cstheme="minorHAnsi"/>
+          <w:lang w:val="en-US"/>
+        </w:rPr>
+      </w:pPr>
+    </w:p>
+    <w:p>
+      <w:pPr>
+        <w:rPr>
+          <w:rFonts w:asciiTheme="minorHAnsi" w:hAnsiTheme="minorHAnsi" w:cstheme="minorHAnsi"/>
+          <w:lang w:val="en-US"/>
+        </w:rPr>
+      </w:pPr>
+    </w:p>
+    <w:p>
+      <w:pPr>
+        <w:rPr>
+          <w:rFonts w:asciiTheme="majorHAnsi" w:eastAsiaTheme="majorEastAsia" w:hAnsiTheme="majorHAnsi" w:cstheme="majorBidi"/>
+          <w:b/>
+          <w:bCs/>
+          <w:i/>
+          <w:iCs/>
+          <w:color w:val="4F81BD" w:themeColor="accent1"/>
+          <w:sz w:val="26"/>
+          <w:szCs w:val="26"/>
+          <w:lang w:val="en-US"/>
+        </w:rPr>
+      </w:pPr>
+      <w:r>
+        <w:rPr>
+          <w:rFonts w:asciiTheme="majorHAnsi" w:eastAsiaTheme="majorEastAsia" w:hAnsiTheme="majorHAnsi" w:cstheme="majorBidi"/>
+          <w:b/>
+          <w:bCs/>
+          <w:i/>
+          <w:iCs/>
+          <w:color w:val="4F81BD" w:themeColor="accent1"/>
+          <w:sz w:val="26"/>
+          <w:szCs w:val="26"/>
+          <w:lang w:val="en-US"/>
+        </w:rPr>
+        <w:t>Project Timeline</w:t>
+      </w:r>
+    </w:p>
+    <w:p>
+      <w:pPr>
+        <w:rPr>
+          <w:rFonts w:asciiTheme="minorHAnsi" w:hAnsiTheme="minorHAnsi" w:cstheme="minorHAnsi"/>
+          <w:lang w:val="en-US"/>
+        </w:rPr>
+      </w:pPr>
+    </w:p>
+    <w:p>
+      <w:pPr>
+        <w:rPr>
+          <w:rFonts w:asciiTheme="majorHAnsi" w:eastAsiaTheme="majorEastAsia" w:hAnsiTheme="majorHAnsi" w:cstheme="majorBidi"/>
+          <w:color w:val="4F81BD" w:themeColor="accent1"/>
+          <w:sz w:val="26"/>
+          <w:szCs w:val="26"/>
+          <w:lang w:val="en-US"/>
+        </w:rPr>
+      </w:pPr>
+    </w:p>
+    <w:p>
+      <w:pPr>
+        <w:rPr>
+          <w:rFonts w:asciiTheme="majorHAnsi" w:eastAsiaTheme="majorEastAsia" w:hAnsiTheme="majorHAnsi" w:cstheme="majorBidi"/>
+          <w:color w:val="4F81BD" w:themeColor="accent1"/>
+          <w:sz w:val="26"/>
+          <w:szCs w:val="26"/>
+          <w:lang w:val="en-US"/>
+        </w:rPr>
+      </w:pPr>
+    </w:p>
+    <w:p>
+      <w:pPr>
+        <w:rPr>
+          <w:rFonts w:asciiTheme="majorHAnsi" w:eastAsiaTheme="majorEastAsia" w:hAnsiTheme="majorHAnsi" w:cstheme="majorBidi"/>
+          <w:color w:val="4F81BD" w:themeColor="accent1"/>
+          <w:sz w:val="26"/>
+          <w:szCs w:val="26"/>
+          <w:lang w:val="en-US"/>
+        </w:rPr>
+      </w:pPr>
+      <w:r>
+        <w:rPr>
+          <w:noProof/>
+        </w:rPr>
+        <w:drawing>
+          <wp:inline distT="0" distB="0" distL="0" distR="0" wp14:anchorId="77BD879D" wp14:editId="1B9390BE">
+            <wp:extent cx="5943600" cy="2621915"/>
+            <wp:effectExtent l="38100" t="0" r="0" b="0"/>
+            <wp:docPr id="1424350857" name="Diagram 1">
+              <a:extLst xmlns:a="http://schemas.openxmlformats.org/drawingml/2006/main">
+                <a:ext uri="{FF2B5EF4-FFF2-40B4-BE49-F238E27FC236}">
+                  <a16:creationId xmlns:a16="http://schemas.microsoft.com/office/drawing/2014/main" id="{468302E5-4916-7D46-5801-1C24A29F362D}"/>
+                </a:ext>
+              </a:extLst>
+            </wp:docPr>
+            <wp:cNvGraphicFramePr/>
+            <a:graphic xmlns:a="http://schemas.openxmlformats.org/drawingml/2006/main">
+              <a:graphicData uri="http://schemas.openxmlformats.org/drawingml/2006/diagram">
+                <dgm:relIds xmlns:dgm="http://schemas.openxmlformats.org/drawingml/2006/diagram" xmlns:r="http://schemas.openxmlformats.org/officeDocument/2006/relationships" r:dm="rId19" r:lo="rId20" r:qs="rId21" r:cs="rId22"/>
+              </a:graphicData>
+            </a:graphic>
+          </wp:inline>
+        </w:drawing>
+      </w:r>
+    </w:p>
+    <w:p>
+      <w:pPr>
+        <w:rPr>
+          <w:rFonts w:asciiTheme="majorHAnsi" w:eastAsiaTheme="majorEastAsia" w:hAnsiTheme="majorHAnsi" w:cstheme="majorBidi"/>
+          <w:color w:val="4F81BD" w:themeColor="accent1"/>
+          <w:sz w:val="26"/>
+          <w:szCs w:val="26"/>
+          <w:lang w:val="en-US"/>
+        </w:rPr>
+      </w:pPr>
+    </w:p>
+    <w:p>
+      <w:pPr>
+        <w:rPr>
+          <w:rFonts w:asciiTheme="majorHAnsi" w:eastAsiaTheme="majorEastAsia" w:hAnsiTheme="majorHAnsi" w:cstheme="majorBidi"/>
+          <w:color w:val="4F81BD" w:themeColor="accent1"/>
+          <w:sz w:val="26"/>
+          <w:szCs w:val="26"/>
+          <w:lang w:val="en-US"/>
+        </w:rPr>
+      </w:pPr>
+    </w:p>
+    <w:p>
+      <w:pPr>
+        <w:rPr>
+          <w:rFonts w:asciiTheme="majorHAnsi" w:eastAsiaTheme="majorEastAsia" w:hAnsiTheme="majorHAnsi" w:cstheme="majorBidi"/>
+          <w:color w:val="4F81BD" w:themeColor="accent1"/>
+          <w:sz w:val="26"/>
+          <w:szCs w:val="26"/>
+          <w:lang w:val="en-US"/>
+        </w:rPr>
+      </w:pPr>
+    </w:p>
+    <w:p>
+      <w:pPr>
+        <w:rPr>
+          <w:rFonts w:asciiTheme="majorHAnsi" w:eastAsiaTheme="majorEastAsia" w:hAnsiTheme="majorHAnsi" w:cstheme="majorBidi"/>
+          <w:color w:val="4F81BD" w:themeColor="accent1"/>
+          <w:sz w:val="26"/>
+          <w:szCs w:val="26"/>
+          <w:lang w:val="en-US"/>
+        </w:rPr>
+      </w:pPr>
+    </w:p>
+    <w:p>
+      <w:pPr>
+        <w:rPr>
+          <w:rFonts w:asciiTheme="majorHAnsi" w:eastAsiaTheme="majorEastAsia" w:hAnsiTheme="majorHAnsi" w:cstheme="majorBidi"/>
+          <w:color w:val="4F81BD" w:themeColor="accent1"/>
+          <w:sz w:val="26"/>
+          <w:szCs w:val="26"/>
+          <w:lang w:val="en-US"/>
+        </w:rPr>
+      </w:pPr>
+    </w:p>
+    <w:p>
+      <w:pPr>
+        <w:rPr>
+          <w:rFonts w:asciiTheme="majorHAnsi" w:eastAsiaTheme="majorEastAsia" w:hAnsiTheme="majorHAnsi" w:cstheme="majorBidi"/>
+          <w:color w:val="4F81BD" w:themeColor="accent1"/>
+          <w:sz w:val="26"/>
+          <w:szCs w:val="26"/>
+          <w:lang w:val="en-US"/>
+        </w:rPr>
+      </w:pPr>
+    </w:p>
+    <w:p>
+      <w:pPr>
+        <w:rPr>
+          <w:rFonts w:asciiTheme="majorHAnsi" w:eastAsiaTheme="majorEastAsia" w:hAnsiTheme="majorHAnsi" w:cstheme="majorBidi"/>
+          <w:color w:val="4F81BD" w:themeColor="accent1"/>
+          <w:sz w:val="26"/>
+          <w:szCs w:val="26"/>
+          <w:lang w:val="en-US"/>
+        </w:rPr>
+      </w:pPr>
+    </w:p>
+    <w:p>
+      <w:pPr>
+        <w:rPr>
+          <w:rFonts w:asciiTheme="majorHAnsi" w:eastAsiaTheme="majorEastAsia" w:hAnsiTheme="majorHAnsi" w:cstheme="majorBidi"/>
+          <w:color w:val="4F81BD" w:themeColor="accent1"/>
+          <w:sz w:val="26"/>
+          <w:szCs w:val="26"/>
+          <w:lang w:val="en-US"/>
+        </w:rPr>
+      </w:pPr>
+    </w:p>
+    <w:p>
+      <w:pPr>
+        <w:rPr>
+          <w:rFonts w:asciiTheme="minorHAnsi" w:hAnsiTheme="minorHAnsi" w:cstheme="minorHAnsi"/>
+        </w:rPr>
+      </w:pPr>
+      <w:r>
+        <w:rPr>
+          <w:rFonts w:asciiTheme="majorHAnsi" w:eastAsiaTheme="majorEastAsia" w:hAnsiTheme="majorHAnsi" w:cstheme="majorBidi"/>
+          <w:color w:val="4F81BD" w:themeColor="accent1"/>
+          <w:sz w:val="26"/>
+          <w:szCs w:val="26"/>
+          <w:lang w:val="en-US"/>
+        </w:rPr>
+        <w:t xml:space="preserve">                                                                                                                                                                </w:t>
+      </w:r>
+      <w:r>
+        <w:rPr>
+          <w:rFonts w:asciiTheme="minorHAnsi" w:hAnsiTheme="minorHAnsi" w:cstheme="minorHAnsi"/>
+        </w:rPr>
+        <w:t>9</w:t>
+      </w:r>
+    </w:p>
+    <w:p>
+      <w:pPr>
+        <w:rPr>
+          <w:rFonts w:asciiTheme="majorHAnsi" w:eastAsiaTheme="majorEastAsia" w:hAnsiTheme="majorHAnsi" w:cstheme="majorBidi"/>
+          <w:b/>
+          <w:bCs/>
+          <w:i/>
+          <w:iCs/>
+          <w:color w:val="4F81BD" w:themeColor="accent1"/>
+          <w:sz w:val="26"/>
+          <w:szCs w:val="26"/>
+          <w:lang w:val="en-US"/>
+        </w:rPr>
+      </w:pPr>
+      <w:r>
+        <w:rPr>
+          <w:rFonts w:asciiTheme="majorHAnsi" w:eastAsiaTheme="majorEastAsia" w:hAnsiTheme="majorHAnsi" w:cstheme="majorBidi"/>
+          <w:b/>
+          <w:bCs/>
+          <w:i/>
+          <w:iCs/>
+          <w:color w:val="4F81BD" w:themeColor="accent1"/>
+          <w:sz w:val="26"/>
+          <w:szCs w:val="26"/>
+          <w:lang w:val="en-US"/>
+        </w:rPr>
+        <w:lastRenderedPageBreak/>
+        <w:t>Ethical and Legal Considerations</w:t>
+      </w:r>
+    </w:p>
+    <w:p>
+      <w:pPr>
+        <w:rPr>
+          <w:rFonts w:asciiTheme="majorHAnsi" w:eastAsiaTheme="majorEastAsia" w:hAnsiTheme="majorHAnsi" w:cstheme="majorBidi"/>
+          <w:b/>
+          <w:bCs/>
+          <w:i/>
+          <w:iCs/>
+          <w:color w:val="4F81BD" w:themeColor="accent1"/>
+          <w:sz w:val="26"/>
+          <w:szCs w:val="26"/>
+          <w:lang w:val="en-US"/>
+        </w:rPr>
+      </w:pPr>
+    </w:p>
+    <w:p>
+      <w:pPr>
+        <w:rPr>
+          <w:rFonts w:asciiTheme="majorHAnsi" w:eastAsiaTheme="majorEastAsia" w:hAnsiTheme="majorHAnsi" w:cstheme="majorBidi"/>
+          <w:b/>
+          <w:bCs/>
+          <w:i/>
+          <w:iCs/>
+          <w:color w:val="4F81BD" w:themeColor="accent1"/>
+          <w:sz w:val="26"/>
+          <w:szCs w:val="26"/>
+          <w:lang w:val="en-US"/>
+        </w:rPr>
+      </w:pPr>
     </w:p>
     <w:sectPr>
       <w:pgSz w:w="12240" w:h="15840"/>
@@ -5805,6 +6472,753 @@
 </dgm:colorsDef>
 </file>
 
+<file path=word/diagrams/colors2.xml><?xml version="1.0" encoding="utf-8"?>
+<dgm:colorsDef xmlns:dgm="http://schemas.openxmlformats.org/drawingml/2006/diagram" xmlns:a="http://schemas.openxmlformats.org/drawingml/2006/main" uniqueId="urn:microsoft.com/office/officeart/2005/8/colors/accent1_2">
+  <dgm:title val=""/>
+  <dgm:desc val=""/>
+  <dgm:catLst>
+    <dgm:cat type="accent1" pri="11200"/>
+  </dgm:catLst>
+  <dgm:styleLbl name="node0">
+    <dgm:fillClrLst meth="repeat">
+      <a:schemeClr val="accent1"/>
+    </dgm:fillClrLst>
+    <dgm:linClrLst meth="repeat">
+      <a:schemeClr val="lt1"/>
+    </dgm:linClrLst>
+    <dgm:effectClrLst/>
+    <dgm:txLinClrLst/>
+    <dgm:txFillClrLst/>
+    <dgm:txEffectClrLst/>
+  </dgm:styleLbl>
+  <dgm:styleLbl name="alignNode1">
+    <dgm:fillClrLst meth="repeat">
+      <a:schemeClr val="accent1"/>
+    </dgm:fillClrLst>
+    <dgm:linClrLst meth="repeat">
+      <a:schemeClr val="accent1"/>
+    </dgm:linClrLst>
+    <dgm:effectClrLst/>
+    <dgm:txLinClrLst/>
+    <dgm:txFillClrLst/>
+    <dgm:txEffectClrLst/>
+  </dgm:styleLbl>
+  <dgm:styleLbl name="node1">
+    <dgm:fillClrLst meth="repeat">
+      <a:schemeClr val="accent1"/>
+    </dgm:fillClrLst>
+    <dgm:linClrLst meth="repeat">
+      <a:schemeClr val="lt1"/>
+    </dgm:linClrLst>
+    <dgm:effectClrLst/>
+    <dgm:txLinClrLst/>
+    <dgm:txFillClrLst/>
+    <dgm:txEffectClrLst/>
+  </dgm:styleLbl>
+  <dgm:styleLbl name="lnNode1">
+    <dgm:fillClrLst meth="repeat">
+      <a:schemeClr val="accent1"/>
+    </dgm:fillClrLst>
+    <dgm:linClrLst meth="repeat">
+      <a:schemeClr val="lt1"/>
+    </dgm:linClrLst>
+    <dgm:effectClrLst/>
+    <dgm:txLinClrLst/>
+    <dgm:txFillClrLst/>
+    <dgm:txEffectClrLst/>
+  </dgm:styleLbl>
+  <dgm:styleLbl name="vennNode1">
+    <dgm:fillClrLst meth="repeat">
+      <a:schemeClr val="accent1">
+        <a:alpha val="50000"/>
+      </a:schemeClr>
+    </dgm:fillClrLst>
+    <dgm:linClrLst meth="repeat">
+      <a:schemeClr val="lt1"/>
+    </dgm:linClrLst>
+    <dgm:effectClrLst/>
+    <dgm:txLinClrLst/>
+    <dgm:txFillClrLst/>
+    <dgm:txEffectClrLst/>
+  </dgm:styleLbl>
+  <dgm:styleLbl name="node2">
+    <dgm:fillClrLst meth="repeat">
+      <a:schemeClr val="accent1"/>
+    </dgm:fillClrLst>
+    <dgm:linClrLst meth="repeat">
+      <a:schemeClr val="lt1"/>
+    </dgm:linClrLst>
+    <dgm:effectClrLst/>
+    <dgm:txLinClrLst/>
+    <dgm:txFillClrLst/>
+    <dgm:txEffectClrLst/>
+  </dgm:styleLbl>
+  <dgm:styleLbl name="node3">
+    <dgm:fillClrLst meth="repeat">
+      <a:schemeClr val="accent1"/>
+    </dgm:fillClrLst>
+    <dgm:linClrLst meth="repeat">
+      <a:schemeClr val="lt1"/>
+    </dgm:linClrLst>
+    <dgm:effectClrLst/>
+    <dgm:txLinClrLst/>
+    <dgm:txFillClrLst/>
+    <dgm:txEffectClrLst/>
+  </dgm:styleLbl>
+  <dgm:styleLbl name="node4">
+    <dgm:fillClrLst meth="repeat">
+      <a:schemeClr val="accent1"/>
+    </dgm:fillClrLst>
+    <dgm:linClrLst meth="repeat">
+      <a:schemeClr val="lt1"/>
+    </dgm:linClrLst>
+    <dgm:effectClrLst/>
+    <dgm:txLinClrLst/>
+    <dgm:txFillClrLst/>
+    <dgm:txEffectClrLst/>
+  </dgm:styleLbl>
+  <dgm:styleLbl name="fgImgPlace1">
+    <dgm:fillClrLst meth="repeat">
+      <a:schemeClr val="accent1">
+        <a:tint val="50000"/>
+      </a:schemeClr>
+    </dgm:fillClrLst>
+    <dgm:linClrLst meth="repeat">
+      <a:schemeClr val="lt1"/>
+    </dgm:linClrLst>
+    <dgm:effectClrLst/>
+    <dgm:txLinClrLst/>
+    <dgm:txFillClrLst meth="repeat">
+      <a:schemeClr val="lt1"/>
+    </dgm:txFillClrLst>
+    <dgm:txEffectClrLst/>
+  </dgm:styleLbl>
+  <dgm:styleLbl name="alignImgPlace1">
+    <dgm:fillClrLst meth="repeat">
+      <a:schemeClr val="accent1">
+        <a:tint val="50000"/>
+      </a:schemeClr>
+    </dgm:fillClrLst>
+    <dgm:linClrLst meth="repeat">
+      <a:schemeClr val="lt1"/>
+    </dgm:linClrLst>
+    <dgm:effectClrLst/>
+    <dgm:txLinClrLst/>
+    <dgm:txFillClrLst meth="repeat">
+      <a:schemeClr val="lt1"/>
+    </dgm:txFillClrLst>
+    <dgm:txEffectClrLst/>
+  </dgm:styleLbl>
+  <dgm:styleLbl name="bgImgPlace1">
+    <dgm:fillClrLst meth="repeat">
+      <a:schemeClr val="accent1">
+        <a:tint val="50000"/>
+      </a:schemeClr>
+    </dgm:fillClrLst>
+    <dgm:linClrLst meth="repeat">
+      <a:schemeClr val="lt1"/>
+    </dgm:linClrLst>
+    <dgm:effectClrLst/>
+    <dgm:txLinClrLst/>
+    <dgm:txFillClrLst meth="repeat">
+      <a:schemeClr val="lt1"/>
+    </dgm:txFillClrLst>
+    <dgm:txEffectClrLst/>
+  </dgm:styleLbl>
+  <dgm:styleLbl name="sibTrans2D1">
+    <dgm:fillClrLst meth="repeat">
+      <a:schemeClr val="accent1">
+        <a:tint val="60000"/>
+      </a:schemeClr>
+    </dgm:fillClrLst>
+    <dgm:linClrLst meth="repeat">
+      <a:schemeClr val="accent1">
+        <a:tint val="60000"/>
+      </a:schemeClr>
+    </dgm:linClrLst>
+    <dgm:effectClrLst/>
+    <dgm:txLinClrLst/>
+    <dgm:txFillClrLst/>
+    <dgm:txEffectClrLst/>
+  </dgm:styleLbl>
+  <dgm:styleLbl name="fgSibTrans2D1">
+    <dgm:fillClrLst meth="repeat">
+      <a:schemeClr val="accent1">
+        <a:tint val="60000"/>
+      </a:schemeClr>
+    </dgm:fillClrLst>
+    <dgm:linClrLst meth="repeat">
+      <a:schemeClr val="accent1">
+        <a:tint val="60000"/>
+      </a:schemeClr>
+    </dgm:linClrLst>
+    <dgm:effectClrLst/>
+    <dgm:txLinClrLst/>
+    <dgm:txFillClrLst/>
+    <dgm:txEffectClrLst/>
+  </dgm:styleLbl>
+  <dgm:styleLbl name="bgSibTrans2D1">
+    <dgm:fillClrLst meth="repeat">
+      <a:schemeClr val="accent1">
+        <a:tint val="60000"/>
+      </a:schemeClr>
+    </dgm:fillClrLst>
+    <dgm:linClrLst meth="repeat">
+      <a:schemeClr val="accent1">
+        <a:tint val="60000"/>
+      </a:schemeClr>
+    </dgm:linClrLst>
+    <dgm:effectClrLst/>
+    <dgm:txLinClrLst/>
+    <dgm:txFillClrLst/>
+    <dgm:txEffectClrLst/>
+  </dgm:styleLbl>
+  <dgm:styleLbl name="sibTrans1D1">
+    <dgm:fillClrLst meth="repeat">
+      <a:schemeClr val="accent1"/>
+    </dgm:fillClrLst>
+    <dgm:linClrLst meth="repeat">
+      <a:schemeClr val="accent1"/>
+    </dgm:linClrLst>
+    <dgm:effectClrLst/>
+    <dgm:txLinClrLst/>
+    <dgm:txFillClrLst meth="repeat">
+      <a:schemeClr val="tx1"/>
+    </dgm:txFillClrLst>
+    <dgm:txEffectClrLst/>
+  </dgm:styleLbl>
+  <dgm:styleLbl name="callout">
+    <dgm:fillClrLst meth="repeat">
+      <a:schemeClr val="accent1"/>
+    </dgm:fillClrLst>
+    <dgm:linClrLst meth="repeat">
+      <a:schemeClr val="accent1">
+        <a:tint val="50000"/>
+      </a:schemeClr>
+    </dgm:linClrLst>
+    <dgm:effectClrLst/>
+    <dgm:txLinClrLst/>
+    <dgm:txFillClrLst meth="repeat">
+      <a:schemeClr val="tx1"/>
+    </dgm:txFillClrLst>
+    <dgm:txEffectClrLst/>
+  </dgm:styleLbl>
+  <dgm:styleLbl name="asst0">
+    <dgm:fillClrLst meth="repeat">
+      <a:schemeClr val="accent1"/>
+    </dgm:fillClrLst>
+    <dgm:linClrLst meth="repeat">
+      <a:schemeClr val="lt1"/>
+    </dgm:linClrLst>
+    <dgm:effectClrLst/>
+    <dgm:txLinClrLst/>
+    <dgm:txFillClrLst/>
+    <dgm:txEffectClrLst/>
+  </dgm:styleLbl>
+  <dgm:styleLbl name="asst1">
+    <dgm:fillClrLst meth="repeat">
+      <a:schemeClr val="accent1"/>
+    </dgm:fillClrLst>
+    <dgm:linClrLst meth="repeat">
+      <a:schemeClr val="lt1"/>
+    </dgm:linClrLst>
+    <dgm:effectClrLst/>
+    <dgm:txLinClrLst/>
+    <dgm:txFillClrLst/>
+    <dgm:txEffectClrLst/>
+  </dgm:styleLbl>
+  <dgm:styleLbl name="asst2">
+    <dgm:fillClrLst meth="repeat">
+      <a:schemeClr val="accent1"/>
+    </dgm:fillClrLst>
+    <dgm:linClrLst meth="repeat">
+      <a:schemeClr val="lt1"/>
+    </dgm:linClrLst>
+    <dgm:effectClrLst/>
+    <dgm:txLinClrLst/>
+    <dgm:txFillClrLst/>
+    <dgm:txEffectClrLst/>
+  </dgm:styleLbl>
+  <dgm:styleLbl name="asst3">
+    <dgm:fillClrLst meth="repeat">
+      <a:schemeClr val="accent1"/>
+    </dgm:fillClrLst>
+    <dgm:linClrLst meth="repeat">
+      <a:schemeClr val="lt1"/>
+    </dgm:linClrLst>
+    <dgm:effectClrLst/>
+    <dgm:txLinClrLst/>
+    <dgm:txFillClrLst/>
+    <dgm:txEffectClrLst/>
+  </dgm:styleLbl>
+  <dgm:styleLbl name="asst4">
+    <dgm:fillClrLst meth="repeat">
+      <a:schemeClr val="accent1"/>
+    </dgm:fillClrLst>
+    <dgm:linClrLst meth="repeat">
+      <a:schemeClr val="lt1"/>
+    </dgm:linClrLst>
+    <dgm:effectClrLst/>
+    <dgm:txLinClrLst/>
+    <dgm:txFillClrLst/>
+    <dgm:txEffectClrLst/>
+  </dgm:styleLbl>
+  <dgm:styleLbl name="parChTrans2D1">
+    <dgm:fillClrLst meth="repeat">
+      <a:schemeClr val="accent1">
+        <a:tint val="60000"/>
+      </a:schemeClr>
+    </dgm:fillClrLst>
+    <dgm:linClrLst meth="repeat">
+      <a:schemeClr val="accent1">
+        <a:tint val="60000"/>
+      </a:schemeClr>
+    </dgm:linClrLst>
+    <dgm:effectClrLst/>
+    <dgm:txLinClrLst/>
+    <dgm:txFillClrLst meth="repeat">
+      <a:schemeClr val="lt1"/>
+    </dgm:txFillClrLst>
+    <dgm:txEffectClrLst/>
+  </dgm:styleLbl>
+  <dgm:styleLbl name="parChTrans2D2">
+    <dgm:fillClrLst meth="repeat">
+      <a:schemeClr val="accent1"/>
+    </dgm:fillClrLst>
+    <dgm:linClrLst meth="repeat">
+      <a:schemeClr val="accent1"/>
+    </dgm:linClrLst>
+    <dgm:effectClrLst/>
+    <dgm:txLinClrLst/>
+    <dgm:txFillClrLst meth="repeat">
+      <a:schemeClr val="lt1"/>
+    </dgm:txFillClrLst>
+    <dgm:txEffectClrLst/>
+  </dgm:styleLbl>
+  <dgm:styleLbl name="parChTrans2D3">
+    <dgm:fillClrLst meth="repeat">
+      <a:schemeClr val="accent1"/>
+    </dgm:fillClrLst>
+    <dgm:linClrLst meth="repeat">
+      <a:schemeClr val="accent1"/>
+    </dgm:linClrLst>
+    <dgm:effectClrLst/>
+    <dgm:txLinClrLst/>
+    <dgm:txFillClrLst meth="repeat">
+      <a:schemeClr val="lt1"/>
+    </dgm:txFillClrLst>
+    <dgm:txEffectClrLst/>
+  </dgm:styleLbl>
+  <dgm:styleLbl name="parChTrans2D4">
+    <dgm:fillClrLst meth="repeat">
+      <a:schemeClr val="accent1"/>
+    </dgm:fillClrLst>
+    <dgm:linClrLst meth="repeat">
+      <a:schemeClr val="accent1"/>
+    </dgm:linClrLst>
+    <dgm:effectClrLst/>
+    <dgm:txLinClrLst/>
+    <dgm:txFillClrLst meth="repeat">
+      <a:schemeClr val="lt1"/>
+    </dgm:txFillClrLst>
+    <dgm:txEffectClrLst/>
+  </dgm:styleLbl>
+  <dgm:styleLbl name="parChTrans1D1">
+    <dgm:fillClrLst meth="repeat">
+      <a:schemeClr val="accent1"/>
+    </dgm:fillClrLst>
+    <dgm:linClrLst meth="repeat">
+      <a:schemeClr val="accent1">
+        <a:shade val="60000"/>
+      </a:schemeClr>
+    </dgm:linClrLst>
+    <dgm:effectClrLst/>
+    <dgm:txLinClrLst/>
+    <dgm:txFillClrLst meth="repeat">
+      <a:schemeClr val="tx1"/>
+    </dgm:txFillClrLst>
+    <dgm:txEffectClrLst/>
+  </dgm:styleLbl>
+  <dgm:styleLbl name="parChTrans1D2">
+    <dgm:fillClrLst meth="repeat">
+      <a:schemeClr val="accent1"/>
+    </dgm:fillClrLst>
+    <dgm:linClrLst meth="repeat">
+      <a:schemeClr val="accent1">
+        <a:shade val="60000"/>
+      </a:schemeClr>
+    </dgm:linClrLst>
+    <dgm:effectClrLst/>
+    <dgm:txLinClrLst/>
+    <dgm:txFillClrLst meth="repeat">
+      <a:schemeClr val="tx1"/>
+    </dgm:txFillClrLst>
+    <dgm:txEffectClrLst/>
+  </dgm:styleLbl>
+  <dgm:styleLbl name="parChTrans1D3">
+    <dgm:fillClrLst meth="repeat">
+      <a:schemeClr val="accent1"/>
+    </dgm:fillClrLst>
+    <dgm:linClrLst meth="repeat">
+      <a:schemeClr val="accent1">
+        <a:shade val="80000"/>
+      </a:schemeClr>
+    </dgm:linClrLst>
+    <dgm:effectClrLst/>
+    <dgm:txLinClrLst/>
+    <dgm:txFillClrLst meth="repeat">
+      <a:schemeClr val="tx1"/>
+    </dgm:txFillClrLst>
+    <dgm:txEffectClrLst/>
+  </dgm:styleLbl>
+  <dgm:styleLbl name="parChTrans1D4">
+    <dgm:fillClrLst meth="repeat">
+      <a:schemeClr val="accent1"/>
+    </dgm:fillClrLst>
+    <dgm:linClrLst meth="repeat">
+      <a:schemeClr val="accent1">
+        <a:shade val="80000"/>
+      </a:schemeClr>
+    </dgm:linClrLst>
+    <dgm:effectClrLst/>
+    <dgm:txLinClrLst/>
+    <dgm:txFillClrLst meth="repeat">
+      <a:schemeClr val="tx1"/>
+    </dgm:txFillClrLst>
+    <dgm:txEffectClrLst/>
+  </dgm:styleLbl>
+  <dgm:styleLbl name="fgAcc1">
+    <dgm:fillClrLst meth="repeat">
+      <a:schemeClr val="lt1">
+        <a:alpha val="90000"/>
+      </a:schemeClr>
+    </dgm:fillClrLst>
+    <dgm:linClrLst meth="repeat">
+      <a:schemeClr val="accent1"/>
+    </dgm:linClrLst>
+    <dgm:effectClrLst/>
+    <dgm:txLinClrLst/>
+    <dgm:txFillClrLst meth="repeat">
+      <a:schemeClr val="dk1"/>
+    </dgm:txFillClrLst>
+    <dgm:txEffectClrLst/>
+  </dgm:styleLbl>
+  <dgm:styleLbl name="conFgAcc1">
+    <dgm:fillClrLst meth="repeat">
+      <a:schemeClr val="lt1">
+        <a:alpha val="90000"/>
+      </a:schemeClr>
+    </dgm:fillClrLst>
+    <dgm:linClrLst meth="repeat">
+      <a:schemeClr val="accent1"/>
+    </dgm:linClrLst>
+    <dgm:effectClrLst/>
+    <dgm:txLinClrLst/>
+    <dgm:txFillClrLst meth="repeat">
+      <a:schemeClr val="dk1"/>
+    </dgm:txFillClrLst>
+    <dgm:txEffectClrLst/>
+  </dgm:styleLbl>
+  <dgm:styleLbl name="alignAcc1">
+    <dgm:fillClrLst meth="repeat">
+      <a:schemeClr val="lt1">
+        <a:alpha val="90000"/>
+      </a:schemeClr>
+    </dgm:fillClrLst>
+    <dgm:linClrLst meth="repeat">
+      <a:schemeClr val="accent1"/>
+    </dgm:linClrLst>
+    <dgm:effectClrLst/>
+    <dgm:txLinClrLst/>
+    <dgm:txFillClrLst meth="repeat">
+      <a:schemeClr val="dk1"/>
+    </dgm:txFillClrLst>
+    <dgm:txEffectClrLst/>
+  </dgm:styleLbl>
+  <dgm:styleLbl name="trAlignAcc1">
+    <dgm:fillClrLst meth="repeat">
+      <a:schemeClr val="lt1">
+        <a:alpha val="40000"/>
+      </a:schemeClr>
+    </dgm:fillClrLst>
+    <dgm:linClrLst meth="repeat">
+      <a:schemeClr val="accent1"/>
+    </dgm:linClrLst>
+    <dgm:effectClrLst/>
+    <dgm:txLinClrLst/>
+    <dgm:txFillClrLst meth="repeat">
+      <a:schemeClr val="dk1"/>
+    </dgm:txFillClrLst>
+    <dgm:txEffectClrLst/>
+  </dgm:styleLbl>
+  <dgm:styleLbl name="bgAcc1">
+    <dgm:fillClrLst meth="repeat">
+      <a:schemeClr val="lt1">
+        <a:alpha val="90000"/>
+      </a:schemeClr>
+    </dgm:fillClrLst>
+    <dgm:linClrLst meth="repeat">
+      <a:schemeClr val="accent1"/>
+    </dgm:linClrLst>
+    <dgm:effectClrLst/>
+    <dgm:txLinClrLst/>
+    <dgm:txFillClrLst meth="repeat">
+      <a:schemeClr val="dk1"/>
+    </dgm:txFillClrLst>
+    <dgm:txEffectClrLst/>
+  </dgm:styleLbl>
+  <dgm:styleLbl name="solidFgAcc1">
+    <dgm:fillClrLst meth="repeat">
+      <a:schemeClr val="lt1"/>
+    </dgm:fillClrLst>
+    <dgm:linClrLst meth="repeat">
+      <a:schemeClr val="accent1"/>
+    </dgm:linClrLst>
+    <dgm:effectClrLst/>
+    <dgm:txLinClrLst/>
+    <dgm:txFillClrLst meth="repeat">
+      <a:schemeClr val="dk1"/>
+    </dgm:txFillClrLst>
+    <dgm:txEffectClrLst/>
+  </dgm:styleLbl>
+  <dgm:styleLbl name="solidAlignAcc1">
+    <dgm:fillClrLst meth="repeat">
+      <a:schemeClr val="lt1"/>
+    </dgm:fillClrLst>
+    <dgm:linClrLst meth="repeat">
+      <a:schemeClr val="accent1"/>
+    </dgm:linClrLst>
+    <dgm:effectClrLst/>
+    <dgm:txLinClrLst/>
+    <dgm:txFillClrLst meth="repeat">
+      <a:schemeClr val="dk1"/>
+    </dgm:txFillClrLst>
+    <dgm:txEffectClrLst/>
+  </dgm:styleLbl>
+  <dgm:styleLbl name="solidBgAcc1">
+    <dgm:fillClrLst meth="repeat">
+      <a:schemeClr val="lt1"/>
+    </dgm:fillClrLst>
+    <dgm:linClrLst meth="repeat">
+      <a:schemeClr val="accent1"/>
+    </dgm:linClrLst>
+    <dgm:effectClrLst/>
+    <dgm:txLinClrLst/>
+    <dgm:txFillClrLst meth="repeat">
+      <a:schemeClr val="dk1"/>
+    </dgm:txFillClrLst>
+    <dgm:txEffectClrLst/>
+  </dgm:styleLbl>
+  <dgm:styleLbl name="fgAccFollowNode1">
+    <dgm:fillClrLst meth="repeat">
+      <a:schemeClr val="accent1">
+        <a:alpha val="90000"/>
+        <a:tint val="40000"/>
+      </a:schemeClr>
+    </dgm:fillClrLst>
+    <dgm:linClrLst meth="repeat">
+      <a:schemeClr val="accent1">
+        <a:alpha val="90000"/>
+        <a:tint val="40000"/>
+      </a:schemeClr>
+    </dgm:linClrLst>
+    <dgm:effectClrLst/>
+    <dgm:txLinClrLst/>
+    <dgm:txFillClrLst meth="repeat">
+      <a:schemeClr val="dk1"/>
+    </dgm:txFillClrLst>
+    <dgm:txEffectClrLst/>
+  </dgm:styleLbl>
+  <dgm:styleLbl name="alignAccFollowNode1">
+    <dgm:fillClrLst meth="repeat">
+      <a:schemeClr val="accent1">
+        <a:alpha val="90000"/>
+        <a:tint val="40000"/>
+      </a:schemeClr>
+    </dgm:fillClrLst>
+    <dgm:linClrLst meth="repeat">
+      <a:schemeClr val="accent1">
+        <a:alpha val="90000"/>
+        <a:tint val="40000"/>
+      </a:schemeClr>
+    </dgm:linClrLst>
+    <dgm:effectClrLst/>
+    <dgm:txLinClrLst/>
+    <dgm:txFillClrLst meth="repeat">
+      <a:schemeClr val="dk1"/>
+    </dgm:txFillClrLst>
+    <dgm:txEffectClrLst/>
+  </dgm:styleLbl>
+  <dgm:styleLbl name="bgAccFollowNode1">
+    <dgm:fillClrLst meth="repeat">
+      <a:schemeClr val="accent1">
+        <a:alpha val="90000"/>
+        <a:tint val="40000"/>
+      </a:schemeClr>
+    </dgm:fillClrLst>
+    <dgm:linClrLst meth="repeat">
+      <a:schemeClr val="accent1">
+        <a:alpha val="90000"/>
+        <a:tint val="40000"/>
+      </a:schemeClr>
+    </dgm:linClrLst>
+    <dgm:effectClrLst/>
+    <dgm:txLinClrLst/>
+    <dgm:txFillClrLst meth="repeat">
+      <a:schemeClr val="dk1"/>
+    </dgm:txFillClrLst>
+    <dgm:txEffectClrLst/>
+  </dgm:styleLbl>
+  <dgm:styleLbl name="fgAcc0">
+    <dgm:fillClrLst meth="repeat">
+      <a:schemeClr val="lt1">
+        <a:alpha val="90000"/>
+      </a:schemeClr>
+    </dgm:fillClrLst>
+    <dgm:linClrLst meth="repeat">
+      <a:schemeClr val="accent1"/>
+    </dgm:linClrLst>
+    <dgm:effectClrLst/>
+    <dgm:txLinClrLst/>
+    <dgm:txFillClrLst meth="repeat">
+      <a:schemeClr val="dk1"/>
+    </dgm:txFillClrLst>
+    <dgm:txEffectClrLst/>
+  </dgm:styleLbl>
+  <dgm:styleLbl name="fgAcc2">
+    <dgm:fillClrLst meth="repeat">
+      <a:schemeClr val="lt1">
+        <a:alpha val="90000"/>
+      </a:schemeClr>
+    </dgm:fillClrLst>
+    <dgm:linClrLst meth="repeat">
+      <a:schemeClr val="accent1"/>
+    </dgm:linClrLst>
+    <dgm:effectClrLst/>
+    <dgm:txLinClrLst/>
+    <dgm:txFillClrLst meth="repeat">
+      <a:schemeClr val="dk1"/>
+    </dgm:txFillClrLst>
+    <dgm:txEffectClrLst/>
+  </dgm:styleLbl>
+  <dgm:styleLbl name="fgAcc3">
+    <dgm:fillClrLst meth="repeat">
+      <a:schemeClr val="lt1">
+        <a:alpha val="90000"/>
+      </a:schemeClr>
+    </dgm:fillClrLst>
+    <dgm:linClrLst meth="repeat">
+      <a:schemeClr val="accent1"/>
+    </dgm:linClrLst>
+    <dgm:effectClrLst/>
+    <dgm:txLinClrLst/>
+    <dgm:txFillClrLst meth="repeat">
+      <a:schemeClr val="dk1"/>
+    </dgm:txFillClrLst>
+    <dgm:txEffectClrLst/>
+  </dgm:styleLbl>
+  <dgm:styleLbl name="fgAcc4">
+    <dgm:fillClrLst meth="repeat">
+      <a:schemeClr val="lt1">
+        <a:alpha val="90000"/>
+      </a:schemeClr>
+    </dgm:fillClrLst>
+    <dgm:linClrLst meth="repeat">
+      <a:schemeClr val="accent1"/>
+    </dgm:linClrLst>
+    <dgm:effectClrLst/>
+    <dgm:txLinClrLst/>
+    <dgm:txFillClrLst meth="repeat">
+      <a:schemeClr val="dk1"/>
+    </dgm:txFillClrLst>
+    <dgm:txEffectClrLst/>
+  </dgm:styleLbl>
+  <dgm:styleLbl name="bgShp">
+    <dgm:fillClrLst meth="repeat">
+      <a:schemeClr val="accent1">
+        <a:tint val="40000"/>
+      </a:schemeClr>
+    </dgm:fillClrLst>
+    <dgm:linClrLst meth="repeat">
+      <a:schemeClr val="accent1"/>
+    </dgm:linClrLst>
+    <dgm:effectClrLst/>
+    <dgm:txLinClrLst/>
+    <dgm:txFillClrLst meth="repeat">
+      <a:schemeClr val="dk1"/>
+    </dgm:txFillClrLst>
+    <dgm:txEffectClrLst/>
+  </dgm:styleLbl>
+  <dgm:styleLbl name="dkBgShp">
+    <dgm:fillClrLst meth="repeat">
+      <a:schemeClr val="accent1">
+        <a:shade val="80000"/>
+      </a:schemeClr>
+    </dgm:fillClrLst>
+    <dgm:linClrLst meth="repeat">
+      <a:schemeClr val="accent1"/>
+    </dgm:linClrLst>
+    <dgm:effectClrLst/>
+    <dgm:txLinClrLst/>
+    <dgm:txFillClrLst meth="repeat">
+      <a:schemeClr val="lt1"/>
+    </dgm:txFillClrLst>
+    <dgm:txEffectClrLst/>
+  </dgm:styleLbl>
+  <dgm:styleLbl name="trBgShp">
+    <dgm:fillClrLst meth="repeat">
+      <a:schemeClr val="accent1">
+        <a:tint val="50000"/>
+        <a:alpha val="40000"/>
+      </a:schemeClr>
+    </dgm:fillClrLst>
+    <dgm:linClrLst meth="repeat">
+      <a:schemeClr val="accent1"/>
+    </dgm:linClrLst>
+    <dgm:effectClrLst/>
+    <dgm:txLinClrLst/>
+    <dgm:txFillClrLst meth="repeat">
+      <a:schemeClr val="lt1"/>
+    </dgm:txFillClrLst>
+    <dgm:txEffectClrLst/>
+  </dgm:styleLbl>
+  <dgm:styleLbl name="fgShp">
+    <dgm:fillClrLst meth="repeat">
+      <a:schemeClr val="accent1">
+        <a:tint val="60000"/>
+      </a:schemeClr>
+    </dgm:fillClrLst>
+    <dgm:linClrLst meth="repeat">
+      <a:schemeClr val="lt1"/>
+    </dgm:linClrLst>
+    <dgm:effectClrLst/>
+    <dgm:txLinClrLst/>
+    <dgm:txFillClrLst meth="repeat">
+      <a:schemeClr val="dk1"/>
+    </dgm:txFillClrLst>
+    <dgm:txEffectClrLst/>
+  </dgm:styleLbl>
+  <dgm:styleLbl name="revTx">
+    <dgm:fillClrLst meth="repeat">
+      <a:schemeClr val="lt1">
+        <a:alpha val="0"/>
+      </a:schemeClr>
+    </dgm:fillClrLst>
+    <dgm:linClrLst meth="repeat">
+      <a:schemeClr val="dk1">
+        <a:alpha val="0"/>
+      </a:schemeClr>
+    </dgm:linClrLst>
+    <dgm:effectClrLst/>
+    <dgm:txLinClrLst/>
+    <dgm:txFillClrLst meth="repeat">
+      <a:schemeClr val="tx1"/>
+    </dgm:txFillClrLst>
+    <dgm:txEffectClrLst/>
+  </dgm:styleLbl>
+</dgm:colorsDef>
+</file>
+
 <file path=word/diagrams/data1.xml><?xml version="1.0" encoding="utf-8"?>
 <dgm:dataModel xmlns:dgm="http://schemas.openxmlformats.org/drawingml/2006/diagram" xmlns:a="http://schemas.openxmlformats.org/drawingml/2006/main">
   <dgm:ptLst>
@@ -6197,6 +7611,1010 @@
   <dgm:extLst>
     <a:ext uri="http://schemas.microsoft.com/office/drawing/2008/diagram">
       <dsp:dataModelExt xmlns:dsp="http://schemas.microsoft.com/office/drawing/2008/diagram" relId="rId13" minVer="http://schemas.openxmlformats.org/drawingml/2006/diagram"/>
+    </a:ext>
+  </dgm:extLst>
+</dgm:dataModel>
+</file>
+
+<file path=word/diagrams/data2.xml><?xml version="1.0" encoding="utf-8"?>
+<dgm:dataModel xmlns:dgm="http://schemas.openxmlformats.org/drawingml/2006/diagram" xmlns:a="http://schemas.openxmlformats.org/drawingml/2006/main">
+  <dgm:ptLst>
+    <dgm:pt modelId="{3845EA71-3641-4F99-B6D8-F7FAFEC24566}" type="doc">
+      <dgm:prSet loTypeId="urn:microsoft.com/office/officeart/2024/layout/BulletTimelineInverted" loCatId="timeline" qsTypeId="urn:microsoft.com/office/officeart/2005/8/quickstyle/simple1" qsCatId="simple" csTypeId="urn:microsoft.com/office/officeart/2005/8/colors/accent1_2" csCatId="accent1" phldr="1"/>
+      <dgm:spPr/>
+      <dgm:t>
+        <a:bodyPr/>
+        <a:lstStyle/>
+        <a:p>
+          <a:endParaRPr lang="en-GB"/>
+        </a:p>
+      </dgm:t>
+    </dgm:pt>
+    <dgm:pt modelId="{EE76685C-8286-4F11-B932-114A64FD6295}">
+      <dgm:prSet phldrT="Add an event" custT="1"/>
+      <dgm:spPr/>
+      <dgm:t>
+        <a:bodyPr/>
+        <a:lstStyle/>
+        <a:p>
+          <a:pPr>
+            <a:defRPr b="1"/>
+          </a:pPr>
+          <a:r>
+            <a:rPr lang="en-GB" sz="1000"/>
+            <a:t>October 2026</a:t>
+          </a:r>
+        </a:p>
+      </dgm:t>
+    </dgm:pt>
+    <dgm:pt modelId="{3CC532FF-41CB-4227-9C85-EA68BAE0221C}" type="parTrans" cxnId="{2546498F-FE00-4F0C-8F6E-6FF5CA5FE05E}">
+      <dgm:prSet/>
+      <dgm:spPr/>
+      <dgm:t>
+        <a:bodyPr/>
+        <a:lstStyle/>
+        <a:p>
+          <a:endParaRPr lang="en-GB"/>
+        </a:p>
+      </dgm:t>
+    </dgm:pt>
+    <dgm:pt modelId="{9CCE208D-4F8D-467E-8CF6-D7B19B53D939}" type="sibTrans" cxnId="{2546498F-FE00-4F0C-8F6E-6FF5CA5FE05E}">
+      <dgm:prSet/>
+      <dgm:spPr/>
+      <dgm:t>
+        <a:bodyPr/>
+        <a:lstStyle/>
+        <a:p>
+          <a:endParaRPr lang="en-GB"/>
+        </a:p>
+      </dgm:t>
+    </dgm:pt>
+    <dgm:pt modelId="{3C0F4FE9-9422-44F7-8670-AC2316DF23ED}">
+      <dgm:prSet phldrT="Write a description of the significance of this event" custT="1"/>
+      <dgm:spPr/>
+      <dgm:t>
+        <a:bodyPr/>
+        <a:lstStyle/>
+        <a:p>
+          <a:r>
+            <a:rPr lang="en-GB" sz="800"/>
+            <a:t>CA1 - Proposal submission</a:t>
+          </a:r>
+        </a:p>
+        <a:p>
+          <a:r>
+            <a:rPr lang="en-GB" sz="800"/>
+            <a:t>Data collection  chose</a:t>
+          </a:r>
+        </a:p>
+      </dgm:t>
+    </dgm:pt>
+    <dgm:pt modelId="{EA87846D-56F7-4CA5-B57D-7AD7D302F568}" type="parTrans" cxnId="{8A807129-19B4-43A5-B510-85F0DC74C786}">
+      <dgm:prSet/>
+      <dgm:spPr/>
+      <dgm:t>
+        <a:bodyPr/>
+        <a:lstStyle/>
+        <a:p>
+          <a:endParaRPr lang="en-GB"/>
+        </a:p>
+      </dgm:t>
+    </dgm:pt>
+    <dgm:pt modelId="{564FDD91-0147-40E3-92BC-9CD459C2EA2B}" type="sibTrans" cxnId="{8A807129-19B4-43A5-B510-85F0DC74C786}">
+      <dgm:prSet/>
+      <dgm:spPr/>
+      <dgm:t>
+        <a:bodyPr/>
+        <a:lstStyle/>
+        <a:p>
+          <a:endParaRPr lang="en-GB"/>
+        </a:p>
+      </dgm:t>
+    </dgm:pt>
+    <dgm:pt modelId="{4C365FAD-B285-4E7C-88D5-37B960620C50}">
+      <dgm:prSet phldrT="Add an event" custT="1"/>
+      <dgm:spPr/>
+      <dgm:t>
+        <a:bodyPr/>
+        <a:lstStyle/>
+        <a:p>
+          <a:pPr>
+            <a:defRPr b="1"/>
+          </a:pPr>
+          <a:r>
+            <a:rPr lang="en-GB" sz="1000"/>
+            <a:t>November 2026</a:t>
+          </a:r>
+        </a:p>
+      </dgm:t>
+    </dgm:pt>
+    <dgm:pt modelId="{14C2C0CB-D7E8-40E0-8C2A-2C3291F1F955}" type="parTrans" cxnId="{F97B6459-E3CA-4B6B-A53C-36F6FE0F4C39}">
+      <dgm:prSet/>
+      <dgm:spPr/>
+      <dgm:t>
+        <a:bodyPr/>
+        <a:lstStyle/>
+        <a:p>
+          <a:endParaRPr lang="en-GB"/>
+        </a:p>
+      </dgm:t>
+    </dgm:pt>
+    <dgm:pt modelId="{16496D2B-76FD-4806-851F-4506133823FD}" type="sibTrans" cxnId="{F97B6459-E3CA-4B6B-A53C-36F6FE0F4C39}">
+      <dgm:prSet/>
+      <dgm:spPr/>
+      <dgm:t>
+        <a:bodyPr/>
+        <a:lstStyle/>
+        <a:p>
+          <a:endParaRPr lang="en-GB"/>
+        </a:p>
+      </dgm:t>
+    </dgm:pt>
+    <dgm:pt modelId="{6A0F3408-58EB-4A4A-9470-8413BBCF234A}">
+      <dgm:prSet phldrT="Write a description of the significance of this event" custT="1"/>
+      <dgm:spPr/>
+      <dgm:t>
+        <a:bodyPr/>
+        <a:lstStyle/>
+        <a:p>
+          <a:r>
+            <a:rPr lang="en-GB" sz="800"/>
+            <a:t>Data preparation</a:t>
+          </a:r>
+        </a:p>
+        <a:p>
+          <a:r>
+            <a:rPr lang="en-GB" sz="800"/>
+            <a:t>Data Analysis</a:t>
+          </a:r>
+        </a:p>
+      </dgm:t>
+    </dgm:pt>
+    <dgm:pt modelId="{D430C8DA-8AF8-4A40-83A4-C96CDF7EEB5B}" type="parTrans" cxnId="{DE1BEEA5-5F49-4C38-AA97-FD54A7636CA2}">
+      <dgm:prSet/>
+      <dgm:spPr/>
+      <dgm:t>
+        <a:bodyPr/>
+        <a:lstStyle/>
+        <a:p>
+          <a:endParaRPr lang="en-GB"/>
+        </a:p>
+      </dgm:t>
+    </dgm:pt>
+    <dgm:pt modelId="{EA131097-B81C-4FBA-95B1-3E71DCFE48F8}" type="sibTrans" cxnId="{DE1BEEA5-5F49-4C38-AA97-FD54A7636CA2}">
+      <dgm:prSet/>
+      <dgm:spPr/>
+      <dgm:t>
+        <a:bodyPr/>
+        <a:lstStyle/>
+        <a:p>
+          <a:endParaRPr lang="en-GB"/>
+        </a:p>
+      </dgm:t>
+    </dgm:pt>
+    <dgm:pt modelId="{A6D40A67-9E35-4C63-A4EE-1BC5E156C34E}">
+      <dgm:prSet phldrT="Add an event" custT="1"/>
+      <dgm:spPr/>
+      <dgm:t>
+        <a:bodyPr/>
+        <a:lstStyle/>
+        <a:p>
+          <a:pPr>
+            <a:defRPr b="1"/>
+          </a:pPr>
+          <a:endParaRPr lang="en-GB" sz="600"/>
+        </a:p>
+        <a:p>
+          <a:pPr>
+            <a:defRPr b="1"/>
+          </a:pPr>
+          <a:r>
+            <a:rPr lang="en-GB" sz="1000"/>
+            <a:t>December 2026</a:t>
+          </a:r>
+        </a:p>
+        <a:p>
+          <a:pPr>
+            <a:defRPr b="1"/>
+          </a:pPr>
+          <a:endParaRPr lang="en-GB" sz="600"/>
+        </a:p>
+      </dgm:t>
+    </dgm:pt>
+    <dgm:pt modelId="{3BC20469-ED91-458D-AFB4-CC87E76C9EA7}" type="parTrans" cxnId="{BF61DC60-170A-4BCD-8AE5-55581411EBE3}">
+      <dgm:prSet/>
+      <dgm:spPr/>
+      <dgm:t>
+        <a:bodyPr/>
+        <a:lstStyle/>
+        <a:p>
+          <a:endParaRPr lang="en-GB"/>
+        </a:p>
+      </dgm:t>
+    </dgm:pt>
+    <dgm:pt modelId="{E6F0C284-52AD-4CC1-93CF-DD2A33270689}" type="sibTrans" cxnId="{BF61DC60-170A-4BCD-8AE5-55581411EBE3}">
+      <dgm:prSet/>
+      <dgm:spPr/>
+      <dgm:t>
+        <a:bodyPr/>
+        <a:lstStyle/>
+        <a:p>
+          <a:endParaRPr lang="en-GB"/>
+        </a:p>
+      </dgm:t>
+    </dgm:pt>
+    <dgm:pt modelId="{4D005B81-2D9F-4849-9779-03C4EDA08877}">
+      <dgm:prSet phldrT="Write a description of the significance of this event" custT="1"/>
+      <dgm:spPr/>
+      <dgm:t>
+        <a:bodyPr/>
+        <a:lstStyle/>
+        <a:p>
+          <a:r>
+            <a:rPr lang="en-GB" sz="800"/>
+            <a:t>Features</a:t>
+          </a:r>
+          <a:r>
+            <a:rPr lang="en-GB" sz="400"/>
+            <a:t> </a:t>
+          </a:r>
+        </a:p>
+      </dgm:t>
+    </dgm:pt>
+    <dgm:pt modelId="{F6DBCC5F-F8A3-491A-BF45-00DF488F4AD8}" type="parTrans" cxnId="{C20CCAB4-98E7-46D1-8FD1-E60CA21D6112}">
+      <dgm:prSet/>
+      <dgm:spPr/>
+      <dgm:t>
+        <a:bodyPr/>
+        <a:lstStyle/>
+        <a:p>
+          <a:endParaRPr lang="en-GB"/>
+        </a:p>
+      </dgm:t>
+    </dgm:pt>
+    <dgm:pt modelId="{2477F221-80A7-4DEB-B362-AAEBE442C2E0}" type="sibTrans" cxnId="{C20CCAB4-98E7-46D1-8FD1-E60CA21D6112}">
+      <dgm:prSet/>
+      <dgm:spPr/>
+      <dgm:t>
+        <a:bodyPr/>
+        <a:lstStyle/>
+        <a:p>
+          <a:endParaRPr lang="en-GB"/>
+        </a:p>
+      </dgm:t>
+    </dgm:pt>
+    <dgm:pt modelId="{94C5BB9A-BA83-4A62-B121-92882CC974E3}">
+      <dgm:prSet phldrT="Add an event" custT="1"/>
+      <dgm:spPr/>
+      <dgm:t>
+        <a:bodyPr/>
+        <a:lstStyle/>
+        <a:p>
+          <a:pPr>
+            <a:defRPr b="1"/>
+          </a:pPr>
+          <a:r>
+            <a:rPr lang="en-GB" sz="1000"/>
+            <a:t>February 2027</a:t>
+          </a:r>
+        </a:p>
+      </dgm:t>
+    </dgm:pt>
+    <dgm:pt modelId="{F9528DA0-79B3-467A-905D-73D846546D3F}" type="parTrans" cxnId="{E6A47880-935A-4988-914D-035FD08BA420}">
+      <dgm:prSet/>
+      <dgm:spPr/>
+      <dgm:t>
+        <a:bodyPr/>
+        <a:lstStyle/>
+        <a:p>
+          <a:endParaRPr lang="en-GB"/>
+        </a:p>
+      </dgm:t>
+    </dgm:pt>
+    <dgm:pt modelId="{F1F6405C-32D9-435D-92CC-4A5524E13811}" type="sibTrans" cxnId="{E6A47880-935A-4988-914D-035FD08BA420}">
+      <dgm:prSet/>
+      <dgm:spPr/>
+      <dgm:t>
+        <a:bodyPr/>
+        <a:lstStyle/>
+        <a:p>
+          <a:endParaRPr lang="en-GB"/>
+        </a:p>
+      </dgm:t>
+    </dgm:pt>
+    <dgm:pt modelId="{E0A24E71-4432-4843-B083-04792563E1F4}">
+      <dgm:prSet phldrT="Write a description of the significance of this event" custT="1"/>
+      <dgm:spPr/>
+      <dgm:t>
+        <a:bodyPr/>
+        <a:lstStyle/>
+        <a:p>
+          <a:r>
+            <a:rPr lang="en-GB" sz="800"/>
+            <a:t>Machine Learning</a:t>
+          </a:r>
+        </a:p>
+        <a:p>
+          <a:r>
+            <a:rPr lang="en-GB" sz="800"/>
+            <a:t>Collection &amp; Division</a:t>
+          </a:r>
+        </a:p>
+      </dgm:t>
+    </dgm:pt>
+    <dgm:pt modelId="{DC9A82C0-F15E-423B-988C-95B015A4F8CF}" type="parTrans" cxnId="{B943B651-997A-460C-95BA-964D05398384}">
+      <dgm:prSet/>
+      <dgm:spPr/>
+      <dgm:t>
+        <a:bodyPr/>
+        <a:lstStyle/>
+        <a:p>
+          <a:endParaRPr lang="en-GB"/>
+        </a:p>
+      </dgm:t>
+    </dgm:pt>
+    <dgm:pt modelId="{6D4F3FA3-8FF8-42E7-9D96-782B0BE34803}" type="sibTrans" cxnId="{B943B651-997A-460C-95BA-964D05398384}">
+      <dgm:prSet/>
+      <dgm:spPr/>
+      <dgm:t>
+        <a:bodyPr/>
+        <a:lstStyle/>
+        <a:p>
+          <a:endParaRPr lang="en-GB"/>
+        </a:p>
+      </dgm:t>
+    </dgm:pt>
+    <dgm:pt modelId="{3D0B2010-B668-47B4-9119-C27C8AE5E5A0}">
+      <dgm:prSet phldrT="Add an event" custT="1"/>
+      <dgm:spPr/>
+      <dgm:t>
+        <a:bodyPr/>
+        <a:lstStyle/>
+        <a:p>
+          <a:pPr>
+            <a:defRPr b="1"/>
+          </a:pPr>
+          <a:r>
+            <a:rPr lang="en-GB" sz="1000"/>
+            <a:t>March 2027</a:t>
+          </a:r>
+        </a:p>
+      </dgm:t>
+    </dgm:pt>
+    <dgm:pt modelId="{076F1CBB-519B-49CF-AF22-530D283CBA96}" type="parTrans" cxnId="{DEF72424-7D72-42E6-933A-6AF5654C6E86}">
+      <dgm:prSet/>
+      <dgm:spPr/>
+      <dgm:t>
+        <a:bodyPr/>
+        <a:lstStyle/>
+        <a:p>
+          <a:endParaRPr lang="en-GB"/>
+        </a:p>
+      </dgm:t>
+    </dgm:pt>
+    <dgm:pt modelId="{69F96AB1-220D-43B6-8534-80699A023061}" type="sibTrans" cxnId="{DEF72424-7D72-42E6-933A-6AF5654C6E86}">
+      <dgm:prSet/>
+      <dgm:spPr/>
+      <dgm:t>
+        <a:bodyPr/>
+        <a:lstStyle/>
+        <a:p>
+          <a:endParaRPr lang="en-GB"/>
+        </a:p>
+      </dgm:t>
+    </dgm:pt>
+    <dgm:pt modelId="{B81A3537-6FF7-4747-8358-FE55EE47F896}">
+      <dgm:prSet phldrT="Write a description of the significance of this event" custT="1"/>
+      <dgm:spPr/>
+      <dgm:t>
+        <a:bodyPr/>
+        <a:lstStyle/>
+        <a:p>
+          <a:r>
+            <a:rPr lang="en-GB" sz="800"/>
+            <a:t>Evaluation Metric</a:t>
+          </a:r>
+        </a:p>
+      </dgm:t>
+    </dgm:pt>
+    <dgm:pt modelId="{7BC0A1A9-2187-42E1-B932-44C0563D31A5}" type="parTrans" cxnId="{C40140D7-B9DC-4256-9EDD-23C577EACC6C}">
+      <dgm:prSet/>
+      <dgm:spPr/>
+      <dgm:t>
+        <a:bodyPr/>
+        <a:lstStyle/>
+        <a:p>
+          <a:endParaRPr lang="en-GB"/>
+        </a:p>
+      </dgm:t>
+    </dgm:pt>
+    <dgm:pt modelId="{A4E00662-63D4-4E6B-AB76-B75244CABCBF}" type="sibTrans" cxnId="{C40140D7-B9DC-4256-9EDD-23C577EACC6C}">
+      <dgm:prSet/>
+      <dgm:spPr/>
+      <dgm:t>
+        <a:bodyPr/>
+        <a:lstStyle/>
+        <a:p>
+          <a:endParaRPr lang="en-GB"/>
+        </a:p>
+      </dgm:t>
+    </dgm:pt>
+    <dgm:pt modelId="{3030F35E-3582-463B-A58A-2E7EFBB1B9AA}">
+      <dgm:prSet phldrT="Add an event" custT="1"/>
+      <dgm:spPr/>
+      <dgm:t>
+        <a:bodyPr/>
+        <a:lstStyle/>
+        <a:p>
+          <a:pPr>
+            <a:defRPr b="1"/>
+          </a:pPr>
+          <a:r>
+            <a:rPr lang="en-GB" sz="1000"/>
+            <a:t>April 2027</a:t>
+          </a:r>
+        </a:p>
+      </dgm:t>
+    </dgm:pt>
+    <dgm:pt modelId="{B5903A44-32D7-4FCB-9A5D-5F2F2BE3D5D8}" type="parTrans" cxnId="{222342B1-879F-474D-9B12-DB24A2D4F30A}">
+      <dgm:prSet/>
+      <dgm:spPr/>
+      <dgm:t>
+        <a:bodyPr/>
+        <a:lstStyle/>
+        <a:p>
+          <a:endParaRPr lang="en-GB"/>
+        </a:p>
+      </dgm:t>
+    </dgm:pt>
+    <dgm:pt modelId="{7FAE3A44-99B8-4053-AC66-44E769C6615C}" type="sibTrans" cxnId="{222342B1-879F-474D-9B12-DB24A2D4F30A}">
+      <dgm:prSet/>
+      <dgm:spPr/>
+      <dgm:t>
+        <a:bodyPr/>
+        <a:lstStyle/>
+        <a:p>
+          <a:endParaRPr lang="en-GB"/>
+        </a:p>
+      </dgm:t>
+    </dgm:pt>
+    <dgm:pt modelId="{E03C0196-407A-4EC3-855E-57CC3AE837E4}">
+      <dgm:prSet phldrT="Write a description of the significance of this event" custT="1"/>
+      <dgm:spPr/>
+      <dgm:t>
+        <a:bodyPr/>
+        <a:lstStyle/>
+        <a:p>
+          <a:r>
+            <a:rPr lang="en-GB" sz="800"/>
+            <a:t>Final</a:t>
+          </a:r>
+          <a:r>
+            <a:rPr lang="en-GB" sz="400"/>
+            <a:t> </a:t>
+          </a:r>
+          <a:r>
+            <a:rPr lang="en-GB" sz="800"/>
+            <a:t>Report</a:t>
+          </a:r>
+        </a:p>
+      </dgm:t>
+    </dgm:pt>
+    <dgm:pt modelId="{3487ADCE-4C17-4B6B-8A0F-6C5CFB85791C}" type="parTrans" cxnId="{191A0C47-E9F6-4F14-8DC9-353BFCAEA17E}">
+      <dgm:prSet/>
+      <dgm:spPr/>
+      <dgm:t>
+        <a:bodyPr/>
+        <a:lstStyle/>
+        <a:p>
+          <a:endParaRPr lang="en-GB"/>
+        </a:p>
+      </dgm:t>
+    </dgm:pt>
+    <dgm:pt modelId="{BE7BE4C9-4B25-471D-A5B8-DA82072E6BB8}" type="sibTrans" cxnId="{191A0C47-E9F6-4F14-8DC9-353BFCAEA17E}">
+      <dgm:prSet/>
+      <dgm:spPr/>
+      <dgm:t>
+        <a:bodyPr/>
+        <a:lstStyle/>
+        <a:p>
+          <a:endParaRPr lang="en-GB"/>
+        </a:p>
+      </dgm:t>
+    </dgm:pt>
+    <dgm:pt modelId="{62DE6C4D-3A59-4D44-ABC5-55C442D5E78C}" type="pres">
+      <dgm:prSet presAssocID="{3845EA71-3641-4F99-B6D8-F7FAFEC24566}" presName="root" presStyleCnt="0">
+        <dgm:presLayoutVars>
+          <dgm:dir/>
+          <dgm:animLvl val="lvl"/>
+        </dgm:presLayoutVars>
+      </dgm:prSet>
+      <dgm:spPr/>
+    </dgm:pt>
+    <dgm:pt modelId="{654445D1-1238-4DCD-86CA-805DB0CC6EB9}" type="pres">
+      <dgm:prSet presAssocID="{3845EA71-3641-4F99-B6D8-F7FAFEC24566}" presName="divider" presStyleCnt="0"/>
+      <dgm:spPr/>
+    </dgm:pt>
+    <dgm:pt modelId="{38EE6E89-AAB8-4867-8648-56E564512226}" type="pres">
+      <dgm:prSet presAssocID="{3845EA71-3641-4F99-B6D8-F7FAFEC24566}" presName="rectBar" presStyleLbl="dkBgShp" presStyleIdx="0" presStyleCnt="8"/>
+      <dgm:spPr>
+        <a:gradFill rotWithShape="0">
+          <a:gsLst>
+            <a:gs pos="0">
+              <a:schemeClr val="accent1">
+                <a:tint val="76000"/>
+              </a:schemeClr>
+            </a:gs>
+            <a:gs pos="100000">
+              <a:schemeClr val="accent1">
+                <a:tint val="76000"/>
+              </a:schemeClr>
+            </a:gs>
+          </a:gsLst>
+          <a:lin ang="0" scaled="0"/>
+        </a:gradFill>
+        <a:ln>
+          <a:noFill/>
+        </a:ln>
+        <a:effectLst/>
+      </dgm:spPr>
+    </dgm:pt>
+    <dgm:pt modelId="{6F661DBD-AE77-457E-89B5-EFF4B1194B97}" type="pres">
+      <dgm:prSet presAssocID="{3845EA71-3641-4F99-B6D8-F7FAFEC24566}" presName="chevronArrow" presStyleLbl="dkBgShp" presStyleIdx="1" presStyleCnt="8"/>
+      <dgm:spPr>
+        <a:gradFill rotWithShape="0">
+          <a:gsLst>
+            <a:gs pos="0">
+              <a:schemeClr val="accent1">
+                <a:tint val="76000"/>
+              </a:schemeClr>
+            </a:gs>
+            <a:gs pos="100000">
+              <a:schemeClr val="accent1">
+                <a:tint val="76000"/>
+              </a:schemeClr>
+            </a:gs>
+          </a:gsLst>
+          <a:lin ang="0" scaled="0"/>
+        </a:gradFill>
+        <a:ln>
+          <a:noFill/>
+        </a:ln>
+        <a:effectLst/>
+      </dgm:spPr>
+    </dgm:pt>
+    <dgm:pt modelId="{9B311255-D9A9-4306-A4D9-A0C839D28D9F}" type="pres">
+      <dgm:prSet presAssocID="{3845EA71-3641-4F99-B6D8-F7FAFEC24566}" presName="nodes" presStyleCnt="0">
+        <dgm:presLayoutVars>
+          <dgm:chMax/>
+          <dgm:chPref/>
+          <dgm:animLvl val="lvl"/>
+        </dgm:presLayoutVars>
+      </dgm:prSet>
+      <dgm:spPr/>
+    </dgm:pt>
+    <dgm:pt modelId="{31AC9123-AF47-4F82-9D21-03D83672DCD3}" type="pres">
+      <dgm:prSet presAssocID="{EE76685C-8286-4F11-B932-114A64FD6295}" presName="composite" presStyleCnt="0"/>
+      <dgm:spPr/>
+    </dgm:pt>
+    <dgm:pt modelId="{801CE31C-CA64-4E92-B74E-4880DBD62DF2}" type="pres">
+      <dgm:prSet presAssocID="{EE76685C-8286-4F11-B932-114A64FD6295}" presName="DropPinPlaceHolder" presStyleCnt="0"/>
+      <dgm:spPr/>
+    </dgm:pt>
+    <dgm:pt modelId="{60D5A1EB-32FA-4AAA-9A95-B3AF454340D8}" type="pres">
+      <dgm:prSet presAssocID="{EE76685C-8286-4F11-B932-114A64FD6295}" presName="DropPin" presStyleLbl="alignNode1" presStyleIdx="0" presStyleCnt="6"/>
+      <dgm:spPr/>
+    </dgm:pt>
+    <dgm:pt modelId="{44CB8984-216B-483B-8132-8E0D1F63B055}" type="pres">
+      <dgm:prSet presAssocID="{EE76685C-8286-4F11-B932-114A64FD6295}" presName="Ellipse" presStyleLbl="fgAcc1" presStyleIdx="0" presStyleCnt="6"/>
+      <dgm:spPr/>
+    </dgm:pt>
+    <dgm:pt modelId="{26E01004-E460-4343-8C8A-86DA2831C57A}" type="pres">
+      <dgm:prSet presAssocID="{EE76685C-8286-4F11-B932-114A64FD6295}" presName="L2TextContainer" presStyleLbl="revTx" presStyleIdx="0" presStyleCnt="12">
+        <dgm:presLayoutVars>
+          <dgm:bulletEnabled val="1"/>
+        </dgm:presLayoutVars>
+      </dgm:prSet>
+      <dgm:spPr/>
+    </dgm:pt>
+    <dgm:pt modelId="{BDA5434F-9765-424B-BC7B-69CD8EFADAD3}" type="pres">
+      <dgm:prSet presAssocID="{EE76685C-8286-4F11-B932-114A64FD6295}" presName="L1TextContainer" presStyleLbl="revTx" presStyleIdx="1" presStyleCnt="12">
+        <dgm:presLayoutVars>
+          <dgm:chMax val="1"/>
+          <dgm:chPref val="1"/>
+          <dgm:bulletEnabled val="1"/>
+        </dgm:presLayoutVars>
+      </dgm:prSet>
+      <dgm:spPr/>
+    </dgm:pt>
+    <dgm:pt modelId="{E144A390-D0C3-41F3-B6E5-EBBA51BC39DB}" type="pres">
+      <dgm:prSet presAssocID="{EE76685C-8286-4F11-B932-114A64FD6295}" presName="ConnectLine" presStyleLbl="dkBgShp" presStyleIdx="2" presStyleCnt="8" custLinFactX="-800000" custLinFactNeighborX="-894054"/>
+      <dgm:spPr/>
+    </dgm:pt>
+    <dgm:pt modelId="{F2CF3176-2E01-40F0-B309-12DC6F20E40C}" type="pres">
+      <dgm:prSet presAssocID="{EE76685C-8286-4F11-B932-114A64FD6295}" presName="ConnectorPoint" presStyleCnt="0"/>
+      <dgm:spPr/>
+    </dgm:pt>
+    <dgm:pt modelId="{3CEF1782-35B3-47A4-B0A8-8FB8F501929C}" type="pres">
+      <dgm:prSet presAssocID="{EE76685C-8286-4F11-B932-114A64FD6295}" presName="Bullet" presStyleLbl="lnNode1" presStyleIdx="0" presStyleCnt="6"/>
+      <dgm:spPr/>
+    </dgm:pt>
+    <dgm:pt modelId="{C617E2EC-924A-4F78-9B68-120EFA17DD10}" type="pres">
+      <dgm:prSet presAssocID="{EE76685C-8286-4F11-B932-114A64FD6295}" presName="EmptyPlaceHolder" presStyleCnt="0"/>
+      <dgm:spPr/>
+    </dgm:pt>
+    <dgm:pt modelId="{64932AA4-E01E-42A0-9EAE-E10D95903AA7}" type="pres">
+      <dgm:prSet presAssocID="{9CCE208D-4F8D-467E-8CF6-D7B19B53D939}" presName="spaceBetweenRectangles" presStyleCnt="0"/>
+      <dgm:spPr/>
+    </dgm:pt>
+    <dgm:pt modelId="{6C4CF91B-58F8-4E1D-9911-C8FE0AFDA473}" type="pres">
+      <dgm:prSet presAssocID="{4C365FAD-B285-4E7C-88D5-37B960620C50}" presName="composite" presStyleCnt="0"/>
+      <dgm:spPr/>
+    </dgm:pt>
+    <dgm:pt modelId="{4D7BEFC2-B329-4293-9B0C-D738B4856AE0}" type="pres">
+      <dgm:prSet presAssocID="{4C365FAD-B285-4E7C-88D5-37B960620C50}" presName="DropPinPlaceHolder" presStyleCnt="0"/>
+      <dgm:spPr/>
+    </dgm:pt>
+    <dgm:pt modelId="{00DBA30C-C549-4945-9BA2-056903D84913}" type="pres">
+      <dgm:prSet presAssocID="{4C365FAD-B285-4E7C-88D5-37B960620C50}" presName="DropPin" presStyleLbl="alignNode1" presStyleIdx="1" presStyleCnt="6"/>
+      <dgm:spPr/>
+    </dgm:pt>
+    <dgm:pt modelId="{91145C88-42E1-492C-BDD3-85F3988F2980}" type="pres">
+      <dgm:prSet presAssocID="{4C365FAD-B285-4E7C-88D5-37B960620C50}" presName="Ellipse" presStyleLbl="fgAcc1" presStyleIdx="1" presStyleCnt="6"/>
+      <dgm:spPr/>
+    </dgm:pt>
+    <dgm:pt modelId="{3CA66424-3077-42E2-AF40-D99775111AD9}" type="pres">
+      <dgm:prSet presAssocID="{4C365FAD-B285-4E7C-88D5-37B960620C50}" presName="L2TextContainer" presStyleLbl="revTx" presStyleIdx="2" presStyleCnt="12">
+        <dgm:presLayoutVars>
+          <dgm:bulletEnabled val="1"/>
+        </dgm:presLayoutVars>
+      </dgm:prSet>
+      <dgm:spPr/>
+    </dgm:pt>
+    <dgm:pt modelId="{650A930E-79A0-4AC0-B070-C3974C392E46}" type="pres">
+      <dgm:prSet presAssocID="{4C365FAD-B285-4E7C-88D5-37B960620C50}" presName="L1TextContainer" presStyleLbl="revTx" presStyleIdx="3" presStyleCnt="12">
+        <dgm:presLayoutVars>
+          <dgm:chMax val="1"/>
+          <dgm:chPref val="1"/>
+          <dgm:bulletEnabled val="1"/>
+        </dgm:presLayoutVars>
+      </dgm:prSet>
+      <dgm:spPr/>
+    </dgm:pt>
+    <dgm:pt modelId="{6A23C32D-CBAE-4866-BA99-6C59C6520086}" type="pres">
+      <dgm:prSet presAssocID="{4C365FAD-B285-4E7C-88D5-37B960620C50}" presName="ConnectLine" presStyleLbl="dkBgShp" presStyleIdx="3" presStyleCnt="8"/>
+      <dgm:spPr/>
+    </dgm:pt>
+    <dgm:pt modelId="{3C38E35B-6BD1-4961-AA52-6738CC63D3F6}" type="pres">
+      <dgm:prSet presAssocID="{4C365FAD-B285-4E7C-88D5-37B960620C50}" presName="ConnectorPoint" presStyleCnt="0"/>
+      <dgm:spPr/>
+    </dgm:pt>
+    <dgm:pt modelId="{C50EBA6A-10F0-4D6C-A04F-9CF10A461525}" type="pres">
+      <dgm:prSet presAssocID="{4C365FAD-B285-4E7C-88D5-37B960620C50}" presName="Bullet" presStyleLbl="lnNode1" presStyleIdx="1" presStyleCnt="6"/>
+      <dgm:spPr/>
+    </dgm:pt>
+    <dgm:pt modelId="{B4ED997E-5C85-4BAF-8B44-CF9A9861575F}" type="pres">
+      <dgm:prSet presAssocID="{4C365FAD-B285-4E7C-88D5-37B960620C50}" presName="EmptyPlaceHolder" presStyleCnt="0"/>
+      <dgm:spPr/>
+    </dgm:pt>
+    <dgm:pt modelId="{8FCE7A53-BDF6-45C1-806A-8B77D3D40D93}" type="pres">
+      <dgm:prSet presAssocID="{16496D2B-76FD-4806-851F-4506133823FD}" presName="spaceBetweenRectangles" presStyleCnt="0"/>
+      <dgm:spPr/>
+    </dgm:pt>
+    <dgm:pt modelId="{89CB6992-25F9-4341-9C2B-F9F72935DA61}" type="pres">
+      <dgm:prSet presAssocID="{A6D40A67-9E35-4C63-A4EE-1BC5E156C34E}" presName="composite" presStyleCnt="0"/>
+      <dgm:spPr/>
+    </dgm:pt>
+    <dgm:pt modelId="{A9880231-1744-44A4-A8A8-A702940CA881}" type="pres">
+      <dgm:prSet presAssocID="{A6D40A67-9E35-4C63-A4EE-1BC5E156C34E}" presName="DropPinPlaceHolder" presStyleCnt="0"/>
+      <dgm:spPr/>
+    </dgm:pt>
+    <dgm:pt modelId="{E47E6AFC-BC60-4663-92AF-28F9A346E772}" type="pres">
+      <dgm:prSet presAssocID="{A6D40A67-9E35-4C63-A4EE-1BC5E156C34E}" presName="DropPin" presStyleLbl="alignNode1" presStyleIdx="2" presStyleCnt="6"/>
+      <dgm:spPr/>
+    </dgm:pt>
+    <dgm:pt modelId="{E6758C53-B5BA-4E1E-8270-C0E5E14D2E98}" type="pres">
+      <dgm:prSet presAssocID="{A6D40A67-9E35-4C63-A4EE-1BC5E156C34E}" presName="Ellipse" presStyleLbl="fgAcc1" presStyleIdx="2" presStyleCnt="6"/>
+      <dgm:spPr/>
+    </dgm:pt>
+    <dgm:pt modelId="{CA8A2644-0811-483D-9E68-77C34D46B345}" type="pres">
+      <dgm:prSet presAssocID="{A6D40A67-9E35-4C63-A4EE-1BC5E156C34E}" presName="L2TextContainer" presStyleLbl="revTx" presStyleIdx="4" presStyleCnt="12">
+        <dgm:presLayoutVars>
+          <dgm:bulletEnabled val="1"/>
+        </dgm:presLayoutVars>
+      </dgm:prSet>
+      <dgm:spPr/>
+    </dgm:pt>
+    <dgm:pt modelId="{BCEA7D10-30F5-4A9B-A996-F62BA76A6EB2}" type="pres">
+      <dgm:prSet presAssocID="{A6D40A67-9E35-4C63-A4EE-1BC5E156C34E}" presName="L1TextContainer" presStyleLbl="revTx" presStyleIdx="5" presStyleCnt="12">
+        <dgm:presLayoutVars>
+          <dgm:chMax val="1"/>
+          <dgm:chPref val="1"/>
+          <dgm:bulletEnabled val="1"/>
+        </dgm:presLayoutVars>
+      </dgm:prSet>
+      <dgm:spPr/>
+    </dgm:pt>
+    <dgm:pt modelId="{B0A617B5-1BBF-4D1D-907F-B207BD9D9A7B}" type="pres">
+      <dgm:prSet presAssocID="{A6D40A67-9E35-4C63-A4EE-1BC5E156C34E}" presName="ConnectLine" presStyleLbl="dkBgShp" presStyleIdx="4" presStyleCnt="8"/>
+      <dgm:spPr/>
+    </dgm:pt>
+    <dgm:pt modelId="{054A0E52-3A51-4908-9554-354A105F4831}" type="pres">
+      <dgm:prSet presAssocID="{A6D40A67-9E35-4C63-A4EE-1BC5E156C34E}" presName="ConnectorPoint" presStyleCnt="0"/>
+      <dgm:spPr/>
+    </dgm:pt>
+    <dgm:pt modelId="{70F81A4D-7ACC-471A-9E44-61B095BE1A50}" type="pres">
+      <dgm:prSet presAssocID="{A6D40A67-9E35-4C63-A4EE-1BC5E156C34E}" presName="Bullet" presStyleLbl="lnNode1" presStyleIdx="2" presStyleCnt="6"/>
+      <dgm:spPr/>
+    </dgm:pt>
+    <dgm:pt modelId="{B79F48E7-6509-49D6-8786-640DEE12F196}" type="pres">
+      <dgm:prSet presAssocID="{A6D40A67-9E35-4C63-A4EE-1BC5E156C34E}" presName="EmptyPlaceHolder" presStyleCnt="0"/>
+      <dgm:spPr/>
+    </dgm:pt>
+    <dgm:pt modelId="{FFD42D1F-7285-45CE-9D11-4AA320CC0D2B}" type="pres">
+      <dgm:prSet presAssocID="{E6F0C284-52AD-4CC1-93CF-DD2A33270689}" presName="spaceBetweenRectangles" presStyleCnt="0"/>
+      <dgm:spPr/>
+    </dgm:pt>
+    <dgm:pt modelId="{DD5E8C6A-AFD0-4FBB-ADDE-D35ABF2F1766}" type="pres">
+      <dgm:prSet presAssocID="{94C5BB9A-BA83-4A62-B121-92882CC974E3}" presName="composite" presStyleCnt="0"/>
+      <dgm:spPr/>
+    </dgm:pt>
+    <dgm:pt modelId="{7422A456-1649-4283-BFF2-69BF43DEC2F4}" type="pres">
+      <dgm:prSet presAssocID="{94C5BB9A-BA83-4A62-B121-92882CC974E3}" presName="DropPinPlaceHolder" presStyleCnt="0"/>
+      <dgm:spPr/>
+    </dgm:pt>
+    <dgm:pt modelId="{47567BAF-E6AE-4A7C-9094-D5E406506746}" type="pres">
+      <dgm:prSet presAssocID="{94C5BB9A-BA83-4A62-B121-92882CC974E3}" presName="DropPin" presStyleLbl="alignNode1" presStyleIdx="3" presStyleCnt="6"/>
+      <dgm:spPr/>
+    </dgm:pt>
+    <dgm:pt modelId="{1544D914-13F5-4D73-B6D3-764F6FD619DF}" type="pres">
+      <dgm:prSet presAssocID="{94C5BB9A-BA83-4A62-B121-92882CC974E3}" presName="Ellipse" presStyleLbl="fgAcc1" presStyleIdx="3" presStyleCnt="6"/>
+      <dgm:spPr/>
+    </dgm:pt>
+    <dgm:pt modelId="{017CFEAE-0DC1-4BC9-8D62-F7221B4A29FB}" type="pres">
+      <dgm:prSet presAssocID="{94C5BB9A-BA83-4A62-B121-92882CC974E3}" presName="L2TextContainer" presStyleLbl="revTx" presStyleIdx="6" presStyleCnt="12">
+        <dgm:presLayoutVars>
+          <dgm:bulletEnabled val="1"/>
+        </dgm:presLayoutVars>
+      </dgm:prSet>
+      <dgm:spPr/>
+    </dgm:pt>
+    <dgm:pt modelId="{1D03160A-6FDE-4CF4-A39E-203867719F10}" type="pres">
+      <dgm:prSet presAssocID="{94C5BB9A-BA83-4A62-B121-92882CC974E3}" presName="L1TextContainer" presStyleLbl="revTx" presStyleIdx="7" presStyleCnt="12">
+        <dgm:presLayoutVars>
+          <dgm:chMax val="1"/>
+          <dgm:chPref val="1"/>
+          <dgm:bulletEnabled val="1"/>
+        </dgm:presLayoutVars>
+      </dgm:prSet>
+      <dgm:spPr/>
+    </dgm:pt>
+    <dgm:pt modelId="{69DE16EA-AEAB-47B3-91FE-1C3F96124725}" type="pres">
+      <dgm:prSet presAssocID="{94C5BB9A-BA83-4A62-B121-92882CC974E3}" presName="ConnectLine" presStyleLbl="dkBgShp" presStyleIdx="5" presStyleCnt="8"/>
+      <dgm:spPr/>
+    </dgm:pt>
+    <dgm:pt modelId="{33C08752-3A71-492F-B74F-22A4C4141241}" type="pres">
+      <dgm:prSet presAssocID="{94C5BB9A-BA83-4A62-B121-92882CC974E3}" presName="ConnectorPoint" presStyleCnt="0"/>
+      <dgm:spPr/>
+    </dgm:pt>
+    <dgm:pt modelId="{DF0B0007-5401-4BB4-A5F3-09DD9B2EE3B8}" type="pres">
+      <dgm:prSet presAssocID="{94C5BB9A-BA83-4A62-B121-92882CC974E3}" presName="Bullet" presStyleLbl="lnNode1" presStyleIdx="3" presStyleCnt="6"/>
+      <dgm:spPr/>
+    </dgm:pt>
+    <dgm:pt modelId="{843C3BF9-B5C9-4570-AF53-3988EB8F9ABB}" type="pres">
+      <dgm:prSet presAssocID="{94C5BB9A-BA83-4A62-B121-92882CC974E3}" presName="EmptyPlaceHolder" presStyleCnt="0"/>
+      <dgm:spPr/>
+    </dgm:pt>
+    <dgm:pt modelId="{30AF866E-37DA-42B8-B020-DD1A9A52B39F}" type="pres">
+      <dgm:prSet presAssocID="{F1F6405C-32D9-435D-92CC-4A5524E13811}" presName="spaceBetweenRectangles" presStyleCnt="0"/>
+      <dgm:spPr/>
+    </dgm:pt>
+    <dgm:pt modelId="{9E351DF5-4C04-434D-A0D0-FE3769DE8908}" type="pres">
+      <dgm:prSet presAssocID="{3D0B2010-B668-47B4-9119-C27C8AE5E5A0}" presName="composite" presStyleCnt="0"/>
+      <dgm:spPr/>
+    </dgm:pt>
+    <dgm:pt modelId="{52AEDF27-6DF4-4C01-B078-BB049624C59B}" type="pres">
+      <dgm:prSet presAssocID="{3D0B2010-B668-47B4-9119-C27C8AE5E5A0}" presName="DropPinPlaceHolder" presStyleCnt="0"/>
+      <dgm:spPr/>
+    </dgm:pt>
+    <dgm:pt modelId="{9874333C-2DAD-4637-99C7-66F709AB1A62}" type="pres">
+      <dgm:prSet presAssocID="{3D0B2010-B668-47B4-9119-C27C8AE5E5A0}" presName="DropPin" presStyleLbl="alignNode1" presStyleIdx="4" presStyleCnt="6"/>
+      <dgm:spPr/>
+    </dgm:pt>
+    <dgm:pt modelId="{44AFF702-80A6-4074-8E54-6BA14FEC9EAD}" type="pres">
+      <dgm:prSet presAssocID="{3D0B2010-B668-47B4-9119-C27C8AE5E5A0}" presName="Ellipse" presStyleLbl="fgAcc1" presStyleIdx="4" presStyleCnt="6"/>
+      <dgm:spPr/>
+    </dgm:pt>
+    <dgm:pt modelId="{535EFF1D-3AF9-4B8C-ADA4-F04C5943AAB7}" type="pres">
+      <dgm:prSet presAssocID="{3D0B2010-B668-47B4-9119-C27C8AE5E5A0}" presName="L2TextContainer" presStyleLbl="revTx" presStyleIdx="8" presStyleCnt="12">
+        <dgm:presLayoutVars>
+          <dgm:bulletEnabled val="1"/>
+        </dgm:presLayoutVars>
+      </dgm:prSet>
+      <dgm:spPr/>
+    </dgm:pt>
+    <dgm:pt modelId="{AC431840-3C12-4F0F-833E-7C586886C529}" type="pres">
+      <dgm:prSet presAssocID="{3D0B2010-B668-47B4-9119-C27C8AE5E5A0}" presName="L1TextContainer" presStyleLbl="revTx" presStyleIdx="9" presStyleCnt="12">
+        <dgm:presLayoutVars>
+          <dgm:chMax val="1"/>
+          <dgm:chPref val="1"/>
+          <dgm:bulletEnabled val="1"/>
+        </dgm:presLayoutVars>
+      </dgm:prSet>
+      <dgm:spPr/>
+    </dgm:pt>
+    <dgm:pt modelId="{7CE04A3C-995C-4258-AC72-F11E27A8D746}" type="pres">
+      <dgm:prSet presAssocID="{3D0B2010-B668-47B4-9119-C27C8AE5E5A0}" presName="ConnectLine" presStyleLbl="dkBgShp" presStyleIdx="6" presStyleCnt="8"/>
+      <dgm:spPr/>
+    </dgm:pt>
+    <dgm:pt modelId="{EA3FBD1A-E831-4914-A404-3EBD301F8DB2}" type="pres">
+      <dgm:prSet presAssocID="{3D0B2010-B668-47B4-9119-C27C8AE5E5A0}" presName="ConnectorPoint" presStyleCnt="0"/>
+      <dgm:spPr/>
+    </dgm:pt>
+    <dgm:pt modelId="{B4CD15A0-FF26-417E-8AA8-C91A994C76D5}" type="pres">
+      <dgm:prSet presAssocID="{3D0B2010-B668-47B4-9119-C27C8AE5E5A0}" presName="Bullet" presStyleLbl="lnNode1" presStyleIdx="4" presStyleCnt="6"/>
+      <dgm:spPr/>
+    </dgm:pt>
+    <dgm:pt modelId="{7CB641ED-CD34-4B48-A40D-6CBEA068D649}" type="pres">
+      <dgm:prSet presAssocID="{3D0B2010-B668-47B4-9119-C27C8AE5E5A0}" presName="EmptyPlaceHolder" presStyleCnt="0"/>
+      <dgm:spPr/>
+    </dgm:pt>
+    <dgm:pt modelId="{EEEBB237-F91C-4CE2-90CA-71182D13B98E}" type="pres">
+      <dgm:prSet presAssocID="{69F96AB1-220D-43B6-8534-80699A023061}" presName="spaceBetweenRectangles" presStyleCnt="0"/>
+      <dgm:spPr/>
+    </dgm:pt>
+    <dgm:pt modelId="{03B4ABE7-3E7B-48E1-9C37-57EB17B966F7}" type="pres">
+      <dgm:prSet presAssocID="{3030F35E-3582-463B-A58A-2E7EFBB1B9AA}" presName="composite" presStyleCnt="0"/>
+      <dgm:spPr/>
+    </dgm:pt>
+    <dgm:pt modelId="{55013645-A9F1-4871-8D05-CF512B4D4EF2}" type="pres">
+      <dgm:prSet presAssocID="{3030F35E-3582-463B-A58A-2E7EFBB1B9AA}" presName="DropPinPlaceHolder" presStyleCnt="0"/>
+      <dgm:spPr/>
+    </dgm:pt>
+    <dgm:pt modelId="{495769F7-6027-4F0B-AE59-DC6692B1E993}" type="pres">
+      <dgm:prSet presAssocID="{3030F35E-3582-463B-A58A-2E7EFBB1B9AA}" presName="DropPin" presStyleLbl="alignNode1" presStyleIdx="5" presStyleCnt="6"/>
+      <dgm:spPr/>
+    </dgm:pt>
+    <dgm:pt modelId="{4FD7EF3D-E669-4702-9A3B-95AFB6785E36}" type="pres">
+      <dgm:prSet presAssocID="{3030F35E-3582-463B-A58A-2E7EFBB1B9AA}" presName="Ellipse" presStyleLbl="fgAcc1" presStyleIdx="5" presStyleCnt="6"/>
+      <dgm:spPr/>
+    </dgm:pt>
+    <dgm:pt modelId="{E1FF998F-CB36-421D-9DB3-AF22495382CE}" type="pres">
+      <dgm:prSet presAssocID="{3030F35E-3582-463B-A58A-2E7EFBB1B9AA}" presName="L2TextContainer" presStyleLbl="revTx" presStyleIdx="10" presStyleCnt="12">
+        <dgm:presLayoutVars>
+          <dgm:bulletEnabled val="1"/>
+        </dgm:presLayoutVars>
+      </dgm:prSet>
+      <dgm:spPr/>
+    </dgm:pt>
+    <dgm:pt modelId="{46838966-68D6-4278-B8D4-6336E5D13CC4}" type="pres">
+      <dgm:prSet presAssocID="{3030F35E-3582-463B-A58A-2E7EFBB1B9AA}" presName="L1TextContainer" presStyleLbl="revTx" presStyleIdx="11" presStyleCnt="12">
+        <dgm:presLayoutVars>
+          <dgm:chMax val="1"/>
+          <dgm:chPref val="1"/>
+          <dgm:bulletEnabled val="1"/>
+        </dgm:presLayoutVars>
+      </dgm:prSet>
+      <dgm:spPr/>
+    </dgm:pt>
+    <dgm:pt modelId="{BB19FEF6-4984-4574-8CAD-43DC512EA2D3}" type="pres">
+      <dgm:prSet presAssocID="{3030F35E-3582-463B-A58A-2E7EFBB1B9AA}" presName="ConnectLine" presStyleLbl="dkBgShp" presStyleIdx="7" presStyleCnt="8"/>
+      <dgm:spPr/>
+    </dgm:pt>
+    <dgm:pt modelId="{C6A831BE-C18F-4237-8987-0F4330E8788F}" type="pres">
+      <dgm:prSet presAssocID="{3030F35E-3582-463B-A58A-2E7EFBB1B9AA}" presName="ConnectorPoint" presStyleCnt="0"/>
+      <dgm:spPr/>
+    </dgm:pt>
+    <dgm:pt modelId="{8FC6442C-B09A-4AD8-8861-12F03C2E61DB}" type="pres">
+      <dgm:prSet presAssocID="{3030F35E-3582-463B-A58A-2E7EFBB1B9AA}" presName="Bullet" presStyleLbl="lnNode1" presStyleIdx="5" presStyleCnt="6"/>
+      <dgm:spPr/>
+    </dgm:pt>
+    <dgm:pt modelId="{0BD5BB62-2B87-40F9-8415-3F77B25D2F6F}" type="pres">
+      <dgm:prSet presAssocID="{3030F35E-3582-463B-A58A-2E7EFBB1B9AA}" presName="EmptyPlaceHolder" presStyleCnt="0"/>
+      <dgm:spPr/>
+    </dgm:pt>
+  </dgm:ptLst>
+  <dgm:cxnLst>
+    <dgm:cxn modelId="{26298F01-5388-44BC-875E-29F139957AA6}" type="presOf" srcId="{94C5BB9A-BA83-4A62-B121-92882CC974E3}" destId="{1D03160A-6FDE-4CF4-A39E-203867719F10}" srcOrd="0" destOrd="0" presId="urn:microsoft.com/office/officeart/2024/layout/BulletTimelineInverted"/>
+    <dgm:cxn modelId="{49D14611-B746-4E6A-8D0D-DEFB23494D7E}" type="presOf" srcId="{4C365FAD-B285-4E7C-88D5-37B960620C50}" destId="{650A930E-79A0-4AC0-B070-C3974C392E46}" srcOrd="0" destOrd="0" presId="urn:microsoft.com/office/officeart/2024/layout/BulletTimelineInverted"/>
+    <dgm:cxn modelId="{DEF72424-7D72-42E6-933A-6AF5654C6E86}" srcId="{3845EA71-3641-4F99-B6D8-F7FAFEC24566}" destId="{3D0B2010-B668-47B4-9119-C27C8AE5E5A0}" srcOrd="4" destOrd="0" parTransId="{076F1CBB-519B-49CF-AF22-530D283CBA96}" sibTransId="{69F96AB1-220D-43B6-8534-80699A023061}"/>
+    <dgm:cxn modelId="{8A807129-19B4-43A5-B510-85F0DC74C786}" srcId="{EE76685C-8286-4F11-B932-114A64FD6295}" destId="{3C0F4FE9-9422-44F7-8670-AC2316DF23ED}" srcOrd="0" destOrd="0" parTransId="{EA87846D-56F7-4CA5-B57D-7AD7D302F568}" sibTransId="{564FDD91-0147-40E3-92BC-9CD459C2EA2B}"/>
+    <dgm:cxn modelId="{47AC2633-27E4-44F4-AC9F-D286A2373C99}" type="presOf" srcId="{E03C0196-407A-4EC3-855E-57CC3AE837E4}" destId="{E1FF998F-CB36-421D-9DB3-AF22495382CE}" srcOrd="0" destOrd="0" presId="urn:microsoft.com/office/officeart/2024/layout/BulletTimelineInverted"/>
+    <dgm:cxn modelId="{BF61DC60-170A-4BCD-8AE5-55581411EBE3}" srcId="{3845EA71-3641-4F99-B6D8-F7FAFEC24566}" destId="{A6D40A67-9E35-4C63-A4EE-1BC5E156C34E}" srcOrd="2" destOrd="0" parTransId="{3BC20469-ED91-458D-AFB4-CC87E76C9EA7}" sibTransId="{E6F0C284-52AD-4CC1-93CF-DD2A33270689}"/>
+    <dgm:cxn modelId="{1F4C5962-780B-4F94-8386-25215B48A6EE}" type="presOf" srcId="{A6D40A67-9E35-4C63-A4EE-1BC5E156C34E}" destId="{BCEA7D10-30F5-4A9B-A996-F62BA76A6EB2}" srcOrd="0" destOrd="0" presId="urn:microsoft.com/office/officeart/2024/layout/BulletTimelineInverted"/>
+    <dgm:cxn modelId="{191A0C47-E9F6-4F14-8DC9-353BFCAEA17E}" srcId="{3030F35E-3582-463B-A58A-2E7EFBB1B9AA}" destId="{E03C0196-407A-4EC3-855E-57CC3AE837E4}" srcOrd="0" destOrd="0" parTransId="{3487ADCE-4C17-4B6B-8A0F-6C5CFB85791C}" sibTransId="{BE7BE4C9-4B25-471D-A5B8-DA82072E6BB8}"/>
+    <dgm:cxn modelId="{9FD80F6D-AED4-4397-982A-4BE18DAAD49F}" type="presOf" srcId="{EE76685C-8286-4F11-B932-114A64FD6295}" destId="{BDA5434F-9765-424B-BC7B-69CD8EFADAD3}" srcOrd="0" destOrd="0" presId="urn:microsoft.com/office/officeart/2024/layout/BulletTimelineInverted"/>
+    <dgm:cxn modelId="{D7307570-EB46-4E9D-B02B-1214574E7CE8}" type="presOf" srcId="{3D0B2010-B668-47B4-9119-C27C8AE5E5A0}" destId="{AC431840-3C12-4F0F-833E-7C586886C529}" srcOrd="0" destOrd="0" presId="urn:microsoft.com/office/officeart/2024/layout/BulletTimelineInverted"/>
+    <dgm:cxn modelId="{B943B651-997A-460C-95BA-964D05398384}" srcId="{94C5BB9A-BA83-4A62-B121-92882CC974E3}" destId="{E0A24E71-4432-4843-B083-04792563E1F4}" srcOrd="0" destOrd="0" parTransId="{DC9A82C0-F15E-423B-988C-95B015A4F8CF}" sibTransId="{6D4F3FA3-8FF8-42E7-9D96-782B0BE34803}"/>
+    <dgm:cxn modelId="{F97B6459-E3CA-4B6B-A53C-36F6FE0F4C39}" srcId="{3845EA71-3641-4F99-B6D8-F7FAFEC24566}" destId="{4C365FAD-B285-4E7C-88D5-37B960620C50}" srcOrd="1" destOrd="0" parTransId="{14C2C0CB-D7E8-40E0-8C2A-2C3291F1F955}" sibTransId="{16496D2B-76FD-4806-851F-4506133823FD}"/>
+    <dgm:cxn modelId="{808ED17C-50DB-44F1-A33F-91B9E62A69A1}" type="presOf" srcId="{6A0F3408-58EB-4A4A-9470-8413BBCF234A}" destId="{3CA66424-3077-42E2-AF40-D99775111AD9}" srcOrd="0" destOrd="0" presId="urn:microsoft.com/office/officeart/2024/layout/BulletTimelineInverted"/>
+    <dgm:cxn modelId="{E6A47880-935A-4988-914D-035FD08BA420}" srcId="{3845EA71-3641-4F99-B6D8-F7FAFEC24566}" destId="{94C5BB9A-BA83-4A62-B121-92882CC974E3}" srcOrd="3" destOrd="0" parTransId="{F9528DA0-79B3-467A-905D-73D846546D3F}" sibTransId="{F1F6405C-32D9-435D-92CC-4A5524E13811}"/>
+    <dgm:cxn modelId="{4266CF8B-8B59-479B-BE22-13BDA50FDAE4}" type="presOf" srcId="{B81A3537-6FF7-4747-8358-FE55EE47F896}" destId="{535EFF1D-3AF9-4B8C-ADA4-F04C5943AAB7}" srcOrd="0" destOrd="0" presId="urn:microsoft.com/office/officeart/2024/layout/BulletTimelineInverted"/>
+    <dgm:cxn modelId="{2546498F-FE00-4F0C-8F6E-6FF5CA5FE05E}" srcId="{3845EA71-3641-4F99-B6D8-F7FAFEC24566}" destId="{EE76685C-8286-4F11-B932-114A64FD6295}" srcOrd="0" destOrd="0" parTransId="{3CC532FF-41CB-4227-9C85-EA68BAE0221C}" sibTransId="{9CCE208D-4F8D-467E-8CF6-D7B19B53D939}"/>
+    <dgm:cxn modelId="{E1148F95-937C-4393-A44E-1802B5DCCC6D}" type="presOf" srcId="{3845EA71-3641-4F99-B6D8-F7FAFEC24566}" destId="{62DE6C4D-3A59-4D44-ABC5-55C442D5E78C}" srcOrd="0" destOrd="0" presId="urn:microsoft.com/office/officeart/2024/layout/BulletTimelineInverted"/>
+    <dgm:cxn modelId="{277EE3A4-98C8-40E7-A3B3-6F62522DCBE4}" type="presOf" srcId="{E0A24E71-4432-4843-B083-04792563E1F4}" destId="{017CFEAE-0DC1-4BC9-8D62-F7221B4A29FB}" srcOrd="0" destOrd="0" presId="urn:microsoft.com/office/officeart/2024/layout/BulletTimelineInverted"/>
+    <dgm:cxn modelId="{DE1BEEA5-5F49-4C38-AA97-FD54A7636CA2}" srcId="{4C365FAD-B285-4E7C-88D5-37B960620C50}" destId="{6A0F3408-58EB-4A4A-9470-8413BBCF234A}" srcOrd="0" destOrd="0" parTransId="{D430C8DA-8AF8-4A40-83A4-C96CDF7EEB5B}" sibTransId="{EA131097-B81C-4FBA-95B1-3E71DCFE48F8}"/>
+    <dgm:cxn modelId="{222342B1-879F-474D-9B12-DB24A2D4F30A}" srcId="{3845EA71-3641-4F99-B6D8-F7FAFEC24566}" destId="{3030F35E-3582-463B-A58A-2E7EFBB1B9AA}" srcOrd="5" destOrd="0" parTransId="{B5903A44-32D7-4FCB-9A5D-5F2F2BE3D5D8}" sibTransId="{7FAE3A44-99B8-4053-AC66-44E769C6615C}"/>
+    <dgm:cxn modelId="{C20CCAB4-98E7-46D1-8FD1-E60CA21D6112}" srcId="{A6D40A67-9E35-4C63-A4EE-1BC5E156C34E}" destId="{4D005B81-2D9F-4849-9779-03C4EDA08877}" srcOrd="0" destOrd="0" parTransId="{F6DBCC5F-F8A3-491A-BF45-00DF488F4AD8}" sibTransId="{2477F221-80A7-4DEB-B362-AAEBE442C2E0}"/>
+    <dgm:cxn modelId="{B1ED2DC2-B7BD-4923-8843-3A2637D53527}" type="presOf" srcId="{4D005B81-2D9F-4849-9779-03C4EDA08877}" destId="{CA8A2644-0811-483D-9E68-77C34D46B345}" srcOrd="0" destOrd="0" presId="urn:microsoft.com/office/officeart/2024/layout/BulletTimelineInverted"/>
+    <dgm:cxn modelId="{92E038D6-DDD7-499E-82E2-36A99DE5F0BD}" type="presOf" srcId="{3C0F4FE9-9422-44F7-8670-AC2316DF23ED}" destId="{26E01004-E460-4343-8C8A-86DA2831C57A}" srcOrd="0" destOrd="0" presId="urn:microsoft.com/office/officeart/2024/layout/BulletTimelineInverted"/>
+    <dgm:cxn modelId="{C40140D7-B9DC-4256-9EDD-23C577EACC6C}" srcId="{3D0B2010-B668-47B4-9119-C27C8AE5E5A0}" destId="{B81A3537-6FF7-4747-8358-FE55EE47F896}" srcOrd="0" destOrd="0" parTransId="{7BC0A1A9-2187-42E1-B932-44C0563D31A5}" sibTransId="{A4E00662-63D4-4E6B-AB76-B75244CABCBF}"/>
+    <dgm:cxn modelId="{80FBC6DD-798E-4D41-ADBC-80FC06DDAAF6}" type="presOf" srcId="{3030F35E-3582-463B-A58A-2E7EFBB1B9AA}" destId="{46838966-68D6-4278-B8D4-6336E5D13CC4}" srcOrd="0" destOrd="0" presId="urn:microsoft.com/office/officeart/2024/layout/BulletTimelineInverted"/>
+    <dgm:cxn modelId="{5E8B16E5-636C-4EE4-BFFC-ECE50785B295}" type="presParOf" srcId="{62DE6C4D-3A59-4D44-ABC5-55C442D5E78C}" destId="{654445D1-1238-4DCD-86CA-805DB0CC6EB9}" srcOrd="0" destOrd="0" presId="urn:microsoft.com/office/officeart/2024/layout/BulletTimelineInverted"/>
+    <dgm:cxn modelId="{81EDE355-0060-47E2-8CF4-76A24C60E384}" type="presParOf" srcId="{654445D1-1238-4DCD-86CA-805DB0CC6EB9}" destId="{38EE6E89-AAB8-4867-8648-56E564512226}" srcOrd="0" destOrd="0" presId="urn:microsoft.com/office/officeart/2024/layout/BulletTimelineInverted"/>
+    <dgm:cxn modelId="{37D8C276-7E3D-482D-A2E5-08F652810C15}" type="presParOf" srcId="{654445D1-1238-4DCD-86CA-805DB0CC6EB9}" destId="{6F661DBD-AE77-457E-89B5-EFF4B1194B97}" srcOrd="1" destOrd="0" presId="urn:microsoft.com/office/officeart/2024/layout/BulletTimelineInverted"/>
+    <dgm:cxn modelId="{B8414C27-14B7-4ADE-A9AF-DA641A0DF381}" type="presParOf" srcId="{62DE6C4D-3A59-4D44-ABC5-55C442D5E78C}" destId="{9B311255-D9A9-4306-A4D9-A0C839D28D9F}" srcOrd="1" destOrd="0" presId="urn:microsoft.com/office/officeart/2024/layout/BulletTimelineInverted"/>
+    <dgm:cxn modelId="{86353BA0-140B-4036-A7E5-C38D0C3898CB}" type="presParOf" srcId="{9B311255-D9A9-4306-A4D9-A0C839D28D9F}" destId="{31AC9123-AF47-4F82-9D21-03D83672DCD3}" srcOrd="0" destOrd="0" presId="urn:microsoft.com/office/officeart/2024/layout/BulletTimelineInverted"/>
+    <dgm:cxn modelId="{94220340-D884-4376-99B0-CF9DD83511EA}" type="presParOf" srcId="{31AC9123-AF47-4F82-9D21-03D83672DCD3}" destId="{801CE31C-CA64-4E92-B74E-4880DBD62DF2}" srcOrd="0" destOrd="0" presId="urn:microsoft.com/office/officeart/2024/layout/BulletTimelineInverted"/>
+    <dgm:cxn modelId="{52CD7927-2432-4424-A406-B6BBB5F53160}" type="presParOf" srcId="{801CE31C-CA64-4E92-B74E-4880DBD62DF2}" destId="{60D5A1EB-32FA-4AAA-9A95-B3AF454340D8}" srcOrd="0" destOrd="0" presId="urn:microsoft.com/office/officeart/2024/layout/BulletTimelineInverted"/>
+    <dgm:cxn modelId="{8C4D4E8E-C00C-49A2-8B60-D0E650C67635}" type="presParOf" srcId="{801CE31C-CA64-4E92-B74E-4880DBD62DF2}" destId="{44CB8984-216B-483B-8132-8E0D1F63B055}" srcOrd="1" destOrd="0" presId="urn:microsoft.com/office/officeart/2024/layout/BulletTimelineInverted"/>
+    <dgm:cxn modelId="{EEBD1916-CA1C-4717-84E2-DEB6402317B4}" type="presParOf" srcId="{31AC9123-AF47-4F82-9D21-03D83672DCD3}" destId="{26E01004-E460-4343-8C8A-86DA2831C57A}" srcOrd="1" destOrd="0" presId="urn:microsoft.com/office/officeart/2024/layout/BulletTimelineInverted"/>
+    <dgm:cxn modelId="{3561622A-4CE2-497C-9CC2-9504C9C3BDAE}" type="presParOf" srcId="{31AC9123-AF47-4F82-9D21-03D83672DCD3}" destId="{BDA5434F-9765-424B-BC7B-69CD8EFADAD3}" srcOrd="2" destOrd="0" presId="urn:microsoft.com/office/officeart/2024/layout/BulletTimelineInverted"/>
+    <dgm:cxn modelId="{B889AC55-3CB6-4D0E-8E8F-4821D952FAD5}" type="presParOf" srcId="{31AC9123-AF47-4F82-9D21-03D83672DCD3}" destId="{E144A390-D0C3-41F3-B6E5-EBBA51BC39DB}" srcOrd="3" destOrd="0" presId="urn:microsoft.com/office/officeart/2024/layout/BulletTimelineInverted"/>
+    <dgm:cxn modelId="{55C6B08B-822F-4739-8B29-80979AA55964}" type="presParOf" srcId="{31AC9123-AF47-4F82-9D21-03D83672DCD3}" destId="{F2CF3176-2E01-40F0-B309-12DC6F20E40C}" srcOrd="4" destOrd="0" presId="urn:microsoft.com/office/officeart/2024/layout/BulletTimelineInverted"/>
+    <dgm:cxn modelId="{B289B668-0F75-40F1-BAED-79E7E7691E46}" type="presParOf" srcId="{F2CF3176-2E01-40F0-B309-12DC6F20E40C}" destId="{3CEF1782-35B3-47A4-B0A8-8FB8F501929C}" srcOrd="0" destOrd="0" presId="urn:microsoft.com/office/officeart/2024/layout/BulletTimelineInverted"/>
+    <dgm:cxn modelId="{76BB9C46-0806-410E-9098-B8441F346C40}" type="presParOf" srcId="{31AC9123-AF47-4F82-9D21-03D83672DCD3}" destId="{C617E2EC-924A-4F78-9B68-120EFA17DD10}" srcOrd="5" destOrd="0" presId="urn:microsoft.com/office/officeart/2024/layout/BulletTimelineInverted"/>
+    <dgm:cxn modelId="{80B51107-DFE2-415B-BD25-93E3F4940B00}" type="presParOf" srcId="{9B311255-D9A9-4306-A4D9-A0C839D28D9F}" destId="{64932AA4-E01E-42A0-9EAE-E10D95903AA7}" srcOrd="1" destOrd="0" presId="urn:microsoft.com/office/officeart/2024/layout/BulletTimelineInverted"/>
+    <dgm:cxn modelId="{D643A047-4D69-4CFB-BEFA-14CD2B787C53}" type="presParOf" srcId="{9B311255-D9A9-4306-A4D9-A0C839D28D9F}" destId="{6C4CF91B-58F8-4E1D-9911-C8FE0AFDA473}" srcOrd="2" destOrd="0" presId="urn:microsoft.com/office/officeart/2024/layout/BulletTimelineInverted"/>
+    <dgm:cxn modelId="{B3D9003F-03BA-4DD8-B95F-84406329F352}" type="presParOf" srcId="{6C4CF91B-58F8-4E1D-9911-C8FE0AFDA473}" destId="{4D7BEFC2-B329-4293-9B0C-D738B4856AE0}" srcOrd="0" destOrd="0" presId="urn:microsoft.com/office/officeart/2024/layout/BulletTimelineInverted"/>
+    <dgm:cxn modelId="{4BC5A901-7B0D-42D2-B0C5-B34CE27BE928}" type="presParOf" srcId="{4D7BEFC2-B329-4293-9B0C-D738B4856AE0}" destId="{00DBA30C-C549-4945-9BA2-056903D84913}" srcOrd="0" destOrd="0" presId="urn:microsoft.com/office/officeart/2024/layout/BulletTimelineInverted"/>
+    <dgm:cxn modelId="{9BCCE3D7-36A4-4B44-9EE3-2180FD356F03}" type="presParOf" srcId="{4D7BEFC2-B329-4293-9B0C-D738B4856AE0}" destId="{91145C88-42E1-492C-BDD3-85F3988F2980}" srcOrd="1" destOrd="0" presId="urn:microsoft.com/office/officeart/2024/layout/BulletTimelineInverted"/>
+    <dgm:cxn modelId="{12C4EF78-6F94-43E7-BB60-615CA1B5245C}" type="presParOf" srcId="{6C4CF91B-58F8-4E1D-9911-C8FE0AFDA473}" destId="{3CA66424-3077-42E2-AF40-D99775111AD9}" srcOrd="1" destOrd="0" presId="urn:microsoft.com/office/officeart/2024/layout/BulletTimelineInverted"/>
+    <dgm:cxn modelId="{2ADB9E41-A0FE-4E4D-A516-E86DCA3F1AE5}" type="presParOf" srcId="{6C4CF91B-58F8-4E1D-9911-C8FE0AFDA473}" destId="{650A930E-79A0-4AC0-B070-C3974C392E46}" srcOrd="2" destOrd="0" presId="urn:microsoft.com/office/officeart/2024/layout/BulletTimelineInverted"/>
+    <dgm:cxn modelId="{A4605D4C-E537-43E8-B38B-F99D91E5EC95}" type="presParOf" srcId="{6C4CF91B-58F8-4E1D-9911-C8FE0AFDA473}" destId="{6A23C32D-CBAE-4866-BA99-6C59C6520086}" srcOrd="3" destOrd="0" presId="urn:microsoft.com/office/officeart/2024/layout/BulletTimelineInverted"/>
+    <dgm:cxn modelId="{78004E2F-C9AA-4359-B896-426CD390509B}" type="presParOf" srcId="{6C4CF91B-58F8-4E1D-9911-C8FE0AFDA473}" destId="{3C38E35B-6BD1-4961-AA52-6738CC63D3F6}" srcOrd="4" destOrd="0" presId="urn:microsoft.com/office/officeart/2024/layout/BulletTimelineInverted"/>
+    <dgm:cxn modelId="{9B114EEA-ECB7-4AFE-972B-ED0EBAABC447}" type="presParOf" srcId="{3C38E35B-6BD1-4961-AA52-6738CC63D3F6}" destId="{C50EBA6A-10F0-4D6C-A04F-9CF10A461525}" srcOrd="0" destOrd="0" presId="urn:microsoft.com/office/officeart/2024/layout/BulletTimelineInverted"/>
+    <dgm:cxn modelId="{02722189-2DF4-4415-A1E8-9C36B6970B39}" type="presParOf" srcId="{6C4CF91B-58F8-4E1D-9911-C8FE0AFDA473}" destId="{B4ED997E-5C85-4BAF-8B44-CF9A9861575F}" srcOrd="5" destOrd="0" presId="urn:microsoft.com/office/officeart/2024/layout/BulletTimelineInverted"/>
+    <dgm:cxn modelId="{AD9A1491-BD7C-426E-8752-0BC36C5563D9}" type="presParOf" srcId="{9B311255-D9A9-4306-A4D9-A0C839D28D9F}" destId="{8FCE7A53-BDF6-45C1-806A-8B77D3D40D93}" srcOrd="3" destOrd="0" presId="urn:microsoft.com/office/officeart/2024/layout/BulletTimelineInverted"/>
+    <dgm:cxn modelId="{32BC7170-C6AC-46A3-A9D8-D8BC82B78D85}" type="presParOf" srcId="{9B311255-D9A9-4306-A4D9-A0C839D28D9F}" destId="{89CB6992-25F9-4341-9C2B-F9F72935DA61}" srcOrd="4" destOrd="0" presId="urn:microsoft.com/office/officeart/2024/layout/BulletTimelineInverted"/>
+    <dgm:cxn modelId="{E6C2FA20-F588-497F-B185-E253A0342C8D}" type="presParOf" srcId="{89CB6992-25F9-4341-9C2B-F9F72935DA61}" destId="{A9880231-1744-44A4-A8A8-A702940CA881}" srcOrd="0" destOrd="0" presId="urn:microsoft.com/office/officeart/2024/layout/BulletTimelineInverted"/>
+    <dgm:cxn modelId="{D65550FF-6D70-42C9-80F4-56ADF3A424D2}" type="presParOf" srcId="{A9880231-1744-44A4-A8A8-A702940CA881}" destId="{E47E6AFC-BC60-4663-92AF-28F9A346E772}" srcOrd="0" destOrd="0" presId="urn:microsoft.com/office/officeart/2024/layout/BulletTimelineInverted"/>
+    <dgm:cxn modelId="{B1EB53F0-0B1C-4419-BFCD-ADA4B7A77F92}" type="presParOf" srcId="{A9880231-1744-44A4-A8A8-A702940CA881}" destId="{E6758C53-B5BA-4E1E-8270-C0E5E14D2E98}" srcOrd="1" destOrd="0" presId="urn:microsoft.com/office/officeart/2024/layout/BulletTimelineInverted"/>
+    <dgm:cxn modelId="{BB4C7CB9-B241-41E3-92AF-3A238E890AC4}" type="presParOf" srcId="{89CB6992-25F9-4341-9C2B-F9F72935DA61}" destId="{CA8A2644-0811-483D-9E68-77C34D46B345}" srcOrd="1" destOrd="0" presId="urn:microsoft.com/office/officeart/2024/layout/BulletTimelineInverted"/>
+    <dgm:cxn modelId="{F6FF9ECB-F1E7-49CF-8C30-E4D54AF33781}" type="presParOf" srcId="{89CB6992-25F9-4341-9C2B-F9F72935DA61}" destId="{BCEA7D10-30F5-4A9B-A996-F62BA76A6EB2}" srcOrd="2" destOrd="0" presId="urn:microsoft.com/office/officeart/2024/layout/BulletTimelineInverted"/>
+    <dgm:cxn modelId="{3BFE8090-3955-495C-B559-88E3B6071A47}" type="presParOf" srcId="{89CB6992-25F9-4341-9C2B-F9F72935DA61}" destId="{B0A617B5-1BBF-4D1D-907F-B207BD9D9A7B}" srcOrd="3" destOrd="0" presId="urn:microsoft.com/office/officeart/2024/layout/BulletTimelineInverted"/>
+    <dgm:cxn modelId="{C2BBBF90-0C2C-4963-839C-307066B430A1}" type="presParOf" srcId="{89CB6992-25F9-4341-9C2B-F9F72935DA61}" destId="{054A0E52-3A51-4908-9554-354A105F4831}" srcOrd="4" destOrd="0" presId="urn:microsoft.com/office/officeart/2024/layout/BulletTimelineInverted"/>
+    <dgm:cxn modelId="{B0A4F2B3-DDEC-4B34-AF99-CFC43C5A7DCD}" type="presParOf" srcId="{054A0E52-3A51-4908-9554-354A105F4831}" destId="{70F81A4D-7ACC-471A-9E44-61B095BE1A50}" srcOrd="0" destOrd="0" presId="urn:microsoft.com/office/officeart/2024/layout/BulletTimelineInverted"/>
+    <dgm:cxn modelId="{EA7D1DA1-44FB-452B-8726-B9F18E1C1763}" type="presParOf" srcId="{89CB6992-25F9-4341-9C2B-F9F72935DA61}" destId="{B79F48E7-6509-49D6-8786-640DEE12F196}" srcOrd="5" destOrd="0" presId="urn:microsoft.com/office/officeart/2024/layout/BulletTimelineInverted"/>
+    <dgm:cxn modelId="{3E0B701F-331C-4B4A-A065-C09AA25900B0}" type="presParOf" srcId="{9B311255-D9A9-4306-A4D9-A0C839D28D9F}" destId="{FFD42D1F-7285-45CE-9D11-4AA320CC0D2B}" srcOrd="5" destOrd="0" presId="urn:microsoft.com/office/officeart/2024/layout/BulletTimelineInverted"/>
+    <dgm:cxn modelId="{D0E7A098-0CAD-4367-B07F-8151EB16F997}" type="presParOf" srcId="{9B311255-D9A9-4306-A4D9-A0C839D28D9F}" destId="{DD5E8C6A-AFD0-4FBB-ADDE-D35ABF2F1766}" srcOrd="6" destOrd="0" presId="urn:microsoft.com/office/officeart/2024/layout/BulletTimelineInverted"/>
+    <dgm:cxn modelId="{19C97940-0827-407F-A51D-068D1F42A73D}" type="presParOf" srcId="{DD5E8C6A-AFD0-4FBB-ADDE-D35ABF2F1766}" destId="{7422A456-1649-4283-BFF2-69BF43DEC2F4}" srcOrd="0" destOrd="0" presId="urn:microsoft.com/office/officeart/2024/layout/BulletTimelineInverted"/>
+    <dgm:cxn modelId="{64651F9A-01D9-415A-9495-75D534269E68}" type="presParOf" srcId="{7422A456-1649-4283-BFF2-69BF43DEC2F4}" destId="{47567BAF-E6AE-4A7C-9094-D5E406506746}" srcOrd="0" destOrd="0" presId="urn:microsoft.com/office/officeart/2024/layout/BulletTimelineInverted"/>
+    <dgm:cxn modelId="{08534D5C-EFC5-43EE-914E-04EC7A2BA3E5}" type="presParOf" srcId="{7422A456-1649-4283-BFF2-69BF43DEC2F4}" destId="{1544D914-13F5-4D73-B6D3-764F6FD619DF}" srcOrd="1" destOrd="0" presId="urn:microsoft.com/office/officeart/2024/layout/BulletTimelineInverted"/>
+    <dgm:cxn modelId="{D53E9749-E4B5-43D8-B4A0-8D913892727F}" type="presParOf" srcId="{DD5E8C6A-AFD0-4FBB-ADDE-D35ABF2F1766}" destId="{017CFEAE-0DC1-4BC9-8D62-F7221B4A29FB}" srcOrd="1" destOrd="0" presId="urn:microsoft.com/office/officeart/2024/layout/BulletTimelineInverted"/>
+    <dgm:cxn modelId="{1AA6FA44-7A94-4F6F-AF82-9ED49A03656D}" type="presParOf" srcId="{DD5E8C6A-AFD0-4FBB-ADDE-D35ABF2F1766}" destId="{1D03160A-6FDE-4CF4-A39E-203867719F10}" srcOrd="2" destOrd="0" presId="urn:microsoft.com/office/officeart/2024/layout/BulletTimelineInverted"/>
+    <dgm:cxn modelId="{B23762FC-9CE9-456C-A835-6D281AC999EC}" type="presParOf" srcId="{DD5E8C6A-AFD0-4FBB-ADDE-D35ABF2F1766}" destId="{69DE16EA-AEAB-47B3-91FE-1C3F96124725}" srcOrd="3" destOrd="0" presId="urn:microsoft.com/office/officeart/2024/layout/BulletTimelineInverted"/>
+    <dgm:cxn modelId="{C3A18E24-E213-4828-AE6A-2C0245C549C8}" type="presParOf" srcId="{DD5E8C6A-AFD0-4FBB-ADDE-D35ABF2F1766}" destId="{33C08752-3A71-492F-B74F-22A4C4141241}" srcOrd="4" destOrd="0" presId="urn:microsoft.com/office/officeart/2024/layout/BulletTimelineInverted"/>
+    <dgm:cxn modelId="{0768B99A-82CB-4B68-B585-C1B7ABDB9F5C}" type="presParOf" srcId="{33C08752-3A71-492F-B74F-22A4C4141241}" destId="{DF0B0007-5401-4BB4-A5F3-09DD9B2EE3B8}" srcOrd="0" destOrd="0" presId="urn:microsoft.com/office/officeart/2024/layout/BulletTimelineInverted"/>
+    <dgm:cxn modelId="{6BA1F302-9305-4292-BC4C-966926B84DA9}" type="presParOf" srcId="{DD5E8C6A-AFD0-4FBB-ADDE-D35ABF2F1766}" destId="{843C3BF9-B5C9-4570-AF53-3988EB8F9ABB}" srcOrd="5" destOrd="0" presId="urn:microsoft.com/office/officeart/2024/layout/BulletTimelineInverted"/>
+    <dgm:cxn modelId="{4753C822-265C-465A-93C2-F4B4EB110E89}" type="presParOf" srcId="{9B311255-D9A9-4306-A4D9-A0C839D28D9F}" destId="{30AF866E-37DA-42B8-B020-DD1A9A52B39F}" srcOrd="7" destOrd="0" presId="urn:microsoft.com/office/officeart/2024/layout/BulletTimelineInverted"/>
+    <dgm:cxn modelId="{EE7AC708-6174-493B-8AA8-53FC384114DA}" type="presParOf" srcId="{9B311255-D9A9-4306-A4D9-A0C839D28D9F}" destId="{9E351DF5-4C04-434D-A0D0-FE3769DE8908}" srcOrd="8" destOrd="0" presId="urn:microsoft.com/office/officeart/2024/layout/BulletTimelineInverted"/>
+    <dgm:cxn modelId="{A8A62FCA-AF79-46BD-B911-7130EC3BFB3E}" type="presParOf" srcId="{9E351DF5-4C04-434D-A0D0-FE3769DE8908}" destId="{52AEDF27-6DF4-4C01-B078-BB049624C59B}" srcOrd="0" destOrd="0" presId="urn:microsoft.com/office/officeart/2024/layout/BulletTimelineInverted"/>
+    <dgm:cxn modelId="{70330D3C-FFCF-4C5D-ABBD-25DDD6CEE3F7}" type="presParOf" srcId="{52AEDF27-6DF4-4C01-B078-BB049624C59B}" destId="{9874333C-2DAD-4637-99C7-66F709AB1A62}" srcOrd="0" destOrd="0" presId="urn:microsoft.com/office/officeart/2024/layout/BulletTimelineInverted"/>
+    <dgm:cxn modelId="{D6B02439-874D-4854-974F-0E603365C59E}" type="presParOf" srcId="{52AEDF27-6DF4-4C01-B078-BB049624C59B}" destId="{44AFF702-80A6-4074-8E54-6BA14FEC9EAD}" srcOrd="1" destOrd="0" presId="urn:microsoft.com/office/officeart/2024/layout/BulletTimelineInverted"/>
+    <dgm:cxn modelId="{7424B521-3EF9-43FA-BB96-516C640CE71D}" type="presParOf" srcId="{9E351DF5-4C04-434D-A0D0-FE3769DE8908}" destId="{535EFF1D-3AF9-4B8C-ADA4-F04C5943AAB7}" srcOrd="1" destOrd="0" presId="urn:microsoft.com/office/officeart/2024/layout/BulletTimelineInverted"/>
+    <dgm:cxn modelId="{EC91389A-F632-4F0A-BAF7-FA1FFAA96A04}" type="presParOf" srcId="{9E351DF5-4C04-434D-A0D0-FE3769DE8908}" destId="{AC431840-3C12-4F0F-833E-7C586886C529}" srcOrd="2" destOrd="0" presId="urn:microsoft.com/office/officeart/2024/layout/BulletTimelineInverted"/>
+    <dgm:cxn modelId="{51BF61F9-D2A4-498D-9B65-CD83DF6D3CAA}" type="presParOf" srcId="{9E351DF5-4C04-434D-A0D0-FE3769DE8908}" destId="{7CE04A3C-995C-4258-AC72-F11E27A8D746}" srcOrd="3" destOrd="0" presId="urn:microsoft.com/office/officeart/2024/layout/BulletTimelineInverted"/>
+    <dgm:cxn modelId="{39AF86A4-3314-4AE4-9536-E3C6550E75CB}" type="presParOf" srcId="{9E351DF5-4C04-434D-A0D0-FE3769DE8908}" destId="{EA3FBD1A-E831-4914-A404-3EBD301F8DB2}" srcOrd="4" destOrd="0" presId="urn:microsoft.com/office/officeart/2024/layout/BulletTimelineInverted"/>
+    <dgm:cxn modelId="{733684D6-B4FA-4D79-B4E6-53CE1FEE0B57}" type="presParOf" srcId="{EA3FBD1A-E831-4914-A404-3EBD301F8DB2}" destId="{B4CD15A0-FF26-417E-8AA8-C91A994C76D5}" srcOrd="0" destOrd="0" presId="urn:microsoft.com/office/officeart/2024/layout/BulletTimelineInverted"/>
+    <dgm:cxn modelId="{87007E7E-F6E7-4AA5-98F7-9AB4F0D2B782}" type="presParOf" srcId="{9E351DF5-4C04-434D-A0D0-FE3769DE8908}" destId="{7CB641ED-CD34-4B48-A40D-6CBEA068D649}" srcOrd="5" destOrd="0" presId="urn:microsoft.com/office/officeart/2024/layout/BulletTimelineInverted"/>
+    <dgm:cxn modelId="{BD32AA76-9902-41C3-A3E6-9D69ADD8EAD9}" type="presParOf" srcId="{9B311255-D9A9-4306-A4D9-A0C839D28D9F}" destId="{EEEBB237-F91C-4CE2-90CA-71182D13B98E}" srcOrd="9" destOrd="0" presId="urn:microsoft.com/office/officeart/2024/layout/BulletTimelineInverted"/>
+    <dgm:cxn modelId="{FDB86505-194F-4D49-A7EF-0BF350600BAB}" type="presParOf" srcId="{9B311255-D9A9-4306-A4D9-A0C839D28D9F}" destId="{03B4ABE7-3E7B-48E1-9C37-57EB17B966F7}" srcOrd="10" destOrd="0" presId="urn:microsoft.com/office/officeart/2024/layout/BulletTimelineInverted"/>
+    <dgm:cxn modelId="{A64DF1F9-2482-4214-AFE5-C1E015BA457C}" type="presParOf" srcId="{03B4ABE7-3E7B-48E1-9C37-57EB17B966F7}" destId="{55013645-A9F1-4871-8D05-CF512B4D4EF2}" srcOrd="0" destOrd="0" presId="urn:microsoft.com/office/officeart/2024/layout/BulletTimelineInverted"/>
+    <dgm:cxn modelId="{28B997D3-83EE-4914-B5AF-CFF5D878C579}" type="presParOf" srcId="{55013645-A9F1-4871-8D05-CF512B4D4EF2}" destId="{495769F7-6027-4F0B-AE59-DC6692B1E993}" srcOrd="0" destOrd="0" presId="urn:microsoft.com/office/officeart/2024/layout/BulletTimelineInverted"/>
+    <dgm:cxn modelId="{8B5A1306-E8F2-4297-97DA-B9389E9301A7}" type="presParOf" srcId="{55013645-A9F1-4871-8D05-CF512B4D4EF2}" destId="{4FD7EF3D-E669-4702-9A3B-95AFB6785E36}" srcOrd="1" destOrd="0" presId="urn:microsoft.com/office/officeart/2024/layout/BulletTimelineInverted"/>
+    <dgm:cxn modelId="{26C6A404-367B-4CB5-9F96-A21251FCD094}" type="presParOf" srcId="{03B4ABE7-3E7B-48E1-9C37-57EB17B966F7}" destId="{E1FF998F-CB36-421D-9DB3-AF22495382CE}" srcOrd="1" destOrd="0" presId="urn:microsoft.com/office/officeart/2024/layout/BulletTimelineInverted"/>
+    <dgm:cxn modelId="{67524079-99B3-4AD3-80F3-1962633022D0}" type="presParOf" srcId="{03B4ABE7-3E7B-48E1-9C37-57EB17B966F7}" destId="{46838966-68D6-4278-B8D4-6336E5D13CC4}" srcOrd="2" destOrd="0" presId="urn:microsoft.com/office/officeart/2024/layout/BulletTimelineInverted"/>
+    <dgm:cxn modelId="{BAF13506-5FF3-49A8-B3F3-2A11340EA421}" type="presParOf" srcId="{03B4ABE7-3E7B-48E1-9C37-57EB17B966F7}" destId="{BB19FEF6-4984-4574-8CAD-43DC512EA2D3}" srcOrd="3" destOrd="0" presId="urn:microsoft.com/office/officeart/2024/layout/BulletTimelineInverted"/>
+    <dgm:cxn modelId="{307E83B8-7A88-49C6-A219-7FEF0999B002}" type="presParOf" srcId="{03B4ABE7-3E7B-48E1-9C37-57EB17B966F7}" destId="{C6A831BE-C18F-4237-8987-0F4330E8788F}" srcOrd="4" destOrd="0" presId="urn:microsoft.com/office/officeart/2024/layout/BulletTimelineInverted"/>
+    <dgm:cxn modelId="{8ED9D0E9-0829-482A-A97C-460F72D3BE47}" type="presParOf" srcId="{C6A831BE-C18F-4237-8987-0F4330E8788F}" destId="{8FC6442C-B09A-4AD8-8861-12F03C2E61DB}" srcOrd="0" destOrd="0" presId="urn:microsoft.com/office/officeart/2024/layout/BulletTimelineInverted"/>
+    <dgm:cxn modelId="{9BD163E8-50F4-4F6C-AD2E-9DE04667EC3B}" type="presParOf" srcId="{03B4ABE7-3E7B-48E1-9C37-57EB17B966F7}" destId="{0BD5BB62-2B87-40F9-8415-3F77B25D2F6F}" srcOrd="5" destOrd="0" presId="urn:microsoft.com/office/officeart/2024/layout/BulletTimelineInverted"/>
+  </dgm:cxnLst>
+  <dgm:bg/>
+  <dgm:whole/>
+  <dgm:extLst>
+    <a:ext uri="http://schemas.microsoft.com/office/drawing/2008/diagram">
+      <dsp:dataModelExt xmlns:dsp="http://schemas.microsoft.com/office/drawing/2008/diagram" relId="rId23" minVer="http://schemas.openxmlformats.org/drawingml/2006/diagram"/>
     </a:ext>
   </dgm:extLst>
 </dgm:dataModel>
@@ -7038,6 +9456,1470 @@
 </dsp:drawing>
 </file>
 
+<file path=word/diagrams/drawing2.xml><?xml version="1.0" encoding="utf-8"?>
+<dsp:drawing xmlns:dgm="http://schemas.openxmlformats.org/drawingml/2006/diagram" xmlns:dsp="http://schemas.microsoft.com/office/drawing/2008/diagram" xmlns:a="http://schemas.openxmlformats.org/drawingml/2006/main">
+  <dsp:spTree>
+    <dsp:nvGrpSpPr>
+      <dsp:cNvPr id="0" name=""/>
+      <dsp:cNvGrpSpPr/>
+    </dsp:nvGrpSpPr>
+    <dsp:grpSpPr/>
+    <dsp:sp modelId="{38EE6E89-AAB8-4867-8648-56E564512226}">
+      <dsp:nvSpPr>
+        <dsp:cNvPr id="0" name=""/>
+        <dsp:cNvSpPr/>
+      </dsp:nvSpPr>
+      <dsp:spPr>
+        <a:xfrm>
+          <a:off x="0" y="1297847"/>
+          <a:ext cx="5919825" cy="26219"/>
+        </a:xfrm>
+        <a:prstGeom prst="rect">
+          <a:avLst/>
+        </a:prstGeom>
+        <a:gradFill rotWithShape="0">
+          <a:gsLst>
+            <a:gs pos="0">
+              <a:schemeClr val="accent1">
+                <a:tint val="76000"/>
+              </a:schemeClr>
+            </a:gs>
+            <a:gs pos="100000">
+              <a:schemeClr val="accent1">
+                <a:tint val="76000"/>
+              </a:schemeClr>
+            </a:gs>
+          </a:gsLst>
+          <a:lin ang="0" scaled="0"/>
+        </a:gradFill>
+        <a:ln>
+          <a:noFill/>
+        </a:ln>
+        <a:effectLst/>
+      </dsp:spPr>
+      <dsp:style>
+        <a:lnRef idx="0">
+          <a:scrgbClr r="0" g="0" b="0"/>
+        </a:lnRef>
+        <a:fillRef idx="1">
+          <a:scrgbClr r="0" g="0" b="0"/>
+        </a:fillRef>
+        <a:effectRef idx="0">
+          <a:scrgbClr r="0" g="0" b="0"/>
+        </a:effectRef>
+        <a:fontRef idx="minor"/>
+      </dsp:style>
+    </dsp:sp>
+    <dsp:sp modelId="{6F661DBD-AE77-457E-89B5-EFF4B1194B97}">
+      <dsp:nvSpPr>
+        <dsp:cNvPr id="0" name=""/>
+        <dsp:cNvSpPr/>
+      </dsp:nvSpPr>
+      <dsp:spPr>
+        <a:xfrm>
+          <a:off x="5786285" y="1206080"/>
+          <a:ext cx="157314" cy="209753"/>
+        </a:xfrm>
+        <a:prstGeom prst="chevron">
+          <a:avLst>
+            <a:gd name="adj" fmla="val 75000"/>
+          </a:avLst>
+        </a:prstGeom>
+        <a:gradFill rotWithShape="0">
+          <a:gsLst>
+            <a:gs pos="0">
+              <a:schemeClr val="accent1">
+                <a:tint val="76000"/>
+              </a:schemeClr>
+            </a:gs>
+            <a:gs pos="100000">
+              <a:schemeClr val="accent1">
+                <a:tint val="76000"/>
+              </a:schemeClr>
+            </a:gs>
+          </a:gsLst>
+          <a:lin ang="0" scaled="0"/>
+        </a:gradFill>
+        <a:ln>
+          <a:noFill/>
+        </a:ln>
+        <a:effectLst/>
+      </dsp:spPr>
+      <dsp:style>
+        <a:lnRef idx="0">
+          <a:scrgbClr r="0" g="0" b="0"/>
+        </a:lnRef>
+        <a:fillRef idx="1">
+          <a:scrgbClr r="0" g="0" b="0"/>
+        </a:fillRef>
+        <a:effectRef idx="0">
+          <a:scrgbClr r="0" g="0" b="0"/>
+        </a:effectRef>
+        <a:fontRef idx="minor"/>
+      </dsp:style>
+    </dsp:sp>
+    <dsp:sp modelId="{26E01004-E460-4343-8C8A-86DA2831C57A}">
+      <dsp:nvSpPr>
+        <dsp:cNvPr id="0" name=""/>
+        <dsp:cNvSpPr/>
+      </dsp:nvSpPr>
+      <dsp:spPr>
+        <a:xfrm>
+          <a:off x="327292" y="659195"/>
+          <a:ext cx="1371189" cy="578015"/>
+        </a:xfrm>
+        <a:prstGeom prst="rect">
+          <a:avLst/>
+        </a:prstGeom>
+        <a:noFill/>
+        <a:ln>
+          <a:noFill/>
+        </a:ln>
+        <a:effectLst/>
+      </dsp:spPr>
+      <dsp:style>
+        <a:lnRef idx="0">
+          <a:scrgbClr r="0" g="0" b="0"/>
+        </a:lnRef>
+        <a:fillRef idx="0">
+          <a:scrgbClr r="0" g="0" b="0"/>
+        </a:fillRef>
+        <a:effectRef idx="0">
+          <a:scrgbClr r="0" g="0" b="0"/>
+        </a:effectRef>
+        <a:fontRef idx="minor"/>
+      </dsp:style>
+      <dsp:txBody>
+        <a:bodyPr spcFirstLastPara="0" vert="horz" wrap="square" lIns="0" tIns="0" rIns="0" bIns="0" numCol="1" spcCol="1270" anchor="t" anchorCtr="0">
+          <a:noAutofit/>
+        </a:bodyPr>
+        <a:lstStyle/>
+        <a:p>
+          <a:pPr marL="0" lvl="0" indent="0" algn="l" defTabSz="355600">
+            <a:lnSpc>
+              <a:spcPct val="90000"/>
+            </a:lnSpc>
+            <a:spcBef>
+              <a:spcPct val="0"/>
+            </a:spcBef>
+            <a:spcAft>
+              <a:spcPct val="35000"/>
+            </a:spcAft>
+            <a:buNone/>
+          </a:pPr>
+          <a:r>
+            <a:rPr lang="en-GB" sz="800" kern="1200"/>
+            <a:t>CA1 - Proposal submission</a:t>
+          </a:r>
+        </a:p>
+        <a:p>
+          <a:pPr marL="0" lvl="0" indent="0" algn="l" defTabSz="355600">
+            <a:lnSpc>
+              <a:spcPct val="90000"/>
+            </a:lnSpc>
+            <a:spcBef>
+              <a:spcPct val="0"/>
+            </a:spcBef>
+            <a:spcAft>
+              <a:spcPct val="35000"/>
+            </a:spcAft>
+            <a:buNone/>
+          </a:pPr>
+          <a:r>
+            <a:rPr lang="en-GB" sz="800" kern="1200"/>
+            <a:t>Data collection  chose</a:t>
+          </a:r>
+        </a:p>
+      </dsp:txBody>
+      <dsp:txXfrm>
+        <a:off x="327292" y="659195"/>
+        <a:ext cx="1371189" cy="578015"/>
+      </dsp:txXfrm>
+    </dsp:sp>
+    <dsp:sp modelId="{BDA5434F-9765-424B-BC7B-69CD8EFADAD3}">
+      <dsp:nvSpPr>
+        <dsp:cNvPr id="0" name=""/>
+        <dsp:cNvSpPr/>
+      </dsp:nvSpPr>
+      <dsp:spPr>
+        <a:xfrm>
+          <a:off x="327292" y="360222"/>
+          <a:ext cx="1371189" cy="298973"/>
+        </a:xfrm>
+        <a:prstGeom prst="rect">
+          <a:avLst/>
+        </a:prstGeom>
+        <a:noFill/>
+        <a:ln>
+          <a:noFill/>
+        </a:ln>
+        <a:effectLst/>
+      </dsp:spPr>
+      <dsp:style>
+        <a:lnRef idx="0">
+          <a:scrgbClr r="0" g="0" b="0"/>
+        </a:lnRef>
+        <a:fillRef idx="0">
+          <a:scrgbClr r="0" g="0" b="0"/>
+        </a:fillRef>
+        <a:effectRef idx="0">
+          <a:scrgbClr r="0" g="0" b="0"/>
+        </a:effectRef>
+        <a:fontRef idx="minor"/>
+      </dsp:style>
+      <dsp:txBody>
+        <a:bodyPr spcFirstLastPara="0" vert="horz" wrap="square" lIns="0" tIns="0" rIns="0" bIns="0" numCol="1" spcCol="1270" anchor="ctr" anchorCtr="0">
+          <a:noAutofit/>
+        </a:bodyPr>
+        <a:lstStyle/>
+        <a:p>
+          <a:pPr marL="0" lvl="0" indent="0" algn="l" defTabSz="444500">
+            <a:lnSpc>
+              <a:spcPct val="90000"/>
+            </a:lnSpc>
+            <a:spcBef>
+              <a:spcPct val="0"/>
+            </a:spcBef>
+            <a:spcAft>
+              <a:spcPct val="35000"/>
+            </a:spcAft>
+            <a:buNone/>
+            <a:defRPr b="1"/>
+          </a:pPr>
+          <a:r>
+            <a:rPr lang="en-GB" sz="1000" kern="1200"/>
+            <a:t>October 2026</a:t>
+          </a:r>
+        </a:p>
+      </dsp:txBody>
+      <dsp:txXfrm>
+        <a:off x="327292" y="360222"/>
+        <a:ext cx="1371189" cy="298973"/>
+      </dsp:txXfrm>
+    </dsp:sp>
+    <dsp:sp modelId="{E144A390-D0C3-41F3-B6E5-EBBA51BC39DB}">
+      <dsp:nvSpPr>
+        <dsp:cNvPr id="0" name=""/>
+        <dsp:cNvSpPr/>
+      </dsp:nvSpPr>
+      <dsp:spPr>
+        <a:xfrm>
+          <a:off x="0" y="340290"/>
+          <a:ext cx="20410" cy="976646"/>
+        </a:xfrm>
+        <a:prstGeom prst="rect">
+          <a:avLst/>
+        </a:prstGeom>
+        <a:solidFill>
+          <a:schemeClr val="accent1">
+            <a:shade val="80000"/>
+            <a:hueOff val="0"/>
+            <a:satOff val="0"/>
+            <a:lumOff val="0"/>
+            <a:alphaOff val="0"/>
+          </a:schemeClr>
+        </a:solidFill>
+        <a:ln>
+          <a:noFill/>
+        </a:ln>
+        <a:effectLst/>
+      </dsp:spPr>
+      <dsp:style>
+        <a:lnRef idx="0">
+          <a:scrgbClr r="0" g="0" b="0"/>
+        </a:lnRef>
+        <a:fillRef idx="1">
+          <a:scrgbClr r="0" g="0" b="0"/>
+        </a:fillRef>
+        <a:effectRef idx="0">
+          <a:scrgbClr r="0" g="0" b="0"/>
+        </a:effectRef>
+        <a:fontRef idx="minor"/>
+      </dsp:style>
+    </dsp:sp>
+    <dsp:sp modelId="{3CA66424-3077-42E2-AF40-D99775111AD9}">
+      <dsp:nvSpPr>
+        <dsp:cNvPr id="0" name=""/>
+        <dsp:cNvSpPr/>
+      </dsp:nvSpPr>
+      <dsp:spPr>
+        <a:xfrm>
+          <a:off x="1176171" y="1805740"/>
+          <a:ext cx="1371189" cy="480428"/>
+        </a:xfrm>
+        <a:prstGeom prst="rect">
+          <a:avLst/>
+        </a:prstGeom>
+        <a:noFill/>
+        <a:ln>
+          <a:noFill/>
+        </a:ln>
+        <a:effectLst/>
+      </dsp:spPr>
+      <dsp:style>
+        <a:lnRef idx="0">
+          <a:scrgbClr r="0" g="0" b="0"/>
+        </a:lnRef>
+        <a:fillRef idx="0">
+          <a:scrgbClr r="0" g="0" b="0"/>
+        </a:fillRef>
+        <a:effectRef idx="0">
+          <a:scrgbClr r="0" g="0" b="0"/>
+        </a:effectRef>
+        <a:fontRef idx="minor"/>
+      </dsp:style>
+      <dsp:txBody>
+        <a:bodyPr spcFirstLastPara="0" vert="horz" wrap="square" lIns="0" tIns="0" rIns="0" bIns="0" numCol="1" spcCol="1270" anchor="t" anchorCtr="0">
+          <a:noAutofit/>
+        </a:bodyPr>
+        <a:lstStyle/>
+        <a:p>
+          <a:pPr marL="0" lvl="0" indent="0" algn="l" defTabSz="355600">
+            <a:lnSpc>
+              <a:spcPct val="90000"/>
+            </a:lnSpc>
+            <a:spcBef>
+              <a:spcPct val="0"/>
+            </a:spcBef>
+            <a:spcAft>
+              <a:spcPct val="35000"/>
+            </a:spcAft>
+            <a:buNone/>
+          </a:pPr>
+          <a:r>
+            <a:rPr lang="en-GB" sz="800" kern="1200"/>
+            <a:t>Data preparation</a:t>
+          </a:r>
+        </a:p>
+        <a:p>
+          <a:pPr marL="0" lvl="0" indent="0" algn="l" defTabSz="355600">
+            <a:lnSpc>
+              <a:spcPct val="90000"/>
+            </a:lnSpc>
+            <a:spcBef>
+              <a:spcPct val="0"/>
+            </a:spcBef>
+            <a:spcAft>
+              <a:spcPct val="35000"/>
+            </a:spcAft>
+            <a:buNone/>
+          </a:pPr>
+          <a:r>
+            <a:rPr lang="en-GB" sz="800" kern="1200"/>
+            <a:t>Data Analysis</a:t>
+          </a:r>
+        </a:p>
+      </dsp:txBody>
+      <dsp:txXfrm>
+        <a:off x="1176171" y="1805740"/>
+        <a:ext cx="1371189" cy="480428"/>
+      </dsp:txXfrm>
+    </dsp:sp>
+    <dsp:sp modelId="{650A930E-79A0-4AC0-B070-C3974C392E46}">
+      <dsp:nvSpPr>
+        <dsp:cNvPr id="0" name=""/>
+        <dsp:cNvSpPr/>
+      </dsp:nvSpPr>
+      <dsp:spPr>
+        <a:xfrm>
+          <a:off x="1176171" y="1488861"/>
+          <a:ext cx="1371189" cy="316878"/>
+        </a:xfrm>
+        <a:prstGeom prst="rect">
+          <a:avLst/>
+        </a:prstGeom>
+        <a:noFill/>
+        <a:ln>
+          <a:noFill/>
+        </a:ln>
+        <a:effectLst/>
+      </dsp:spPr>
+      <dsp:style>
+        <a:lnRef idx="0">
+          <a:scrgbClr r="0" g="0" b="0"/>
+        </a:lnRef>
+        <a:fillRef idx="0">
+          <a:scrgbClr r="0" g="0" b="0"/>
+        </a:fillRef>
+        <a:effectRef idx="0">
+          <a:scrgbClr r="0" g="0" b="0"/>
+        </a:effectRef>
+        <a:fontRef idx="minor"/>
+      </dsp:style>
+      <dsp:txBody>
+        <a:bodyPr spcFirstLastPara="0" vert="horz" wrap="square" lIns="0" tIns="0" rIns="0" bIns="0" numCol="1" spcCol="1270" anchor="ctr" anchorCtr="0">
+          <a:noAutofit/>
+        </a:bodyPr>
+        <a:lstStyle/>
+        <a:p>
+          <a:pPr marL="0" lvl="0" indent="0" algn="l" defTabSz="444500">
+            <a:lnSpc>
+              <a:spcPct val="90000"/>
+            </a:lnSpc>
+            <a:spcBef>
+              <a:spcPct val="0"/>
+            </a:spcBef>
+            <a:spcAft>
+              <a:spcPct val="35000"/>
+            </a:spcAft>
+            <a:buNone/>
+            <a:defRPr b="1"/>
+          </a:pPr>
+          <a:r>
+            <a:rPr lang="en-GB" sz="1000" kern="1200"/>
+            <a:t>November 2026</a:t>
+          </a:r>
+        </a:p>
+      </dsp:txBody>
+      <dsp:txXfrm>
+        <a:off x="1176171" y="1488861"/>
+        <a:ext cx="1371189" cy="316878"/>
+      </dsp:txXfrm>
+    </dsp:sp>
+    <dsp:sp modelId="{6A23C32D-CBAE-4866-BA99-6C59C6520086}">
+      <dsp:nvSpPr>
+        <dsp:cNvPr id="0" name=""/>
+        <dsp:cNvSpPr/>
+      </dsp:nvSpPr>
+      <dsp:spPr>
+        <a:xfrm>
+          <a:off x="1002682" y="1304867"/>
+          <a:ext cx="20410" cy="1001745"/>
+        </a:xfrm>
+        <a:prstGeom prst="rect">
+          <a:avLst/>
+        </a:prstGeom>
+        <a:solidFill>
+          <a:schemeClr val="accent1">
+            <a:shade val="80000"/>
+            <a:hueOff val="0"/>
+            <a:satOff val="0"/>
+            <a:lumOff val="0"/>
+            <a:alphaOff val="0"/>
+          </a:schemeClr>
+        </a:solidFill>
+        <a:ln>
+          <a:noFill/>
+        </a:ln>
+        <a:effectLst/>
+      </dsp:spPr>
+      <dsp:style>
+        <a:lnRef idx="0">
+          <a:scrgbClr r="0" g="0" b="0"/>
+        </a:lnRef>
+        <a:fillRef idx="1">
+          <a:scrgbClr r="0" g="0" b="0"/>
+        </a:fillRef>
+        <a:effectRef idx="0">
+          <a:scrgbClr r="0" g="0" b="0"/>
+        </a:effectRef>
+        <a:fontRef idx="minor"/>
+      </dsp:style>
+    </dsp:sp>
+    <dsp:sp modelId="{3CEF1782-35B3-47A4-B0A8-8FB8F501929C}">
+      <dsp:nvSpPr>
+        <dsp:cNvPr id="0" name=""/>
+        <dsp:cNvSpPr/>
+      </dsp:nvSpPr>
+      <dsp:spPr>
+        <a:xfrm>
+          <a:off x="-42861" y="288468"/>
+          <a:ext cx="106134" cy="103644"/>
+        </a:xfrm>
+        <a:prstGeom prst="ellipse">
+          <a:avLst/>
+        </a:prstGeom>
+        <a:solidFill>
+          <a:schemeClr val="accent1">
+            <a:hueOff val="0"/>
+            <a:satOff val="0"/>
+            <a:lumOff val="0"/>
+            <a:alphaOff val="0"/>
+          </a:schemeClr>
+        </a:solidFill>
+        <a:ln w="25400" cap="flat" cmpd="sng" algn="ctr">
+          <a:solidFill>
+            <a:schemeClr val="lt1">
+              <a:hueOff val="0"/>
+              <a:satOff val="0"/>
+              <a:lumOff val="0"/>
+              <a:alphaOff val="0"/>
+            </a:schemeClr>
+          </a:solidFill>
+          <a:prstDash val="solid"/>
+        </a:ln>
+        <a:effectLst/>
+      </dsp:spPr>
+      <dsp:style>
+        <a:lnRef idx="2">
+          <a:scrgbClr r="0" g="0" b="0"/>
+        </a:lnRef>
+        <a:fillRef idx="1">
+          <a:scrgbClr r="0" g="0" b="0"/>
+        </a:fillRef>
+        <a:effectRef idx="0">
+          <a:scrgbClr r="0" g="0" b="0"/>
+        </a:effectRef>
+        <a:fontRef idx="minor">
+          <a:schemeClr val="lt1"/>
+        </a:fontRef>
+      </dsp:style>
+    </dsp:sp>
+    <dsp:sp modelId="{C50EBA6A-10F0-4D6C-A04F-9CF10A461525}">
+      <dsp:nvSpPr>
+        <dsp:cNvPr id="0" name=""/>
+        <dsp:cNvSpPr/>
+      </dsp:nvSpPr>
+      <dsp:spPr>
+        <a:xfrm>
+          <a:off x="959820" y="2253545"/>
+          <a:ext cx="106134" cy="106134"/>
+        </a:xfrm>
+        <a:prstGeom prst="ellipse">
+          <a:avLst/>
+        </a:prstGeom>
+        <a:solidFill>
+          <a:schemeClr val="accent1">
+            <a:hueOff val="0"/>
+            <a:satOff val="0"/>
+            <a:lumOff val="0"/>
+            <a:alphaOff val="0"/>
+          </a:schemeClr>
+        </a:solidFill>
+        <a:ln w="25400" cap="flat" cmpd="sng" algn="ctr">
+          <a:solidFill>
+            <a:schemeClr val="lt1">
+              <a:hueOff val="0"/>
+              <a:satOff val="0"/>
+              <a:lumOff val="0"/>
+              <a:alphaOff val="0"/>
+            </a:schemeClr>
+          </a:solidFill>
+          <a:prstDash val="solid"/>
+        </a:ln>
+        <a:effectLst/>
+      </dsp:spPr>
+      <dsp:style>
+        <a:lnRef idx="2">
+          <a:scrgbClr r="0" g="0" b="0"/>
+        </a:lnRef>
+        <a:fillRef idx="1">
+          <a:scrgbClr r="0" g="0" b="0"/>
+        </a:fillRef>
+        <a:effectRef idx="0">
+          <a:scrgbClr r="0" g="0" b="0"/>
+        </a:effectRef>
+        <a:fontRef idx="minor">
+          <a:schemeClr val="lt1"/>
+        </a:fontRef>
+      </dsp:style>
+    </dsp:sp>
+    <dsp:sp modelId="{CA8A2644-0811-483D-9E68-77C34D46B345}">
+      <dsp:nvSpPr>
+        <dsp:cNvPr id="0" name=""/>
+        <dsp:cNvSpPr/>
+      </dsp:nvSpPr>
+      <dsp:spPr>
+        <a:xfrm>
+          <a:off x="2025049" y="659195"/>
+          <a:ext cx="1371189" cy="578015"/>
+        </a:xfrm>
+        <a:prstGeom prst="rect">
+          <a:avLst/>
+        </a:prstGeom>
+        <a:noFill/>
+        <a:ln>
+          <a:noFill/>
+        </a:ln>
+        <a:effectLst/>
+      </dsp:spPr>
+      <dsp:style>
+        <a:lnRef idx="0">
+          <a:scrgbClr r="0" g="0" b="0"/>
+        </a:lnRef>
+        <a:fillRef idx="0">
+          <a:scrgbClr r="0" g="0" b="0"/>
+        </a:fillRef>
+        <a:effectRef idx="0">
+          <a:scrgbClr r="0" g="0" b="0"/>
+        </a:effectRef>
+        <a:fontRef idx="minor"/>
+      </dsp:style>
+      <dsp:txBody>
+        <a:bodyPr spcFirstLastPara="0" vert="horz" wrap="square" lIns="0" tIns="0" rIns="0" bIns="0" numCol="1" spcCol="1270" anchor="t" anchorCtr="0">
+          <a:noAutofit/>
+        </a:bodyPr>
+        <a:lstStyle/>
+        <a:p>
+          <a:pPr marL="0" lvl="0" indent="0" algn="l" defTabSz="355600">
+            <a:lnSpc>
+              <a:spcPct val="90000"/>
+            </a:lnSpc>
+            <a:spcBef>
+              <a:spcPct val="0"/>
+            </a:spcBef>
+            <a:spcAft>
+              <a:spcPct val="35000"/>
+            </a:spcAft>
+            <a:buNone/>
+          </a:pPr>
+          <a:r>
+            <a:rPr lang="en-GB" sz="800" kern="1200"/>
+            <a:t>Features</a:t>
+          </a:r>
+          <a:r>
+            <a:rPr lang="en-GB" sz="400" kern="1200"/>
+            <a:t> </a:t>
+          </a:r>
+        </a:p>
+      </dsp:txBody>
+      <dsp:txXfrm>
+        <a:off x="2025049" y="659195"/>
+        <a:ext cx="1371189" cy="578015"/>
+      </dsp:txXfrm>
+    </dsp:sp>
+    <dsp:sp modelId="{BCEA7D10-30F5-4A9B-A996-F62BA76A6EB2}">
+      <dsp:nvSpPr>
+        <dsp:cNvPr id="0" name=""/>
+        <dsp:cNvSpPr/>
+      </dsp:nvSpPr>
+      <dsp:spPr>
+        <a:xfrm>
+          <a:off x="2025049" y="360222"/>
+          <a:ext cx="1371189" cy="298973"/>
+        </a:xfrm>
+        <a:prstGeom prst="rect">
+          <a:avLst/>
+        </a:prstGeom>
+        <a:noFill/>
+        <a:ln>
+          <a:noFill/>
+        </a:ln>
+        <a:effectLst/>
+      </dsp:spPr>
+      <dsp:style>
+        <a:lnRef idx="0">
+          <a:scrgbClr r="0" g="0" b="0"/>
+        </a:lnRef>
+        <a:fillRef idx="0">
+          <a:scrgbClr r="0" g="0" b="0"/>
+        </a:fillRef>
+        <a:effectRef idx="0">
+          <a:scrgbClr r="0" g="0" b="0"/>
+        </a:effectRef>
+        <a:fontRef idx="minor"/>
+      </dsp:style>
+      <dsp:txBody>
+        <a:bodyPr spcFirstLastPara="0" vert="horz" wrap="square" lIns="0" tIns="0" rIns="0" bIns="0" numCol="1" spcCol="1270" anchor="ctr" anchorCtr="0">
+          <a:noAutofit/>
+        </a:bodyPr>
+        <a:lstStyle/>
+        <a:p>
+          <a:pPr marL="0" lvl="0" indent="0" algn="l" defTabSz="266700">
+            <a:lnSpc>
+              <a:spcPct val="90000"/>
+            </a:lnSpc>
+            <a:spcBef>
+              <a:spcPct val="0"/>
+            </a:spcBef>
+            <a:spcAft>
+              <a:spcPct val="35000"/>
+            </a:spcAft>
+            <a:buNone/>
+            <a:defRPr b="1"/>
+          </a:pPr>
+          <a:endParaRPr lang="en-GB" sz="600" kern="1200"/>
+        </a:p>
+        <a:p>
+          <a:pPr marL="0" lvl="0" indent="0" algn="l" defTabSz="266700">
+            <a:lnSpc>
+              <a:spcPct val="90000"/>
+            </a:lnSpc>
+            <a:spcBef>
+              <a:spcPct val="0"/>
+            </a:spcBef>
+            <a:spcAft>
+              <a:spcPct val="35000"/>
+            </a:spcAft>
+            <a:buNone/>
+            <a:defRPr b="1"/>
+          </a:pPr>
+          <a:r>
+            <a:rPr lang="en-GB" sz="1000" kern="1200"/>
+            <a:t>December 2026</a:t>
+          </a:r>
+        </a:p>
+        <a:p>
+          <a:pPr marL="0" lvl="0" indent="0" algn="l" defTabSz="266700">
+            <a:lnSpc>
+              <a:spcPct val="90000"/>
+            </a:lnSpc>
+            <a:spcBef>
+              <a:spcPct val="0"/>
+            </a:spcBef>
+            <a:spcAft>
+              <a:spcPct val="35000"/>
+            </a:spcAft>
+            <a:buNone/>
+            <a:defRPr b="1"/>
+          </a:pPr>
+          <a:endParaRPr lang="en-GB" sz="600" kern="1200"/>
+        </a:p>
+      </dsp:txBody>
+      <dsp:txXfrm>
+        <a:off x="2025049" y="360222"/>
+        <a:ext cx="1371189" cy="298973"/>
+      </dsp:txXfrm>
+    </dsp:sp>
+    <dsp:sp modelId="{B0A617B5-1BBF-4D1D-907F-B207BD9D9A7B}">
+      <dsp:nvSpPr>
+        <dsp:cNvPr id="0" name=""/>
+        <dsp:cNvSpPr/>
+      </dsp:nvSpPr>
+      <dsp:spPr>
+        <a:xfrm>
+          <a:off x="1851560" y="340290"/>
+          <a:ext cx="20410" cy="976646"/>
+        </a:xfrm>
+        <a:prstGeom prst="rect">
+          <a:avLst/>
+        </a:prstGeom>
+        <a:solidFill>
+          <a:schemeClr val="accent1">
+            <a:shade val="80000"/>
+            <a:hueOff val="0"/>
+            <a:satOff val="0"/>
+            <a:lumOff val="0"/>
+            <a:alphaOff val="0"/>
+          </a:schemeClr>
+        </a:solidFill>
+        <a:ln>
+          <a:noFill/>
+        </a:ln>
+        <a:effectLst/>
+      </dsp:spPr>
+      <dsp:style>
+        <a:lnRef idx="0">
+          <a:scrgbClr r="0" g="0" b="0"/>
+        </a:lnRef>
+        <a:fillRef idx="1">
+          <a:scrgbClr r="0" g="0" b="0"/>
+        </a:fillRef>
+        <a:effectRef idx="0">
+          <a:scrgbClr r="0" g="0" b="0"/>
+        </a:effectRef>
+        <a:fontRef idx="minor"/>
+      </dsp:style>
+    </dsp:sp>
+    <dsp:sp modelId="{017CFEAE-0DC1-4BC9-8D62-F7221B4A29FB}">
+      <dsp:nvSpPr>
+        <dsp:cNvPr id="0" name=""/>
+        <dsp:cNvSpPr/>
+      </dsp:nvSpPr>
+      <dsp:spPr>
+        <a:xfrm>
+          <a:off x="2873927" y="1805740"/>
+          <a:ext cx="1371189" cy="480428"/>
+        </a:xfrm>
+        <a:prstGeom prst="rect">
+          <a:avLst/>
+        </a:prstGeom>
+        <a:noFill/>
+        <a:ln>
+          <a:noFill/>
+        </a:ln>
+        <a:effectLst/>
+      </dsp:spPr>
+      <dsp:style>
+        <a:lnRef idx="0">
+          <a:scrgbClr r="0" g="0" b="0"/>
+        </a:lnRef>
+        <a:fillRef idx="0">
+          <a:scrgbClr r="0" g="0" b="0"/>
+        </a:fillRef>
+        <a:effectRef idx="0">
+          <a:scrgbClr r="0" g="0" b="0"/>
+        </a:effectRef>
+        <a:fontRef idx="minor"/>
+      </dsp:style>
+      <dsp:txBody>
+        <a:bodyPr spcFirstLastPara="0" vert="horz" wrap="square" lIns="0" tIns="0" rIns="0" bIns="0" numCol="1" spcCol="1270" anchor="t" anchorCtr="0">
+          <a:noAutofit/>
+        </a:bodyPr>
+        <a:lstStyle/>
+        <a:p>
+          <a:pPr marL="0" lvl="0" indent="0" algn="l" defTabSz="355600">
+            <a:lnSpc>
+              <a:spcPct val="90000"/>
+            </a:lnSpc>
+            <a:spcBef>
+              <a:spcPct val="0"/>
+            </a:spcBef>
+            <a:spcAft>
+              <a:spcPct val="35000"/>
+            </a:spcAft>
+            <a:buNone/>
+          </a:pPr>
+          <a:r>
+            <a:rPr lang="en-GB" sz="800" kern="1200"/>
+            <a:t>Machine Learning</a:t>
+          </a:r>
+        </a:p>
+        <a:p>
+          <a:pPr marL="0" lvl="0" indent="0" algn="l" defTabSz="355600">
+            <a:lnSpc>
+              <a:spcPct val="90000"/>
+            </a:lnSpc>
+            <a:spcBef>
+              <a:spcPct val="0"/>
+            </a:spcBef>
+            <a:spcAft>
+              <a:spcPct val="35000"/>
+            </a:spcAft>
+            <a:buNone/>
+          </a:pPr>
+          <a:r>
+            <a:rPr lang="en-GB" sz="800" kern="1200"/>
+            <a:t>Collection &amp; Division</a:t>
+          </a:r>
+        </a:p>
+      </dsp:txBody>
+      <dsp:txXfrm>
+        <a:off x="2873927" y="1805740"/>
+        <a:ext cx="1371189" cy="480428"/>
+      </dsp:txXfrm>
+    </dsp:sp>
+    <dsp:sp modelId="{1D03160A-6FDE-4CF4-A39E-203867719F10}">
+      <dsp:nvSpPr>
+        <dsp:cNvPr id="0" name=""/>
+        <dsp:cNvSpPr/>
+      </dsp:nvSpPr>
+      <dsp:spPr>
+        <a:xfrm>
+          <a:off x="2873927" y="1488861"/>
+          <a:ext cx="1371189" cy="316878"/>
+        </a:xfrm>
+        <a:prstGeom prst="rect">
+          <a:avLst/>
+        </a:prstGeom>
+        <a:noFill/>
+        <a:ln>
+          <a:noFill/>
+        </a:ln>
+        <a:effectLst/>
+      </dsp:spPr>
+      <dsp:style>
+        <a:lnRef idx="0">
+          <a:scrgbClr r="0" g="0" b="0"/>
+        </a:lnRef>
+        <a:fillRef idx="0">
+          <a:scrgbClr r="0" g="0" b="0"/>
+        </a:fillRef>
+        <a:effectRef idx="0">
+          <a:scrgbClr r="0" g="0" b="0"/>
+        </a:effectRef>
+        <a:fontRef idx="minor"/>
+      </dsp:style>
+      <dsp:txBody>
+        <a:bodyPr spcFirstLastPara="0" vert="horz" wrap="square" lIns="0" tIns="0" rIns="0" bIns="0" numCol="1" spcCol="1270" anchor="ctr" anchorCtr="0">
+          <a:noAutofit/>
+        </a:bodyPr>
+        <a:lstStyle/>
+        <a:p>
+          <a:pPr marL="0" lvl="0" indent="0" algn="l" defTabSz="444500">
+            <a:lnSpc>
+              <a:spcPct val="90000"/>
+            </a:lnSpc>
+            <a:spcBef>
+              <a:spcPct val="0"/>
+            </a:spcBef>
+            <a:spcAft>
+              <a:spcPct val="35000"/>
+            </a:spcAft>
+            <a:buNone/>
+            <a:defRPr b="1"/>
+          </a:pPr>
+          <a:r>
+            <a:rPr lang="en-GB" sz="1000" kern="1200"/>
+            <a:t>February 2027</a:t>
+          </a:r>
+        </a:p>
+      </dsp:txBody>
+      <dsp:txXfrm>
+        <a:off x="2873927" y="1488861"/>
+        <a:ext cx="1371189" cy="316878"/>
+      </dsp:txXfrm>
+    </dsp:sp>
+    <dsp:sp modelId="{69DE16EA-AEAB-47B3-91FE-1C3F96124725}">
+      <dsp:nvSpPr>
+        <dsp:cNvPr id="0" name=""/>
+        <dsp:cNvSpPr/>
+      </dsp:nvSpPr>
+      <dsp:spPr>
+        <a:xfrm>
+          <a:off x="2700439" y="1304867"/>
+          <a:ext cx="20410" cy="1001745"/>
+        </a:xfrm>
+        <a:prstGeom prst="rect">
+          <a:avLst/>
+        </a:prstGeom>
+        <a:solidFill>
+          <a:schemeClr val="accent1">
+            <a:shade val="80000"/>
+            <a:hueOff val="0"/>
+            <a:satOff val="0"/>
+            <a:lumOff val="0"/>
+            <a:alphaOff val="0"/>
+          </a:schemeClr>
+        </a:solidFill>
+        <a:ln>
+          <a:noFill/>
+        </a:ln>
+        <a:effectLst/>
+      </dsp:spPr>
+      <dsp:style>
+        <a:lnRef idx="0">
+          <a:scrgbClr r="0" g="0" b="0"/>
+        </a:lnRef>
+        <a:fillRef idx="1">
+          <a:scrgbClr r="0" g="0" b="0"/>
+        </a:fillRef>
+        <a:effectRef idx="0">
+          <a:scrgbClr r="0" g="0" b="0"/>
+        </a:effectRef>
+        <a:fontRef idx="minor"/>
+      </dsp:style>
+    </dsp:sp>
+    <dsp:sp modelId="{70F81A4D-7ACC-471A-9E44-61B095BE1A50}">
+      <dsp:nvSpPr>
+        <dsp:cNvPr id="0" name=""/>
+        <dsp:cNvSpPr/>
+      </dsp:nvSpPr>
+      <dsp:spPr>
+        <a:xfrm>
+          <a:off x="1808698" y="288468"/>
+          <a:ext cx="106134" cy="103644"/>
+        </a:xfrm>
+        <a:prstGeom prst="ellipse">
+          <a:avLst/>
+        </a:prstGeom>
+        <a:solidFill>
+          <a:schemeClr val="accent1">
+            <a:hueOff val="0"/>
+            <a:satOff val="0"/>
+            <a:lumOff val="0"/>
+            <a:alphaOff val="0"/>
+          </a:schemeClr>
+        </a:solidFill>
+        <a:ln w="25400" cap="flat" cmpd="sng" algn="ctr">
+          <a:solidFill>
+            <a:schemeClr val="lt1">
+              <a:hueOff val="0"/>
+              <a:satOff val="0"/>
+              <a:lumOff val="0"/>
+              <a:alphaOff val="0"/>
+            </a:schemeClr>
+          </a:solidFill>
+          <a:prstDash val="solid"/>
+        </a:ln>
+        <a:effectLst/>
+      </dsp:spPr>
+      <dsp:style>
+        <a:lnRef idx="2">
+          <a:scrgbClr r="0" g="0" b="0"/>
+        </a:lnRef>
+        <a:fillRef idx="1">
+          <a:scrgbClr r="0" g="0" b="0"/>
+        </a:fillRef>
+        <a:effectRef idx="0">
+          <a:scrgbClr r="0" g="0" b="0"/>
+        </a:effectRef>
+        <a:fontRef idx="minor">
+          <a:schemeClr val="lt1"/>
+        </a:fontRef>
+      </dsp:style>
+    </dsp:sp>
+    <dsp:sp modelId="{DF0B0007-5401-4BB4-A5F3-09DD9B2EE3B8}">
+      <dsp:nvSpPr>
+        <dsp:cNvPr id="0" name=""/>
+        <dsp:cNvSpPr/>
+      </dsp:nvSpPr>
+      <dsp:spPr>
+        <a:xfrm>
+          <a:off x="2657577" y="2253545"/>
+          <a:ext cx="106134" cy="106134"/>
+        </a:xfrm>
+        <a:prstGeom prst="ellipse">
+          <a:avLst/>
+        </a:prstGeom>
+        <a:solidFill>
+          <a:schemeClr val="accent1">
+            <a:hueOff val="0"/>
+            <a:satOff val="0"/>
+            <a:lumOff val="0"/>
+            <a:alphaOff val="0"/>
+          </a:schemeClr>
+        </a:solidFill>
+        <a:ln w="25400" cap="flat" cmpd="sng" algn="ctr">
+          <a:solidFill>
+            <a:schemeClr val="lt1">
+              <a:hueOff val="0"/>
+              <a:satOff val="0"/>
+              <a:lumOff val="0"/>
+              <a:alphaOff val="0"/>
+            </a:schemeClr>
+          </a:solidFill>
+          <a:prstDash val="solid"/>
+        </a:ln>
+        <a:effectLst/>
+      </dsp:spPr>
+      <dsp:style>
+        <a:lnRef idx="2">
+          <a:scrgbClr r="0" g="0" b="0"/>
+        </a:lnRef>
+        <a:fillRef idx="1">
+          <a:scrgbClr r="0" g="0" b="0"/>
+        </a:fillRef>
+        <a:effectRef idx="0">
+          <a:scrgbClr r="0" g="0" b="0"/>
+        </a:effectRef>
+        <a:fontRef idx="minor">
+          <a:schemeClr val="lt1"/>
+        </a:fontRef>
+      </dsp:style>
+    </dsp:sp>
+    <dsp:sp modelId="{535EFF1D-3AF9-4B8C-ADA4-F04C5943AAB7}">
+      <dsp:nvSpPr>
+        <dsp:cNvPr id="0" name=""/>
+        <dsp:cNvSpPr/>
+      </dsp:nvSpPr>
+      <dsp:spPr>
+        <a:xfrm>
+          <a:off x="3722806" y="659195"/>
+          <a:ext cx="1371189" cy="578015"/>
+        </a:xfrm>
+        <a:prstGeom prst="rect">
+          <a:avLst/>
+        </a:prstGeom>
+        <a:noFill/>
+        <a:ln>
+          <a:noFill/>
+        </a:ln>
+        <a:effectLst/>
+      </dsp:spPr>
+      <dsp:style>
+        <a:lnRef idx="0">
+          <a:scrgbClr r="0" g="0" b="0"/>
+        </a:lnRef>
+        <a:fillRef idx="0">
+          <a:scrgbClr r="0" g="0" b="0"/>
+        </a:fillRef>
+        <a:effectRef idx="0">
+          <a:scrgbClr r="0" g="0" b="0"/>
+        </a:effectRef>
+        <a:fontRef idx="minor"/>
+      </dsp:style>
+      <dsp:txBody>
+        <a:bodyPr spcFirstLastPara="0" vert="horz" wrap="square" lIns="0" tIns="0" rIns="0" bIns="0" numCol="1" spcCol="1270" anchor="t" anchorCtr="0">
+          <a:noAutofit/>
+        </a:bodyPr>
+        <a:lstStyle/>
+        <a:p>
+          <a:pPr marL="0" lvl="0" indent="0" algn="l" defTabSz="355600">
+            <a:lnSpc>
+              <a:spcPct val="90000"/>
+            </a:lnSpc>
+            <a:spcBef>
+              <a:spcPct val="0"/>
+            </a:spcBef>
+            <a:spcAft>
+              <a:spcPct val="35000"/>
+            </a:spcAft>
+            <a:buNone/>
+          </a:pPr>
+          <a:r>
+            <a:rPr lang="en-GB" sz="800" kern="1200"/>
+            <a:t>Evaluation Metric</a:t>
+          </a:r>
+        </a:p>
+      </dsp:txBody>
+      <dsp:txXfrm>
+        <a:off x="3722806" y="659195"/>
+        <a:ext cx="1371189" cy="578015"/>
+      </dsp:txXfrm>
+    </dsp:sp>
+    <dsp:sp modelId="{AC431840-3C12-4F0F-833E-7C586886C529}">
+      <dsp:nvSpPr>
+        <dsp:cNvPr id="0" name=""/>
+        <dsp:cNvSpPr/>
+      </dsp:nvSpPr>
+      <dsp:spPr>
+        <a:xfrm>
+          <a:off x="3722806" y="360222"/>
+          <a:ext cx="1371189" cy="298973"/>
+        </a:xfrm>
+        <a:prstGeom prst="rect">
+          <a:avLst/>
+        </a:prstGeom>
+        <a:noFill/>
+        <a:ln>
+          <a:noFill/>
+        </a:ln>
+        <a:effectLst/>
+      </dsp:spPr>
+      <dsp:style>
+        <a:lnRef idx="0">
+          <a:scrgbClr r="0" g="0" b="0"/>
+        </a:lnRef>
+        <a:fillRef idx="0">
+          <a:scrgbClr r="0" g="0" b="0"/>
+        </a:fillRef>
+        <a:effectRef idx="0">
+          <a:scrgbClr r="0" g="0" b="0"/>
+        </a:effectRef>
+        <a:fontRef idx="minor"/>
+      </dsp:style>
+      <dsp:txBody>
+        <a:bodyPr spcFirstLastPara="0" vert="horz" wrap="square" lIns="0" tIns="0" rIns="0" bIns="0" numCol="1" spcCol="1270" anchor="ctr" anchorCtr="0">
+          <a:noAutofit/>
+        </a:bodyPr>
+        <a:lstStyle/>
+        <a:p>
+          <a:pPr marL="0" lvl="0" indent="0" algn="l" defTabSz="444500">
+            <a:lnSpc>
+              <a:spcPct val="90000"/>
+            </a:lnSpc>
+            <a:spcBef>
+              <a:spcPct val="0"/>
+            </a:spcBef>
+            <a:spcAft>
+              <a:spcPct val="35000"/>
+            </a:spcAft>
+            <a:buNone/>
+            <a:defRPr b="1"/>
+          </a:pPr>
+          <a:r>
+            <a:rPr lang="en-GB" sz="1000" kern="1200"/>
+            <a:t>March 2027</a:t>
+          </a:r>
+        </a:p>
+      </dsp:txBody>
+      <dsp:txXfrm>
+        <a:off x="3722806" y="360222"/>
+        <a:ext cx="1371189" cy="298973"/>
+      </dsp:txXfrm>
+    </dsp:sp>
+    <dsp:sp modelId="{7CE04A3C-995C-4258-AC72-F11E27A8D746}">
+      <dsp:nvSpPr>
+        <dsp:cNvPr id="0" name=""/>
+        <dsp:cNvSpPr/>
+      </dsp:nvSpPr>
+      <dsp:spPr>
+        <a:xfrm>
+          <a:off x="3549317" y="340290"/>
+          <a:ext cx="20410" cy="976646"/>
+        </a:xfrm>
+        <a:prstGeom prst="rect">
+          <a:avLst/>
+        </a:prstGeom>
+        <a:solidFill>
+          <a:schemeClr val="accent1">
+            <a:shade val="80000"/>
+            <a:hueOff val="0"/>
+            <a:satOff val="0"/>
+            <a:lumOff val="0"/>
+            <a:alphaOff val="0"/>
+          </a:schemeClr>
+        </a:solidFill>
+        <a:ln>
+          <a:noFill/>
+        </a:ln>
+        <a:effectLst/>
+      </dsp:spPr>
+      <dsp:style>
+        <a:lnRef idx="0">
+          <a:scrgbClr r="0" g="0" b="0"/>
+        </a:lnRef>
+        <a:fillRef idx="1">
+          <a:scrgbClr r="0" g="0" b="0"/>
+        </a:fillRef>
+        <a:effectRef idx="0">
+          <a:scrgbClr r="0" g="0" b="0"/>
+        </a:effectRef>
+        <a:fontRef idx="minor"/>
+      </dsp:style>
+    </dsp:sp>
+    <dsp:sp modelId="{E1FF998F-CB36-421D-9DB3-AF22495382CE}">
+      <dsp:nvSpPr>
+        <dsp:cNvPr id="0" name=""/>
+        <dsp:cNvSpPr/>
+      </dsp:nvSpPr>
+      <dsp:spPr>
+        <a:xfrm>
+          <a:off x="4571684" y="1805740"/>
+          <a:ext cx="1371189" cy="480428"/>
+        </a:xfrm>
+        <a:prstGeom prst="rect">
+          <a:avLst/>
+        </a:prstGeom>
+        <a:noFill/>
+        <a:ln>
+          <a:noFill/>
+        </a:ln>
+        <a:effectLst/>
+      </dsp:spPr>
+      <dsp:style>
+        <a:lnRef idx="0">
+          <a:scrgbClr r="0" g="0" b="0"/>
+        </a:lnRef>
+        <a:fillRef idx="0">
+          <a:scrgbClr r="0" g="0" b="0"/>
+        </a:fillRef>
+        <a:effectRef idx="0">
+          <a:scrgbClr r="0" g="0" b="0"/>
+        </a:effectRef>
+        <a:fontRef idx="minor"/>
+      </dsp:style>
+      <dsp:txBody>
+        <a:bodyPr spcFirstLastPara="0" vert="horz" wrap="square" lIns="0" tIns="0" rIns="0" bIns="0" numCol="1" spcCol="1270" anchor="t" anchorCtr="0">
+          <a:noAutofit/>
+        </a:bodyPr>
+        <a:lstStyle/>
+        <a:p>
+          <a:pPr marL="0" lvl="0" indent="0" algn="l" defTabSz="355600">
+            <a:lnSpc>
+              <a:spcPct val="90000"/>
+            </a:lnSpc>
+            <a:spcBef>
+              <a:spcPct val="0"/>
+            </a:spcBef>
+            <a:spcAft>
+              <a:spcPct val="35000"/>
+            </a:spcAft>
+            <a:buNone/>
+          </a:pPr>
+          <a:r>
+            <a:rPr lang="en-GB" sz="800" kern="1200"/>
+            <a:t>Final</a:t>
+          </a:r>
+          <a:r>
+            <a:rPr lang="en-GB" sz="400" kern="1200"/>
+            <a:t> </a:t>
+          </a:r>
+          <a:r>
+            <a:rPr lang="en-GB" sz="800" kern="1200"/>
+            <a:t>Report</a:t>
+          </a:r>
+        </a:p>
+      </dsp:txBody>
+      <dsp:txXfrm>
+        <a:off x="4571684" y="1805740"/>
+        <a:ext cx="1371189" cy="480428"/>
+      </dsp:txXfrm>
+    </dsp:sp>
+    <dsp:sp modelId="{46838966-68D6-4278-B8D4-6336E5D13CC4}">
+      <dsp:nvSpPr>
+        <dsp:cNvPr id="0" name=""/>
+        <dsp:cNvSpPr/>
+      </dsp:nvSpPr>
+      <dsp:spPr>
+        <a:xfrm>
+          <a:off x="4571684" y="1488861"/>
+          <a:ext cx="1371189" cy="316878"/>
+        </a:xfrm>
+        <a:prstGeom prst="rect">
+          <a:avLst/>
+        </a:prstGeom>
+        <a:noFill/>
+        <a:ln>
+          <a:noFill/>
+        </a:ln>
+        <a:effectLst/>
+      </dsp:spPr>
+      <dsp:style>
+        <a:lnRef idx="0">
+          <a:scrgbClr r="0" g="0" b="0"/>
+        </a:lnRef>
+        <a:fillRef idx="0">
+          <a:scrgbClr r="0" g="0" b="0"/>
+        </a:fillRef>
+        <a:effectRef idx="0">
+          <a:scrgbClr r="0" g="0" b="0"/>
+        </a:effectRef>
+        <a:fontRef idx="minor"/>
+      </dsp:style>
+      <dsp:txBody>
+        <a:bodyPr spcFirstLastPara="0" vert="horz" wrap="square" lIns="0" tIns="0" rIns="0" bIns="0" numCol="1" spcCol="1270" anchor="ctr" anchorCtr="0">
+          <a:noAutofit/>
+        </a:bodyPr>
+        <a:lstStyle/>
+        <a:p>
+          <a:pPr marL="0" lvl="0" indent="0" algn="l" defTabSz="444500">
+            <a:lnSpc>
+              <a:spcPct val="90000"/>
+            </a:lnSpc>
+            <a:spcBef>
+              <a:spcPct val="0"/>
+            </a:spcBef>
+            <a:spcAft>
+              <a:spcPct val="35000"/>
+            </a:spcAft>
+            <a:buNone/>
+            <a:defRPr b="1"/>
+          </a:pPr>
+          <a:r>
+            <a:rPr lang="en-GB" sz="1000" kern="1200"/>
+            <a:t>April 2027</a:t>
+          </a:r>
+        </a:p>
+      </dsp:txBody>
+      <dsp:txXfrm>
+        <a:off x="4571684" y="1488861"/>
+        <a:ext cx="1371189" cy="316878"/>
+      </dsp:txXfrm>
+    </dsp:sp>
+    <dsp:sp modelId="{BB19FEF6-4984-4574-8CAD-43DC512EA2D3}">
+      <dsp:nvSpPr>
+        <dsp:cNvPr id="0" name=""/>
+        <dsp:cNvSpPr/>
+      </dsp:nvSpPr>
+      <dsp:spPr>
+        <a:xfrm>
+          <a:off x="4398195" y="1304867"/>
+          <a:ext cx="20410" cy="1001745"/>
+        </a:xfrm>
+        <a:prstGeom prst="rect">
+          <a:avLst/>
+        </a:prstGeom>
+        <a:solidFill>
+          <a:schemeClr val="accent1">
+            <a:shade val="80000"/>
+            <a:hueOff val="0"/>
+            <a:satOff val="0"/>
+            <a:lumOff val="0"/>
+            <a:alphaOff val="0"/>
+          </a:schemeClr>
+        </a:solidFill>
+        <a:ln>
+          <a:noFill/>
+        </a:ln>
+        <a:effectLst/>
+      </dsp:spPr>
+      <dsp:style>
+        <a:lnRef idx="0">
+          <a:scrgbClr r="0" g="0" b="0"/>
+        </a:lnRef>
+        <a:fillRef idx="1">
+          <a:scrgbClr r="0" g="0" b="0"/>
+        </a:fillRef>
+        <a:effectRef idx="0">
+          <a:scrgbClr r="0" g="0" b="0"/>
+        </a:effectRef>
+        <a:fontRef idx="minor"/>
+      </dsp:style>
+    </dsp:sp>
+    <dsp:sp modelId="{B4CD15A0-FF26-417E-8AA8-C91A994C76D5}">
+      <dsp:nvSpPr>
+        <dsp:cNvPr id="0" name=""/>
+        <dsp:cNvSpPr/>
+      </dsp:nvSpPr>
+      <dsp:spPr>
+        <a:xfrm>
+          <a:off x="3506455" y="288468"/>
+          <a:ext cx="106134" cy="103644"/>
+        </a:xfrm>
+        <a:prstGeom prst="ellipse">
+          <a:avLst/>
+        </a:prstGeom>
+        <a:solidFill>
+          <a:schemeClr val="accent1">
+            <a:hueOff val="0"/>
+            <a:satOff val="0"/>
+            <a:lumOff val="0"/>
+            <a:alphaOff val="0"/>
+          </a:schemeClr>
+        </a:solidFill>
+        <a:ln w="25400" cap="flat" cmpd="sng" algn="ctr">
+          <a:solidFill>
+            <a:schemeClr val="lt1">
+              <a:hueOff val="0"/>
+              <a:satOff val="0"/>
+              <a:lumOff val="0"/>
+              <a:alphaOff val="0"/>
+            </a:schemeClr>
+          </a:solidFill>
+          <a:prstDash val="solid"/>
+        </a:ln>
+        <a:effectLst/>
+      </dsp:spPr>
+      <dsp:style>
+        <a:lnRef idx="2">
+          <a:scrgbClr r="0" g="0" b="0"/>
+        </a:lnRef>
+        <a:fillRef idx="1">
+          <a:scrgbClr r="0" g="0" b="0"/>
+        </a:fillRef>
+        <a:effectRef idx="0">
+          <a:scrgbClr r="0" g="0" b="0"/>
+        </a:effectRef>
+        <a:fontRef idx="minor">
+          <a:schemeClr val="lt1"/>
+        </a:fontRef>
+      </dsp:style>
+    </dsp:sp>
+    <dsp:sp modelId="{8FC6442C-B09A-4AD8-8861-12F03C2E61DB}">
+      <dsp:nvSpPr>
+        <dsp:cNvPr id="0" name=""/>
+        <dsp:cNvSpPr/>
+      </dsp:nvSpPr>
+      <dsp:spPr>
+        <a:xfrm>
+          <a:off x="4355334" y="2253545"/>
+          <a:ext cx="106134" cy="106134"/>
+        </a:xfrm>
+        <a:prstGeom prst="ellipse">
+          <a:avLst/>
+        </a:prstGeom>
+        <a:solidFill>
+          <a:schemeClr val="accent1">
+            <a:hueOff val="0"/>
+            <a:satOff val="0"/>
+            <a:lumOff val="0"/>
+            <a:alphaOff val="0"/>
+          </a:schemeClr>
+        </a:solidFill>
+        <a:ln w="25400" cap="flat" cmpd="sng" algn="ctr">
+          <a:solidFill>
+            <a:schemeClr val="lt1">
+              <a:hueOff val="0"/>
+              <a:satOff val="0"/>
+              <a:lumOff val="0"/>
+              <a:alphaOff val="0"/>
+            </a:schemeClr>
+          </a:solidFill>
+          <a:prstDash val="solid"/>
+        </a:ln>
+        <a:effectLst/>
+      </dsp:spPr>
+      <dsp:style>
+        <a:lnRef idx="2">
+          <a:scrgbClr r="0" g="0" b="0"/>
+        </a:lnRef>
+        <a:fillRef idx="1">
+          <a:scrgbClr r="0" g="0" b="0"/>
+        </a:fillRef>
+        <a:effectRef idx="0">
+          <a:scrgbClr r="0" g="0" b="0"/>
+        </a:effectRef>
+        <a:fontRef idx="minor">
+          <a:schemeClr val="lt1"/>
+        </a:fontRef>
+      </dsp:style>
+    </dsp:sp>
+  </dsp:spTree>
+</dsp:drawing>
+</file>
+
 <file path=word/diagrams/layout1.xml><?xml version="1.0" encoding="utf-8"?>
 <dgm:layoutDef xmlns:dgm="http://schemas.openxmlformats.org/drawingml/2006/diagram" xmlns:a="http://schemas.openxmlformats.org/drawingml/2006/main" uniqueId="urn:microsoft.com/office/officeart/2005/8/layout/process5">
   <dgm:title val=""/>
@@ -7209,7 +11091,1931 @@
 </dgm:layoutDef>
 </file>
 
+<file path=word/diagrams/layout2.xml><?xml version="1.0" encoding="utf-8"?>
+<dgm:layoutDef xmlns:dgm="http://schemas.openxmlformats.org/drawingml/2006/diagram" xmlns:a="http://schemas.openxmlformats.org/drawingml/2006/main" uniqueId="urn:microsoft.com/office/officeart/2024/layout/BulletTimelineInverted">
+  <dgm:title val=""/>
+  <dgm:desc val=""/>
+  <dgm:catLst>
+    <dgm:cat type="process" pri="7451"/>
+    <dgm:cat type="timeline" pri="101"/>
+  </dgm:catLst>
+  <dgm:sampData>
+    <dgm:dataModel>
+      <dgm:ptLst>
+        <dgm:pt modelId="0" type="doc"/>
+        <dgm:pt modelId="10">
+          <dgm:prSet phldrT="Add an event" phldr="1"/>
+        </dgm:pt>
+        <dgm:pt modelId="11">
+          <dgm:prSet phldrT="Write a description of the significance of this event" phldr="1"/>
+        </dgm:pt>
+        <dgm:pt modelId="20">
+          <dgm:prSet phldrT="Add an event" phldr="1"/>
+        </dgm:pt>
+        <dgm:pt modelId="21">
+          <dgm:prSet phldrT="Write a description of the significance of this event" phldr="1"/>
+        </dgm:pt>
+        <dgm:pt modelId="30">
+          <dgm:prSet phldrT="Add an event" phldr="1"/>
+        </dgm:pt>
+        <dgm:pt modelId="31">
+          <dgm:prSet phldrT="Write a description of the significance of this event" phldr="1"/>
+        </dgm:pt>
+        <dgm:pt modelId="40">
+          <dgm:prSet phldrT="Add an event" phldr="1"/>
+        </dgm:pt>
+        <dgm:pt modelId="41">
+          <dgm:prSet phldrT="Write a description of the significance of this event" phldr="1"/>
+        </dgm:pt>
+        <dgm:pt modelId="50">
+          <dgm:prSet phldrT="Add an event" phldr="1"/>
+        </dgm:pt>
+        <dgm:pt modelId="51">
+          <dgm:prSet phldrT="Write a description of the significance of this event" phldr="1"/>
+        </dgm:pt>
+      </dgm:ptLst>
+      <dgm:cxnLst>
+        <dgm:cxn modelId="100" srcId="0" destId="10" srcOrd="0" destOrd="0"/>
+        <dgm:cxn modelId="12" srcId="10" destId="11" srcOrd="0" destOrd="0"/>
+        <dgm:cxn modelId="101" srcId="0" destId="20" srcOrd="1" destOrd="0"/>
+        <dgm:cxn modelId="22" srcId="20" destId="21" srcOrd="0" destOrd="0"/>
+        <dgm:cxn modelId="102" srcId="0" destId="30" srcOrd="2" destOrd="0"/>
+        <dgm:cxn modelId="32" srcId="30" destId="31" srcOrd="0" destOrd="0"/>
+        <dgm:cxn modelId="103" srcId="0" destId="40" srcOrd="3" destOrd="0"/>
+        <dgm:cxn modelId="42" srcId="40" destId="41" srcOrd="0" destOrd="0"/>
+        <dgm:cxn modelId="104" srcId="0" destId="50" srcOrd="4" destOrd="0"/>
+        <dgm:cxn modelId="52" srcId="50" destId="51" srcOrd="0" destOrd="0"/>
+      </dgm:cxnLst>
+      <dgm:bg/>
+      <dgm:whole/>
+    </dgm:dataModel>
+  </dgm:sampData>
+  <dgm:styleData>
+    <dgm:dataModel>
+      <dgm:ptLst>
+        <dgm:pt modelId="0" type="doc"/>
+        <dgm:pt modelId="10">
+          <dgm:prSet phldr="1"/>
+        </dgm:pt>
+        <dgm:pt modelId="20">
+          <dgm:prSet phldr="1"/>
+        </dgm:pt>
+      </dgm:ptLst>
+      <dgm:cxnLst>
+        <dgm:cxn modelId="60" srcId="0" destId="10" srcOrd="0" destOrd="0"/>
+        <dgm:cxn modelId="70" srcId="0" destId="20" srcOrd="1" destOrd="0"/>
+      </dgm:cxnLst>
+      <dgm:bg/>
+      <dgm:whole/>
+    </dgm:dataModel>
+  </dgm:styleData>
+  <dgm:clrData>
+    <dgm:dataModel>
+      <dgm:ptLst>
+        <dgm:pt modelId="0" type="doc"/>
+        <dgm:pt modelId="10">
+          <dgm:prSet phldr="1"/>
+        </dgm:pt>
+        <dgm:pt modelId="20">
+          <dgm:prSet phldr="1"/>
+        </dgm:pt>
+        <dgm:pt modelId="30">
+          <dgm:prSet phldr="1"/>
+        </dgm:pt>
+        <dgm:pt modelId="40">
+          <dgm:prSet phldr="1"/>
+        </dgm:pt>
+      </dgm:ptLst>
+      <dgm:cxnLst>
+        <dgm:cxn modelId="60" srcId="0" destId="10" srcOrd="0" destOrd="0"/>
+        <dgm:cxn modelId="70" srcId="0" destId="20" srcOrd="1" destOrd="0"/>
+        <dgm:cxn modelId="80" srcId="0" destId="30" srcOrd="2" destOrd="0"/>
+        <dgm:cxn modelId="90" srcId="0" destId="40" srcOrd="3" destOrd="0"/>
+      </dgm:cxnLst>
+      <dgm:bg/>
+      <dgm:whole/>
+    </dgm:dataModel>
+  </dgm:clrData>
+  <dgm:layoutNode name="root">
+    <dgm:varLst>
+      <dgm:dir/>
+      <dgm:animLvl val="lvl"/>
+    </dgm:varLst>
+    <dgm:alg type="composite"/>
+    <dgm:shape xmlns:r="http://schemas.openxmlformats.org/officeDocument/2006/relationships" r:blip="">
+      <dgm:adjLst/>
+    </dgm:shape>
+    <dgm:constrLst>
+      <dgm:constr type="w" for="ch" forName="divider" refType="w"/>
+      <dgm:constr type="h" for="ch" forName="divider" refType="h" fact="0.1"/>
+      <dgm:constr type="ctrY" for="ch" forName="divider" refType="h" fact="0.5"/>
+      <dgm:constr type="l" for="ch" forName="divider"/>
+      <dgm:constr type="w" for="ch" forName="nodes" refType="w"/>
+      <dgm:constr type="h" for="ch" forName="nodes" refType="h" fact="0.8"/>
+      <dgm:constr type="ctrY" for="ch" forName="nodes" refType="h" fact="0.5"/>
+    </dgm:constrLst>
+    <dgm:layoutNode name="divider">
+      <dgm:alg type="composite"/>
+      <dgm:shape xmlns:r="http://schemas.openxmlformats.org/officeDocument/2006/relationships" r:blip="">
+        <dgm:adjLst/>
+      </dgm:shape>
+      <dgm:presOf/>
+      <dgm:choose name="DividerDirection">
+        <dgm:if name="DividerLTR" func="var" arg="dir" op="equ" val="norm">
+          <dgm:constrLst>
+            <dgm:constr type="w" for="ch" forName="rectBar" refType="w" fact="0.996"/>
+            <dgm:constr type="h" for="ch" forName="rectBar" refType="h" fact="0.1"/>
+            <dgm:constr type="l" for="ch" forName="rectBar"/>
+            <dgm:constr type="ctrY" for="ch" forName="rectBar" refType="h" fact="0.5"/>
+            <dgm:constr type="w" for="ch" forName="chevronArrow" refType="h" fact="0.6"/>
+            <dgm:constr type="h" for="ch" forName="chevronArrow" refType="h" fact="0.8"/>
+            <dgm:constr type="r" for="ch" forName="chevronArrow" refType="w"/>
+            <dgm:constr type="ctrY" for="ch" forName="chevronArrow" refType="h" fact="0.5"/>
+          </dgm:constrLst>
+        </dgm:if>
+        <dgm:else name="DividerRTL">
+          <dgm:constrLst>
+            <dgm:constr type="w" for="ch" forName="rectBar" refType="w" fact="0.996"/>
+            <dgm:constr type="h" for="ch" forName="rectBar" refType="h" fact="0.1"/>
+            <dgm:constr type="r" for="ch" forName="rectBar" refType="w"/>
+            <dgm:constr type="ctrY" for="ch" forName="rectBar" refType="h" fact="0.5"/>
+            <dgm:constr type="w" for="ch" forName="chevronArrow" refType="h" fact="0.6"/>
+            <dgm:constr type="h" for="ch" forName="chevronArrow" refType="h" fact="0.8"/>
+            <dgm:constr type="l" for="ch" forName="chevronArrow"/>
+            <dgm:constr type="ctrY" for="ch" forName="chevronArrow" refType="h" fact="0.5"/>
+          </dgm:constrLst>
+        </dgm:else>
+      </dgm:choose>
+      <dgm:ruleLst/>
+      <dgm:layoutNode name="rectBar" styleLbl="dkBgShp">
+        <dgm:alg type="sp"/>
+        <dgm:shape xmlns:r="http://schemas.openxmlformats.org/officeDocument/2006/relationships" type="rect" r:blip="" zOrderOff="-1">
+          <dgm:adjLst/>
+          <dgm:extLst>
+            <a:ext uri="{B698B0E9-8C71-41B9-8309-B3DCBF30829C}">
+              <dgm1612:spPr xmlns:dgm1612="http://schemas.microsoft.com/office/drawing/2016/12/diagram">
+                <a:gradFill rotWithShape="0">
+                  <a:gsLst>
+                    <a:gs pos="0">
+                      <a:schemeClr val="accent1">
+                        <a:tint val="76000"/>
+                      </a:schemeClr>
+                    </a:gs>
+                    <a:gs pos="100000">
+                      <a:schemeClr val="accent1">
+                        <a:tint val="76000"/>
+                      </a:schemeClr>
+                    </a:gs>
+                  </a:gsLst>
+                  <a:lin ang="0" scaled="0"/>
+                </a:gradFill>
+              </dgm1612:spPr>
+            </a:ext>
+          </dgm:extLst>
+        </dgm:shape>
+        <dgm:presOf/>
+        <dgm:constrLst/>
+        <dgm:ruleLst/>
+      </dgm:layoutNode>
+      <dgm:layoutNode name="chevronArrow" styleLbl="dkBgShp">
+        <dgm:alg type="sp"/>
+        <dgm:choose name="ChevronDir">
+          <dgm:if name="ChevronLTR" func="var" arg="dir" op="equ" val="norm">
+            <dgm:shape xmlns:r="http://schemas.openxmlformats.org/officeDocument/2006/relationships" type="chevron" r:blip="" zOrderOff="-1">
+              <dgm:adjLst>
+                <dgm:adj idx="1" val="0.75"/>
+              </dgm:adjLst>
+              <dgm:extLst>
+                <a:ext uri="{B698B0E9-8C71-41B9-8309-B3DCBF30829C}">
+                  <dgm1612:spPr xmlns:dgm1612="http://schemas.microsoft.com/office/drawing/2016/12/diagram">
+                    <a:gradFill rotWithShape="0">
+                      <a:gsLst>
+                        <a:gs pos="0">
+                          <a:schemeClr val="accent1">
+                            <a:tint val="76000"/>
+                          </a:schemeClr>
+                        </a:gs>
+                        <a:gs pos="100000">
+                          <a:schemeClr val="accent1">
+                            <a:tint val="76000"/>
+                          </a:schemeClr>
+                        </a:gs>
+                      </a:gsLst>
+                      <a:lin ang="0" scaled="0"/>
+                    </a:gradFill>
+                  </dgm1612:spPr>
+                </a:ext>
+              </dgm:extLst>
+            </dgm:shape>
+          </dgm:if>
+          <dgm:else name="ChevronRTL">
+            <dgm:shape xmlns:r="http://schemas.openxmlformats.org/officeDocument/2006/relationships" rot="180" type="chevron" r:blip="" zOrderOff="-1">
+              <dgm:adjLst>
+                <dgm:adj idx="1" val="0.75"/>
+              </dgm:adjLst>
+              <dgm:extLst>
+                <a:ext uri="{B698B0E9-8C71-41B9-8309-B3DCBF30829C}">
+                  <dgm1612:spPr xmlns:dgm1612="http://schemas.microsoft.com/office/drawing/2016/12/diagram">
+                    <a:gradFill rotWithShape="0">
+                      <a:gsLst>
+                        <a:gs pos="0">
+                          <a:schemeClr val="accent1">
+                            <a:tint val="76000"/>
+                          </a:schemeClr>
+                        </a:gs>
+                        <a:gs pos="100000">
+                          <a:schemeClr val="accent1">
+                            <a:tint val="76000"/>
+                          </a:schemeClr>
+                        </a:gs>
+                      </a:gsLst>
+                      <a:lin ang="0" scaled="0"/>
+                    </a:gradFill>
+                  </dgm1612:spPr>
+                </a:ext>
+              </dgm:extLst>
+            </dgm:shape>
+          </dgm:else>
+        </dgm:choose>
+        <dgm:presOf/>
+        <dgm:constrLst/>
+        <dgm:ruleLst/>
+      </dgm:layoutNode>
+    </dgm:layoutNode>
+    <dgm:layoutNode name="nodes">
+      <dgm:varLst>
+        <dgm:chMax/>
+        <dgm:chPref/>
+        <dgm:animLvl val="lvl"/>
+      </dgm:varLst>
+      <dgm:choose name="Name1">
+        <dgm:if name="Name2" func="var" arg="dir" op="equ" val="norm">
+          <dgm:alg type="lin">
+            <dgm:param type="fallback" val="1D"/>
+          </dgm:alg>
+        </dgm:if>
+        <dgm:else name="Name3">
+          <dgm:alg type="lin">
+            <dgm:param type="linDir" val="fromR"/>
+            <dgm:param type="fallback" val="1D"/>
+          </dgm:alg>
+        </dgm:else>
+      </dgm:choose>
+      <dgm:shape xmlns:r="http://schemas.openxmlformats.org/officeDocument/2006/relationships" r:blip="">
+        <dgm:adjLst/>
+      </dgm:shape>
+      <dgm:constrLst>
+        <dgm:constr type="primFontSz" for="des" forName="L1TextContainer" val="20"/>
+        <dgm:constr type="primFontSz" for="des" forName="L2TextContainer" refType="primFontSz" refFor="des" refForName="L1TextContainer" op="equ" fact="0.75"/>
+        <dgm:constr type="w" for="ch" forName="composite" refType="w"/>
+        <dgm:constr type="h" for="ch" forName="composite" refType="h"/>
+        <dgm:constr type="w" for="ch" forName="spaceBetweenRectangles" refType="w" refFor="ch" refForName="composite" fact="-0.5"/>
+        <dgm:constr type="w" for="ch" ptType="sibTrans" op="equ"/>
+        <dgm:constr type="primFontSz" for="des" forName="L1TextContainer" op="equ"/>
+        <dgm:constr type="primFontSz" for="des" forName="L2TextContainer" op="equ"/>
+        <dgm:constr type="primFontSz" for="des" forName="L1TextContainer1" val="20"/>
+        <dgm:constr type="primFontSz" for="des" forName="L2TextContainer1" refType="primFontSz" refFor="des" refForName="L1TextContainer1" op="equ" fact="0.75"/>
+        <dgm:constr type="w" for="ch" forName="composite1" refType="w"/>
+        <dgm:constr type="h" for="ch" forName="composite1" refType="h"/>
+        <dgm:constr type="w" for="ch" forName="spaceBetweenRectangles1" refType="w" refFor="ch" refForName="composite1" fact="0.28"/>
+        <dgm:constr type="primFontSz" for="des" forName="L1TextContainer1" op="equ"/>
+        <dgm:constr type="primFontSz" for="des" forName="L2TextContainer1" op="equ"/>
+      </dgm:constrLst>
+      <dgm:choose name="LayoutBasedOnCountOfNodes">
+        <dgm:if name="LessThanOrEqualToTwoNodes" axis="ch" ptType="node" func="cnt" op="lte" val="2">
+          <dgm:forEach name="nodesForEach1" axis="ch" ptType="node">
+            <dgm:layoutNode name="composite1">
+              <dgm:alg type="composite"/>
+              <dgm:shape xmlns:r="http://schemas.openxmlformats.org/officeDocument/2006/relationships" r:blip="">
+                <dgm:adjLst/>
+              </dgm:shape>
+              <dgm:choose name="CaseForLayoutDirection1">
+                <dgm:if name="CaseForLayoutDirectionLTR1" func="var" arg="dir" op="equ" val="norm">
+                  <dgm:choose name="CaseForPlacingNodesAboveAndBelowDividerLTR1">
+                    <dgm:if name="CaseForPlacingNodeAboveDividerLTR1" axis="self" ptType="node" func="posOdd" op="equ" val="1">
+                      <dgm:constrLst>
+                        <dgm:constr type="w" for="ch" forName="ConnectorPoint1" refType="h" refFor="ch" refForName="DropPinPlaceHolder1" fact="0.325"/>
+                        <dgm:constr type="h" for="ch" forName="ConnectorPoint1" refType="h" refFor="ch" refForName="DropPinPlaceHolder1" fact="0.325"/>
+                        <dgm:constr type="ctrX" for="ch" forName="ConnectorPoint1" refType="ctrX" refFor="ch" refForName="ConnectLine1"/>
+                        <dgm:constr type="ctrY" for="ch" forName="ConnectorPoint1" refType="t" refFor="ch" refForName="DropPinPlaceHolder1"/>
+                        <dgm:constr type="w" for="ch" forName="DropPinPlaceHolder1" refType="h" fact="0.16"/>
+                        <dgm:constr type="h" for="ch" forName="DropPinPlaceHolder1" refType="h" fact="0.16"/>
+                        <dgm:constr type="t" for="ch" forName="DropPinPlaceHolder1" refType="h" fact="0"/>
+                        <dgm:constr type="l" for="ch" forName="DropPinPlaceHolder1" refType="w" fact="0"/>
+                        <dgm:constr type="w" for="ch" forName="L2TextContainer1" refType="w" fact="0.83"/>
+                        <dgm:constr type="l" for="ch" forName="L2TextContainer1" refType="r" refFor="ch" refForName="DropPinPlaceHolder1"/>
+                        <dgm:constr type="t" for="ch" forName="L2TextContainer1" refType="h" fact="0.16"/>
+                        <dgm:constr type="b" for="ch" forName="L2TextContainer1" refType="h" fact="0.45"/>
+                        <dgm:constr type="w" for="ch" forName="L1TextContainer1" refType="w" fact="0.83"/>
+                        <dgm:constr type="l" for="ch" forName="L1TextContainer1" refType="r" refFor="ch" refForName="DropPinPlaceHolder1"/>
+                        <dgm:constr type="t" for="ch" forName="L1TextContainer1" refType="h" fact="0.01"/>
+                        <dgm:constr type="b" for="ch" forName="L1TextContainer1" refType="h" fact="0.16"/>
+                        <dgm:constr type="w" for="ch" forName="ConnectLine1" refType="h" fact="0.01"/>
+                        <dgm:constr type="ctrX" for="ch" forName="ConnectLine1" refType="ctrX" refFor="ch" refForName="DropPinPlaceHolder1"/>
+                        <dgm:constr type="b" for="ch" forName="ConnectLine1" refType="h" fact="0.49"/>
+                        <dgm:constr type="t" for="ch" forName="ConnectLine1" refType="b" refFor="ch" refForName="DropPinPlaceHolder1" fact="0"/>
+                        <dgm:constr type="w" for="ch" forName="EmptyPlaceHolder1" refType="w"/>
+                        <dgm:constr type="h" for="ch" forName="EmptyPlaceHolder1" refType="h" fact="0.5"/>
+                        <dgm:constr type="t" for="ch" forName="EmptyPlaceHolder1" refType="h" fact="0.5"/>
+                      </dgm:constrLst>
+                    </dgm:if>
+                    <dgm:else name="CaseForPlacingNodeBelowDividerLTR1">
+                      <dgm:constrLst>
+                        <dgm:constr type="w" for="ch" forName="ConnectorPoint1" refType="h" refFor="ch" refForName="DropPinPlaceHolder1" fact="0.325"/>
+                        <dgm:constr type="h" for="ch" forName="ConnectorPoint1" refType="h" refFor="ch" refForName="DropPinPlaceHolder1" fact="0.325"/>
+                        <dgm:constr type="ctrX" for="ch" forName="ConnectorPoint1" refType="ctrX" refFor="ch" refForName="ConnectLine1"/>
+                        <dgm:constr type="ctrY" for="ch" forName="ConnectorPoint1" refType="b" refFor="ch" refForName="DropPinPlaceHolder1"/>
+                        <dgm:constr type="w" for="ch" forName="DropPinPlaceHolder1" refType="h" fact="0.16"/>
+                        <dgm:constr type="h" for="ch" forName="DropPinPlaceHolder1" refType="h" fact="0.16"/>
+                        <dgm:constr type="b" for="ch" forName="DropPinPlaceHolder1" refType="h"/>
+                        <dgm:constr type="l" for="ch" forName="DropPinPlaceHolder1" refType="w" fact="0"/>
+                        <dgm:constr type="w" for="ch" forName="L1TextContainer1" refType="w" fact="0.83"/>
+                        <dgm:constr type="l" for="ch" forName="L1TextContainer1" refType="r" refFor="ch" refForName="DropPinPlaceHolder1"/>
+                        <dgm:constr type="b" for="ch" forName="L1TextContainer1" refType="h" fact="0.755"/>
+                        <dgm:constr type="t" for="ch" forName="L1TextContainer1" refType="h" fact="0.6"/>
+                        <dgm:constr type="w" for="ch" forName="L2TextContainer1" refType="w" fact="0.83"/>
+                        <dgm:constr type="l" for="ch" forName="L2TextContainer1" refType="r" refFor="ch" refForName="DropPinPlaceHolder1"/>
+                        <dgm:constr type="b" for="ch" forName="L2TextContainer1" refType="h" fact="0.99"/>
+                        <dgm:constr type="t" for="ch" forName="L2TextContainer1" refType="h" fact="0.755"/>
+                        <dgm:constr type="w" for="ch" forName="ConnectLine1" refType="h" fact="0.01"/>
+                        <dgm:constr type="ctrX" for="ch" forName="ConnectLine1" refType="ctrX" refFor="ch" refForName="DropPinPlaceHolder1"/>
+                        <dgm:constr type="t" for="ch" forName="ConnectLine1" refType="h" fact="0.51"/>
+                        <dgm:constr type="b" for="ch" forName="ConnectLine1" refType="b" refFor="ch" refForName="DropPinPlaceHolder1"/>
+                        <dgm:constr type="w" for="ch" forName="EmptyPlaceHolder1" refType="w"/>
+                        <dgm:constr type="h" for="ch" forName="EmptyPlaceHolder1" refType="h" fact="0.5"/>
+                        <dgm:constr type="t" for="ch" forName="EmptyPlaceHolder1" refType="h" fact="0"/>
+                      </dgm:constrLst>
+                    </dgm:else>
+                  </dgm:choose>
+                </dgm:if>
+                <dgm:else name="CaseForLayoutDirectionRTL1">
+                  <dgm:choose name="CaseForPlacingNodesAboveAndBelowDividerRTL1">
+                    <dgm:if name="CaseForPlacingNodeAboveDividerRTL1" axis="self" ptType="node" func="posOdd" op="equ" val="1">
+                      <dgm:constrLst>
+                        <dgm:constr type="w" for="ch" forName="L1TextContainer1" refType="w" fact="0.83"/>
+                        <dgm:constr type="l" for="ch" forName="L1TextContainer1" refType="w" fact="0"/>
+                        <dgm:constr type="t" for="ch" forName="L1TextContainer1" refType="h" fact="0.01"/>
+                        <dgm:constr type="b" for="ch" forName="L1TextContainer1" refType="h" fact="0.16"/>
+                        <dgm:constr type="w" for="ch" forName="L2TextContainer1" refType="w" fact="0.83"/>
+                        <dgm:constr type="l" for="ch" forName="L2TextContainer1" refType="w" fact="0"/>
+                        <dgm:constr type="t" for="ch" forName="L2TextContainer1" refType="h" fact="0.16"/>
+                        <dgm:constr type="b" for="ch" forName="L2TextContainer1" refType="h" fact="0.45"/>
+                        <dgm:constr type="w" for="ch" forName="DropPinPlaceHolder1" refType="h" fact="0.16"/>
+                        <dgm:constr type="h" for="ch" forName="DropPinPlaceHolder1" refType="h" fact="0.16"/>
+                        <dgm:constr type="t" for="ch" forName="DropPinPlaceHolder1" refType="h" fact="0"/>
+                        <dgm:constr type="r" for="ch" forName="DropPinPlaceHolder1" refType="w"/>
+                        <dgm:constr type="w" for="ch" forName="ConnectLine1" refType="h" fact="0.01"/>
+                        <dgm:constr type="ctrX" for="ch" forName="ConnectLine1" refType="ctrX" refFor="ch" refForName="DropPinPlaceHolder1"/>
+                        <dgm:constr type="b" for="ch" forName="ConnectLine1" refType="h" fact="0.49"/>
+                        <dgm:constr type="t" for="ch" forName="ConnectLine1" refType="b" refFor="ch" refForName="DropPinPlaceHolder1" fact="0"/>
+                        <dgm:constr type="w" for="ch" forName="ConnectorPoint1" refType="h" refFor="ch" refForName="DropPinPlaceHolder1" fact="0.325"/>
+                        <dgm:constr type="h" for="ch" forName="ConnectorPoint1" refType="h" refFor="ch" refForName="DropPinPlaceHolder1" fact="0.325"/>
+                        <dgm:constr type="ctrX" for="ch" forName="ConnectorPoint1" refType="ctrX" refFor="ch" refForName="ConnectLine1"/>
+                        <dgm:constr type="ctrY" for="ch" forName="ConnectorPoint1" refType="t" refFor="ch" refForName="DropPinPlaceHolder1"/>
+                        <dgm:constr type="w" for="ch" forName="EmptyPlaceHolder1" refType="w"/>
+                        <dgm:constr type="h" for="ch" forName="EmptyPlaceHolder1" refType="h" fact="0.5"/>
+                        <dgm:constr type="t" for="ch" forName="EmptyPlaceHolder1" refType="h" fact="0.5"/>
+                      </dgm:constrLst>
+                    </dgm:if>
+                    <dgm:else name="CaseForPlacingNodeBelowDividerRTL1">
+                      <dgm:constrLst>
+                        <dgm:constr type="w" for="ch" forName="L1TextContainer1" refType="w" fact="0.83"/>
+                        <dgm:constr type="l" for="ch" forName="L1TextContainer1" refType="w" fact="0"/>
+                        <dgm:constr type="b" for="ch" forName="L1TextContainer1" refType="h" fact="0.755"/>
+                        <dgm:constr type="t" for="ch" forName="L1TextContainer1" refType="h" fact="0.6"/>
+                        <dgm:constr type="w" for="ch" forName="L2TextContainer1" refType="w" fact="0.83"/>
+                        <dgm:constr type="l" for="ch" forName="L2TextContainer1" refType="w" fact="0"/>
+                        <dgm:constr type="b" for="ch" forName="L2TextContainer1" refType="h" fact="0.99"/>
+                        <dgm:constr type="t" for="ch" forName="L2TextContainer1" refType="h" fact="0.755"/>
+                        <dgm:constr type="w" for="ch" forName="DropPinPlaceHolder1" refType="h" fact="0.16"/>
+                        <dgm:constr type="h" for="ch" forName="DropPinPlaceHolder1" refType="h" fact="0.16"/>
+                        <dgm:constr type="b" for="ch" forName="DropPinPlaceHolder1" refType="h"/>
+                        <dgm:constr type="r" for="ch" forName="DropPinPlaceHolder1" refType="w"/>
+                        <dgm:constr type="w" for="ch" forName="ConnectLine1" refType="h" fact="0.01"/>
+                        <dgm:constr type="ctrX" for="ch" forName="ConnectLine1" refType="ctrX" refFor="ch" refForName="DropPinPlaceHolder1"/>
+                        <dgm:constr type="t" for="ch" forName="ConnectLine1" refType="h" fact="0.51"/>
+                        <dgm:constr type="b" for="ch" forName="ConnectLine1" refType="b" refFor="ch" refForName="DropPinPlaceHolder1"/>
+                        <dgm:constr type="w" for="ch" forName="ConnectorPoint1" refType="h" refFor="ch" refForName="DropPinPlaceHolder1" fact="0.325"/>
+                        <dgm:constr type="h" for="ch" forName="ConnectorPoint1" refType="h" refFor="ch" refForName="DropPinPlaceHolder1" fact="0.325"/>
+                        <dgm:constr type="ctrX" for="ch" forName="ConnectorPoint1" refType="ctrX" refFor="ch" refForName="ConnectLine1"/>
+                        <dgm:constr type="ctrY" for="ch" forName="ConnectorPoint1" refType="b" refFor="ch" refForName="DropPinPlaceHolder1"/>
+                        <dgm:constr type="w" for="ch" forName="EmptyPlaceHolder1" refType="w"/>
+                        <dgm:constr type="h" for="ch" forName="EmptyPlaceHolder1" refType="h" fact="0.5"/>
+                        <dgm:constr type="t" for="ch" forName="EmptyPlaceHolder1" refType="h" fact="0"/>
+                      </dgm:constrLst>
+                    </dgm:else>
+                  </dgm:choose>
+                </dgm:else>
+              </dgm:choose>
+              <dgm:layoutNode name="DropPinPlaceHolder1">
+                <dgm:alg type="composite"/>
+                <dgm:shape xmlns:r="http://schemas.openxmlformats.org/officeDocument/2006/relationships" r:blip="">
+                  <dgm:adjLst/>
+                </dgm:shape>
+                <dgm:constrLst>
+                  <dgm:constr type="w" for="ch" forName="DropPin1" refType="w" fact="0"/>
+                  <dgm:constr type="h" for="ch" forName="DropPin1" refType="h" fact="0"/>
+                  <dgm:constr type="ctrX" for="ch" forName="DropPin1" refType="w" fact="0"/>
+                  <dgm:constr type="ctrY" for="ch" forName="DropPin1" refType="h" fact="0"/>
+                  <dgm:constr type="w" for="ch" forName="Ellipse1" refType="w" refFor="ch" refForName="DropPin1" fact="0"/>
+                  <dgm:constr type="h" for="ch" forName="Ellipse1" refType="w" refFor="ch" refForName="DropPin1" fact="0"/>
+                  <dgm:constr type="ctrX" for="ch" forName="Ellipse1" refType="ctrX" refFor="ch" refForName="DropPin1" fact="0"/>
+                  <dgm:constr type="ctrY" for="ch" forName="Ellipse1" refType="ctrY" refFor="ch" refForName="DropPin1" fact="0"/>
+                </dgm:constrLst>
+                <dgm:layoutNode name="DropPin1" styleLbl="alignNode1">
+                  <dgm:alg type="sp"/>
+                  <dgm:choose name="CaseForPlacingTearDropAboveAndBelowDivider1">
+                    <dgm:if name="CaseForPlacingTearDropAboveDivider1" axis="self" ptType="node" func="posOdd" op="equ" val="1">
+                      <dgm:shape xmlns:r="http://schemas.openxmlformats.org/officeDocument/2006/relationships" rot="135" type="teardrop" r:blip="">
+                        <dgm:adjLst>
+                          <dgm:adj idx="1" val="1.15"/>
+                        </dgm:adjLst>
+                      </dgm:shape>
+                    </dgm:if>
+                    <dgm:else name="CaseForPlacingTearDropBelowDivider1">
+                      <dgm:shape xmlns:r="http://schemas.openxmlformats.org/officeDocument/2006/relationships" rot="-45" type="teardrop" r:blip="">
+                        <dgm:adjLst>
+                          <dgm:adj idx="1" val="1.15"/>
+                        </dgm:adjLst>
+                      </dgm:shape>
+                    </dgm:else>
+                  </dgm:choose>
+                  <dgm:presOf/>
+                  <dgm:constrLst/>
+                </dgm:layoutNode>
+                <dgm:layoutNode name="Ellipse1" styleLbl="fgAcc1" moveWith="DropPin1">
+                  <dgm:alg type="sp"/>
+                  <dgm:shape xmlns:r="http://schemas.openxmlformats.org/officeDocument/2006/relationships" type="ellipse" r:blip="">
+                    <dgm:adjLst/>
+                  </dgm:shape>
+                  <dgm:presOf/>
+                  <dgm:constrLst/>
+                </dgm:layoutNode>
+              </dgm:layoutNode>
+              <dgm:layoutNode name="L2TextContainer1" styleLbl="revTx" moveWith="L1TextContainer">
+                <dgm:varLst>
+                  <dgm:bulletEnabled val="1"/>
+                </dgm:varLst>
+                <dgm:choose name="casesForTxtDirLogic1">
+                  <dgm:if name="Name771" axis="self" ptType="node" func="posOdd" op="equ" val="1">
+                    <dgm:alg type="tx">
+                      <dgm:param type="txAnchorVert" val="t"/>
+                      <dgm:param type="parTxLTRAlign" val="l"/>
+                      <dgm:param type="parTxRTLAlign" val="l"/>
+                      <dgm:param type="txAnchorVertCh" val="t"/>
+                      <dgm:param type="shpTxRTLAlignCh" val="l"/>
+                      <dgm:param type="shpTxLTRAlignCh" val="l"/>
+                    </dgm:alg>
+                    <dgm:constrLst>
+                      <dgm:constr type="lMarg"/>
+                      <dgm:constr type="rMarg"/>
+                      <dgm:constr type="tMarg"/>
+                      <dgm:constr type="bMarg"/>
+                    </dgm:constrLst>
+                  </dgm:if>
+                  <dgm:else name="Name881">
+                    <dgm:alg type="tx">
+                      <dgm:param type="txAnchorVert" val="t"/>
+                      <dgm:param type="parTxLTRAlign" val="l"/>
+                      <dgm:param type="parTxRTLAlign" val="l"/>
+                      <dgm:param type="txAnchorVertCh" val="t"/>
+                      <dgm:param type="shpTxRTLAlignCh" val="l"/>
+                      <dgm:param type="shpTxLTRAlignCh" val="l"/>
+                    </dgm:alg>
+                    <dgm:constrLst>
+                      <dgm:constr type="lMarg"/>
+                      <dgm:constr type="rMarg"/>
+                      <dgm:constr type="tMarg"/>
+                      <dgm:constr type="bMarg"/>
+                    </dgm:constrLst>
+                  </dgm:else>
+                </dgm:choose>
+                <dgm:shape xmlns:r="http://schemas.openxmlformats.org/officeDocument/2006/relationships" type="rect" r:blip="">
+                  <dgm:adjLst/>
+                </dgm:shape>
+                <dgm:presOf axis="des" ptType="node"/>
+                <dgm:ruleLst>
+                  <dgm:rule type="primFontSz" val="5" fact="NaN" max="NaN"/>
+                </dgm:ruleLst>
+              </dgm:layoutNode>
+              <dgm:layoutNode name="L1TextContainer1" styleLbl="revTx">
+                <dgm:varLst>
+                  <dgm:chMax val="1"/>
+                  <dgm:chPref val="1"/>
+                  <dgm:bulletEnabled val="1"/>
+                </dgm:varLst>
+                <dgm:alg type="tx">
+                  <dgm:param type="txAnchorVert" val="mid"/>
+                  <dgm:param type="parTxLTRAlign" val="l"/>
+                  <dgm:param type="parTxRTLAlign" val="l"/>
+                </dgm:alg>
+                <dgm:shape xmlns:r="http://schemas.openxmlformats.org/officeDocument/2006/relationships" type="rect" r:blip="">
+                  <dgm:adjLst/>
+                </dgm:shape>
+                <dgm:presOf axis="self"/>
+                <dgm:constrLst>
+                  <dgm:constr type="lMarg"/>
+                  <dgm:constr type="rMarg"/>
+                  <dgm:constr type="tMarg"/>
+                  <dgm:constr type="bMarg"/>
+                </dgm:constrLst>
+                <dgm:ruleLst>
+                  <dgm:rule type="primFontSz" val="5" fact="NaN" max="NaN"/>
+                </dgm:ruleLst>
+              </dgm:layoutNode>
+              <dgm:layoutNode name="ConnectLine1" styleLbl="dkBgShp">
+                <dgm:alg type="sp"/>
+                <dgm:shape xmlns:r="http://schemas.openxmlformats.org/officeDocument/2006/relationships" type="rect" r:blip="">
+                  <dgm:adjLst/>
+                </dgm:shape>
+                <dgm:presOf/>
+                <dgm:constrLst/>
+              </dgm:layoutNode>
+              <dgm:layoutNode name="ConnectorPoint1" moveWith="ConnectLine1">
+                <dgm:alg type="composite"/>
+                <dgm:shape xmlns:r="http://schemas.openxmlformats.org/officeDocument/2006/relationships" r:blip="">
+                  <dgm:adjLst/>
+                </dgm:shape>
+                <dgm:presOf/>
+                <dgm:constrLst>
+                  <dgm:constr type="w" for="ch" forName="Bullet1" refType="w"/>
+                  <dgm:constr type="h" for="ch" forName="Bullet1" refType="w"/>
+                  <dgm:constr type="ctrX" for="ch" forName="Bullet1" refType="w" fact="0.5"/>
+                  <dgm:constr type="ctrY" for="ch" forName="Bullet1" refType="h" fact="0.5"/>
+                </dgm:constrLst>
+                <dgm:layoutNode name="Bullet1" styleLbl="lnNode1">
+                  <dgm:alg type="sp"/>
+                  <dgm:shape xmlns:r="http://schemas.openxmlformats.org/officeDocument/2006/relationships" type="ellipse" r:blip="" zOrderOff="10">
+                    <dgm:adjLst/>
+                  </dgm:shape>
+                  <dgm:presOf/>
+                  <dgm:constrLst/>
+                </dgm:layoutNode>
+              </dgm:layoutNode>
+              <dgm:layoutNode name="EmptyPlaceHolder1">
+                <dgm:alg type="sp"/>
+                <dgm:shape xmlns:r="http://schemas.openxmlformats.org/officeDocument/2006/relationships" r:blip="">
+                  <dgm:adjLst/>
+                </dgm:shape>
+                <dgm:presOf/>
+                <dgm:constrLst/>
+              </dgm:layoutNode>
+            </dgm:layoutNode>
+            <dgm:forEach name="Name281" axis="followSib" ptType="sibTrans" cnt="1">
+              <dgm:layoutNode name="spaceBetweenRectangles1">
+                <dgm:alg type="sp"/>
+                <dgm:shape xmlns:r="http://schemas.openxmlformats.org/officeDocument/2006/relationships" r:blip="">
+                  <dgm:adjLst/>
+                </dgm:shape>
+                <dgm:presOf/>
+                <dgm:constrLst/>
+                <dgm:ruleLst/>
+              </dgm:layoutNode>
+            </dgm:forEach>
+          </dgm:forEach>
+        </dgm:if>
+        <dgm:else name="MoreThanTwoNodes">
+          <dgm:forEach name="nodesForEach" axis="ch" ptType="node">
+            <dgm:layoutNode name="composite">
+              <dgm:alg type="composite"/>
+              <dgm:shape xmlns:r="http://schemas.openxmlformats.org/officeDocument/2006/relationships" r:blip="">
+                <dgm:adjLst/>
+              </dgm:shape>
+              <dgm:choose name="CaseForLayoutDirection">
+                <dgm:if name="CaseForLayoutDirectionLTR" func="var" arg="dir" op="equ" val="norm">
+                  <dgm:choose name="CaseForPlacingNodesAboveAndBelowDividerLTR">
+                    <dgm:if name="CaseForPlacingNodeAboveDividerLTR" axis="self" ptType="node" func="posOdd" op="equ" val="1">
+                      <dgm:constrLst>
+                        <dgm:constr type="w" for="ch" forName="ConnectorPoint" refType="h" refFor="ch" refForName="DropPinPlaceHolder" fact="0.325"/>
+                        <dgm:constr type="h" for="ch" forName="ConnectorPoint" refType="h" refFor="ch" refForName="DropPinPlaceHolder" fact="0.325"/>
+                        <dgm:constr type="ctrX" for="ch" forName="ConnectorPoint" refType="ctrX" refFor="ch" refForName="ConnectLine"/>
+                        <dgm:constr type="ctrY" for="ch" forName="ConnectorPoint" refType="t" refFor="ch" refForName="DropPinPlaceHolder"/>
+                        <dgm:constr type="w" for="ch" forName="DropPinPlaceHolder" refType="h" fact="0.16"/>
+                        <dgm:constr type="h" for="ch" forName="DropPinPlaceHolder" refType="h" fact="0.16"/>
+                        <dgm:constr type="t" for="ch" forName="DropPinPlaceHolder" refType="h" fact="0"/>
+                        <dgm:constr type="l" for="ch" forName="DropPinPlaceHolder" refType="w" fact="0"/>
+                        <dgm:constr type="w" for="ch" forName="L2TextContainer" refType="w" fact="0.83"/>
+                        <dgm:constr type="l" for="ch" forName="L2TextContainer" refType="r" refFor="ch" refForName="DropPinPlaceHolder"/>
+                        <dgm:constr type="t" for="ch" forName="L2TextContainer" refType="h" fact="0.16"/>
+                        <dgm:constr type="b" for="ch" forName="L2TextContainer" refType="h" fact="0.45"/>
+                        <dgm:constr type="w" for="ch" forName="L1TextContainer" refType="w" fact="0.83"/>
+                        <dgm:constr type="l" for="ch" forName="L1TextContainer" refType="r" refFor="ch" refForName="DropPinPlaceHolder"/>
+                        <dgm:constr type="t" for="ch" forName="L1TextContainer" refType="h" fact="0.01"/>
+                        <dgm:constr type="b" for="ch" forName="L1TextContainer" refType="h" fact="0.16"/>
+                        <dgm:constr type="w" for="ch" forName="ConnectLine" refType="h" fact="0.01"/>
+                        <dgm:constr type="ctrX" for="ch" forName="ConnectLine" refType="ctrX" refFor="ch" refForName="DropPinPlaceHolder"/>
+                        <dgm:constr type="b" for="ch" forName="ConnectLine" refType="h" fact="0.49"/>
+                        <dgm:constr type="t" for="ch" forName="ConnectLine" refType="b" refFor="ch" refForName="DropPinPlaceHolder" fact="0"/>
+                        <dgm:constr type="w" for="ch" forName="EmptyPlaceHolder" refType="w"/>
+                        <dgm:constr type="h" for="ch" forName="EmptyPlaceHolder" refType="h" fact="0.5"/>
+                        <dgm:constr type="t" for="ch" forName="EmptyPlaceHolder" refType="h" fact="0.5"/>
+                      </dgm:constrLst>
+                    </dgm:if>
+                    <dgm:else name="CaseForPlacingNodeBelowDividerLTR">
+                      <dgm:constrLst>
+                        <dgm:constr type="w" for="ch" forName="ConnectorPoint" refType="h" refFor="ch" refForName="DropPinPlaceHolder" fact="0.325"/>
+                        <dgm:constr type="h" for="ch" forName="ConnectorPoint" refType="h" refFor="ch" refForName="DropPinPlaceHolder" fact="0.325"/>
+                        <dgm:constr type="ctrX" for="ch" forName="ConnectorPoint" refType="ctrX" refFor="ch" refForName="ConnectLine"/>
+                        <dgm:constr type="ctrY" for="ch" forName="ConnectorPoint" refType="b" refFor="ch" refForName="DropPinPlaceHolder"/>
+                        <dgm:constr type="w" for="ch" forName="DropPinPlaceHolder" refType="h" fact="0.16"/>
+                        <dgm:constr type="h" for="ch" forName="DropPinPlaceHolder" refType="h" fact="0.16"/>
+                        <dgm:constr type="b" for="ch" forName="DropPinPlaceHolder" refType="h"/>
+                        <dgm:constr type="l" for="ch" forName="DropPinPlaceHolder" refType="w" fact="0"/>
+                        <dgm:constr type="w" for="ch" forName="L1TextContainer" refType="w" fact="0.83"/>
+                        <dgm:constr type="l" for="ch" forName="L1TextContainer" refType="r" refFor="ch" refForName="DropPinPlaceHolder"/>
+                        <dgm:constr type="b" for="ch" forName="L1TextContainer" refType="h" fact="0.755"/>
+                        <dgm:constr type="t" for="ch" forName="L1TextContainer" refType="h" fact="0.6"/>
+                        <dgm:constr type="w" for="ch" forName="L2TextContainer" refType="w" fact="0.83"/>
+                        <dgm:constr type="l" for="ch" forName="L2TextContainer" refType="r" refFor="ch" refForName="DropPinPlaceHolder"/>
+                        <dgm:constr type="b" for="ch" forName="L2TextContainer" refType="h" fact="0.99"/>
+                        <dgm:constr type="t" for="ch" forName="L2TextContainer" refType="h" fact="0.755"/>
+                        <dgm:constr type="w" for="ch" forName="ConnectLine" refType="h" fact="0.01"/>
+                        <dgm:constr type="ctrX" for="ch" forName="ConnectLine" refType="ctrX" refFor="ch" refForName="DropPinPlaceHolder"/>
+                        <dgm:constr type="t" for="ch" forName="ConnectLine" refType="h" fact="0.51"/>
+                        <dgm:constr type="b" for="ch" forName="ConnectLine" refType="b" refFor="ch" refForName="DropPinPlaceHolder"/>
+                        <dgm:constr type="w" for="ch" forName="EmptyPlaceHolder" refType="w"/>
+                        <dgm:constr type="h" for="ch" forName="EmptyPlaceHolder" refType="h" fact="0.5"/>
+                        <dgm:constr type="t" for="ch" forName="EmptyPlaceHolder" refType="h" fact="0"/>
+                      </dgm:constrLst>
+                    </dgm:else>
+                  </dgm:choose>
+                </dgm:if>
+                <dgm:else name="CaseForLayoutDirectionRTL">
+                  <dgm:choose name="CaseForPlacingNodesAboveAndBelowDividerRTL">
+                    <dgm:if name="CaseForPlacingNodeAboveDividerRTL" axis="self" ptType="node" func="posOdd" op="equ" val="1">
+                      <dgm:constrLst>
+                        <dgm:constr type="w" for="ch" forName="L1TextContainer" refType="w" fact="0.83"/>
+                        <dgm:constr type="l" for="ch" forName="L1TextContainer" refType="w" fact="0"/>
+                        <dgm:constr type="t" for="ch" forName="L1TextContainer" refType="h" fact="0.01"/>
+                        <dgm:constr type="b" for="ch" forName="L1TextContainer" refType="h" fact="0.16"/>
+                        <dgm:constr type="w" for="ch" forName="L2TextContainer" refType="w" fact="0.83"/>
+                        <dgm:constr type="l" for="ch" forName="L2TextContainer" refType="w" fact="0"/>
+                        <dgm:constr type="t" for="ch" forName="L2TextContainer" refType="h" fact="0.16"/>
+                        <dgm:constr type="b" for="ch" forName="L2TextContainer" refType="h" fact="0.45"/>
+                        <dgm:constr type="w" for="ch" forName="DropPinPlaceHolder" refType="h" fact="0.16"/>
+                        <dgm:constr type="h" for="ch" forName="DropPinPlaceHolder" refType="h" fact="0.16"/>
+                        <dgm:constr type="t" for="ch" forName="DropPinPlaceHolder" refType="h" fact="0"/>
+                        <dgm:constr type="r" for="ch" forName="DropPinPlaceHolder" refType="w"/>
+                        <dgm:constr type="w" for="ch" forName="ConnectLine" refType="h" fact="0.01"/>
+                        <dgm:constr type="ctrX" for="ch" forName="ConnectLine" refType="ctrX" refFor="ch" refForName="DropPinPlaceHolder"/>
+                        <dgm:constr type="b" for="ch" forName="ConnectLine" refType="h" fact="0.49"/>
+                        <dgm:constr type="t" for="ch" forName="ConnectLine" refType="b" refFor="ch" refForName="DropPinPlaceHolder" fact="0"/>
+                        <dgm:constr type="w" for="ch" forName="ConnectorPoint" refType="h" refFor="ch" refForName="DropPinPlaceHolder" fact="0.325"/>
+                        <dgm:constr type="h" for="ch" forName="ConnectorPoint" refType="h" refFor="ch" refForName="DropPinPlaceHolder" fact="0.325"/>
+                        <dgm:constr type="ctrX" for="ch" forName="ConnectorPoint" refType="ctrX" refFor="ch" refForName="ConnectLine"/>
+                        <dgm:constr type="ctrY" for="ch" forName="ConnectorPoint" refType="t" refFor="ch" refForName="DropPinPlaceHolder"/>
+                        <dgm:constr type="w" for="ch" forName="EmptyPlaceHolder" refType="w"/>
+                        <dgm:constr type="h" for="ch" forName="EmptyPlaceHolder" refType="h" fact="0.5"/>
+                        <dgm:constr type="t" for="ch" forName="EmptyPlaceHolder" refType="h" fact="0.5"/>
+                      </dgm:constrLst>
+                    </dgm:if>
+                    <dgm:else name="CaseForPlacingNodeBelowDividerRTL">
+                      <dgm:constrLst>
+                        <dgm:constr type="w" for="ch" forName="L1TextContainer" refType="w" fact="0.83"/>
+                        <dgm:constr type="l" for="ch" forName="L1TextContainer" refType="w" fact="0"/>
+                        <dgm:constr type="b" for="ch" forName="L1TextContainer" refType="h" fact="0.755"/>
+                        <dgm:constr type="t" for="ch" forName="L1TextContainer" refType="h" fact="0.6"/>
+                        <dgm:constr type="w" for="ch" forName="L2TextContainer" refType="w" fact="0.83"/>
+                        <dgm:constr type="l" for="ch" forName="L2TextContainer" refType="w" fact="0"/>
+                        <dgm:constr type="b" for="ch" forName="L2TextContainer" refType="h" fact="0.99"/>
+                        <dgm:constr type="t" for="ch" forName="L2TextContainer" refType="h" fact="0.755"/>
+                        <dgm:constr type="w" for="ch" forName="DropPinPlaceHolder" refType="h" fact="0.16"/>
+                        <dgm:constr type="h" for="ch" forName="DropPinPlaceHolder" refType="h" fact="0.16"/>
+                        <dgm:constr type="b" for="ch" forName="DropPinPlaceHolder" refType="h"/>
+                        <dgm:constr type="r" for="ch" forName="DropPinPlaceHolder" refType="w"/>
+                        <dgm:constr type="w" for="ch" forName="ConnectLine" refType="h" fact="0.01"/>
+                        <dgm:constr type="ctrX" for="ch" forName="ConnectLine" refType="ctrX" refFor="ch" refForName="DropPinPlaceHolder"/>
+                        <dgm:constr type="t" for="ch" forName="ConnectLine" refType="h" fact="0.51"/>
+                        <dgm:constr type="b" for="ch" forName="ConnectLine" refType="b" refFor="ch" refForName="DropPinPlaceHolder"/>
+                        <dgm:constr type="w" for="ch" forName="ConnectorPoint" refType="h" refFor="ch" refForName="DropPinPlaceHolder" fact="0.325"/>
+                        <dgm:constr type="h" for="ch" forName="ConnectorPoint" refType="h" refFor="ch" refForName="DropPinPlaceHolder" fact="0.325"/>
+                        <dgm:constr type="ctrX" for="ch" forName="ConnectorPoint" refType="ctrX" refFor="ch" refForName="ConnectLine"/>
+                        <dgm:constr type="ctrY" for="ch" forName="ConnectorPoint" refType="b" refFor="ch" refForName="DropPinPlaceHolder"/>
+                        <dgm:constr type="w" for="ch" forName="EmptyPlaceHolder" refType="w"/>
+                        <dgm:constr type="h" for="ch" forName="EmptyPlaceHolder" refType="h" fact="0.5"/>
+                        <dgm:constr type="t" for="ch" forName="EmptyPlaceHolder" refType="h" fact="0"/>
+                      </dgm:constrLst>
+                    </dgm:else>
+                  </dgm:choose>
+                </dgm:else>
+              </dgm:choose>
+              <dgm:layoutNode name="DropPinPlaceHolder">
+                <dgm:alg type="composite"/>
+                <dgm:shape xmlns:r="http://schemas.openxmlformats.org/officeDocument/2006/relationships" r:blip="">
+                  <dgm:adjLst/>
+                </dgm:shape>
+                <dgm:constrLst>
+                  <dgm:constr type="w" for="ch" forName="DropPin" refType="w" fact="0"/>
+                  <dgm:constr type="h" for="ch" forName="DropPin" refType="h" fact="0"/>
+                  <dgm:constr type="ctrX" for="ch" forName="DropPin" refType="w" fact="0"/>
+                  <dgm:constr type="ctrY" for="ch" forName="DropPin" refType="h" fact="0"/>
+                  <dgm:constr type="w" for="ch" forName="Ellipse" refType="w" refFor="ch" refForName="DropPin" fact="0"/>
+                  <dgm:constr type="h" for="ch" forName="Ellipse" refType="w" refFor="ch" refForName="DropPin" fact="0"/>
+                  <dgm:constr type="ctrX" for="ch" forName="Ellipse" refType="ctrX" refFor="ch" refForName="DropPin" fact="0"/>
+                  <dgm:constr type="ctrY" for="ch" forName="Ellipse" refType="ctrY" refFor="ch" refForName="DropPin" fact="0"/>
+                </dgm:constrLst>
+                <dgm:layoutNode name="DropPin" styleLbl="alignNode1">
+                  <dgm:alg type="sp"/>
+                  <dgm:choose name="CaseForPlacingTearDropAboveAndBelowDivider">
+                    <dgm:if name="CaseForPlacingTearDropAboveDivider" axis="self" ptType="node" func="posOdd" op="equ" val="1">
+                      <dgm:shape xmlns:r="http://schemas.openxmlformats.org/officeDocument/2006/relationships" rot="135" type="teardrop" r:blip="">
+                        <dgm:adjLst>
+                          <dgm:adj idx="1" val="1.15"/>
+                        </dgm:adjLst>
+                      </dgm:shape>
+                    </dgm:if>
+                    <dgm:else name="CaseForPlacingTearDropBelowDivider">
+                      <dgm:shape xmlns:r="http://schemas.openxmlformats.org/officeDocument/2006/relationships" rot="-45" type="teardrop" r:blip="">
+                        <dgm:adjLst>
+                          <dgm:adj idx="1" val="1.15"/>
+                        </dgm:adjLst>
+                      </dgm:shape>
+                    </dgm:else>
+                  </dgm:choose>
+                  <dgm:presOf/>
+                  <dgm:constrLst/>
+                </dgm:layoutNode>
+                <dgm:layoutNode name="Ellipse" styleLbl="fgAcc1" moveWith="DropPin">
+                  <dgm:alg type="sp"/>
+                  <dgm:shape xmlns:r="http://schemas.openxmlformats.org/officeDocument/2006/relationships" type="ellipse" r:blip="">
+                    <dgm:adjLst/>
+                  </dgm:shape>
+                  <dgm:presOf/>
+                  <dgm:constrLst/>
+                </dgm:layoutNode>
+              </dgm:layoutNode>
+              <dgm:layoutNode name="L2TextContainer" styleLbl="revTx" moveWith="L1TextContainer">
+                <dgm:varLst>
+                  <dgm:bulletEnabled val="1"/>
+                </dgm:varLst>
+                <dgm:choose name="casesForTxtDirLogic">
+                  <dgm:if name="Name77" axis="self" ptType="node" func="posOdd" op="equ" val="1">
+                    <dgm:alg type="tx">
+                      <dgm:param type="txAnchorVert" val="t"/>
+                      <dgm:param type="parTxLTRAlign" val="l"/>
+                      <dgm:param type="parTxRTLAlign" val="l"/>
+                      <dgm:param type="txAnchorVertCh" val="t"/>
+                      <dgm:param type="shpTxRTLAlignCh" val="l"/>
+                      <dgm:param type="shpTxLTRAlignCh" val="l"/>
+                    </dgm:alg>
+                    <dgm:constrLst>
+                      <dgm:constr type="lMarg"/>
+                      <dgm:constr type="rMarg"/>
+                      <dgm:constr type="tMarg"/>
+                      <dgm:constr type="bMarg"/>
+                    </dgm:constrLst>
+                  </dgm:if>
+                  <dgm:else name="Name88">
+                    <dgm:alg type="tx">
+                      <dgm:param type="txAnchorVert" val="t"/>
+                      <dgm:param type="parTxLTRAlign" val="l"/>
+                      <dgm:param type="parTxRTLAlign" val="l"/>
+                      <dgm:param type="txAnchorVertCh" val="t"/>
+                      <dgm:param type="shpTxRTLAlignCh" val="l"/>
+                      <dgm:param type="shpTxLTRAlignCh" val="l"/>
+                    </dgm:alg>
+                    <dgm:constrLst>
+                      <dgm:constr type="lMarg"/>
+                      <dgm:constr type="rMarg"/>
+                      <dgm:constr type="tMarg"/>
+                      <dgm:constr type="bMarg"/>
+                    </dgm:constrLst>
+                  </dgm:else>
+                </dgm:choose>
+                <dgm:shape xmlns:r="http://schemas.openxmlformats.org/officeDocument/2006/relationships" type="rect" r:blip="">
+                  <dgm:adjLst/>
+                </dgm:shape>
+                <dgm:presOf axis="des" ptType="node"/>
+                <dgm:ruleLst>
+                  <dgm:rule type="primFontSz" val="5" fact="NaN" max="NaN"/>
+                </dgm:ruleLst>
+              </dgm:layoutNode>
+              <dgm:layoutNode name="L1TextContainer" styleLbl="revTx">
+                <dgm:varLst>
+                  <dgm:chMax val="1"/>
+                  <dgm:chPref val="1"/>
+                  <dgm:bulletEnabled val="1"/>
+                </dgm:varLst>
+                <dgm:alg type="tx">
+                  <dgm:param type="txAnchorVert" val="mid"/>
+                  <dgm:param type="parTxLTRAlign" val="l"/>
+                  <dgm:param type="parTxRTLAlign" val="l"/>
+                </dgm:alg>
+                <dgm:shape xmlns:r="http://schemas.openxmlformats.org/officeDocument/2006/relationships" type="rect" r:blip="">
+                  <dgm:adjLst/>
+                </dgm:shape>
+                <dgm:presOf axis="self"/>
+                <dgm:constrLst>
+                  <dgm:constr type="lMarg"/>
+                  <dgm:constr type="rMarg"/>
+                  <dgm:constr type="tMarg"/>
+                  <dgm:constr type="bMarg"/>
+                </dgm:constrLst>
+                <dgm:ruleLst>
+                  <dgm:rule type="primFontSz" val="5" fact="NaN" max="NaN"/>
+                </dgm:ruleLst>
+              </dgm:layoutNode>
+              <dgm:layoutNode name="ConnectLine" styleLbl="dkBgShp">
+                <dgm:alg type="sp"/>
+                <dgm:shape xmlns:r="http://schemas.openxmlformats.org/officeDocument/2006/relationships" type="rect" r:blip="">
+                  <dgm:adjLst/>
+                </dgm:shape>
+                <dgm:presOf/>
+                <dgm:constrLst/>
+              </dgm:layoutNode>
+              <dgm:layoutNode name="ConnectorPoint" moveWith="ConnectLine">
+                <dgm:alg type="composite"/>
+                <dgm:shape xmlns:r="http://schemas.openxmlformats.org/officeDocument/2006/relationships" r:blip="">
+                  <dgm:adjLst/>
+                </dgm:shape>
+                <dgm:presOf/>
+                <dgm:constrLst>
+                  <dgm:constr type="w" for="ch" forName="Bullet" refType="w"/>
+                  <dgm:constr type="h" for="ch" forName="Bullet" refType="w"/>
+                  <dgm:constr type="ctrX" for="ch" forName="Bullet" refType="w" fact="0.5"/>
+                  <dgm:constr type="ctrY" for="ch" forName="Bullet" refType="h" fact="0.5"/>
+                </dgm:constrLst>
+                <dgm:layoutNode name="Bullet" styleLbl="lnNode1">
+                  <dgm:alg type="sp"/>
+                  <dgm:shape xmlns:r="http://schemas.openxmlformats.org/officeDocument/2006/relationships" type="ellipse" r:blip="" zOrderOff="10">
+                    <dgm:adjLst/>
+                  </dgm:shape>
+                  <dgm:presOf/>
+                  <dgm:constrLst/>
+                </dgm:layoutNode>
+              </dgm:layoutNode>
+              <dgm:layoutNode name="EmptyPlaceHolder">
+                <dgm:alg type="sp"/>
+                <dgm:shape xmlns:r="http://schemas.openxmlformats.org/officeDocument/2006/relationships" r:blip="">
+                  <dgm:adjLst/>
+                </dgm:shape>
+                <dgm:presOf/>
+                <dgm:constrLst/>
+              </dgm:layoutNode>
+            </dgm:layoutNode>
+            <dgm:forEach name="Name28" axis="followSib" ptType="sibTrans" cnt="1">
+              <dgm:layoutNode name="spaceBetweenRectangles">
+                <dgm:alg type="sp"/>
+                <dgm:shape xmlns:r="http://schemas.openxmlformats.org/officeDocument/2006/relationships" r:blip="">
+                  <dgm:adjLst/>
+                </dgm:shape>
+                <dgm:presOf/>
+                <dgm:constrLst/>
+                <dgm:ruleLst/>
+              </dgm:layoutNode>
+            </dgm:forEach>
+          </dgm:forEach>
+        </dgm:else>
+      </dgm:choose>
+    </dgm:layoutNode>
+  </dgm:layoutNode>
+  <dgm:extLst>
+    <a:ext uri="{68A01E43-0DF5-4B5B-8FA6-DAF915123BFB}">
+      <dgm1612:lstStyle xmlns:dgm1612="http://schemas.microsoft.com/office/drawing/2016/12/diagram">
+        <a:lvl1pPr>
+          <a:defRPr b="1"/>
+        </a:lvl1pPr>
+      </dgm1612:lstStyle>
+    </a:ext>
+  </dgm:extLst>
+</dgm:layoutDef>
+</file>
+
 <file path=word/diagrams/quickStyle1.xml><?xml version="1.0" encoding="utf-8"?>
+<dgm:styleDef xmlns:dgm="http://schemas.openxmlformats.org/drawingml/2006/diagram" xmlns:a="http://schemas.openxmlformats.org/drawingml/2006/main" uniqueId="urn:microsoft.com/office/officeart/2005/8/quickstyle/simple1">
+  <dgm:title val=""/>
+  <dgm:desc val=""/>
+  <dgm:catLst>
+    <dgm:cat type="simple" pri="10100"/>
+  </dgm:catLst>
+  <dgm:scene3d>
+    <a:camera prst="orthographicFront"/>
+    <a:lightRig rig="threePt" dir="t"/>
+  </dgm:scene3d>
+  <dgm:styleLbl name="node0">
+    <dgm:scene3d>
+      <a:camera prst="orthographicFront"/>
+      <a:lightRig rig="threePt" dir="t"/>
+    </dgm:scene3d>
+    <dgm:sp3d/>
+    <dgm:txPr/>
+    <dgm:style>
+      <a:lnRef idx="2">
+        <a:scrgbClr r="0" g="0" b="0"/>
+      </a:lnRef>
+      <a:fillRef idx="1">
+        <a:scrgbClr r="0" g="0" b="0"/>
+      </a:fillRef>
+      <a:effectRef idx="0">
+        <a:scrgbClr r="0" g="0" b="0"/>
+      </a:effectRef>
+      <a:fontRef idx="minor">
+        <a:schemeClr val="lt1"/>
+      </a:fontRef>
+    </dgm:style>
+  </dgm:styleLbl>
+  <dgm:styleLbl name="lnNode1">
+    <dgm:scene3d>
+      <a:camera prst="orthographicFront"/>
+      <a:lightRig rig="threePt" dir="t"/>
+    </dgm:scene3d>
+    <dgm:sp3d/>
+    <dgm:txPr/>
+    <dgm:style>
+      <a:lnRef idx="2">
+        <a:scrgbClr r="0" g="0" b="0"/>
+      </a:lnRef>
+      <a:fillRef idx="1">
+        <a:scrgbClr r="0" g="0" b="0"/>
+      </a:fillRef>
+      <a:effectRef idx="0">
+        <a:scrgbClr r="0" g="0" b="0"/>
+      </a:effectRef>
+      <a:fontRef idx="minor">
+        <a:schemeClr val="lt1"/>
+      </a:fontRef>
+    </dgm:style>
+  </dgm:styleLbl>
+  <dgm:styleLbl name="vennNode1">
+    <dgm:scene3d>
+      <a:camera prst="orthographicFront"/>
+      <a:lightRig rig="threePt" dir="t"/>
+    </dgm:scene3d>
+    <dgm:sp3d/>
+    <dgm:txPr/>
+    <dgm:style>
+      <a:lnRef idx="2">
+        <a:scrgbClr r="0" g="0" b="0"/>
+      </a:lnRef>
+      <a:fillRef idx="1">
+        <a:scrgbClr r="0" g="0" b="0"/>
+      </a:fillRef>
+      <a:effectRef idx="0">
+        <a:scrgbClr r="0" g="0" b="0"/>
+      </a:effectRef>
+      <a:fontRef idx="minor">
+        <a:schemeClr val="tx1"/>
+      </a:fontRef>
+    </dgm:style>
+  </dgm:styleLbl>
+  <dgm:styleLbl name="alignNode1">
+    <dgm:scene3d>
+      <a:camera prst="orthographicFront"/>
+      <a:lightRig rig="threePt" dir="t"/>
+    </dgm:scene3d>
+    <dgm:sp3d/>
+    <dgm:txPr/>
+    <dgm:style>
+      <a:lnRef idx="2">
+        <a:scrgbClr r="0" g="0" b="0"/>
+      </a:lnRef>
+      <a:fillRef idx="1">
+        <a:scrgbClr r="0" g="0" b="0"/>
+      </a:fillRef>
+      <a:effectRef idx="0">
+        <a:scrgbClr r="0" g="0" b="0"/>
+      </a:effectRef>
+      <a:fontRef idx="minor">
+        <a:schemeClr val="lt1"/>
+      </a:fontRef>
+    </dgm:style>
+  </dgm:styleLbl>
+  <dgm:styleLbl name="node1">
+    <dgm:scene3d>
+      <a:camera prst="orthographicFront"/>
+      <a:lightRig rig="threePt" dir="t"/>
+    </dgm:scene3d>
+    <dgm:sp3d/>
+    <dgm:txPr/>
+    <dgm:style>
+      <a:lnRef idx="2">
+        <a:scrgbClr r="0" g="0" b="0"/>
+      </a:lnRef>
+      <a:fillRef idx="1">
+        <a:scrgbClr r="0" g="0" b="0"/>
+      </a:fillRef>
+      <a:effectRef idx="0">
+        <a:scrgbClr r="0" g="0" b="0"/>
+      </a:effectRef>
+      <a:fontRef idx="minor">
+        <a:schemeClr val="lt1"/>
+      </a:fontRef>
+    </dgm:style>
+  </dgm:styleLbl>
+  <dgm:styleLbl name="node2">
+    <dgm:scene3d>
+      <a:camera prst="orthographicFront"/>
+      <a:lightRig rig="threePt" dir="t"/>
+    </dgm:scene3d>
+    <dgm:sp3d/>
+    <dgm:txPr/>
+    <dgm:style>
+      <a:lnRef idx="2">
+        <a:scrgbClr r="0" g="0" b="0"/>
+      </a:lnRef>
+      <a:fillRef idx="1">
+        <a:scrgbClr r="0" g="0" b="0"/>
+      </a:fillRef>
+      <a:effectRef idx="0">
+        <a:scrgbClr r="0" g="0" b="0"/>
+      </a:effectRef>
+      <a:fontRef idx="minor">
+        <a:schemeClr val="lt1"/>
+      </a:fontRef>
+    </dgm:style>
+  </dgm:styleLbl>
+  <dgm:styleLbl name="node3">
+    <dgm:scene3d>
+      <a:camera prst="orthographicFront"/>
+      <a:lightRig rig="threePt" dir="t"/>
+    </dgm:scene3d>
+    <dgm:sp3d/>
+    <dgm:txPr/>
+    <dgm:style>
+      <a:lnRef idx="2">
+        <a:scrgbClr r="0" g="0" b="0"/>
+      </a:lnRef>
+      <a:fillRef idx="1">
+        <a:scrgbClr r="0" g="0" b="0"/>
+      </a:fillRef>
+      <a:effectRef idx="0">
+        <a:scrgbClr r="0" g="0" b="0"/>
+      </a:effectRef>
+      <a:fontRef idx="minor">
+        <a:schemeClr val="lt1"/>
+      </a:fontRef>
+    </dgm:style>
+  </dgm:styleLbl>
+  <dgm:styleLbl name="node4">
+    <dgm:scene3d>
+      <a:camera prst="orthographicFront"/>
+      <a:lightRig rig="threePt" dir="t"/>
+    </dgm:scene3d>
+    <dgm:sp3d/>
+    <dgm:txPr/>
+    <dgm:style>
+      <a:lnRef idx="2">
+        <a:scrgbClr r="0" g="0" b="0"/>
+      </a:lnRef>
+      <a:fillRef idx="1">
+        <a:scrgbClr r="0" g="0" b="0"/>
+      </a:fillRef>
+      <a:effectRef idx="0">
+        <a:scrgbClr r="0" g="0" b="0"/>
+      </a:effectRef>
+      <a:fontRef idx="minor">
+        <a:schemeClr val="lt1"/>
+      </a:fontRef>
+    </dgm:style>
+  </dgm:styleLbl>
+  <dgm:styleLbl name="fgImgPlace1">
+    <dgm:scene3d>
+      <a:camera prst="orthographicFront"/>
+      <a:lightRig rig="threePt" dir="t"/>
+    </dgm:scene3d>
+    <dgm:sp3d/>
+    <dgm:txPr/>
+    <dgm:style>
+      <a:lnRef idx="2">
+        <a:scrgbClr r="0" g="0" b="0"/>
+      </a:lnRef>
+      <a:fillRef idx="1">
+        <a:scrgbClr r="0" g="0" b="0"/>
+      </a:fillRef>
+      <a:effectRef idx="0">
+        <a:scrgbClr r="0" g="0" b="0"/>
+      </a:effectRef>
+      <a:fontRef idx="minor"/>
+    </dgm:style>
+  </dgm:styleLbl>
+  <dgm:styleLbl name="alignImgPlace1">
+    <dgm:scene3d>
+      <a:camera prst="orthographicFront"/>
+      <a:lightRig rig="threePt" dir="t"/>
+    </dgm:scene3d>
+    <dgm:sp3d/>
+    <dgm:txPr/>
+    <dgm:style>
+      <a:lnRef idx="2">
+        <a:scrgbClr r="0" g="0" b="0"/>
+      </a:lnRef>
+      <a:fillRef idx="1">
+        <a:scrgbClr r="0" g="0" b="0"/>
+      </a:fillRef>
+      <a:effectRef idx="0">
+        <a:scrgbClr r="0" g="0" b="0"/>
+      </a:effectRef>
+      <a:fontRef idx="minor"/>
+    </dgm:style>
+  </dgm:styleLbl>
+  <dgm:styleLbl name="bgImgPlace1">
+    <dgm:scene3d>
+      <a:camera prst="orthographicFront"/>
+      <a:lightRig rig="threePt" dir="t"/>
+    </dgm:scene3d>
+    <dgm:sp3d/>
+    <dgm:txPr/>
+    <dgm:style>
+      <a:lnRef idx="2">
+        <a:scrgbClr r="0" g="0" b="0"/>
+      </a:lnRef>
+      <a:fillRef idx="1">
+        <a:scrgbClr r="0" g="0" b="0"/>
+      </a:fillRef>
+      <a:effectRef idx="0">
+        <a:scrgbClr r="0" g="0" b="0"/>
+      </a:effectRef>
+      <a:fontRef idx="minor"/>
+    </dgm:style>
+  </dgm:styleLbl>
+  <dgm:styleLbl name="sibTrans2D1">
+    <dgm:scene3d>
+      <a:camera prst="orthographicFront"/>
+      <a:lightRig rig="threePt" dir="t"/>
+    </dgm:scene3d>
+    <dgm:sp3d/>
+    <dgm:txPr/>
+    <dgm:style>
+      <a:lnRef idx="0">
+        <a:scrgbClr r="0" g="0" b="0"/>
+      </a:lnRef>
+      <a:fillRef idx="1">
+        <a:scrgbClr r="0" g="0" b="0"/>
+      </a:fillRef>
+      <a:effectRef idx="0">
+        <a:scrgbClr r="0" g="0" b="0"/>
+      </a:effectRef>
+      <a:fontRef idx="minor">
+        <a:schemeClr val="lt1"/>
+      </a:fontRef>
+    </dgm:style>
+  </dgm:styleLbl>
+  <dgm:styleLbl name="fgSibTrans2D1">
+    <dgm:scene3d>
+      <a:camera prst="orthographicFront"/>
+      <a:lightRig rig="threePt" dir="t"/>
+    </dgm:scene3d>
+    <dgm:sp3d/>
+    <dgm:txPr/>
+    <dgm:style>
+      <a:lnRef idx="0">
+        <a:scrgbClr r="0" g="0" b="0"/>
+      </a:lnRef>
+      <a:fillRef idx="1">
+        <a:scrgbClr r="0" g="0" b="0"/>
+      </a:fillRef>
+      <a:effectRef idx="0">
+        <a:scrgbClr r="0" g="0" b="0"/>
+      </a:effectRef>
+      <a:fontRef idx="minor">
+        <a:schemeClr val="lt1"/>
+      </a:fontRef>
+    </dgm:style>
+  </dgm:styleLbl>
+  <dgm:styleLbl name="bgSibTrans2D1">
+    <dgm:scene3d>
+      <a:camera prst="orthographicFront"/>
+      <a:lightRig rig="threePt" dir="t"/>
+    </dgm:scene3d>
+    <dgm:sp3d/>
+    <dgm:txPr/>
+    <dgm:style>
+      <a:lnRef idx="0">
+        <a:scrgbClr r="0" g="0" b="0"/>
+      </a:lnRef>
+      <a:fillRef idx="1">
+        <a:scrgbClr r="0" g="0" b="0"/>
+      </a:fillRef>
+      <a:effectRef idx="0">
+        <a:scrgbClr r="0" g="0" b="0"/>
+      </a:effectRef>
+      <a:fontRef idx="minor">
+        <a:schemeClr val="lt1"/>
+      </a:fontRef>
+    </dgm:style>
+  </dgm:styleLbl>
+  <dgm:styleLbl name="sibTrans1D1">
+    <dgm:scene3d>
+      <a:camera prst="orthographicFront"/>
+      <a:lightRig rig="threePt" dir="t"/>
+    </dgm:scene3d>
+    <dgm:sp3d/>
+    <dgm:txPr/>
+    <dgm:style>
+      <a:lnRef idx="1">
+        <a:scrgbClr r="0" g="0" b="0"/>
+      </a:lnRef>
+      <a:fillRef idx="0">
+        <a:scrgbClr r="0" g="0" b="0"/>
+      </a:fillRef>
+      <a:effectRef idx="0">
+        <a:scrgbClr r="0" g="0" b="0"/>
+      </a:effectRef>
+      <a:fontRef idx="minor"/>
+    </dgm:style>
+  </dgm:styleLbl>
+  <dgm:styleLbl name="callout">
+    <dgm:scene3d>
+      <a:camera prst="orthographicFront"/>
+      <a:lightRig rig="threePt" dir="t"/>
+    </dgm:scene3d>
+    <dgm:sp3d/>
+    <dgm:txPr/>
+    <dgm:style>
+      <a:lnRef idx="2">
+        <a:scrgbClr r="0" g="0" b="0"/>
+      </a:lnRef>
+      <a:fillRef idx="1">
+        <a:scrgbClr r="0" g="0" b="0"/>
+      </a:fillRef>
+      <a:effectRef idx="0">
+        <a:scrgbClr r="0" g="0" b="0"/>
+      </a:effectRef>
+      <a:fontRef idx="minor"/>
+    </dgm:style>
+  </dgm:styleLbl>
+  <dgm:styleLbl name="asst0">
+    <dgm:scene3d>
+      <a:camera prst="orthographicFront"/>
+      <a:lightRig rig="threePt" dir="t"/>
+    </dgm:scene3d>
+    <dgm:sp3d/>
+    <dgm:txPr/>
+    <dgm:style>
+      <a:lnRef idx="2">
+        <a:scrgbClr r="0" g="0" b="0"/>
+      </a:lnRef>
+      <a:fillRef idx="1">
+        <a:scrgbClr r="0" g="0" b="0"/>
+      </a:fillRef>
+      <a:effectRef idx="0">
+        <a:scrgbClr r="0" g="0" b="0"/>
+      </a:effectRef>
+      <a:fontRef idx="minor">
+        <a:schemeClr val="lt1"/>
+      </a:fontRef>
+    </dgm:style>
+  </dgm:styleLbl>
+  <dgm:styleLbl name="asst1">
+    <dgm:scene3d>
+      <a:camera prst="orthographicFront"/>
+      <a:lightRig rig="threePt" dir="t"/>
+    </dgm:scene3d>
+    <dgm:sp3d/>
+    <dgm:txPr/>
+    <dgm:style>
+      <a:lnRef idx="2">
+        <a:scrgbClr r="0" g="0" b="0"/>
+      </a:lnRef>
+      <a:fillRef idx="1">
+        <a:scrgbClr r="0" g="0" b="0"/>
+      </a:fillRef>
+      <a:effectRef idx="0">
+        <a:scrgbClr r="0" g="0" b="0"/>
+      </a:effectRef>
+      <a:fontRef idx="minor">
+        <a:schemeClr val="lt1"/>
+      </a:fontRef>
+    </dgm:style>
+  </dgm:styleLbl>
+  <dgm:styleLbl name="asst2">
+    <dgm:scene3d>
+      <a:camera prst="orthographicFront"/>
+      <a:lightRig rig="threePt" dir="t"/>
+    </dgm:scene3d>
+    <dgm:sp3d/>
+    <dgm:txPr/>
+    <dgm:style>
+      <a:lnRef idx="2">
+        <a:scrgbClr r="0" g="0" b="0"/>
+      </a:lnRef>
+      <a:fillRef idx="1">
+        <a:scrgbClr r="0" g="0" b="0"/>
+      </a:fillRef>
+      <a:effectRef idx="0">
+        <a:scrgbClr r="0" g="0" b="0"/>
+      </a:effectRef>
+      <a:fontRef idx="minor">
+        <a:schemeClr val="lt1"/>
+      </a:fontRef>
+    </dgm:style>
+  </dgm:styleLbl>
+  <dgm:styleLbl name="asst3">
+    <dgm:scene3d>
+      <a:camera prst="orthographicFront"/>
+      <a:lightRig rig="threePt" dir="t"/>
+    </dgm:scene3d>
+    <dgm:sp3d/>
+    <dgm:txPr/>
+    <dgm:style>
+      <a:lnRef idx="2">
+        <a:scrgbClr r="0" g="0" b="0"/>
+      </a:lnRef>
+      <a:fillRef idx="1">
+        <a:scrgbClr r="0" g="0" b="0"/>
+      </a:fillRef>
+      <a:effectRef idx="0">
+        <a:scrgbClr r="0" g="0" b="0"/>
+      </a:effectRef>
+      <a:fontRef idx="minor">
+        <a:schemeClr val="lt1"/>
+      </a:fontRef>
+    </dgm:style>
+  </dgm:styleLbl>
+  <dgm:styleLbl name="asst4">
+    <dgm:scene3d>
+      <a:camera prst="orthographicFront"/>
+      <a:lightRig rig="threePt" dir="t"/>
+    </dgm:scene3d>
+    <dgm:sp3d/>
+    <dgm:txPr/>
+    <dgm:style>
+      <a:lnRef idx="2">
+        <a:scrgbClr r="0" g="0" b="0"/>
+      </a:lnRef>
+      <a:fillRef idx="1">
+        <a:scrgbClr r="0" g="0" b="0"/>
+      </a:fillRef>
+      <a:effectRef idx="0">
+        <a:scrgbClr r="0" g="0" b="0"/>
+      </a:effectRef>
+      <a:fontRef idx="minor">
+        <a:schemeClr val="lt1"/>
+      </a:fontRef>
+    </dgm:style>
+  </dgm:styleLbl>
+  <dgm:styleLbl name="parChTrans2D1">
+    <dgm:scene3d>
+      <a:camera prst="orthographicFront"/>
+      <a:lightRig rig="threePt" dir="t"/>
+    </dgm:scene3d>
+    <dgm:sp3d/>
+    <dgm:txPr/>
+    <dgm:style>
+      <a:lnRef idx="2">
+        <a:scrgbClr r="0" g="0" b="0"/>
+      </a:lnRef>
+      <a:fillRef idx="1">
+        <a:scrgbClr r="0" g="0" b="0"/>
+      </a:fillRef>
+      <a:effectRef idx="0">
+        <a:scrgbClr r="0" g="0" b="0"/>
+      </a:effectRef>
+      <a:fontRef idx="minor">
+        <a:schemeClr val="lt1"/>
+      </a:fontRef>
+    </dgm:style>
+  </dgm:styleLbl>
+  <dgm:styleLbl name="parChTrans2D2">
+    <dgm:scene3d>
+      <a:camera prst="orthographicFront"/>
+      <a:lightRig rig="threePt" dir="t"/>
+    </dgm:scene3d>
+    <dgm:sp3d/>
+    <dgm:txPr/>
+    <dgm:style>
+      <a:lnRef idx="2">
+        <a:scrgbClr r="0" g="0" b="0"/>
+      </a:lnRef>
+      <a:fillRef idx="1">
+        <a:scrgbClr r="0" g="0" b="0"/>
+      </a:fillRef>
+      <a:effectRef idx="0">
+        <a:scrgbClr r="0" g="0" b="0"/>
+      </a:effectRef>
+      <a:fontRef idx="minor">
+        <a:schemeClr val="lt1"/>
+      </a:fontRef>
+    </dgm:style>
+  </dgm:styleLbl>
+  <dgm:styleLbl name="parChTrans2D3">
+    <dgm:scene3d>
+      <a:camera prst="orthographicFront"/>
+      <a:lightRig rig="threePt" dir="t"/>
+    </dgm:scene3d>
+    <dgm:sp3d/>
+    <dgm:txPr/>
+    <dgm:style>
+      <a:lnRef idx="2">
+        <a:scrgbClr r="0" g="0" b="0"/>
+      </a:lnRef>
+      <a:fillRef idx="1">
+        <a:scrgbClr r="0" g="0" b="0"/>
+      </a:fillRef>
+      <a:effectRef idx="0">
+        <a:scrgbClr r="0" g="0" b="0"/>
+      </a:effectRef>
+      <a:fontRef idx="minor">
+        <a:schemeClr val="lt1"/>
+      </a:fontRef>
+    </dgm:style>
+  </dgm:styleLbl>
+  <dgm:styleLbl name="parChTrans2D4">
+    <dgm:scene3d>
+      <a:camera prst="orthographicFront"/>
+      <a:lightRig rig="threePt" dir="t"/>
+    </dgm:scene3d>
+    <dgm:sp3d/>
+    <dgm:txPr/>
+    <dgm:style>
+      <a:lnRef idx="2">
+        <a:scrgbClr r="0" g="0" b="0"/>
+      </a:lnRef>
+      <a:fillRef idx="1">
+        <a:scrgbClr r="0" g="0" b="0"/>
+      </a:fillRef>
+      <a:effectRef idx="0">
+        <a:scrgbClr r="0" g="0" b="0"/>
+      </a:effectRef>
+      <a:fontRef idx="minor">
+        <a:schemeClr val="lt1"/>
+      </a:fontRef>
+    </dgm:style>
+  </dgm:styleLbl>
+  <dgm:styleLbl name="parChTrans1D1">
+    <dgm:scene3d>
+      <a:camera prst="orthographicFront"/>
+      <a:lightRig rig="threePt" dir="t"/>
+    </dgm:scene3d>
+    <dgm:sp3d/>
+    <dgm:txPr/>
+    <dgm:style>
+      <a:lnRef idx="2">
+        <a:scrgbClr r="0" g="0" b="0"/>
+      </a:lnRef>
+      <a:fillRef idx="0">
+        <a:scrgbClr r="0" g="0" b="0"/>
+      </a:fillRef>
+      <a:effectRef idx="0">
+        <a:scrgbClr r="0" g="0" b="0"/>
+      </a:effectRef>
+      <a:fontRef idx="minor"/>
+    </dgm:style>
+  </dgm:styleLbl>
+  <dgm:styleLbl name="parChTrans1D2">
+    <dgm:scene3d>
+      <a:camera prst="orthographicFront"/>
+      <a:lightRig rig="threePt" dir="t"/>
+    </dgm:scene3d>
+    <dgm:sp3d/>
+    <dgm:txPr/>
+    <dgm:style>
+      <a:lnRef idx="2">
+        <a:scrgbClr r="0" g="0" b="0"/>
+      </a:lnRef>
+      <a:fillRef idx="0">
+        <a:scrgbClr r="0" g="0" b="0"/>
+      </a:fillRef>
+      <a:effectRef idx="0">
+        <a:scrgbClr r="0" g="0" b="0"/>
+      </a:effectRef>
+      <a:fontRef idx="minor"/>
+    </dgm:style>
+  </dgm:styleLbl>
+  <dgm:styleLbl name="parChTrans1D3">
+    <dgm:scene3d>
+      <a:camera prst="orthographicFront"/>
+      <a:lightRig rig="threePt" dir="t"/>
+    </dgm:scene3d>
+    <dgm:sp3d/>
+    <dgm:txPr/>
+    <dgm:style>
+      <a:lnRef idx="2">
+        <a:scrgbClr r="0" g="0" b="0"/>
+      </a:lnRef>
+      <a:fillRef idx="0">
+        <a:scrgbClr r="0" g="0" b="0"/>
+      </a:fillRef>
+      <a:effectRef idx="0">
+        <a:scrgbClr r="0" g="0" b="0"/>
+      </a:effectRef>
+      <a:fontRef idx="minor"/>
+    </dgm:style>
+  </dgm:styleLbl>
+  <dgm:styleLbl name="parChTrans1D4">
+    <dgm:scene3d>
+      <a:camera prst="orthographicFront"/>
+      <a:lightRig rig="threePt" dir="t"/>
+    </dgm:scene3d>
+    <dgm:sp3d/>
+    <dgm:txPr/>
+    <dgm:style>
+      <a:lnRef idx="2">
+        <a:scrgbClr r="0" g="0" b="0"/>
+      </a:lnRef>
+      <a:fillRef idx="0">
+        <a:scrgbClr r="0" g="0" b="0"/>
+      </a:fillRef>
+      <a:effectRef idx="0">
+        <a:scrgbClr r="0" g="0" b="0"/>
+      </a:effectRef>
+      <a:fontRef idx="minor"/>
+    </dgm:style>
+  </dgm:styleLbl>
+  <dgm:styleLbl name="fgAcc1">
+    <dgm:scene3d>
+      <a:camera prst="orthographicFront"/>
+      <a:lightRig rig="threePt" dir="t"/>
+    </dgm:scene3d>
+    <dgm:sp3d/>
+    <dgm:txPr/>
+    <dgm:style>
+      <a:lnRef idx="2">
+        <a:scrgbClr r="0" g="0" b="0"/>
+      </a:lnRef>
+      <a:fillRef idx="1">
+        <a:scrgbClr r="0" g="0" b="0"/>
+      </a:fillRef>
+      <a:effectRef idx="0">
+        <a:scrgbClr r="0" g="0" b="0"/>
+      </a:effectRef>
+      <a:fontRef idx="minor"/>
+    </dgm:style>
+  </dgm:styleLbl>
+  <dgm:styleLbl name="conFgAcc1">
+    <dgm:scene3d>
+      <a:camera prst="orthographicFront"/>
+      <a:lightRig rig="threePt" dir="t"/>
+    </dgm:scene3d>
+    <dgm:sp3d/>
+    <dgm:txPr/>
+    <dgm:style>
+      <a:lnRef idx="2">
+        <a:scrgbClr r="0" g="0" b="0"/>
+      </a:lnRef>
+      <a:fillRef idx="1">
+        <a:scrgbClr r="0" g="0" b="0"/>
+      </a:fillRef>
+      <a:effectRef idx="0">
+        <a:scrgbClr r="0" g="0" b="0"/>
+      </a:effectRef>
+      <a:fontRef idx="minor"/>
+    </dgm:style>
+  </dgm:styleLbl>
+  <dgm:styleLbl name="alignAcc1">
+    <dgm:scene3d>
+      <a:camera prst="orthographicFront"/>
+      <a:lightRig rig="threePt" dir="t"/>
+    </dgm:scene3d>
+    <dgm:sp3d/>
+    <dgm:txPr/>
+    <dgm:style>
+      <a:lnRef idx="2">
+        <a:scrgbClr r="0" g="0" b="0"/>
+      </a:lnRef>
+      <a:fillRef idx="1">
+        <a:scrgbClr r="0" g="0" b="0"/>
+      </a:fillRef>
+      <a:effectRef idx="0">
+        <a:scrgbClr r="0" g="0" b="0"/>
+      </a:effectRef>
+      <a:fontRef idx="minor"/>
+    </dgm:style>
+  </dgm:styleLbl>
+  <dgm:styleLbl name="trAlignAcc1">
+    <dgm:scene3d>
+      <a:camera prst="orthographicFront"/>
+      <a:lightRig rig="threePt" dir="t"/>
+    </dgm:scene3d>
+    <dgm:sp3d/>
+    <dgm:txPr/>
+    <dgm:style>
+      <a:lnRef idx="1">
+        <a:scrgbClr r="0" g="0" b="0"/>
+      </a:lnRef>
+      <a:fillRef idx="1">
+        <a:scrgbClr r="0" g="0" b="0"/>
+      </a:fillRef>
+      <a:effectRef idx="0">
+        <a:scrgbClr r="0" g="0" b="0"/>
+      </a:effectRef>
+      <a:fontRef idx="minor"/>
+    </dgm:style>
+  </dgm:styleLbl>
+  <dgm:styleLbl name="bgAcc1">
+    <dgm:scene3d>
+      <a:camera prst="orthographicFront"/>
+      <a:lightRig rig="threePt" dir="t"/>
+    </dgm:scene3d>
+    <dgm:sp3d/>
+    <dgm:txPr/>
+    <dgm:style>
+      <a:lnRef idx="2">
+        <a:scrgbClr r="0" g="0" b="0"/>
+      </a:lnRef>
+      <a:fillRef idx="1">
+        <a:scrgbClr r="0" g="0" b="0"/>
+      </a:fillRef>
+      <a:effectRef idx="0">
+        <a:scrgbClr r="0" g="0" b="0"/>
+      </a:effectRef>
+      <a:fontRef idx="minor"/>
+    </dgm:style>
+  </dgm:styleLbl>
+  <dgm:styleLbl name="solidFgAcc1">
+    <dgm:scene3d>
+      <a:camera prst="orthographicFront"/>
+      <a:lightRig rig="threePt" dir="t"/>
+    </dgm:scene3d>
+    <dgm:sp3d/>
+    <dgm:txPr/>
+    <dgm:style>
+      <a:lnRef idx="2">
+        <a:scrgbClr r="0" g="0" b="0"/>
+      </a:lnRef>
+      <a:fillRef idx="1">
+        <a:scrgbClr r="0" g="0" b="0"/>
+      </a:fillRef>
+      <a:effectRef idx="0">
+        <a:scrgbClr r="0" g="0" b="0"/>
+      </a:effectRef>
+      <a:fontRef idx="minor"/>
+    </dgm:style>
+  </dgm:styleLbl>
+  <dgm:styleLbl name="solidAlignAcc1">
+    <dgm:scene3d>
+      <a:camera prst="orthographicFront"/>
+      <a:lightRig rig="threePt" dir="t"/>
+    </dgm:scene3d>
+    <dgm:sp3d/>
+    <dgm:txPr/>
+    <dgm:style>
+      <a:lnRef idx="2">
+        <a:scrgbClr r="0" g="0" b="0"/>
+      </a:lnRef>
+      <a:fillRef idx="1">
+        <a:scrgbClr r="0" g="0" b="0"/>
+      </a:fillRef>
+      <a:effectRef idx="0">
+        <a:scrgbClr r="0" g="0" b="0"/>
+      </a:effectRef>
+      <a:fontRef idx="minor"/>
+    </dgm:style>
+  </dgm:styleLbl>
+  <dgm:styleLbl name="solidBgAcc1">
+    <dgm:scene3d>
+      <a:camera prst="orthographicFront"/>
+      <a:lightRig rig="threePt" dir="t"/>
+    </dgm:scene3d>
+    <dgm:sp3d/>
+    <dgm:txPr/>
+    <dgm:style>
+      <a:lnRef idx="2">
+        <a:scrgbClr r="0" g="0" b="0"/>
+      </a:lnRef>
+      <a:fillRef idx="1">
+        <a:scrgbClr r="0" g="0" b="0"/>
+      </a:fillRef>
+      <a:effectRef idx="0">
+        <a:scrgbClr r="0" g="0" b="0"/>
+      </a:effectRef>
+      <a:fontRef idx="minor"/>
+    </dgm:style>
+  </dgm:styleLbl>
+  <dgm:styleLbl name="fgAccFollowNode1">
+    <dgm:scene3d>
+      <a:camera prst="orthographicFront"/>
+      <a:lightRig rig="threePt" dir="t"/>
+    </dgm:scene3d>
+    <dgm:sp3d/>
+    <dgm:txPr/>
+    <dgm:style>
+      <a:lnRef idx="2">
+        <a:scrgbClr r="0" g="0" b="0"/>
+      </a:lnRef>
+      <a:fillRef idx="1">
+        <a:scrgbClr r="0" g="0" b="0"/>
+      </a:fillRef>
+      <a:effectRef idx="0">
+        <a:scrgbClr r="0" g="0" b="0"/>
+      </a:effectRef>
+      <a:fontRef idx="minor"/>
+    </dgm:style>
+  </dgm:styleLbl>
+  <dgm:styleLbl name="alignAccFollowNode1">
+    <dgm:scene3d>
+      <a:camera prst="orthographicFront"/>
+      <a:lightRig rig="threePt" dir="t"/>
+    </dgm:scene3d>
+    <dgm:sp3d/>
+    <dgm:txPr/>
+    <dgm:style>
+      <a:lnRef idx="2">
+        <a:scrgbClr r="0" g="0" b="0"/>
+      </a:lnRef>
+      <a:fillRef idx="1">
+        <a:scrgbClr r="0" g="0" b="0"/>
+      </a:fillRef>
+      <a:effectRef idx="0">
+        <a:scrgbClr r="0" g="0" b="0"/>
+      </a:effectRef>
+      <a:fontRef idx="minor"/>
+    </dgm:style>
+  </dgm:styleLbl>
+  <dgm:styleLbl name="bgAccFollowNode1">
+    <dgm:scene3d>
+      <a:camera prst="orthographicFront"/>
+      <a:lightRig rig="threePt" dir="t"/>
+    </dgm:scene3d>
+    <dgm:sp3d/>
+    <dgm:txPr/>
+    <dgm:style>
+      <a:lnRef idx="2">
+        <a:scrgbClr r="0" g="0" b="0"/>
+      </a:lnRef>
+      <a:fillRef idx="1">
+        <a:scrgbClr r="0" g="0" b="0"/>
+      </a:fillRef>
+      <a:effectRef idx="0">
+        <a:scrgbClr r="0" g="0" b="0"/>
+      </a:effectRef>
+      <a:fontRef idx="minor"/>
+    </dgm:style>
+  </dgm:styleLbl>
+  <dgm:styleLbl name="fgAcc0">
+    <dgm:scene3d>
+      <a:camera prst="orthographicFront"/>
+      <a:lightRig rig="threePt" dir="t"/>
+    </dgm:scene3d>
+    <dgm:sp3d/>
+    <dgm:txPr/>
+    <dgm:style>
+      <a:lnRef idx="2">
+        <a:scrgbClr r="0" g="0" b="0"/>
+      </a:lnRef>
+      <a:fillRef idx="1">
+        <a:scrgbClr r="0" g="0" b="0"/>
+      </a:fillRef>
+      <a:effectRef idx="0">
+        <a:scrgbClr r="0" g="0" b="0"/>
+      </a:effectRef>
+      <a:fontRef idx="minor"/>
+    </dgm:style>
+  </dgm:styleLbl>
+  <dgm:styleLbl name="fgAcc2">
+    <dgm:scene3d>
+      <a:camera prst="orthographicFront"/>
+      <a:lightRig rig="threePt" dir="t"/>
+    </dgm:scene3d>
+    <dgm:sp3d/>
+    <dgm:txPr/>
+    <dgm:style>
+      <a:lnRef idx="2">
+        <a:scrgbClr r="0" g="0" b="0"/>
+      </a:lnRef>
+      <a:fillRef idx="1">
+        <a:scrgbClr r="0" g="0" b="0"/>
+      </a:fillRef>
+      <a:effectRef idx="0">
+        <a:scrgbClr r="0" g="0" b="0"/>
+      </a:effectRef>
+      <a:fontRef idx="minor"/>
+    </dgm:style>
+  </dgm:styleLbl>
+  <dgm:styleLbl name="fgAcc3">
+    <dgm:scene3d>
+      <a:camera prst="orthographicFront"/>
+      <a:lightRig rig="threePt" dir="t"/>
+    </dgm:scene3d>
+    <dgm:sp3d/>
+    <dgm:txPr/>
+    <dgm:style>
+      <a:lnRef idx="2">
+        <a:scrgbClr r="0" g="0" b="0"/>
+      </a:lnRef>
+      <a:fillRef idx="1">
+        <a:scrgbClr r="0" g="0" b="0"/>
+      </a:fillRef>
+      <a:effectRef idx="0">
+        <a:scrgbClr r="0" g="0" b="0"/>
+      </a:effectRef>
+      <a:fontRef idx="minor"/>
+    </dgm:style>
+  </dgm:styleLbl>
+  <dgm:styleLbl name="fgAcc4">
+    <dgm:scene3d>
+      <a:camera prst="orthographicFront"/>
+      <a:lightRig rig="threePt" dir="t"/>
+    </dgm:scene3d>
+    <dgm:sp3d/>
+    <dgm:txPr/>
+    <dgm:style>
+      <a:lnRef idx="2">
+        <a:scrgbClr r="0" g="0" b="0"/>
+      </a:lnRef>
+      <a:fillRef idx="1">
+        <a:scrgbClr r="0" g="0" b="0"/>
+      </a:fillRef>
+      <a:effectRef idx="0">
+        <a:scrgbClr r="0" g="0" b="0"/>
+      </a:effectRef>
+      <a:fontRef idx="minor"/>
+    </dgm:style>
+  </dgm:styleLbl>
+  <dgm:styleLbl name="bgShp">
+    <dgm:scene3d>
+      <a:camera prst="orthographicFront"/>
+      <a:lightRig rig="threePt" dir="t"/>
+    </dgm:scene3d>
+    <dgm:sp3d/>
+    <dgm:txPr/>
+    <dgm:style>
+      <a:lnRef idx="0">
+        <a:scrgbClr r="0" g="0" b="0"/>
+      </a:lnRef>
+      <a:fillRef idx="1">
+        <a:scrgbClr r="0" g="0" b="0"/>
+      </a:fillRef>
+      <a:effectRef idx="0">
+        <a:scrgbClr r="0" g="0" b="0"/>
+      </a:effectRef>
+      <a:fontRef idx="minor"/>
+    </dgm:style>
+  </dgm:styleLbl>
+  <dgm:styleLbl name="dkBgShp">
+    <dgm:scene3d>
+      <a:camera prst="orthographicFront"/>
+      <a:lightRig rig="threePt" dir="t"/>
+    </dgm:scene3d>
+    <dgm:sp3d/>
+    <dgm:txPr/>
+    <dgm:style>
+      <a:lnRef idx="0">
+        <a:scrgbClr r="0" g="0" b="0"/>
+      </a:lnRef>
+      <a:fillRef idx="1">
+        <a:scrgbClr r="0" g="0" b="0"/>
+      </a:fillRef>
+      <a:effectRef idx="0">
+        <a:scrgbClr r="0" g="0" b="0"/>
+      </a:effectRef>
+      <a:fontRef idx="minor"/>
+    </dgm:style>
+  </dgm:styleLbl>
+  <dgm:styleLbl name="trBgShp">
+    <dgm:scene3d>
+      <a:camera prst="orthographicFront"/>
+      <a:lightRig rig="threePt" dir="t"/>
+    </dgm:scene3d>
+    <dgm:sp3d/>
+    <dgm:txPr/>
+    <dgm:style>
+      <a:lnRef idx="0">
+        <a:scrgbClr r="0" g="0" b="0"/>
+      </a:lnRef>
+      <a:fillRef idx="1">
+        <a:scrgbClr r="0" g="0" b="0"/>
+      </a:fillRef>
+      <a:effectRef idx="0">
+        <a:scrgbClr r="0" g="0" b="0"/>
+      </a:effectRef>
+      <a:fontRef idx="minor"/>
+    </dgm:style>
+  </dgm:styleLbl>
+  <dgm:styleLbl name="fgShp">
+    <dgm:scene3d>
+      <a:camera prst="orthographicFront"/>
+      <a:lightRig rig="threePt" dir="t"/>
+    </dgm:scene3d>
+    <dgm:sp3d/>
+    <dgm:txPr/>
+    <dgm:style>
+      <a:lnRef idx="2">
+        <a:scrgbClr r="0" g="0" b="0"/>
+      </a:lnRef>
+      <a:fillRef idx="1">
+        <a:scrgbClr r="0" g="0" b="0"/>
+      </a:fillRef>
+      <a:effectRef idx="0">
+        <a:scrgbClr r="0" g="0" b="0"/>
+      </a:effectRef>
+      <a:fontRef idx="minor"/>
+    </dgm:style>
+  </dgm:styleLbl>
+  <dgm:styleLbl name="revTx">
+    <dgm:scene3d>
+      <a:camera prst="orthographicFront"/>
+      <a:lightRig rig="threePt" dir="t"/>
+    </dgm:scene3d>
+    <dgm:sp3d/>
+    <dgm:txPr/>
+    <dgm:style>
+      <a:lnRef idx="0">
+        <a:scrgbClr r="0" g="0" b="0"/>
+      </a:lnRef>
+      <a:fillRef idx="0">
+        <a:scrgbClr r="0" g="0" b="0"/>
+      </a:fillRef>
+      <a:effectRef idx="0">
+        <a:scrgbClr r="0" g="0" b="0"/>
+      </a:effectRef>
+      <a:fontRef idx="minor"/>
+    </dgm:style>
+  </dgm:styleLbl>
+</dgm:styleDef>
+</file>
+
+<file path=word/diagrams/quickStyle2.xml><?xml version="1.0" encoding="utf-8"?>
 <dgm:styleDef xmlns:dgm="http://schemas.openxmlformats.org/drawingml/2006/diagram" xmlns:a="http://schemas.openxmlformats.org/drawingml/2006/main" uniqueId="urn:microsoft.com/office/officeart/2005/8/quickstyle/simple1">
   <dgm:title val=""/>
   <dgm:desc val=""/>

--- a/Project_Project-Sep2026.docx
+++ b/Project_Project-Sep2026.docx
@@ -5,45 +5,493 @@
     <w:p>
       <w:pPr>
         <w:pStyle w:val="Heading2"/>
+        <w:rPr>
+          <w:rFonts w:asciiTheme="minorHAnsi" w:hAnsiTheme="minorHAnsi" w:cstheme="minorHAnsi"/>
+          <w:u w:val="single"/>
+          <w:lang w:val="en-US"/>
+        </w:rPr>
+      </w:pPr>
+    </w:p>
+    <w:p>
+      <w:pPr>
+        <w:pStyle w:val="Heading2"/>
         <w:jc w:val="center"/>
         <w:rPr>
           <w:u w:val="single"/>
           <w:lang w:val="en-US"/>
         </w:rPr>
       </w:pPr>
-      <w:r>
+    </w:p>
+    <w:p>
+      <w:pPr>
+        <w:spacing w:after="200"/>
+        <w:jc w:val="center"/>
+      </w:pPr>
+      <w:r>
+        <w:rPr>
+          <w:noProof/>
+        </w:rPr>
+        <w:drawing>
+          <wp:inline distT="0" distB="0" distL="0" distR="0" wp14:anchorId="66AF3636" wp14:editId="6ABFA495">
+            <wp:extent cx="2476500" cy="853483"/>
+            <wp:effectExtent l="0" t="0" r="0" b="0"/>
+            <wp:docPr id="2" name="image1.png"/>
+            <wp:cNvGraphicFramePr/>
+            <a:graphic xmlns:a="http://schemas.openxmlformats.org/drawingml/2006/main">
+              <a:graphicData uri="http://schemas.openxmlformats.org/drawingml/2006/picture">
+                <pic:pic xmlns:pic="http://schemas.openxmlformats.org/drawingml/2006/picture">
+                  <pic:nvPicPr>
+                    <pic:cNvPr id="0" name="image1.png"/>
+                    <pic:cNvPicPr preferRelativeResize="0"/>
+                  </pic:nvPicPr>
+                  <pic:blipFill>
+                    <a:blip r:embed="rId6"/>
+                    <a:srcRect/>
+                    <a:stretch>
+                      <a:fillRect/>
+                    </a:stretch>
+                  </pic:blipFill>
+                  <pic:spPr>
+                    <a:xfrm>
+                      <a:off x="0" y="0"/>
+                      <a:ext cx="2476500" cy="853483"/>
+                    </a:xfrm>
+                    <a:prstGeom prst="rect">
+                      <a:avLst/>
+                    </a:prstGeom>
+                    <a:ln/>
+                  </pic:spPr>
+                </pic:pic>
+              </a:graphicData>
+            </a:graphic>
+          </wp:inline>
+        </w:drawing>
+      </w:r>
+    </w:p>
+    <w:p>
+      <w:pPr>
+        <w:pStyle w:val="Heading2"/>
+        <w:jc w:val="center"/>
         <w:rPr>
           <w:u w:val="single"/>
           <w:lang w:val="en-US"/>
         </w:rPr>
-        <w:t>Social</w:t>
-      </w:r>
+      </w:pPr>
       <w:r>
         <w:rPr>
           <w:u w:val="single"/>
           <w:lang w:val="en-US"/>
         </w:rPr>
-        <w:t xml:space="preserve"> impact by Chronic Diseases</w:t>
-      </w:r>
-    </w:p>
+        <w:t>Chronic Diseases</w:t>
+      </w:r>
+      <w:r>
+        <w:rPr>
+          <w:u w:val="single"/>
+          <w:lang w:val="en-US"/>
+        </w:rPr>
+        <w:t xml:space="preserve"> Indicators</w:t>
+      </w:r>
+    </w:p>
+    <w:p>
+      <w:pPr>
+        <w:rPr>
+          <w:lang w:val="en-US"/>
+        </w:rPr>
+      </w:pPr>
+    </w:p>
+    <w:tbl>
+      <w:tblPr>
+        <w:tblW w:w="9638" w:type="dxa"/>
+        <w:tblBorders>
+          <w:top w:val="single" w:sz="4" w:space="0" w:color="000000"/>
+          <w:left w:val="single" w:sz="4" w:space="0" w:color="000000"/>
+          <w:bottom w:val="single" w:sz="4" w:space="0" w:color="000000"/>
+          <w:right w:val="single" w:sz="4" w:space="0" w:color="000000"/>
+          <w:insideH w:val="single" w:sz="4" w:space="0" w:color="000000"/>
+          <w:insideV w:val="single" w:sz="4" w:space="0" w:color="000000"/>
+        </w:tblBorders>
+        <w:tblLayout w:type="fixed"/>
+        <w:tblLook w:val="0000" w:firstRow="0" w:lastRow="0" w:firstColumn="0" w:lastColumn="0" w:noHBand="0" w:noVBand="0"/>
+      </w:tblPr>
+      <w:tblGrid>
+        <w:gridCol w:w="3200"/>
+        <w:gridCol w:w="6438"/>
+      </w:tblGrid>
+      <w:tr>
+        <w:tc>
+          <w:tcPr>
+            <w:tcW w:w="3200" w:type="dxa"/>
+            <w:tcBorders>
+              <w:top w:val="single" w:sz="4" w:space="0" w:color="000000"/>
+              <w:left w:val="single" w:sz="4" w:space="0" w:color="000000"/>
+              <w:bottom w:val="single" w:sz="4" w:space="0" w:color="000000"/>
+              <w:right w:val="single" w:sz="4" w:space="0" w:color="000000"/>
+            </w:tcBorders>
+            <w:tcMar>
+              <w:top w:w="60" w:type="dxa"/>
+              <w:left w:w="100" w:type="dxa"/>
+              <w:bottom w:w="60" w:type="dxa"/>
+              <w:right w:w="100" w:type="dxa"/>
+            </w:tcMar>
+            <w:vAlign w:val="center"/>
+          </w:tcPr>
+          <w:p>
+            <w:r>
+              <w:rPr>
+                <w:b/>
+                <w:bCs/>
+              </w:rPr>
+              <w:t>Student Full Name</w:t>
+            </w:r>
+          </w:p>
+        </w:tc>
+        <w:tc>
+          <w:tcPr>
+            <w:tcW w:w="6438" w:type="dxa"/>
+            <w:tcBorders>
+              <w:top w:val="single" w:sz="4" w:space="0" w:color="000000"/>
+              <w:left w:val="single" w:sz="4" w:space="0" w:color="000000"/>
+              <w:bottom w:val="single" w:sz="4" w:space="0" w:color="000000"/>
+              <w:right w:val="single" w:sz="4" w:space="0" w:color="000000"/>
+            </w:tcBorders>
+            <w:tcMar>
+              <w:top w:w="60" w:type="dxa"/>
+              <w:left w:w="100" w:type="dxa"/>
+              <w:bottom w:w="60" w:type="dxa"/>
+              <w:right w:w="100" w:type="dxa"/>
+            </w:tcMar>
+          </w:tcPr>
+          <w:p>
+            <w:r>
+              <w:t>Carla Augusta Araujo Mesquita</w:t>
+            </w:r>
+          </w:p>
+        </w:tc>
+      </w:tr>
+      <w:tr>
+        <w:tc>
+          <w:tcPr>
+            <w:tcW w:w="3200" w:type="dxa"/>
+            <w:tcBorders>
+              <w:top w:val="single" w:sz="4" w:space="0" w:color="000000"/>
+              <w:left w:val="single" w:sz="4" w:space="0" w:color="000000"/>
+              <w:bottom w:val="single" w:sz="4" w:space="0" w:color="000000"/>
+              <w:right w:val="single" w:sz="4" w:space="0" w:color="000000"/>
+            </w:tcBorders>
+            <w:tcMar>
+              <w:top w:w="60" w:type="dxa"/>
+              <w:left w:w="100" w:type="dxa"/>
+              <w:bottom w:w="60" w:type="dxa"/>
+              <w:right w:w="100" w:type="dxa"/>
+            </w:tcMar>
+            <w:vAlign w:val="center"/>
+          </w:tcPr>
+          <w:p>
+            <w:r>
+              <w:rPr>
+                <w:b/>
+                <w:bCs/>
+              </w:rPr>
+              <w:t>Student Number</w:t>
+            </w:r>
+          </w:p>
+        </w:tc>
+        <w:tc>
+          <w:tcPr>
+            <w:tcW w:w="6438" w:type="dxa"/>
+            <w:tcBorders>
+              <w:top w:val="single" w:sz="4" w:space="0" w:color="000000"/>
+              <w:left w:val="single" w:sz="4" w:space="0" w:color="000000"/>
+              <w:bottom w:val="single" w:sz="4" w:space="0" w:color="000000"/>
+              <w:right w:val="single" w:sz="4" w:space="0" w:color="000000"/>
+            </w:tcBorders>
+            <w:tcMar>
+              <w:top w:w="60" w:type="dxa"/>
+              <w:left w:w="100" w:type="dxa"/>
+              <w:bottom w:w="60" w:type="dxa"/>
+              <w:right w:w="100" w:type="dxa"/>
+            </w:tcMar>
+          </w:tcPr>
+          <w:p>
+            <w:r>
+              <w:t>Sba26088</w:t>
+            </w:r>
+          </w:p>
+        </w:tc>
+      </w:tr>
+      <w:tr>
+        <w:tc>
+          <w:tcPr>
+            <w:tcW w:w="3200" w:type="dxa"/>
+            <w:tcBorders>
+              <w:top w:val="single" w:sz="4" w:space="0" w:color="000000"/>
+              <w:left w:val="single" w:sz="4" w:space="0" w:color="000000"/>
+              <w:bottom w:val="single" w:sz="4" w:space="0" w:color="000000"/>
+              <w:right w:val="single" w:sz="4" w:space="0" w:color="000000"/>
+            </w:tcBorders>
+            <w:tcMar>
+              <w:top w:w="60" w:type="dxa"/>
+              <w:left w:w="100" w:type="dxa"/>
+              <w:bottom w:w="60" w:type="dxa"/>
+              <w:right w:w="100" w:type="dxa"/>
+            </w:tcMar>
+            <w:vAlign w:val="center"/>
+          </w:tcPr>
+          <w:p>
+            <w:r>
+              <w:rPr>
+                <w:b/>
+                <w:bCs/>
+              </w:rPr>
+              <w:t>Module Title</w:t>
+            </w:r>
+          </w:p>
+        </w:tc>
+        <w:tc>
+          <w:tcPr>
+            <w:tcW w:w="6438" w:type="dxa"/>
+            <w:tcBorders>
+              <w:top w:val="single" w:sz="4" w:space="0" w:color="000000"/>
+              <w:left w:val="single" w:sz="4" w:space="0" w:color="000000"/>
+              <w:bottom w:val="single" w:sz="4" w:space="0" w:color="000000"/>
+              <w:right w:val="single" w:sz="4" w:space="0" w:color="000000"/>
+            </w:tcBorders>
+            <w:tcMar>
+              <w:top w:w="60" w:type="dxa"/>
+              <w:left w:w="100" w:type="dxa"/>
+              <w:bottom w:w="60" w:type="dxa"/>
+              <w:right w:w="100" w:type="dxa"/>
+            </w:tcMar>
+          </w:tcPr>
+          <w:p>
+            <w:r>
+              <w:t>CA1-Strategic Thinking</w:t>
+            </w:r>
+          </w:p>
+        </w:tc>
+      </w:tr>
+      <w:tr>
+        <w:trPr>
+          <w:trHeight w:val="329"/>
+        </w:trPr>
+        <w:tc>
+          <w:tcPr>
+            <w:tcW w:w="3200" w:type="dxa"/>
+            <w:tcBorders>
+              <w:top w:val="single" w:sz="4" w:space="0" w:color="000000"/>
+              <w:left w:val="single" w:sz="4" w:space="0" w:color="000000"/>
+              <w:bottom w:val="single" w:sz="4" w:space="0" w:color="000000"/>
+              <w:right w:val="single" w:sz="4" w:space="0" w:color="000000"/>
+            </w:tcBorders>
+            <w:tcMar>
+              <w:top w:w="60" w:type="dxa"/>
+              <w:left w:w="100" w:type="dxa"/>
+              <w:bottom w:w="60" w:type="dxa"/>
+              <w:right w:w="100" w:type="dxa"/>
+            </w:tcMar>
+            <w:vAlign w:val="center"/>
+          </w:tcPr>
+          <w:p>
+            <w:r>
+              <w:rPr>
+                <w:b/>
+                <w:bCs/>
+              </w:rPr>
+              <w:t>Assessment Title</w:t>
+            </w:r>
+          </w:p>
+        </w:tc>
+        <w:tc>
+          <w:tcPr>
+            <w:tcW w:w="6438" w:type="dxa"/>
+            <w:tcBorders>
+              <w:top w:val="single" w:sz="4" w:space="0" w:color="000000"/>
+              <w:left w:val="single" w:sz="4" w:space="0" w:color="000000"/>
+              <w:bottom w:val="single" w:sz="4" w:space="0" w:color="000000"/>
+              <w:right w:val="single" w:sz="4" w:space="0" w:color="000000"/>
+            </w:tcBorders>
+            <w:tcMar>
+              <w:top w:w="60" w:type="dxa"/>
+              <w:left w:w="100" w:type="dxa"/>
+              <w:bottom w:w="60" w:type="dxa"/>
+              <w:right w:w="100" w:type="dxa"/>
+            </w:tcMar>
+          </w:tcPr>
+          <w:p>
+            <w:pPr>
+              <w:rPr>
+                <w:lang w:val="en-US"/>
+              </w:rPr>
+            </w:pPr>
+            <w:r>
+              <w:t>CA 1 – Capstone Project Proposal</w:t>
+            </w:r>
+          </w:p>
+        </w:tc>
+      </w:tr>
+      <w:tr>
+        <w:tc>
+          <w:tcPr>
+            <w:tcW w:w="3200" w:type="dxa"/>
+            <w:tcBorders>
+              <w:top w:val="single" w:sz="4" w:space="0" w:color="000000"/>
+              <w:left w:val="single" w:sz="4" w:space="0" w:color="000000"/>
+              <w:bottom w:val="single" w:sz="4" w:space="0" w:color="000000"/>
+              <w:right w:val="single" w:sz="4" w:space="0" w:color="000000"/>
+            </w:tcBorders>
+            <w:tcMar>
+              <w:top w:w="60" w:type="dxa"/>
+              <w:left w:w="100" w:type="dxa"/>
+              <w:bottom w:w="60" w:type="dxa"/>
+              <w:right w:w="100" w:type="dxa"/>
+            </w:tcMar>
+            <w:vAlign w:val="center"/>
+          </w:tcPr>
+          <w:p>
+            <w:r>
+              <w:rPr>
+                <w:b/>
+                <w:bCs/>
+              </w:rPr>
+              <w:t>Lecturer/Supervisor</w:t>
+            </w:r>
+          </w:p>
+        </w:tc>
+        <w:tc>
+          <w:tcPr>
+            <w:tcW w:w="6438" w:type="dxa"/>
+            <w:tcBorders>
+              <w:top w:val="single" w:sz="4" w:space="0" w:color="000000"/>
+              <w:left w:val="single" w:sz="4" w:space="0" w:color="000000"/>
+              <w:bottom w:val="single" w:sz="4" w:space="0" w:color="000000"/>
+              <w:right w:val="single" w:sz="4" w:space="0" w:color="000000"/>
+            </w:tcBorders>
+            <w:tcMar>
+              <w:top w:w="60" w:type="dxa"/>
+              <w:left w:w="100" w:type="dxa"/>
+              <w:bottom w:w="60" w:type="dxa"/>
+              <w:right w:w="100" w:type="dxa"/>
+            </w:tcMar>
+          </w:tcPr>
+          <w:p>
+            <w:r>
+              <w:rPr>
+                <w:lang w:val="fr-FR"/>
+              </w:rPr>
+              <w:t>Taufique Ahmed</w:t>
+            </w:r>
+          </w:p>
+        </w:tc>
+      </w:tr>
+      <w:tr>
+        <w:tc>
+          <w:tcPr>
+            <w:tcW w:w="3200" w:type="dxa"/>
+            <w:tcBorders>
+              <w:top w:val="single" w:sz="4" w:space="0" w:color="000000"/>
+              <w:left w:val="single" w:sz="4" w:space="0" w:color="000000"/>
+              <w:bottom w:val="single" w:sz="4" w:space="0" w:color="000000"/>
+              <w:right w:val="single" w:sz="4" w:space="0" w:color="000000"/>
+            </w:tcBorders>
+            <w:tcMar>
+              <w:top w:w="60" w:type="dxa"/>
+              <w:left w:w="100" w:type="dxa"/>
+              <w:bottom w:w="60" w:type="dxa"/>
+              <w:right w:w="100" w:type="dxa"/>
+            </w:tcMar>
+            <w:vAlign w:val="center"/>
+          </w:tcPr>
+          <w:p>
+            <w:r>
+              <w:rPr>
+                <w:b/>
+                <w:bCs/>
+              </w:rPr>
+              <w:t>Assessment Due Date</w:t>
+            </w:r>
+          </w:p>
+        </w:tc>
+        <w:tc>
+          <w:tcPr>
+            <w:tcW w:w="6438" w:type="dxa"/>
+            <w:tcBorders>
+              <w:top w:val="single" w:sz="4" w:space="0" w:color="000000"/>
+              <w:left w:val="single" w:sz="4" w:space="0" w:color="000000"/>
+              <w:bottom w:val="single" w:sz="4" w:space="0" w:color="000000"/>
+              <w:right w:val="single" w:sz="4" w:space="0" w:color="000000"/>
+            </w:tcBorders>
+            <w:tcMar>
+              <w:top w:w="60" w:type="dxa"/>
+              <w:left w:w="100" w:type="dxa"/>
+              <w:bottom w:w="60" w:type="dxa"/>
+              <w:right w:w="100" w:type="dxa"/>
+            </w:tcMar>
+          </w:tcPr>
+          <w:p>
+            <w:r>
+              <w:t>24.10.2026</w:t>
+            </w:r>
+          </w:p>
+        </w:tc>
+      </w:tr>
+      <w:tr>
+        <w:tc>
+          <w:tcPr>
+            <w:tcW w:w="3200" w:type="dxa"/>
+            <w:tcBorders>
+              <w:top w:val="single" w:sz="4" w:space="0" w:color="000000"/>
+              <w:left w:val="single" w:sz="4" w:space="0" w:color="000000"/>
+              <w:bottom w:val="single" w:sz="4" w:space="0" w:color="000000"/>
+              <w:right w:val="single" w:sz="4" w:space="0" w:color="000000"/>
+            </w:tcBorders>
+            <w:tcMar>
+              <w:top w:w="60" w:type="dxa"/>
+              <w:left w:w="100" w:type="dxa"/>
+              <w:bottom w:w="60" w:type="dxa"/>
+              <w:right w:w="100" w:type="dxa"/>
+            </w:tcMar>
+            <w:vAlign w:val="center"/>
+          </w:tcPr>
+          <w:p>
+            <w:r>
+              <w:rPr>
+                <w:b/>
+                <w:bCs/>
+              </w:rPr>
+              <w:t>Date of Submission</w:t>
+            </w:r>
+          </w:p>
+        </w:tc>
+        <w:tc>
+          <w:tcPr>
+            <w:tcW w:w="6438" w:type="dxa"/>
+            <w:tcBorders>
+              <w:top w:val="single" w:sz="4" w:space="0" w:color="000000"/>
+              <w:left w:val="single" w:sz="4" w:space="0" w:color="000000"/>
+              <w:bottom w:val="single" w:sz="4" w:space="0" w:color="000000"/>
+              <w:right w:val="single" w:sz="4" w:space="0" w:color="000000"/>
+            </w:tcBorders>
+            <w:tcMar>
+              <w:top w:w="60" w:type="dxa"/>
+              <w:left w:w="100" w:type="dxa"/>
+              <w:bottom w:w="60" w:type="dxa"/>
+              <w:right w:w="100" w:type="dxa"/>
+            </w:tcMar>
+          </w:tcPr>
+          <w:p>
+            <w:r>
+              <w:t>25.10.2026</w:t>
+            </w:r>
+          </w:p>
+        </w:tc>
+      </w:tr>
+    </w:tbl>
     <w:p>
       <w:pPr>
         <w:pStyle w:val="Heading2"/>
-        <w:rPr>
-          <w:lang w:val="en-US"/>
-        </w:rPr>
-      </w:pPr>
-    </w:p>
-    <w:p>
-      <w:pPr>
-        <w:rPr>
-          <w:lang w:val="en-US"/>
-        </w:rPr>
-      </w:pPr>
-    </w:p>
-    <w:p>
-      <w:pPr>
-        <w:rPr>
+        <w:jc w:val="center"/>
+        <w:rPr>
+          <w:u w:val="single"/>
           <w:lang w:val="en-US"/>
         </w:rPr>
       </w:pPr>
@@ -51,14 +499,149 @@
     <w:p>
       <w:pPr>
         <w:pStyle w:val="Heading2"/>
-        <w:rPr>
-          <w:lang w:val="en-US"/>
-        </w:rPr>
-      </w:pPr>
-      <w:r>
-        <w:rPr>
-          <w:lang w:val="en-US"/>
-        </w:rPr>
+        <w:jc w:val="center"/>
+        <w:rPr>
+          <w:u w:val="single"/>
+          <w:lang w:val="en-US"/>
+        </w:rPr>
+      </w:pPr>
+    </w:p>
+    <w:p>
+      <w:pPr>
+        <w:pStyle w:val="Heading2"/>
+        <w:jc w:val="center"/>
+        <w:rPr>
+          <w:u w:val="single"/>
+          <w:lang w:val="en-US"/>
+        </w:rPr>
+      </w:pPr>
+    </w:p>
+    <w:p>
+      <w:pPr>
+        <w:pStyle w:val="Heading2"/>
+        <w:jc w:val="center"/>
+        <w:rPr>
+          <w:u w:val="single"/>
+          <w:lang w:val="en-US"/>
+        </w:rPr>
+      </w:pPr>
+    </w:p>
+    <w:p>
+      <w:pPr>
+        <w:pStyle w:val="Heading2"/>
+        <w:jc w:val="center"/>
+        <w:rPr>
+          <w:u w:val="single"/>
+          <w:lang w:val="en-US"/>
+        </w:rPr>
+      </w:pPr>
+    </w:p>
+    <w:p>
+      <w:pPr>
+        <w:rPr>
+          <w:lang w:val="en-US"/>
+        </w:rPr>
+      </w:pPr>
+    </w:p>
+    <w:p>
+      <w:pPr>
+        <w:rPr>
+          <w:lang w:val="en-US"/>
+        </w:rPr>
+      </w:pPr>
+    </w:p>
+    <w:p>
+      <w:pPr>
+        <w:rPr>
+          <w:lang w:val="en-US"/>
+        </w:rPr>
+      </w:pPr>
+    </w:p>
+    <w:p>
+      <w:pPr>
+        <w:rPr>
+          <w:lang w:val="en-US"/>
+        </w:rPr>
+      </w:pPr>
+    </w:p>
+    <w:p>
+      <w:pPr>
+        <w:rPr>
+          <w:lang w:val="en-US"/>
+        </w:rPr>
+      </w:pPr>
+    </w:p>
+    <w:p>
+      <w:pPr>
+        <w:rPr>
+          <w:lang w:val="en-US"/>
+        </w:rPr>
+      </w:pPr>
+    </w:p>
+    <w:p>
+      <w:pPr>
+        <w:pStyle w:val="Heading2"/>
+        <w:jc w:val="center"/>
+        <w:rPr>
+          <w:u w:val="single"/>
+          <w:lang w:val="en-US"/>
+        </w:rPr>
+      </w:pPr>
+    </w:p>
+    <w:p>
+      <w:pPr>
+        <w:pStyle w:val="Heading2"/>
+        <w:jc w:val="center"/>
+        <w:rPr>
+          <w:u w:val="single"/>
+          <w:lang w:val="en-US"/>
+        </w:rPr>
+      </w:pPr>
+    </w:p>
+    <w:p>
+      <w:pPr>
+        <w:pStyle w:val="Heading2"/>
+        <w:jc w:val="center"/>
+        <w:rPr>
+          <w:u w:val="single"/>
+          <w:lang w:val="en-US"/>
+        </w:rPr>
+      </w:pPr>
+    </w:p>
+    <w:p>
+      <w:pPr>
+        <w:pStyle w:val="Heading2"/>
+        <w:rPr>
+          <w:lang w:val="en-US"/>
+        </w:rPr>
+      </w:pPr>
+    </w:p>
+    <w:p>
+      <w:pPr>
+        <w:rPr>
+          <w:lang w:val="en-US"/>
+        </w:rPr>
+      </w:pPr>
+    </w:p>
+    <w:p>
+      <w:pPr>
+        <w:rPr>
+          <w:lang w:val="en-US"/>
+        </w:rPr>
+      </w:pPr>
+    </w:p>
+    <w:p>
+      <w:pPr>
+        <w:pStyle w:val="Heading2"/>
+        <w:rPr>
+          <w:lang w:val="en-US"/>
+        </w:rPr>
+      </w:pPr>
+      <w:r>
+        <w:rPr>
+          <w:lang w:val="en-US"/>
+        </w:rPr>
+        <w:lastRenderedPageBreak/>
         <w:t>Summary</w:t>
       </w:r>
     </w:p>
@@ -309,8 +892,7 @@
       <w:pPr>
         <w:pStyle w:val="Heading3"/>
         <w:rPr>
-          <w:rFonts w:ascii="Trebuchet MS" w:hAnsi="Trebuchet MS" w:cs="Times New Roman"/>
-          <w:lang w:val="en-US"/>
+          <w:rFonts w:asciiTheme="minorHAnsi" w:hAnsiTheme="minorHAnsi" w:cstheme="minorHAnsi"/>
         </w:rPr>
       </w:pPr>
       <w:r>
@@ -332,6 +914,42 @@
         <w:t>0</w:t>
       </w:r>
     </w:p>
+    <w:p/>
+    <w:p>
+      <w:pPr>
+        <w:rPr>
+          <w:rFonts w:asciiTheme="minorHAnsi" w:eastAsiaTheme="majorEastAsia" w:hAnsiTheme="minorHAnsi" w:cstheme="minorHAnsi"/>
+          <w:b/>
+          <w:bCs/>
+          <w:color w:val="4F81BD" w:themeColor="accent1"/>
+        </w:rPr>
+      </w:pPr>
+      <w:r>
+        <w:rPr>
+          <w:rFonts w:asciiTheme="minorHAnsi" w:eastAsiaTheme="majorEastAsia" w:hAnsiTheme="minorHAnsi" w:cstheme="minorHAnsi"/>
+          <w:b/>
+          <w:bCs/>
+          <w:color w:val="4F81BD" w:themeColor="accent1"/>
+        </w:rPr>
+        <w:t>References</w:t>
+      </w:r>
+      <w:r>
+        <w:rPr>
+          <w:rFonts w:asciiTheme="minorHAnsi" w:eastAsiaTheme="majorEastAsia" w:hAnsiTheme="minorHAnsi" w:cstheme="minorHAnsi"/>
+          <w:b/>
+          <w:bCs/>
+          <w:color w:val="4F81BD" w:themeColor="accent1"/>
+        </w:rPr>
+        <w:t xml:space="preserve"> ………………………………………………………………………………………………………………………. 11</w:t>
+      </w:r>
+    </w:p>
+    <w:p>
+      <w:pPr>
+        <w:rPr>
+          <w:lang w:val="en-US"/>
+        </w:rPr>
+      </w:pPr>
+    </w:p>
     <w:p>
       <w:pPr>
         <w:pStyle w:val="ListParagraph"/>
@@ -503,13 +1121,6 @@
     </w:p>
     <w:p>
       <w:pPr>
-        <w:rPr>
-          <w:lang w:val="en-US"/>
-        </w:rPr>
-      </w:pPr>
-    </w:p>
-    <w:p>
-      <w:pPr>
         <w:pStyle w:val="Heading2"/>
         <w:rPr>
           <w:lang w:val="en-US"/>
@@ -519,6 +1130,7 @@
         <w:rPr>
           <w:lang w:val="en-US"/>
         </w:rPr>
+        <w:lastRenderedPageBreak/>
         <w:t>Introduction</w:t>
       </w:r>
     </w:p>
@@ -550,7 +1162,7 @@
         </w:rPr>
         <w:t>The Chronic Disease Indicators (CDI) web tool (</w:t>
       </w:r>
-      <w:hyperlink r:id="rId6" w:tgtFrame="_blank" w:history="1">
+      <w:hyperlink r:id="rId7" w:tgtFrame="_blank" w:history="1">
         <w:r>
           <w:rPr>
             <w:rStyle w:val="Hyperlink"/>
@@ -733,22 +1345,13 @@
         </w:rPr>
         <w:t xml:space="preserve"> Indicators (CDI</w:t>
       </w:r>
-      <w:proofErr w:type="gramStart"/>
-      <w:r>
-        <w:rPr>
-          <w:rFonts w:asciiTheme="minorHAnsi" w:hAnsiTheme="minorHAnsi" w:cstheme="minorHAnsi"/>
-          <w:lang w:val="en-US"/>
-        </w:rPr>
-        <w:t xml:space="preserve">) </w:t>
-      </w:r>
-      <w:r>
-        <w:rPr>
-          <w:rFonts w:asciiTheme="minorHAnsi" w:hAnsiTheme="minorHAnsi" w:cstheme="minorHAnsi"/>
-          <w:lang w:val="en-US"/>
-        </w:rPr>
-        <w:t>,</w:t>
-      </w:r>
-      <w:proofErr w:type="gramEnd"/>
+      <w:r>
+        <w:rPr>
+          <w:rFonts w:asciiTheme="minorHAnsi" w:hAnsiTheme="minorHAnsi" w:cstheme="minorHAnsi"/>
+          <w:lang w:val="en-US"/>
+        </w:rPr>
+        <w:t>),</w:t>
+      </w:r>
       <w:r>
         <w:rPr>
           <w:rFonts w:asciiTheme="minorHAnsi" w:hAnsiTheme="minorHAnsi" w:cstheme="minorHAnsi"/>
@@ -819,21 +1422,7 @@
           <w:rFonts w:asciiTheme="minorHAnsi" w:hAnsiTheme="minorHAnsi" w:cstheme="minorHAnsi"/>
           <w:lang w:val="en-US"/>
         </w:rPr>
-        <w:t>explain</w:t>
-      </w:r>
-      <w:r>
-        <w:rPr>
-          <w:rFonts w:asciiTheme="minorHAnsi" w:hAnsiTheme="minorHAnsi" w:cstheme="minorHAnsi"/>
-          <w:lang w:val="en-US"/>
-        </w:rPr>
-        <w:t xml:space="preserve"> the simplest </w:t>
-      </w:r>
-      <w:r>
-        <w:rPr>
-          <w:rFonts w:asciiTheme="minorHAnsi" w:hAnsiTheme="minorHAnsi" w:cstheme="minorHAnsi"/>
-          <w:lang w:val="en-US"/>
-        </w:rPr>
-        <w:t>terms possible,</w:t>
+        <w:t>provide</w:t>
       </w:r>
       <w:r>
         <w:rPr>
@@ -847,97 +1436,79 @@
           <w:rFonts w:asciiTheme="minorHAnsi" w:hAnsiTheme="minorHAnsi" w:cstheme="minorHAnsi"/>
           <w:lang w:val="en-US"/>
         </w:rPr>
-        <w:t xml:space="preserve">importance of this data collection for society in general and how it can affect individuals; It will also highlight why prevention is essential in </w:t>
-      </w:r>
-      <w:r>
-        <w:rPr>
-          <w:rFonts w:asciiTheme="minorHAnsi" w:hAnsiTheme="minorHAnsi" w:cstheme="minorHAnsi"/>
-          <w:lang w:val="en-US"/>
-        </w:rPr>
-        <w:t>this</w:t>
-      </w:r>
-      <w:r>
-        <w:rPr>
-          <w:rFonts w:asciiTheme="minorHAnsi" w:hAnsiTheme="minorHAnsi" w:cstheme="minorHAnsi"/>
-          <w:lang w:val="en-US"/>
-        </w:rPr>
-        <w:t xml:space="preserve"> process in which the government must be proactive, effective, and sufficient manner.</w:t>
-      </w:r>
-    </w:p>
-    <w:p>
-      <w:pPr>
-        <w:rPr>
-          <w:rFonts w:asciiTheme="minorHAnsi" w:hAnsiTheme="minorHAnsi" w:cstheme="minorHAnsi"/>
-          <w:lang w:val="en-US"/>
-        </w:rPr>
-      </w:pPr>
-    </w:p>
-    <w:p>
-      <w:pPr>
-        <w:rPr>
-          <w:rFonts w:asciiTheme="minorHAnsi" w:hAnsiTheme="minorHAnsi" w:cstheme="minorHAnsi"/>
-          <w:lang w:val="en-US"/>
-        </w:rPr>
-      </w:pPr>
-      <w:r>
-        <w:rPr>
-          <w:rFonts w:asciiTheme="minorHAnsi" w:hAnsiTheme="minorHAnsi" w:cstheme="minorHAnsi"/>
-          <w:lang w:val="en-US"/>
-        </w:rPr>
-        <w:t>You are invited</w:t>
-      </w:r>
-      <w:r>
-        <w:rPr>
-          <w:rFonts w:asciiTheme="minorHAnsi" w:hAnsiTheme="minorHAnsi" w:cstheme="minorHAnsi"/>
-          <w:lang w:val="en-US"/>
-        </w:rPr>
-        <w:t xml:space="preserve"> to </w:t>
-      </w:r>
-      <w:r>
-        <w:rPr>
-          <w:rFonts w:asciiTheme="minorHAnsi" w:hAnsiTheme="minorHAnsi" w:cstheme="minorHAnsi"/>
-          <w:lang w:val="en-US"/>
-        </w:rPr>
-        <w:t>join this journey of knowledge and discovery of human body and a sample of its diseases, to understand little bit more how the prevention works and how the style life changes can improve or harm your life outcome as human being.</w:t>
-      </w:r>
-    </w:p>
-    <w:p>
-      <w:pPr>
-        <w:rPr>
-          <w:rFonts w:asciiTheme="minorHAnsi" w:hAnsiTheme="minorHAnsi" w:cstheme="minorHAnsi"/>
-          <w:lang w:val="en-US"/>
-        </w:rPr>
-      </w:pPr>
-    </w:p>
-    <w:p>
-      <w:pPr>
-        <w:rPr>
-          <w:rFonts w:asciiTheme="minorHAnsi" w:hAnsiTheme="minorHAnsi" w:cstheme="minorHAnsi"/>
-          <w:lang w:val="en-US"/>
-        </w:rPr>
-      </w:pPr>
-      <w:r>
-        <w:rPr>
-          <w:rFonts w:asciiTheme="minorHAnsi" w:hAnsiTheme="minorHAnsi" w:cstheme="minorHAnsi"/>
-          <w:lang w:val="en-US"/>
-        </w:rPr>
-        <w:t>If you come closer, you will be able to see such interesting and important value of this subject and perhaps one day you can help someone or yourself.</w:t>
-      </w:r>
-    </w:p>
-    <w:p>
-      <w:pPr>
-        <w:rPr>
-          <w:rFonts w:asciiTheme="minorHAnsi" w:hAnsiTheme="minorHAnsi" w:cstheme="minorHAnsi"/>
-          <w:lang w:val="en-US"/>
-        </w:rPr>
-      </w:pPr>
-      <w:r>
-        <w:rPr>
-          <w:rFonts w:asciiTheme="minorHAnsi" w:hAnsiTheme="minorHAnsi" w:cstheme="minorHAnsi"/>
-          <w:lang w:val="en-US"/>
-        </w:rPr>
-        <w:t xml:space="preserve"> </w:t>
-      </w:r>
+        <w:t>methods and techniques using Machine learning, Data preparation, Statistical and strategic thinking to improve the data analysis and how it can be easier and clear to work on</w:t>
+      </w:r>
+      <w:r>
+        <w:rPr>
+          <w:rFonts w:asciiTheme="minorHAnsi" w:hAnsiTheme="minorHAnsi" w:cstheme="minorHAnsi"/>
+          <w:lang w:val="en-US"/>
+        </w:rPr>
+        <w:t>.</w:t>
+      </w:r>
+    </w:p>
+    <w:p>
+      <w:pPr>
+        <w:rPr>
+          <w:rFonts w:asciiTheme="minorHAnsi" w:hAnsiTheme="minorHAnsi" w:cstheme="minorHAnsi"/>
+          <w:lang w:val="en-US"/>
+        </w:rPr>
+      </w:pPr>
+    </w:p>
+    <w:p>
+      <w:pPr>
+        <w:rPr>
+          <w:rFonts w:asciiTheme="minorHAnsi" w:hAnsiTheme="minorHAnsi" w:cstheme="minorHAnsi"/>
+          <w:lang w:val="en-US"/>
+        </w:rPr>
+      </w:pPr>
+    </w:p>
+    <w:p>
+      <w:pPr>
+        <w:rPr>
+          <w:rFonts w:asciiTheme="minorHAnsi" w:hAnsiTheme="minorHAnsi" w:cstheme="minorHAnsi"/>
+          <w:lang w:val="en-US"/>
+        </w:rPr>
+      </w:pPr>
+    </w:p>
+    <w:p>
+      <w:pPr>
+        <w:rPr>
+          <w:rFonts w:asciiTheme="minorHAnsi" w:hAnsiTheme="minorHAnsi" w:cstheme="minorHAnsi"/>
+          <w:lang w:val="en-US"/>
+        </w:rPr>
+      </w:pPr>
+    </w:p>
+    <w:p>
+      <w:pPr>
+        <w:rPr>
+          <w:rFonts w:asciiTheme="minorHAnsi" w:hAnsiTheme="minorHAnsi" w:cstheme="minorHAnsi"/>
+          <w:lang w:val="en-US"/>
+        </w:rPr>
+      </w:pPr>
+    </w:p>
+    <w:p>
+      <w:pPr>
+        <w:rPr>
+          <w:rFonts w:asciiTheme="minorHAnsi" w:hAnsiTheme="minorHAnsi" w:cstheme="minorHAnsi"/>
+          <w:lang w:val="en-US"/>
+        </w:rPr>
+      </w:pPr>
+    </w:p>
+    <w:p>
+      <w:pPr>
+        <w:rPr>
+          <w:rFonts w:asciiTheme="minorHAnsi" w:hAnsiTheme="minorHAnsi" w:cstheme="minorHAnsi"/>
+          <w:lang w:val="en-US"/>
+        </w:rPr>
+      </w:pPr>
+    </w:p>
+    <w:p>
+      <w:pPr>
+        <w:rPr>
+          <w:rFonts w:asciiTheme="minorHAnsi" w:hAnsiTheme="minorHAnsi" w:cstheme="minorHAnsi"/>
+          <w:lang w:val="en-US"/>
+        </w:rPr>
+      </w:pPr>
     </w:p>
     <w:p>
       <w:pPr>
@@ -1067,6 +1638,7 @@
           <w:iCs/>
           <w:lang w:val="en-US"/>
         </w:rPr>
+        <w:lastRenderedPageBreak/>
         <w:t>Problem Definition</w:t>
       </w:r>
     </w:p>
@@ -1347,28 +1919,31 @@
         <w:rPr>
           <w:rFonts w:asciiTheme="minorHAnsi" w:hAnsiTheme="minorHAnsi" w:cstheme="minorHAnsi"/>
         </w:rPr>
-        <w:t xml:space="preserve">Based on this information above the dataset chose to be used on this project was extracted from </w:t>
-      </w:r>
-      <w:hyperlink r:id="rId7" w:history="1">
-        <w:r>
-          <w:rPr>
-            <w:rStyle w:val="Hyperlink"/>
-            <w:rFonts w:asciiTheme="minorHAnsi" w:hAnsiTheme="minorHAnsi" w:cstheme="minorHAnsi"/>
-          </w:rPr>
-          <w:t>U.S. Department of Health &amp; Human Services - U.S. Chronic Disease Indicators</w:t>
-        </w:r>
-      </w:hyperlink>
-      <w:r>
-        <w:rPr>
-          <w:rFonts w:asciiTheme="minorHAnsi" w:hAnsiTheme="minorHAnsi" w:cstheme="minorHAnsi"/>
-        </w:rPr>
-        <w:t xml:space="preserve"> , </w:t>
-      </w:r>
-      <w:r>
-        <w:rPr>
-          <w:rFonts w:asciiTheme="minorHAnsi" w:hAnsiTheme="minorHAnsi" w:cstheme="minorHAnsi"/>
-        </w:rPr>
-        <w:t>and the indicators will be explored</w:t>
+        <w:t xml:space="preserve">Based on this information above the dataset chose to be used on this project was extracted </w:t>
+      </w:r>
+      <w:r>
+        <w:rPr>
+          <w:rFonts w:asciiTheme="minorHAnsi" w:hAnsiTheme="minorHAnsi" w:cstheme="minorHAnsi"/>
+        </w:rPr>
+        <w:t xml:space="preserve">from Measures </w:t>
+      </w:r>
+      <w:r>
+        <w:rPr>
+          <w:rFonts w:asciiTheme="minorHAnsi" w:hAnsiTheme="minorHAnsi" w:cstheme="minorHAnsi"/>
+        </w:rPr>
+        <w:t xml:space="preserve">indicators </w:t>
+      </w:r>
+      <w:r>
+        <w:rPr>
+          <w:rFonts w:asciiTheme="minorHAnsi" w:hAnsiTheme="minorHAnsi" w:cstheme="minorHAnsi"/>
+        </w:rPr>
+        <w:t>to</w:t>
+      </w:r>
+      <w:r>
+        <w:rPr>
+          <w:rFonts w:asciiTheme="minorHAnsi" w:hAnsiTheme="minorHAnsi" w:cstheme="minorHAnsi"/>
+        </w:rPr>
+        <w:t xml:space="preserve"> be explored</w:t>
       </w:r>
       <w:r>
         <w:rPr>
@@ -1440,6 +2015,20 @@
         </w:rPr>
         <w:t xml:space="preserve">  </w:t>
       </w:r>
+    </w:p>
+    <w:p>
+      <w:pPr>
+        <w:rPr>
+          <w:lang w:val="en-US"/>
+        </w:rPr>
+      </w:pPr>
+    </w:p>
+    <w:p>
+      <w:pPr>
+        <w:rPr>
+          <w:lang w:val="en-US"/>
+        </w:rPr>
+      </w:pPr>
     </w:p>
     <w:p>
       <w:pPr>
@@ -1598,13 +2187,7 @@
         <w:rPr>
           <w:rFonts w:asciiTheme="minorHAnsi" w:hAnsiTheme="minorHAnsi" w:cstheme="minorHAnsi"/>
         </w:rPr>
-        <w:t xml:space="preserve">The aim of this project is to provide </w:t>
-      </w:r>
-      <w:r>
-        <w:rPr>
-          <w:rFonts w:asciiTheme="minorHAnsi" w:hAnsiTheme="minorHAnsi" w:cstheme="minorHAnsi"/>
-        </w:rPr>
-        <w:t xml:space="preserve">full </w:t>
+        <w:t xml:space="preserve">The aim of this project is to provide full </w:t>
       </w:r>
       <w:r>
         <w:rPr>
@@ -1616,13 +2199,7 @@
         <w:rPr>
           <w:rFonts w:asciiTheme="minorHAnsi" w:hAnsiTheme="minorHAnsi" w:cstheme="minorHAnsi"/>
         </w:rPr>
-        <w:t xml:space="preserve"> </w:t>
-      </w:r>
-      <w:r>
-        <w:rPr>
-          <w:rFonts w:asciiTheme="minorHAnsi" w:hAnsiTheme="minorHAnsi" w:cstheme="minorHAnsi"/>
-        </w:rPr>
-        <w:t xml:space="preserve">of Data, since </w:t>
+        <w:t xml:space="preserve"> of Data, since </w:t>
       </w:r>
       <w:r>
         <w:rPr>
@@ -2373,21 +2950,7 @@
           <w:rFonts w:asciiTheme="minorHAnsi" w:hAnsiTheme="minorHAnsi" w:cstheme="minorHAnsi"/>
           <w:lang w:val="en-US"/>
         </w:rPr>
-        <w:t xml:space="preserve">12 topics related to </w:t>
-      </w:r>
-      <w:r>
-        <w:rPr>
-          <w:rFonts w:asciiTheme="minorHAnsi" w:hAnsiTheme="minorHAnsi" w:cstheme="minorHAnsi"/>
-          <w:lang w:val="en-US"/>
-        </w:rPr>
-        <w:t>diseases already developed or acquired</w:t>
-      </w:r>
-      <w:r>
-        <w:rPr>
-          <w:rFonts w:asciiTheme="minorHAnsi" w:hAnsiTheme="minorHAnsi" w:cstheme="minorHAnsi"/>
-          <w:lang w:val="en-US"/>
-        </w:rPr>
-        <w:t>.</w:t>
+        <w:t>12 topics related to diseases already developed or acquired.</w:t>
       </w:r>
     </w:p>
     <w:p>
@@ -2710,19 +3273,7 @@
         <w:rPr>
           <w:rFonts w:asciiTheme="minorHAnsi" w:hAnsiTheme="minorHAnsi" w:cstheme="minorHAnsi"/>
         </w:rPr>
-        <w:t>T</w:t>
-      </w:r>
-      <w:r>
-        <w:rPr>
-          <w:rFonts w:asciiTheme="minorHAnsi" w:hAnsiTheme="minorHAnsi" w:cstheme="minorHAnsi"/>
-        </w:rPr>
-        <w:t>he dataset chose to be used on this project was extracted from</w:t>
-      </w:r>
-      <w:r>
-        <w:rPr>
-          <w:rFonts w:asciiTheme="minorHAnsi" w:hAnsiTheme="minorHAnsi" w:cstheme="minorHAnsi"/>
-        </w:rPr>
-        <w:t>:</w:t>
+        <w:t>The dataset chose to be used on this project was extracted from:</w:t>
       </w:r>
     </w:p>
     <w:p>
@@ -3128,21 +3679,7 @@
           <w:lang w:val="en-US"/>
         </w:rPr>
         <w:lastRenderedPageBreak/>
-        <w:t>H</w:t>
-      </w:r>
-      <w:r>
-        <w:rPr>
-          <w:rFonts w:asciiTheme="majorHAnsi" w:eastAsiaTheme="majorEastAsia" w:hAnsiTheme="majorHAnsi" w:cstheme="majorBidi"/>
-          <w:b/>
-          <w:bCs/>
-          <w:i/>
-          <w:iCs/>
-          <w:color w:val="4F81BD" w:themeColor="accent1"/>
-          <w:sz w:val="26"/>
-          <w:szCs w:val="26"/>
-          <w:lang w:val="en-US"/>
-        </w:rPr>
-        <w:t>igh-level architectural diagram</w:t>
+        <w:t>High-level architectural diagram</w:t>
       </w:r>
     </w:p>
     <w:p>
@@ -3465,9 +4002,447 @@
           <w:lang w:val="en-US"/>
         </w:rPr>
         <w:lastRenderedPageBreak/>
-        <w:t>Data Sources</w:t>
-      </w:r>
-      <w:r>
+        <w:t>Data Sources:</w:t>
+      </w:r>
+    </w:p>
+    <w:p>
+      <w:pPr>
+        <w:rPr>
+          <w:rFonts w:asciiTheme="minorHAnsi" w:hAnsiTheme="minorHAnsi" w:cstheme="minorHAnsi"/>
+        </w:rPr>
+      </w:pPr>
+    </w:p>
+    <w:p>
+      <w:pPr>
+        <w:rPr>
+          <w:rFonts w:asciiTheme="minorHAnsi" w:hAnsiTheme="minorHAnsi" w:cstheme="minorHAnsi"/>
+        </w:rPr>
+      </w:pPr>
+    </w:p>
+    <w:p>
+      <w:pPr>
+        <w:rPr>
+          <w:rFonts w:asciiTheme="minorHAnsi" w:hAnsiTheme="minorHAnsi" w:cstheme="minorHAnsi"/>
+        </w:rPr>
+      </w:pPr>
+      <w:r>
+        <w:rPr>
+          <w:rFonts w:asciiTheme="minorHAnsi" w:hAnsiTheme="minorHAnsi" w:cstheme="minorHAnsi"/>
+        </w:rPr>
+        <w:t xml:space="preserve">The primary data source </w:t>
+      </w:r>
+      <w:r>
+        <w:rPr>
+          <w:rFonts w:asciiTheme="minorHAnsi" w:hAnsiTheme="minorHAnsi" w:cstheme="minorHAnsi"/>
+        </w:rPr>
+        <w:t xml:space="preserve">has a size of the 39K features </w:t>
+      </w:r>
+      <w:r>
+        <w:rPr>
+          <w:rFonts w:asciiTheme="minorHAnsi" w:hAnsiTheme="minorHAnsi" w:cstheme="minorHAnsi"/>
+        </w:rPr>
+        <w:t>was extracted from</w:t>
+      </w:r>
+      <w:r>
+        <w:rPr>
+          <w:rFonts w:asciiTheme="minorHAnsi" w:hAnsiTheme="minorHAnsi" w:cstheme="minorHAnsi"/>
+        </w:rPr>
+        <w:t>:</w:t>
+      </w:r>
+    </w:p>
+    <w:p>
+      <w:pPr>
+        <w:rPr>
+          <w:rFonts w:asciiTheme="minorHAnsi" w:hAnsiTheme="minorHAnsi" w:cstheme="minorHAnsi"/>
+        </w:rPr>
+      </w:pPr>
+      <w:hyperlink r:id="rId14" w:history="1">
+        <w:r>
+          <w:rPr>
+            <w:rStyle w:val="Hyperlink"/>
+            <w:rFonts w:asciiTheme="minorHAnsi" w:hAnsiTheme="minorHAnsi" w:cstheme="minorHAnsi"/>
+          </w:rPr>
+          <w:t>https://catalog.data.gov/dataset/u-s-chronic-disease-indicators</w:t>
+        </w:r>
+      </w:hyperlink>
+    </w:p>
+    <w:p>
+      <w:pPr>
+        <w:rPr>
+          <w:rFonts w:asciiTheme="minorHAnsi" w:hAnsiTheme="minorHAnsi" w:cstheme="minorHAnsi"/>
+        </w:rPr>
+      </w:pPr>
+      <w:r>
+        <w:rPr>
+          <w:rFonts w:asciiTheme="minorHAnsi" w:hAnsiTheme="minorHAnsi" w:cstheme="minorHAnsi"/>
+        </w:rPr>
+        <w:t>Which is available for public resources with different format (CSV, JSON, KML, and others).</w:t>
+      </w:r>
+      <w:r>
+        <w:rPr>
+          <w:rFonts w:asciiTheme="minorHAnsi" w:hAnsiTheme="minorHAnsi" w:cstheme="minorHAnsi"/>
+        </w:rPr>
+        <w:t xml:space="preserve"> Where this file will be relevant to process Machine Learning models and predictions.</w:t>
+      </w:r>
+    </w:p>
+    <w:p>
+      <w:pPr>
+        <w:rPr>
+          <w:rFonts w:asciiTheme="minorHAnsi" w:hAnsiTheme="minorHAnsi" w:cstheme="minorHAnsi"/>
+        </w:rPr>
+      </w:pPr>
+    </w:p>
+    <w:p>
+      <w:pPr>
+        <w:rPr>
+          <w:rFonts w:asciiTheme="minorHAnsi" w:hAnsiTheme="minorHAnsi" w:cstheme="minorHAnsi"/>
+        </w:rPr>
+      </w:pPr>
+      <w:r>
+        <w:rPr>
+          <w:rFonts w:asciiTheme="minorHAnsi" w:hAnsiTheme="minorHAnsi" w:cstheme="minorHAnsi"/>
+        </w:rPr>
+        <w:t>The</w:t>
+      </w:r>
+      <w:r>
+        <w:rPr>
+          <w:rFonts w:asciiTheme="minorHAnsi" w:hAnsiTheme="minorHAnsi" w:cstheme="minorHAnsi"/>
+        </w:rPr>
+        <w:t xml:space="preserve"> source</w:t>
+      </w:r>
+      <w:r>
+        <w:rPr>
+          <w:rFonts w:asciiTheme="minorHAnsi" w:hAnsiTheme="minorHAnsi" w:cstheme="minorHAnsi"/>
+        </w:rPr>
+        <w:t xml:space="preserve"> Chronic Disease Indicators (CDI) tool provides national and state estimates for a set of key surveillance indicators of chronic diseases and their risk factors</w:t>
+      </w:r>
+      <w:r>
+        <w:rPr>
+          <w:rFonts w:asciiTheme="minorHAnsi" w:hAnsiTheme="minorHAnsi" w:cstheme="minorHAnsi"/>
+        </w:rPr>
+        <w:t xml:space="preserve">. </w:t>
+      </w:r>
+      <w:r>
+        <w:rPr>
+          <w:rFonts w:asciiTheme="minorHAnsi" w:hAnsiTheme="minorHAnsi" w:cstheme="minorHAnsi"/>
+        </w:rPr>
+        <w:t>The</w:t>
+      </w:r>
+      <w:r>
+        <w:rPr>
+          <w:rFonts w:asciiTheme="minorHAnsi" w:hAnsiTheme="minorHAnsi" w:cstheme="minorHAnsi"/>
+        </w:rPr>
+        <w:t xml:space="preserve"> Data.gov was created as</w:t>
+      </w:r>
+      <w:r>
+        <w:rPr>
+          <w:rFonts w:asciiTheme="minorHAnsi" w:hAnsiTheme="minorHAnsi" w:cstheme="minorHAnsi"/>
+        </w:rPr>
+        <w:t xml:space="preserve"> </w:t>
+      </w:r>
+      <w:r>
+        <w:rPr>
+          <w:rFonts w:asciiTheme="minorHAnsi" w:hAnsiTheme="minorHAnsi" w:cstheme="minorHAnsi"/>
+        </w:rPr>
+        <w:t xml:space="preserve">sources </w:t>
+      </w:r>
+      <w:r>
+        <w:rPr>
+          <w:rFonts w:asciiTheme="minorHAnsi" w:hAnsiTheme="minorHAnsi" w:cstheme="minorHAnsi"/>
+        </w:rPr>
+        <w:t xml:space="preserve">to informing decision by the public and policymakers, economic impact </w:t>
+      </w:r>
+      <w:r>
+        <w:rPr>
+          <w:rFonts w:asciiTheme="minorHAnsi" w:hAnsiTheme="minorHAnsi" w:cstheme="minorHAnsi"/>
+        </w:rPr>
+        <w:t>on</w:t>
+      </w:r>
+      <w:r>
+        <w:rPr>
+          <w:rFonts w:asciiTheme="minorHAnsi" w:hAnsiTheme="minorHAnsi" w:cstheme="minorHAnsi"/>
+        </w:rPr>
+        <w:t xml:space="preserve"> the society </w:t>
+      </w:r>
+      <w:r>
+        <w:rPr>
+          <w:rFonts w:asciiTheme="minorHAnsi" w:hAnsiTheme="minorHAnsi" w:cstheme="minorHAnsi"/>
+        </w:rPr>
+        <w:t xml:space="preserve">related the subject </w:t>
+      </w:r>
+      <w:r>
+        <w:rPr>
+          <w:rFonts w:asciiTheme="minorHAnsi" w:hAnsiTheme="minorHAnsi" w:cstheme="minorHAnsi"/>
+        </w:rPr>
+        <w:t>that we will work on and develop</w:t>
+      </w:r>
+      <w:r>
+        <w:rPr>
+          <w:rFonts w:asciiTheme="minorHAnsi" w:hAnsiTheme="minorHAnsi" w:cstheme="minorHAnsi"/>
+        </w:rPr>
+        <w:t>, any access is available online on that website.</w:t>
+      </w:r>
+    </w:p>
+    <w:p>
+      <w:pPr>
+        <w:rPr>
+          <w:rFonts w:asciiTheme="minorHAnsi" w:hAnsiTheme="minorHAnsi" w:cstheme="minorHAnsi"/>
+        </w:rPr>
+      </w:pPr>
+    </w:p>
+    <w:p>
+      <w:pPr>
+        <w:rPr>
+          <w:rFonts w:asciiTheme="minorHAnsi" w:hAnsiTheme="minorHAnsi" w:cstheme="minorHAnsi"/>
+        </w:rPr>
+      </w:pPr>
+    </w:p>
+    <w:p>
+      <w:pPr>
+        <w:rPr>
+          <w:rFonts w:asciiTheme="minorHAnsi" w:hAnsiTheme="minorHAnsi" w:cstheme="minorHAnsi"/>
+        </w:rPr>
+      </w:pPr>
+    </w:p>
+    <w:p>
+      <w:pPr>
+        <w:rPr>
+          <w:rFonts w:asciiTheme="minorHAnsi" w:hAnsiTheme="minorHAnsi" w:cstheme="minorHAnsi"/>
+        </w:rPr>
+      </w:pPr>
+    </w:p>
+    <w:p>
+      <w:pPr>
+        <w:rPr>
+          <w:rFonts w:asciiTheme="minorHAnsi" w:hAnsiTheme="minorHAnsi" w:cstheme="minorHAnsi"/>
+        </w:rPr>
+      </w:pPr>
+    </w:p>
+    <w:p>
+      <w:pPr>
+        <w:rPr>
+          <w:rFonts w:asciiTheme="minorHAnsi" w:hAnsiTheme="minorHAnsi" w:cstheme="minorHAnsi"/>
+        </w:rPr>
+      </w:pPr>
+    </w:p>
+    <w:p>
+      <w:pPr>
+        <w:rPr>
+          <w:rFonts w:asciiTheme="minorHAnsi" w:hAnsiTheme="minorHAnsi" w:cstheme="minorHAnsi"/>
+        </w:rPr>
+      </w:pPr>
+    </w:p>
+    <w:p>
+      <w:pPr>
+        <w:rPr>
+          <w:rFonts w:asciiTheme="minorHAnsi" w:hAnsiTheme="minorHAnsi" w:cstheme="minorHAnsi"/>
+        </w:rPr>
+      </w:pPr>
+    </w:p>
+    <w:p>
+      <w:pPr>
+        <w:rPr>
+          <w:rFonts w:asciiTheme="minorHAnsi" w:hAnsiTheme="minorHAnsi" w:cstheme="minorHAnsi"/>
+        </w:rPr>
+      </w:pPr>
+    </w:p>
+    <w:p>
+      <w:pPr>
+        <w:rPr>
+          <w:rFonts w:asciiTheme="minorHAnsi" w:hAnsiTheme="minorHAnsi" w:cstheme="minorHAnsi"/>
+        </w:rPr>
+      </w:pPr>
+    </w:p>
+    <w:p>
+      <w:pPr>
+        <w:rPr>
+          <w:rFonts w:asciiTheme="minorHAnsi" w:hAnsiTheme="minorHAnsi" w:cstheme="minorHAnsi"/>
+        </w:rPr>
+      </w:pPr>
+    </w:p>
+    <w:p>
+      <w:pPr>
+        <w:rPr>
+          <w:rFonts w:asciiTheme="minorHAnsi" w:hAnsiTheme="minorHAnsi" w:cstheme="minorHAnsi"/>
+        </w:rPr>
+      </w:pPr>
+    </w:p>
+    <w:p>
+      <w:pPr>
+        <w:rPr>
+          <w:rFonts w:asciiTheme="minorHAnsi" w:hAnsiTheme="minorHAnsi" w:cstheme="minorHAnsi"/>
+        </w:rPr>
+      </w:pPr>
+    </w:p>
+    <w:p>
+      <w:pPr>
+        <w:rPr>
+          <w:rFonts w:asciiTheme="minorHAnsi" w:hAnsiTheme="minorHAnsi" w:cstheme="minorHAnsi"/>
+        </w:rPr>
+      </w:pPr>
+    </w:p>
+    <w:p>
+      <w:pPr>
+        <w:rPr>
+          <w:rFonts w:asciiTheme="minorHAnsi" w:hAnsiTheme="minorHAnsi" w:cstheme="minorHAnsi"/>
+        </w:rPr>
+      </w:pPr>
+    </w:p>
+    <w:p>
+      <w:pPr>
+        <w:rPr>
+          <w:rFonts w:asciiTheme="minorHAnsi" w:hAnsiTheme="minorHAnsi" w:cstheme="minorHAnsi"/>
+        </w:rPr>
+      </w:pPr>
+    </w:p>
+    <w:p>
+      <w:pPr>
+        <w:rPr>
+          <w:rFonts w:asciiTheme="minorHAnsi" w:hAnsiTheme="minorHAnsi" w:cstheme="minorHAnsi"/>
+        </w:rPr>
+      </w:pPr>
+    </w:p>
+    <w:p>
+      <w:pPr>
+        <w:rPr>
+          <w:rFonts w:asciiTheme="minorHAnsi" w:hAnsiTheme="minorHAnsi" w:cstheme="minorHAnsi"/>
+        </w:rPr>
+      </w:pPr>
+    </w:p>
+    <w:p>
+      <w:pPr>
+        <w:rPr>
+          <w:rFonts w:asciiTheme="minorHAnsi" w:hAnsiTheme="minorHAnsi" w:cstheme="minorHAnsi"/>
+        </w:rPr>
+      </w:pPr>
+    </w:p>
+    <w:p>
+      <w:pPr>
+        <w:rPr>
+          <w:rFonts w:asciiTheme="minorHAnsi" w:hAnsiTheme="minorHAnsi" w:cstheme="minorHAnsi"/>
+        </w:rPr>
+      </w:pPr>
+    </w:p>
+    <w:p>
+      <w:pPr>
+        <w:rPr>
+          <w:rFonts w:asciiTheme="minorHAnsi" w:hAnsiTheme="minorHAnsi" w:cstheme="minorHAnsi"/>
+        </w:rPr>
+      </w:pPr>
+    </w:p>
+    <w:p>
+      <w:pPr>
+        <w:rPr>
+          <w:rFonts w:asciiTheme="minorHAnsi" w:hAnsiTheme="minorHAnsi" w:cstheme="minorHAnsi"/>
+        </w:rPr>
+      </w:pPr>
+    </w:p>
+    <w:p>
+      <w:pPr>
+        <w:rPr>
+          <w:rFonts w:asciiTheme="minorHAnsi" w:hAnsiTheme="minorHAnsi" w:cstheme="minorHAnsi"/>
+        </w:rPr>
+      </w:pPr>
+    </w:p>
+    <w:p>
+      <w:pPr>
+        <w:rPr>
+          <w:rFonts w:asciiTheme="minorHAnsi" w:hAnsiTheme="minorHAnsi" w:cstheme="minorHAnsi"/>
+        </w:rPr>
+      </w:pPr>
+    </w:p>
+    <w:p>
+      <w:pPr>
+        <w:rPr>
+          <w:rFonts w:asciiTheme="minorHAnsi" w:hAnsiTheme="minorHAnsi" w:cstheme="minorHAnsi"/>
+        </w:rPr>
+      </w:pPr>
+    </w:p>
+    <w:p>
+      <w:pPr>
+        <w:rPr>
+          <w:rFonts w:asciiTheme="minorHAnsi" w:hAnsiTheme="minorHAnsi" w:cstheme="minorHAnsi"/>
+        </w:rPr>
+      </w:pPr>
+    </w:p>
+    <w:p>
+      <w:pPr>
+        <w:rPr>
+          <w:rFonts w:asciiTheme="minorHAnsi" w:hAnsiTheme="minorHAnsi" w:cstheme="minorHAnsi"/>
+        </w:rPr>
+      </w:pPr>
+    </w:p>
+    <w:p>
+      <w:pPr>
+        <w:rPr>
+          <w:rFonts w:asciiTheme="minorHAnsi" w:hAnsiTheme="minorHAnsi" w:cstheme="minorHAnsi"/>
+        </w:rPr>
+      </w:pPr>
+    </w:p>
+    <w:p>
+      <w:pPr>
+        <w:rPr>
+          <w:rFonts w:asciiTheme="minorHAnsi" w:hAnsiTheme="minorHAnsi" w:cstheme="minorHAnsi"/>
+        </w:rPr>
+      </w:pPr>
+    </w:p>
+    <w:p>
+      <w:pPr>
+        <w:rPr>
+          <w:rFonts w:asciiTheme="minorHAnsi" w:hAnsiTheme="minorHAnsi" w:cstheme="minorHAnsi"/>
+        </w:rPr>
+      </w:pPr>
+    </w:p>
+    <w:p>
+      <w:pPr>
+        <w:rPr>
+          <w:rFonts w:asciiTheme="minorHAnsi" w:hAnsiTheme="minorHAnsi" w:cstheme="minorHAnsi"/>
+        </w:rPr>
+      </w:pPr>
+    </w:p>
+    <w:p>
+      <w:pPr>
+        <w:rPr>
+          <w:rFonts w:asciiTheme="minorHAnsi" w:hAnsiTheme="minorHAnsi" w:cstheme="minorHAnsi"/>
+        </w:rPr>
+      </w:pPr>
+    </w:p>
+    <w:p>
+      <w:pPr>
+        <w:rPr>
+          <w:rFonts w:asciiTheme="minorHAnsi" w:hAnsiTheme="minorHAnsi" w:cstheme="minorHAnsi"/>
+        </w:rPr>
+      </w:pPr>
+    </w:p>
+    <w:p>
+      <w:pPr>
+        <w:rPr>
+          <w:rFonts w:asciiTheme="minorHAnsi" w:hAnsiTheme="minorHAnsi" w:cstheme="minorHAnsi"/>
+        </w:rPr>
+      </w:pPr>
+    </w:p>
+    <w:p>
+      <w:pPr>
+        <w:rPr>
+          <w:rFonts w:asciiTheme="minorHAnsi" w:hAnsiTheme="minorHAnsi" w:cstheme="minorHAnsi"/>
+        </w:rPr>
+      </w:pPr>
+    </w:p>
+    <w:p>
+      <w:pPr>
+        <w:rPr>
+          <w:rFonts w:asciiTheme="minorHAnsi" w:hAnsiTheme="minorHAnsi" w:cstheme="minorHAnsi"/>
+        </w:rPr>
+      </w:pPr>
+      <w:r>
+        <w:rPr>
+          <w:rFonts w:asciiTheme="minorHAnsi" w:hAnsiTheme="minorHAnsi" w:cstheme="minorHAnsi"/>
+        </w:rPr>
+        <w:t xml:space="preserve">                                                                                                                                                                                         8</w:t>
+      </w:r>
+    </w:p>
+    <w:p>
+      <w:pPr>
         <w:rPr>
           <w:rFonts w:asciiTheme="majorHAnsi" w:eastAsiaTheme="majorEastAsia" w:hAnsiTheme="majorHAnsi" w:cstheme="majorBidi"/>
           <w:b/>
@@ -3479,399 +4454,8 @@
           <w:szCs w:val="26"/>
           <w:lang w:val="en-US"/>
         </w:rPr>
-        <w:t>:</w:t>
-      </w:r>
-    </w:p>
-    <w:p>
-      <w:pPr>
-        <w:rPr>
-          <w:rFonts w:asciiTheme="minorHAnsi" w:hAnsiTheme="minorHAnsi" w:cstheme="minorHAnsi"/>
-        </w:rPr>
-      </w:pPr>
-    </w:p>
-    <w:p>
-      <w:pPr>
-        <w:rPr>
-          <w:rFonts w:asciiTheme="minorHAnsi" w:hAnsiTheme="minorHAnsi" w:cstheme="minorHAnsi"/>
-        </w:rPr>
-      </w:pPr>
-    </w:p>
-    <w:p>
-      <w:pPr>
-        <w:rPr>
-          <w:rFonts w:asciiTheme="minorHAnsi" w:hAnsiTheme="minorHAnsi" w:cstheme="minorHAnsi"/>
-        </w:rPr>
-      </w:pPr>
-      <w:r>
-        <w:rPr>
-          <w:rFonts w:asciiTheme="minorHAnsi" w:hAnsiTheme="minorHAnsi" w:cstheme="minorHAnsi"/>
-        </w:rPr>
-        <w:t xml:space="preserve">The primary data source was extracted from  </w:t>
-      </w:r>
-      <w:hyperlink r:id="rId14" w:history="1">
-        <w:r>
-          <w:rPr>
-            <w:rStyle w:val="Hyperlink"/>
-            <w:rFonts w:asciiTheme="minorHAnsi" w:hAnsiTheme="minorHAnsi" w:cstheme="minorHAnsi"/>
-          </w:rPr>
-          <w:t>U.S. Department of Health &amp; Human Services - U.S. Chronic Disease Indicators</w:t>
-        </w:r>
-      </w:hyperlink>
-    </w:p>
-    <w:p>
-      <w:pPr>
-        <w:rPr>
-          <w:rFonts w:asciiTheme="minorHAnsi" w:hAnsiTheme="minorHAnsi" w:cstheme="minorHAnsi"/>
-        </w:rPr>
-      </w:pPr>
-      <w:r>
-        <w:rPr>
-          <w:rFonts w:asciiTheme="minorHAnsi" w:hAnsiTheme="minorHAnsi" w:cstheme="minorHAnsi"/>
-        </w:rPr>
-        <w:t>Which is available for public resources with different format (CSV, JSON, KML, and others).</w:t>
-      </w:r>
-    </w:p>
-    <w:p>
-      <w:pPr>
-        <w:rPr>
-          <w:rFonts w:asciiTheme="minorHAnsi" w:hAnsiTheme="minorHAnsi" w:cstheme="minorHAnsi"/>
-        </w:rPr>
-      </w:pPr>
-    </w:p>
-    <w:p>
-      <w:pPr>
-        <w:rPr>
-          <w:rFonts w:asciiTheme="minorHAnsi" w:hAnsiTheme="minorHAnsi" w:cstheme="minorHAnsi"/>
-        </w:rPr>
-      </w:pPr>
-      <w:r>
-        <w:rPr>
-          <w:rFonts w:asciiTheme="minorHAnsi" w:hAnsiTheme="minorHAnsi" w:cstheme="minorHAnsi"/>
-        </w:rPr>
-        <w:t>Supportive sources related the subject were:</w:t>
-      </w:r>
-    </w:p>
-    <w:p>
-      <w:pPr>
-        <w:rPr>
-          <w:rFonts w:asciiTheme="minorHAnsi" w:hAnsiTheme="minorHAnsi" w:cstheme="minorHAnsi"/>
-        </w:rPr>
-      </w:pPr>
-    </w:p>
-    <w:p>
-      <w:pPr>
-        <w:rPr>
-          <w:rFonts w:asciiTheme="minorHAnsi" w:hAnsiTheme="minorHAnsi" w:cstheme="minorHAnsi"/>
-          <w:lang w:val="en-US"/>
-        </w:rPr>
-      </w:pPr>
-      <w:hyperlink r:id="rId15" w:history="1">
-        <w:r>
-          <w:rPr>
-            <w:rStyle w:val="Hyperlink"/>
-            <w:rFonts w:asciiTheme="minorHAnsi" w:hAnsiTheme="minorHAnsi" w:cstheme="minorHAnsi"/>
-          </w:rPr>
-          <w:t>Chronic Disease Indicators: 2022-2024 Refresh and Modernization of the Web Tool. - Abstract - Europe PMC</w:t>
-        </w:r>
-      </w:hyperlink>
-    </w:p>
-    <w:p>
-      <w:pPr>
-        <w:rPr>
-          <w:rFonts w:asciiTheme="minorHAnsi" w:hAnsiTheme="minorHAnsi" w:cstheme="minorHAnsi"/>
-          <w:lang w:val="en-US"/>
-        </w:rPr>
-      </w:pPr>
-    </w:p>
-    <w:p>
-      <w:pPr>
-        <w:rPr>
-          <w:rFonts w:asciiTheme="minorHAnsi" w:hAnsiTheme="minorHAnsi" w:cstheme="minorHAnsi"/>
-          <w:lang w:val="en-US"/>
-        </w:rPr>
-      </w:pPr>
-      <w:hyperlink r:id="rId16" w:history="1">
-        <w:r>
-          <w:rPr>
-            <w:rStyle w:val="Hyperlink"/>
-            <w:rFonts w:asciiTheme="minorHAnsi" w:hAnsiTheme="minorHAnsi" w:cstheme="minorHAnsi"/>
-          </w:rPr>
-          <w:t>2026 EU4Health Work Programme - Public Health - European Commission</w:t>
-        </w:r>
-      </w:hyperlink>
-    </w:p>
-    <w:p>
-      <w:pPr>
-        <w:rPr>
-          <w:rFonts w:asciiTheme="minorHAnsi" w:hAnsiTheme="minorHAnsi" w:cstheme="minorHAnsi"/>
-          <w:lang w:val="en-US"/>
-        </w:rPr>
-      </w:pPr>
-    </w:p>
-    <w:p>
-      <w:pPr>
-        <w:rPr>
-          <w:rFonts w:asciiTheme="minorHAnsi" w:hAnsiTheme="minorHAnsi" w:cstheme="minorHAnsi"/>
-        </w:rPr>
-      </w:pPr>
-      <w:hyperlink r:id="rId17" w:history="1">
-        <w:r>
-          <w:rPr>
-            <w:rStyle w:val="Hyperlink"/>
-            <w:rFonts w:asciiTheme="minorHAnsi" w:hAnsiTheme="minorHAnsi" w:cstheme="minorHAnsi"/>
-          </w:rPr>
-          <w:t>Chronic Disease Indicators (CDI) | DPH | CDC</w:t>
-        </w:r>
-      </w:hyperlink>
-    </w:p>
-    <w:p>
-      <w:pPr>
-        <w:rPr>
-          <w:rFonts w:asciiTheme="minorHAnsi" w:hAnsiTheme="minorHAnsi" w:cstheme="minorHAnsi"/>
-        </w:rPr>
-      </w:pPr>
-    </w:p>
-    <w:p>
-      <w:pPr>
-        <w:rPr>
-          <w:rFonts w:asciiTheme="minorHAnsi" w:hAnsiTheme="minorHAnsi" w:cstheme="minorHAnsi"/>
-        </w:rPr>
-      </w:pPr>
-      <w:hyperlink r:id="rId18" w:history="1">
-        <w:r>
-          <w:rPr>
-            <w:rStyle w:val="Hyperlink"/>
-            <w:rFonts w:asciiTheme="minorHAnsi" w:hAnsiTheme="minorHAnsi" w:cstheme="minorHAnsi"/>
-          </w:rPr>
-          <w:t>EU chronic diseases data and information - Public Health</w:t>
-        </w:r>
-      </w:hyperlink>
-    </w:p>
-    <w:p>
-      <w:pPr>
-        <w:rPr>
-          <w:rFonts w:asciiTheme="minorHAnsi" w:hAnsiTheme="minorHAnsi" w:cstheme="minorHAnsi"/>
-        </w:rPr>
-      </w:pPr>
-    </w:p>
-    <w:p>
-      <w:pPr>
-        <w:rPr>
-          <w:rFonts w:asciiTheme="minorHAnsi" w:hAnsiTheme="minorHAnsi" w:cstheme="minorHAnsi"/>
-        </w:rPr>
-      </w:pPr>
-    </w:p>
-    <w:p>
-      <w:pPr>
-        <w:rPr>
-          <w:rFonts w:asciiTheme="minorHAnsi" w:hAnsiTheme="minorHAnsi" w:cstheme="minorHAnsi"/>
-        </w:rPr>
-      </w:pPr>
-    </w:p>
-    <w:p>
-      <w:pPr>
-        <w:rPr>
-          <w:rFonts w:asciiTheme="minorHAnsi" w:hAnsiTheme="minorHAnsi" w:cstheme="minorHAnsi"/>
-        </w:rPr>
-      </w:pPr>
-    </w:p>
-    <w:p>
-      <w:pPr>
-        <w:rPr>
-          <w:rFonts w:asciiTheme="minorHAnsi" w:hAnsiTheme="minorHAnsi" w:cstheme="minorHAnsi"/>
-        </w:rPr>
-      </w:pPr>
-    </w:p>
-    <w:p>
-      <w:pPr>
-        <w:rPr>
-          <w:rFonts w:asciiTheme="minorHAnsi" w:hAnsiTheme="minorHAnsi" w:cstheme="minorHAnsi"/>
-        </w:rPr>
-      </w:pPr>
-    </w:p>
-    <w:p>
-      <w:pPr>
-        <w:rPr>
-          <w:rFonts w:asciiTheme="minorHAnsi" w:hAnsiTheme="minorHAnsi" w:cstheme="minorHAnsi"/>
-        </w:rPr>
-      </w:pPr>
-    </w:p>
-    <w:p>
-      <w:pPr>
-        <w:rPr>
-          <w:rFonts w:asciiTheme="minorHAnsi" w:hAnsiTheme="minorHAnsi" w:cstheme="minorHAnsi"/>
-        </w:rPr>
-      </w:pPr>
-    </w:p>
-    <w:p>
-      <w:pPr>
-        <w:rPr>
-          <w:rFonts w:asciiTheme="minorHAnsi" w:hAnsiTheme="minorHAnsi" w:cstheme="minorHAnsi"/>
-        </w:rPr>
-      </w:pPr>
-    </w:p>
-    <w:p>
-      <w:pPr>
-        <w:rPr>
-          <w:rFonts w:asciiTheme="minorHAnsi" w:hAnsiTheme="minorHAnsi" w:cstheme="minorHAnsi"/>
-        </w:rPr>
-      </w:pPr>
-    </w:p>
-    <w:p>
-      <w:pPr>
-        <w:rPr>
-          <w:rFonts w:asciiTheme="minorHAnsi" w:hAnsiTheme="minorHAnsi" w:cstheme="minorHAnsi"/>
-        </w:rPr>
-      </w:pPr>
-    </w:p>
-    <w:p>
-      <w:pPr>
-        <w:rPr>
-          <w:rFonts w:asciiTheme="minorHAnsi" w:hAnsiTheme="minorHAnsi" w:cstheme="minorHAnsi"/>
-        </w:rPr>
-      </w:pPr>
-    </w:p>
-    <w:p>
-      <w:pPr>
-        <w:rPr>
-          <w:rFonts w:asciiTheme="minorHAnsi" w:hAnsiTheme="minorHAnsi" w:cstheme="minorHAnsi"/>
-        </w:rPr>
-      </w:pPr>
-    </w:p>
-    <w:p>
-      <w:pPr>
-        <w:rPr>
-          <w:rFonts w:asciiTheme="minorHAnsi" w:hAnsiTheme="minorHAnsi" w:cstheme="minorHAnsi"/>
-        </w:rPr>
-      </w:pPr>
-    </w:p>
-    <w:p>
-      <w:pPr>
-        <w:rPr>
-          <w:rFonts w:asciiTheme="minorHAnsi" w:hAnsiTheme="minorHAnsi" w:cstheme="minorHAnsi"/>
-        </w:rPr>
-      </w:pPr>
-    </w:p>
-    <w:p>
-      <w:pPr>
-        <w:rPr>
-          <w:rFonts w:asciiTheme="minorHAnsi" w:hAnsiTheme="minorHAnsi" w:cstheme="minorHAnsi"/>
-        </w:rPr>
-      </w:pPr>
-    </w:p>
-    <w:p>
-      <w:pPr>
-        <w:rPr>
-          <w:rFonts w:asciiTheme="minorHAnsi" w:hAnsiTheme="minorHAnsi" w:cstheme="minorHAnsi"/>
-        </w:rPr>
-      </w:pPr>
-    </w:p>
-    <w:p>
-      <w:pPr>
-        <w:rPr>
-          <w:rFonts w:asciiTheme="minorHAnsi" w:hAnsiTheme="minorHAnsi" w:cstheme="minorHAnsi"/>
-        </w:rPr>
-      </w:pPr>
-    </w:p>
-    <w:p>
-      <w:pPr>
-        <w:rPr>
-          <w:rFonts w:asciiTheme="minorHAnsi" w:hAnsiTheme="minorHAnsi" w:cstheme="minorHAnsi"/>
-        </w:rPr>
-      </w:pPr>
-    </w:p>
-    <w:p>
-      <w:pPr>
-        <w:rPr>
-          <w:rFonts w:asciiTheme="minorHAnsi" w:hAnsiTheme="minorHAnsi" w:cstheme="minorHAnsi"/>
-        </w:rPr>
-      </w:pPr>
-    </w:p>
-    <w:p>
-      <w:pPr>
-        <w:rPr>
-          <w:rFonts w:asciiTheme="minorHAnsi" w:hAnsiTheme="minorHAnsi" w:cstheme="minorHAnsi"/>
-        </w:rPr>
-      </w:pPr>
-    </w:p>
-    <w:p>
-      <w:pPr>
-        <w:rPr>
-          <w:rFonts w:asciiTheme="minorHAnsi" w:hAnsiTheme="minorHAnsi" w:cstheme="minorHAnsi"/>
-        </w:rPr>
-      </w:pPr>
-    </w:p>
-    <w:p>
-      <w:pPr>
-        <w:rPr>
-          <w:rFonts w:asciiTheme="minorHAnsi" w:hAnsiTheme="minorHAnsi" w:cstheme="minorHAnsi"/>
-        </w:rPr>
-      </w:pPr>
-    </w:p>
-    <w:p>
-      <w:pPr>
-        <w:rPr>
-          <w:rFonts w:asciiTheme="minorHAnsi" w:hAnsiTheme="minorHAnsi" w:cstheme="minorHAnsi"/>
-        </w:rPr>
-      </w:pPr>
-    </w:p>
-    <w:p>
-      <w:pPr>
-        <w:rPr>
-          <w:rFonts w:asciiTheme="minorHAnsi" w:hAnsiTheme="minorHAnsi" w:cstheme="minorHAnsi"/>
-        </w:rPr>
-      </w:pPr>
-    </w:p>
-    <w:p>
-      <w:pPr>
-        <w:rPr>
-          <w:rFonts w:asciiTheme="minorHAnsi" w:hAnsiTheme="minorHAnsi" w:cstheme="minorHAnsi"/>
-        </w:rPr>
-      </w:pPr>
-    </w:p>
-    <w:p>
-      <w:pPr>
-        <w:rPr>
-          <w:rFonts w:asciiTheme="minorHAnsi" w:hAnsiTheme="minorHAnsi" w:cstheme="minorHAnsi"/>
-        </w:rPr>
-      </w:pPr>
-    </w:p>
-    <w:p>
-      <w:pPr>
-        <w:rPr>
-          <w:rFonts w:asciiTheme="minorHAnsi" w:hAnsiTheme="minorHAnsi" w:cstheme="minorHAnsi"/>
-        </w:rPr>
-      </w:pPr>
-    </w:p>
-    <w:p>
-      <w:pPr>
-        <w:rPr>
-          <w:rFonts w:asciiTheme="minorHAnsi" w:hAnsiTheme="minorHAnsi" w:cstheme="minorHAnsi"/>
-        </w:rPr>
-      </w:pPr>
-    </w:p>
-    <w:p>
-      <w:pPr>
-        <w:rPr>
-          <w:rFonts w:asciiTheme="minorHAnsi" w:hAnsiTheme="minorHAnsi" w:cstheme="minorHAnsi"/>
-        </w:rPr>
-      </w:pPr>
-    </w:p>
-    <w:p>
-      <w:pPr>
-        <w:rPr>
-          <w:rFonts w:asciiTheme="minorHAnsi" w:hAnsiTheme="minorHAnsi" w:cstheme="minorHAnsi"/>
-        </w:rPr>
-      </w:pPr>
-      <w:r>
-        <w:rPr>
-          <w:rFonts w:asciiTheme="minorHAnsi" w:hAnsiTheme="minorHAnsi" w:cstheme="minorHAnsi"/>
-        </w:rPr>
-        <w:t xml:space="preserve">                                                                                                                                                                                         8</w:t>
-      </w:r>
-    </w:p>
-    <w:p>
-      <w:pPr>
+      </w:pPr>
+      <w:r>
         <w:rPr>
           <w:rFonts w:asciiTheme="majorHAnsi" w:eastAsiaTheme="majorEastAsia" w:hAnsiTheme="majorHAnsi" w:cstheme="majorBidi"/>
           <w:b/>
@@ -3883,8 +4467,12 @@
           <w:szCs w:val="26"/>
           <w:lang w:val="en-US"/>
         </w:rPr>
-      </w:pPr>
-      <w:r>
+        <w:lastRenderedPageBreak/>
+        <w:t>Expected Deliverables</w:t>
+      </w:r>
+    </w:p>
+    <w:p>
+      <w:pPr>
         <w:rPr>
           <w:rFonts w:asciiTheme="majorHAnsi" w:eastAsiaTheme="majorEastAsia" w:hAnsiTheme="majorHAnsi" w:cstheme="majorBidi"/>
           <w:b/>
@@ -3896,23 +4484,6 @@
           <w:szCs w:val="26"/>
           <w:lang w:val="en-US"/>
         </w:rPr>
-        <w:lastRenderedPageBreak/>
-        <w:t>Expected Deliverables</w:t>
-      </w:r>
-    </w:p>
-    <w:p>
-      <w:pPr>
-        <w:rPr>
-          <w:rFonts w:asciiTheme="majorHAnsi" w:eastAsiaTheme="majorEastAsia" w:hAnsiTheme="majorHAnsi" w:cstheme="majorBidi"/>
-          <w:b/>
-          <w:bCs/>
-          <w:i/>
-          <w:iCs/>
-          <w:color w:val="4F81BD" w:themeColor="accent1"/>
-          <w:sz w:val="26"/>
-          <w:szCs w:val="26"/>
-          <w:lang w:val="en-US"/>
-        </w:rPr>
       </w:pPr>
     </w:p>
     <w:p>
@@ -3964,49 +4535,7 @@
           <w:rFonts w:asciiTheme="minorHAnsi" w:hAnsiTheme="minorHAnsi" w:cstheme="minorHAnsi"/>
           <w:lang w:val="en-US"/>
         </w:rPr>
-        <w:t xml:space="preserve">Each step is essential, such as the Dataset choice up to reviewing the relevant information to amend, modify or remove information to a new csv file created by Python tool using the classification, collection and Division, Evaluation, and after all of these steps, closure of the </w:t>
-      </w:r>
-      <w:r>
-        <w:rPr>
-          <w:rFonts w:asciiTheme="minorHAnsi" w:hAnsiTheme="minorHAnsi" w:cstheme="minorHAnsi"/>
-          <w:lang w:val="en-US"/>
-        </w:rPr>
-        <w:t>study</w:t>
-      </w:r>
-      <w:r>
-        <w:rPr>
-          <w:rFonts w:asciiTheme="minorHAnsi" w:hAnsiTheme="minorHAnsi" w:cstheme="minorHAnsi"/>
-          <w:lang w:val="en-US"/>
-        </w:rPr>
-        <w:t xml:space="preserve"> with a </w:t>
-      </w:r>
-      <w:r>
-        <w:rPr>
-          <w:rFonts w:asciiTheme="minorHAnsi" w:hAnsiTheme="minorHAnsi" w:cstheme="minorHAnsi"/>
-          <w:lang w:val="en-US"/>
-        </w:rPr>
-        <w:t xml:space="preserve">best </w:t>
-      </w:r>
-      <w:r>
-        <w:rPr>
-          <w:rFonts w:asciiTheme="minorHAnsi" w:hAnsiTheme="minorHAnsi" w:cstheme="minorHAnsi"/>
-          <w:lang w:val="en-US"/>
-        </w:rPr>
-        <w:t>decision</w:t>
-      </w:r>
-      <w:r>
-        <w:rPr>
-          <w:rFonts w:asciiTheme="minorHAnsi" w:hAnsiTheme="minorHAnsi" w:cstheme="minorHAnsi"/>
-          <w:lang w:val="en-US"/>
-        </w:rPr>
-        <w:t xml:space="preserve"> taken</w:t>
-      </w:r>
-      <w:r>
-        <w:rPr>
-          <w:rFonts w:asciiTheme="minorHAnsi" w:hAnsiTheme="minorHAnsi" w:cstheme="minorHAnsi"/>
-          <w:lang w:val="en-US"/>
-        </w:rPr>
-        <w:t>.</w:t>
+        <w:t>Each step is essential, such as the Dataset choice up to reviewing the relevant information to amend, modify or remove information to a new csv file created by Python tool using the classification, collection and Division, Evaluation, and after all of these steps, closure of the study with a best decision taken.</w:t>
       </w:r>
     </w:p>
     <w:p>
@@ -4340,7 +4869,7 @@
             <wp:cNvGraphicFramePr/>
             <a:graphic xmlns:a="http://schemas.openxmlformats.org/drawingml/2006/main">
               <a:graphicData uri="http://schemas.openxmlformats.org/drawingml/2006/diagram">
-                <dgm:relIds xmlns:dgm="http://schemas.openxmlformats.org/drawingml/2006/diagram" xmlns:r="http://schemas.openxmlformats.org/officeDocument/2006/relationships" r:dm="rId19" r:lo="rId20" r:qs="rId21" r:cs="rId22"/>
+                <dgm:relIds xmlns:dgm="http://schemas.openxmlformats.org/drawingml/2006/diagram" xmlns:r="http://schemas.openxmlformats.org/officeDocument/2006/relationships" r:dm="rId15" r:lo="rId16" r:qs="rId17" r:cs="rId18"/>
               </a:graphicData>
             </a:graphic>
           </wp:inline>
@@ -4517,6 +5046,1646 @@
           <w:lang w:val="en-US"/>
         </w:rPr>
       </w:pPr>
+    </w:p>
+    <w:p>
+      <w:pPr>
+        <w:rPr>
+          <w:rFonts w:asciiTheme="minorHAnsi" w:eastAsiaTheme="majorEastAsia" w:hAnsiTheme="minorHAnsi" w:cstheme="minorHAnsi"/>
+          <w:lang w:val="en-US"/>
+        </w:rPr>
+      </w:pPr>
+      <w:r>
+        <w:rPr>
+          <w:rFonts w:asciiTheme="minorHAnsi" w:eastAsiaTheme="majorEastAsia" w:hAnsiTheme="minorHAnsi" w:cstheme="minorHAnsi"/>
+          <w:lang w:val="en-US"/>
+        </w:rPr>
+        <w:t>The data will be used only for academic and Research purposes, from a legal perspective, the project must comply with data protection and environmental regulations, General Data Protection Regulation (GDPR).</w:t>
+      </w:r>
+    </w:p>
+    <w:p>
+      <w:pPr>
+        <w:rPr>
+          <w:rFonts w:asciiTheme="minorHAnsi" w:eastAsiaTheme="majorEastAsia" w:hAnsiTheme="minorHAnsi" w:cstheme="minorHAnsi"/>
+          <w:lang w:val="en-US"/>
+        </w:rPr>
+      </w:pPr>
+    </w:p>
+    <w:p>
+      <w:pPr>
+        <w:rPr>
+          <w:rFonts w:asciiTheme="majorHAnsi" w:eastAsiaTheme="majorEastAsia" w:hAnsiTheme="majorHAnsi" w:cstheme="majorBidi"/>
+          <w:b/>
+          <w:bCs/>
+          <w:i/>
+          <w:iCs/>
+          <w:color w:val="4F81BD" w:themeColor="accent1"/>
+          <w:sz w:val="26"/>
+          <w:szCs w:val="26"/>
+          <w:lang w:val="en-US"/>
+        </w:rPr>
+      </w:pPr>
+      <w:r>
+        <w:rPr>
+          <w:rFonts w:asciiTheme="minorHAnsi" w:eastAsiaTheme="majorEastAsia" w:hAnsiTheme="minorHAnsi" w:cstheme="minorHAnsi"/>
+          <w:lang w:val="en-US"/>
+        </w:rPr>
+        <w:t>All</w:t>
+      </w:r>
+      <w:r>
+        <w:rPr>
+          <w:rFonts w:asciiTheme="minorHAnsi" w:eastAsiaTheme="majorEastAsia" w:hAnsiTheme="minorHAnsi" w:cstheme="minorHAnsi"/>
+          <w:lang w:val="en-US"/>
+        </w:rPr>
+        <w:t xml:space="preserve"> information accessed through Data.gov </w:t>
+      </w:r>
+      <w:proofErr w:type="gramStart"/>
+      <w:r>
+        <w:rPr>
+          <w:rFonts w:asciiTheme="minorHAnsi" w:eastAsiaTheme="majorEastAsia" w:hAnsiTheme="minorHAnsi" w:cstheme="minorHAnsi"/>
+          <w:lang w:val="en-US"/>
+        </w:rPr>
+        <w:t>is in compliance with</w:t>
+      </w:r>
+      <w:proofErr w:type="gramEnd"/>
+      <w:r>
+        <w:rPr>
+          <w:rFonts w:asciiTheme="minorHAnsi" w:eastAsiaTheme="majorEastAsia" w:hAnsiTheme="minorHAnsi" w:cstheme="minorHAnsi"/>
+          <w:lang w:val="en-US"/>
+        </w:rPr>
+        <w:t xml:space="preserve"> the required confidentiality, integrity, and availability controls mandated by Federal Information Processing Standard (FIPS) 199 as promulgated by the National Institute of Standards and Technology (NIST) and the associated NIST publications supporting the Certification and Accreditation (C&amp;A) process. Submitting Agencies</w:t>
+      </w:r>
+      <w:r>
+        <w:rPr>
+          <w:rFonts w:asciiTheme="minorHAnsi" w:eastAsiaTheme="majorEastAsia" w:hAnsiTheme="minorHAnsi" w:cstheme="minorHAnsi"/>
+        </w:rPr>
+        <w:t xml:space="preserve"> are required to follow NIST guidelines and OMB guidance (including C&amp;A requirements).</w:t>
+      </w:r>
+    </w:p>
+    <w:p>
+      <w:pPr>
+        <w:rPr>
+          <w:rFonts w:asciiTheme="majorHAnsi" w:eastAsiaTheme="majorEastAsia" w:hAnsiTheme="majorHAnsi" w:cstheme="majorBidi"/>
+          <w:b/>
+          <w:bCs/>
+          <w:i/>
+          <w:iCs/>
+          <w:color w:val="4F81BD" w:themeColor="accent1"/>
+          <w:sz w:val="26"/>
+          <w:szCs w:val="26"/>
+          <w:lang w:val="en-US"/>
+        </w:rPr>
+      </w:pPr>
+    </w:p>
+    <w:p>
+      <w:pPr>
+        <w:rPr>
+          <w:rFonts w:asciiTheme="majorHAnsi" w:eastAsiaTheme="majorEastAsia" w:hAnsiTheme="majorHAnsi" w:cstheme="majorBidi"/>
+          <w:b/>
+          <w:bCs/>
+          <w:i/>
+          <w:iCs/>
+          <w:color w:val="4F81BD" w:themeColor="accent1"/>
+          <w:sz w:val="26"/>
+          <w:szCs w:val="26"/>
+          <w:lang w:val="en-US"/>
+        </w:rPr>
+      </w:pPr>
+    </w:p>
+    <w:p>
+      <w:pPr>
+        <w:rPr>
+          <w:rFonts w:asciiTheme="majorHAnsi" w:eastAsiaTheme="majorEastAsia" w:hAnsiTheme="majorHAnsi" w:cstheme="majorBidi"/>
+          <w:b/>
+          <w:bCs/>
+          <w:i/>
+          <w:iCs/>
+          <w:color w:val="4F81BD" w:themeColor="accent1"/>
+          <w:sz w:val="26"/>
+          <w:szCs w:val="26"/>
+          <w:lang w:val="en-US"/>
+        </w:rPr>
+      </w:pPr>
+    </w:p>
+    <w:p>
+      <w:pPr>
+        <w:rPr>
+          <w:rFonts w:asciiTheme="majorHAnsi" w:eastAsiaTheme="majorEastAsia" w:hAnsiTheme="majorHAnsi" w:cstheme="majorBidi"/>
+          <w:b/>
+          <w:bCs/>
+          <w:i/>
+          <w:iCs/>
+          <w:color w:val="4F81BD" w:themeColor="accent1"/>
+          <w:sz w:val="26"/>
+          <w:szCs w:val="26"/>
+          <w:lang w:val="en-US"/>
+        </w:rPr>
+      </w:pPr>
+    </w:p>
+    <w:p>
+      <w:pPr>
+        <w:rPr>
+          <w:rFonts w:asciiTheme="majorHAnsi" w:eastAsiaTheme="majorEastAsia" w:hAnsiTheme="majorHAnsi" w:cstheme="majorBidi"/>
+          <w:b/>
+          <w:bCs/>
+          <w:i/>
+          <w:iCs/>
+          <w:color w:val="4F81BD" w:themeColor="accent1"/>
+          <w:sz w:val="26"/>
+          <w:szCs w:val="26"/>
+          <w:lang w:val="en-US"/>
+        </w:rPr>
+      </w:pPr>
+    </w:p>
+    <w:p>
+      <w:pPr>
+        <w:rPr>
+          <w:rFonts w:asciiTheme="majorHAnsi" w:eastAsiaTheme="majorEastAsia" w:hAnsiTheme="majorHAnsi" w:cstheme="majorBidi"/>
+          <w:b/>
+          <w:bCs/>
+          <w:i/>
+          <w:iCs/>
+          <w:color w:val="4F81BD" w:themeColor="accent1"/>
+          <w:sz w:val="26"/>
+          <w:szCs w:val="26"/>
+          <w:lang w:val="en-US"/>
+        </w:rPr>
+      </w:pPr>
+    </w:p>
+    <w:p>
+      <w:pPr>
+        <w:rPr>
+          <w:rFonts w:asciiTheme="majorHAnsi" w:eastAsiaTheme="majorEastAsia" w:hAnsiTheme="majorHAnsi" w:cstheme="majorBidi"/>
+          <w:b/>
+          <w:bCs/>
+          <w:i/>
+          <w:iCs/>
+          <w:color w:val="4F81BD" w:themeColor="accent1"/>
+          <w:sz w:val="26"/>
+          <w:szCs w:val="26"/>
+          <w:lang w:val="en-US"/>
+        </w:rPr>
+      </w:pPr>
+    </w:p>
+    <w:p>
+      <w:pPr>
+        <w:rPr>
+          <w:rFonts w:asciiTheme="majorHAnsi" w:eastAsiaTheme="majorEastAsia" w:hAnsiTheme="majorHAnsi" w:cstheme="majorBidi"/>
+          <w:b/>
+          <w:bCs/>
+          <w:i/>
+          <w:iCs/>
+          <w:color w:val="4F81BD" w:themeColor="accent1"/>
+          <w:sz w:val="26"/>
+          <w:szCs w:val="26"/>
+          <w:lang w:val="en-US"/>
+        </w:rPr>
+      </w:pPr>
+    </w:p>
+    <w:p>
+      <w:pPr>
+        <w:rPr>
+          <w:rFonts w:asciiTheme="majorHAnsi" w:eastAsiaTheme="majorEastAsia" w:hAnsiTheme="majorHAnsi" w:cstheme="majorBidi"/>
+          <w:b/>
+          <w:bCs/>
+          <w:i/>
+          <w:iCs/>
+          <w:color w:val="4F81BD" w:themeColor="accent1"/>
+          <w:sz w:val="26"/>
+          <w:szCs w:val="26"/>
+          <w:lang w:val="en-US"/>
+        </w:rPr>
+      </w:pPr>
+    </w:p>
+    <w:p>
+      <w:pPr>
+        <w:rPr>
+          <w:rFonts w:asciiTheme="majorHAnsi" w:eastAsiaTheme="majorEastAsia" w:hAnsiTheme="majorHAnsi" w:cstheme="majorBidi"/>
+          <w:b/>
+          <w:bCs/>
+          <w:i/>
+          <w:iCs/>
+          <w:color w:val="4F81BD" w:themeColor="accent1"/>
+          <w:sz w:val="26"/>
+          <w:szCs w:val="26"/>
+          <w:lang w:val="en-US"/>
+        </w:rPr>
+      </w:pPr>
+    </w:p>
+    <w:p>
+      <w:pPr>
+        <w:rPr>
+          <w:rFonts w:asciiTheme="majorHAnsi" w:eastAsiaTheme="majorEastAsia" w:hAnsiTheme="majorHAnsi" w:cstheme="majorBidi"/>
+          <w:b/>
+          <w:bCs/>
+          <w:i/>
+          <w:iCs/>
+          <w:color w:val="4F81BD" w:themeColor="accent1"/>
+          <w:sz w:val="26"/>
+          <w:szCs w:val="26"/>
+          <w:lang w:val="en-US"/>
+        </w:rPr>
+      </w:pPr>
+    </w:p>
+    <w:p>
+      <w:pPr>
+        <w:rPr>
+          <w:rFonts w:asciiTheme="majorHAnsi" w:eastAsiaTheme="majorEastAsia" w:hAnsiTheme="majorHAnsi" w:cstheme="majorBidi"/>
+          <w:b/>
+          <w:bCs/>
+          <w:i/>
+          <w:iCs/>
+          <w:color w:val="4F81BD" w:themeColor="accent1"/>
+          <w:sz w:val="26"/>
+          <w:szCs w:val="26"/>
+          <w:lang w:val="en-US"/>
+        </w:rPr>
+      </w:pPr>
+    </w:p>
+    <w:p>
+      <w:pPr>
+        <w:rPr>
+          <w:rFonts w:asciiTheme="majorHAnsi" w:eastAsiaTheme="majorEastAsia" w:hAnsiTheme="majorHAnsi" w:cstheme="majorBidi"/>
+          <w:b/>
+          <w:bCs/>
+          <w:i/>
+          <w:iCs/>
+          <w:color w:val="4F81BD" w:themeColor="accent1"/>
+          <w:sz w:val="26"/>
+          <w:szCs w:val="26"/>
+          <w:lang w:val="en-US"/>
+        </w:rPr>
+      </w:pPr>
+    </w:p>
+    <w:p>
+      <w:pPr>
+        <w:rPr>
+          <w:rFonts w:asciiTheme="majorHAnsi" w:eastAsiaTheme="majorEastAsia" w:hAnsiTheme="majorHAnsi" w:cstheme="majorBidi"/>
+          <w:b/>
+          <w:bCs/>
+          <w:i/>
+          <w:iCs/>
+          <w:color w:val="4F81BD" w:themeColor="accent1"/>
+          <w:sz w:val="26"/>
+          <w:szCs w:val="26"/>
+          <w:lang w:val="en-US"/>
+        </w:rPr>
+      </w:pPr>
+    </w:p>
+    <w:p>
+      <w:pPr>
+        <w:rPr>
+          <w:rFonts w:asciiTheme="majorHAnsi" w:eastAsiaTheme="majorEastAsia" w:hAnsiTheme="majorHAnsi" w:cstheme="majorBidi"/>
+          <w:b/>
+          <w:bCs/>
+          <w:i/>
+          <w:iCs/>
+          <w:color w:val="4F81BD" w:themeColor="accent1"/>
+          <w:sz w:val="26"/>
+          <w:szCs w:val="26"/>
+          <w:lang w:val="en-US"/>
+        </w:rPr>
+      </w:pPr>
+    </w:p>
+    <w:p>
+      <w:pPr>
+        <w:rPr>
+          <w:rFonts w:asciiTheme="majorHAnsi" w:eastAsiaTheme="majorEastAsia" w:hAnsiTheme="majorHAnsi" w:cstheme="majorBidi"/>
+          <w:b/>
+          <w:bCs/>
+          <w:i/>
+          <w:iCs/>
+          <w:color w:val="4F81BD" w:themeColor="accent1"/>
+          <w:sz w:val="26"/>
+          <w:szCs w:val="26"/>
+          <w:lang w:val="en-US"/>
+        </w:rPr>
+      </w:pPr>
+    </w:p>
+    <w:p>
+      <w:pPr>
+        <w:rPr>
+          <w:rFonts w:asciiTheme="majorHAnsi" w:eastAsiaTheme="majorEastAsia" w:hAnsiTheme="majorHAnsi" w:cstheme="majorBidi"/>
+          <w:b/>
+          <w:bCs/>
+          <w:i/>
+          <w:iCs/>
+          <w:color w:val="4F81BD" w:themeColor="accent1"/>
+          <w:sz w:val="26"/>
+          <w:szCs w:val="26"/>
+          <w:lang w:val="en-US"/>
+        </w:rPr>
+      </w:pPr>
+    </w:p>
+    <w:p>
+      <w:pPr>
+        <w:rPr>
+          <w:rFonts w:asciiTheme="majorHAnsi" w:eastAsiaTheme="majorEastAsia" w:hAnsiTheme="majorHAnsi" w:cstheme="majorBidi"/>
+          <w:b/>
+          <w:bCs/>
+          <w:i/>
+          <w:iCs/>
+          <w:color w:val="4F81BD" w:themeColor="accent1"/>
+          <w:sz w:val="26"/>
+          <w:szCs w:val="26"/>
+          <w:lang w:val="en-US"/>
+        </w:rPr>
+      </w:pPr>
+    </w:p>
+    <w:p>
+      <w:pPr>
+        <w:rPr>
+          <w:rFonts w:asciiTheme="majorHAnsi" w:eastAsiaTheme="majorEastAsia" w:hAnsiTheme="majorHAnsi" w:cstheme="majorBidi"/>
+          <w:b/>
+          <w:bCs/>
+          <w:i/>
+          <w:iCs/>
+          <w:color w:val="4F81BD" w:themeColor="accent1"/>
+          <w:sz w:val="26"/>
+          <w:szCs w:val="26"/>
+          <w:lang w:val="en-US"/>
+        </w:rPr>
+      </w:pPr>
+    </w:p>
+    <w:p>
+      <w:pPr>
+        <w:rPr>
+          <w:rFonts w:asciiTheme="majorHAnsi" w:eastAsiaTheme="majorEastAsia" w:hAnsiTheme="majorHAnsi" w:cstheme="majorBidi"/>
+          <w:b/>
+          <w:bCs/>
+          <w:i/>
+          <w:iCs/>
+          <w:color w:val="4F81BD" w:themeColor="accent1"/>
+          <w:sz w:val="26"/>
+          <w:szCs w:val="26"/>
+          <w:lang w:val="en-US"/>
+        </w:rPr>
+      </w:pPr>
+    </w:p>
+    <w:p>
+      <w:pPr>
+        <w:rPr>
+          <w:rFonts w:asciiTheme="majorHAnsi" w:eastAsiaTheme="majorEastAsia" w:hAnsiTheme="majorHAnsi" w:cstheme="majorBidi"/>
+          <w:b/>
+          <w:bCs/>
+          <w:i/>
+          <w:iCs/>
+          <w:color w:val="4F81BD" w:themeColor="accent1"/>
+          <w:sz w:val="26"/>
+          <w:szCs w:val="26"/>
+          <w:lang w:val="en-US"/>
+        </w:rPr>
+      </w:pPr>
+    </w:p>
+    <w:p>
+      <w:pPr>
+        <w:rPr>
+          <w:rFonts w:asciiTheme="majorHAnsi" w:eastAsiaTheme="majorEastAsia" w:hAnsiTheme="majorHAnsi" w:cstheme="majorBidi"/>
+          <w:b/>
+          <w:bCs/>
+          <w:i/>
+          <w:iCs/>
+          <w:color w:val="4F81BD" w:themeColor="accent1"/>
+          <w:sz w:val="26"/>
+          <w:szCs w:val="26"/>
+          <w:lang w:val="en-US"/>
+        </w:rPr>
+      </w:pPr>
+    </w:p>
+    <w:p>
+      <w:pPr>
+        <w:rPr>
+          <w:rFonts w:asciiTheme="majorHAnsi" w:eastAsiaTheme="majorEastAsia" w:hAnsiTheme="majorHAnsi" w:cstheme="majorBidi"/>
+          <w:b/>
+          <w:bCs/>
+          <w:i/>
+          <w:iCs/>
+          <w:color w:val="4F81BD" w:themeColor="accent1"/>
+          <w:sz w:val="26"/>
+          <w:szCs w:val="26"/>
+          <w:lang w:val="en-US"/>
+        </w:rPr>
+      </w:pPr>
+    </w:p>
+    <w:p>
+      <w:pPr>
+        <w:rPr>
+          <w:rFonts w:asciiTheme="majorHAnsi" w:eastAsiaTheme="majorEastAsia" w:hAnsiTheme="majorHAnsi" w:cstheme="majorBidi"/>
+          <w:b/>
+          <w:bCs/>
+          <w:i/>
+          <w:iCs/>
+          <w:color w:val="4F81BD" w:themeColor="accent1"/>
+          <w:sz w:val="26"/>
+          <w:szCs w:val="26"/>
+          <w:lang w:val="en-US"/>
+        </w:rPr>
+      </w:pPr>
+    </w:p>
+    <w:p>
+      <w:pPr>
+        <w:rPr>
+          <w:rFonts w:asciiTheme="majorHAnsi" w:eastAsiaTheme="majorEastAsia" w:hAnsiTheme="majorHAnsi" w:cstheme="majorBidi"/>
+          <w:b/>
+          <w:bCs/>
+          <w:i/>
+          <w:iCs/>
+          <w:color w:val="4F81BD" w:themeColor="accent1"/>
+          <w:sz w:val="26"/>
+          <w:szCs w:val="26"/>
+          <w:lang w:val="en-US"/>
+        </w:rPr>
+      </w:pPr>
+    </w:p>
+    <w:p>
+      <w:pPr>
+        <w:rPr>
+          <w:rFonts w:asciiTheme="majorHAnsi" w:eastAsiaTheme="majorEastAsia" w:hAnsiTheme="majorHAnsi" w:cstheme="majorBidi"/>
+          <w:b/>
+          <w:bCs/>
+          <w:i/>
+          <w:iCs/>
+          <w:color w:val="4F81BD" w:themeColor="accent1"/>
+          <w:sz w:val="26"/>
+          <w:szCs w:val="26"/>
+          <w:lang w:val="en-US"/>
+        </w:rPr>
+      </w:pPr>
+    </w:p>
+    <w:p>
+      <w:pPr>
+        <w:rPr>
+          <w:rFonts w:asciiTheme="majorHAnsi" w:eastAsiaTheme="majorEastAsia" w:hAnsiTheme="majorHAnsi" w:cstheme="majorBidi"/>
+          <w:b/>
+          <w:bCs/>
+          <w:i/>
+          <w:iCs/>
+          <w:color w:val="4F81BD" w:themeColor="accent1"/>
+          <w:sz w:val="26"/>
+          <w:szCs w:val="26"/>
+          <w:lang w:val="en-US"/>
+        </w:rPr>
+      </w:pPr>
+    </w:p>
+    <w:p>
+      <w:pPr>
+        <w:rPr>
+          <w:rFonts w:asciiTheme="majorHAnsi" w:eastAsiaTheme="majorEastAsia" w:hAnsiTheme="majorHAnsi" w:cstheme="majorBidi"/>
+          <w:b/>
+          <w:bCs/>
+          <w:i/>
+          <w:iCs/>
+          <w:color w:val="4F81BD" w:themeColor="accent1"/>
+          <w:sz w:val="26"/>
+          <w:szCs w:val="26"/>
+          <w:lang w:val="en-US"/>
+        </w:rPr>
+      </w:pPr>
+    </w:p>
+    <w:p>
+      <w:pPr>
+        <w:rPr>
+          <w:rFonts w:asciiTheme="majorHAnsi" w:eastAsiaTheme="majorEastAsia" w:hAnsiTheme="majorHAnsi" w:cstheme="majorBidi"/>
+          <w:b/>
+          <w:bCs/>
+          <w:i/>
+          <w:iCs/>
+          <w:color w:val="4F81BD" w:themeColor="accent1"/>
+          <w:sz w:val="26"/>
+          <w:szCs w:val="26"/>
+          <w:lang w:val="en-US"/>
+        </w:rPr>
+      </w:pPr>
+    </w:p>
+    <w:p>
+      <w:pPr>
+        <w:rPr>
+          <w:rFonts w:asciiTheme="majorHAnsi" w:eastAsiaTheme="majorEastAsia" w:hAnsiTheme="majorHAnsi" w:cstheme="majorBidi"/>
+          <w:b/>
+          <w:bCs/>
+          <w:i/>
+          <w:iCs/>
+          <w:color w:val="4F81BD" w:themeColor="accent1"/>
+          <w:sz w:val="26"/>
+          <w:szCs w:val="26"/>
+          <w:lang w:val="en-US"/>
+        </w:rPr>
+      </w:pPr>
+    </w:p>
+    <w:p>
+      <w:pPr>
+        <w:rPr>
+          <w:rFonts w:asciiTheme="minorHAnsi" w:eastAsiaTheme="majorEastAsia" w:hAnsiTheme="minorHAnsi" w:cstheme="minorHAnsi"/>
+          <w:lang w:val="en-US"/>
+        </w:rPr>
+      </w:pPr>
+      <w:r>
+        <w:rPr>
+          <w:rFonts w:asciiTheme="majorHAnsi" w:eastAsiaTheme="majorEastAsia" w:hAnsiTheme="majorHAnsi" w:cstheme="majorBidi"/>
+          <w:b/>
+          <w:bCs/>
+          <w:i/>
+          <w:iCs/>
+          <w:color w:val="4F81BD" w:themeColor="accent1"/>
+          <w:sz w:val="26"/>
+          <w:szCs w:val="26"/>
+          <w:lang w:val="en-US"/>
+        </w:rPr>
+        <w:t xml:space="preserve">                                                                                                                                                              </w:t>
+      </w:r>
+      <w:r>
+        <w:rPr>
+          <w:rFonts w:asciiTheme="minorHAnsi" w:eastAsiaTheme="majorEastAsia" w:hAnsiTheme="minorHAnsi" w:cstheme="minorHAnsi"/>
+          <w:lang w:val="en-US"/>
+        </w:rPr>
+        <w:t>10</w:t>
+      </w:r>
+    </w:p>
+    <w:p>
+      <w:pPr>
+        <w:rPr>
+          <w:rFonts w:asciiTheme="majorHAnsi" w:eastAsiaTheme="majorEastAsia" w:hAnsiTheme="majorHAnsi" w:cstheme="majorBidi"/>
+          <w:b/>
+          <w:bCs/>
+          <w:i/>
+          <w:iCs/>
+          <w:color w:val="4F81BD" w:themeColor="accent1"/>
+          <w:sz w:val="26"/>
+          <w:szCs w:val="26"/>
+          <w:lang w:val="en-US"/>
+        </w:rPr>
+      </w:pPr>
+      <w:r>
+        <w:rPr>
+          <w:rFonts w:asciiTheme="majorHAnsi" w:eastAsiaTheme="majorEastAsia" w:hAnsiTheme="majorHAnsi" w:cstheme="majorBidi"/>
+          <w:b/>
+          <w:bCs/>
+          <w:i/>
+          <w:iCs/>
+          <w:color w:val="4F81BD" w:themeColor="accent1"/>
+          <w:sz w:val="26"/>
+          <w:szCs w:val="26"/>
+          <w:lang w:val="en-US"/>
+        </w:rPr>
+        <w:lastRenderedPageBreak/>
+        <w:t>References</w:t>
+      </w:r>
+    </w:p>
+    <w:p>
+      <w:pPr>
+        <w:rPr>
+          <w:rFonts w:asciiTheme="majorHAnsi" w:eastAsiaTheme="majorEastAsia" w:hAnsiTheme="majorHAnsi" w:cstheme="majorBidi"/>
+          <w:b/>
+          <w:bCs/>
+          <w:i/>
+          <w:iCs/>
+          <w:color w:val="4F81BD" w:themeColor="accent1"/>
+          <w:sz w:val="26"/>
+          <w:szCs w:val="26"/>
+          <w:lang w:val="en-US"/>
+        </w:rPr>
+      </w:pPr>
+    </w:p>
+    <w:p>
+      <w:pPr>
+        <w:rPr>
+          <w:rFonts w:asciiTheme="majorHAnsi" w:eastAsiaTheme="majorEastAsia" w:hAnsiTheme="majorHAnsi" w:cstheme="majorBidi"/>
+          <w:b/>
+          <w:bCs/>
+          <w:i/>
+          <w:iCs/>
+          <w:color w:val="4F81BD" w:themeColor="accent1"/>
+          <w:sz w:val="26"/>
+          <w:szCs w:val="26"/>
+          <w:lang w:val="en-US"/>
+        </w:rPr>
+      </w:pPr>
+    </w:p>
+    <w:p>
+      <w:pPr>
+        <w:rPr>
+          <w:rFonts w:asciiTheme="majorHAnsi" w:eastAsiaTheme="majorEastAsia" w:hAnsiTheme="majorHAnsi" w:cstheme="majorBidi"/>
+          <w:b/>
+          <w:bCs/>
+          <w:i/>
+          <w:iCs/>
+          <w:color w:val="4F81BD" w:themeColor="accent1"/>
+          <w:sz w:val="26"/>
+          <w:szCs w:val="26"/>
+          <w:lang w:val="en-US"/>
+        </w:rPr>
+      </w:pPr>
+    </w:p>
+    <w:p>
+      <w:pPr>
+        <w:rPr>
+          <w:rFonts w:asciiTheme="majorHAnsi" w:eastAsiaTheme="majorEastAsia" w:hAnsiTheme="majorHAnsi" w:cstheme="majorBidi"/>
+          <w:b/>
+          <w:bCs/>
+          <w:i/>
+          <w:iCs/>
+          <w:color w:val="4F81BD" w:themeColor="accent1"/>
+          <w:sz w:val="26"/>
+          <w:szCs w:val="26"/>
+          <w:lang w:val="en-US"/>
+        </w:rPr>
+      </w:pPr>
+      <w:r>
+        <w:rPr>
+          <w:rFonts w:asciiTheme="minorHAnsi" w:eastAsiaTheme="majorEastAsia" w:hAnsiTheme="minorHAnsi" w:cstheme="minorHAnsi"/>
+          <w:lang w:val="en-US"/>
+        </w:rPr>
+        <w:t>DATA.GOV</w:t>
+      </w:r>
+    </w:p>
+    <w:p>
+      <w:pPr>
+        <w:rPr>
+          <w:rFonts w:asciiTheme="minorHAnsi" w:hAnsiTheme="minorHAnsi" w:cstheme="minorHAnsi"/>
+        </w:rPr>
+      </w:pPr>
+      <w:hyperlink r:id="rId20" w:history="1">
+        <w:r>
+          <w:rPr>
+            <w:rStyle w:val="Hyperlink"/>
+            <w:rFonts w:asciiTheme="minorHAnsi" w:hAnsiTheme="minorHAnsi" w:cstheme="minorHAnsi"/>
+          </w:rPr>
+          <w:t>https://catalog.data.gov/dataset/u-s-chronic-disease-indicators</w:t>
+        </w:r>
+      </w:hyperlink>
+    </w:p>
+    <w:p>
+      <w:pPr>
+        <w:rPr>
+          <w:rFonts w:asciiTheme="minorHAnsi" w:hAnsiTheme="minorHAnsi" w:cstheme="minorHAnsi"/>
+        </w:rPr>
+      </w:pPr>
+      <w:r>
+        <w:rPr>
+          <w:rFonts w:asciiTheme="minorHAnsi" w:hAnsiTheme="minorHAnsi" w:cstheme="minorHAnsi"/>
+        </w:rPr>
+        <w:t>(Accessed 19 October 2026)</w:t>
+      </w:r>
+    </w:p>
+    <w:p>
+      <w:pPr>
+        <w:rPr>
+          <w:rFonts w:asciiTheme="minorHAnsi" w:hAnsiTheme="minorHAnsi" w:cstheme="minorHAnsi"/>
+        </w:rPr>
+      </w:pPr>
+    </w:p>
+    <w:p>
+      <w:pPr>
+        <w:rPr>
+          <w:rFonts w:asciiTheme="minorHAnsi" w:hAnsiTheme="minorHAnsi" w:cstheme="minorHAnsi"/>
+          <w:lang w:val="en-GB"/>
+        </w:rPr>
+      </w:pPr>
+      <w:r>
+        <w:rPr>
+          <w:rFonts w:asciiTheme="minorHAnsi" w:hAnsiTheme="minorHAnsi" w:cstheme="minorHAnsi"/>
+          <w:lang w:val="en-GB"/>
+        </w:rPr>
+        <w:t>Chronic Disease Indicators (CDI)</w:t>
+      </w:r>
+    </w:p>
+    <w:p>
+      <w:hyperlink r:id="rId21" w:tgtFrame="_blank" w:history="1">
+        <w:r>
+          <w:rPr>
+            <w:rStyle w:val="Hyperlink"/>
+            <w:rFonts w:asciiTheme="minorHAnsi" w:hAnsiTheme="minorHAnsi" w:cstheme="minorHAnsi"/>
+          </w:rPr>
+          <w:t>www.cdc.gov/cdi</w:t>
+        </w:r>
+      </w:hyperlink>
+    </w:p>
+    <w:p>
+      <w:pPr>
+        <w:rPr>
+          <w:rFonts w:asciiTheme="minorHAnsi" w:hAnsiTheme="minorHAnsi" w:cstheme="minorHAnsi"/>
+        </w:rPr>
+      </w:pPr>
+      <w:r>
+        <w:rPr>
+          <w:rFonts w:asciiTheme="minorHAnsi" w:hAnsiTheme="minorHAnsi" w:cstheme="minorHAnsi"/>
+        </w:rPr>
+        <w:t>(Accessed 19 October 2026)</w:t>
+      </w:r>
+    </w:p>
+    <w:p>
+      <w:pPr>
+        <w:rPr>
+          <w:rFonts w:asciiTheme="minorHAnsi" w:hAnsiTheme="minorHAnsi" w:cstheme="minorHAnsi"/>
+        </w:rPr>
+      </w:pPr>
+    </w:p>
+    <w:p>
+      <w:pPr>
+        <w:rPr>
+          <w:rFonts w:asciiTheme="minorHAnsi" w:hAnsiTheme="minorHAnsi" w:cstheme="minorHAnsi"/>
+        </w:rPr>
+      </w:pPr>
+      <w:r>
+        <w:rPr>
+          <w:rFonts w:asciiTheme="minorHAnsi" w:hAnsiTheme="minorHAnsi" w:cstheme="minorHAnsi"/>
+        </w:rPr>
+        <w:t>CCT College Dublin</w:t>
+      </w:r>
+      <w:r>
+        <w:rPr>
+          <w:rFonts w:asciiTheme="minorHAnsi" w:hAnsiTheme="minorHAnsi" w:cstheme="minorHAnsi"/>
+        </w:rPr>
+        <w:t xml:space="preserve"> - By Moodle</w:t>
+      </w:r>
+    </w:p>
+    <w:p>
+      <w:pPr>
+        <w:rPr>
+          <w:rFonts w:asciiTheme="minorHAnsi" w:hAnsiTheme="minorHAnsi" w:cstheme="minorHAnsi"/>
+        </w:rPr>
+      </w:pPr>
+      <w:r>
+        <w:rPr>
+          <w:rFonts w:asciiTheme="minorHAnsi" w:hAnsiTheme="minorHAnsi" w:cstheme="minorHAnsi"/>
+        </w:rPr>
+        <w:t xml:space="preserve">Machine Learning </w:t>
+      </w:r>
+      <w:r>
+        <w:rPr>
+          <w:rFonts w:asciiTheme="minorHAnsi" w:hAnsiTheme="minorHAnsi" w:cstheme="minorHAnsi"/>
+        </w:rPr>
+        <w:t xml:space="preserve">(Accessed </w:t>
+      </w:r>
+      <w:r>
+        <w:rPr>
+          <w:rFonts w:asciiTheme="minorHAnsi" w:hAnsiTheme="minorHAnsi" w:cstheme="minorHAnsi"/>
+        </w:rPr>
+        <w:t>10,15 and 1</w:t>
+      </w:r>
+      <w:r>
+        <w:rPr>
+          <w:rFonts w:asciiTheme="minorHAnsi" w:hAnsiTheme="minorHAnsi" w:cstheme="minorHAnsi"/>
+        </w:rPr>
+        <w:t>9</w:t>
+      </w:r>
+      <w:r>
+        <w:rPr>
+          <w:rFonts w:asciiTheme="minorHAnsi" w:hAnsiTheme="minorHAnsi" w:cstheme="minorHAnsi"/>
+        </w:rPr>
+        <w:t xml:space="preserve"> October 2026)</w:t>
+      </w:r>
+    </w:p>
+    <w:p>
+      <w:pPr>
+        <w:rPr>
+          <w:rFonts w:asciiTheme="minorHAnsi" w:hAnsiTheme="minorHAnsi" w:cstheme="minorHAnsi"/>
+        </w:rPr>
+      </w:pPr>
+    </w:p>
+    <w:p>
+      <w:pPr>
+        <w:rPr>
+          <w:rFonts w:asciiTheme="minorHAnsi" w:hAnsiTheme="minorHAnsi" w:cstheme="minorHAnsi"/>
+        </w:rPr>
+      </w:pPr>
+      <w:r>
+        <w:rPr>
+          <w:rFonts w:asciiTheme="minorHAnsi" w:hAnsiTheme="minorHAnsi" w:cstheme="minorHAnsi"/>
+        </w:rPr>
+        <w:t>CCT College Dublin</w:t>
+      </w:r>
+      <w:r>
+        <w:rPr>
+          <w:rFonts w:asciiTheme="minorHAnsi" w:hAnsiTheme="minorHAnsi" w:cstheme="minorHAnsi"/>
+        </w:rPr>
+        <w:t xml:space="preserve"> - By Moodle</w:t>
+      </w:r>
+    </w:p>
+    <w:p>
+      <w:pPr>
+        <w:rPr>
+          <w:rFonts w:asciiTheme="minorHAnsi" w:hAnsiTheme="minorHAnsi" w:cstheme="minorHAnsi"/>
+        </w:rPr>
+      </w:pPr>
+      <w:r>
+        <w:rPr>
+          <w:rFonts w:asciiTheme="minorHAnsi" w:hAnsiTheme="minorHAnsi" w:cstheme="minorHAnsi"/>
+        </w:rPr>
+        <w:t>S</w:t>
+      </w:r>
+      <w:r>
+        <w:rPr>
+          <w:rFonts w:asciiTheme="minorHAnsi" w:hAnsiTheme="minorHAnsi" w:cstheme="minorHAnsi"/>
+        </w:rPr>
+        <w:t>trategic Thinking</w:t>
+      </w:r>
+      <w:r>
+        <w:rPr>
+          <w:rFonts w:asciiTheme="minorHAnsi" w:hAnsiTheme="minorHAnsi" w:cstheme="minorHAnsi"/>
+        </w:rPr>
+        <w:t xml:space="preserve"> </w:t>
+      </w:r>
+      <w:r>
+        <w:rPr>
+          <w:rFonts w:asciiTheme="minorHAnsi" w:hAnsiTheme="minorHAnsi" w:cstheme="minorHAnsi"/>
+        </w:rPr>
+        <w:t xml:space="preserve">(Accessed </w:t>
+      </w:r>
+      <w:r>
+        <w:rPr>
+          <w:rFonts w:asciiTheme="minorHAnsi" w:hAnsiTheme="minorHAnsi" w:cstheme="minorHAnsi"/>
+        </w:rPr>
+        <w:t xml:space="preserve">7 - 12 </w:t>
+      </w:r>
+      <w:r>
+        <w:rPr>
+          <w:rFonts w:asciiTheme="minorHAnsi" w:hAnsiTheme="minorHAnsi" w:cstheme="minorHAnsi"/>
+        </w:rPr>
+        <w:t>October 2026)</w:t>
+      </w:r>
+    </w:p>
+    <w:p>
+      <w:pPr>
+        <w:rPr>
+          <w:rFonts w:asciiTheme="minorHAnsi" w:hAnsiTheme="minorHAnsi" w:cstheme="minorHAnsi"/>
+        </w:rPr>
+      </w:pPr>
+    </w:p>
+    <w:p>
+      <w:pPr>
+        <w:rPr>
+          <w:rFonts w:asciiTheme="minorHAnsi" w:hAnsiTheme="minorHAnsi" w:cstheme="minorHAnsi"/>
+        </w:rPr>
+      </w:pPr>
+      <w:r>
+        <w:rPr>
+          <w:rFonts w:asciiTheme="minorHAnsi" w:hAnsiTheme="minorHAnsi" w:cstheme="minorHAnsi"/>
+        </w:rPr>
+        <w:t>CCT College Dublin</w:t>
+      </w:r>
+      <w:r>
+        <w:rPr>
+          <w:rFonts w:asciiTheme="minorHAnsi" w:hAnsiTheme="minorHAnsi" w:cstheme="minorHAnsi"/>
+        </w:rPr>
+        <w:t xml:space="preserve"> - By Moodle</w:t>
+      </w:r>
+    </w:p>
+    <w:p>
+      <w:pPr>
+        <w:rPr>
+          <w:rFonts w:asciiTheme="minorHAnsi" w:hAnsiTheme="minorHAnsi" w:cstheme="minorHAnsi"/>
+        </w:rPr>
+      </w:pPr>
+      <w:r>
+        <w:rPr>
+          <w:rFonts w:asciiTheme="minorHAnsi" w:hAnsiTheme="minorHAnsi" w:cstheme="minorHAnsi"/>
+        </w:rPr>
+        <w:t>Data preparation</w:t>
+      </w:r>
+      <w:r>
+        <w:rPr>
+          <w:rFonts w:asciiTheme="minorHAnsi" w:hAnsiTheme="minorHAnsi" w:cstheme="minorHAnsi"/>
+        </w:rPr>
+        <w:t xml:space="preserve"> </w:t>
+      </w:r>
+      <w:r>
+        <w:rPr>
+          <w:rFonts w:asciiTheme="minorHAnsi" w:hAnsiTheme="minorHAnsi" w:cstheme="minorHAnsi"/>
+        </w:rPr>
+        <w:t xml:space="preserve">(Accessed </w:t>
+      </w:r>
+      <w:r>
+        <w:rPr>
+          <w:rFonts w:asciiTheme="minorHAnsi" w:hAnsiTheme="minorHAnsi" w:cstheme="minorHAnsi"/>
+        </w:rPr>
+        <w:t xml:space="preserve">19 - 20 </w:t>
+      </w:r>
+      <w:r>
+        <w:rPr>
+          <w:rFonts w:asciiTheme="minorHAnsi" w:hAnsiTheme="minorHAnsi" w:cstheme="minorHAnsi"/>
+        </w:rPr>
+        <w:t>October 2026)</w:t>
+      </w:r>
+    </w:p>
+    <w:p>
+      <w:pPr>
+        <w:rPr>
+          <w:rFonts w:asciiTheme="minorHAnsi" w:hAnsiTheme="minorHAnsi" w:cstheme="minorHAnsi"/>
+        </w:rPr>
+      </w:pPr>
+    </w:p>
+    <w:p>
+      <w:pPr>
+        <w:rPr>
+          <w:rFonts w:asciiTheme="minorHAnsi" w:hAnsiTheme="minorHAnsi" w:cstheme="minorHAnsi"/>
+        </w:rPr>
+      </w:pPr>
+      <w:r>
+        <w:rPr>
+          <w:rFonts w:asciiTheme="minorHAnsi" w:hAnsiTheme="minorHAnsi" w:cstheme="minorHAnsi"/>
+        </w:rPr>
+        <w:t>CCT College Dublin</w:t>
+      </w:r>
+      <w:r>
+        <w:rPr>
+          <w:rFonts w:asciiTheme="minorHAnsi" w:hAnsiTheme="minorHAnsi" w:cstheme="minorHAnsi"/>
+        </w:rPr>
+        <w:t xml:space="preserve"> - By Moodle</w:t>
+      </w:r>
+    </w:p>
+    <w:p>
+      <w:pPr>
+        <w:rPr>
+          <w:rFonts w:asciiTheme="minorHAnsi" w:hAnsiTheme="minorHAnsi" w:cstheme="minorHAnsi"/>
+        </w:rPr>
+      </w:pPr>
+      <w:r>
+        <w:rPr>
+          <w:rFonts w:asciiTheme="minorHAnsi" w:hAnsiTheme="minorHAnsi" w:cstheme="minorHAnsi"/>
+        </w:rPr>
+        <w:t>Statistical Techniques</w:t>
+      </w:r>
+      <w:r>
+        <w:rPr>
+          <w:rFonts w:asciiTheme="minorHAnsi" w:hAnsiTheme="minorHAnsi" w:cstheme="minorHAnsi"/>
+        </w:rPr>
+        <w:t xml:space="preserve"> </w:t>
+      </w:r>
+      <w:r>
+        <w:rPr>
+          <w:rFonts w:asciiTheme="minorHAnsi" w:hAnsiTheme="minorHAnsi" w:cstheme="minorHAnsi"/>
+        </w:rPr>
+        <w:t xml:space="preserve">(Accessed </w:t>
+      </w:r>
+      <w:r>
+        <w:rPr>
+          <w:rFonts w:asciiTheme="minorHAnsi" w:hAnsiTheme="minorHAnsi" w:cstheme="minorHAnsi"/>
+        </w:rPr>
+        <w:t>19</w:t>
+      </w:r>
+      <w:r>
+        <w:rPr>
+          <w:rFonts w:asciiTheme="minorHAnsi" w:hAnsiTheme="minorHAnsi" w:cstheme="minorHAnsi"/>
+        </w:rPr>
+        <w:t xml:space="preserve"> October 2026)</w:t>
+      </w:r>
+    </w:p>
+    <w:p>
+      <w:pPr>
+        <w:pStyle w:val="ListParagraph"/>
+        <w:rPr>
+          <w:rFonts w:asciiTheme="minorHAnsi" w:hAnsiTheme="minorHAnsi" w:cstheme="minorHAnsi"/>
+        </w:rPr>
+      </w:pPr>
+    </w:p>
+    <w:p>
+      <w:pPr>
+        <w:pStyle w:val="ListParagraph"/>
+        <w:rPr>
+          <w:rFonts w:asciiTheme="minorHAnsi" w:hAnsiTheme="minorHAnsi" w:cstheme="minorHAnsi"/>
+        </w:rPr>
+      </w:pPr>
+    </w:p>
+    <w:p>
+      <w:pPr>
+        <w:pStyle w:val="ListParagraph"/>
+        <w:rPr>
+          <w:rFonts w:asciiTheme="minorHAnsi" w:hAnsiTheme="minorHAnsi" w:cstheme="minorHAnsi"/>
+        </w:rPr>
+      </w:pPr>
+    </w:p>
+    <w:p>
+      <w:pPr>
+        <w:pStyle w:val="ListParagraph"/>
+        <w:rPr>
+          <w:rFonts w:asciiTheme="minorHAnsi" w:hAnsiTheme="minorHAnsi" w:cstheme="minorHAnsi"/>
+        </w:rPr>
+      </w:pPr>
+    </w:p>
+    <w:p>
+      <w:pPr>
+        <w:pStyle w:val="ListParagraph"/>
+        <w:rPr>
+          <w:rFonts w:asciiTheme="minorHAnsi" w:hAnsiTheme="minorHAnsi" w:cstheme="minorHAnsi"/>
+        </w:rPr>
+      </w:pPr>
+    </w:p>
+    <w:p>
+      <w:pPr>
+        <w:pStyle w:val="ListParagraph"/>
+        <w:rPr>
+          <w:rFonts w:asciiTheme="minorHAnsi" w:hAnsiTheme="minorHAnsi" w:cstheme="minorHAnsi"/>
+        </w:rPr>
+      </w:pPr>
+    </w:p>
+    <w:p>
+      <w:pPr>
+        <w:pStyle w:val="ListParagraph"/>
+        <w:rPr>
+          <w:rFonts w:asciiTheme="minorHAnsi" w:hAnsiTheme="minorHAnsi" w:cstheme="minorHAnsi"/>
+        </w:rPr>
+      </w:pPr>
+    </w:p>
+    <w:p>
+      <w:pPr>
+        <w:pStyle w:val="ListParagraph"/>
+        <w:rPr>
+          <w:rFonts w:asciiTheme="minorHAnsi" w:hAnsiTheme="minorHAnsi" w:cstheme="minorHAnsi"/>
+        </w:rPr>
+      </w:pPr>
+    </w:p>
+    <w:p>
+      <w:pPr>
+        <w:pStyle w:val="ListParagraph"/>
+        <w:rPr>
+          <w:rFonts w:asciiTheme="minorHAnsi" w:hAnsiTheme="minorHAnsi" w:cstheme="minorHAnsi"/>
+        </w:rPr>
+      </w:pPr>
+    </w:p>
+    <w:p>
+      <w:pPr>
+        <w:pStyle w:val="ListParagraph"/>
+        <w:rPr>
+          <w:rFonts w:asciiTheme="minorHAnsi" w:hAnsiTheme="minorHAnsi" w:cstheme="minorHAnsi"/>
+        </w:rPr>
+      </w:pPr>
+    </w:p>
+    <w:p>
+      <w:pPr>
+        <w:pStyle w:val="ListParagraph"/>
+        <w:rPr>
+          <w:rFonts w:asciiTheme="minorHAnsi" w:hAnsiTheme="minorHAnsi" w:cstheme="minorHAnsi"/>
+        </w:rPr>
+      </w:pPr>
+    </w:p>
+    <w:p>
+      <w:pPr>
+        <w:pStyle w:val="ListParagraph"/>
+        <w:rPr>
+          <w:rFonts w:asciiTheme="minorHAnsi" w:hAnsiTheme="minorHAnsi" w:cstheme="minorHAnsi"/>
+        </w:rPr>
+      </w:pPr>
+    </w:p>
+    <w:p>
+      <w:pPr>
+        <w:pStyle w:val="ListParagraph"/>
+        <w:rPr>
+          <w:rFonts w:asciiTheme="minorHAnsi" w:hAnsiTheme="minorHAnsi" w:cstheme="minorHAnsi"/>
+        </w:rPr>
+      </w:pPr>
+    </w:p>
+    <w:p>
+      <w:pPr>
+        <w:pStyle w:val="ListParagraph"/>
+        <w:rPr>
+          <w:rFonts w:asciiTheme="minorHAnsi" w:hAnsiTheme="minorHAnsi" w:cstheme="minorHAnsi"/>
+        </w:rPr>
+      </w:pPr>
+    </w:p>
+    <w:p>
+      <w:pPr>
+        <w:pStyle w:val="ListParagraph"/>
+        <w:rPr>
+          <w:rFonts w:asciiTheme="minorHAnsi" w:hAnsiTheme="minorHAnsi" w:cstheme="minorHAnsi"/>
+        </w:rPr>
+      </w:pPr>
+    </w:p>
+    <w:p>
+      <w:pPr>
+        <w:pStyle w:val="ListParagraph"/>
+        <w:rPr>
+          <w:rFonts w:asciiTheme="minorHAnsi" w:hAnsiTheme="minorHAnsi" w:cstheme="minorHAnsi"/>
+        </w:rPr>
+      </w:pPr>
+    </w:p>
+    <w:p>
+      <w:pPr>
+        <w:pStyle w:val="ListParagraph"/>
+        <w:rPr>
+          <w:rFonts w:asciiTheme="minorHAnsi" w:hAnsiTheme="minorHAnsi" w:cstheme="minorHAnsi"/>
+        </w:rPr>
+      </w:pPr>
+    </w:p>
+    <w:p>
+      <w:pPr>
+        <w:pStyle w:val="ListParagraph"/>
+        <w:rPr>
+          <w:rFonts w:asciiTheme="minorHAnsi" w:hAnsiTheme="minorHAnsi" w:cstheme="minorHAnsi"/>
+        </w:rPr>
+      </w:pPr>
+    </w:p>
+    <w:p>
+      <w:pPr>
+        <w:pStyle w:val="ListParagraph"/>
+        <w:rPr>
+          <w:rFonts w:asciiTheme="minorHAnsi" w:hAnsiTheme="minorHAnsi" w:cstheme="minorHAnsi"/>
+        </w:rPr>
+      </w:pPr>
+    </w:p>
+    <w:p>
+      <w:pPr>
+        <w:pStyle w:val="ListParagraph"/>
+        <w:rPr>
+          <w:rFonts w:asciiTheme="minorHAnsi" w:hAnsiTheme="minorHAnsi" w:cstheme="minorHAnsi"/>
+        </w:rPr>
+      </w:pPr>
+    </w:p>
+    <w:p>
+      <w:pPr>
+        <w:pStyle w:val="ListParagraph"/>
+        <w:rPr>
+          <w:rFonts w:asciiTheme="minorHAnsi" w:hAnsiTheme="minorHAnsi" w:cstheme="minorHAnsi"/>
+        </w:rPr>
+      </w:pPr>
+    </w:p>
+    <w:p>
+      <w:pPr>
+        <w:pStyle w:val="ListParagraph"/>
+        <w:rPr>
+          <w:rFonts w:asciiTheme="minorHAnsi" w:hAnsiTheme="minorHAnsi" w:cstheme="minorHAnsi"/>
+        </w:rPr>
+      </w:pPr>
+    </w:p>
+    <w:p>
+      <w:pPr>
+        <w:pStyle w:val="ListParagraph"/>
+        <w:rPr>
+          <w:rFonts w:asciiTheme="minorHAnsi" w:hAnsiTheme="minorHAnsi" w:cstheme="minorHAnsi"/>
+        </w:rPr>
+      </w:pPr>
+    </w:p>
+    <w:p>
+      <w:pPr>
+        <w:pStyle w:val="ListParagraph"/>
+        <w:rPr>
+          <w:rFonts w:asciiTheme="minorHAnsi" w:hAnsiTheme="minorHAnsi" w:cstheme="minorHAnsi"/>
+        </w:rPr>
+      </w:pPr>
+      <w:r>
+        <w:rPr>
+          <w:rFonts w:asciiTheme="minorHAnsi" w:hAnsiTheme="minorHAnsi" w:cstheme="minorHAnsi"/>
+        </w:rPr>
+        <w:t xml:space="preserve">                                                                                                                                                                         11</w:t>
+      </w:r>
+    </w:p>
+    <w:p>
+      <w:pPr>
+        <w:rPr>
+          <w:rFonts w:asciiTheme="majorHAnsi" w:eastAsiaTheme="majorEastAsia" w:hAnsiTheme="majorHAnsi" w:cstheme="majorBidi"/>
+          <w:b/>
+          <w:bCs/>
+          <w:i/>
+          <w:iCs/>
+          <w:color w:val="4F81BD" w:themeColor="accent1"/>
+          <w:sz w:val="26"/>
+          <w:szCs w:val="26"/>
+          <w:lang w:val="en-US"/>
+        </w:rPr>
+      </w:pPr>
+      <w:r>
+        <w:rPr>
+          <w:rFonts w:asciiTheme="majorHAnsi" w:eastAsiaTheme="majorEastAsia" w:hAnsiTheme="majorHAnsi" w:cstheme="majorBidi"/>
+          <w:b/>
+          <w:bCs/>
+          <w:i/>
+          <w:iCs/>
+          <w:color w:val="4F81BD" w:themeColor="accent1"/>
+          <w:sz w:val="26"/>
+          <w:szCs w:val="26"/>
+          <w:lang w:val="en-US"/>
+        </w:rPr>
+        <w:lastRenderedPageBreak/>
+        <w:t>Appendix: AI Declaration using the AI Fluency Framework</w:t>
+      </w:r>
+    </w:p>
+    <w:p>
+      <w:pPr>
+        <w:rPr>
+          <w:rFonts w:asciiTheme="majorHAnsi" w:eastAsiaTheme="majorEastAsia" w:hAnsiTheme="majorHAnsi" w:cstheme="majorBidi"/>
+          <w:b/>
+          <w:bCs/>
+          <w:i/>
+          <w:iCs/>
+          <w:color w:val="4F81BD" w:themeColor="accent1"/>
+          <w:sz w:val="26"/>
+          <w:szCs w:val="26"/>
+          <w:lang w:val="en-US"/>
+        </w:rPr>
+      </w:pPr>
+    </w:p>
+    <w:p>
+      <w:pPr>
+        <w:rPr>
+          <w:rFonts w:asciiTheme="majorHAnsi" w:eastAsiaTheme="majorEastAsia" w:hAnsiTheme="majorHAnsi" w:cstheme="majorBidi"/>
+          <w:b/>
+          <w:bCs/>
+          <w:i/>
+          <w:iCs/>
+          <w:color w:val="4F81BD" w:themeColor="accent1"/>
+          <w:sz w:val="26"/>
+          <w:szCs w:val="26"/>
+          <w:lang w:val="en-US"/>
+        </w:rPr>
+      </w:pPr>
+    </w:p>
+    <w:p>
+      <w:pPr>
+        <w:rPr>
+          <w:rFonts w:asciiTheme="minorHAnsi" w:eastAsiaTheme="majorEastAsia" w:hAnsiTheme="minorHAnsi" w:cstheme="minorHAnsi"/>
+          <w:lang w:val="en-US"/>
+        </w:rPr>
+      </w:pPr>
+      <w:r>
+        <w:rPr>
+          <w:rFonts w:asciiTheme="minorHAnsi" w:eastAsiaTheme="majorEastAsia" w:hAnsiTheme="minorHAnsi" w:cstheme="minorHAnsi"/>
+          <w:lang w:val="en-US"/>
+        </w:rPr>
+        <w:t xml:space="preserve">For this content was not necessarily AI </w:t>
+      </w:r>
+      <w:r>
+        <w:rPr>
+          <w:rFonts w:asciiTheme="minorHAnsi" w:eastAsiaTheme="majorEastAsia" w:hAnsiTheme="minorHAnsi" w:cstheme="minorHAnsi"/>
+          <w:lang w:val="en-US"/>
+        </w:rPr>
+        <w:t>tools used to</w:t>
+      </w:r>
+      <w:r>
+        <w:rPr>
+          <w:rFonts w:asciiTheme="minorHAnsi" w:eastAsiaTheme="majorEastAsia" w:hAnsiTheme="minorHAnsi" w:cstheme="minorHAnsi"/>
+          <w:lang w:val="en-US"/>
+        </w:rPr>
+        <w:t xml:space="preserve">, once the sources that I explored was found into CCT College student page through Moodle </w:t>
+      </w:r>
+      <w:r>
+        <w:rPr>
+          <w:rFonts w:asciiTheme="minorHAnsi" w:eastAsiaTheme="majorEastAsia" w:hAnsiTheme="minorHAnsi" w:cstheme="minorHAnsi"/>
+          <w:lang w:val="en-US"/>
+        </w:rPr>
+        <w:t>and the materials available by Professors and recording classes, as external sources I used the</w:t>
+      </w:r>
+      <w:r>
+        <w:rPr>
+          <w:rFonts w:asciiTheme="minorHAnsi" w:eastAsiaTheme="majorEastAsia" w:hAnsiTheme="minorHAnsi" w:cstheme="minorHAnsi"/>
+          <w:lang w:val="en-US"/>
+        </w:rPr>
+        <w:t xml:space="preserve"> DATA.GOV website.</w:t>
+      </w:r>
+    </w:p>
+    <w:p>
+      <w:pPr>
+        <w:rPr>
+          <w:rFonts w:asciiTheme="minorHAnsi" w:eastAsiaTheme="majorEastAsia" w:hAnsiTheme="minorHAnsi" w:cstheme="minorHAnsi"/>
+          <w:lang w:val="en-US"/>
+        </w:rPr>
+      </w:pPr>
+    </w:p>
+    <w:p>
+      <w:pPr>
+        <w:rPr>
+          <w:rFonts w:asciiTheme="minorHAnsi" w:eastAsiaTheme="majorEastAsia" w:hAnsiTheme="minorHAnsi" w:cstheme="minorHAnsi"/>
+          <w:lang w:val="en-US"/>
+        </w:rPr>
+      </w:pPr>
+    </w:p>
+    <w:p>
+      <w:pPr>
+        <w:rPr>
+          <w:rFonts w:asciiTheme="minorHAnsi" w:eastAsiaTheme="majorEastAsia" w:hAnsiTheme="minorHAnsi" w:cstheme="minorHAnsi"/>
+          <w:lang w:val="en-US"/>
+        </w:rPr>
+      </w:pPr>
+    </w:p>
+    <w:p>
+      <w:pPr>
+        <w:rPr>
+          <w:rFonts w:asciiTheme="minorHAnsi" w:eastAsiaTheme="majorEastAsia" w:hAnsiTheme="minorHAnsi" w:cstheme="minorHAnsi"/>
+          <w:lang w:val="en-US"/>
+        </w:rPr>
+      </w:pPr>
+    </w:p>
+    <w:p>
+      <w:pPr>
+        <w:rPr>
+          <w:rFonts w:asciiTheme="minorHAnsi" w:eastAsiaTheme="majorEastAsia" w:hAnsiTheme="minorHAnsi" w:cstheme="minorHAnsi"/>
+          <w:lang w:val="en-US"/>
+        </w:rPr>
+      </w:pPr>
+    </w:p>
+    <w:p>
+      <w:pPr>
+        <w:rPr>
+          <w:rFonts w:asciiTheme="minorHAnsi" w:eastAsiaTheme="majorEastAsia" w:hAnsiTheme="minorHAnsi" w:cstheme="minorHAnsi"/>
+          <w:lang w:val="en-US"/>
+        </w:rPr>
+      </w:pPr>
+    </w:p>
+    <w:p>
+      <w:pPr>
+        <w:rPr>
+          <w:rFonts w:asciiTheme="minorHAnsi" w:eastAsiaTheme="majorEastAsia" w:hAnsiTheme="minorHAnsi" w:cstheme="minorHAnsi"/>
+          <w:lang w:val="en-US"/>
+        </w:rPr>
+      </w:pPr>
+    </w:p>
+    <w:p>
+      <w:pPr>
+        <w:rPr>
+          <w:rFonts w:asciiTheme="minorHAnsi" w:eastAsiaTheme="majorEastAsia" w:hAnsiTheme="minorHAnsi" w:cstheme="minorHAnsi"/>
+          <w:lang w:val="en-US"/>
+        </w:rPr>
+      </w:pPr>
+    </w:p>
+    <w:p>
+      <w:pPr>
+        <w:rPr>
+          <w:rFonts w:asciiTheme="minorHAnsi" w:eastAsiaTheme="majorEastAsia" w:hAnsiTheme="minorHAnsi" w:cstheme="minorHAnsi"/>
+          <w:lang w:val="en-US"/>
+        </w:rPr>
+      </w:pPr>
+    </w:p>
+    <w:p>
+      <w:pPr>
+        <w:rPr>
+          <w:rFonts w:asciiTheme="minorHAnsi" w:eastAsiaTheme="majorEastAsia" w:hAnsiTheme="minorHAnsi" w:cstheme="minorHAnsi"/>
+          <w:lang w:val="en-US"/>
+        </w:rPr>
+      </w:pPr>
+    </w:p>
+    <w:p>
+      <w:pPr>
+        <w:rPr>
+          <w:rFonts w:asciiTheme="minorHAnsi" w:eastAsiaTheme="majorEastAsia" w:hAnsiTheme="minorHAnsi" w:cstheme="minorHAnsi"/>
+          <w:lang w:val="en-US"/>
+        </w:rPr>
+      </w:pPr>
+    </w:p>
+    <w:p>
+      <w:pPr>
+        <w:rPr>
+          <w:rFonts w:asciiTheme="minorHAnsi" w:eastAsiaTheme="majorEastAsia" w:hAnsiTheme="minorHAnsi" w:cstheme="minorHAnsi"/>
+          <w:lang w:val="en-US"/>
+        </w:rPr>
+      </w:pPr>
+    </w:p>
+    <w:p>
+      <w:pPr>
+        <w:rPr>
+          <w:rFonts w:asciiTheme="minorHAnsi" w:eastAsiaTheme="majorEastAsia" w:hAnsiTheme="minorHAnsi" w:cstheme="minorHAnsi"/>
+          <w:lang w:val="en-US"/>
+        </w:rPr>
+      </w:pPr>
+    </w:p>
+    <w:p>
+      <w:pPr>
+        <w:rPr>
+          <w:rFonts w:asciiTheme="minorHAnsi" w:eastAsiaTheme="majorEastAsia" w:hAnsiTheme="minorHAnsi" w:cstheme="minorHAnsi"/>
+          <w:lang w:val="en-US"/>
+        </w:rPr>
+      </w:pPr>
+    </w:p>
+    <w:p>
+      <w:pPr>
+        <w:rPr>
+          <w:rFonts w:asciiTheme="minorHAnsi" w:eastAsiaTheme="majorEastAsia" w:hAnsiTheme="minorHAnsi" w:cstheme="minorHAnsi"/>
+          <w:lang w:val="en-US"/>
+        </w:rPr>
+      </w:pPr>
+    </w:p>
+    <w:p>
+      <w:pPr>
+        <w:rPr>
+          <w:rFonts w:asciiTheme="minorHAnsi" w:eastAsiaTheme="majorEastAsia" w:hAnsiTheme="minorHAnsi" w:cstheme="minorHAnsi"/>
+          <w:lang w:val="en-US"/>
+        </w:rPr>
+      </w:pPr>
+    </w:p>
+    <w:p>
+      <w:pPr>
+        <w:rPr>
+          <w:rFonts w:asciiTheme="minorHAnsi" w:eastAsiaTheme="majorEastAsia" w:hAnsiTheme="minorHAnsi" w:cstheme="minorHAnsi"/>
+          <w:lang w:val="en-US"/>
+        </w:rPr>
+      </w:pPr>
+    </w:p>
+    <w:p>
+      <w:pPr>
+        <w:rPr>
+          <w:rFonts w:asciiTheme="minorHAnsi" w:eastAsiaTheme="majorEastAsia" w:hAnsiTheme="minorHAnsi" w:cstheme="minorHAnsi"/>
+          <w:lang w:val="en-US"/>
+        </w:rPr>
+      </w:pPr>
+    </w:p>
+    <w:p>
+      <w:pPr>
+        <w:rPr>
+          <w:rFonts w:asciiTheme="minorHAnsi" w:eastAsiaTheme="majorEastAsia" w:hAnsiTheme="minorHAnsi" w:cstheme="minorHAnsi"/>
+          <w:lang w:val="en-US"/>
+        </w:rPr>
+      </w:pPr>
+    </w:p>
+    <w:p>
+      <w:pPr>
+        <w:rPr>
+          <w:rFonts w:asciiTheme="minorHAnsi" w:eastAsiaTheme="majorEastAsia" w:hAnsiTheme="minorHAnsi" w:cstheme="minorHAnsi"/>
+          <w:lang w:val="en-US"/>
+        </w:rPr>
+      </w:pPr>
+    </w:p>
+    <w:p>
+      <w:pPr>
+        <w:rPr>
+          <w:rFonts w:asciiTheme="minorHAnsi" w:eastAsiaTheme="majorEastAsia" w:hAnsiTheme="minorHAnsi" w:cstheme="minorHAnsi"/>
+          <w:lang w:val="en-US"/>
+        </w:rPr>
+      </w:pPr>
+    </w:p>
+    <w:p>
+      <w:pPr>
+        <w:rPr>
+          <w:rFonts w:asciiTheme="minorHAnsi" w:eastAsiaTheme="majorEastAsia" w:hAnsiTheme="minorHAnsi" w:cstheme="minorHAnsi"/>
+          <w:lang w:val="en-US"/>
+        </w:rPr>
+      </w:pPr>
+    </w:p>
+    <w:p>
+      <w:pPr>
+        <w:rPr>
+          <w:rFonts w:asciiTheme="minorHAnsi" w:eastAsiaTheme="majorEastAsia" w:hAnsiTheme="minorHAnsi" w:cstheme="minorHAnsi"/>
+          <w:lang w:val="en-US"/>
+        </w:rPr>
+      </w:pPr>
+    </w:p>
+    <w:p>
+      <w:pPr>
+        <w:rPr>
+          <w:rFonts w:asciiTheme="minorHAnsi" w:eastAsiaTheme="majorEastAsia" w:hAnsiTheme="minorHAnsi" w:cstheme="minorHAnsi"/>
+          <w:lang w:val="en-US"/>
+        </w:rPr>
+      </w:pPr>
+    </w:p>
+    <w:p>
+      <w:pPr>
+        <w:rPr>
+          <w:rFonts w:asciiTheme="minorHAnsi" w:eastAsiaTheme="majorEastAsia" w:hAnsiTheme="minorHAnsi" w:cstheme="minorHAnsi"/>
+          <w:lang w:val="en-US"/>
+        </w:rPr>
+      </w:pPr>
+    </w:p>
+    <w:p>
+      <w:pPr>
+        <w:rPr>
+          <w:rFonts w:asciiTheme="minorHAnsi" w:eastAsiaTheme="majorEastAsia" w:hAnsiTheme="minorHAnsi" w:cstheme="minorHAnsi"/>
+          <w:lang w:val="en-US"/>
+        </w:rPr>
+      </w:pPr>
+    </w:p>
+    <w:p>
+      <w:pPr>
+        <w:rPr>
+          <w:rFonts w:asciiTheme="minorHAnsi" w:eastAsiaTheme="majorEastAsia" w:hAnsiTheme="minorHAnsi" w:cstheme="minorHAnsi"/>
+          <w:lang w:val="en-US"/>
+        </w:rPr>
+      </w:pPr>
+    </w:p>
+    <w:p>
+      <w:pPr>
+        <w:rPr>
+          <w:rFonts w:asciiTheme="minorHAnsi" w:eastAsiaTheme="majorEastAsia" w:hAnsiTheme="minorHAnsi" w:cstheme="minorHAnsi"/>
+          <w:lang w:val="en-US"/>
+        </w:rPr>
+      </w:pPr>
+    </w:p>
+    <w:p>
+      <w:pPr>
+        <w:rPr>
+          <w:rFonts w:asciiTheme="minorHAnsi" w:eastAsiaTheme="majorEastAsia" w:hAnsiTheme="minorHAnsi" w:cstheme="minorHAnsi"/>
+          <w:lang w:val="en-US"/>
+        </w:rPr>
+      </w:pPr>
+    </w:p>
+    <w:p>
+      <w:pPr>
+        <w:rPr>
+          <w:rFonts w:asciiTheme="minorHAnsi" w:eastAsiaTheme="majorEastAsia" w:hAnsiTheme="minorHAnsi" w:cstheme="minorHAnsi"/>
+          <w:lang w:val="en-US"/>
+        </w:rPr>
+      </w:pPr>
+    </w:p>
+    <w:p>
+      <w:pPr>
+        <w:rPr>
+          <w:rFonts w:asciiTheme="minorHAnsi" w:eastAsiaTheme="majorEastAsia" w:hAnsiTheme="minorHAnsi" w:cstheme="minorHAnsi"/>
+          <w:lang w:val="en-US"/>
+        </w:rPr>
+      </w:pPr>
+    </w:p>
+    <w:p>
+      <w:pPr>
+        <w:rPr>
+          <w:rFonts w:asciiTheme="minorHAnsi" w:eastAsiaTheme="majorEastAsia" w:hAnsiTheme="minorHAnsi" w:cstheme="minorHAnsi"/>
+          <w:lang w:val="en-US"/>
+        </w:rPr>
+      </w:pPr>
+    </w:p>
+    <w:p>
+      <w:pPr>
+        <w:rPr>
+          <w:rFonts w:asciiTheme="minorHAnsi" w:eastAsiaTheme="majorEastAsia" w:hAnsiTheme="minorHAnsi" w:cstheme="minorHAnsi"/>
+          <w:lang w:val="en-US"/>
+        </w:rPr>
+      </w:pPr>
+    </w:p>
+    <w:p>
+      <w:pPr>
+        <w:rPr>
+          <w:rFonts w:asciiTheme="minorHAnsi" w:eastAsiaTheme="majorEastAsia" w:hAnsiTheme="minorHAnsi" w:cstheme="minorHAnsi"/>
+          <w:lang w:val="en-US"/>
+        </w:rPr>
+      </w:pPr>
+    </w:p>
+    <w:p>
+      <w:pPr>
+        <w:rPr>
+          <w:rFonts w:asciiTheme="minorHAnsi" w:eastAsiaTheme="majorEastAsia" w:hAnsiTheme="minorHAnsi" w:cstheme="minorHAnsi"/>
+          <w:lang w:val="en-US"/>
+        </w:rPr>
+      </w:pPr>
+    </w:p>
+    <w:p>
+      <w:pPr>
+        <w:rPr>
+          <w:rFonts w:asciiTheme="minorHAnsi" w:eastAsiaTheme="majorEastAsia" w:hAnsiTheme="minorHAnsi" w:cstheme="minorHAnsi"/>
+          <w:lang w:val="en-US"/>
+        </w:rPr>
+      </w:pPr>
+    </w:p>
+    <w:p>
+      <w:pPr>
+        <w:rPr>
+          <w:rFonts w:asciiTheme="minorHAnsi" w:eastAsiaTheme="majorEastAsia" w:hAnsiTheme="minorHAnsi" w:cstheme="minorHAnsi"/>
+          <w:lang w:val="en-US"/>
+        </w:rPr>
+      </w:pPr>
+    </w:p>
+    <w:p>
+      <w:pPr>
+        <w:rPr>
+          <w:rFonts w:asciiTheme="minorHAnsi" w:eastAsiaTheme="majorEastAsia" w:hAnsiTheme="minorHAnsi" w:cstheme="minorHAnsi"/>
+          <w:lang w:val="en-US"/>
+        </w:rPr>
+      </w:pPr>
+    </w:p>
+    <w:p>
+      <w:pPr>
+        <w:rPr>
+          <w:rFonts w:asciiTheme="minorHAnsi" w:eastAsiaTheme="majorEastAsia" w:hAnsiTheme="minorHAnsi" w:cstheme="minorHAnsi"/>
+          <w:lang w:val="en-US"/>
+        </w:rPr>
+      </w:pPr>
+    </w:p>
+    <w:p>
+      <w:pPr>
+        <w:rPr>
+          <w:rFonts w:asciiTheme="minorHAnsi" w:eastAsiaTheme="majorEastAsia" w:hAnsiTheme="minorHAnsi" w:cstheme="minorHAnsi"/>
+          <w:lang w:val="en-US"/>
+        </w:rPr>
+      </w:pPr>
+    </w:p>
+    <w:p>
+      <w:pPr>
+        <w:rPr>
+          <w:rFonts w:asciiTheme="majorHAnsi" w:eastAsiaTheme="majorEastAsia" w:hAnsiTheme="majorHAnsi" w:cstheme="majorBidi"/>
+          <w:b/>
+          <w:bCs/>
+          <w:i/>
+          <w:iCs/>
+          <w:color w:val="4F81BD" w:themeColor="accent1"/>
+          <w:sz w:val="26"/>
+          <w:szCs w:val="26"/>
+          <w:lang w:val="en-US"/>
+        </w:rPr>
+      </w:pPr>
+      <w:r>
+        <w:rPr>
+          <w:rFonts w:asciiTheme="minorHAnsi" w:eastAsiaTheme="majorEastAsia" w:hAnsiTheme="minorHAnsi" w:cstheme="minorHAnsi"/>
+          <w:lang w:val="en-US"/>
+        </w:rPr>
+        <w:t xml:space="preserve">                                                                                                                                                                                       12</w:t>
+      </w:r>
+      <w:r>
+        <w:rPr>
+          <w:rFonts w:asciiTheme="majorHAnsi" w:eastAsiaTheme="majorEastAsia" w:hAnsiTheme="majorHAnsi" w:cstheme="majorBidi"/>
+          <w:b/>
+          <w:bCs/>
+          <w:i/>
+          <w:iCs/>
+          <w:color w:val="4F81BD" w:themeColor="accent1"/>
+          <w:sz w:val="26"/>
+          <w:szCs w:val="26"/>
+          <w:lang w:val="en-US"/>
+        </w:rPr>
+        <w:t xml:space="preserve"> </w:t>
+      </w:r>
     </w:p>
     <w:sectPr>
       <w:pgSz w:w="12240" w:h="15840"/>
@@ -8614,7 +10783,7 @@
   <dgm:whole/>
   <dgm:extLst>
     <a:ext uri="http://schemas.microsoft.com/office/drawing/2008/diagram">
-      <dsp:dataModelExt xmlns:dsp="http://schemas.microsoft.com/office/drawing/2008/diagram" relId="rId23" minVer="http://schemas.openxmlformats.org/drawingml/2006/diagram"/>
+      <dsp:dataModelExt xmlns:dsp="http://schemas.microsoft.com/office/drawing/2008/diagram" relId="rId19" minVer="http://schemas.openxmlformats.org/drawingml/2006/diagram"/>
     </a:ext>
   </dgm:extLst>
 </dgm:dataModel>

--- a/Project_Project-Sep2026.docx
+++ b/Project_Project-Sep2026.docx
@@ -632,6 +632,616 @@
     </w:p>
     <w:p>
       <w:pPr>
+        <w:rPr>
+          <w:lang w:val="en-US"/>
+        </w:rPr>
+      </w:pPr>
+    </w:p>
+    <w:p>
+      <w:pPr>
+        <w:pStyle w:val="Heading2"/>
+        <w:rPr>
+          <w:lang w:val="en-US"/>
+        </w:rPr>
+      </w:pPr>
+      <w:r>
+        <w:rPr>
+          <w:lang w:val="en-US"/>
+        </w:rPr>
+        <w:lastRenderedPageBreak/>
+        <w:t>Ethical Machine Learning Research Student Researcher Capstone Project Ethics Form</w:t>
+      </w:r>
+    </w:p>
+    <w:p>
+      <w:pPr>
+        <w:rPr>
+          <w:lang w:val="en-US"/>
+        </w:rPr>
+      </w:pPr>
+    </w:p>
+    <w:p/>
+    <w:p>
+      <w:pPr>
+        <w:rPr>
+          <w:rFonts w:asciiTheme="minorHAnsi" w:hAnsiTheme="minorHAnsi" w:cstheme="minorHAnsi"/>
+          <w:lang w:val="en-US"/>
+        </w:rPr>
+      </w:pPr>
+      <w:r>
+        <w:rPr>
+          <w:rFonts w:asciiTheme="minorHAnsi" w:hAnsiTheme="minorHAnsi" w:cstheme="minorHAnsi"/>
+          <w:lang w:val="en-US"/>
+        </w:rPr>
+        <w:t>As a student researcher in the capstone project, you are vital in ensuring the project is conducted ethically and without bias. Before you embark on the capstone project, please carefully read and understand the following information.</w:t>
+      </w:r>
+    </w:p>
+    <w:p>
+      <w:pPr>
+        <w:rPr>
+          <w:rFonts w:asciiTheme="minorHAnsi" w:hAnsiTheme="minorHAnsi" w:cstheme="minorHAnsi"/>
+          <w:lang w:val="en-US"/>
+        </w:rPr>
+      </w:pPr>
+      <w:r>
+        <w:rPr>
+          <w:rFonts w:asciiTheme="minorHAnsi" w:hAnsiTheme="minorHAnsi" w:cstheme="minorHAnsi"/>
+          <w:lang w:val="en-US"/>
+        </w:rPr>
+        <w:t>By conducting the capstone project, you will be actively engaged in the following research activities:</w:t>
+      </w:r>
+    </w:p>
+    <w:p>
+      <w:pPr>
+        <w:rPr>
+          <w:rFonts w:asciiTheme="minorHAnsi" w:hAnsiTheme="minorHAnsi" w:cstheme="minorHAnsi"/>
+          <w:lang w:val="en-US"/>
+        </w:rPr>
+      </w:pPr>
+      <w:r>
+        <w:rPr>
+          <w:rFonts w:asciiTheme="minorHAnsi" w:hAnsiTheme="minorHAnsi" w:cstheme="minorHAnsi"/>
+          <w:lang w:val="en-US"/>
+        </w:rPr>
+        <w:t>Data analysis and preprocessing.</w:t>
+      </w:r>
+    </w:p>
+    <w:p>
+      <w:pPr>
+        <w:rPr>
+          <w:rFonts w:asciiTheme="minorHAnsi" w:hAnsiTheme="minorHAnsi" w:cstheme="minorHAnsi"/>
+          <w:lang w:val="en-US"/>
+        </w:rPr>
+      </w:pPr>
+      <w:r>
+        <w:rPr>
+          <w:rFonts w:asciiTheme="minorHAnsi" w:hAnsiTheme="minorHAnsi" w:cstheme="minorHAnsi"/>
+          <w:lang w:val="en-US"/>
+        </w:rPr>
+        <w:t>Training and evaluating machine learning models.</w:t>
+      </w:r>
+    </w:p>
+    <w:p>
+      <w:pPr>
+        <w:rPr>
+          <w:rFonts w:asciiTheme="minorHAnsi" w:hAnsiTheme="minorHAnsi" w:cstheme="minorHAnsi"/>
+          <w:lang w:val="en-US"/>
+        </w:rPr>
+      </w:pPr>
+      <w:r>
+        <w:rPr>
+          <w:rFonts w:asciiTheme="minorHAnsi" w:hAnsiTheme="minorHAnsi" w:cstheme="minorHAnsi"/>
+          <w:lang w:val="en-US"/>
+        </w:rPr>
+        <w:t>Drawing conclusions on the machine learning models and the dataset, nothing else.</w:t>
+      </w:r>
+    </w:p>
+    <w:p>
+      <w:pPr>
+        <w:rPr>
+          <w:rFonts w:asciiTheme="minorHAnsi" w:hAnsiTheme="minorHAnsi" w:cstheme="minorHAnsi"/>
+          <w:lang w:val="en-US"/>
+        </w:rPr>
+      </w:pPr>
+      <w:r>
+        <w:rPr>
+          <w:rFonts w:asciiTheme="minorHAnsi" w:hAnsiTheme="minorHAnsi" w:cstheme="minorHAnsi"/>
+          <w:lang w:val="en-US"/>
+        </w:rPr>
+        <w:t>The capstone project will comprehensively examine machine learning models without introducing biases or negatively affecting vulnerable populations in society. The focus is on improving the fairness and accuracy of the results obtained from the machine learning models. The focus is on the models themselves and the dataset without delving into social work, bias or anthropology. Use deductive reasoning on the model outcomes.</w:t>
+      </w:r>
+    </w:p>
+    <w:tbl>
+      <w:tblPr>
+        <w:tblStyle w:val="TableGrid"/>
+        <w:tblW w:w="0" w:type="auto"/>
+        <w:jc w:val="center"/>
+        <w:tblLook w:val="04A0" w:firstRow="1" w:lastRow="0" w:firstColumn="1" w:lastColumn="0" w:noHBand="0" w:noVBand="1"/>
+      </w:tblPr>
+      <w:tblGrid>
+        <w:gridCol w:w="625"/>
+        <w:gridCol w:w="630"/>
+        <w:gridCol w:w="7761"/>
+      </w:tblGrid>
+      <w:tr>
+        <w:trPr>
+          <w:jc w:val="center"/>
+        </w:trPr>
+        <w:tc>
+          <w:tcPr>
+            <w:tcW w:w="625" w:type="dxa"/>
+          </w:tcPr>
+          <w:p>
+            <w:pPr>
+              <w:rPr>
+                <w:rFonts w:asciiTheme="minorHAnsi" w:hAnsiTheme="minorHAnsi" w:cstheme="minorHAnsi"/>
+                <w:lang w:val="en-US"/>
+              </w:rPr>
+            </w:pPr>
+            <w:r>
+              <w:rPr>
+                <w:rFonts w:asciiTheme="minorHAnsi" w:hAnsiTheme="minorHAnsi" w:cstheme="minorHAnsi"/>
+                <w:lang w:val="en-US"/>
+              </w:rPr>
+              <w:t>Yes</w:t>
+            </w:r>
+          </w:p>
+        </w:tc>
+        <w:tc>
+          <w:tcPr>
+            <w:tcW w:w="630" w:type="dxa"/>
+          </w:tcPr>
+          <w:p>
+            <w:pPr>
+              <w:rPr>
+                <w:rFonts w:asciiTheme="minorHAnsi" w:hAnsiTheme="minorHAnsi" w:cstheme="minorHAnsi"/>
+                <w:lang w:val="en-US"/>
+              </w:rPr>
+            </w:pPr>
+            <w:r>
+              <w:rPr>
+                <w:rFonts w:asciiTheme="minorHAnsi" w:hAnsiTheme="minorHAnsi" w:cstheme="minorHAnsi"/>
+                <w:lang w:val="en-US"/>
+              </w:rPr>
+              <w:t>No</w:t>
+            </w:r>
+          </w:p>
+        </w:tc>
+        <w:tc>
+          <w:tcPr>
+            <w:tcW w:w="7761" w:type="dxa"/>
+          </w:tcPr>
+          <w:p>
+            <w:pPr>
+              <w:rPr>
+                <w:rFonts w:asciiTheme="minorHAnsi" w:hAnsiTheme="minorHAnsi" w:cstheme="minorHAnsi"/>
+                <w:lang w:val="en-US"/>
+              </w:rPr>
+            </w:pPr>
+            <w:r>
+              <w:rPr>
+                <w:rFonts w:asciiTheme="minorHAnsi" w:hAnsiTheme="minorHAnsi" w:cstheme="minorHAnsi"/>
+                <w:lang w:val="en-US"/>
+              </w:rPr>
+              <w:t>As a student researcher, your responsibilities include:</w:t>
+            </w:r>
+          </w:p>
+        </w:tc>
+      </w:tr>
+      <w:tr>
+        <w:trPr>
+          <w:jc w:val="center"/>
+        </w:trPr>
+        <w:tc>
+          <w:tcPr>
+            <w:tcW w:w="625" w:type="dxa"/>
+          </w:tcPr>
+          <w:p>
+            <w:pPr>
+              <w:rPr>
+                <w:rFonts w:asciiTheme="minorHAnsi" w:hAnsiTheme="minorHAnsi" w:cstheme="minorHAnsi"/>
+                <w:lang w:val="en-US"/>
+              </w:rPr>
+            </w:pPr>
+            <w:r>
+              <w:rPr>
+                <w:rFonts w:asciiTheme="minorHAnsi" w:hAnsiTheme="minorHAnsi" w:cstheme="minorHAnsi"/>
+                <w:lang w:val="en-US"/>
+              </w:rPr>
+              <w:t>x</w:t>
+            </w:r>
+          </w:p>
+        </w:tc>
+        <w:tc>
+          <w:tcPr>
+            <w:tcW w:w="630" w:type="dxa"/>
+          </w:tcPr>
+          <w:p>
+            <w:pPr>
+              <w:rPr>
+                <w:rFonts w:asciiTheme="minorHAnsi" w:hAnsiTheme="minorHAnsi" w:cstheme="minorHAnsi"/>
+                <w:lang w:val="en-US"/>
+              </w:rPr>
+            </w:pPr>
+          </w:p>
+        </w:tc>
+        <w:tc>
+          <w:tcPr>
+            <w:tcW w:w="7761" w:type="dxa"/>
+          </w:tcPr>
+          <w:p>
+            <w:pPr>
+              <w:rPr>
+                <w:rFonts w:asciiTheme="minorHAnsi" w:hAnsiTheme="minorHAnsi" w:cstheme="minorHAnsi"/>
+                <w:lang w:val="en-US"/>
+              </w:rPr>
+            </w:pPr>
+            <w:r>
+              <w:rPr>
+                <w:rFonts w:asciiTheme="minorHAnsi" w:hAnsiTheme="minorHAnsi" w:cstheme="minorHAnsi"/>
+                <w:lang w:val="en-US"/>
+              </w:rPr>
+              <w:t>Adhering to ethical guidelines provided for data handling and analysis.</w:t>
+            </w:r>
+          </w:p>
+        </w:tc>
+      </w:tr>
+      <w:tr>
+        <w:trPr>
+          <w:jc w:val="center"/>
+        </w:trPr>
+        <w:tc>
+          <w:tcPr>
+            <w:tcW w:w="625" w:type="dxa"/>
+          </w:tcPr>
+          <w:p>
+            <w:pPr>
+              <w:rPr>
+                <w:rFonts w:asciiTheme="minorHAnsi" w:hAnsiTheme="minorHAnsi" w:cstheme="minorHAnsi"/>
+                <w:lang w:val="en-US"/>
+              </w:rPr>
+            </w:pPr>
+            <w:r>
+              <w:rPr>
+                <w:rFonts w:asciiTheme="minorHAnsi" w:hAnsiTheme="minorHAnsi" w:cstheme="minorHAnsi"/>
+                <w:lang w:val="en-US"/>
+              </w:rPr>
+              <w:t>x</w:t>
+            </w:r>
+          </w:p>
+        </w:tc>
+        <w:tc>
+          <w:tcPr>
+            <w:tcW w:w="630" w:type="dxa"/>
+          </w:tcPr>
+          <w:p>
+            <w:pPr>
+              <w:rPr>
+                <w:rFonts w:asciiTheme="minorHAnsi" w:hAnsiTheme="minorHAnsi" w:cstheme="minorHAnsi"/>
+                <w:lang w:val="en-US"/>
+              </w:rPr>
+            </w:pPr>
+          </w:p>
+        </w:tc>
+        <w:tc>
+          <w:tcPr>
+            <w:tcW w:w="7761" w:type="dxa"/>
+          </w:tcPr>
+          <w:p>
+            <w:pPr>
+              <w:rPr>
+                <w:rFonts w:asciiTheme="minorHAnsi" w:hAnsiTheme="minorHAnsi" w:cstheme="minorHAnsi"/>
+                <w:lang w:val="en-US"/>
+              </w:rPr>
+            </w:pPr>
+            <w:r>
+              <w:rPr>
+                <w:rFonts w:asciiTheme="minorHAnsi" w:hAnsiTheme="minorHAnsi" w:cstheme="minorHAnsi"/>
+                <w:lang w:val="en-US"/>
+              </w:rPr>
+              <w:t>Data is anonymised, and personal identifiers will be removed to protect the privacy of individuals.</w:t>
+            </w:r>
+          </w:p>
+        </w:tc>
+      </w:tr>
+      <w:tr>
+        <w:trPr>
+          <w:jc w:val="center"/>
+        </w:trPr>
+        <w:tc>
+          <w:tcPr>
+            <w:tcW w:w="625" w:type="dxa"/>
+          </w:tcPr>
+          <w:p>
+            <w:pPr>
+              <w:rPr>
+                <w:rFonts w:asciiTheme="minorHAnsi" w:hAnsiTheme="minorHAnsi" w:cstheme="minorHAnsi"/>
+                <w:lang w:val="en-US"/>
+              </w:rPr>
+            </w:pPr>
+            <w:r>
+              <w:rPr>
+                <w:rFonts w:asciiTheme="minorHAnsi" w:hAnsiTheme="minorHAnsi" w:cstheme="minorHAnsi"/>
+                <w:lang w:val="en-US"/>
+              </w:rPr>
+              <w:t>x</w:t>
+            </w:r>
+          </w:p>
+        </w:tc>
+        <w:tc>
+          <w:tcPr>
+            <w:tcW w:w="630" w:type="dxa"/>
+          </w:tcPr>
+          <w:p>
+            <w:pPr>
+              <w:rPr>
+                <w:rFonts w:asciiTheme="minorHAnsi" w:hAnsiTheme="minorHAnsi" w:cstheme="minorHAnsi"/>
+                <w:lang w:val="en-US"/>
+              </w:rPr>
+            </w:pPr>
+          </w:p>
+        </w:tc>
+        <w:tc>
+          <w:tcPr>
+            <w:tcW w:w="7761" w:type="dxa"/>
+          </w:tcPr>
+          <w:p>
+            <w:pPr>
+              <w:rPr>
+                <w:rFonts w:asciiTheme="minorHAnsi" w:hAnsiTheme="minorHAnsi" w:cstheme="minorHAnsi"/>
+                <w:lang w:val="en-US"/>
+              </w:rPr>
+            </w:pPr>
+            <w:r>
+              <w:rPr>
+                <w:rFonts w:asciiTheme="minorHAnsi" w:hAnsiTheme="minorHAnsi" w:cstheme="minorHAnsi"/>
+                <w:lang w:val="en-US"/>
+              </w:rPr>
+              <w:t>Ensure that the research does not introduce bias and avoids adverse effects on the vulnerable in society and minors.</w:t>
+            </w:r>
+          </w:p>
+        </w:tc>
+      </w:tr>
+      <w:tr>
+        <w:trPr>
+          <w:jc w:val="center"/>
+        </w:trPr>
+        <w:tc>
+          <w:tcPr>
+            <w:tcW w:w="625" w:type="dxa"/>
+          </w:tcPr>
+          <w:p>
+            <w:pPr>
+              <w:rPr>
+                <w:rFonts w:asciiTheme="minorHAnsi" w:hAnsiTheme="minorHAnsi" w:cstheme="minorHAnsi"/>
+                <w:lang w:val="en-US"/>
+              </w:rPr>
+            </w:pPr>
+            <w:r>
+              <w:rPr>
+                <w:rFonts w:asciiTheme="minorHAnsi" w:hAnsiTheme="minorHAnsi" w:cstheme="minorHAnsi"/>
+                <w:lang w:val="en-US"/>
+              </w:rPr>
+              <w:t>x</w:t>
+            </w:r>
+          </w:p>
+        </w:tc>
+        <w:tc>
+          <w:tcPr>
+            <w:tcW w:w="630" w:type="dxa"/>
+          </w:tcPr>
+          <w:p>
+            <w:pPr>
+              <w:rPr>
+                <w:rFonts w:asciiTheme="minorHAnsi" w:hAnsiTheme="minorHAnsi" w:cstheme="minorHAnsi"/>
+                <w:lang w:val="en-US"/>
+              </w:rPr>
+            </w:pPr>
+          </w:p>
+        </w:tc>
+        <w:tc>
+          <w:tcPr>
+            <w:tcW w:w="7761" w:type="dxa"/>
+          </w:tcPr>
+          <w:p>
+            <w:pPr>
+              <w:rPr>
+                <w:rFonts w:asciiTheme="minorHAnsi" w:hAnsiTheme="minorHAnsi" w:cstheme="minorHAnsi"/>
+                <w:lang w:val="en-US"/>
+              </w:rPr>
+            </w:pPr>
+            <w:r>
+              <w:rPr>
+                <w:rFonts w:asciiTheme="minorHAnsi" w:hAnsiTheme="minorHAnsi" w:cstheme="minorHAnsi"/>
+                <w:lang w:val="en-US"/>
+              </w:rPr>
+              <w:t>Focus on evaluating and improving machine learning model accuracy and results.</w:t>
+            </w:r>
+          </w:p>
+        </w:tc>
+      </w:tr>
+    </w:tbl>
+    <w:p>
+      <w:pPr>
+        <w:rPr>
+          <w:rFonts w:asciiTheme="minorHAnsi" w:hAnsiTheme="minorHAnsi" w:cstheme="minorHAnsi"/>
+          <w:lang w:val="en-US"/>
+        </w:rPr>
+      </w:pPr>
+    </w:p>
+    <w:p>
+      <w:pPr>
+        <w:rPr>
+          <w:rFonts w:asciiTheme="minorHAnsi" w:hAnsiTheme="minorHAnsi" w:cstheme="minorHAnsi"/>
+          <w:lang w:val="en-US"/>
+        </w:rPr>
+      </w:pPr>
+      <w:r>
+        <w:rPr>
+          <w:rFonts w:asciiTheme="minorHAnsi" w:hAnsiTheme="minorHAnsi" w:cstheme="minorHAnsi"/>
+          <w:lang w:val="en-US"/>
+        </w:rPr>
+        <w:t>I have read and understood the information provided in this ethics form, and I agree as a student researcher to abide by the ethics outlined in this form in the capstone project. I understand that my role will focus on machine learning models and dataset analysis and will not involve social work, health and care, vulnerable social groups or anthropology (no personal interviews of human subjects).</w:t>
+      </w:r>
+    </w:p>
+    <w:p>
+      <w:pPr>
+        <w:rPr>
+          <w:rFonts w:asciiTheme="minorHAnsi" w:hAnsiTheme="minorHAnsi" w:cstheme="minorHAnsi"/>
+          <w:lang w:val="en-US"/>
+        </w:rPr>
+      </w:pPr>
+      <w:r>
+        <w:rPr>
+          <w:rFonts w:asciiTheme="minorHAnsi" w:hAnsiTheme="minorHAnsi" w:cstheme="minorHAnsi"/>
+          <w:lang w:val="en-US"/>
+        </w:rPr>
+        <w:t>If you have any questions or concerns or require clarification on the capstone project's ethics, please contact James Garza at jgarza@cct.ie.</w:t>
+      </w:r>
+    </w:p>
+    <w:p>
+      <w:pPr>
+        <w:rPr>
+          <w:rFonts w:asciiTheme="minorHAnsi" w:hAnsiTheme="minorHAnsi" w:cstheme="minorHAnsi"/>
+          <w:lang w:val="en-US"/>
+        </w:rPr>
+      </w:pPr>
+    </w:p>
+    <w:p>
+      <w:pPr>
+        <w:rPr>
+          <w:rFonts w:asciiTheme="minorHAnsi" w:hAnsiTheme="minorHAnsi" w:cstheme="minorHAnsi"/>
+          <w:lang w:val="en-US"/>
+        </w:rPr>
+      </w:pPr>
+      <w:r>
+        <w:rPr>
+          <w:rFonts w:asciiTheme="minorHAnsi" w:hAnsiTheme="minorHAnsi" w:cstheme="minorHAnsi"/>
+          <w:lang w:val="en-US"/>
+        </w:rPr>
+        <w:t>Student Name (printed):   Carla Augusta Araujo Mesquita</w:t>
+      </w:r>
+    </w:p>
+    <w:p>
+      <w:pPr>
+        <w:rPr>
+          <w:rFonts w:asciiTheme="minorHAnsi" w:hAnsiTheme="minorHAnsi" w:cstheme="minorHAnsi"/>
+          <w:lang w:val="en-US"/>
+        </w:rPr>
+      </w:pPr>
+    </w:p>
+    <w:p>
+      <w:pPr>
+        <w:rPr>
+          <w:rFonts w:asciiTheme="minorHAnsi" w:hAnsiTheme="minorHAnsi" w:cstheme="minorHAnsi"/>
+          <w:lang w:val="en-US"/>
+        </w:rPr>
+      </w:pPr>
+      <w:r>
+        <w:rPr>
+          <w:rFonts w:asciiTheme="minorHAnsi" w:hAnsiTheme="minorHAnsi" w:cstheme="minorHAnsi"/>
+          <w:lang w:val="en-US"/>
+        </w:rPr>
+        <w:t>Student Number:  sba26088</w:t>
+      </w:r>
+    </w:p>
+    <w:p>
+      <w:pPr>
+        <w:rPr>
+          <w:rFonts w:asciiTheme="minorHAnsi" w:hAnsiTheme="minorHAnsi" w:cstheme="minorHAnsi"/>
+          <w:lang w:val="en-US"/>
+        </w:rPr>
+      </w:pPr>
+    </w:p>
+    <w:p>
+      <w:pPr>
+        <w:rPr>
+          <w:rFonts w:asciiTheme="minorHAnsi" w:hAnsiTheme="minorHAnsi" w:cstheme="minorHAnsi"/>
+          <w:lang w:val="en-US"/>
+        </w:rPr>
+      </w:pPr>
+      <w:r>
+        <w:rPr>
+          <w:rFonts w:asciiTheme="minorHAnsi" w:hAnsiTheme="minorHAnsi" w:cstheme="minorHAnsi"/>
+          <w:lang w:val="en-US"/>
+        </w:rPr>
+        <w:t>Student Signature:  Carla Mesquita</w:t>
+      </w:r>
+    </w:p>
+    <w:p>
+      <w:pPr>
+        <w:rPr>
+          <w:rFonts w:asciiTheme="minorHAnsi" w:hAnsiTheme="minorHAnsi" w:cstheme="minorHAnsi"/>
+          <w:lang w:val="en-US"/>
+        </w:rPr>
+      </w:pPr>
+    </w:p>
+    <w:p>
+      <w:pPr>
+        <w:rPr>
+          <w:rFonts w:asciiTheme="minorHAnsi" w:hAnsiTheme="minorHAnsi" w:cstheme="minorHAnsi"/>
+          <w:lang w:val="en-US"/>
+        </w:rPr>
+      </w:pPr>
+      <w:r>
+        <w:rPr>
+          <w:rFonts w:asciiTheme="minorHAnsi" w:hAnsiTheme="minorHAnsi" w:cstheme="minorHAnsi"/>
+          <w:lang w:val="en-US"/>
+        </w:rPr>
+        <w:t>Date: 23/10/2026</w:t>
+      </w:r>
+    </w:p>
+    <w:p>
+      <w:pPr>
+        <w:rPr>
+          <w:lang w:val="en-US"/>
+        </w:rPr>
+      </w:pPr>
+    </w:p>
+    <w:p>
+      <w:pPr>
+        <w:rPr>
+          <w:lang w:val="en-US"/>
+        </w:rPr>
+      </w:pPr>
+    </w:p>
+    <w:p>
+      <w:pPr>
+        <w:rPr>
+          <w:lang w:val="en-US"/>
+        </w:rPr>
+      </w:pPr>
+    </w:p>
+    <w:p>
+      <w:pPr>
+        <w:rPr>
+          <w:lang w:val="en-US"/>
+        </w:rPr>
+      </w:pPr>
+    </w:p>
+    <w:p>
+      <w:pPr>
+        <w:rPr>
+          <w:lang w:val="en-US"/>
+        </w:rPr>
+      </w:pPr>
+    </w:p>
+    <w:p>
+      <w:pPr>
+        <w:pStyle w:val="Heading2"/>
+        <w:rPr>
+          <w:lang w:val="en-US"/>
+        </w:rPr>
+      </w:pPr>
+    </w:p>
+    <w:p>
+      <w:pPr>
+        <w:rPr>
+          <w:lang w:val="en-US"/>
+        </w:rPr>
+      </w:pPr>
+    </w:p>
+    <w:p>
+      <w:pPr>
         <w:pStyle w:val="Heading2"/>
         <w:rPr>
           <w:lang w:val="en-US"/>
@@ -2428,23 +3038,7 @@
           <w:rFonts w:asciiTheme="minorHAnsi" w:hAnsiTheme="minorHAnsi" w:cstheme="minorHAnsi"/>
           <w:lang w:val="en-US"/>
         </w:rPr>
-        <w:t xml:space="preserve">All these results will be important to a new overview of panoramic pictures, if the analysis </w:t>
-      </w:r>
-      <w:proofErr w:type="gramStart"/>
-      <w:r>
-        <w:rPr>
-          <w:rFonts w:asciiTheme="minorHAnsi" w:hAnsiTheme="minorHAnsi" w:cstheme="minorHAnsi"/>
-          <w:lang w:val="en-US"/>
-        </w:rPr>
-        <w:t>have</w:t>
-      </w:r>
-      <w:proofErr w:type="gramEnd"/>
-      <w:r>
-        <w:rPr>
-          <w:rFonts w:asciiTheme="minorHAnsi" w:hAnsiTheme="minorHAnsi" w:cstheme="minorHAnsi"/>
-          <w:lang w:val="en-US"/>
-        </w:rPr>
-        <w:t xml:space="preserve"> </w:t>
+        <w:t xml:space="preserve">All these results will be important to a new overview of panoramic pictures, if the analysis have </w:t>
       </w:r>
       <w:r>
         <w:rPr>
@@ -5089,24 +5683,15 @@
           <w:rFonts w:asciiTheme="minorHAnsi" w:eastAsiaTheme="majorEastAsia" w:hAnsiTheme="minorHAnsi" w:cstheme="minorHAnsi"/>
           <w:lang w:val="en-US"/>
         </w:rPr>
-        <w:t>All</w:t>
+        <w:t xml:space="preserve">All information accessed through Data.gov </w:t>
       </w:r>
       <w:r>
         <w:rPr>
           <w:rFonts w:asciiTheme="minorHAnsi" w:eastAsiaTheme="majorEastAsia" w:hAnsiTheme="minorHAnsi" w:cstheme="minorHAnsi"/>
           <w:lang w:val="en-US"/>
         </w:rPr>
-        <w:t xml:space="preserve"> information accessed through Data.gov </w:t>
-      </w:r>
-      <w:proofErr w:type="gramStart"/>
-      <w:r>
-        <w:rPr>
-          <w:rFonts w:asciiTheme="minorHAnsi" w:eastAsiaTheme="majorEastAsia" w:hAnsiTheme="minorHAnsi" w:cstheme="minorHAnsi"/>
-          <w:lang w:val="en-US"/>
-        </w:rPr>
-        <w:t>is in compliance with</w:t>
-      </w:r>
-      <w:proofErr w:type="gramEnd"/>
+        <w:t>is following</w:t>
+      </w:r>
       <w:r>
         <w:rPr>
           <w:rFonts w:asciiTheme="minorHAnsi" w:eastAsiaTheme="majorEastAsia" w:hAnsiTheme="minorHAnsi" w:cstheme="minorHAnsi"/>
@@ -5814,13 +6399,7 @@
         <w:rPr>
           <w:rFonts w:asciiTheme="minorHAnsi" w:hAnsiTheme="minorHAnsi" w:cstheme="minorHAnsi"/>
         </w:rPr>
-        <w:t xml:space="preserve">(Accessed </w:t>
-      </w:r>
-      <w:r>
-        <w:rPr>
-          <w:rFonts w:asciiTheme="minorHAnsi" w:hAnsiTheme="minorHAnsi" w:cstheme="minorHAnsi"/>
-        </w:rPr>
-        <w:t>10,15 and 1</w:t>
+        <w:t>(Accessed 10,15 and 1</w:t>
       </w:r>
       <w:r>
         <w:rPr>
@@ -5883,25 +6462,7 @@
         <w:rPr>
           <w:rFonts w:asciiTheme="minorHAnsi" w:hAnsiTheme="minorHAnsi" w:cstheme="minorHAnsi"/>
         </w:rPr>
-        <w:t xml:space="preserve"> </w:t>
-      </w:r>
-      <w:r>
-        <w:rPr>
-          <w:rFonts w:asciiTheme="minorHAnsi" w:hAnsiTheme="minorHAnsi" w:cstheme="minorHAnsi"/>
-        </w:rPr>
-        <w:t xml:space="preserve">(Accessed </w:t>
-      </w:r>
-      <w:r>
-        <w:rPr>
-          <w:rFonts w:asciiTheme="minorHAnsi" w:hAnsiTheme="minorHAnsi" w:cstheme="minorHAnsi"/>
-        </w:rPr>
-        <w:t xml:space="preserve">7 - 12 </w:t>
-      </w:r>
-      <w:r>
-        <w:rPr>
-          <w:rFonts w:asciiTheme="minorHAnsi" w:hAnsiTheme="minorHAnsi" w:cstheme="minorHAnsi"/>
-        </w:rPr>
-        <w:t>October 2026)</w:t>
+        <w:t xml:space="preserve"> (Accessed 7 - 12 October 2026)</w:t>
       </w:r>
     </w:p>
     <w:p>
@@ -5946,25 +6507,7 @@
         <w:rPr>
           <w:rFonts w:asciiTheme="minorHAnsi" w:hAnsiTheme="minorHAnsi" w:cstheme="minorHAnsi"/>
         </w:rPr>
-        <w:t xml:space="preserve"> </w:t>
-      </w:r>
-      <w:r>
-        <w:rPr>
-          <w:rFonts w:asciiTheme="minorHAnsi" w:hAnsiTheme="minorHAnsi" w:cstheme="minorHAnsi"/>
-        </w:rPr>
-        <w:t xml:space="preserve">(Accessed </w:t>
-      </w:r>
-      <w:r>
-        <w:rPr>
-          <w:rFonts w:asciiTheme="minorHAnsi" w:hAnsiTheme="minorHAnsi" w:cstheme="minorHAnsi"/>
-        </w:rPr>
-        <w:t xml:space="preserve">19 - 20 </w:t>
-      </w:r>
-      <w:r>
-        <w:rPr>
-          <w:rFonts w:asciiTheme="minorHAnsi" w:hAnsiTheme="minorHAnsi" w:cstheme="minorHAnsi"/>
-        </w:rPr>
-        <w:t>October 2026)</w:t>
+        <w:t xml:space="preserve"> (Accessed 19 - 20 October 2026)</w:t>
       </w:r>
     </w:p>
     <w:p>
@@ -6009,25 +6552,7 @@
         <w:rPr>
           <w:rFonts w:asciiTheme="minorHAnsi" w:hAnsiTheme="minorHAnsi" w:cstheme="minorHAnsi"/>
         </w:rPr>
-        <w:t xml:space="preserve"> </w:t>
-      </w:r>
-      <w:r>
-        <w:rPr>
-          <w:rFonts w:asciiTheme="minorHAnsi" w:hAnsiTheme="minorHAnsi" w:cstheme="minorHAnsi"/>
-        </w:rPr>
-        <w:t xml:space="preserve">(Accessed </w:t>
-      </w:r>
-      <w:r>
-        <w:rPr>
-          <w:rFonts w:asciiTheme="minorHAnsi" w:hAnsiTheme="minorHAnsi" w:cstheme="minorHAnsi"/>
-        </w:rPr>
-        <w:t>19</w:t>
-      </w:r>
-      <w:r>
-        <w:rPr>
-          <w:rFonts w:asciiTheme="minorHAnsi" w:hAnsiTheme="minorHAnsi" w:cstheme="minorHAnsi"/>
-        </w:rPr>
-        <w:t xml:space="preserve"> October 2026)</w:t>
+        <w:t xml:space="preserve"> (Accessed 19 October 2026)</w:t>
       </w:r>
     </w:p>
     <w:p>
@@ -6347,6 +6872,1388 @@
         </w:rPr>
       </w:pPr>
     </w:p>
+    <w:tbl>
+      <w:tblPr>
+        <w:tblW w:w="9040" w:type="dxa"/>
+        <w:tblLook w:val="04A0" w:firstRow="1" w:lastRow="0" w:firstColumn="1" w:lastColumn="0" w:noHBand="0" w:noVBand="1"/>
+      </w:tblPr>
+      <w:tblGrid>
+        <w:gridCol w:w="1940"/>
+        <w:gridCol w:w="2620"/>
+        <w:gridCol w:w="2720"/>
+        <w:gridCol w:w="1760"/>
+      </w:tblGrid>
+      <w:tr>
+        <w:trPr>
+          <w:trHeight w:val="288"/>
+        </w:trPr>
+        <w:tc>
+          <w:tcPr>
+            <w:tcW w:w="1940" w:type="dxa"/>
+            <w:tcBorders>
+              <w:top w:val="single" w:sz="4" w:space="0" w:color="auto"/>
+              <w:left w:val="single" w:sz="4" w:space="0" w:color="auto"/>
+              <w:bottom w:val="single" w:sz="4" w:space="0" w:color="auto"/>
+              <w:right w:val="single" w:sz="4" w:space="0" w:color="auto"/>
+            </w:tcBorders>
+            <w:shd w:val="clear" w:color="000000" w:fill="DAE9F8"/>
+            <w:noWrap/>
+            <w:vAlign w:val="bottom"/>
+            <w:hideMark/>
+          </w:tcPr>
+          <w:p>
+            <w:pPr>
+              <w:widowControl/>
+              <w:rPr>
+                <w:rFonts w:ascii="Calibri" w:eastAsia="Times New Roman" w:hAnsi="Calibri" w:cs="Calibri"/>
+                <w:b/>
+                <w:bCs/>
+                <w:color w:val="000000"/>
+                <w:lang w:val="en-GB" w:eastAsia="en-GB"/>
+              </w:rPr>
+            </w:pPr>
+            <w:r>
+              <w:rPr>
+                <w:rFonts w:ascii="Calibri" w:eastAsia="Times New Roman" w:hAnsi="Calibri" w:cs="Calibri"/>
+                <w:b/>
+                <w:bCs/>
+                <w:color w:val="000000"/>
+                <w:lang w:val="en-IE" w:eastAsia="en-GB"/>
+              </w:rPr>
+              <w:t>AI competence</w:t>
+            </w:r>
+          </w:p>
+        </w:tc>
+        <w:tc>
+          <w:tcPr>
+            <w:tcW w:w="2620" w:type="dxa"/>
+            <w:tcBorders>
+              <w:top w:val="single" w:sz="4" w:space="0" w:color="auto"/>
+              <w:left w:val="nil"/>
+              <w:bottom w:val="single" w:sz="4" w:space="0" w:color="auto"/>
+              <w:right w:val="single" w:sz="4" w:space="0" w:color="auto"/>
+            </w:tcBorders>
+            <w:shd w:val="clear" w:color="000000" w:fill="DAE9F8"/>
+            <w:noWrap/>
+            <w:vAlign w:val="bottom"/>
+            <w:hideMark/>
+          </w:tcPr>
+          <w:p>
+            <w:pPr>
+              <w:widowControl/>
+              <w:rPr>
+                <w:rFonts w:ascii="Calibri" w:eastAsia="Times New Roman" w:hAnsi="Calibri" w:cs="Calibri"/>
+                <w:b/>
+                <w:bCs/>
+                <w:color w:val="000000"/>
+                <w:lang w:val="en-IE" w:eastAsia="en-GB"/>
+              </w:rPr>
+            </w:pPr>
+            <w:r>
+              <w:rPr>
+                <w:rFonts w:ascii="Calibri" w:eastAsia="Times New Roman" w:hAnsi="Calibri" w:cs="Calibri"/>
+                <w:b/>
+                <w:bCs/>
+                <w:color w:val="000000"/>
+                <w:lang w:val="en-IE" w:eastAsia="en-GB"/>
+              </w:rPr>
+              <w:t>Reflective prompts</w:t>
+            </w:r>
+          </w:p>
+          <w:p>
+            <w:pPr>
+              <w:widowControl/>
+              <w:rPr>
+                <w:rFonts w:ascii="Calibri" w:eastAsia="Times New Roman" w:hAnsi="Calibri" w:cs="Calibri"/>
+                <w:b/>
+                <w:bCs/>
+                <w:color w:val="000000"/>
+                <w:lang w:val="en-GB" w:eastAsia="en-GB"/>
+              </w:rPr>
+            </w:pPr>
+            <w:r>
+              <w:rPr>
+                <w:rFonts w:ascii="Calibri" w:eastAsia="Times New Roman" w:hAnsi="Calibri" w:cs="Calibri"/>
+                <w:b/>
+                <w:bCs/>
+                <w:color w:val="000000"/>
+                <w:lang w:val="en-IE" w:eastAsia="en-GB"/>
+              </w:rPr>
+              <w:t xml:space="preserve"> (to students)</w:t>
+            </w:r>
+          </w:p>
+        </w:tc>
+        <w:tc>
+          <w:tcPr>
+            <w:tcW w:w="2720" w:type="dxa"/>
+            <w:tcBorders>
+              <w:top w:val="single" w:sz="4" w:space="0" w:color="auto"/>
+              <w:left w:val="nil"/>
+              <w:bottom w:val="single" w:sz="4" w:space="0" w:color="auto"/>
+              <w:right w:val="single" w:sz="4" w:space="0" w:color="auto"/>
+            </w:tcBorders>
+            <w:shd w:val="clear" w:color="000000" w:fill="DAE9F8"/>
+            <w:noWrap/>
+            <w:vAlign w:val="bottom"/>
+            <w:hideMark/>
+          </w:tcPr>
+          <w:p>
+            <w:pPr>
+              <w:widowControl/>
+              <w:rPr>
+                <w:rFonts w:ascii="Calibri" w:eastAsia="Times New Roman" w:hAnsi="Calibri" w:cs="Calibri"/>
+                <w:b/>
+                <w:bCs/>
+                <w:color w:val="000000"/>
+                <w:lang w:val="en-GB" w:eastAsia="en-GB"/>
+              </w:rPr>
+            </w:pPr>
+            <w:r>
+              <w:rPr>
+                <w:rFonts w:ascii="Calibri" w:eastAsia="Times New Roman" w:hAnsi="Calibri" w:cs="Calibri"/>
+                <w:b/>
+                <w:bCs/>
+                <w:color w:val="000000"/>
+                <w:lang w:val="en-IE" w:eastAsia="en-GB"/>
+              </w:rPr>
+              <w:t>Lecturer expectations</w:t>
+            </w:r>
+          </w:p>
+        </w:tc>
+        <w:tc>
+          <w:tcPr>
+            <w:tcW w:w="1760" w:type="dxa"/>
+            <w:tcBorders>
+              <w:top w:val="single" w:sz="4" w:space="0" w:color="auto"/>
+              <w:left w:val="nil"/>
+              <w:bottom w:val="single" w:sz="4" w:space="0" w:color="auto"/>
+              <w:right w:val="single" w:sz="4" w:space="0" w:color="auto"/>
+            </w:tcBorders>
+            <w:shd w:val="clear" w:color="000000" w:fill="DAE9F8"/>
+            <w:noWrap/>
+            <w:vAlign w:val="bottom"/>
+            <w:hideMark/>
+          </w:tcPr>
+          <w:p>
+            <w:pPr>
+              <w:widowControl/>
+              <w:rPr>
+                <w:rFonts w:ascii="Calibri" w:eastAsia="Times New Roman" w:hAnsi="Calibri" w:cs="Calibri"/>
+                <w:b/>
+                <w:bCs/>
+                <w:color w:val="000000"/>
+                <w:lang w:val="en-GB" w:eastAsia="en-GB"/>
+              </w:rPr>
+            </w:pPr>
+            <w:r>
+              <w:rPr>
+                <w:rFonts w:ascii="Calibri" w:eastAsia="Times New Roman" w:hAnsi="Calibri" w:cs="Calibri"/>
+                <w:b/>
+                <w:bCs/>
+                <w:color w:val="000000"/>
+                <w:lang w:val="en-IE" w:eastAsia="en-GB"/>
+              </w:rPr>
+              <w:t>Student response</w:t>
+            </w:r>
+          </w:p>
+        </w:tc>
+      </w:tr>
+      <w:tr>
+        <w:trPr>
+          <w:trHeight w:val="288"/>
+        </w:trPr>
+        <w:tc>
+          <w:tcPr>
+            <w:tcW w:w="1940" w:type="dxa"/>
+            <w:tcBorders>
+              <w:top w:val="nil"/>
+              <w:left w:val="single" w:sz="4" w:space="0" w:color="auto"/>
+              <w:bottom w:val="nil"/>
+              <w:right w:val="single" w:sz="4" w:space="0" w:color="auto"/>
+            </w:tcBorders>
+            <w:noWrap/>
+            <w:vAlign w:val="center"/>
+            <w:hideMark/>
+          </w:tcPr>
+          <w:p>
+            <w:pPr>
+              <w:widowControl/>
+              <w:rPr>
+                <w:rFonts w:ascii="Calibri" w:eastAsia="Times New Roman" w:hAnsi="Calibri" w:cs="Calibri"/>
+                <w:b/>
+                <w:bCs/>
+                <w:color w:val="000000"/>
+                <w:sz w:val="20"/>
+                <w:szCs w:val="20"/>
+                <w:lang w:val="en-GB" w:eastAsia="en-GB"/>
+              </w:rPr>
+            </w:pPr>
+            <w:r>
+              <w:rPr>
+                <w:rFonts w:ascii="Calibri" w:eastAsia="Times New Roman" w:hAnsi="Calibri" w:cs="Calibri"/>
+                <w:b/>
+                <w:bCs/>
+                <w:color w:val="000000"/>
+                <w:sz w:val="20"/>
+                <w:szCs w:val="20"/>
+                <w:lang w:val="en-IE" w:eastAsia="en-GB"/>
+              </w:rPr>
+              <w:t>Delegation</w:t>
+            </w:r>
+          </w:p>
+        </w:tc>
+        <w:tc>
+          <w:tcPr>
+            <w:tcW w:w="2620" w:type="dxa"/>
+            <w:tcBorders>
+              <w:top w:val="nil"/>
+              <w:left w:val="nil"/>
+              <w:bottom w:val="nil"/>
+              <w:right w:val="single" w:sz="4" w:space="0" w:color="auto"/>
+            </w:tcBorders>
+            <w:vAlign w:val="bottom"/>
+            <w:hideMark/>
+          </w:tcPr>
+          <w:p>
+            <w:pPr>
+              <w:widowControl/>
+              <w:rPr>
+                <w:rFonts w:ascii="Calibri" w:eastAsia="Times New Roman" w:hAnsi="Calibri" w:cs="Calibri"/>
+                <w:color w:val="000000"/>
+                <w:sz w:val="20"/>
+                <w:szCs w:val="20"/>
+                <w:lang w:val="en-GB" w:eastAsia="en-GB"/>
+              </w:rPr>
+            </w:pPr>
+            <w:r>
+              <w:rPr>
+                <w:rFonts w:ascii="Calibri" w:eastAsia="Times New Roman" w:hAnsi="Calibri" w:cs="Calibri"/>
+                <w:color w:val="000000"/>
+                <w:sz w:val="20"/>
+                <w:szCs w:val="20"/>
+                <w:lang w:val="en-GB" w:eastAsia="en-GB"/>
+              </w:rPr>
+              <w:t> </w:t>
+            </w:r>
+          </w:p>
+        </w:tc>
+        <w:tc>
+          <w:tcPr>
+            <w:tcW w:w="2720" w:type="dxa"/>
+            <w:tcBorders>
+              <w:top w:val="nil"/>
+              <w:left w:val="nil"/>
+              <w:bottom w:val="nil"/>
+              <w:right w:val="single" w:sz="4" w:space="0" w:color="auto"/>
+            </w:tcBorders>
+            <w:noWrap/>
+            <w:vAlign w:val="bottom"/>
+            <w:hideMark/>
+          </w:tcPr>
+          <w:p>
+            <w:pPr>
+              <w:widowControl/>
+              <w:rPr>
+                <w:rFonts w:ascii="Aptos Narrow" w:eastAsia="Times New Roman" w:hAnsi="Aptos Narrow" w:cs="Times New Roman"/>
+                <w:color w:val="000000"/>
+                <w:lang w:val="en-GB" w:eastAsia="en-GB"/>
+              </w:rPr>
+            </w:pPr>
+          </w:p>
+        </w:tc>
+        <w:tc>
+          <w:tcPr>
+            <w:tcW w:w="1760" w:type="dxa"/>
+            <w:tcBorders>
+              <w:top w:val="nil"/>
+              <w:left w:val="nil"/>
+              <w:bottom w:val="nil"/>
+              <w:right w:val="single" w:sz="4" w:space="0" w:color="auto"/>
+            </w:tcBorders>
+            <w:noWrap/>
+            <w:vAlign w:val="bottom"/>
+            <w:hideMark/>
+          </w:tcPr>
+          <w:p>
+            <w:pPr>
+              <w:widowControl/>
+              <w:rPr>
+                <w:rFonts w:ascii="Aptos Narrow" w:eastAsia="Times New Roman" w:hAnsi="Aptos Narrow" w:cs="Times New Roman"/>
+                <w:color w:val="000000"/>
+                <w:lang w:val="en-GB" w:eastAsia="en-GB"/>
+              </w:rPr>
+            </w:pPr>
+            <w:r>
+              <w:rPr>
+                <w:rFonts w:ascii="Aptos Narrow" w:eastAsia="Times New Roman" w:hAnsi="Aptos Narrow" w:cs="Times New Roman"/>
+                <w:color w:val="000000"/>
+                <w:lang w:val="en-IE" w:eastAsia="en-GB"/>
+              </w:rPr>
+              <w:t> </w:t>
+            </w:r>
+          </w:p>
+        </w:tc>
+      </w:tr>
+      <w:tr>
+        <w:trPr>
+          <w:trHeight w:val="2508"/>
+        </w:trPr>
+        <w:tc>
+          <w:tcPr>
+            <w:tcW w:w="1940" w:type="dxa"/>
+            <w:tcBorders>
+              <w:top w:val="nil"/>
+              <w:left w:val="single" w:sz="4" w:space="0" w:color="auto"/>
+              <w:bottom w:val="single" w:sz="4" w:space="0" w:color="auto"/>
+              <w:right w:val="single" w:sz="4" w:space="0" w:color="auto"/>
+            </w:tcBorders>
+            <w:hideMark/>
+          </w:tcPr>
+          <w:p>
+            <w:pPr>
+              <w:widowControl/>
+              <w:rPr>
+                <w:rFonts w:ascii="Calibri" w:eastAsia="Times New Roman" w:hAnsi="Calibri" w:cs="Calibri"/>
+                <w:i/>
+                <w:iCs/>
+                <w:color w:val="000000"/>
+                <w:sz w:val="20"/>
+                <w:szCs w:val="20"/>
+                <w:lang w:val="en-GB" w:eastAsia="en-GB"/>
+              </w:rPr>
+            </w:pPr>
+            <w:r>
+              <w:rPr>
+                <w:rFonts w:ascii="Calibri" w:eastAsia="Times New Roman" w:hAnsi="Calibri" w:cs="Calibri"/>
+                <w:i/>
+                <w:iCs/>
+                <w:color w:val="000000"/>
+                <w:sz w:val="20"/>
+                <w:szCs w:val="20"/>
+                <w:lang w:val="en-IE" w:eastAsia="en-GB"/>
+              </w:rPr>
+              <w:t>Deciding whether &amp; when to use AI</w:t>
+            </w:r>
+          </w:p>
+        </w:tc>
+        <w:tc>
+          <w:tcPr>
+            <w:tcW w:w="2620" w:type="dxa"/>
+            <w:tcBorders>
+              <w:top w:val="nil"/>
+              <w:left w:val="nil"/>
+              <w:bottom w:val="single" w:sz="4" w:space="0" w:color="auto"/>
+              <w:right w:val="single" w:sz="4" w:space="0" w:color="auto"/>
+            </w:tcBorders>
+            <w:hideMark/>
+          </w:tcPr>
+          <w:p>
+            <w:pPr>
+              <w:widowControl/>
+              <w:rPr>
+                <w:rFonts w:ascii="Calibri" w:eastAsia="Times New Roman" w:hAnsi="Calibri" w:cs="Calibri"/>
+                <w:color w:val="000000"/>
+                <w:sz w:val="20"/>
+                <w:szCs w:val="20"/>
+                <w:lang w:val="en-GB" w:eastAsia="en-GB"/>
+              </w:rPr>
+            </w:pPr>
+            <w:r>
+              <w:rPr>
+                <w:rFonts w:ascii="Calibri" w:eastAsia="Times New Roman" w:hAnsi="Calibri" w:cs="Calibri"/>
+                <w:color w:val="000000"/>
+                <w:sz w:val="20"/>
+                <w:szCs w:val="20"/>
+                <w:lang w:val="en-IE" w:eastAsia="en-GB"/>
+              </w:rPr>
+              <w:t>Identify the specific tasks in this assessment where you chose to use AI, and explain your reasoning. Where did AI add value? Where did you decide not to use it, and why?</w:t>
+            </w:r>
+          </w:p>
+        </w:tc>
+        <w:tc>
+          <w:tcPr>
+            <w:tcW w:w="2720" w:type="dxa"/>
+            <w:tcBorders>
+              <w:top w:val="nil"/>
+              <w:left w:val="nil"/>
+              <w:bottom w:val="single" w:sz="4" w:space="0" w:color="auto"/>
+              <w:right w:val="single" w:sz="4" w:space="0" w:color="auto"/>
+            </w:tcBorders>
+            <w:hideMark/>
+          </w:tcPr>
+          <w:p>
+            <w:pPr>
+              <w:widowControl/>
+              <w:rPr>
+                <w:rFonts w:ascii="Calibri" w:eastAsia="Times New Roman" w:hAnsi="Calibri" w:cs="Calibri"/>
+                <w:color w:val="FF0000"/>
+                <w:sz w:val="17"/>
+                <w:szCs w:val="17"/>
+                <w:u w:val="single"/>
+                <w:lang w:val="en-GB" w:eastAsia="en-GB"/>
+              </w:rPr>
+            </w:pPr>
+            <w:ins w:id="0" w:author="Fiona O'Riordan" w:date="2026-10-13T09:39:00Z">
+              <w:del w:id="1" w:author="Fiona O'Riordan" w:date="2026-10-13T09:39:00Z">
+                <w:r>
+                  <w:rPr>
+                    <w:rFonts w:ascii="Calibri" w:eastAsia="Times New Roman" w:hAnsi="Calibri" w:cs="Calibri"/>
+                    <w:strike/>
+                    <w:color w:val="FF0000"/>
+                    <w:sz w:val="17"/>
+                    <w:szCs w:val="17"/>
+                    <w:u w:val="single"/>
+                    <w:lang w:val="en-IE" w:eastAsia="en-GB"/>
+                  </w:rPr>
+                  <w:delText>Permitted for this assessment: brainstorming and refining ideas, fine-tuning your research questions, finding information on your topic, drafting an outline, and checking grammar and style. Not permitted: generating the substantive analysis, findings, code or argument that this assessment is marking.Lecturer expectations[Lecturer expectations - see assessment brief template]</w:delText>
+                </w:r>
+              </w:del>
+            </w:ins>
+          </w:p>
+        </w:tc>
+        <w:tc>
+          <w:tcPr>
+            <w:tcW w:w="1760" w:type="dxa"/>
+            <w:tcBorders>
+              <w:top w:val="nil"/>
+              <w:left w:val="nil"/>
+              <w:bottom w:val="single" w:sz="4" w:space="0" w:color="auto"/>
+              <w:right w:val="single" w:sz="4" w:space="0" w:color="auto"/>
+            </w:tcBorders>
+            <w:noWrap/>
+            <w:hideMark/>
+          </w:tcPr>
+          <w:p>
+            <w:pPr>
+              <w:widowControl/>
+              <w:rPr>
+                <w:rFonts w:ascii="Calibri" w:eastAsia="Times New Roman" w:hAnsi="Calibri" w:cs="Calibri"/>
+                <w:color w:val="000000"/>
+                <w:lang w:val="en-GB" w:eastAsia="en-GB"/>
+              </w:rPr>
+            </w:pPr>
+            <w:r>
+              <w:rPr>
+                <w:rFonts w:ascii="Calibri" w:eastAsia="Times New Roman" w:hAnsi="Calibri" w:cs="Calibri"/>
+                <w:color w:val="000000"/>
+                <w:lang w:val="en-GB" w:eastAsia="en-GB"/>
+              </w:rPr>
+              <w:t>AI not used</w:t>
+            </w:r>
+          </w:p>
+        </w:tc>
+      </w:tr>
+      <w:tr>
+        <w:trPr>
+          <w:trHeight w:val="288"/>
+        </w:trPr>
+        <w:tc>
+          <w:tcPr>
+            <w:tcW w:w="1940" w:type="dxa"/>
+            <w:tcBorders>
+              <w:top w:val="nil"/>
+              <w:left w:val="single" w:sz="4" w:space="0" w:color="auto"/>
+              <w:bottom w:val="nil"/>
+              <w:right w:val="single" w:sz="4" w:space="0" w:color="auto"/>
+            </w:tcBorders>
+            <w:noWrap/>
+            <w:vAlign w:val="center"/>
+            <w:hideMark/>
+          </w:tcPr>
+          <w:p>
+            <w:pPr>
+              <w:widowControl/>
+              <w:rPr>
+                <w:rFonts w:ascii="Calibri" w:eastAsia="Times New Roman" w:hAnsi="Calibri" w:cs="Calibri"/>
+                <w:b/>
+                <w:bCs/>
+                <w:color w:val="000000"/>
+                <w:sz w:val="20"/>
+                <w:szCs w:val="20"/>
+                <w:lang w:val="en-GB" w:eastAsia="en-GB"/>
+              </w:rPr>
+            </w:pPr>
+            <w:r>
+              <w:rPr>
+                <w:rFonts w:ascii="Calibri" w:eastAsia="Times New Roman" w:hAnsi="Calibri" w:cs="Calibri"/>
+                <w:b/>
+                <w:bCs/>
+                <w:color w:val="000000"/>
+                <w:sz w:val="20"/>
+                <w:szCs w:val="20"/>
+                <w:lang w:val="en-IE" w:eastAsia="en-GB"/>
+              </w:rPr>
+              <w:t>Description</w:t>
+            </w:r>
+          </w:p>
+        </w:tc>
+        <w:tc>
+          <w:tcPr>
+            <w:tcW w:w="2620" w:type="dxa"/>
+            <w:tcBorders>
+              <w:top w:val="nil"/>
+              <w:left w:val="nil"/>
+              <w:bottom w:val="nil"/>
+              <w:right w:val="single" w:sz="4" w:space="0" w:color="auto"/>
+            </w:tcBorders>
+            <w:noWrap/>
+            <w:vAlign w:val="bottom"/>
+            <w:hideMark/>
+          </w:tcPr>
+          <w:p>
+            <w:pPr>
+              <w:widowControl/>
+              <w:rPr>
+                <w:rFonts w:ascii="Aptos Narrow" w:eastAsia="Times New Roman" w:hAnsi="Aptos Narrow" w:cs="Times New Roman"/>
+                <w:color w:val="000000"/>
+                <w:lang w:val="en-GB" w:eastAsia="en-GB"/>
+              </w:rPr>
+            </w:pPr>
+            <w:r>
+              <w:rPr>
+                <w:rFonts w:ascii="Aptos Narrow" w:eastAsia="Times New Roman" w:hAnsi="Aptos Narrow" w:cs="Times New Roman"/>
+                <w:color w:val="000000"/>
+                <w:lang w:val="en-IE" w:eastAsia="en-GB"/>
+              </w:rPr>
+              <w:t> </w:t>
+            </w:r>
+          </w:p>
+        </w:tc>
+        <w:tc>
+          <w:tcPr>
+            <w:tcW w:w="2720" w:type="dxa"/>
+            <w:tcBorders>
+              <w:top w:val="nil"/>
+              <w:left w:val="nil"/>
+              <w:bottom w:val="nil"/>
+              <w:right w:val="single" w:sz="4" w:space="0" w:color="auto"/>
+            </w:tcBorders>
+            <w:noWrap/>
+            <w:vAlign w:val="bottom"/>
+            <w:hideMark/>
+          </w:tcPr>
+          <w:p>
+            <w:pPr>
+              <w:widowControl/>
+              <w:rPr>
+                <w:rFonts w:ascii="Aptos Narrow" w:eastAsia="Times New Roman" w:hAnsi="Aptos Narrow" w:cs="Times New Roman"/>
+                <w:color w:val="000000"/>
+                <w:lang w:val="en-GB" w:eastAsia="en-GB"/>
+              </w:rPr>
+            </w:pPr>
+          </w:p>
+        </w:tc>
+        <w:tc>
+          <w:tcPr>
+            <w:tcW w:w="1760" w:type="dxa"/>
+            <w:tcBorders>
+              <w:top w:val="nil"/>
+              <w:left w:val="nil"/>
+              <w:bottom w:val="nil"/>
+              <w:right w:val="single" w:sz="4" w:space="0" w:color="auto"/>
+            </w:tcBorders>
+            <w:noWrap/>
+            <w:vAlign w:val="bottom"/>
+            <w:hideMark/>
+          </w:tcPr>
+          <w:p>
+            <w:pPr>
+              <w:widowControl/>
+              <w:rPr>
+                <w:rFonts w:ascii="Calibri" w:eastAsia="Times New Roman" w:hAnsi="Calibri" w:cs="Calibri"/>
+                <w:color w:val="000000"/>
+                <w:lang w:val="en-GB" w:eastAsia="en-GB"/>
+              </w:rPr>
+            </w:pPr>
+            <w:r>
+              <w:rPr>
+                <w:rFonts w:ascii="Calibri" w:eastAsia="Times New Roman" w:hAnsi="Calibri" w:cs="Calibri"/>
+                <w:color w:val="000000"/>
+                <w:lang w:val="en-IE" w:eastAsia="en-GB"/>
+              </w:rPr>
+              <w:t> </w:t>
+            </w:r>
+          </w:p>
+        </w:tc>
+      </w:tr>
+      <w:tr>
+        <w:trPr>
+          <w:trHeight w:val="3000"/>
+        </w:trPr>
+        <w:tc>
+          <w:tcPr>
+            <w:tcW w:w="1940" w:type="dxa"/>
+            <w:tcBorders>
+              <w:top w:val="nil"/>
+              <w:left w:val="single" w:sz="4" w:space="0" w:color="auto"/>
+              <w:bottom w:val="single" w:sz="4" w:space="0" w:color="auto"/>
+              <w:right w:val="single" w:sz="4" w:space="0" w:color="auto"/>
+            </w:tcBorders>
+            <w:hideMark/>
+          </w:tcPr>
+          <w:p>
+            <w:pPr>
+              <w:widowControl/>
+              <w:rPr>
+                <w:rFonts w:ascii="Calibri" w:eastAsia="Times New Roman" w:hAnsi="Calibri" w:cs="Calibri"/>
+                <w:i/>
+                <w:iCs/>
+                <w:color w:val="000000"/>
+                <w:sz w:val="20"/>
+                <w:szCs w:val="20"/>
+                <w:lang w:val="en-GB" w:eastAsia="en-GB"/>
+              </w:rPr>
+            </w:pPr>
+            <w:r>
+              <w:rPr>
+                <w:rFonts w:ascii="Calibri" w:eastAsia="Times New Roman" w:hAnsi="Calibri" w:cs="Calibri"/>
+                <w:i/>
+                <w:iCs/>
+                <w:color w:val="000000"/>
+                <w:sz w:val="20"/>
+                <w:szCs w:val="20"/>
+                <w:lang w:val="en-IE" w:eastAsia="en-GB"/>
+              </w:rPr>
+              <w:t>How you prompted the AI</w:t>
+            </w:r>
+          </w:p>
+        </w:tc>
+        <w:tc>
+          <w:tcPr>
+            <w:tcW w:w="2620" w:type="dxa"/>
+            <w:tcBorders>
+              <w:top w:val="nil"/>
+              <w:left w:val="nil"/>
+              <w:bottom w:val="single" w:sz="4" w:space="0" w:color="auto"/>
+              <w:right w:val="single" w:sz="4" w:space="0" w:color="auto"/>
+            </w:tcBorders>
+            <w:hideMark/>
+          </w:tcPr>
+          <w:p>
+            <w:pPr>
+              <w:widowControl/>
+              <w:rPr>
+                <w:rFonts w:ascii="Calibri" w:eastAsia="Times New Roman" w:hAnsi="Calibri" w:cs="Calibri"/>
+                <w:color w:val="000000"/>
+                <w:sz w:val="20"/>
+                <w:szCs w:val="20"/>
+                <w:lang w:val="en-GB" w:eastAsia="en-GB"/>
+              </w:rPr>
+            </w:pPr>
+            <w:r>
+              <w:rPr>
+                <w:rFonts w:ascii="Calibri" w:eastAsia="Times New Roman" w:hAnsi="Calibri" w:cs="Calibri"/>
+                <w:color w:val="000000"/>
+                <w:sz w:val="20"/>
+                <w:szCs w:val="20"/>
+                <w:lang w:val="en-IE" w:eastAsia="en-GB"/>
+              </w:rPr>
+              <w:t>Include the exact prompts you used in your appendix (recorded on the AI Tools declaration). Reflect on how you communicated your goals to the AI — did you need to iterate or refine your prompts to get useful output?</w:t>
+            </w:r>
+          </w:p>
+        </w:tc>
+        <w:tc>
+          <w:tcPr>
+            <w:tcW w:w="2720" w:type="dxa"/>
+            <w:tcBorders>
+              <w:top w:val="nil"/>
+              <w:left w:val="nil"/>
+              <w:bottom w:val="single" w:sz="4" w:space="0" w:color="auto"/>
+              <w:right w:val="single" w:sz="4" w:space="0" w:color="auto"/>
+            </w:tcBorders>
+            <w:vAlign w:val="bottom"/>
+            <w:hideMark/>
+          </w:tcPr>
+          <w:p>
+            <w:pPr>
+              <w:widowControl/>
+              <w:rPr>
+                <w:rFonts w:ascii="Calibri" w:eastAsia="Times New Roman" w:hAnsi="Calibri" w:cs="Calibri"/>
+                <w:color w:val="FF0000"/>
+                <w:sz w:val="17"/>
+                <w:szCs w:val="17"/>
+                <w:u w:val="single"/>
+                <w:lang w:val="en-GB" w:eastAsia="en-GB"/>
+              </w:rPr>
+            </w:pPr>
+            <w:ins w:id="2" w:author="Fiona O'Riordan" w:date="2026-10-13T09:39:00Z">
+              <w:del w:id="3" w:author="Fiona O'Riordan" w:date="2026-10-13T09:39:00Z">
+                <w:r>
+                  <w:rPr>
+                    <w:rFonts w:ascii="Calibri" w:eastAsia="Times New Roman" w:hAnsi="Calibri" w:cs="Calibri"/>
+                    <w:strike/>
+                    <w:color w:val="FF0000"/>
+                    <w:sz w:val="17"/>
+                    <w:szCs w:val="17"/>
+                    <w:u w:val="single"/>
+                    <w:lang w:val="en-IE" w:eastAsia="en-GB"/>
+                  </w:rPr>
+                  <w:delText>Include every prompt verbatim and the corresponding output, in Appendix A. Screenshots or exported chat links are both acceptable. Partial or paraphrased prompts are not.Permitted for this assessment: brainstorming and refining ideas, fine-tuning your research questions, finding information on your topic, drafting an outline, and checking grammar and style. Not permitted: generating the substantive analysis, findings, code or argument that this assessment is marking.</w:delText>
+                </w:r>
+                <w:r>
+                  <w:rPr>
+                    <w:rFonts w:ascii="Calibri" w:eastAsia="Times New Roman" w:hAnsi="Calibri" w:cs="Calibri"/>
+                    <w:strike/>
+                    <w:color w:val="FF0000"/>
+                    <w:sz w:val="17"/>
+                    <w:szCs w:val="17"/>
+                    <w:lang w:val="en-IE" w:eastAsia="en-GB"/>
+                  </w:rPr>
+                  <w:delText>[Lecturer expectations - see assessment brief template]</w:delText>
+                </w:r>
+              </w:del>
+            </w:ins>
+          </w:p>
+        </w:tc>
+        <w:tc>
+          <w:tcPr>
+            <w:tcW w:w="1760" w:type="dxa"/>
+            <w:tcBorders>
+              <w:top w:val="nil"/>
+              <w:left w:val="nil"/>
+              <w:bottom w:val="single" w:sz="4" w:space="0" w:color="auto"/>
+              <w:right w:val="single" w:sz="4" w:space="0" w:color="auto"/>
+            </w:tcBorders>
+            <w:noWrap/>
+            <w:hideMark/>
+          </w:tcPr>
+          <w:p>
+            <w:pPr>
+              <w:widowControl/>
+              <w:rPr>
+                <w:rFonts w:ascii="Calibri" w:eastAsia="Times New Roman" w:hAnsi="Calibri" w:cs="Calibri"/>
+                <w:color w:val="000000"/>
+                <w:lang w:val="en-GB" w:eastAsia="en-GB"/>
+              </w:rPr>
+            </w:pPr>
+            <w:r>
+              <w:rPr>
+                <w:rFonts w:ascii="Calibri" w:eastAsia="Times New Roman" w:hAnsi="Calibri" w:cs="Calibri"/>
+                <w:color w:val="000000"/>
+                <w:lang w:val="en-GB" w:eastAsia="en-GB"/>
+              </w:rPr>
+              <w:t>AI not used</w:t>
+            </w:r>
+          </w:p>
+        </w:tc>
+      </w:tr>
+      <w:tr>
+        <w:trPr>
+          <w:trHeight w:val="288"/>
+        </w:trPr>
+        <w:tc>
+          <w:tcPr>
+            <w:tcW w:w="1940" w:type="dxa"/>
+            <w:tcBorders>
+              <w:top w:val="nil"/>
+              <w:left w:val="single" w:sz="4" w:space="0" w:color="auto"/>
+              <w:bottom w:val="nil"/>
+              <w:right w:val="single" w:sz="4" w:space="0" w:color="auto"/>
+            </w:tcBorders>
+            <w:noWrap/>
+            <w:vAlign w:val="center"/>
+            <w:hideMark/>
+          </w:tcPr>
+          <w:p>
+            <w:pPr>
+              <w:widowControl/>
+              <w:rPr>
+                <w:rFonts w:ascii="Calibri" w:eastAsia="Times New Roman" w:hAnsi="Calibri" w:cs="Calibri"/>
+                <w:b/>
+                <w:bCs/>
+                <w:color w:val="000000"/>
+                <w:sz w:val="20"/>
+                <w:szCs w:val="20"/>
+                <w:lang w:val="en-GB" w:eastAsia="en-GB"/>
+              </w:rPr>
+            </w:pPr>
+            <w:r>
+              <w:rPr>
+                <w:rFonts w:ascii="Calibri" w:eastAsia="Times New Roman" w:hAnsi="Calibri" w:cs="Calibri"/>
+                <w:b/>
+                <w:bCs/>
+                <w:color w:val="000000"/>
+                <w:sz w:val="20"/>
+                <w:szCs w:val="20"/>
+                <w:lang w:val="en-IE" w:eastAsia="en-GB"/>
+              </w:rPr>
+              <w:t>Discernment</w:t>
+            </w:r>
+          </w:p>
+        </w:tc>
+        <w:tc>
+          <w:tcPr>
+            <w:tcW w:w="2620" w:type="dxa"/>
+            <w:tcBorders>
+              <w:top w:val="nil"/>
+              <w:left w:val="nil"/>
+              <w:bottom w:val="nil"/>
+              <w:right w:val="single" w:sz="4" w:space="0" w:color="auto"/>
+            </w:tcBorders>
+            <w:noWrap/>
+            <w:vAlign w:val="bottom"/>
+            <w:hideMark/>
+          </w:tcPr>
+          <w:p>
+            <w:pPr>
+              <w:widowControl/>
+              <w:rPr>
+                <w:rFonts w:ascii="Aptos Narrow" w:eastAsia="Times New Roman" w:hAnsi="Aptos Narrow" w:cs="Times New Roman"/>
+                <w:color w:val="000000"/>
+                <w:lang w:val="en-GB" w:eastAsia="en-GB"/>
+              </w:rPr>
+            </w:pPr>
+            <w:r>
+              <w:rPr>
+                <w:rFonts w:ascii="Aptos Narrow" w:eastAsia="Times New Roman" w:hAnsi="Aptos Narrow" w:cs="Times New Roman"/>
+                <w:color w:val="000000"/>
+                <w:lang w:val="en-IE" w:eastAsia="en-GB"/>
+              </w:rPr>
+              <w:t> </w:t>
+            </w:r>
+          </w:p>
+        </w:tc>
+        <w:tc>
+          <w:tcPr>
+            <w:tcW w:w="2720" w:type="dxa"/>
+            <w:tcBorders>
+              <w:top w:val="nil"/>
+              <w:left w:val="nil"/>
+              <w:bottom w:val="nil"/>
+              <w:right w:val="single" w:sz="4" w:space="0" w:color="auto"/>
+            </w:tcBorders>
+            <w:noWrap/>
+            <w:vAlign w:val="bottom"/>
+            <w:hideMark/>
+          </w:tcPr>
+          <w:p>
+            <w:pPr>
+              <w:widowControl/>
+              <w:rPr>
+                <w:rFonts w:ascii="Aptos Narrow" w:eastAsia="Times New Roman" w:hAnsi="Aptos Narrow" w:cs="Times New Roman"/>
+                <w:color w:val="000000"/>
+                <w:lang w:val="en-GB" w:eastAsia="en-GB"/>
+              </w:rPr>
+            </w:pPr>
+          </w:p>
+        </w:tc>
+        <w:tc>
+          <w:tcPr>
+            <w:tcW w:w="1760" w:type="dxa"/>
+            <w:tcBorders>
+              <w:top w:val="nil"/>
+              <w:left w:val="nil"/>
+              <w:bottom w:val="nil"/>
+              <w:right w:val="single" w:sz="4" w:space="0" w:color="auto"/>
+            </w:tcBorders>
+            <w:noWrap/>
+            <w:vAlign w:val="bottom"/>
+            <w:hideMark/>
+          </w:tcPr>
+          <w:p>
+            <w:pPr>
+              <w:widowControl/>
+              <w:rPr>
+                <w:rFonts w:ascii="Calibri" w:eastAsia="Times New Roman" w:hAnsi="Calibri" w:cs="Calibri"/>
+                <w:color w:val="000000"/>
+                <w:lang w:val="en-GB" w:eastAsia="en-GB"/>
+              </w:rPr>
+            </w:pPr>
+            <w:r>
+              <w:rPr>
+                <w:rFonts w:ascii="Calibri" w:eastAsia="Times New Roman" w:hAnsi="Calibri" w:cs="Calibri"/>
+                <w:color w:val="000000"/>
+                <w:lang w:val="en-IE" w:eastAsia="en-GB"/>
+              </w:rPr>
+              <w:t> </w:t>
+            </w:r>
+          </w:p>
+        </w:tc>
+      </w:tr>
+      <w:tr>
+        <w:trPr>
+          <w:trHeight w:val="2976"/>
+        </w:trPr>
+        <w:tc>
+          <w:tcPr>
+            <w:tcW w:w="1940" w:type="dxa"/>
+            <w:tcBorders>
+              <w:top w:val="nil"/>
+              <w:left w:val="single" w:sz="4" w:space="0" w:color="auto"/>
+              <w:bottom w:val="single" w:sz="4" w:space="0" w:color="auto"/>
+              <w:right w:val="single" w:sz="4" w:space="0" w:color="auto"/>
+            </w:tcBorders>
+            <w:hideMark/>
+          </w:tcPr>
+          <w:p>
+            <w:pPr>
+              <w:widowControl/>
+              <w:rPr>
+                <w:rFonts w:ascii="Calibri" w:eastAsia="Times New Roman" w:hAnsi="Calibri" w:cs="Calibri"/>
+                <w:i/>
+                <w:iCs/>
+                <w:color w:val="000000"/>
+                <w:sz w:val="20"/>
+                <w:szCs w:val="20"/>
+                <w:lang w:val="en-GB" w:eastAsia="en-GB"/>
+              </w:rPr>
+            </w:pPr>
+            <w:r>
+              <w:rPr>
+                <w:rFonts w:ascii="Calibri" w:eastAsia="Times New Roman" w:hAnsi="Calibri" w:cs="Calibri"/>
+                <w:i/>
+                <w:iCs/>
+                <w:color w:val="000000"/>
+                <w:sz w:val="20"/>
+                <w:szCs w:val="20"/>
+                <w:lang w:val="en-IE" w:eastAsia="en-GB"/>
+              </w:rPr>
+              <w:t>Evaluating what the AI produced</w:t>
+            </w:r>
+          </w:p>
+        </w:tc>
+        <w:tc>
+          <w:tcPr>
+            <w:tcW w:w="2620" w:type="dxa"/>
+            <w:tcBorders>
+              <w:top w:val="nil"/>
+              <w:left w:val="nil"/>
+              <w:bottom w:val="single" w:sz="4" w:space="0" w:color="auto"/>
+              <w:right w:val="single" w:sz="4" w:space="0" w:color="auto"/>
+            </w:tcBorders>
+            <w:hideMark/>
+          </w:tcPr>
+          <w:p>
+            <w:pPr>
+              <w:widowControl/>
+              <w:rPr>
+                <w:rFonts w:ascii="Calibri" w:eastAsia="Times New Roman" w:hAnsi="Calibri" w:cs="Calibri"/>
+                <w:color w:val="000000"/>
+                <w:sz w:val="20"/>
+                <w:szCs w:val="20"/>
+                <w:lang w:val="en-GB" w:eastAsia="en-GB"/>
+              </w:rPr>
+            </w:pPr>
+            <w:r>
+              <w:rPr>
+                <w:rFonts w:ascii="Calibri" w:eastAsia="Times New Roman" w:hAnsi="Calibri" w:cs="Calibri"/>
+                <w:color w:val="000000"/>
+                <w:sz w:val="20"/>
+                <w:szCs w:val="20"/>
+                <w:lang w:val="en-IE" w:eastAsia="en-GB"/>
+              </w:rPr>
+              <w:t>In your reflection (~100 words), critically evaluate the AI output: what did you accept, modify, or reject — and why? Assess accuracy, relevance, and quality. You are responsible for verifying all AI-generated content before submitting.</w:t>
+            </w:r>
+          </w:p>
+        </w:tc>
+        <w:tc>
+          <w:tcPr>
+            <w:tcW w:w="2720" w:type="dxa"/>
+            <w:tcBorders>
+              <w:top w:val="nil"/>
+              <w:left w:val="nil"/>
+              <w:bottom w:val="nil"/>
+              <w:right w:val="single" w:sz="4" w:space="0" w:color="auto"/>
+            </w:tcBorders>
+            <w:vAlign w:val="bottom"/>
+            <w:hideMark/>
+          </w:tcPr>
+          <w:p>
+            <w:pPr>
+              <w:widowControl/>
+              <w:rPr>
+                <w:rFonts w:ascii="Calibri" w:eastAsia="Times New Roman" w:hAnsi="Calibri" w:cs="Calibri"/>
+                <w:color w:val="FF0000"/>
+                <w:sz w:val="17"/>
+                <w:szCs w:val="17"/>
+                <w:u w:val="single"/>
+                <w:lang w:val="en-GB" w:eastAsia="en-GB"/>
+              </w:rPr>
+            </w:pPr>
+            <w:ins w:id="4" w:author="Fiona O'Riordan" w:date="2026-10-13T09:39:00Z">
+              <w:del w:id="5" w:author="Fiona O'Riordan" w:date="2026-10-13T09:39:00Z">
+                <w:r>
+                  <w:rPr>
+                    <w:rFonts w:ascii="Calibri" w:eastAsia="Times New Roman" w:hAnsi="Calibri" w:cs="Calibri"/>
+                    <w:strike/>
+                    <w:color w:val="FF0000"/>
+                    <w:sz w:val="17"/>
+                    <w:szCs w:val="17"/>
+                    <w:u w:val="single"/>
+                    <w:lang w:val="en-IE" w:eastAsia="en-GB"/>
+                  </w:rPr>
+                  <w:delText>A reflection is required for this assessment. Approximately 100 words. Where AI output was factually wrong or misleading on this topic, say so specifically - identifying that is itself evidence of discernment.Include every prompt verbatim and the corresponding output, in Appendix A. Screenshots or exported chat links are both acceptable. Partial or paraphrased prompts are not.</w:delText>
+                </w:r>
+                <w:r>
+                  <w:rPr>
+                    <w:rFonts w:ascii="Calibri" w:eastAsia="Times New Roman" w:hAnsi="Calibri" w:cs="Calibri"/>
+                    <w:strike/>
+                    <w:color w:val="FF0000"/>
+                    <w:sz w:val="17"/>
+                    <w:szCs w:val="17"/>
+                    <w:lang w:val="en-IE" w:eastAsia="en-GB"/>
+                  </w:rPr>
+                  <w:delText>[Lecturer expectations - see assessment brief template]</w:delText>
+                </w:r>
+                <w:r>
+                  <w:rPr>
+                    <w:rFonts w:ascii="Calibri" w:eastAsia="Times New Roman" w:hAnsi="Calibri" w:cs="Calibri"/>
+                    <w:color w:val="000000"/>
+                    <w:lang w:val="en-IE" w:eastAsia="en-GB"/>
+                  </w:rPr>
+                  <w:delText xml:space="preserve">     </w:delText>
+                </w:r>
+              </w:del>
+            </w:ins>
+          </w:p>
+        </w:tc>
+        <w:tc>
+          <w:tcPr>
+            <w:tcW w:w="1760" w:type="dxa"/>
+            <w:tcBorders>
+              <w:top w:val="nil"/>
+              <w:left w:val="nil"/>
+              <w:bottom w:val="single" w:sz="4" w:space="0" w:color="auto"/>
+              <w:right w:val="single" w:sz="4" w:space="0" w:color="auto"/>
+            </w:tcBorders>
+            <w:noWrap/>
+            <w:hideMark/>
+          </w:tcPr>
+          <w:p>
+            <w:pPr>
+              <w:widowControl/>
+              <w:rPr>
+                <w:rFonts w:ascii="Calibri" w:eastAsia="Times New Roman" w:hAnsi="Calibri" w:cs="Calibri"/>
+                <w:color w:val="000000"/>
+                <w:lang w:val="en-GB" w:eastAsia="en-GB"/>
+              </w:rPr>
+            </w:pPr>
+            <w:r>
+              <w:rPr>
+                <w:rFonts w:ascii="Calibri" w:eastAsia="Times New Roman" w:hAnsi="Calibri" w:cs="Calibri"/>
+                <w:color w:val="000000"/>
+                <w:lang w:val="en-GB" w:eastAsia="en-GB"/>
+              </w:rPr>
+              <w:t>AI not used</w:t>
+            </w:r>
+          </w:p>
+        </w:tc>
+      </w:tr>
+      <w:tr>
+        <w:trPr>
+          <w:trHeight w:val="288"/>
+        </w:trPr>
+        <w:tc>
+          <w:tcPr>
+            <w:tcW w:w="1940" w:type="dxa"/>
+            <w:tcBorders>
+              <w:top w:val="nil"/>
+              <w:left w:val="single" w:sz="4" w:space="0" w:color="auto"/>
+              <w:bottom w:val="nil"/>
+              <w:right w:val="single" w:sz="4" w:space="0" w:color="auto"/>
+            </w:tcBorders>
+            <w:noWrap/>
+            <w:vAlign w:val="center"/>
+            <w:hideMark/>
+          </w:tcPr>
+          <w:p>
+            <w:pPr>
+              <w:widowControl/>
+              <w:rPr>
+                <w:rFonts w:ascii="Calibri" w:eastAsia="Times New Roman" w:hAnsi="Calibri" w:cs="Calibri"/>
+                <w:b/>
+                <w:bCs/>
+                <w:color w:val="000000"/>
+                <w:sz w:val="20"/>
+                <w:szCs w:val="20"/>
+                <w:lang w:val="en-GB" w:eastAsia="en-GB"/>
+              </w:rPr>
+            </w:pPr>
+            <w:r>
+              <w:rPr>
+                <w:rFonts w:ascii="Calibri" w:eastAsia="Times New Roman" w:hAnsi="Calibri" w:cs="Calibri"/>
+                <w:b/>
+                <w:bCs/>
+                <w:color w:val="000000"/>
+                <w:sz w:val="20"/>
+                <w:szCs w:val="20"/>
+                <w:lang w:val="en-IE" w:eastAsia="en-GB"/>
+              </w:rPr>
+              <w:lastRenderedPageBreak/>
+              <w:t>Diligence</w:t>
+            </w:r>
+          </w:p>
+        </w:tc>
+        <w:tc>
+          <w:tcPr>
+            <w:tcW w:w="2620" w:type="dxa"/>
+            <w:tcBorders>
+              <w:top w:val="nil"/>
+              <w:left w:val="nil"/>
+              <w:bottom w:val="nil"/>
+              <w:right w:val="nil"/>
+            </w:tcBorders>
+            <w:noWrap/>
+            <w:vAlign w:val="bottom"/>
+            <w:hideMark/>
+          </w:tcPr>
+          <w:p>
+            <w:pPr>
+              <w:widowControl/>
+              <w:rPr>
+                <w:rFonts w:ascii="Aptos Narrow" w:eastAsia="Times New Roman" w:hAnsi="Aptos Narrow" w:cs="Times New Roman"/>
+                <w:color w:val="000000"/>
+                <w:lang w:val="en-GB" w:eastAsia="en-GB"/>
+              </w:rPr>
+            </w:pPr>
+            <w:r>
+              <w:rPr>
+                <w:rFonts w:ascii="Aptos Narrow" w:eastAsia="Times New Roman" w:hAnsi="Aptos Narrow" w:cs="Times New Roman"/>
+                <w:color w:val="000000"/>
+                <w:lang w:val="en-IE" w:eastAsia="en-GB"/>
+              </w:rPr>
+              <w:t> </w:t>
+            </w:r>
+          </w:p>
+        </w:tc>
+        <w:tc>
+          <w:tcPr>
+            <w:tcW w:w="2720" w:type="dxa"/>
+            <w:tcBorders>
+              <w:top w:val="single" w:sz="4" w:space="0" w:color="auto"/>
+              <w:left w:val="single" w:sz="4" w:space="0" w:color="auto"/>
+              <w:bottom w:val="nil"/>
+              <w:right w:val="single" w:sz="4" w:space="0" w:color="auto"/>
+            </w:tcBorders>
+            <w:noWrap/>
+            <w:vAlign w:val="bottom"/>
+            <w:hideMark/>
+          </w:tcPr>
+          <w:p>
+            <w:pPr>
+              <w:widowControl/>
+              <w:rPr>
+                <w:rFonts w:ascii="Aptos Narrow" w:eastAsia="Times New Roman" w:hAnsi="Aptos Narrow" w:cs="Times New Roman"/>
+                <w:color w:val="000000"/>
+                <w:lang w:val="en-GB" w:eastAsia="en-GB"/>
+              </w:rPr>
+            </w:pPr>
+            <w:r>
+              <w:rPr>
+                <w:rFonts w:ascii="Aptos Narrow" w:eastAsia="Times New Roman" w:hAnsi="Aptos Narrow" w:cs="Times New Roman"/>
+                <w:color w:val="000000"/>
+                <w:lang w:val="en-GB" w:eastAsia="en-GB"/>
+              </w:rPr>
+              <w:t> </w:t>
+            </w:r>
+          </w:p>
+        </w:tc>
+        <w:tc>
+          <w:tcPr>
+            <w:tcW w:w="1760" w:type="dxa"/>
+            <w:tcBorders>
+              <w:top w:val="nil"/>
+              <w:left w:val="nil"/>
+              <w:bottom w:val="nil"/>
+              <w:right w:val="single" w:sz="4" w:space="0" w:color="auto"/>
+            </w:tcBorders>
+            <w:noWrap/>
+            <w:vAlign w:val="bottom"/>
+            <w:hideMark/>
+          </w:tcPr>
+          <w:p>
+            <w:pPr>
+              <w:widowControl/>
+              <w:rPr>
+                <w:rFonts w:ascii="Calibri" w:eastAsia="Times New Roman" w:hAnsi="Calibri" w:cs="Calibri"/>
+                <w:color w:val="000000"/>
+                <w:lang w:val="en-GB" w:eastAsia="en-GB"/>
+              </w:rPr>
+            </w:pPr>
+            <w:r>
+              <w:rPr>
+                <w:rFonts w:ascii="Calibri" w:eastAsia="Times New Roman" w:hAnsi="Calibri" w:cs="Calibri"/>
+                <w:color w:val="000000"/>
+                <w:lang w:val="en-IE" w:eastAsia="en-GB"/>
+              </w:rPr>
+              <w:t> </w:t>
+            </w:r>
+          </w:p>
+        </w:tc>
+      </w:tr>
+      <w:tr>
+        <w:trPr>
+          <w:trHeight w:val="2052"/>
+        </w:trPr>
+        <w:tc>
+          <w:tcPr>
+            <w:tcW w:w="1940" w:type="dxa"/>
+            <w:tcBorders>
+              <w:top w:val="nil"/>
+              <w:left w:val="single" w:sz="4" w:space="0" w:color="auto"/>
+              <w:bottom w:val="single" w:sz="4" w:space="0" w:color="auto"/>
+              <w:right w:val="single" w:sz="4" w:space="0" w:color="auto"/>
+            </w:tcBorders>
+            <w:hideMark/>
+          </w:tcPr>
+          <w:p>
+            <w:pPr>
+              <w:widowControl/>
+              <w:rPr>
+                <w:rFonts w:ascii="Calibri" w:eastAsia="Times New Roman" w:hAnsi="Calibri" w:cs="Calibri"/>
+                <w:i/>
+                <w:iCs/>
+                <w:color w:val="000000"/>
+                <w:sz w:val="20"/>
+                <w:szCs w:val="20"/>
+                <w:lang w:val="en-GB" w:eastAsia="en-GB"/>
+              </w:rPr>
+            </w:pPr>
+            <w:r>
+              <w:rPr>
+                <w:rFonts w:ascii="Calibri" w:eastAsia="Times New Roman" w:hAnsi="Calibri" w:cs="Calibri"/>
+                <w:i/>
+                <w:iCs/>
+                <w:color w:val="000000"/>
+                <w:sz w:val="20"/>
+                <w:szCs w:val="20"/>
+                <w:lang w:val="en-IE" w:eastAsia="en-GB"/>
+              </w:rPr>
+              <w:t>Responsibility for your AI use</w:t>
+            </w:r>
+          </w:p>
+        </w:tc>
+        <w:tc>
+          <w:tcPr>
+            <w:tcW w:w="2620" w:type="dxa"/>
+            <w:tcBorders>
+              <w:top w:val="nil"/>
+              <w:left w:val="nil"/>
+              <w:bottom w:val="single" w:sz="4" w:space="0" w:color="auto"/>
+              <w:right w:val="nil"/>
+            </w:tcBorders>
+            <w:hideMark/>
+          </w:tcPr>
+          <w:p>
+            <w:pPr>
+              <w:widowControl/>
+              <w:rPr>
+                <w:rFonts w:ascii="Calibri" w:eastAsia="Times New Roman" w:hAnsi="Calibri" w:cs="Calibri"/>
+                <w:color w:val="000000"/>
+                <w:sz w:val="20"/>
+                <w:szCs w:val="20"/>
+                <w:lang w:val="en-GB" w:eastAsia="en-GB"/>
+              </w:rPr>
+            </w:pPr>
+            <w:r>
+              <w:rPr>
+                <w:rFonts w:ascii="Calibri" w:eastAsia="Times New Roman" w:hAnsi="Calibri" w:cs="Calibri"/>
+                <w:color w:val="000000"/>
+                <w:sz w:val="20"/>
+                <w:szCs w:val="20"/>
+                <w:lang w:val="en-IE" w:eastAsia="en-GB"/>
+              </w:rPr>
+              <w:t xml:space="preserve">Declare all AI tools used and cite them here. Briefly outline (~100 words) how you considered data protection, copyright, and ethical responsibilities when choosing what </w:t>
+            </w:r>
+          </w:p>
+        </w:tc>
+        <w:tc>
+          <w:tcPr>
+            <w:tcW w:w="2720" w:type="dxa"/>
+            <w:tcBorders>
+              <w:top w:val="nil"/>
+              <w:left w:val="single" w:sz="4" w:space="0" w:color="auto"/>
+              <w:bottom w:val="single" w:sz="4" w:space="0" w:color="auto"/>
+              <w:right w:val="single" w:sz="4" w:space="0" w:color="auto"/>
+            </w:tcBorders>
+            <w:vAlign w:val="center"/>
+            <w:hideMark/>
+          </w:tcPr>
+          <w:p>
+            <w:pPr>
+              <w:widowControl/>
+              <w:rPr>
+                <w:rFonts w:ascii="Calibri" w:eastAsia="Times New Roman" w:hAnsi="Calibri" w:cs="Calibri"/>
+                <w:color w:val="548DD4" w:themeColor="text2" w:themeTint="99"/>
+                <w:sz w:val="17"/>
+                <w:szCs w:val="17"/>
+                <w:u w:val="single"/>
+                <w:lang w:val="en-GB" w:eastAsia="en-GB"/>
+              </w:rPr>
+            </w:pPr>
+            <w:r>
+              <w:rPr>
+                <w:rFonts w:ascii="Calibri" w:eastAsia="Times New Roman" w:hAnsi="Calibri" w:cs="Calibri"/>
+                <w:strike/>
+                <w:color w:val="4F81BD" w:themeColor="accent1"/>
+                <w:sz w:val="17"/>
+                <w:szCs w:val="17"/>
+                <w:u w:val="single"/>
+                <w:lang w:val="en-GB" w:eastAsia="en-GB"/>
+              </w:rPr>
+              <w:t xml:space="preserve">Required, approximately 100 words. Address specifically: whether anything you uploaded was personal data or otherwise restricted, the provenance of any material you supplied to the tool, and how you satisfied yourself that claims traced back to a real </w:t>
+            </w:r>
+            <w:proofErr w:type="spellStart"/>
+            <w:r>
+              <w:rPr>
+                <w:rFonts w:ascii="Calibri" w:eastAsia="Times New Roman" w:hAnsi="Calibri" w:cs="Calibri"/>
+                <w:strike/>
+                <w:color w:val="4F81BD" w:themeColor="accent1"/>
+                <w:sz w:val="17"/>
+                <w:szCs w:val="17"/>
+                <w:u w:val="single"/>
+                <w:lang w:val="en-GB" w:eastAsia="en-GB"/>
+              </w:rPr>
+              <w:t>source.A</w:t>
+            </w:r>
+            <w:proofErr w:type="spellEnd"/>
+            <w:r>
+              <w:rPr>
+                <w:rFonts w:ascii="Calibri" w:eastAsia="Times New Roman" w:hAnsi="Calibri" w:cs="Calibri"/>
+                <w:strike/>
+                <w:color w:val="4F81BD" w:themeColor="accent1"/>
+                <w:sz w:val="17"/>
+                <w:szCs w:val="17"/>
+                <w:u w:val="single"/>
+                <w:lang w:val="en-GB" w:eastAsia="en-GB"/>
+              </w:rPr>
+              <w:t xml:space="preserve"> reflection is required for this assessment. Approximately 100 words</w:t>
+            </w:r>
+          </w:p>
+        </w:tc>
+        <w:tc>
+          <w:tcPr>
+            <w:tcW w:w="1760" w:type="dxa"/>
+            <w:tcBorders>
+              <w:top w:val="nil"/>
+              <w:left w:val="nil"/>
+              <w:bottom w:val="single" w:sz="4" w:space="0" w:color="auto"/>
+              <w:right w:val="single" w:sz="4" w:space="0" w:color="auto"/>
+            </w:tcBorders>
+            <w:noWrap/>
+            <w:hideMark/>
+          </w:tcPr>
+          <w:p>
+            <w:pPr>
+              <w:widowControl/>
+              <w:rPr>
+                <w:rFonts w:ascii="Calibri" w:eastAsia="Times New Roman" w:hAnsi="Calibri" w:cs="Calibri"/>
+                <w:color w:val="000000"/>
+                <w:lang w:val="en-GB" w:eastAsia="en-GB"/>
+              </w:rPr>
+            </w:pPr>
+            <w:r>
+              <w:rPr>
+                <w:rFonts w:ascii="Calibri" w:eastAsia="Times New Roman" w:hAnsi="Calibri" w:cs="Calibri"/>
+                <w:color w:val="000000"/>
+                <w:lang w:val="en-GB" w:eastAsia="en-GB"/>
+              </w:rPr>
+              <w:t>AI not used</w:t>
+            </w:r>
+          </w:p>
+        </w:tc>
+      </w:tr>
+    </w:tbl>
     <w:p>
       <w:pPr>
         <w:rPr>
@@ -6490,14 +8397,13 @@
           <w:lang w:val="en-US"/>
         </w:rPr>
       </w:pPr>
-    </w:p>
-    <w:p>
-      <w:pPr>
+      <w:r>
         <w:rPr>
           <w:rFonts w:asciiTheme="minorHAnsi" w:eastAsiaTheme="majorEastAsia" w:hAnsiTheme="minorHAnsi" w:cstheme="minorHAnsi"/>
           <w:lang w:val="en-US"/>
         </w:rPr>
-      </w:pPr>
+        <w:t xml:space="preserve">                                                                                                                                                                                       </w:t>
+      </w:r>
     </w:p>
     <w:p>
       <w:pPr>
@@ -6670,7 +8576,21 @@
           <w:rFonts w:asciiTheme="minorHAnsi" w:eastAsiaTheme="majorEastAsia" w:hAnsiTheme="minorHAnsi" w:cstheme="minorHAnsi"/>
           <w:lang w:val="en-US"/>
         </w:rPr>
-        <w:t xml:space="preserve">                                                                                                                                                                                       12</w:t>
+        <w:t xml:space="preserve">                                                                                                                                                                                       </w:t>
+      </w:r>
+      <w:r>
+        <w:rPr>
+          <w:rFonts w:asciiTheme="minorHAnsi" w:eastAsiaTheme="majorEastAsia" w:hAnsiTheme="minorHAnsi" w:cstheme="minorHAnsi"/>
+          <w:lang w:val="en-US"/>
+        </w:rPr>
+        <w:t>1</w:t>
+      </w:r>
+      <w:r>
+        <w:rPr>
+          <w:rFonts w:asciiTheme="minorHAnsi" w:eastAsiaTheme="majorEastAsia" w:hAnsiTheme="minorHAnsi" w:cstheme="minorHAnsi"/>
+          <w:lang w:val="en-US"/>
+        </w:rPr>
+        <w:t>3</w:t>
       </w:r>
       <w:r>
         <w:rPr>
@@ -7039,6 +8959,92 @@
     </w:lvl>
   </w:abstractNum>
   <w:abstractNum w:abstractNumId="3" w15:restartNumberingAfterBreak="0">
+    <w:nsid w:val="71D5517D"/>
+    <w:multiLevelType w:val="hybridMultilevel"/>
+    <w:tmpl w:val="040C9F96"/>
+    <w:lvl w:ilvl="0" w:tplc="1809000F">
+      <w:start w:val="1"/>
+      <w:numFmt w:val="decimal"/>
+      <w:lvlText w:val="%1."/>
+      <w:lvlJc w:val="left"/>
+      <w:pPr>
+        <w:ind w:left="720" w:hanging="360"/>
+      </w:pPr>
+    </w:lvl>
+    <w:lvl w:ilvl="1" w:tplc="18090019" w:tentative="1">
+      <w:start w:val="1"/>
+      <w:numFmt w:val="lowerLetter"/>
+      <w:lvlText w:val="%2."/>
+      <w:lvlJc w:val="left"/>
+      <w:pPr>
+        <w:ind w:left="1440" w:hanging="360"/>
+      </w:pPr>
+    </w:lvl>
+    <w:lvl w:ilvl="2" w:tplc="1809001B" w:tentative="1">
+      <w:start w:val="1"/>
+      <w:numFmt w:val="lowerRoman"/>
+      <w:lvlText w:val="%3."/>
+      <w:lvlJc w:val="right"/>
+      <w:pPr>
+        <w:ind w:left="2160" w:hanging="180"/>
+      </w:pPr>
+    </w:lvl>
+    <w:lvl w:ilvl="3" w:tplc="1809000F" w:tentative="1">
+      <w:start w:val="1"/>
+      <w:numFmt w:val="decimal"/>
+      <w:lvlText w:val="%4."/>
+      <w:lvlJc w:val="left"/>
+      <w:pPr>
+        <w:ind w:left="2880" w:hanging="360"/>
+      </w:pPr>
+    </w:lvl>
+    <w:lvl w:ilvl="4" w:tplc="18090019" w:tentative="1">
+      <w:start w:val="1"/>
+      <w:numFmt w:val="lowerLetter"/>
+      <w:lvlText w:val="%5."/>
+      <w:lvlJc w:val="left"/>
+      <w:pPr>
+        <w:ind w:left="3600" w:hanging="360"/>
+      </w:pPr>
+    </w:lvl>
+    <w:lvl w:ilvl="5" w:tplc="1809001B" w:tentative="1">
+      <w:start w:val="1"/>
+      <w:numFmt w:val="lowerRoman"/>
+      <w:lvlText w:val="%6."/>
+      <w:lvlJc w:val="right"/>
+      <w:pPr>
+        <w:ind w:left="4320" w:hanging="180"/>
+      </w:pPr>
+    </w:lvl>
+    <w:lvl w:ilvl="6" w:tplc="1809000F" w:tentative="1">
+      <w:start w:val="1"/>
+      <w:numFmt w:val="decimal"/>
+      <w:lvlText w:val="%7."/>
+      <w:lvlJc w:val="left"/>
+      <w:pPr>
+        <w:ind w:left="5040" w:hanging="360"/>
+      </w:pPr>
+    </w:lvl>
+    <w:lvl w:ilvl="7" w:tplc="18090019" w:tentative="1">
+      <w:start w:val="1"/>
+      <w:numFmt w:val="lowerLetter"/>
+      <w:lvlText w:val="%8."/>
+      <w:lvlJc w:val="left"/>
+      <w:pPr>
+        <w:ind w:left="5760" w:hanging="360"/>
+      </w:pPr>
+    </w:lvl>
+    <w:lvl w:ilvl="8" w:tplc="1809001B" w:tentative="1">
+      <w:start w:val="1"/>
+      <w:numFmt w:val="lowerRoman"/>
+      <w:lvlText w:val="%9."/>
+      <w:lvlJc w:val="right"/>
+      <w:pPr>
+        <w:ind w:left="6480" w:hanging="180"/>
+      </w:pPr>
+    </w:lvl>
+  </w:abstractNum>
+  <w:abstractNum w:abstractNumId="4" w15:restartNumberingAfterBreak="0">
     <w:nsid w:val="7E9912BC"/>
     <w:multiLevelType w:val="hybridMultilevel"/>
     <w:tmpl w:val="E57C80BC"/>
@@ -7154,13 +9160,16 @@
     <w:abstractNumId w:val="1"/>
   </w:num>
   <w:num w:numId="2" w16cid:durableId="1954897734">
-    <w:abstractNumId w:val="3"/>
+    <w:abstractNumId w:val="4"/>
   </w:num>
   <w:num w:numId="3" w16cid:durableId="442697990">
     <w:abstractNumId w:val="0"/>
   </w:num>
   <w:num w:numId="4" w16cid:durableId="1196430468">
     <w:abstractNumId w:val="2"/>
+  </w:num>
+  <w:num w:numId="5" w16cid:durableId="2017148511">
+    <w:abstractNumId w:val="3"/>
   </w:num>
 </w:numbering>
 </file>
@@ -7337,7 +9346,7 @@
     <w:lsdException w:name="Table Web 2" w:semiHidden="1" w:unhideWhenUsed="1"/>
     <w:lsdException w:name="Table Web 3" w:semiHidden="1" w:unhideWhenUsed="1"/>
     <w:lsdException w:name="Balloon Text" w:semiHidden="1" w:unhideWhenUsed="1"/>
-    <w:lsdException w:name="Table Grid" w:uiPriority="59"/>
+    <w:lsdException w:name="Table Grid" w:uiPriority="39"/>
     <w:lsdException w:name="Table Theme" w:semiHidden="1" w:unhideWhenUsed="1"/>
     <w:lsdException w:name="Placeholder Text" w:semiHidden="1"/>
     <w:lsdException w:name="No Spacing" w:uiPriority="1" w:qFormat="1"/>
@@ -7644,6 +9653,7 @@
   <w:style w:type="character" w:default="1" w:styleId="DefaultParagraphFont">
     <w:name w:val="Default Paragraph Font"/>
     <w:uiPriority w:val="1"/>
+    <w:semiHidden/>
     <w:unhideWhenUsed/>
   </w:style>
   <w:style w:type="table" w:default="1" w:styleId="TableNormal">
@@ -7890,6 +9900,30 @@
       <w:color w:val="800080" w:themeColor="followedHyperlink"/>
       <w:u w:val="single"/>
     </w:rPr>
+  </w:style>
+  <w:style w:type="table" w:styleId="TableGrid">
+    <w:name w:val="Table Grid"/>
+    <w:basedOn w:val="TableNormal"/>
+    <w:uiPriority w:val="39"/>
+    <w:rsid w:val="00BE5066"/>
+    <w:pPr>
+      <w:spacing w:after="0" w:line="240" w:lineRule="auto"/>
+    </w:pPr>
+    <w:rPr>
+      <w:kern w:val="2"/>
+      <w:lang w:val="en-IE"/>
+      <w14:ligatures w14:val="standardContextual"/>
+    </w:rPr>
+    <w:tblPr>
+      <w:tblBorders>
+        <w:top w:val="single" w:sz="4" w:space="0" w:color="auto"/>
+        <w:left w:val="single" w:sz="4" w:space="0" w:color="auto"/>
+        <w:bottom w:val="single" w:sz="4" w:space="0" w:color="auto"/>
+        <w:right w:val="single" w:sz="4" w:space="0" w:color="auto"/>
+        <w:insideH w:val="single" w:sz="4" w:space="0" w:color="auto"/>
+        <w:insideV w:val="single" w:sz="4" w:space="0" w:color="auto"/>
+      </w:tblBorders>
+    </w:tblPr>
   </w:style>
 </w:styles>
 </file>
